--- a/高中物理/高中物理同步/物理学史清单.docx
+++ b/高中物理/高中物理同步/物理学史清单.docx
@@ -1,6 +1,6 @@
 
 <file path=word/document.xml><?xml version="1.0" encoding="utf-8"?>
-<w:document xmlns:wpc="http://schemas.microsoft.com/office/word/2010/wordprocessingCanvas" xmlns:cx="http://schemas.microsoft.com/office/drawing/2014/chartex" xmlns:cx1="http://schemas.microsoft.com/office/drawing/2015/9/8/chartex" xmlns:cx2="http://schemas.microsoft.com/office/drawing/2015/10/21/chartex" xmlns:cx3="http://schemas.microsoft.com/office/drawing/2016/5/9/chartex" xmlns:cx4="http://schemas.microsoft.com/office/drawing/2016/5/10/chartex" xmlns:cx5="http://schemas.microsoft.com/office/drawing/2016/5/11/chartex" xmlns:cx6="http://schemas.microsoft.com/office/drawing/2016/5/12/chartex" xmlns:cx7="http://schemas.microsoft.com/office/drawing/2016/5/13/chartex" xmlns:cx8="http://schemas.microsoft.com/office/drawing/2016/5/14/chartex" xmlns:mc="http://schemas.openxmlformats.org/markup-compatibility/2006" xmlns:aink="http://schemas.microsoft.com/office/drawing/2016/ink" xmlns:am3d="http://schemas.microsoft.com/office/drawing/2017/model3d" xmlns:o="urn:schemas-microsoft-com:office:office" xmlns:r="http://schemas.openxmlformats.org/officeDocument/2006/relationships" xmlns:m="http://schemas.openxmlformats.org/officeDocument/2006/math" xmlns:v="urn:schemas-microsoft-com:vml" xmlns:wp14="http://schemas.microsoft.com/office/word/2010/wordprocessingDrawing" xmlns:wp="http://schemas.openxmlformats.org/drawingml/2006/wordprocessingDrawing" xmlns:w10="urn:schemas-microsoft-com:office:word" xmlns:w="http://schemas.openxmlformats.org/wordprocessingml/2006/main" xmlns:w14="http://schemas.microsoft.com/office/word/2010/wordml" xmlns:w15="http://schemas.microsoft.com/office/word/2012/wordml" xmlns:w16cex="http://schemas.microsoft.com/office/word/2018/wordml/cex" xmlns:w16cid="http://schemas.microsoft.com/office/word/2016/wordml/cid" xmlns:w16="http://schemas.microsoft.com/office/word/2018/wordml" xmlns:w16sdtdh="http://schemas.microsoft.com/office/word/2020/wordml/sdtdatahash" xmlns:w16se="http://schemas.microsoft.com/office/word/2015/wordml/symex" xmlns:wpg="http://schemas.microsoft.com/office/word/2010/wordprocessingGroup" xmlns:wpi="http://schemas.microsoft.com/office/word/2010/wordprocessingInk" xmlns:wne="http://schemas.microsoft.com/office/word/2006/wordml" xmlns:wps="http://schemas.microsoft.com/office/word/2010/wordprocessingShape" mc:Ignorable="w14 w15 w16se w16cid w16 w16cex w16sdtdh wp14">
+<w:document xmlns:wpc="http://schemas.microsoft.com/office/word/2010/wordprocessingCanvas" xmlns:cx="http://schemas.microsoft.com/office/drawing/2014/chartex" xmlns:cx1="http://schemas.microsoft.com/office/drawing/2015/9/8/chartex" xmlns:cx2="http://schemas.microsoft.com/office/drawing/2015/10/21/chartex" xmlns:cx3="http://schemas.microsoft.com/office/drawing/2016/5/9/chartex" xmlns:cx4="http://schemas.microsoft.com/office/drawing/2016/5/10/chartex" xmlns:cx5="http://schemas.microsoft.com/office/drawing/2016/5/11/chartex" xmlns:cx6="http://schemas.microsoft.com/office/drawing/2016/5/12/chartex" xmlns:cx7="http://schemas.microsoft.com/office/drawing/2016/5/13/chartex" xmlns:cx8="http://schemas.microsoft.com/office/drawing/2016/5/14/chartex" xmlns:mc="http://schemas.openxmlformats.org/markup-compatibility/2006" xmlns:aink="http://schemas.microsoft.com/office/drawing/2016/ink" xmlns:am3d="http://schemas.microsoft.com/office/drawing/2017/model3d" xmlns:o="urn:schemas-microsoft-com:office:office" xmlns:oel="http://schemas.microsoft.com/office/2019/extlst" xmlns:r="http://schemas.openxmlformats.org/officeDocument/2006/relationships" xmlns:m="http://schemas.openxmlformats.org/officeDocument/2006/math" xmlns:v="urn:schemas-microsoft-com:vml" xmlns:wp14="http://schemas.microsoft.com/office/word/2010/wordprocessingDrawing" xmlns:wp="http://schemas.openxmlformats.org/drawingml/2006/wordprocessingDrawing" xmlns:w10="urn:schemas-microsoft-com:office:word" xmlns:w="http://schemas.openxmlformats.org/wordprocessingml/2006/main" xmlns:w14="http://schemas.microsoft.com/office/word/2010/wordml" xmlns:w15="http://schemas.microsoft.com/office/word/2012/wordml" xmlns:w16cex="http://schemas.microsoft.com/office/word/2018/wordml/cex" xmlns:w16cid="http://schemas.microsoft.com/office/word/2016/wordml/cid" xmlns:w16="http://schemas.microsoft.com/office/word/2018/wordml" xmlns:w16sdtdh="http://schemas.microsoft.com/office/word/2020/wordml/sdtdatahash" xmlns:w16se="http://schemas.microsoft.com/office/word/2015/wordml/symex" xmlns:wpg="http://schemas.microsoft.com/office/word/2010/wordprocessingGroup" xmlns:wpi="http://schemas.microsoft.com/office/word/2010/wordprocessingInk" xmlns:wne="http://schemas.microsoft.com/office/word/2006/wordml" xmlns:wps="http://schemas.microsoft.com/office/word/2010/wordprocessingShape" mc:Ignorable="w14 w15 w16se w16cid w16 w16cex w16sdtdh wp14">
   <w:body>
     <w:p>
       <w:pPr>
@@ -146,7 +146,25 @@
           <w:sz w:val="21"/>
           <w:lang w:eastAsia="zh-CN"/>
         </w:rPr>
-        <w:t>【了解】低频拓展或教材未点名、按史实补注的条目；</w:t>
+        <w:t>【了解】低频拓展或教材未点名、按</w:t>
+      </w:r>
+      <w:proofErr w:type="gramStart"/>
+      <w:r>
+        <w:rPr>
+          <w:rFonts w:ascii="Times New Roman" w:eastAsia="宋体" w:hAnsi="Times New Roman"/>
+          <w:sz w:val="21"/>
+          <w:lang w:eastAsia="zh-CN"/>
+        </w:rPr>
+        <w:t>史实补注的</w:t>
+      </w:r>
+      <w:proofErr w:type="gramEnd"/>
+      <w:r>
+        <w:rPr>
+          <w:rFonts w:ascii="Times New Roman" w:eastAsia="宋体" w:hAnsi="Times New Roman"/>
+          <w:sz w:val="21"/>
+          <w:lang w:eastAsia="zh-CN"/>
+        </w:rPr>
+        <w:t>条目；</w:t>
       </w:r>
     </w:p>
     <w:p>
@@ -590,15 +608,7 @@
                 <w:sz w:val="21"/>
                 <w:lang w:eastAsia="zh-CN"/>
               </w:rPr>
-              <w:t>第</w:t>
-            </w:r>
-            <w:r>
-              <w:rPr>
-                <w:rFonts w:ascii="Times New Roman" w:eastAsia="宋体" w:hAnsi="Times New Roman"/>
-                <w:sz w:val="21"/>
-                <w:lang w:eastAsia="zh-CN"/>
-              </w:rPr>
-              <w:t>八章</w:t>
+              <w:t>第八章</w:t>
             </w:r>
             <w:r>
               <w:rPr>
@@ -1650,21 +1660,49 @@
         </w:rPr>
         <w:t>（必修一</w:t>
       </w:r>
-      <w:r>
-        <w:rPr>
-          <w:rFonts w:ascii="Times New Roman" w:eastAsia="宋体" w:hAnsi="Times New Roman"/>
-          <w:sz w:val="21"/>
-          <w:lang w:eastAsia="zh-CN"/>
-        </w:rPr>
-        <w:t>2.4</w:t>
-      </w:r>
-      <w:r>
-        <w:rPr>
-          <w:rFonts w:ascii="Times New Roman" w:eastAsia="宋体" w:hAnsi="Times New Roman"/>
-          <w:sz w:val="21"/>
-          <w:lang w:eastAsia="zh-CN"/>
-        </w:rPr>
-        <w:t>节、序言）。本章理解参考系、理想模型和测量思想即可，不宜把某个运动学量简单归为某一人的「发明」。</w:t>
+      <w:proofErr w:type="gramStart"/>
+      <w:r>
+        <w:rPr>
+          <w:rFonts w:ascii="Times New Roman" w:eastAsia="宋体" w:hAnsi="Times New Roman"/>
+          <w:sz w:val="21"/>
+          <w:lang w:eastAsia="zh-CN"/>
+        </w:rPr>
+        <w:t>2</w:t>
+      </w:r>
+      <w:proofErr w:type="gramEnd"/>
+      <w:r>
+        <w:rPr>
+          <w:rFonts w:ascii="Times New Roman" w:eastAsia="宋体" w:hAnsi="Times New Roman"/>
+          <w:sz w:val="21"/>
+          <w:lang w:eastAsia="zh-CN"/>
+        </w:rPr>
+        <w:t>.4</w:t>
+      </w:r>
+      <w:r>
+        <w:rPr>
+          <w:rFonts w:ascii="Times New Roman" w:eastAsia="宋体" w:hAnsi="Times New Roman"/>
+          <w:sz w:val="21"/>
+          <w:lang w:eastAsia="zh-CN"/>
+        </w:rPr>
+        <w:t>节、序言）。本章理解参考系、理想模型和测量思想即可，不宜把某个运动学</w:t>
+      </w:r>
+      <w:proofErr w:type="gramStart"/>
+      <w:r>
+        <w:rPr>
+          <w:rFonts w:ascii="Times New Roman" w:eastAsia="宋体" w:hAnsi="Times New Roman"/>
+          <w:sz w:val="21"/>
+          <w:lang w:eastAsia="zh-CN"/>
+        </w:rPr>
+        <w:t>量简单</w:t>
+      </w:r>
+      <w:proofErr w:type="gramEnd"/>
+      <w:r>
+        <w:rPr>
+          <w:rFonts w:ascii="Times New Roman" w:eastAsia="宋体" w:hAnsi="Times New Roman"/>
+          <w:sz w:val="21"/>
+          <w:lang w:eastAsia="zh-CN"/>
+        </w:rPr>
+        <w:t>归为某一人的「发明」。</w:t>
       </w:r>
     </w:p>
     <w:p>
@@ -1814,15 +1852,7 @@
           <w:sz w:val="21"/>
           <w:lang w:eastAsia="zh-CN"/>
         </w:rPr>
-        <w:t>匀变速直线运动的</w:t>
-      </w:r>
-      <w:r>
-        <w:rPr>
-          <w:rFonts w:ascii="Times New Roman" w:eastAsia="宋体" w:hAnsi="Times New Roman"/>
-          <w:sz w:val="21"/>
-          <w:lang w:eastAsia="zh-CN"/>
-        </w:rPr>
-        <w:t>速度与时间的关系；</w:t>
+        <w:t>匀变速直线运动的速度与时间的关系；</w:t>
       </w:r>
       <w:r>
         <w:rPr>
@@ -1995,13 +2025,23 @@
         </w:rPr>
         <w:t>（必修一</w:t>
       </w:r>
-      <w:r>
-        <w:rPr>
-          <w:rFonts w:ascii="Times New Roman" w:eastAsia="宋体" w:hAnsi="Times New Roman"/>
-          <w:sz w:val="21"/>
-          <w:lang w:eastAsia="zh-CN"/>
-        </w:rPr>
-        <w:t>2.4</w:t>
+      <w:proofErr w:type="gramStart"/>
+      <w:r>
+        <w:rPr>
+          <w:rFonts w:ascii="Times New Roman" w:eastAsia="宋体" w:hAnsi="Times New Roman"/>
+          <w:sz w:val="21"/>
+          <w:lang w:eastAsia="zh-CN"/>
+        </w:rPr>
+        <w:t>2</w:t>
+      </w:r>
+      <w:proofErr w:type="gramEnd"/>
+      <w:r>
+        <w:rPr>
+          <w:rFonts w:ascii="Times New Roman" w:eastAsia="宋体" w:hAnsi="Times New Roman"/>
+          <w:sz w:val="21"/>
+          <w:lang w:eastAsia="zh-CN"/>
+        </w:rPr>
+        <w:t>.4</w:t>
       </w:r>
       <w:r>
         <w:rPr>
@@ -2098,17 +2138,7 @@
           <w:u w:val="thick"/>
           <w:lang w:eastAsia="zh-CN"/>
         </w:rPr>
-        <w:t>近代力学创始</w:t>
-      </w:r>
-      <w:r>
-        <w:rPr>
-          <w:rFonts w:ascii="Times New Roman" w:eastAsia="宋体" w:hAnsi="Times New Roman"/>
-          <w:b/>
-          <w:sz w:val="21"/>
-          <w:u w:val="thick"/>
-          <w:lang w:eastAsia="zh-CN"/>
-        </w:rPr>
-        <w:t>人</w:t>
+        <w:t>近代力学创始人</w:t>
       </w:r>
       <w:r>
         <w:rPr>
@@ -2118,13 +2148,23 @@
         </w:rPr>
         <w:t>的地位（必修一</w:t>
       </w:r>
-      <w:r>
-        <w:rPr>
-          <w:rFonts w:ascii="Times New Roman" w:eastAsia="宋体" w:hAnsi="Times New Roman"/>
-          <w:sz w:val="21"/>
-          <w:lang w:eastAsia="zh-CN"/>
-        </w:rPr>
-        <w:t>2.4</w:t>
+      <w:proofErr w:type="gramStart"/>
+      <w:r>
+        <w:rPr>
+          <w:rFonts w:ascii="Times New Roman" w:eastAsia="宋体" w:hAnsi="Times New Roman"/>
+          <w:sz w:val="21"/>
+          <w:lang w:eastAsia="zh-CN"/>
+        </w:rPr>
+        <w:t>2</w:t>
+      </w:r>
+      <w:proofErr w:type="gramEnd"/>
+      <w:r>
+        <w:rPr>
+          <w:rFonts w:ascii="Times New Roman" w:eastAsia="宋体" w:hAnsi="Times New Roman"/>
+          <w:sz w:val="21"/>
+          <w:lang w:eastAsia="zh-CN"/>
+        </w:rPr>
+        <w:t>.4</w:t>
       </w:r>
       <w:r>
         <w:rPr>
@@ -2173,8 +2213,18 @@
           <w:sz w:val="21"/>
           <w:lang w:eastAsia="zh-CN"/>
         </w:rPr>
-        <w:t>「比萨斜塔同时释放两球」只是流传的传说，教材未提及；作答宜强调</w:t>
-      </w:r>
+        <w:t>「比萨斜塔同时释放两球」只是流传的传说，教材未提及；作答</w:t>
+      </w:r>
+      <w:proofErr w:type="gramStart"/>
+      <w:r>
+        <w:rPr>
+          <w:rFonts w:ascii="Times New Roman" w:eastAsia="宋体" w:hAnsi="Times New Roman"/>
+          <w:sz w:val="21"/>
+          <w:lang w:eastAsia="zh-CN"/>
+        </w:rPr>
+        <w:t>宜强调</w:t>
+      </w:r>
+      <w:proofErr w:type="gramEnd"/>
       <w:r>
         <w:rPr>
           <w:rFonts w:ascii="Times New Roman" w:eastAsia="宋体" w:hAnsi="Times New Roman"/>
@@ -2473,33 +2523,7 @@
             <w:u w:val="thick"/>
             <w:lang w:eastAsia="zh-CN"/>
           </w:rPr>
-          <m:t>F</m:t>
-        </m:r>
-        <m:r>
-          <m:rPr>
-            <m:sty m:val="bi"/>
-          </m:rPr>
-          <w:rPr>
-            <w:rFonts w:ascii="Cambria Math" w:hAnsi="Cambria Math"/>
-            <w:sz w:val="21"/>
-            <w:szCs w:val="21"/>
-            <w:u w:val="thick"/>
-            <w:lang w:eastAsia="zh-CN"/>
-          </w:rPr>
-          <m:t>=</m:t>
-        </m:r>
-        <m:r>
-          <m:rPr>
-            <m:sty m:val="bi"/>
-          </m:rPr>
-          <w:rPr>
-            <w:rFonts w:ascii="Cambria Math" w:hAnsi="Cambria Math"/>
-            <w:sz w:val="21"/>
-            <w:szCs w:val="21"/>
-            <w:u w:val="thick"/>
-            <w:lang w:eastAsia="zh-CN"/>
-          </w:rPr>
-          <m:t>kx</m:t>
+          <m:t>F=kx</m:t>
         </m:r>
       </m:oMath>
       <w:r>
@@ -2508,8 +2532,18 @@
           <w:sz w:val="21"/>
           <w:lang w:eastAsia="zh-CN"/>
         </w:rPr>
-        <w:t>，这个规律叫作</w:t>
-      </w:r>
+        <w:t>，这个规律</w:t>
+      </w:r>
+      <w:proofErr w:type="gramStart"/>
+      <w:r>
+        <w:rPr>
+          <w:rFonts w:ascii="Times New Roman" w:eastAsia="宋体" w:hAnsi="Times New Roman"/>
+          <w:sz w:val="21"/>
+          <w:lang w:eastAsia="zh-CN"/>
+        </w:rPr>
+        <w:t>叫作</w:t>
+      </w:r>
+      <w:proofErr w:type="gramEnd"/>
       <w:r>
         <w:rPr>
           <w:rFonts w:ascii="Times New Roman" w:eastAsia="宋体" w:hAnsi="Times New Roman"/>
@@ -2528,13 +2562,23 @@
         </w:rPr>
         <w:t>（必修一</w:t>
       </w:r>
-      <w:r>
-        <w:rPr>
-          <w:rFonts w:ascii="Times New Roman" w:eastAsia="宋体" w:hAnsi="Times New Roman"/>
-          <w:sz w:val="21"/>
-          <w:lang w:eastAsia="zh-CN"/>
-        </w:rPr>
-        <w:t>3.1</w:t>
+      <w:proofErr w:type="gramStart"/>
+      <w:r>
+        <w:rPr>
+          <w:rFonts w:ascii="Times New Roman" w:eastAsia="宋体" w:hAnsi="Times New Roman"/>
+          <w:sz w:val="21"/>
+          <w:lang w:eastAsia="zh-CN"/>
+        </w:rPr>
+        <w:t>3</w:t>
+      </w:r>
+      <w:proofErr w:type="gramEnd"/>
+      <w:r>
+        <w:rPr>
+          <w:rFonts w:ascii="Times New Roman" w:eastAsia="宋体" w:hAnsi="Times New Roman"/>
+          <w:sz w:val="21"/>
+          <w:lang w:eastAsia="zh-CN"/>
+        </w:rPr>
+        <w:t>.1</w:t>
       </w:r>
       <w:r>
         <w:rPr>
@@ -2631,13 +2675,23 @@
         </w:rPr>
         <w:t>（必修一</w:t>
       </w:r>
-      <w:r>
-        <w:rPr>
-          <w:rFonts w:ascii="Times New Roman" w:eastAsia="宋体" w:hAnsi="Times New Roman"/>
-          <w:sz w:val="21"/>
-          <w:lang w:eastAsia="zh-CN"/>
-        </w:rPr>
-        <w:t>3.3</w:t>
+      <w:proofErr w:type="gramStart"/>
+      <w:r>
+        <w:rPr>
+          <w:rFonts w:ascii="Times New Roman" w:eastAsia="宋体" w:hAnsi="Times New Roman"/>
+          <w:sz w:val="21"/>
+          <w:lang w:eastAsia="zh-CN"/>
+        </w:rPr>
+        <w:t>3</w:t>
+      </w:r>
+      <w:proofErr w:type="gramEnd"/>
+      <w:r>
+        <w:rPr>
+          <w:rFonts w:ascii="Times New Roman" w:eastAsia="宋体" w:hAnsi="Times New Roman"/>
+          <w:sz w:val="21"/>
+          <w:lang w:eastAsia="zh-CN"/>
+        </w:rPr>
+        <w:t>.3</w:t>
       </w:r>
       <w:r>
         <w:rPr>
@@ -2857,15 +2911,7 @@
           <w:sz w:val="21"/>
           <w:lang w:eastAsia="zh-CN"/>
         </w:rPr>
-        <w:t>历史主线｜亚里士多德把力看成维持运动的原因；伽利略的理想斜面实验指出运动不需要力来维持；笛卡儿补充直线与速度不变；牛顿最终统一为</w:t>
-      </w:r>
-      <w:r>
-        <w:rPr>
-          <w:rFonts w:ascii="Times New Roman" w:eastAsia="宋体" w:hAnsi="Times New Roman"/>
-          <w:sz w:val="21"/>
-          <w:lang w:eastAsia="zh-CN"/>
-        </w:rPr>
-        <w:t>运动定律。</w:t>
+        <w:t>历史主线｜亚里士多德把力看成维持运动的原因；伽利略的理想斜面实验指出运动不需要力来维持；笛卡儿补充直线与速度不变；牛顿最终统一为运动定律。</w:t>
       </w:r>
     </w:p>
     <w:p>
@@ -2972,13 +3018,23 @@
         </w:rPr>
         <w:t>的原因（必修一</w:t>
       </w:r>
-      <w:r>
-        <w:rPr>
-          <w:rFonts w:ascii="Times New Roman" w:eastAsia="宋体" w:hAnsi="Times New Roman"/>
-          <w:sz w:val="21"/>
-          <w:lang w:eastAsia="zh-CN"/>
-        </w:rPr>
-        <w:t>4.1</w:t>
+      <w:proofErr w:type="gramStart"/>
+      <w:r>
+        <w:rPr>
+          <w:rFonts w:ascii="Times New Roman" w:eastAsia="宋体" w:hAnsi="Times New Roman"/>
+          <w:sz w:val="21"/>
+          <w:lang w:eastAsia="zh-CN"/>
+        </w:rPr>
+        <w:t>4</w:t>
+      </w:r>
+      <w:proofErr w:type="gramEnd"/>
+      <w:r>
+        <w:rPr>
+          <w:rFonts w:ascii="Times New Roman" w:eastAsia="宋体" w:hAnsi="Times New Roman"/>
+          <w:sz w:val="21"/>
+          <w:lang w:eastAsia="zh-CN"/>
+        </w:rPr>
+        <w:t>.1</w:t>
       </w:r>
       <w:r>
         <w:rPr>
@@ -3063,15 +3119,43 @@
           <w:sz w:val="21"/>
           <w:lang w:eastAsia="zh-CN"/>
         </w:rPr>
-        <w:t>，为惯性定律的建立作出贡献（必修一</w:t>
-      </w:r>
-      <w:r>
-        <w:rPr>
-          <w:rFonts w:ascii="Times New Roman" w:eastAsia="宋体" w:hAnsi="Times New Roman"/>
-          <w:sz w:val="21"/>
-          <w:lang w:eastAsia="zh-CN"/>
-        </w:rPr>
-        <w:t>4.1</w:t>
+        <w:t>，为惯性定律的建立</w:t>
+      </w:r>
+      <w:proofErr w:type="gramStart"/>
+      <w:r>
+        <w:rPr>
+          <w:rFonts w:ascii="Times New Roman" w:eastAsia="宋体" w:hAnsi="Times New Roman"/>
+          <w:sz w:val="21"/>
+          <w:lang w:eastAsia="zh-CN"/>
+        </w:rPr>
+        <w:t>作出</w:t>
+      </w:r>
+      <w:proofErr w:type="gramEnd"/>
+      <w:r>
+        <w:rPr>
+          <w:rFonts w:ascii="Times New Roman" w:eastAsia="宋体" w:hAnsi="Times New Roman"/>
+          <w:sz w:val="21"/>
+          <w:lang w:eastAsia="zh-CN"/>
+        </w:rPr>
+        <w:t>贡献（必修一</w:t>
+      </w:r>
+      <w:proofErr w:type="gramStart"/>
+      <w:r>
+        <w:rPr>
+          <w:rFonts w:ascii="Times New Roman" w:eastAsia="宋体" w:hAnsi="Times New Roman"/>
+          <w:sz w:val="21"/>
+          <w:lang w:eastAsia="zh-CN"/>
+        </w:rPr>
+        <w:t>4</w:t>
+      </w:r>
+      <w:proofErr w:type="gramEnd"/>
+      <w:r>
+        <w:rPr>
+          <w:rFonts w:ascii="Times New Roman" w:eastAsia="宋体" w:hAnsi="Times New Roman"/>
+          <w:sz w:val="21"/>
+          <w:lang w:eastAsia="zh-CN"/>
+        </w:rPr>
+        <w:t>.1</w:t>
       </w:r>
       <w:r>
         <w:rPr>
@@ -3176,7 +3260,25 @@
           <w:sz w:val="21"/>
           <w:lang w:eastAsia="zh-CN"/>
         </w:rPr>
-        <w:t>，建立经典力学体系（必修一序言）。</w:t>
+        <w:t>，建立经典力学体系（必修</w:t>
+      </w:r>
+      <w:proofErr w:type="gramStart"/>
+      <w:r>
+        <w:rPr>
+          <w:rFonts w:ascii="Times New Roman" w:eastAsia="宋体" w:hAnsi="Times New Roman"/>
+          <w:sz w:val="21"/>
+          <w:lang w:eastAsia="zh-CN"/>
+        </w:rPr>
+        <w:t>一</w:t>
+      </w:r>
+      <w:proofErr w:type="gramEnd"/>
+      <w:r>
+        <w:rPr>
+          <w:rFonts w:ascii="Times New Roman" w:eastAsia="宋体" w:hAnsi="Times New Roman"/>
+          <w:sz w:val="21"/>
+          <w:lang w:eastAsia="zh-CN"/>
+        </w:rPr>
+        <w:t>序言）。</w:t>
       </w:r>
     </w:p>
     <w:p>
@@ -3273,13 +3375,23 @@
         </w:rPr>
         <w:t>（详见必修二</w:t>
       </w:r>
-      <w:r>
-        <w:rPr>
-          <w:rFonts w:ascii="Times New Roman" w:eastAsia="宋体" w:hAnsi="Times New Roman"/>
-          <w:sz w:val="21"/>
-          <w:lang w:eastAsia="zh-CN"/>
-        </w:rPr>
-        <w:t>7.5</w:t>
+      <w:proofErr w:type="gramStart"/>
+      <w:r>
+        <w:rPr>
+          <w:rFonts w:ascii="Times New Roman" w:eastAsia="宋体" w:hAnsi="Times New Roman"/>
+          <w:sz w:val="21"/>
+          <w:lang w:eastAsia="zh-CN"/>
+        </w:rPr>
+        <w:t>7</w:t>
+      </w:r>
+      <w:proofErr w:type="gramEnd"/>
+      <w:r>
+        <w:rPr>
+          <w:rFonts w:ascii="Times New Roman" w:eastAsia="宋体" w:hAnsi="Times New Roman"/>
+          <w:sz w:val="21"/>
+          <w:lang w:eastAsia="zh-CN"/>
+        </w:rPr>
+        <w:t>.5</w:t>
       </w:r>
       <w:r>
         <w:rPr>
@@ -3541,13 +3653,23 @@
         </w:rPr>
         <w:t>（史实，教材必修二</w:t>
       </w:r>
-      <w:r>
-        <w:rPr>
-          <w:rFonts w:ascii="Times New Roman" w:eastAsia="宋体" w:hAnsi="Times New Roman"/>
-          <w:sz w:val="21"/>
-          <w:lang w:eastAsia="zh-CN"/>
-        </w:rPr>
-        <w:t>5.4</w:t>
+      <w:proofErr w:type="gramStart"/>
+      <w:r>
+        <w:rPr>
+          <w:rFonts w:ascii="Times New Roman" w:eastAsia="宋体" w:hAnsi="Times New Roman"/>
+          <w:sz w:val="21"/>
+          <w:lang w:eastAsia="zh-CN"/>
+        </w:rPr>
+        <w:t>5</w:t>
+      </w:r>
+      <w:proofErr w:type="gramEnd"/>
+      <w:r>
+        <w:rPr>
+          <w:rFonts w:ascii="Times New Roman" w:eastAsia="宋体" w:hAnsi="Times New Roman"/>
+          <w:sz w:val="21"/>
+          <w:lang w:eastAsia="zh-CN"/>
+        </w:rPr>
+        <w:t>.4</w:t>
       </w:r>
       <w:r>
         <w:rPr>
@@ -3632,7 +3754,25 @@
           <w:sz w:val="21"/>
           <w:lang w:eastAsia="zh-CN"/>
         </w:rPr>
-        <w:t>实验展示分运动与合运动的</w:t>
+        <w:t>实验</w:t>
+      </w:r>
+      <w:proofErr w:type="gramStart"/>
+      <w:r>
+        <w:rPr>
+          <w:rFonts w:ascii="Times New Roman" w:eastAsia="宋体" w:hAnsi="Times New Roman"/>
+          <w:sz w:val="21"/>
+          <w:lang w:eastAsia="zh-CN"/>
+        </w:rPr>
+        <w:t>展示分</w:t>
+      </w:r>
+      <w:proofErr w:type="gramEnd"/>
+      <w:r>
+        <w:rPr>
+          <w:rFonts w:ascii="Times New Roman" w:eastAsia="宋体" w:hAnsi="Times New Roman"/>
+          <w:sz w:val="21"/>
+          <w:lang w:eastAsia="zh-CN"/>
+        </w:rPr>
+        <w:t>运动与合运动的</w:t>
       </w:r>
       <w:r>
         <w:rPr>
@@ -3652,13 +3792,23 @@
         </w:rPr>
         <w:t>（必修二</w:t>
       </w:r>
-      <w:r>
-        <w:rPr>
-          <w:rFonts w:ascii="Times New Roman" w:eastAsia="宋体" w:hAnsi="Times New Roman"/>
-          <w:sz w:val="21"/>
-          <w:lang w:eastAsia="zh-CN"/>
-        </w:rPr>
-        <w:t>5.2</w:t>
+      <w:proofErr w:type="gramStart"/>
+      <w:r>
+        <w:rPr>
+          <w:rFonts w:ascii="Times New Roman" w:eastAsia="宋体" w:hAnsi="Times New Roman"/>
+          <w:sz w:val="21"/>
+          <w:lang w:eastAsia="zh-CN"/>
+        </w:rPr>
+        <w:t>5</w:t>
+      </w:r>
+      <w:proofErr w:type="gramEnd"/>
+      <w:r>
+        <w:rPr>
+          <w:rFonts w:ascii="Times New Roman" w:eastAsia="宋体" w:hAnsi="Times New Roman"/>
+          <w:sz w:val="21"/>
+          <w:lang w:eastAsia="zh-CN"/>
+        </w:rPr>
+        <w:t>.2</w:t>
       </w:r>
       <w:r>
         <w:rPr>
@@ -3992,15 +4142,7 @@
           <w:sz w:val="21"/>
           <w:lang w:eastAsia="zh-CN"/>
         </w:rPr>
-        <w:t>7.</w:t>
-      </w:r>
-      <w:r>
-        <w:rPr>
-          <w:rFonts w:ascii="Times New Roman" w:eastAsia="宋体" w:hAnsi="Times New Roman"/>
-          <w:sz w:val="21"/>
-          <w:lang w:eastAsia="zh-CN"/>
-        </w:rPr>
-        <w:t xml:space="preserve">3 </w:t>
+        <w:t xml:space="preserve">7.3 </w:t>
       </w:r>
       <w:r>
         <w:rPr>
@@ -4099,15 +4241,35 @@
           <w:u w:val="thick"/>
           <w:lang w:eastAsia="zh-CN"/>
         </w:rPr>
-        <w:t>托勒密</w:t>
-      </w:r>
-      <w:r>
-        <w:rPr>
-          <w:rFonts w:ascii="Times New Roman" w:eastAsia="宋体" w:hAnsi="Times New Roman"/>
-          <w:sz w:val="21"/>
-          <w:lang w:eastAsia="zh-CN"/>
-        </w:rPr>
-        <w:t>是地心体系的重要代表（公元</w:t>
+        <w:t>托</w:t>
+      </w:r>
+      <w:proofErr w:type="gramStart"/>
+      <w:r>
+        <w:rPr>
+          <w:rFonts w:ascii="Times New Roman" w:eastAsia="宋体" w:hAnsi="Times New Roman"/>
+          <w:b/>
+          <w:sz w:val="21"/>
+          <w:u w:val="thick"/>
+          <w:lang w:eastAsia="zh-CN"/>
+        </w:rPr>
+        <w:t>勒密</w:t>
+      </w:r>
+      <w:r>
+        <w:rPr>
+          <w:rFonts w:ascii="Times New Roman" w:eastAsia="宋体" w:hAnsi="Times New Roman"/>
+          <w:sz w:val="21"/>
+          <w:lang w:eastAsia="zh-CN"/>
+        </w:rPr>
+        <w:t>是地心体系</w:t>
+      </w:r>
+      <w:proofErr w:type="gramEnd"/>
+      <w:r>
+        <w:rPr>
+          <w:rFonts w:ascii="Times New Roman" w:eastAsia="宋体" w:hAnsi="Times New Roman"/>
+          <w:sz w:val="21"/>
+          <w:lang w:eastAsia="zh-CN"/>
+        </w:rPr>
+        <w:t>的重要代表（公元</w:t>
       </w:r>
       <w:r>
         <w:rPr>
@@ -4189,6 +4351,7 @@
         </w:rPr>
         <w:t>；丹麦天文学家</w:t>
       </w:r>
+      <w:proofErr w:type="gramStart"/>
       <w:r>
         <w:rPr>
           <w:rFonts w:ascii="Times New Roman" w:eastAsia="宋体" w:hAnsi="Times New Roman"/>
@@ -4205,7 +4368,16 @@
           <w:sz w:val="21"/>
           <w:lang w:eastAsia="zh-CN"/>
         </w:rPr>
-        <w:t>把天体位置测量的不确定性从</w:t>
+        <w:t>把天体</w:t>
+      </w:r>
+      <w:proofErr w:type="gramEnd"/>
+      <w:r>
+        <w:rPr>
+          <w:rFonts w:ascii="Times New Roman" w:eastAsia="宋体" w:hAnsi="Times New Roman"/>
+          <w:sz w:val="21"/>
+          <w:lang w:eastAsia="zh-CN"/>
+        </w:rPr>
+        <w:t>位置测量的不确定性从</w:t>
       </w:r>
       <w:r>
         <w:rPr>
@@ -4239,13 +4411,23 @@
         </w:rPr>
         <w:t>，积累了高精度行星观测资料（必修二</w:t>
       </w:r>
-      <w:r>
-        <w:rPr>
-          <w:rFonts w:ascii="Times New Roman" w:eastAsia="宋体" w:hAnsi="Times New Roman"/>
-          <w:sz w:val="21"/>
-          <w:lang w:eastAsia="zh-CN"/>
-        </w:rPr>
-        <w:t>7.1</w:t>
+      <w:proofErr w:type="gramStart"/>
+      <w:r>
+        <w:rPr>
+          <w:rFonts w:ascii="Times New Roman" w:eastAsia="宋体" w:hAnsi="Times New Roman"/>
+          <w:sz w:val="21"/>
+          <w:lang w:eastAsia="zh-CN"/>
+        </w:rPr>
+        <w:t>7</w:t>
+      </w:r>
+      <w:proofErr w:type="gramEnd"/>
+      <w:r>
+        <w:rPr>
+          <w:rFonts w:ascii="Times New Roman" w:eastAsia="宋体" w:hAnsi="Times New Roman"/>
+          <w:sz w:val="21"/>
+          <w:lang w:eastAsia="zh-CN"/>
+        </w:rPr>
+        <w:t>.1</w:t>
       </w:r>
       <w:r>
         <w:rPr>
@@ -4304,7 +4486,18 @@
           <w:u w:val="thick"/>
           <w:lang w:eastAsia="zh-CN"/>
         </w:rPr>
-        <w:t>开普勒</w:t>
+        <w:t>开</w:t>
+      </w:r>
+      <w:proofErr w:type="gramStart"/>
+      <w:r>
+        <w:rPr>
+          <w:rFonts w:ascii="Times New Roman" w:eastAsia="宋体" w:hAnsi="Times New Roman"/>
+          <w:b/>
+          <w:sz w:val="21"/>
+          <w:u w:val="thick"/>
+          <w:lang w:eastAsia="zh-CN"/>
+        </w:rPr>
+        <w:t>普勒</w:t>
       </w:r>
       <w:r>
         <w:rPr>
@@ -4328,15 +4521,16 @@
           <w:sz w:val="21"/>
           <w:lang w:eastAsia="zh-CN"/>
         </w:rPr>
-        <w:t>年时间研究第谷的行星观测记录，</w:t>
-      </w:r>
-      <w:r>
-        <w:rPr>
-          <w:rFonts w:ascii="Times New Roman" w:eastAsia="宋体" w:hAnsi="Times New Roman"/>
-          <w:sz w:val="21"/>
-          <w:lang w:eastAsia="zh-CN"/>
-        </w:rPr>
-        <w:t>于</w:t>
+        <w:t>年</w:t>
+      </w:r>
+      <w:proofErr w:type="gramEnd"/>
+      <w:r>
+        <w:rPr>
+          <w:rFonts w:ascii="Times New Roman" w:eastAsia="宋体" w:hAnsi="Times New Roman"/>
+          <w:sz w:val="21"/>
+          <w:lang w:eastAsia="zh-CN"/>
+        </w:rPr>
+        <w:t>时间研究第谷的行星观测记录，于</w:t>
       </w:r>
       <w:r>
         <w:rPr>
@@ -4515,20 +4709,7 @@
             <w:u w:val="thick"/>
             <w:lang w:eastAsia="zh-CN"/>
           </w:rPr>
-          <m:t>=</m:t>
-        </m:r>
-        <m:r>
-          <m:rPr>
-            <m:sty m:val="bi"/>
-          </m:rPr>
-          <w:rPr>
-            <w:rFonts w:ascii="Cambria Math" w:hAnsi="Cambria Math"/>
-            <w:sz w:val="21"/>
-            <w:szCs w:val="21"/>
-            <w:u w:val="thick"/>
-            <w:lang w:eastAsia="zh-CN"/>
-          </w:rPr>
-          <m:t>k</m:t>
+          <m:t>=k</m:t>
         </m:r>
       </m:oMath>
       <w:r>
@@ -4555,13 +4736,23 @@
         </w:rPr>
         <w:t>值对同一中心天体相同）（必修二</w:t>
       </w:r>
-      <w:r>
-        <w:rPr>
-          <w:rFonts w:ascii="Times New Roman" w:eastAsia="宋体" w:hAnsi="Times New Roman"/>
-          <w:sz w:val="21"/>
-          <w:lang w:eastAsia="zh-CN"/>
-        </w:rPr>
-        <w:t>7.1</w:t>
+      <w:proofErr w:type="gramStart"/>
+      <w:r>
+        <w:rPr>
+          <w:rFonts w:ascii="Times New Roman" w:eastAsia="宋体" w:hAnsi="Times New Roman"/>
+          <w:sz w:val="21"/>
+          <w:lang w:eastAsia="zh-CN"/>
+        </w:rPr>
+        <w:t>7</w:t>
+      </w:r>
+      <w:proofErr w:type="gramEnd"/>
+      <w:r>
+        <w:rPr>
+          <w:rFonts w:ascii="Times New Roman" w:eastAsia="宋体" w:hAnsi="Times New Roman"/>
+          <w:sz w:val="21"/>
+          <w:lang w:eastAsia="zh-CN"/>
+        </w:rPr>
+        <w:t>.1</w:t>
       </w:r>
       <w:r>
         <w:rPr>
@@ -4644,33 +4835,7 @@
             <w:u w:val="thick"/>
             <w:lang w:eastAsia="zh-CN"/>
           </w:rPr>
-          <m:t>F</m:t>
-        </m:r>
-        <m:r>
-          <m:rPr>
-            <m:sty m:val="bi"/>
-          </m:rPr>
-          <w:rPr>
-            <w:rFonts w:ascii="Cambria Math" w:hAnsi="Cambria Math"/>
-            <w:sz w:val="21"/>
-            <w:szCs w:val="21"/>
-            <w:u w:val="thick"/>
-            <w:lang w:eastAsia="zh-CN"/>
-          </w:rPr>
-          <m:t>=</m:t>
-        </m:r>
-        <m:r>
-          <m:rPr>
-            <m:sty m:val="bi"/>
-          </m:rPr>
-          <w:rPr>
-            <w:rFonts w:ascii="Cambria Math" w:hAnsi="Cambria Math"/>
-            <w:sz w:val="21"/>
-            <w:szCs w:val="21"/>
-            <w:u w:val="thick"/>
-            <w:lang w:eastAsia="zh-CN"/>
-          </w:rPr>
-          <m:t>G</m:t>
+          <m:t>F=G</m:t>
         </m:r>
         <m:sSub>
           <m:sSubPr>
@@ -4877,13 +5042,23 @@
         </w:rPr>
         <w:t>等进行论证（必修二</w:t>
       </w:r>
-      <w:r>
-        <w:rPr>
-          <w:rFonts w:ascii="Times New Roman" w:eastAsia="宋体" w:hAnsi="Times New Roman"/>
-          <w:sz w:val="21"/>
-          <w:lang w:eastAsia="zh-CN"/>
-        </w:rPr>
-        <w:t>7.2</w:t>
+      <w:proofErr w:type="gramStart"/>
+      <w:r>
+        <w:rPr>
+          <w:rFonts w:ascii="Times New Roman" w:eastAsia="宋体" w:hAnsi="Times New Roman"/>
+          <w:sz w:val="21"/>
+          <w:lang w:eastAsia="zh-CN"/>
+        </w:rPr>
+        <w:t>7</w:t>
+      </w:r>
+      <w:proofErr w:type="gramEnd"/>
+      <w:r>
+        <w:rPr>
+          <w:rFonts w:ascii="Times New Roman" w:eastAsia="宋体" w:hAnsi="Times New Roman"/>
+          <w:sz w:val="21"/>
+          <w:lang w:eastAsia="zh-CN"/>
+        </w:rPr>
+        <w:t>.2</w:t>
       </w:r>
       <w:r>
         <w:rPr>
@@ -5018,13 +5193,23 @@
         </w:rPr>
         <w:t>的值（必修二</w:t>
       </w:r>
-      <w:r>
-        <w:rPr>
-          <w:rFonts w:ascii="Times New Roman" w:eastAsia="宋体" w:hAnsi="Times New Roman"/>
-          <w:sz w:val="21"/>
-          <w:lang w:eastAsia="zh-CN"/>
-        </w:rPr>
-        <w:t>7.2</w:t>
+      <w:proofErr w:type="gramStart"/>
+      <w:r>
+        <w:rPr>
+          <w:rFonts w:ascii="Times New Roman" w:eastAsia="宋体" w:hAnsi="Times New Roman"/>
+          <w:sz w:val="21"/>
+          <w:lang w:eastAsia="zh-CN"/>
+        </w:rPr>
+        <w:t>7</w:t>
+      </w:r>
+      <w:proofErr w:type="gramEnd"/>
+      <w:r>
+        <w:rPr>
+          <w:rFonts w:ascii="Times New Roman" w:eastAsia="宋体" w:hAnsi="Times New Roman"/>
+          <w:sz w:val="21"/>
+          <w:lang w:eastAsia="zh-CN"/>
+        </w:rPr>
+        <w:t>.2</w:t>
       </w:r>
       <w:r>
         <w:rPr>
@@ -5195,7 +5380,16 @@
           <w:sz w:val="21"/>
           <w:lang w:eastAsia="zh-CN"/>
         </w:rPr>
-        <w:t>，德国的</w:t>
+        <w:t>，德国</w:t>
+      </w:r>
+      <w:proofErr w:type="gramStart"/>
+      <w:r>
+        <w:rPr>
+          <w:rFonts w:ascii="Times New Roman" w:eastAsia="宋体" w:hAnsi="Times New Roman"/>
+          <w:sz w:val="21"/>
+          <w:lang w:eastAsia="zh-CN"/>
+        </w:rPr>
+        <w:t>的</w:t>
       </w:r>
       <w:r>
         <w:rPr>
@@ -5213,7 +5407,16 @@
           <w:sz w:val="21"/>
           <w:lang w:eastAsia="zh-CN"/>
         </w:rPr>
-        <w:t>在勒维耶预言的位置附近发现了</w:t>
+        <w:t>在</w:t>
+      </w:r>
+      <w:proofErr w:type="gramEnd"/>
+      <w:r>
+        <w:rPr>
+          <w:rFonts w:ascii="Times New Roman" w:eastAsia="宋体" w:hAnsi="Times New Roman"/>
+          <w:sz w:val="21"/>
+          <w:lang w:eastAsia="zh-CN"/>
+        </w:rPr>
+        <w:t>勒维耶预言的位置附近发现了</w:t>
       </w:r>
       <w:r>
         <w:rPr>
@@ -5241,13 +5444,23 @@
         </w:rPr>
         <w:t>「笔尖下发现的行星」（必修二</w:t>
       </w:r>
-      <w:r>
-        <w:rPr>
-          <w:rFonts w:ascii="Times New Roman" w:eastAsia="宋体" w:hAnsi="Times New Roman"/>
-          <w:sz w:val="21"/>
-          <w:lang w:eastAsia="zh-CN"/>
-        </w:rPr>
-        <w:t>7.3</w:t>
+      <w:proofErr w:type="gramStart"/>
+      <w:r>
+        <w:rPr>
+          <w:rFonts w:ascii="Times New Roman" w:eastAsia="宋体" w:hAnsi="Times New Roman"/>
+          <w:sz w:val="21"/>
+          <w:lang w:eastAsia="zh-CN"/>
+        </w:rPr>
+        <w:t>7</w:t>
+      </w:r>
+      <w:proofErr w:type="gramEnd"/>
+      <w:r>
+        <w:rPr>
+          <w:rFonts w:ascii="Times New Roman" w:eastAsia="宋体" w:hAnsi="Times New Roman"/>
+          <w:sz w:val="21"/>
+          <w:lang w:eastAsia="zh-CN"/>
+        </w:rPr>
+        <w:t>.3</w:t>
       </w:r>
       <w:r>
         <w:rPr>
@@ -5374,7 +5587,25 @@
           <w:sz w:val="21"/>
           <w:lang w:eastAsia="zh-CN"/>
         </w:rPr>
-        <w:t>发射成功，开创了中国航天史的新纪元；为我国航天事业作出特殊贡献的</w:t>
+        <w:t>发射成功，开创了中国航天史的新纪元；为我国航天事业</w:t>
+      </w:r>
+      <w:proofErr w:type="gramStart"/>
+      <w:r>
+        <w:rPr>
+          <w:rFonts w:ascii="Times New Roman" w:eastAsia="宋体" w:hAnsi="Times New Roman"/>
+          <w:sz w:val="21"/>
+          <w:lang w:eastAsia="zh-CN"/>
+        </w:rPr>
+        <w:t>作出</w:t>
+      </w:r>
+      <w:proofErr w:type="gramEnd"/>
+      <w:r>
+        <w:rPr>
+          <w:rFonts w:ascii="Times New Roman" w:eastAsia="宋体" w:hAnsi="Times New Roman"/>
+          <w:sz w:val="21"/>
+          <w:lang w:eastAsia="zh-CN"/>
+        </w:rPr>
+        <w:t>特殊贡献的</w:t>
       </w:r>
       <w:r>
         <w:rPr>
@@ -5460,13 +5691,23 @@
         </w:rPr>
         <w:t>日世界上第一颗人造地球卫星发射成功（必修二</w:t>
       </w:r>
-      <w:r>
-        <w:rPr>
-          <w:rFonts w:ascii="Times New Roman" w:eastAsia="宋体" w:hAnsi="Times New Roman"/>
-          <w:sz w:val="21"/>
-          <w:lang w:eastAsia="zh-CN"/>
-        </w:rPr>
-        <w:t>7.4</w:t>
+      <w:proofErr w:type="gramStart"/>
+      <w:r>
+        <w:rPr>
+          <w:rFonts w:ascii="Times New Roman" w:eastAsia="宋体" w:hAnsi="Times New Roman"/>
+          <w:sz w:val="21"/>
+          <w:lang w:eastAsia="zh-CN"/>
+        </w:rPr>
+        <w:t>7</w:t>
+      </w:r>
+      <w:proofErr w:type="gramEnd"/>
+      <w:r>
+        <w:rPr>
+          <w:rFonts w:ascii="Times New Roman" w:eastAsia="宋体" w:hAnsi="Times New Roman"/>
+          <w:sz w:val="21"/>
+          <w:lang w:eastAsia="zh-CN"/>
+        </w:rPr>
+        <w:t>.4</w:t>
       </w:r>
       <w:r>
         <w:rPr>
@@ -5599,13 +5840,23 @@
         </w:rPr>
         <w:t>适用于宏观、低速情形（必修二</w:t>
       </w:r>
-      <w:r>
-        <w:rPr>
-          <w:rFonts w:ascii="Times New Roman" w:eastAsia="宋体" w:hAnsi="Times New Roman"/>
-          <w:sz w:val="21"/>
-          <w:lang w:eastAsia="zh-CN"/>
-        </w:rPr>
-        <w:t>7.5</w:t>
+      <w:proofErr w:type="gramStart"/>
+      <w:r>
+        <w:rPr>
+          <w:rFonts w:ascii="Times New Roman" w:eastAsia="宋体" w:hAnsi="Times New Roman"/>
+          <w:sz w:val="21"/>
+          <w:lang w:eastAsia="zh-CN"/>
+        </w:rPr>
+        <w:t>7</w:t>
+      </w:r>
+      <w:proofErr w:type="gramEnd"/>
+      <w:r>
+        <w:rPr>
+          <w:rFonts w:ascii="Times New Roman" w:eastAsia="宋体" w:hAnsi="Times New Roman"/>
+          <w:sz w:val="21"/>
+          <w:lang w:eastAsia="zh-CN"/>
+        </w:rPr>
+        <w:t>.5</w:t>
       </w:r>
       <w:r>
         <w:rPr>
@@ -5692,13 +5943,23 @@
         </w:rPr>
         <w:t>，但因缺乏清晰的受力概念而未能深入（必修二</w:t>
       </w:r>
-      <w:r>
-        <w:rPr>
-          <w:rFonts w:ascii="Times New Roman" w:eastAsia="宋体" w:hAnsi="Times New Roman"/>
-          <w:sz w:val="21"/>
-          <w:lang w:eastAsia="zh-CN"/>
-        </w:rPr>
-        <w:t>7.2</w:t>
+      <w:proofErr w:type="gramStart"/>
+      <w:r>
+        <w:rPr>
+          <w:rFonts w:ascii="Times New Roman" w:eastAsia="宋体" w:hAnsi="Times New Roman"/>
+          <w:sz w:val="21"/>
+          <w:lang w:eastAsia="zh-CN"/>
+        </w:rPr>
+        <w:t>7</w:t>
+      </w:r>
+      <w:proofErr w:type="gramEnd"/>
+      <w:r>
+        <w:rPr>
+          <w:rFonts w:ascii="Times New Roman" w:eastAsia="宋体" w:hAnsi="Times New Roman"/>
+          <w:sz w:val="21"/>
+          <w:lang w:eastAsia="zh-CN"/>
+        </w:rPr>
+        <w:t>.2</w:t>
       </w:r>
       <w:r>
         <w:rPr>
@@ -5815,23 +6076,25 @@
           <w:sz w:val="21"/>
           <w:lang w:eastAsia="zh-CN"/>
         </w:rPr>
-        <w:t>年左右）（必</w:t>
-      </w:r>
-      <w:r>
-        <w:rPr>
-          <w:rFonts w:ascii="Times New Roman" w:eastAsia="宋体" w:hAnsi="Times New Roman"/>
-          <w:sz w:val="21"/>
-          <w:lang w:eastAsia="zh-CN"/>
-        </w:rPr>
-        <w:t>修二</w:t>
-      </w:r>
-      <w:r>
-        <w:rPr>
-          <w:rFonts w:ascii="Times New Roman" w:eastAsia="宋体" w:hAnsi="Times New Roman"/>
-          <w:sz w:val="21"/>
-          <w:lang w:eastAsia="zh-CN"/>
-        </w:rPr>
-        <w:t>7.3</w:t>
+        <w:t>年左右）（必修二</w:t>
+      </w:r>
+      <w:proofErr w:type="gramStart"/>
+      <w:r>
+        <w:rPr>
+          <w:rFonts w:ascii="Times New Roman" w:eastAsia="宋体" w:hAnsi="Times New Roman"/>
+          <w:sz w:val="21"/>
+          <w:lang w:eastAsia="zh-CN"/>
+        </w:rPr>
+        <w:t>7</w:t>
+      </w:r>
+      <w:proofErr w:type="gramEnd"/>
+      <w:r>
+        <w:rPr>
+          <w:rFonts w:ascii="Times New Roman" w:eastAsia="宋体" w:hAnsi="Times New Roman"/>
+          <w:sz w:val="21"/>
+          <w:lang w:eastAsia="zh-CN"/>
+        </w:rPr>
+        <w:t>.3</w:t>
       </w:r>
       <w:r>
         <w:rPr>
@@ -5899,7 +6162,25 @@
           <w:sz w:val="21"/>
           <w:lang w:eastAsia="zh-CN"/>
         </w:rPr>
-        <w:t>引力中心团队在引力常量的测量中作出了突出贡献，于</w:t>
+        <w:t>引力中心团队在引力常量的测量中</w:t>
+      </w:r>
+      <w:proofErr w:type="gramStart"/>
+      <w:r>
+        <w:rPr>
+          <w:rFonts w:ascii="Times New Roman" w:eastAsia="宋体" w:hAnsi="Times New Roman"/>
+          <w:sz w:val="21"/>
+          <w:lang w:eastAsia="zh-CN"/>
+        </w:rPr>
+        <w:t>作出</w:t>
+      </w:r>
+      <w:proofErr w:type="gramEnd"/>
+      <w:r>
+        <w:rPr>
+          <w:rFonts w:ascii="Times New Roman" w:eastAsia="宋体" w:hAnsi="Times New Roman"/>
+          <w:sz w:val="21"/>
+          <w:lang w:eastAsia="zh-CN"/>
+        </w:rPr>
+        <w:t>了突出贡献，于</w:t>
       </w:r>
       <w:r>
         <w:rPr>
@@ -5945,13 +6226,23 @@
         </w:rPr>
         <w:t>的值（必修二</w:t>
       </w:r>
-      <w:r>
-        <w:rPr>
-          <w:rFonts w:ascii="Times New Roman" w:eastAsia="宋体" w:hAnsi="Times New Roman"/>
-          <w:sz w:val="21"/>
-          <w:lang w:eastAsia="zh-CN"/>
-        </w:rPr>
-        <w:t>7.2</w:t>
+      <w:proofErr w:type="gramStart"/>
+      <w:r>
+        <w:rPr>
+          <w:rFonts w:ascii="Times New Roman" w:eastAsia="宋体" w:hAnsi="Times New Roman"/>
+          <w:sz w:val="21"/>
+          <w:lang w:eastAsia="zh-CN"/>
+        </w:rPr>
+        <w:t>7</w:t>
+      </w:r>
+      <w:proofErr w:type="gramEnd"/>
+      <w:r>
+        <w:rPr>
+          <w:rFonts w:ascii="Times New Roman" w:eastAsia="宋体" w:hAnsi="Times New Roman"/>
+          <w:sz w:val="21"/>
+          <w:lang w:eastAsia="zh-CN"/>
+        </w:rPr>
+        <w:t>.2</w:t>
       </w:r>
       <w:r>
         <w:rPr>
@@ -6022,13 +6313,23 @@
         </w:rPr>
         <w:t>，解决了强引力情形下的问题，黑洞的研究从此在新的基础上展开（必修二</w:t>
       </w:r>
-      <w:r>
-        <w:rPr>
-          <w:rFonts w:ascii="Times New Roman" w:eastAsia="宋体" w:hAnsi="Times New Roman"/>
-          <w:sz w:val="21"/>
-          <w:lang w:eastAsia="zh-CN"/>
-        </w:rPr>
-        <w:t>7.5</w:t>
+      <w:proofErr w:type="gramStart"/>
+      <w:r>
+        <w:rPr>
+          <w:rFonts w:ascii="Times New Roman" w:eastAsia="宋体" w:hAnsi="Times New Roman"/>
+          <w:sz w:val="21"/>
+          <w:lang w:eastAsia="zh-CN"/>
+        </w:rPr>
+        <w:t>7</w:t>
+      </w:r>
+      <w:proofErr w:type="gramEnd"/>
+      <w:r>
+        <w:rPr>
+          <w:rFonts w:ascii="Times New Roman" w:eastAsia="宋体" w:hAnsi="Times New Roman"/>
+          <w:sz w:val="21"/>
+          <w:lang w:eastAsia="zh-CN"/>
+        </w:rPr>
+        <w:t>.5</w:t>
       </w:r>
       <w:r>
         <w:rPr>
@@ -6226,7 +6527,61 @@
           <w:sz w:val="21"/>
           <w:lang w:eastAsia="zh-CN"/>
         </w:rPr>
-        <w:t>世纪，多条研究路线汇合成能量守恒思想：迈尔第一个提出，焦耳以精密实验奠基，亥姆霍兹作出理论概括。</w:t>
+        <w:t>世纪，多条研究路线汇合成能量守恒思想：迈尔第一个提出，</w:t>
+      </w:r>
+      <w:proofErr w:type="gramStart"/>
+      <w:r>
+        <w:rPr>
+          <w:rFonts w:ascii="Times New Roman" w:eastAsia="宋体" w:hAnsi="Times New Roman"/>
+          <w:sz w:val="21"/>
+          <w:lang w:eastAsia="zh-CN"/>
+        </w:rPr>
+        <w:t>焦耳以</w:t>
+      </w:r>
+      <w:proofErr w:type="gramEnd"/>
+      <w:r>
+        <w:rPr>
+          <w:rFonts w:ascii="Times New Roman" w:eastAsia="宋体" w:hAnsi="Times New Roman"/>
+          <w:sz w:val="21"/>
+          <w:lang w:eastAsia="zh-CN"/>
+        </w:rPr>
+        <w:t>精密实验奠基，</w:t>
+      </w:r>
+      <w:proofErr w:type="gramStart"/>
+      <w:r>
+        <w:rPr>
+          <w:rFonts w:ascii="Times New Roman" w:eastAsia="宋体" w:hAnsi="Times New Roman"/>
+          <w:sz w:val="21"/>
+          <w:lang w:eastAsia="zh-CN"/>
+        </w:rPr>
+        <w:t>亥姆</w:t>
+      </w:r>
+      <w:proofErr w:type="gramEnd"/>
+      <w:r>
+        <w:rPr>
+          <w:rFonts w:ascii="Times New Roman" w:eastAsia="宋体" w:hAnsi="Times New Roman"/>
+          <w:sz w:val="21"/>
+          <w:lang w:eastAsia="zh-CN"/>
+        </w:rPr>
+        <w:t>霍兹</w:t>
+      </w:r>
+      <w:proofErr w:type="gramStart"/>
+      <w:r>
+        <w:rPr>
+          <w:rFonts w:ascii="Times New Roman" w:eastAsia="宋体" w:hAnsi="Times New Roman"/>
+          <w:sz w:val="21"/>
+          <w:lang w:eastAsia="zh-CN"/>
+        </w:rPr>
+        <w:t>作出</w:t>
+      </w:r>
+      <w:proofErr w:type="gramEnd"/>
+      <w:r>
+        <w:rPr>
+          <w:rFonts w:ascii="Times New Roman" w:eastAsia="宋体" w:hAnsi="Times New Roman"/>
+          <w:sz w:val="21"/>
+          <w:lang w:eastAsia="zh-CN"/>
+        </w:rPr>
+        <w:t>理论概括。</w:t>
       </w:r>
     </w:p>
     <w:p>
@@ -6365,15 +6720,35 @@
           <w:u w:val="thick"/>
           <w:lang w:eastAsia="zh-CN"/>
         </w:rPr>
-        <w:t>英国物理学家焦耳</w:t>
-      </w:r>
-      <w:r>
-        <w:rPr>
-          <w:rFonts w:ascii="Times New Roman" w:eastAsia="宋体" w:hAnsi="Times New Roman"/>
-          <w:sz w:val="21"/>
-          <w:lang w:eastAsia="zh-CN"/>
-        </w:rPr>
-        <w:t>以多种精密实验测定功与热的等效关系，为能量守恒定律奠定</w:t>
+        <w:t>英国物理学家</w:t>
+      </w:r>
+      <w:proofErr w:type="gramStart"/>
+      <w:r>
+        <w:rPr>
+          <w:rFonts w:ascii="Times New Roman" w:eastAsia="宋体" w:hAnsi="Times New Roman"/>
+          <w:b/>
+          <w:sz w:val="21"/>
+          <w:u w:val="thick"/>
+          <w:lang w:eastAsia="zh-CN"/>
+        </w:rPr>
+        <w:t>焦耳</w:t>
+      </w:r>
+      <w:r>
+        <w:rPr>
+          <w:rFonts w:ascii="Times New Roman" w:eastAsia="宋体" w:hAnsi="Times New Roman"/>
+          <w:sz w:val="21"/>
+          <w:lang w:eastAsia="zh-CN"/>
+        </w:rPr>
+        <w:t>以</w:t>
+      </w:r>
+      <w:proofErr w:type="gramEnd"/>
+      <w:r>
+        <w:rPr>
+          <w:rFonts w:ascii="Times New Roman" w:eastAsia="宋体" w:hAnsi="Times New Roman"/>
+          <w:sz w:val="21"/>
+          <w:lang w:eastAsia="zh-CN"/>
+        </w:rPr>
+        <w:t>多种精密实验测定功与热的等效关系，为能量守恒定律奠定</w:t>
       </w:r>
       <w:r>
         <w:rPr>
@@ -6429,8 +6804,20 @@
           <w:u w:val="thick"/>
           <w:lang w:eastAsia="zh-CN"/>
         </w:rPr>
-        <w:t>德国科学家亥姆霍兹</w:t>
-      </w:r>
+        <w:t>德国科学家</w:t>
+      </w:r>
+      <w:proofErr w:type="gramStart"/>
+      <w:r>
+        <w:rPr>
+          <w:rFonts w:ascii="Times New Roman" w:eastAsia="宋体" w:hAnsi="Times New Roman"/>
+          <w:b/>
+          <w:sz w:val="21"/>
+          <w:u w:val="thick"/>
+          <w:lang w:eastAsia="zh-CN"/>
+        </w:rPr>
+        <w:t>亥姆霍兹</w:t>
+      </w:r>
+      <w:proofErr w:type="gramEnd"/>
       <w:r>
         <w:rPr>
           <w:rFonts w:ascii="Times New Roman" w:eastAsia="宋体" w:hAnsi="Times New Roman"/>
@@ -6455,23 +6842,43 @@
           <w:sz w:val="21"/>
           <w:lang w:eastAsia="zh-CN"/>
         </w:rPr>
-        <w:t>了能量守恒定</w:t>
-      </w:r>
-      <w:r>
-        <w:rPr>
-          <w:rFonts w:ascii="Times New Roman" w:eastAsia="宋体" w:hAnsi="Times New Roman"/>
-          <w:sz w:val="21"/>
-          <w:lang w:eastAsia="zh-CN"/>
-        </w:rPr>
-        <w:t>律（教材叙述见选必三</w:t>
-      </w:r>
-      <w:r>
-        <w:rPr>
-          <w:rFonts w:ascii="Times New Roman" w:eastAsia="宋体" w:hAnsi="Times New Roman"/>
-          <w:sz w:val="21"/>
-          <w:lang w:eastAsia="zh-CN"/>
-        </w:rPr>
-        <w:t>3.1</w:t>
+        <w:t>了能量守恒定律（教材</w:t>
+      </w:r>
+      <w:proofErr w:type="gramStart"/>
+      <w:r>
+        <w:rPr>
+          <w:rFonts w:ascii="Times New Roman" w:eastAsia="宋体" w:hAnsi="Times New Roman"/>
+          <w:sz w:val="21"/>
+          <w:lang w:eastAsia="zh-CN"/>
+        </w:rPr>
+        <w:t>叙述见选必</w:t>
+      </w:r>
+      <w:proofErr w:type="gramEnd"/>
+      <w:r>
+        <w:rPr>
+          <w:rFonts w:ascii="Times New Roman" w:eastAsia="宋体" w:hAnsi="Times New Roman"/>
+          <w:sz w:val="21"/>
+          <w:lang w:eastAsia="zh-CN"/>
+        </w:rPr>
+        <w:t>三</w:t>
+      </w:r>
+      <w:proofErr w:type="gramStart"/>
+      <w:r>
+        <w:rPr>
+          <w:rFonts w:ascii="Times New Roman" w:eastAsia="宋体" w:hAnsi="Times New Roman"/>
+          <w:sz w:val="21"/>
+          <w:lang w:eastAsia="zh-CN"/>
+        </w:rPr>
+        <w:t>3</w:t>
+      </w:r>
+      <w:proofErr w:type="gramEnd"/>
+      <w:r>
+        <w:rPr>
+          <w:rFonts w:ascii="Times New Roman" w:eastAsia="宋体" w:hAnsi="Times New Roman"/>
+          <w:sz w:val="21"/>
+          <w:lang w:eastAsia="zh-CN"/>
+        </w:rPr>
+        <w:t>.1</w:t>
       </w:r>
       <w:r>
         <w:rPr>
@@ -6514,6 +6921,7 @@
         </w:rPr>
         <w:t>【必记】</w:t>
       </w:r>
+      <w:proofErr w:type="gramStart"/>
       <w:r>
         <w:rPr>
           <w:rFonts w:ascii="Times New Roman" w:eastAsia="宋体" w:hAnsi="Times New Roman"/>
@@ -6530,7 +6938,16 @@
           <w:sz w:val="21"/>
           <w:lang w:eastAsia="zh-CN"/>
         </w:rPr>
-        <w:t>用实验研究</w:t>
+        <w:t>用</w:t>
+      </w:r>
+      <w:proofErr w:type="gramEnd"/>
+      <w:r>
+        <w:rPr>
+          <w:rFonts w:ascii="Times New Roman" w:eastAsia="宋体" w:hAnsi="Times New Roman"/>
+          <w:sz w:val="21"/>
+          <w:lang w:eastAsia="zh-CN"/>
+        </w:rPr>
+        <w:t>实验研究</w:t>
       </w:r>
       <w:r>
         <w:rPr>
@@ -6568,13 +6985,23 @@
         </w:rPr>
         <w:t>，为机械功与热量的等价及能量守恒定律提供证据（必修三</w:t>
       </w:r>
-      <w:r>
-        <w:rPr>
-          <w:rFonts w:ascii="Times New Roman" w:eastAsia="宋体" w:hAnsi="Times New Roman"/>
-          <w:sz w:val="21"/>
-          <w:lang w:eastAsia="zh-CN"/>
-        </w:rPr>
-        <w:t>12.1</w:t>
+      <w:proofErr w:type="gramStart"/>
+      <w:r>
+        <w:rPr>
+          <w:rFonts w:ascii="Times New Roman" w:eastAsia="宋体" w:hAnsi="Times New Roman"/>
+          <w:sz w:val="21"/>
+          <w:lang w:eastAsia="zh-CN"/>
+        </w:rPr>
+        <w:t>12</w:t>
+      </w:r>
+      <w:proofErr w:type="gramEnd"/>
+      <w:r>
+        <w:rPr>
+          <w:rFonts w:ascii="Times New Roman" w:eastAsia="宋体" w:hAnsi="Times New Roman"/>
+          <w:sz w:val="21"/>
+          <w:lang w:eastAsia="zh-CN"/>
+        </w:rPr>
+        <w:t>.1</w:t>
       </w:r>
       <w:r>
         <w:rPr>
@@ -6584,13 +7011,23 @@
         </w:rPr>
         <w:t>节、选必三</w:t>
       </w:r>
-      <w:r>
-        <w:rPr>
-          <w:rFonts w:ascii="Times New Roman" w:eastAsia="宋体" w:hAnsi="Times New Roman"/>
-          <w:sz w:val="21"/>
-          <w:lang w:eastAsia="zh-CN"/>
-        </w:rPr>
-        <w:t>3.1</w:t>
+      <w:proofErr w:type="gramStart"/>
+      <w:r>
+        <w:rPr>
+          <w:rFonts w:ascii="Times New Roman" w:eastAsia="宋体" w:hAnsi="Times New Roman"/>
+          <w:sz w:val="21"/>
+          <w:lang w:eastAsia="zh-CN"/>
+        </w:rPr>
+        <w:t>3</w:t>
+      </w:r>
+      <w:proofErr w:type="gramEnd"/>
+      <w:r>
+        <w:rPr>
+          <w:rFonts w:ascii="Times New Roman" w:eastAsia="宋体" w:hAnsi="Times New Roman"/>
+          <w:sz w:val="21"/>
+          <w:lang w:eastAsia="zh-CN"/>
+        </w:rPr>
+        <w:t>.1</w:t>
       </w:r>
       <w:r>
         <w:rPr>
@@ -6813,15 +7250,7 @@
           <w:sz w:val="21"/>
           <w:lang w:eastAsia="zh-CN"/>
         </w:rPr>
-        <w:t>历史主线｜从「两类电」的辨认、正负电荷的命名，到库仑用扭秤定量测力，再到</w:t>
-      </w:r>
-      <w:r>
-        <w:rPr>
-          <w:rFonts w:ascii="Times New Roman" w:eastAsia="宋体" w:hAnsi="Times New Roman"/>
-          <w:sz w:val="21"/>
-          <w:lang w:eastAsia="zh-CN"/>
-        </w:rPr>
-        <w:t>密立根测出元电荷，电学由定性观察走向精密测量。</w:t>
+        <w:t>历史主线｜从「两类电」的辨认、正负电荷的命名，到库仑用扭秤定量测力，再到密立根测出元电荷，电学由定性观察走向精密测量。</w:t>
       </w:r>
     </w:p>
     <w:p>
@@ -6918,13 +7347,23 @@
         </w:rPr>
         <w:t>；避雷针的应用与他的工作密切相关（必修三</w:t>
       </w:r>
-      <w:r>
-        <w:rPr>
-          <w:rFonts w:ascii="Times New Roman" w:eastAsia="宋体" w:hAnsi="Times New Roman"/>
-          <w:sz w:val="21"/>
-          <w:lang w:eastAsia="zh-CN"/>
-        </w:rPr>
-        <w:t>9.1</w:t>
+      <w:proofErr w:type="gramStart"/>
+      <w:r>
+        <w:rPr>
+          <w:rFonts w:ascii="Times New Roman" w:eastAsia="宋体" w:hAnsi="Times New Roman"/>
+          <w:sz w:val="21"/>
+          <w:lang w:eastAsia="zh-CN"/>
+        </w:rPr>
+        <w:t>9</w:t>
+      </w:r>
+      <w:proofErr w:type="gramEnd"/>
+      <w:r>
+        <w:rPr>
+          <w:rFonts w:ascii="Times New Roman" w:eastAsia="宋体" w:hAnsi="Times New Roman"/>
+          <w:sz w:val="21"/>
+          <w:lang w:eastAsia="zh-CN"/>
+        </w:rPr>
+        <w:t>.1</w:t>
       </w:r>
       <w:r>
         <w:rPr>
@@ -7065,13 +7504,23 @@
         </w:rPr>
         <w:t>（必修三</w:t>
       </w:r>
-      <w:r>
-        <w:rPr>
-          <w:rFonts w:ascii="Times New Roman" w:eastAsia="宋体" w:hAnsi="Times New Roman"/>
-          <w:sz w:val="21"/>
-          <w:lang w:eastAsia="zh-CN"/>
-        </w:rPr>
-        <w:t>9.2</w:t>
+      <w:proofErr w:type="gramStart"/>
+      <w:r>
+        <w:rPr>
+          <w:rFonts w:ascii="Times New Roman" w:eastAsia="宋体" w:hAnsi="Times New Roman"/>
+          <w:sz w:val="21"/>
+          <w:lang w:eastAsia="zh-CN"/>
+        </w:rPr>
+        <w:t>9</w:t>
+      </w:r>
+      <w:proofErr w:type="gramEnd"/>
+      <w:r>
+        <w:rPr>
+          <w:rFonts w:ascii="Times New Roman" w:eastAsia="宋体" w:hAnsi="Times New Roman"/>
+          <w:sz w:val="21"/>
+          <w:lang w:eastAsia="zh-CN"/>
+        </w:rPr>
+        <w:t>.2</w:t>
       </w:r>
       <w:r>
         <w:rPr>
@@ -7208,13 +7657,23 @@
         </w:rPr>
         <w:t>年颁奖，为史实补充；必修三</w:t>
       </w:r>
-      <w:r>
-        <w:rPr>
-          <w:rFonts w:ascii="Times New Roman" w:eastAsia="宋体" w:hAnsi="Times New Roman"/>
-          <w:sz w:val="21"/>
-          <w:lang w:eastAsia="zh-CN"/>
-        </w:rPr>
-        <w:t>9.1</w:t>
+      <w:proofErr w:type="gramStart"/>
+      <w:r>
+        <w:rPr>
+          <w:rFonts w:ascii="Times New Roman" w:eastAsia="宋体" w:hAnsi="Times New Roman"/>
+          <w:sz w:val="21"/>
+          <w:lang w:eastAsia="zh-CN"/>
+        </w:rPr>
+        <w:t>9</w:t>
+      </w:r>
+      <w:proofErr w:type="gramEnd"/>
+      <w:r>
+        <w:rPr>
+          <w:rFonts w:ascii="Times New Roman" w:eastAsia="宋体" w:hAnsi="Times New Roman"/>
+          <w:sz w:val="21"/>
+          <w:lang w:eastAsia="zh-CN"/>
+        </w:rPr>
+        <w:t>.1</w:t>
       </w:r>
       <w:r>
         <w:rPr>
@@ -7289,6 +7748,7 @@
         </w:rPr>
         <w:t>年代，</w:t>
       </w:r>
+      <w:proofErr w:type="gramStart"/>
       <w:r>
         <w:rPr>
           <w:rFonts w:ascii="Times New Roman" w:eastAsia="宋体" w:hAnsi="Times New Roman"/>
@@ -7305,7 +7765,16 @@
           <w:sz w:val="21"/>
           <w:lang w:eastAsia="zh-CN"/>
         </w:rPr>
-        <w:t>已区分「两类电」并总结同类相斥、异类相吸（史实，教材未提及）。</w:t>
+        <w:t>已</w:t>
+      </w:r>
+      <w:proofErr w:type="gramEnd"/>
+      <w:r>
+        <w:rPr>
+          <w:rFonts w:ascii="Times New Roman" w:eastAsia="宋体" w:hAnsi="Times New Roman"/>
+          <w:sz w:val="21"/>
+          <w:lang w:eastAsia="zh-CN"/>
+        </w:rPr>
+        <w:t>区分「两类电」并总结同类相斥、异类相吸（史实，教材未提及）。</w:t>
       </w:r>
     </w:p>
     <w:p>
@@ -7396,7 +7865,25 @@
           <w:sz w:val="21"/>
           <w:lang w:eastAsia="zh-CN"/>
         </w:rPr>
-        <w:t>的测定不宜归给库仑或高斯，高考以</w:t>
+        <w:t>的测定不宜归给</w:t>
+      </w:r>
+      <w:proofErr w:type="gramStart"/>
+      <w:r>
+        <w:rPr>
+          <w:rFonts w:ascii="Times New Roman" w:eastAsia="宋体" w:hAnsi="Times New Roman"/>
+          <w:sz w:val="21"/>
+          <w:lang w:eastAsia="zh-CN"/>
+        </w:rPr>
+        <w:t>库仑或</w:t>
+      </w:r>
+      <w:proofErr w:type="gramEnd"/>
+      <w:r>
+        <w:rPr>
+          <w:rFonts w:ascii="Times New Roman" w:eastAsia="宋体" w:hAnsi="Times New Roman"/>
+          <w:sz w:val="21"/>
+          <w:lang w:eastAsia="zh-CN"/>
+        </w:rPr>
+        <w:t>高斯，高考以</w:t>
       </w:r>
       <w:r>
         <w:rPr>
@@ -7551,15 +8038,7 @@
           <w:sz w:val="21"/>
           <w:lang w:eastAsia="zh-CN"/>
         </w:rPr>
-        <w:t>历史主线｜法拉第用「场」和「力</w:t>
-      </w:r>
-      <w:r>
-        <w:rPr>
-          <w:rFonts w:ascii="Times New Roman" w:eastAsia="宋体" w:hAnsi="Times New Roman"/>
-          <w:sz w:val="21"/>
-          <w:lang w:eastAsia="zh-CN"/>
-        </w:rPr>
-        <w:t>线」取代超距作用图景，让看不见的电场变得可以描述（场的观念在</w:t>
+        <w:t>历史主线｜法拉第用「场」和「力线」取代超距作用图景，让看不见的电场变得可以描述（场的观念在</w:t>
       </w:r>
       <w:r>
         <w:rPr>
@@ -7650,15 +8129,35 @@
           <w:u w:val="thick"/>
           <w:lang w:eastAsia="zh-CN"/>
         </w:rPr>
-        <w:t>法拉第</w:t>
-      </w:r>
-      <w:r>
-        <w:rPr>
-          <w:rFonts w:ascii="Times New Roman" w:eastAsia="宋体" w:hAnsi="Times New Roman"/>
-          <w:sz w:val="21"/>
-          <w:lang w:eastAsia="zh-CN"/>
-        </w:rPr>
-        <w:t>提出电荷周围存在</w:t>
+        <w:t>法拉</w:t>
+      </w:r>
+      <w:proofErr w:type="gramStart"/>
+      <w:r>
+        <w:rPr>
+          <w:rFonts w:ascii="Times New Roman" w:eastAsia="宋体" w:hAnsi="Times New Roman"/>
+          <w:b/>
+          <w:sz w:val="21"/>
+          <w:u w:val="thick"/>
+          <w:lang w:eastAsia="zh-CN"/>
+        </w:rPr>
+        <w:t>第</w:t>
+      </w:r>
+      <w:r>
+        <w:rPr>
+          <w:rFonts w:ascii="Times New Roman" w:eastAsia="宋体" w:hAnsi="Times New Roman"/>
+          <w:sz w:val="21"/>
+          <w:lang w:eastAsia="zh-CN"/>
+        </w:rPr>
+        <w:t>提出</w:t>
+      </w:r>
+      <w:proofErr w:type="gramEnd"/>
+      <w:r>
+        <w:rPr>
+          <w:rFonts w:ascii="Times New Roman" w:eastAsia="宋体" w:hAnsi="Times New Roman"/>
+          <w:sz w:val="21"/>
+          <w:lang w:eastAsia="zh-CN"/>
+        </w:rPr>
+        <w:t>电荷周围存在</w:t>
       </w:r>
       <w:r>
         <w:rPr>
@@ -7714,13 +8213,23 @@
         </w:rPr>
         <w:t>等人完善）；场的观念改变了只用超距作用理解相互作用的方式（必修三</w:t>
       </w:r>
-      <w:r>
-        <w:rPr>
-          <w:rFonts w:ascii="Times New Roman" w:eastAsia="宋体" w:hAnsi="Times New Roman"/>
-          <w:sz w:val="21"/>
-          <w:lang w:eastAsia="zh-CN"/>
-        </w:rPr>
-        <w:t>9.3</w:t>
+      <w:proofErr w:type="gramStart"/>
+      <w:r>
+        <w:rPr>
+          <w:rFonts w:ascii="Times New Roman" w:eastAsia="宋体" w:hAnsi="Times New Roman"/>
+          <w:sz w:val="21"/>
+          <w:lang w:eastAsia="zh-CN"/>
+        </w:rPr>
+        <w:t>9</w:t>
+      </w:r>
+      <w:proofErr w:type="gramEnd"/>
+      <w:r>
+        <w:rPr>
+          <w:rFonts w:ascii="Times New Roman" w:eastAsia="宋体" w:hAnsi="Times New Roman"/>
+          <w:sz w:val="21"/>
+          <w:lang w:eastAsia="zh-CN"/>
+        </w:rPr>
+        <w:t>.3</w:t>
       </w:r>
       <w:r>
         <w:rPr>
@@ -7877,15 +8386,7 @@
           <w:sz w:val="21"/>
           <w:lang w:eastAsia="zh-CN"/>
         </w:rPr>
-        <w:t>实验：导体电阻率的测</w:t>
-      </w:r>
-      <w:r>
-        <w:rPr>
-          <w:rFonts w:ascii="Times New Roman" w:eastAsia="宋体" w:hAnsi="Times New Roman"/>
-          <w:sz w:val="21"/>
-          <w:lang w:eastAsia="zh-CN"/>
-        </w:rPr>
-        <w:t>量；</w:t>
+        <w:t>实验：导体电阻率的测量；</w:t>
       </w:r>
       <w:r>
         <w:rPr>
@@ -8004,13 +8505,23 @@
         </w:rPr>
         <w:t>（适用于线性元件；史实，教材必修三</w:t>
       </w:r>
-      <w:r>
-        <w:rPr>
-          <w:rFonts w:ascii="Times New Roman" w:eastAsia="宋体" w:hAnsi="Times New Roman"/>
-          <w:sz w:val="21"/>
-          <w:lang w:eastAsia="zh-CN"/>
-        </w:rPr>
-        <w:t>11.2</w:t>
+      <w:proofErr w:type="gramStart"/>
+      <w:r>
+        <w:rPr>
+          <w:rFonts w:ascii="Times New Roman" w:eastAsia="宋体" w:hAnsi="Times New Roman"/>
+          <w:sz w:val="21"/>
+          <w:lang w:eastAsia="zh-CN"/>
+        </w:rPr>
+        <w:t>11</w:t>
+      </w:r>
+      <w:proofErr w:type="gramEnd"/>
+      <w:r>
+        <w:rPr>
+          <w:rFonts w:ascii="Times New Roman" w:eastAsia="宋体" w:hAnsi="Times New Roman"/>
+          <w:sz w:val="21"/>
+          <w:lang w:eastAsia="zh-CN"/>
+        </w:rPr>
+        <w:t>.2</w:t>
       </w:r>
       <w:r>
         <w:rPr>
@@ -8141,13 +8652,23 @@
         </w:rPr>
         <w:t>（史实，教材必修三</w:t>
       </w:r>
-      <w:r>
-        <w:rPr>
-          <w:rFonts w:ascii="Times New Roman" w:eastAsia="宋体" w:hAnsi="Times New Roman"/>
-          <w:sz w:val="21"/>
-          <w:lang w:eastAsia="zh-CN"/>
-        </w:rPr>
-        <w:t>11.2</w:t>
+      <w:proofErr w:type="gramStart"/>
+      <w:r>
+        <w:rPr>
+          <w:rFonts w:ascii="Times New Roman" w:eastAsia="宋体" w:hAnsi="Times New Roman"/>
+          <w:sz w:val="21"/>
+          <w:lang w:eastAsia="zh-CN"/>
+        </w:rPr>
+        <w:t>11</w:t>
+      </w:r>
+      <w:proofErr w:type="gramEnd"/>
+      <w:r>
+        <w:rPr>
+          <w:rFonts w:ascii="Times New Roman" w:eastAsia="宋体" w:hAnsi="Times New Roman"/>
+          <w:sz w:val="21"/>
+          <w:lang w:eastAsia="zh-CN"/>
+        </w:rPr>
+        <w:t>.2</w:t>
       </w:r>
       <w:r>
         <w:rPr>
@@ -8240,8 +8761,18 @@
           <w:sz w:val="21"/>
           <w:lang w:eastAsia="zh-CN"/>
         </w:rPr>
-        <w:t>相继研制出钇</w:t>
-      </w:r>
+        <w:t>相继研制出</w:t>
+      </w:r>
+      <w:proofErr w:type="gramStart"/>
+      <w:r>
+        <w:rPr>
+          <w:rFonts w:ascii="Times New Roman" w:eastAsia="宋体" w:hAnsi="Times New Roman"/>
+          <w:sz w:val="21"/>
+          <w:lang w:eastAsia="zh-CN"/>
+        </w:rPr>
+        <w:t>钇</w:t>
+      </w:r>
+      <w:proofErr w:type="gramEnd"/>
       <w:r>
         <w:rPr>
           <w:rFonts w:ascii="Times New Roman" w:eastAsia="宋体" w:hAnsi="Times New Roman"/>
@@ -8282,13 +8813,23 @@
         </w:rPr>
         <w:t>—</w:t>
       </w:r>
-      <w:r>
-        <w:rPr>
-          <w:rFonts w:ascii="Times New Roman" w:eastAsia="宋体" w:hAnsi="Times New Roman"/>
-          <w:sz w:val="21"/>
-          <w:lang w:eastAsia="zh-CN"/>
-        </w:rPr>
-        <w:t>氧系高温超导材料，把超导转变温度提高到</w:t>
+      <w:proofErr w:type="gramStart"/>
+      <w:r>
+        <w:rPr>
+          <w:rFonts w:ascii="Times New Roman" w:eastAsia="宋体" w:hAnsi="Times New Roman"/>
+          <w:sz w:val="21"/>
+          <w:lang w:eastAsia="zh-CN"/>
+        </w:rPr>
+        <w:t>氧系高温</w:t>
+      </w:r>
+      <w:proofErr w:type="gramEnd"/>
+      <w:r>
+        <w:rPr>
+          <w:rFonts w:ascii="Times New Roman" w:eastAsia="宋体" w:hAnsi="Times New Roman"/>
+          <w:sz w:val="21"/>
+          <w:lang w:eastAsia="zh-CN"/>
+        </w:rPr>
+        <w:t>超导材料，把超导转变温度提高到</w:t>
       </w:r>
       <w:r>
         <w:rPr>
@@ -8308,13 +8849,23 @@
         </w:rPr>
         <w:t>（必修三</w:t>
       </w:r>
-      <w:r>
-        <w:rPr>
-          <w:rFonts w:ascii="Times New Roman" w:eastAsia="宋体" w:hAnsi="Times New Roman"/>
-          <w:sz w:val="21"/>
-          <w:lang w:eastAsia="zh-CN"/>
-        </w:rPr>
-        <w:t>11.2</w:t>
+      <w:proofErr w:type="gramStart"/>
+      <w:r>
+        <w:rPr>
+          <w:rFonts w:ascii="Times New Roman" w:eastAsia="宋体" w:hAnsi="Times New Roman"/>
+          <w:sz w:val="21"/>
+          <w:lang w:eastAsia="zh-CN"/>
+        </w:rPr>
+        <w:t>11</w:t>
+      </w:r>
+      <w:proofErr w:type="gramEnd"/>
+      <w:r>
+        <w:rPr>
+          <w:rFonts w:ascii="Times New Roman" w:eastAsia="宋体" w:hAnsi="Times New Roman"/>
+          <w:sz w:val="21"/>
+          <w:lang w:eastAsia="zh-CN"/>
+        </w:rPr>
+        <w:t>.2</w:t>
       </w:r>
       <w:r>
         <w:rPr>
@@ -8524,20 +9075,7 @@
             <w:u w:val="thick"/>
             <w:lang w:eastAsia="zh-CN"/>
           </w:rPr>
-          <m:t>Q</m:t>
-        </m:r>
-        <m:r>
-          <m:rPr>
-            <m:sty m:val="bi"/>
-          </m:rPr>
-          <w:rPr>
-            <w:rFonts w:ascii="Cambria Math" w:hAnsi="Cambria Math"/>
-            <w:sz w:val="21"/>
-            <w:szCs w:val="21"/>
-            <w:u w:val="thick"/>
-            <w:lang w:eastAsia="zh-CN"/>
-          </w:rPr>
-          <m:t>=</m:t>
+          <m:t>Q=</m:t>
         </m:r>
         <m:sSup>
           <m:sSupPr>
@@ -8622,13 +9160,23 @@
         </w:rPr>
         <w:t>通过实验直接得到的（必修三</w:t>
       </w:r>
-      <w:r>
-        <w:rPr>
-          <w:rFonts w:ascii="Times New Roman" w:eastAsia="宋体" w:hAnsi="Times New Roman"/>
-          <w:sz w:val="21"/>
-          <w:lang w:eastAsia="zh-CN"/>
-        </w:rPr>
-        <w:t>12.1</w:t>
+      <w:proofErr w:type="gramStart"/>
+      <w:r>
+        <w:rPr>
+          <w:rFonts w:ascii="Times New Roman" w:eastAsia="宋体" w:hAnsi="Times New Roman"/>
+          <w:sz w:val="21"/>
+          <w:lang w:eastAsia="zh-CN"/>
+        </w:rPr>
+        <w:t>12</w:t>
+      </w:r>
+      <w:proofErr w:type="gramEnd"/>
+      <w:r>
+        <w:rPr>
+          <w:rFonts w:ascii="Times New Roman" w:eastAsia="宋体" w:hAnsi="Times New Roman"/>
+          <w:sz w:val="21"/>
+          <w:lang w:eastAsia="zh-CN"/>
+        </w:rPr>
+        <w:t>.1</w:t>
       </w:r>
       <w:r>
         <w:rPr>
@@ -8707,13 +9255,23 @@
         </w:rPr>
         <w:t>联系起来；能量守恒定律的建立史见必修二第八章、选必三</w:t>
       </w:r>
-      <w:r>
-        <w:rPr>
-          <w:rFonts w:ascii="Times New Roman" w:eastAsia="宋体" w:hAnsi="Times New Roman"/>
-          <w:sz w:val="21"/>
-          <w:lang w:eastAsia="zh-CN"/>
-        </w:rPr>
-        <w:t>3.1</w:t>
+      <w:proofErr w:type="gramStart"/>
+      <w:r>
+        <w:rPr>
+          <w:rFonts w:ascii="Times New Roman" w:eastAsia="宋体" w:hAnsi="Times New Roman"/>
+          <w:sz w:val="21"/>
+          <w:lang w:eastAsia="zh-CN"/>
+        </w:rPr>
+        <w:t>3</w:t>
+      </w:r>
+      <w:proofErr w:type="gramEnd"/>
+      <w:r>
+        <w:rPr>
+          <w:rFonts w:ascii="Times New Roman" w:eastAsia="宋体" w:hAnsi="Times New Roman"/>
+          <w:sz w:val="21"/>
+          <w:lang w:eastAsia="zh-CN"/>
+        </w:rPr>
+        <w:t>.1</w:t>
       </w:r>
       <w:r>
         <w:rPr>
@@ -8858,15 +9416,43 @@
           <w:sz w:val="21"/>
           <w:lang w:eastAsia="zh-CN"/>
         </w:rPr>
-        <w:t>历史主线｜奥斯特发现「电生磁」，安培提出分子电流假说，法拉第发现「磁生电」，麦克斯韦把变化的</w:t>
-      </w:r>
-      <w:r>
-        <w:rPr>
-          <w:rFonts w:ascii="Times New Roman" w:eastAsia="宋体" w:hAnsi="Times New Roman"/>
-          <w:sz w:val="21"/>
-          <w:lang w:eastAsia="zh-CN"/>
-        </w:rPr>
-        <w:t>电场和磁场统一为电磁波，赫兹再用实验捕捉到这种波；我国古代对磁的认识是这条线的最早源头。</w:t>
+        <w:t>历史主线｜奥斯特发现「</w:t>
+      </w:r>
+      <w:proofErr w:type="gramStart"/>
+      <w:r>
+        <w:rPr>
+          <w:rFonts w:ascii="Times New Roman" w:eastAsia="宋体" w:hAnsi="Times New Roman"/>
+          <w:sz w:val="21"/>
+          <w:lang w:eastAsia="zh-CN"/>
+        </w:rPr>
+        <w:t>电生磁</w:t>
+      </w:r>
+      <w:proofErr w:type="gramEnd"/>
+      <w:r>
+        <w:rPr>
+          <w:rFonts w:ascii="Times New Roman" w:eastAsia="宋体" w:hAnsi="Times New Roman"/>
+          <w:sz w:val="21"/>
+          <w:lang w:eastAsia="zh-CN"/>
+        </w:rPr>
+        <w:t>」，安培提出分子电流假说，法拉第发现「</w:t>
+      </w:r>
+      <w:proofErr w:type="gramStart"/>
+      <w:r>
+        <w:rPr>
+          <w:rFonts w:ascii="Times New Roman" w:eastAsia="宋体" w:hAnsi="Times New Roman"/>
+          <w:sz w:val="21"/>
+          <w:lang w:eastAsia="zh-CN"/>
+        </w:rPr>
+        <w:t>磁生电</w:t>
+      </w:r>
+      <w:proofErr w:type="gramEnd"/>
+      <w:r>
+        <w:rPr>
+          <w:rFonts w:ascii="Times New Roman" w:eastAsia="宋体" w:hAnsi="Times New Roman"/>
+          <w:sz w:val="21"/>
+          <w:lang w:eastAsia="zh-CN"/>
+        </w:rPr>
+        <w:t>」，麦克斯韦把变化的电场和磁场统一为电磁波，赫兹再用实验捕捉到这种波；我国古代对磁的认识是这条线的最早源头。</w:t>
       </w:r>
     </w:p>
     <w:p>
@@ -8945,13 +9531,23 @@
         </w:rPr>
         <w:t>是我国古代四大发明之一（必修三</w:t>
       </w:r>
-      <w:r>
-        <w:rPr>
-          <w:rFonts w:ascii="Times New Roman" w:eastAsia="宋体" w:hAnsi="Times New Roman"/>
-          <w:sz w:val="21"/>
-          <w:lang w:eastAsia="zh-CN"/>
-        </w:rPr>
-        <w:t>13.1</w:t>
+      <w:proofErr w:type="gramStart"/>
+      <w:r>
+        <w:rPr>
+          <w:rFonts w:ascii="Times New Roman" w:eastAsia="宋体" w:hAnsi="Times New Roman"/>
+          <w:sz w:val="21"/>
+          <w:lang w:eastAsia="zh-CN"/>
+        </w:rPr>
+        <w:t>13</w:t>
+      </w:r>
+      <w:proofErr w:type="gramEnd"/>
+      <w:r>
+        <w:rPr>
+          <w:rFonts w:ascii="Times New Roman" w:eastAsia="宋体" w:hAnsi="Times New Roman"/>
+          <w:sz w:val="21"/>
+          <w:lang w:eastAsia="zh-CN"/>
+        </w:rPr>
+        <w:t>.1</w:t>
       </w:r>
       <w:r>
         <w:rPr>
@@ -9074,13 +9670,23 @@
         </w:rPr>
         <w:t>月发表论文宣布这一发现（必修三</w:t>
       </w:r>
-      <w:r>
-        <w:rPr>
-          <w:rFonts w:ascii="Times New Roman" w:eastAsia="宋体" w:hAnsi="Times New Roman"/>
-          <w:sz w:val="21"/>
-          <w:lang w:eastAsia="zh-CN"/>
-        </w:rPr>
-        <w:t>13.1</w:t>
+      <w:proofErr w:type="gramStart"/>
+      <w:r>
+        <w:rPr>
+          <w:rFonts w:ascii="Times New Roman" w:eastAsia="宋体" w:hAnsi="Times New Roman"/>
+          <w:sz w:val="21"/>
+          <w:lang w:eastAsia="zh-CN"/>
+        </w:rPr>
+        <w:t>13</w:t>
+      </w:r>
+      <w:proofErr w:type="gramEnd"/>
+      <w:r>
+        <w:rPr>
+          <w:rFonts w:ascii="Times New Roman" w:eastAsia="宋体" w:hAnsi="Times New Roman"/>
+          <w:sz w:val="21"/>
+          <w:lang w:eastAsia="zh-CN"/>
+        </w:rPr>
+        <w:t>.1</w:t>
       </w:r>
       <w:r>
         <w:rPr>
@@ -9131,6 +9737,7 @@
         </w:rPr>
         <w:t>法国物理学家</w:t>
       </w:r>
+      <w:proofErr w:type="gramStart"/>
       <w:r>
         <w:rPr>
           <w:rFonts w:ascii="Times New Roman" w:eastAsia="宋体" w:hAnsi="Times New Roman"/>
@@ -9147,7 +9754,16 @@
           <w:sz w:val="21"/>
           <w:lang w:eastAsia="zh-CN"/>
         </w:rPr>
-        <w:t>研究电流间的相互作用，提出</w:t>
+        <w:t>研究</w:t>
+      </w:r>
+      <w:proofErr w:type="gramEnd"/>
+      <w:r>
+        <w:rPr>
+          <w:rFonts w:ascii="Times New Roman" w:eastAsia="宋体" w:hAnsi="Times New Roman"/>
+          <w:sz w:val="21"/>
+          <w:lang w:eastAsia="zh-CN"/>
+        </w:rPr>
+        <w:t>电流间的相互作用，提出</w:t>
       </w:r>
       <w:r>
         <w:rPr>
@@ -9185,13 +9801,23 @@
         </w:rPr>
         <w:t>（右手螺旋定则）用于判断电流周围磁场的方向（必修三</w:t>
       </w:r>
-      <w:r>
-        <w:rPr>
-          <w:rFonts w:ascii="Times New Roman" w:eastAsia="宋体" w:hAnsi="Times New Roman"/>
-          <w:sz w:val="21"/>
-          <w:lang w:eastAsia="zh-CN"/>
-        </w:rPr>
-        <w:t>13.1</w:t>
+      <w:proofErr w:type="gramStart"/>
+      <w:r>
+        <w:rPr>
+          <w:rFonts w:ascii="Times New Roman" w:eastAsia="宋体" w:hAnsi="Times New Roman"/>
+          <w:sz w:val="21"/>
+          <w:lang w:eastAsia="zh-CN"/>
+        </w:rPr>
+        <w:t>13</w:t>
+      </w:r>
+      <w:proofErr w:type="gramEnd"/>
+      <w:r>
+        <w:rPr>
+          <w:rFonts w:ascii="Times New Roman" w:eastAsia="宋体" w:hAnsi="Times New Roman"/>
+          <w:sz w:val="21"/>
+          <w:lang w:eastAsia="zh-CN"/>
+        </w:rPr>
+        <w:t>.1</w:t>
       </w:r>
       <w:r>
         <w:rPr>
@@ -9266,7 +9892,25 @@
           <w:sz w:val="21"/>
           <w:lang w:eastAsia="zh-CN"/>
         </w:rPr>
-        <w:t>年的日记中写下「由磁产生电」的设想，为此探索了</w:t>
+        <w:t>年的日记中写下「由</w:t>
+      </w:r>
+      <w:proofErr w:type="gramStart"/>
+      <w:r>
+        <w:rPr>
+          <w:rFonts w:ascii="Times New Roman" w:eastAsia="宋体" w:hAnsi="Times New Roman"/>
+          <w:sz w:val="21"/>
+          <w:lang w:eastAsia="zh-CN"/>
+        </w:rPr>
+        <w:t>磁产生</w:t>
+      </w:r>
+      <w:proofErr w:type="gramEnd"/>
+      <w:r>
+        <w:rPr>
+          <w:rFonts w:ascii="Times New Roman" w:eastAsia="宋体" w:hAnsi="Times New Roman"/>
+          <w:sz w:val="21"/>
+          <w:lang w:eastAsia="zh-CN"/>
+        </w:rPr>
+        <w:t>电」的设想，为此探索了</w:t>
       </w:r>
       <w:r>
         <w:rPr>
@@ -9350,7 +9994,25 @@
           <w:sz w:val="21"/>
           <w:lang w:eastAsia="zh-CN"/>
         </w:rPr>
-        <w:t>首次观察到电磁感应现象，并领悟到「磁生电」是一种在</w:t>
+        <w:t>首次观察到电磁感应现象，并领悟到「</w:t>
+      </w:r>
+      <w:proofErr w:type="gramStart"/>
+      <w:r>
+        <w:rPr>
+          <w:rFonts w:ascii="Times New Roman" w:eastAsia="宋体" w:hAnsi="Times New Roman"/>
+          <w:sz w:val="21"/>
+          <w:lang w:eastAsia="zh-CN"/>
+        </w:rPr>
+        <w:t>磁生电</w:t>
+      </w:r>
+      <w:proofErr w:type="gramEnd"/>
+      <w:r>
+        <w:rPr>
+          <w:rFonts w:ascii="Times New Roman" w:eastAsia="宋体" w:hAnsi="Times New Roman"/>
+          <w:sz w:val="21"/>
+          <w:lang w:eastAsia="zh-CN"/>
+        </w:rPr>
+        <w:t>」是一种在</w:t>
       </w:r>
       <w:r>
         <w:rPr>
@@ -9370,13 +10032,23 @@
         </w:rPr>
         <w:t>中才能出现的效应（必修三</w:t>
       </w:r>
-      <w:r>
-        <w:rPr>
-          <w:rFonts w:ascii="Times New Roman" w:eastAsia="宋体" w:hAnsi="Times New Roman"/>
-          <w:sz w:val="21"/>
-          <w:lang w:eastAsia="zh-CN"/>
-        </w:rPr>
-        <w:t>13.3</w:t>
+      <w:proofErr w:type="gramStart"/>
+      <w:r>
+        <w:rPr>
+          <w:rFonts w:ascii="Times New Roman" w:eastAsia="宋体" w:hAnsi="Times New Roman"/>
+          <w:sz w:val="21"/>
+          <w:lang w:eastAsia="zh-CN"/>
+        </w:rPr>
+        <w:t>13</w:t>
+      </w:r>
+      <w:proofErr w:type="gramEnd"/>
+      <w:r>
+        <w:rPr>
+          <w:rFonts w:ascii="Times New Roman" w:eastAsia="宋体" w:hAnsi="Times New Roman"/>
+          <w:sz w:val="21"/>
+          <w:lang w:eastAsia="zh-CN"/>
+        </w:rPr>
+        <w:t>.3</w:t>
       </w:r>
       <w:r>
         <w:rPr>
@@ -9563,13 +10235,23 @@
         </w:rPr>
         <w:t>等现象，并测得电磁波在真空中的速度等于光速（必修三</w:t>
       </w:r>
-      <w:r>
-        <w:rPr>
-          <w:rFonts w:ascii="Times New Roman" w:eastAsia="宋体" w:hAnsi="Times New Roman"/>
-          <w:sz w:val="21"/>
-          <w:lang w:eastAsia="zh-CN"/>
-        </w:rPr>
-        <w:t>13.4</w:t>
+      <w:proofErr w:type="gramStart"/>
+      <w:r>
+        <w:rPr>
+          <w:rFonts w:ascii="Times New Roman" w:eastAsia="宋体" w:hAnsi="Times New Roman"/>
+          <w:sz w:val="21"/>
+          <w:lang w:eastAsia="zh-CN"/>
+        </w:rPr>
+        <w:t>13</w:t>
+      </w:r>
+      <w:proofErr w:type="gramEnd"/>
+      <w:r>
+        <w:rPr>
+          <w:rFonts w:ascii="Times New Roman" w:eastAsia="宋体" w:hAnsi="Times New Roman"/>
+          <w:sz w:val="21"/>
+          <w:lang w:eastAsia="zh-CN"/>
+        </w:rPr>
+        <w:t>.4</w:t>
       </w:r>
       <w:r>
         <w:rPr>
@@ -9638,15 +10320,7 @@
           <w:sz w:val="21"/>
           <w:lang w:eastAsia="zh-CN"/>
         </w:rPr>
-        <w:t>，德国物理</w:t>
-      </w:r>
-      <w:r>
-        <w:rPr>
-          <w:rFonts w:ascii="Times New Roman" w:eastAsia="宋体" w:hAnsi="Times New Roman"/>
-          <w:sz w:val="21"/>
-          <w:lang w:eastAsia="zh-CN"/>
-        </w:rPr>
-        <w:t>学家</w:t>
+        <w:t>，德国物理学家</w:t>
       </w:r>
       <w:r>
         <w:rPr>
@@ -9679,8 +10353,18 @@
           <w:sz w:val="21"/>
           <w:lang w:eastAsia="zh-CN"/>
         </w:rPr>
-        <w:t>的整数倍</w:t>
-      </w:r>
+        <w:t>的整数</w:t>
+      </w:r>
+      <w:proofErr w:type="gramStart"/>
+      <w:r>
+        <w:rPr>
+          <w:rFonts w:ascii="Times New Roman" w:eastAsia="宋体" w:hAnsi="Times New Roman"/>
+          <w:sz w:val="21"/>
+          <w:lang w:eastAsia="zh-CN"/>
+        </w:rPr>
+        <w:t>倍</w:t>
+      </w:r>
+      <w:proofErr w:type="gramEnd"/>
       <w:r>
         <w:rPr>
           <w:rFonts w:ascii="Times New Roman" w:eastAsia="宋体" w:hAnsi="Times New Roman"/>
@@ -9711,33 +10395,7 @@
             <w:u w:val="thick"/>
             <w:lang w:eastAsia="zh-CN"/>
           </w:rPr>
-          <m:t>ε</m:t>
-        </m:r>
-        <m:r>
-          <m:rPr>
-            <m:sty m:val="bi"/>
-          </m:rPr>
-          <w:rPr>
-            <w:rFonts w:ascii="Cambria Math" w:hAnsi="Cambria Math"/>
-            <w:sz w:val="21"/>
-            <w:szCs w:val="21"/>
-            <w:u w:val="thick"/>
-            <w:lang w:eastAsia="zh-CN"/>
-          </w:rPr>
-          <m:t>=h</m:t>
-        </m:r>
-        <m:r>
-          <m:rPr>
-            <m:sty m:val="bi"/>
-          </m:rPr>
-          <w:rPr>
-            <w:rFonts w:ascii="Cambria Math" w:hAnsi="Cambria Math"/>
-            <w:sz w:val="21"/>
-            <w:szCs w:val="21"/>
-            <w:u w:val="thick"/>
-            <w:lang w:eastAsia="zh-CN"/>
-          </w:rPr>
-          <m:t>ν</m:t>
+          <m:t>ε=hν</m:t>
         </m:r>
       </m:oMath>
       <w:r>
@@ -9748,13 +10406,23 @@
         </w:rPr>
         <w:t>，开启了量子理论（必修三</w:t>
       </w:r>
-      <w:r>
-        <w:rPr>
-          <w:rFonts w:ascii="Times New Roman" w:eastAsia="宋体" w:hAnsi="Times New Roman"/>
-          <w:sz w:val="21"/>
-          <w:lang w:eastAsia="zh-CN"/>
-        </w:rPr>
-        <w:t>13.5</w:t>
+      <w:proofErr w:type="gramStart"/>
+      <w:r>
+        <w:rPr>
+          <w:rFonts w:ascii="Times New Roman" w:eastAsia="宋体" w:hAnsi="Times New Roman"/>
+          <w:sz w:val="21"/>
+          <w:lang w:eastAsia="zh-CN"/>
+        </w:rPr>
+        <w:t>13</w:t>
+      </w:r>
+      <w:proofErr w:type="gramEnd"/>
+      <w:r>
+        <w:rPr>
+          <w:rFonts w:ascii="Times New Roman" w:eastAsia="宋体" w:hAnsi="Times New Roman"/>
+          <w:sz w:val="21"/>
+          <w:lang w:eastAsia="zh-CN"/>
+        </w:rPr>
+        <w:t>.5</w:t>
       </w:r>
       <w:r>
         <w:rPr>
@@ -9764,13 +10432,23 @@
         </w:rPr>
         <w:t>节、选必三</w:t>
       </w:r>
-      <w:r>
-        <w:rPr>
-          <w:rFonts w:ascii="Times New Roman" w:eastAsia="宋体" w:hAnsi="Times New Roman"/>
-          <w:sz w:val="21"/>
-          <w:lang w:eastAsia="zh-CN"/>
-        </w:rPr>
-        <w:t>4.1</w:t>
+      <w:proofErr w:type="gramStart"/>
+      <w:r>
+        <w:rPr>
+          <w:rFonts w:ascii="Times New Roman" w:eastAsia="宋体" w:hAnsi="Times New Roman"/>
+          <w:sz w:val="21"/>
+          <w:lang w:eastAsia="zh-CN"/>
+        </w:rPr>
+        <w:t>4</w:t>
+      </w:r>
+      <w:proofErr w:type="gramEnd"/>
+      <w:r>
+        <w:rPr>
+          <w:rFonts w:ascii="Times New Roman" w:eastAsia="宋体" w:hAnsi="Times New Roman"/>
+          <w:sz w:val="21"/>
+          <w:lang w:eastAsia="zh-CN"/>
+        </w:rPr>
+        <w:t>.1</w:t>
       </w:r>
       <w:r>
         <w:rPr>
@@ -9821,15 +10499,27 @@
         </w:rPr>
         <w:t>左手定则通常称</w:t>
       </w:r>
-      <w:r>
-        <w:rPr>
-          <w:rFonts w:ascii="Times New Roman" w:eastAsia="宋体" w:hAnsi="Times New Roman"/>
-          <w:b/>
-          <w:sz w:val="21"/>
-          <w:u w:val="thick"/>
-          <w:lang w:eastAsia="zh-CN"/>
-        </w:rPr>
-        <w:t>弗莱明左手定则</w:t>
+      <w:proofErr w:type="gramStart"/>
+      <w:r>
+        <w:rPr>
+          <w:rFonts w:ascii="Times New Roman" w:eastAsia="宋体" w:hAnsi="Times New Roman"/>
+          <w:b/>
+          <w:sz w:val="21"/>
+          <w:u w:val="thick"/>
+          <w:lang w:eastAsia="zh-CN"/>
+        </w:rPr>
+        <w:t>弗莱</w:t>
+      </w:r>
+      <w:proofErr w:type="gramEnd"/>
+      <w:r>
+        <w:rPr>
+          <w:rFonts w:ascii="Times New Roman" w:eastAsia="宋体" w:hAnsi="Times New Roman"/>
+          <w:b/>
+          <w:sz w:val="21"/>
+          <w:u w:val="thick"/>
+          <w:lang w:eastAsia="zh-CN"/>
+        </w:rPr>
+        <w:t>明左手定则</w:t>
       </w:r>
       <w:r>
         <w:rPr>
@@ -10125,7 +10815,25 @@
           <w:sz w:val="21"/>
           <w:lang w:eastAsia="zh-CN"/>
         </w:rPr>
-        <w:t>历史主线｜碰撞过程极快、瞬时力难以测量，动量与守恒思想绕开复杂的瞬时作用直接预测结果。</w:t>
+        <w:t>历史主线｜碰撞过程极快、</w:t>
+      </w:r>
+      <w:proofErr w:type="gramStart"/>
+      <w:r>
+        <w:rPr>
+          <w:rFonts w:ascii="Times New Roman" w:eastAsia="宋体" w:hAnsi="Times New Roman"/>
+          <w:sz w:val="21"/>
+          <w:lang w:eastAsia="zh-CN"/>
+        </w:rPr>
+        <w:t>瞬时力</w:t>
+      </w:r>
+      <w:proofErr w:type="gramEnd"/>
+      <w:r>
+        <w:rPr>
+          <w:rFonts w:ascii="Times New Roman" w:eastAsia="宋体" w:hAnsi="Times New Roman"/>
+          <w:sz w:val="21"/>
+          <w:lang w:eastAsia="zh-CN"/>
+        </w:rPr>
+        <w:t>难以测量，动量与守恒思想绕开复杂的瞬时作用直接预测结果。</w:t>
       </w:r>
     </w:p>
     <w:p>
@@ -10168,15 +10876,35 @@
           <w:u w:val="thick"/>
           <w:lang w:eastAsia="zh-CN"/>
         </w:rPr>
-        <w:t>笛卡儿</w:t>
-      </w:r>
-      <w:r>
-        <w:rPr>
-          <w:rFonts w:ascii="Times New Roman" w:eastAsia="宋体" w:hAnsi="Times New Roman"/>
-          <w:sz w:val="21"/>
-          <w:lang w:eastAsia="zh-CN"/>
-        </w:rPr>
-        <w:t>主张以</w:t>
+        <w:t>笛卡</w:t>
+      </w:r>
+      <w:proofErr w:type="gramStart"/>
+      <w:r>
+        <w:rPr>
+          <w:rFonts w:ascii="Times New Roman" w:eastAsia="宋体" w:hAnsi="Times New Roman"/>
+          <w:b/>
+          <w:sz w:val="21"/>
+          <w:u w:val="thick"/>
+          <w:lang w:eastAsia="zh-CN"/>
+        </w:rPr>
+        <w:t>儿</w:t>
+      </w:r>
+      <w:r>
+        <w:rPr>
+          <w:rFonts w:ascii="Times New Roman" w:eastAsia="宋体" w:hAnsi="Times New Roman"/>
+          <w:sz w:val="21"/>
+          <w:lang w:eastAsia="zh-CN"/>
+        </w:rPr>
+        <w:t>主张</w:t>
+      </w:r>
+      <w:proofErr w:type="gramEnd"/>
+      <w:r>
+        <w:rPr>
+          <w:rFonts w:ascii="Times New Roman" w:eastAsia="宋体" w:hAnsi="Times New Roman"/>
+          <w:sz w:val="21"/>
+          <w:lang w:eastAsia="zh-CN"/>
+        </w:rPr>
+        <w:t>以</w:t>
       </w:r>
       <w:r>
         <w:rPr>
@@ -10272,13 +11000,23 @@
         </w:rPr>
         <w:t>指出双方实际是从不同角度量度运动（选必一</w:t>
       </w:r>
-      <w:r>
-        <w:rPr>
-          <w:rFonts w:ascii="Times New Roman" w:eastAsia="宋体" w:hAnsi="Times New Roman"/>
-          <w:sz w:val="21"/>
-          <w:lang w:eastAsia="zh-CN"/>
-        </w:rPr>
-        <w:t>1.1</w:t>
+      <w:proofErr w:type="gramStart"/>
+      <w:r>
+        <w:rPr>
+          <w:rFonts w:ascii="Times New Roman" w:eastAsia="宋体" w:hAnsi="Times New Roman"/>
+          <w:sz w:val="21"/>
+          <w:lang w:eastAsia="zh-CN"/>
+        </w:rPr>
+        <w:t>1</w:t>
+      </w:r>
+      <w:proofErr w:type="gramEnd"/>
+      <w:r>
+        <w:rPr>
+          <w:rFonts w:ascii="Times New Roman" w:eastAsia="宋体" w:hAnsi="Times New Roman"/>
+          <w:sz w:val="21"/>
+          <w:lang w:eastAsia="zh-CN"/>
+        </w:rPr>
+        <w:t>.1</w:t>
       </w:r>
       <w:r>
         <w:rPr>
@@ -10416,13 +11154,23 @@
         </w:rPr>
         <w:t>应用于微观研究的典型案例（选必三</w:t>
       </w:r>
-      <w:r>
-        <w:rPr>
-          <w:rFonts w:ascii="Times New Roman" w:eastAsia="宋体" w:hAnsi="Times New Roman"/>
-          <w:sz w:val="21"/>
-          <w:lang w:eastAsia="zh-CN"/>
-        </w:rPr>
-        <w:t>5.1</w:t>
+      <w:proofErr w:type="gramStart"/>
+      <w:r>
+        <w:rPr>
+          <w:rFonts w:ascii="Times New Roman" w:eastAsia="宋体" w:hAnsi="Times New Roman"/>
+          <w:sz w:val="21"/>
+          <w:lang w:eastAsia="zh-CN"/>
+        </w:rPr>
+        <w:t>5</w:t>
+      </w:r>
+      <w:proofErr w:type="gramEnd"/>
+      <w:r>
+        <w:rPr>
+          <w:rFonts w:ascii="Times New Roman" w:eastAsia="宋体" w:hAnsi="Times New Roman"/>
+          <w:sz w:val="21"/>
+          <w:lang w:eastAsia="zh-CN"/>
+        </w:rPr>
+        <w:t>.1</w:t>
       </w:r>
       <w:r>
         <w:rPr>
@@ -10583,15 +11331,7 @@
           <w:sz w:val="21"/>
           <w:lang w:eastAsia="zh-CN"/>
         </w:rPr>
-        <w:t>历史主线｜伽利略从摆动注意到近似等时性，惠更斯给出周期公式并</w:t>
-      </w:r>
-      <w:r>
-        <w:rPr>
-          <w:rFonts w:ascii="Times New Roman" w:eastAsia="宋体" w:hAnsi="Times New Roman"/>
-          <w:sz w:val="21"/>
-          <w:lang w:eastAsia="zh-CN"/>
-        </w:rPr>
-        <w:t>制成实用摆钟。</w:t>
+        <w:t>历史主线｜伽利略从摆动注意到近似等时性，惠更斯给出周期公式并制成实用摆钟。</w:t>
       </w:r>
     </w:p>
     <w:p>
@@ -10733,20 +11473,7 @@
             <w:u w:val="thick"/>
             <w:lang w:eastAsia="zh-CN"/>
           </w:rPr>
-          <m:t>T</m:t>
-        </m:r>
-        <m:r>
-          <m:rPr>
-            <m:sty m:val="bi"/>
-          </m:rPr>
-          <w:rPr>
-            <w:rFonts w:ascii="Cambria Math" w:hAnsi="Cambria Math"/>
-            <w:sz w:val="21"/>
-            <w:szCs w:val="21"/>
-            <w:u w:val="thick"/>
-            <w:lang w:eastAsia="zh-CN"/>
-          </w:rPr>
-          <m:t>=2</m:t>
+          <m:t>T=2</m:t>
         </m:r>
         <m:r>
           <m:rPr>
@@ -10787,33 +11514,7 @@
                 <w:u w:val="thick"/>
                 <w:lang w:eastAsia="zh-CN"/>
               </w:rPr>
-              <m:t>l</m:t>
-            </m:r>
-            <m:r>
-              <m:rPr>
-                <m:sty m:val="bi"/>
-              </m:rPr>
-              <w:rPr>
-                <w:rFonts w:ascii="Cambria Math" w:hAnsi="Cambria Math"/>
-                <w:sz w:val="21"/>
-                <w:szCs w:val="21"/>
-                <w:u w:val="thick"/>
-                <w:lang w:eastAsia="zh-CN"/>
-              </w:rPr>
-              <m:t>/</m:t>
-            </m:r>
-            <m:r>
-              <m:rPr>
-                <m:sty m:val="bi"/>
-              </m:rPr>
-              <w:rPr>
-                <w:rFonts w:ascii="Cambria Math" w:hAnsi="Cambria Math"/>
-                <w:sz w:val="21"/>
-                <w:szCs w:val="21"/>
-                <w:u w:val="thick"/>
-                <w:lang w:eastAsia="zh-CN"/>
-              </w:rPr>
-              <m:t>g</m:t>
+              <m:t>l/g</m:t>
             </m:r>
           </m:e>
         </m:rad>
@@ -10860,13 +11561,23 @@
         </w:rPr>
         <w:t>，显著提高计时精度，并用单摆测出了巴黎的重力加速度（选必一</w:t>
       </w:r>
-      <w:r>
-        <w:rPr>
-          <w:rFonts w:ascii="Times New Roman" w:eastAsia="宋体" w:hAnsi="Times New Roman"/>
-          <w:sz w:val="21"/>
-          <w:lang w:eastAsia="zh-CN"/>
-        </w:rPr>
-        <w:t>2.4</w:t>
+      <w:proofErr w:type="gramStart"/>
+      <w:r>
+        <w:rPr>
+          <w:rFonts w:ascii="Times New Roman" w:eastAsia="宋体" w:hAnsi="Times New Roman"/>
+          <w:sz w:val="21"/>
+          <w:lang w:eastAsia="zh-CN"/>
+        </w:rPr>
+        <w:t>2</w:t>
+      </w:r>
+      <w:proofErr w:type="gramEnd"/>
+      <w:r>
+        <w:rPr>
+          <w:rFonts w:ascii="Times New Roman" w:eastAsia="宋体" w:hAnsi="Times New Roman"/>
+          <w:sz w:val="21"/>
+          <w:lang w:eastAsia="zh-CN"/>
+        </w:rPr>
+        <w:t>.4</w:t>
       </w:r>
       <w:r>
         <w:rPr>
@@ -11195,13 +11906,23 @@
         </w:rPr>
         <w:t>（选必一</w:t>
       </w:r>
-      <w:r>
-        <w:rPr>
-          <w:rFonts w:ascii="Times New Roman" w:eastAsia="宋体" w:hAnsi="Times New Roman"/>
-          <w:sz w:val="21"/>
-          <w:lang w:eastAsia="zh-CN"/>
-        </w:rPr>
-        <w:t>3.5</w:t>
+      <w:proofErr w:type="gramStart"/>
+      <w:r>
+        <w:rPr>
+          <w:rFonts w:ascii="Times New Roman" w:eastAsia="宋体" w:hAnsi="Times New Roman"/>
+          <w:sz w:val="21"/>
+          <w:lang w:eastAsia="zh-CN"/>
+        </w:rPr>
+        <w:t>3</w:t>
+      </w:r>
+      <w:proofErr w:type="gramEnd"/>
+      <w:r>
+        <w:rPr>
+          <w:rFonts w:ascii="Times New Roman" w:eastAsia="宋体" w:hAnsi="Times New Roman"/>
+          <w:sz w:val="21"/>
+          <w:lang w:eastAsia="zh-CN"/>
+        </w:rPr>
+        <w:t>.5</w:t>
       </w:r>
       <w:r>
         <w:rPr>
@@ -11260,7 +11981,25 @@
           <w:sz w:val="21"/>
           <w:lang w:eastAsia="zh-CN"/>
         </w:rPr>
-        <w:t>用次波和包络面描述波面的传播，可用于解释波的反射和折射（史实，教材未展开；另见选必一第四章光的折射）。</w:t>
+        <w:t>用次波和包络面描述波面的传播，可用于解释波的反射和折射（史实，教材未展开；</w:t>
+      </w:r>
+      <w:proofErr w:type="gramStart"/>
+      <w:r>
+        <w:rPr>
+          <w:rFonts w:ascii="Times New Roman" w:eastAsia="宋体" w:hAnsi="Times New Roman"/>
+          <w:sz w:val="21"/>
+          <w:lang w:eastAsia="zh-CN"/>
+        </w:rPr>
+        <w:t>另见选必一</w:t>
+      </w:r>
+      <w:proofErr w:type="gramEnd"/>
+      <w:r>
+        <w:rPr>
+          <w:rFonts w:ascii="Times New Roman" w:eastAsia="宋体" w:hAnsi="Times New Roman"/>
+          <w:sz w:val="21"/>
+          <w:lang w:eastAsia="zh-CN"/>
+        </w:rPr>
+        <w:t>第四章光的折射）。</w:t>
       </w:r>
     </w:p>
     <w:p>
@@ -11341,15 +12080,7 @@
           <w:sz w:val="21"/>
           <w:lang w:eastAsia="zh-CN"/>
         </w:rPr>
-        <w:t>4.3</w:t>
-      </w:r>
-      <w:r>
-        <w:rPr>
-          <w:rFonts w:ascii="Times New Roman" w:eastAsia="宋体" w:hAnsi="Times New Roman"/>
-          <w:sz w:val="21"/>
-          <w:lang w:eastAsia="zh-CN"/>
-        </w:rPr>
-        <w:t xml:space="preserve"> </w:t>
+        <w:t xml:space="preserve">4.3 </w:t>
       </w:r>
       <w:r>
         <w:rPr>
@@ -11421,7 +12152,61 @@
           <w:sz w:val="21"/>
           <w:lang w:eastAsia="zh-CN"/>
         </w:rPr>
-        <w:t>历史主线｜微粒说与波动说长期争论；杨氏双缝、菲涅耳衍射和泊松亮斑逐步确立波动图景，麦克斯韦最终把光统一为电磁波。</w:t>
+        <w:t>历史主线｜微粒说与波动说长期争论；杨氏双缝、菲涅耳衍射和</w:t>
+      </w:r>
+      <w:proofErr w:type="gramStart"/>
+      <w:r>
+        <w:rPr>
+          <w:rFonts w:ascii="Times New Roman" w:eastAsia="宋体" w:hAnsi="Times New Roman"/>
+          <w:sz w:val="21"/>
+          <w:lang w:eastAsia="zh-CN"/>
+        </w:rPr>
+        <w:t>泊松</w:t>
+      </w:r>
+      <w:proofErr w:type="gramEnd"/>
+      <w:r>
+        <w:rPr>
+          <w:rFonts w:ascii="Times New Roman" w:eastAsia="宋体" w:hAnsi="Times New Roman"/>
+          <w:sz w:val="21"/>
+          <w:lang w:eastAsia="zh-CN"/>
+        </w:rPr>
+        <w:t>亮</w:t>
+      </w:r>
+      <w:proofErr w:type="gramStart"/>
+      <w:r>
+        <w:rPr>
+          <w:rFonts w:ascii="Times New Roman" w:eastAsia="宋体" w:hAnsi="Times New Roman"/>
+          <w:sz w:val="21"/>
+          <w:lang w:eastAsia="zh-CN"/>
+        </w:rPr>
+        <w:t>斑逐步</w:t>
+      </w:r>
+      <w:proofErr w:type="gramEnd"/>
+      <w:r>
+        <w:rPr>
+          <w:rFonts w:ascii="Times New Roman" w:eastAsia="宋体" w:hAnsi="Times New Roman"/>
+          <w:sz w:val="21"/>
+          <w:lang w:eastAsia="zh-CN"/>
+        </w:rPr>
+        <w:t>确立波动图景，麦克斯韦最终把</w:t>
+      </w:r>
+      <w:proofErr w:type="gramStart"/>
+      <w:r>
+        <w:rPr>
+          <w:rFonts w:ascii="Times New Roman" w:eastAsia="宋体" w:hAnsi="Times New Roman"/>
+          <w:sz w:val="21"/>
+          <w:lang w:eastAsia="zh-CN"/>
+        </w:rPr>
+        <w:t>光统一</w:t>
+      </w:r>
+      <w:proofErr w:type="gramEnd"/>
+      <w:r>
+        <w:rPr>
+          <w:rFonts w:ascii="Times New Roman" w:eastAsia="宋体" w:hAnsi="Times New Roman"/>
+          <w:sz w:val="21"/>
+          <w:lang w:eastAsia="zh-CN"/>
+        </w:rPr>
+        <w:t>为电磁波。</w:t>
       </w:r>
     </w:p>
     <w:p>
@@ -11610,13 +12395,23 @@
         </w:rPr>
         <w:t>，后被赫兹实验证实（选必一</w:t>
       </w:r>
-      <w:r>
-        <w:rPr>
-          <w:rFonts w:ascii="Times New Roman" w:eastAsia="宋体" w:hAnsi="Times New Roman"/>
-          <w:sz w:val="21"/>
-          <w:lang w:eastAsia="zh-CN"/>
-        </w:rPr>
-        <w:t>4.3</w:t>
+      <w:proofErr w:type="gramStart"/>
+      <w:r>
+        <w:rPr>
+          <w:rFonts w:ascii="Times New Roman" w:eastAsia="宋体" w:hAnsi="Times New Roman"/>
+          <w:sz w:val="21"/>
+          <w:lang w:eastAsia="zh-CN"/>
+        </w:rPr>
+        <w:t>4</w:t>
+      </w:r>
+      <w:proofErr w:type="gramEnd"/>
+      <w:r>
+        <w:rPr>
+          <w:rFonts w:ascii="Times New Roman" w:eastAsia="宋体" w:hAnsi="Times New Roman"/>
+          <w:sz w:val="21"/>
+          <w:lang w:eastAsia="zh-CN"/>
+        </w:rPr>
+        <w:t>.3</w:t>
       </w:r>
       <w:r>
         <w:rPr>
@@ -11723,13 +12518,23 @@
         </w:rPr>
         <w:t>：折射光线与入射光线、法线处在同一平面内；入射角的正弦与折射角的正弦成正比（选必一</w:t>
       </w:r>
-      <w:r>
-        <w:rPr>
-          <w:rFonts w:ascii="Times New Roman" w:eastAsia="宋体" w:hAnsi="Times New Roman"/>
-          <w:sz w:val="21"/>
-          <w:lang w:eastAsia="zh-CN"/>
-        </w:rPr>
-        <w:t>4.1</w:t>
+      <w:proofErr w:type="gramStart"/>
+      <w:r>
+        <w:rPr>
+          <w:rFonts w:ascii="Times New Roman" w:eastAsia="宋体" w:hAnsi="Times New Roman"/>
+          <w:sz w:val="21"/>
+          <w:lang w:eastAsia="zh-CN"/>
+        </w:rPr>
+        <w:t>4</w:t>
+      </w:r>
+      <w:proofErr w:type="gramEnd"/>
+      <w:r>
+        <w:rPr>
+          <w:rFonts w:ascii="Times New Roman" w:eastAsia="宋体" w:hAnsi="Times New Roman"/>
+          <w:sz w:val="21"/>
+          <w:lang w:eastAsia="zh-CN"/>
+        </w:rPr>
+        <w:t>.1</w:t>
       </w:r>
       <w:r>
         <w:rPr>
@@ -11874,13 +12679,23 @@
         </w:rPr>
         <w:t>（选必一</w:t>
       </w:r>
-      <w:r>
-        <w:rPr>
-          <w:rFonts w:ascii="Times New Roman" w:eastAsia="宋体" w:hAnsi="Times New Roman"/>
-          <w:sz w:val="21"/>
-          <w:lang w:eastAsia="zh-CN"/>
-        </w:rPr>
-        <w:t>4.3</w:t>
+      <w:proofErr w:type="gramStart"/>
+      <w:r>
+        <w:rPr>
+          <w:rFonts w:ascii="Times New Roman" w:eastAsia="宋体" w:hAnsi="Times New Roman"/>
+          <w:sz w:val="21"/>
+          <w:lang w:eastAsia="zh-CN"/>
+        </w:rPr>
+        <w:t>4</w:t>
+      </w:r>
+      <w:proofErr w:type="gramEnd"/>
+      <w:r>
+        <w:rPr>
+          <w:rFonts w:ascii="Times New Roman" w:eastAsia="宋体" w:hAnsi="Times New Roman"/>
+          <w:sz w:val="21"/>
+          <w:lang w:eastAsia="zh-CN"/>
+        </w:rPr>
+        <w:t>.3</w:t>
       </w:r>
       <w:r>
         <w:rPr>
@@ -11960,33 +12775,73 @@
           <w:u w:val="thick"/>
           <w:lang w:eastAsia="zh-CN"/>
         </w:rPr>
-        <w:t>菲涅耳</w:t>
-      </w:r>
-      <w:r>
-        <w:rPr>
-          <w:rFonts w:ascii="Times New Roman" w:eastAsia="宋体" w:hAnsi="Times New Roman"/>
-          <w:sz w:val="21"/>
-          <w:lang w:eastAsia="zh-CN"/>
-        </w:rPr>
-        <w:t>按波动说深入研究了光的衍射；反对波动说的</w:t>
-      </w:r>
-      <w:r>
-        <w:rPr>
-          <w:rFonts w:ascii="Times New Roman" w:eastAsia="宋体" w:hAnsi="Times New Roman"/>
-          <w:b/>
-          <w:sz w:val="21"/>
-          <w:u w:val="thick"/>
-          <w:lang w:eastAsia="zh-CN"/>
-        </w:rPr>
-        <w:t>泊松</w:t>
-      </w:r>
-      <w:r>
-        <w:rPr>
-          <w:rFonts w:ascii="Times New Roman" w:eastAsia="宋体" w:hAnsi="Times New Roman"/>
-          <w:sz w:val="21"/>
-          <w:lang w:eastAsia="zh-CN"/>
-        </w:rPr>
-        <w:t>按菲涅耳的理论推出圆盘影的中心应出现亮斑，评委</w:t>
+        <w:t>菲</w:t>
+      </w:r>
+      <w:proofErr w:type="gramStart"/>
+      <w:r>
+        <w:rPr>
+          <w:rFonts w:ascii="Times New Roman" w:eastAsia="宋体" w:hAnsi="Times New Roman"/>
+          <w:b/>
+          <w:sz w:val="21"/>
+          <w:u w:val="thick"/>
+          <w:lang w:eastAsia="zh-CN"/>
+        </w:rPr>
+        <w:t>涅耳</w:t>
+      </w:r>
+      <w:r>
+        <w:rPr>
+          <w:rFonts w:ascii="Times New Roman" w:eastAsia="宋体" w:hAnsi="Times New Roman"/>
+          <w:sz w:val="21"/>
+          <w:lang w:eastAsia="zh-CN"/>
+        </w:rPr>
+        <w:t>按</w:t>
+      </w:r>
+      <w:proofErr w:type="gramEnd"/>
+      <w:r>
+        <w:rPr>
+          <w:rFonts w:ascii="Times New Roman" w:eastAsia="宋体" w:hAnsi="Times New Roman"/>
+          <w:sz w:val="21"/>
+          <w:lang w:eastAsia="zh-CN"/>
+        </w:rPr>
+        <w:t>波动说深入研究了光的衍射；反对波动说的</w:t>
+      </w:r>
+      <w:r>
+        <w:rPr>
+          <w:rFonts w:ascii="Times New Roman" w:eastAsia="宋体" w:hAnsi="Times New Roman"/>
+          <w:b/>
+          <w:sz w:val="21"/>
+          <w:u w:val="thick"/>
+          <w:lang w:eastAsia="zh-CN"/>
+        </w:rPr>
+        <w:t>泊</w:t>
+      </w:r>
+      <w:proofErr w:type="gramStart"/>
+      <w:r>
+        <w:rPr>
+          <w:rFonts w:ascii="Times New Roman" w:eastAsia="宋体" w:hAnsi="Times New Roman"/>
+          <w:b/>
+          <w:sz w:val="21"/>
+          <w:u w:val="thick"/>
+          <w:lang w:eastAsia="zh-CN"/>
+        </w:rPr>
+        <w:t>松</w:t>
+      </w:r>
+      <w:r>
+        <w:rPr>
+          <w:rFonts w:ascii="Times New Roman" w:eastAsia="宋体" w:hAnsi="Times New Roman"/>
+          <w:sz w:val="21"/>
+          <w:lang w:eastAsia="zh-CN"/>
+        </w:rPr>
+        <w:t>按菲涅</w:t>
+      </w:r>
+      <w:proofErr w:type="gramEnd"/>
+      <w:r>
+        <w:rPr>
+          <w:rFonts w:ascii="Times New Roman" w:eastAsia="宋体" w:hAnsi="Times New Roman"/>
+          <w:sz w:val="21"/>
+          <w:lang w:eastAsia="zh-CN"/>
+        </w:rPr>
+        <w:t>耳的理论推出圆盘影的中心应出现亮斑，评委</w:t>
       </w:r>
       <w:r>
         <w:rPr>
@@ -12030,33 +12885,51 @@
           <w:u w:val="thick"/>
           <w:lang w:eastAsia="zh-CN"/>
         </w:rPr>
-        <w:t>泊松亮</w:t>
-      </w:r>
-      <w:r>
-        <w:rPr>
-          <w:rFonts w:ascii="Times New Roman" w:eastAsia="宋体" w:hAnsi="Times New Roman"/>
-          <w:b/>
-          <w:sz w:val="21"/>
-          <w:u w:val="thick"/>
-          <w:lang w:eastAsia="zh-CN"/>
-        </w:rPr>
-        <w:t>斑</w:t>
-      </w:r>
-      <w:r>
-        <w:rPr>
-          <w:rFonts w:ascii="Times New Roman" w:eastAsia="宋体" w:hAnsi="Times New Roman"/>
-          <w:sz w:val="21"/>
-          <w:lang w:eastAsia="zh-CN"/>
-        </w:rPr>
-        <w:t>（也称阿拉果亮斑），泊松的计算反而支持了波动说（选必一</w:t>
-      </w:r>
-      <w:r>
-        <w:rPr>
-          <w:rFonts w:ascii="Times New Roman" w:eastAsia="宋体" w:hAnsi="Times New Roman"/>
-          <w:sz w:val="21"/>
-          <w:lang w:eastAsia="zh-CN"/>
-        </w:rPr>
-        <w:t>4.5</w:t>
+        <w:t>泊松亮斑</w:t>
+      </w:r>
+      <w:r>
+        <w:rPr>
+          <w:rFonts w:ascii="Times New Roman" w:eastAsia="宋体" w:hAnsi="Times New Roman"/>
+          <w:sz w:val="21"/>
+          <w:lang w:eastAsia="zh-CN"/>
+        </w:rPr>
+        <w:t>（也称</w:t>
+      </w:r>
+      <w:proofErr w:type="gramStart"/>
+      <w:r>
+        <w:rPr>
+          <w:rFonts w:ascii="Times New Roman" w:eastAsia="宋体" w:hAnsi="Times New Roman"/>
+          <w:sz w:val="21"/>
+          <w:lang w:eastAsia="zh-CN"/>
+        </w:rPr>
+        <w:t>阿拉果亮斑</w:t>
+      </w:r>
+      <w:proofErr w:type="gramEnd"/>
+      <w:r>
+        <w:rPr>
+          <w:rFonts w:ascii="Times New Roman" w:eastAsia="宋体" w:hAnsi="Times New Roman"/>
+          <w:sz w:val="21"/>
+          <w:lang w:eastAsia="zh-CN"/>
+        </w:rPr>
+        <w:t>），泊松的计算反而支持了波动说（选必一</w:t>
+      </w:r>
+      <w:proofErr w:type="gramStart"/>
+      <w:r>
+        <w:rPr>
+          <w:rFonts w:ascii="Times New Roman" w:eastAsia="宋体" w:hAnsi="Times New Roman"/>
+          <w:sz w:val="21"/>
+          <w:lang w:eastAsia="zh-CN"/>
+        </w:rPr>
+        <w:t>4</w:t>
+      </w:r>
+      <w:proofErr w:type="gramEnd"/>
+      <w:r>
+        <w:rPr>
+          <w:rFonts w:ascii="Times New Roman" w:eastAsia="宋体" w:hAnsi="Times New Roman"/>
+          <w:sz w:val="21"/>
+          <w:lang w:eastAsia="zh-CN"/>
+        </w:rPr>
+        <w:t>.5</w:t>
       </w:r>
       <w:r>
         <w:rPr>
@@ -12105,7 +12978,25 @@
           <w:sz w:val="21"/>
           <w:lang w:eastAsia="zh-CN"/>
         </w:rPr>
-        <w:t>泊松亮斑不是泊松亲自首先观察到的，名称来自他的理论推论。</w:t>
+        <w:t>泊松亮</w:t>
+      </w:r>
+      <w:proofErr w:type="gramStart"/>
+      <w:r>
+        <w:rPr>
+          <w:rFonts w:ascii="Times New Roman" w:eastAsia="宋体" w:hAnsi="Times New Roman"/>
+          <w:sz w:val="21"/>
+          <w:lang w:eastAsia="zh-CN"/>
+        </w:rPr>
+        <w:t>斑不是泊松亲自</w:t>
+      </w:r>
+      <w:proofErr w:type="gramEnd"/>
+      <w:r>
+        <w:rPr>
+          <w:rFonts w:ascii="Times New Roman" w:eastAsia="宋体" w:hAnsi="Times New Roman"/>
+          <w:sz w:val="21"/>
+          <w:lang w:eastAsia="zh-CN"/>
+        </w:rPr>
+        <w:t>首先观察到的，名称来自他的理论推论。</w:t>
       </w:r>
     </w:p>
     <w:p>
@@ -12286,6 +13177,7 @@
         </w:rPr>
         <w:t>【必记】</w:t>
       </w:r>
+      <w:proofErr w:type="gramStart"/>
       <w:r>
         <w:rPr>
           <w:rFonts w:ascii="Times New Roman" w:eastAsia="宋体" w:hAnsi="Times New Roman"/>
@@ -12302,7 +13194,16 @@
           <w:sz w:val="21"/>
           <w:lang w:eastAsia="zh-CN"/>
         </w:rPr>
-        <w:t>研究磁场对电流的作用及平行电流间的相互作用；</w:t>
+        <w:t>研究</w:t>
+      </w:r>
+      <w:proofErr w:type="gramEnd"/>
+      <w:r>
+        <w:rPr>
+          <w:rFonts w:ascii="Times New Roman" w:eastAsia="宋体" w:hAnsi="Times New Roman"/>
+          <w:sz w:val="21"/>
+          <w:lang w:eastAsia="zh-CN"/>
+        </w:rPr>
+        <w:t>磁场对电流的作用及平行电流间的相互作用；</w:t>
       </w:r>
       <w:r>
         <w:rPr>
@@ -12322,13 +13223,23 @@
         </w:rPr>
         <w:t>的方向用左手定则判断（必修三</w:t>
       </w:r>
-      <w:r>
-        <w:rPr>
-          <w:rFonts w:ascii="Times New Roman" w:eastAsia="宋体" w:hAnsi="Times New Roman"/>
-          <w:sz w:val="21"/>
-          <w:lang w:eastAsia="zh-CN"/>
-        </w:rPr>
-        <w:t>13.1</w:t>
+      <w:proofErr w:type="gramStart"/>
+      <w:r>
+        <w:rPr>
+          <w:rFonts w:ascii="Times New Roman" w:eastAsia="宋体" w:hAnsi="Times New Roman"/>
+          <w:sz w:val="21"/>
+          <w:lang w:eastAsia="zh-CN"/>
+        </w:rPr>
+        <w:t>13</w:t>
+      </w:r>
+      <w:proofErr w:type="gramEnd"/>
+      <w:r>
+        <w:rPr>
+          <w:rFonts w:ascii="Times New Roman" w:eastAsia="宋体" w:hAnsi="Times New Roman"/>
+          <w:sz w:val="21"/>
+          <w:lang w:eastAsia="zh-CN"/>
+        </w:rPr>
+        <w:t>.1</w:t>
       </w:r>
       <w:r>
         <w:rPr>
@@ -12338,13 +13249,23 @@
         </w:rPr>
         <w:t>节、选必二</w:t>
       </w:r>
-      <w:r>
-        <w:rPr>
-          <w:rFonts w:ascii="Times New Roman" w:eastAsia="宋体" w:hAnsi="Times New Roman"/>
-          <w:sz w:val="21"/>
-          <w:lang w:eastAsia="zh-CN"/>
-        </w:rPr>
-        <w:t>1.1</w:t>
+      <w:proofErr w:type="gramStart"/>
+      <w:r>
+        <w:rPr>
+          <w:rFonts w:ascii="Times New Roman" w:eastAsia="宋体" w:hAnsi="Times New Roman"/>
+          <w:sz w:val="21"/>
+          <w:lang w:eastAsia="zh-CN"/>
+        </w:rPr>
+        <w:t>1</w:t>
+      </w:r>
+      <w:proofErr w:type="gramEnd"/>
+      <w:r>
+        <w:rPr>
+          <w:rFonts w:ascii="Times New Roman" w:eastAsia="宋体" w:hAnsi="Times New Roman"/>
+          <w:sz w:val="21"/>
+          <w:lang w:eastAsia="zh-CN"/>
+        </w:rPr>
+        <w:t>.1</w:t>
       </w:r>
       <w:r>
         <w:rPr>
@@ -12387,23 +13308,55 @@
         </w:rPr>
         <w:t>【必记】</w:t>
       </w:r>
-      <w:r>
-        <w:rPr>
-          <w:rFonts w:ascii="Times New Roman" w:eastAsia="宋体" w:hAnsi="Times New Roman"/>
-          <w:b/>
-          <w:sz w:val="21"/>
-          <w:u w:val="thick"/>
-          <w:lang w:eastAsia="zh-CN"/>
-        </w:rPr>
-        <w:t>洛伦兹</w:t>
-      </w:r>
-      <w:r>
-        <w:rPr>
-          <w:rFonts w:ascii="Times New Roman" w:eastAsia="宋体" w:hAnsi="Times New Roman"/>
-          <w:sz w:val="21"/>
-          <w:lang w:eastAsia="zh-CN"/>
-        </w:rPr>
-        <w:t>系统研究磁场对运动电荷的作用，这种力称为</w:t>
+      <w:proofErr w:type="gramStart"/>
+      <w:r>
+        <w:rPr>
+          <w:rFonts w:ascii="Times New Roman" w:eastAsia="宋体" w:hAnsi="Times New Roman"/>
+          <w:b/>
+          <w:sz w:val="21"/>
+          <w:u w:val="thick"/>
+          <w:lang w:eastAsia="zh-CN"/>
+        </w:rPr>
+        <w:t>洛</w:t>
+      </w:r>
+      <w:proofErr w:type="gramEnd"/>
+      <w:r>
+        <w:rPr>
+          <w:rFonts w:ascii="Times New Roman" w:eastAsia="宋体" w:hAnsi="Times New Roman"/>
+          <w:b/>
+          <w:sz w:val="21"/>
+          <w:u w:val="thick"/>
+          <w:lang w:eastAsia="zh-CN"/>
+        </w:rPr>
+        <w:t>伦</w:t>
+      </w:r>
+      <w:proofErr w:type="gramStart"/>
+      <w:r>
+        <w:rPr>
+          <w:rFonts w:ascii="Times New Roman" w:eastAsia="宋体" w:hAnsi="Times New Roman"/>
+          <w:b/>
+          <w:sz w:val="21"/>
+          <w:u w:val="thick"/>
+          <w:lang w:eastAsia="zh-CN"/>
+        </w:rPr>
+        <w:t>兹</w:t>
+      </w:r>
+      <w:r>
+        <w:rPr>
+          <w:rFonts w:ascii="Times New Roman" w:eastAsia="宋体" w:hAnsi="Times New Roman"/>
+          <w:sz w:val="21"/>
+          <w:lang w:eastAsia="zh-CN"/>
+        </w:rPr>
+        <w:t>系统</w:t>
+      </w:r>
+      <w:proofErr w:type="gramEnd"/>
+      <w:r>
+        <w:rPr>
+          <w:rFonts w:ascii="Times New Roman" w:eastAsia="宋体" w:hAnsi="Times New Roman"/>
+          <w:sz w:val="21"/>
+          <w:lang w:eastAsia="zh-CN"/>
+        </w:rPr>
+        <w:t>研究磁场对运动电荷的作用，这种力称为</w:t>
       </w:r>
       <w:r>
         <w:rPr>
@@ -12470,7 +13423,25 @@
           <w:sz w:val="21"/>
           <w:lang w:eastAsia="zh-CN"/>
         </w:rPr>
-        <w:t>世纪末，汤姆孙的学生</w:t>
+        <w:t>世纪末，汤</w:t>
+      </w:r>
+      <w:proofErr w:type="gramStart"/>
+      <w:r>
+        <w:rPr>
+          <w:rFonts w:ascii="Times New Roman" w:eastAsia="宋体" w:hAnsi="Times New Roman"/>
+          <w:sz w:val="21"/>
+          <w:lang w:eastAsia="zh-CN"/>
+        </w:rPr>
+        <w:t>姆</w:t>
+      </w:r>
+      <w:proofErr w:type="gramEnd"/>
+      <w:r>
+        <w:rPr>
+          <w:rFonts w:ascii="Times New Roman" w:eastAsia="宋体" w:hAnsi="Times New Roman"/>
+          <w:sz w:val="21"/>
+          <w:lang w:eastAsia="zh-CN"/>
+        </w:rPr>
+        <w:t>孙的学生</w:t>
       </w:r>
       <w:r>
         <w:rPr>
@@ -12536,17 +13507,39 @@
           <w:u w:val="thick"/>
           <w:lang w:eastAsia="zh-CN"/>
         </w:rPr>
-        <w:t>和氖</w:t>
-      </w:r>
-      <w:r>
-        <w:rPr>
-          <w:rFonts w:ascii="Times New Roman" w:eastAsia="宋体" w:hAnsi="Times New Roman"/>
-          <w:b/>
-          <w:sz w:val="21"/>
-          <w:u w:val="thick"/>
-          <w:lang w:eastAsia="zh-CN"/>
-        </w:rPr>
-        <w:t>-22</w:t>
+        <w:t>和</w:t>
+      </w:r>
+      <w:proofErr w:type="gramStart"/>
+      <w:r>
+        <w:rPr>
+          <w:rFonts w:ascii="Times New Roman" w:eastAsia="宋体" w:hAnsi="Times New Roman"/>
+          <w:b/>
+          <w:sz w:val="21"/>
+          <w:u w:val="thick"/>
+          <w:lang w:eastAsia="zh-CN"/>
+        </w:rPr>
+        <w:t>氖</w:t>
+      </w:r>
+      <w:r>
+        <w:rPr>
+          <w:rFonts w:ascii="Times New Roman" w:eastAsia="宋体" w:hAnsi="Times New Roman"/>
+          <w:b/>
+          <w:sz w:val="21"/>
+          <w:u w:val="thick"/>
+          <w:lang w:eastAsia="zh-CN"/>
+        </w:rPr>
+        <w:t>-</w:t>
+      </w:r>
+      <w:proofErr w:type="gramEnd"/>
+      <w:r>
+        <w:rPr>
+          <w:rFonts w:ascii="Times New Roman" w:eastAsia="宋体" w:hAnsi="Times New Roman"/>
+          <w:b/>
+          <w:sz w:val="21"/>
+          <w:u w:val="thick"/>
+          <w:lang w:eastAsia="zh-CN"/>
+        </w:rPr>
+        <w:t>22</w:t>
       </w:r>
       <w:r>
         <w:rPr>
@@ -12574,13 +13567,23 @@
         </w:rPr>
         <w:t>的存在（选必二</w:t>
       </w:r>
-      <w:r>
-        <w:rPr>
-          <w:rFonts w:ascii="Times New Roman" w:eastAsia="宋体" w:hAnsi="Times New Roman"/>
-          <w:sz w:val="21"/>
-          <w:lang w:eastAsia="zh-CN"/>
-        </w:rPr>
-        <w:t>1.4</w:t>
+      <w:proofErr w:type="gramStart"/>
+      <w:r>
+        <w:rPr>
+          <w:rFonts w:ascii="Times New Roman" w:eastAsia="宋体" w:hAnsi="Times New Roman"/>
+          <w:sz w:val="21"/>
+          <w:lang w:eastAsia="zh-CN"/>
+        </w:rPr>
+        <w:t>1</w:t>
+      </w:r>
+      <w:proofErr w:type="gramEnd"/>
+      <w:r>
+        <w:rPr>
+          <w:rFonts w:ascii="Times New Roman" w:eastAsia="宋体" w:hAnsi="Times New Roman"/>
+          <w:sz w:val="21"/>
+          <w:lang w:eastAsia="zh-CN"/>
+        </w:rPr>
+        <w:t>.4</w:t>
       </w:r>
       <w:r>
         <w:rPr>
@@ -12665,15 +13668,43 @@
           <w:sz w:val="21"/>
           <w:lang w:eastAsia="zh-CN"/>
         </w:rPr>
-        <w:t>（史实，教材未点名；其原理见选必二</w:t>
-      </w:r>
-      <w:r>
-        <w:rPr>
-          <w:rFonts w:ascii="Times New Roman" w:eastAsia="宋体" w:hAnsi="Times New Roman"/>
-          <w:sz w:val="21"/>
-          <w:lang w:eastAsia="zh-CN"/>
-        </w:rPr>
-        <w:t>1.4</w:t>
+        <w:t>（史实，教材未点名；其</w:t>
+      </w:r>
+      <w:proofErr w:type="gramStart"/>
+      <w:r>
+        <w:rPr>
+          <w:rFonts w:ascii="Times New Roman" w:eastAsia="宋体" w:hAnsi="Times New Roman"/>
+          <w:sz w:val="21"/>
+          <w:lang w:eastAsia="zh-CN"/>
+        </w:rPr>
+        <w:t>原理见选必</w:t>
+      </w:r>
+      <w:proofErr w:type="gramEnd"/>
+      <w:r>
+        <w:rPr>
+          <w:rFonts w:ascii="Times New Roman" w:eastAsia="宋体" w:hAnsi="Times New Roman"/>
+          <w:sz w:val="21"/>
+          <w:lang w:eastAsia="zh-CN"/>
+        </w:rPr>
+        <w:t>二</w:t>
+      </w:r>
+      <w:proofErr w:type="gramStart"/>
+      <w:r>
+        <w:rPr>
+          <w:rFonts w:ascii="Times New Roman" w:eastAsia="宋体" w:hAnsi="Times New Roman"/>
+          <w:sz w:val="21"/>
+          <w:lang w:eastAsia="zh-CN"/>
+        </w:rPr>
+        <w:t>1</w:t>
+      </w:r>
+      <w:proofErr w:type="gramEnd"/>
+      <w:r>
+        <w:rPr>
+          <w:rFonts w:ascii="Times New Roman" w:eastAsia="宋体" w:hAnsi="Times New Roman"/>
+          <w:sz w:val="21"/>
+          <w:lang w:eastAsia="zh-CN"/>
+        </w:rPr>
+        <w:t>.4</w:t>
       </w:r>
       <w:r>
         <w:rPr>
@@ -12750,15 +13781,27 @@
         </w:rPr>
         <w:t>，美国，回旋加速器）与</w:t>
       </w:r>
-      <w:r>
-        <w:rPr>
-          <w:rFonts w:ascii="Times New Roman" w:eastAsia="宋体" w:hAnsi="Times New Roman"/>
-          <w:b/>
-          <w:sz w:val="21"/>
-          <w:u w:val="thick"/>
-          <w:lang w:eastAsia="zh-CN"/>
-        </w:rPr>
-        <w:t>洛伦兹</w:t>
+      <w:proofErr w:type="gramStart"/>
+      <w:r>
+        <w:rPr>
+          <w:rFonts w:ascii="Times New Roman" w:eastAsia="宋体" w:hAnsi="Times New Roman"/>
+          <w:b/>
+          <w:sz w:val="21"/>
+          <w:u w:val="thick"/>
+          <w:lang w:eastAsia="zh-CN"/>
+        </w:rPr>
+        <w:t>洛</w:t>
+      </w:r>
+      <w:proofErr w:type="gramEnd"/>
+      <w:r>
+        <w:rPr>
+          <w:rFonts w:ascii="Times New Roman" w:eastAsia="宋体" w:hAnsi="Times New Roman"/>
+          <w:b/>
+          <w:sz w:val="21"/>
+          <w:u w:val="thick"/>
+          <w:lang w:eastAsia="zh-CN"/>
+        </w:rPr>
+        <w:t>伦兹</w:t>
       </w:r>
       <w:r>
         <w:rPr>
@@ -12903,7 +13946,25 @@
           <w:sz w:val="21"/>
           <w:lang w:eastAsia="zh-CN"/>
         </w:rPr>
-        <w:t>历史主线｜法拉第找到产生感应电流的条件，楞次给出方向规律，纽曼等推动定量表达，亨利则发现线圈自身的感应效应。</w:t>
+        <w:t>历史主线｜法拉</w:t>
+      </w:r>
+      <w:proofErr w:type="gramStart"/>
+      <w:r>
+        <w:rPr>
+          <w:rFonts w:ascii="Times New Roman" w:eastAsia="宋体" w:hAnsi="Times New Roman"/>
+          <w:sz w:val="21"/>
+          <w:lang w:eastAsia="zh-CN"/>
+        </w:rPr>
+        <w:t>第找到</w:t>
+      </w:r>
+      <w:proofErr w:type="gramEnd"/>
+      <w:r>
+        <w:rPr>
+          <w:rFonts w:ascii="Times New Roman" w:eastAsia="宋体" w:hAnsi="Times New Roman"/>
+          <w:sz w:val="21"/>
+          <w:lang w:eastAsia="zh-CN"/>
+        </w:rPr>
+        <w:t>产生感应电流的条件，楞次给出方向规律，纽曼等推动定量表达，亨利则发现线圈自身的感应效应。</w:t>
       </w:r>
     </w:p>
     <w:p>
@@ -13008,23 +14069,25 @@
           <w:sz w:val="21"/>
           <w:lang w:eastAsia="zh-CN"/>
         </w:rPr>
-        <w:t>：</w:t>
-      </w:r>
-      <w:r>
-        <w:rPr>
-          <w:rFonts w:ascii="Times New Roman" w:eastAsia="宋体" w:hAnsi="Times New Roman"/>
-          <w:sz w:val="21"/>
-          <w:lang w:eastAsia="zh-CN"/>
-        </w:rPr>
-        <w:t>感应电流的磁场总要阻碍引起感应电流的磁通量的变化（选必二</w:t>
-      </w:r>
-      <w:r>
-        <w:rPr>
-          <w:rFonts w:ascii="Times New Roman" w:eastAsia="宋体" w:hAnsi="Times New Roman"/>
-          <w:sz w:val="21"/>
-          <w:lang w:eastAsia="zh-CN"/>
-        </w:rPr>
-        <w:t>2.1</w:t>
+        <w:t>：感应电流的磁场总要阻碍引起感应电流的磁通量的变化（选必二</w:t>
+      </w:r>
+      <w:proofErr w:type="gramStart"/>
+      <w:r>
+        <w:rPr>
+          <w:rFonts w:ascii="Times New Roman" w:eastAsia="宋体" w:hAnsi="Times New Roman"/>
+          <w:sz w:val="21"/>
+          <w:lang w:eastAsia="zh-CN"/>
+        </w:rPr>
+        <w:t>2</w:t>
+      </w:r>
+      <w:proofErr w:type="gramEnd"/>
+      <w:r>
+        <w:rPr>
+          <w:rFonts w:ascii="Times New Roman" w:eastAsia="宋体" w:hAnsi="Times New Roman"/>
+          <w:sz w:val="21"/>
+          <w:lang w:eastAsia="zh-CN"/>
+        </w:rPr>
+        <w:t>.1</w:t>
       </w:r>
       <w:r>
         <w:rPr>
@@ -13101,13 +14164,23 @@
         </w:rPr>
         <w:t>年，见必修三</w:t>
       </w:r>
-      <w:r>
-        <w:rPr>
-          <w:rFonts w:ascii="Times New Roman" w:eastAsia="宋体" w:hAnsi="Times New Roman"/>
-          <w:sz w:val="21"/>
-          <w:lang w:eastAsia="zh-CN"/>
-        </w:rPr>
-        <w:t>13.3</w:t>
+      <w:proofErr w:type="gramStart"/>
+      <w:r>
+        <w:rPr>
+          <w:rFonts w:ascii="Times New Roman" w:eastAsia="宋体" w:hAnsi="Times New Roman"/>
+          <w:sz w:val="21"/>
+          <w:lang w:eastAsia="zh-CN"/>
+        </w:rPr>
+        <w:t>13</w:t>
+      </w:r>
+      <w:proofErr w:type="gramEnd"/>
+      <w:r>
+        <w:rPr>
+          <w:rFonts w:ascii="Times New Roman" w:eastAsia="宋体" w:hAnsi="Times New Roman"/>
+          <w:sz w:val="21"/>
+          <w:lang w:eastAsia="zh-CN"/>
+        </w:rPr>
+        <w:t>.3</w:t>
       </w:r>
       <w:r>
         <w:rPr>
@@ -13139,33 +14212,7 @@
             <w:u w:val="thick"/>
             <w:lang w:eastAsia="zh-CN"/>
           </w:rPr>
-          <m:t>E</m:t>
-        </m:r>
-        <m:r>
-          <m:rPr>
-            <m:sty m:val="bi"/>
-          </m:rPr>
-          <w:rPr>
-            <w:rFonts w:ascii="Cambria Math" w:hAnsi="Cambria Math"/>
-            <w:sz w:val="21"/>
-            <w:szCs w:val="21"/>
-            <w:u w:val="thick"/>
-            <w:lang w:eastAsia="zh-CN"/>
-          </w:rPr>
-          <m:t>=</m:t>
-        </m:r>
-        <m:r>
-          <m:rPr>
-            <m:sty m:val="bi"/>
-          </m:rPr>
-          <w:rPr>
-            <w:rFonts w:ascii="Cambria Math" w:hAnsi="Cambria Math"/>
-            <w:sz w:val="21"/>
-            <w:szCs w:val="21"/>
-            <w:u w:val="thick"/>
-            <w:lang w:eastAsia="zh-CN"/>
-          </w:rPr>
-          <m:t>n</m:t>
+          <m:t>E=n</m:t>
         </m:r>
         <m:f>
           <m:fPr>
@@ -13219,13 +14266,23 @@
         </w:rPr>
         <w:t>，其数学表达式由纽曼、韦伯等完成（史实，教材未记名）（选必二</w:t>
       </w:r>
-      <w:r>
-        <w:rPr>
-          <w:rFonts w:ascii="Times New Roman" w:eastAsia="宋体" w:hAnsi="Times New Roman"/>
-          <w:sz w:val="21"/>
-          <w:lang w:eastAsia="zh-CN"/>
-        </w:rPr>
-        <w:t>2.2</w:t>
+      <w:proofErr w:type="gramStart"/>
+      <w:r>
+        <w:rPr>
+          <w:rFonts w:ascii="Times New Roman" w:eastAsia="宋体" w:hAnsi="Times New Roman"/>
+          <w:sz w:val="21"/>
+          <w:lang w:eastAsia="zh-CN"/>
+        </w:rPr>
+        <w:t>2</w:t>
+      </w:r>
+      <w:proofErr w:type="gramEnd"/>
+      <w:r>
+        <w:rPr>
+          <w:rFonts w:ascii="Times New Roman" w:eastAsia="宋体" w:hAnsi="Times New Roman"/>
+          <w:sz w:val="21"/>
+          <w:lang w:eastAsia="zh-CN"/>
+        </w:rPr>
+        <w:t>.2</w:t>
       </w:r>
       <w:r>
         <w:rPr>
@@ -13360,13 +14417,23 @@
         </w:rPr>
         <w:t>现象；电感单位「亨利」以为纪念（史实，教材未叙事；双线绕法可减小线圈自感的影响）（选必二</w:t>
       </w:r>
-      <w:r>
-        <w:rPr>
-          <w:rFonts w:ascii="Times New Roman" w:eastAsia="宋体" w:hAnsi="Times New Roman"/>
-          <w:sz w:val="21"/>
-          <w:lang w:eastAsia="zh-CN"/>
-        </w:rPr>
-        <w:t>2.4</w:t>
+      <w:proofErr w:type="gramStart"/>
+      <w:r>
+        <w:rPr>
+          <w:rFonts w:ascii="Times New Roman" w:eastAsia="宋体" w:hAnsi="Times New Roman"/>
+          <w:sz w:val="21"/>
+          <w:lang w:eastAsia="zh-CN"/>
+        </w:rPr>
+        <w:t>2</w:t>
+      </w:r>
+      <w:proofErr w:type="gramEnd"/>
+      <w:r>
+        <w:rPr>
+          <w:rFonts w:ascii="Times New Roman" w:eastAsia="宋体" w:hAnsi="Times New Roman"/>
+          <w:sz w:val="21"/>
+          <w:lang w:eastAsia="zh-CN"/>
+        </w:rPr>
+        <w:t>.4</w:t>
       </w:r>
       <w:r>
         <w:rPr>
@@ -13431,15 +14498,7 @@
           <w:sz w:val="21"/>
           <w:lang w:eastAsia="zh-CN"/>
         </w:rPr>
-        <w:t>年亨利发现自感」的写法有误，应</w:t>
-      </w:r>
-      <w:r>
-        <w:rPr>
-          <w:rFonts w:ascii="Times New Roman" w:eastAsia="宋体" w:hAnsi="Times New Roman"/>
-          <w:sz w:val="21"/>
-          <w:lang w:eastAsia="zh-CN"/>
-        </w:rPr>
-        <w:t>为</w:t>
+        <w:t>年亨利发现自感」的写法有误，应为</w:t>
       </w:r>
       <w:r>
         <w:rPr>
@@ -13659,13 +14718,23 @@
         </w:rPr>
         <w:t>工作的理论基础（选必二</w:t>
       </w:r>
-      <w:r>
-        <w:rPr>
-          <w:rFonts w:ascii="Times New Roman" w:eastAsia="宋体" w:hAnsi="Times New Roman"/>
-          <w:sz w:val="21"/>
-          <w:lang w:eastAsia="zh-CN"/>
-        </w:rPr>
-        <w:t>3.3</w:t>
+      <w:proofErr w:type="gramStart"/>
+      <w:r>
+        <w:rPr>
+          <w:rFonts w:ascii="Times New Roman" w:eastAsia="宋体" w:hAnsi="Times New Roman"/>
+          <w:sz w:val="21"/>
+          <w:lang w:eastAsia="zh-CN"/>
+        </w:rPr>
+        <w:t>3</w:t>
+      </w:r>
+      <w:proofErr w:type="gramEnd"/>
+      <w:r>
+        <w:rPr>
+          <w:rFonts w:ascii="Times New Roman" w:eastAsia="宋体" w:hAnsi="Times New Roman"/>
+          <w:sz w:val="21"/>
+          <w:lang w:eastAsia="zh-CN"/>
+        </w:rPr>
+        <w:t>.3</w:t>
       </w:r>
       <w:r>
         <w:rPr>
@@ -13972,15 +15041,27 @@
         </w:rPr>
         <w:t>必修三</w:t>
       </w:r>
-      <w:r>
-        <w:rPr>
-          <w:rFonts w:ascii="Times New Roman" w:eastAsia="宋体" w:hAnsi="Times New Roman"/>
-          <w:b/>
-          <w:sz w:val="21"/>
-          <w:u w:val="thick"/>
-          <w:lang w:eastAsia="zh-CN"/>
-        </w:rPr>
-        <w:t>13.4</w:t>
+      <w:proofErr w:type="gramStart"/>
+      <w:r>
+        <w:rPr>
+          <w:rFonts w:ascii="Times New Roman" w:eastAsia="宋体" w:hAnsi="Times New Roman"/>
+          <w:b/>
+          <w:sz w:val="21"/>
+          <w:u w:val="thick"/>
+          <w:lang w:eastAsia="zh-CN"/>
+        </w:rPr>
+        <w:t>13</w:t>
+      </w:r>
+      <w:proofErr w:type="gramEnd"/>
+      <w:r>
+        <w:rPr>
+          <w:rFonts w:ascii="Times New Roman" w:eastAsia="宋体" w:hAnsi="Times New Roman"/>
+          <w:b/>
+          <w:sz w:val="21"/>
+          <w:u w:val="thick"/>
+          <w:lang w:eastAsia="zh-CN"/>
+        </w:rPr>
+        <w:t>.4</w:t>
       </w:r>
       <w:r>
         <w:rPr>
@@ -14034,15 +15115,27 @@
         </w:rPr>
         <w:t>【了解】</w:t>
       </w:r>
-      <w:r>
-        <w:rPr>
-          <w:rFonts w:ascii="Times New Roman" w:eastAsia="宋体" w:hAnsi="Times New Roman"/>
-          <w:b/>
-          <w:sz w:val="21"/>
-          <w:u w:val="thick"/>
-          <w:lang w:eastAsia="zh-CN"/>
-        </w:rPr>
-        <w:t>赫歇尔</w:t>
+      <w:proofErr w:type="gramStart"/>
+      <w:r>
+        <w:rPr>
+          <w:rFonts w:ascii="Times New Roman" w:eastAsia="宋体" w:hAnsi="Times New Roman"/>
+          <w:b/>
+          <w:sz w:val="21"/>
+          <w:u w:val="thick"/>
+          <w:lang w:eastAsia="zh-CN"/>
+        </w:rPr>
+        <w:t>赫</w:t>
+      </w:r>
+      <w:proofErr w:type="gramEnd"/>
+      <w:r>
+        <w:rPr>
+          <w:rFonts w:ascii="Times New Roman" w:eastAsia="宋体" w:hAnsi="Times New Roman"/>
+          <w:b/>
+          <w:sz w:val="21"/>
+          <w:u w:val="thick"/>
+          <w:lang w:eastAsia="zh-CN"/>
+        </w:rPr>
+        <w:t>歇尔</w:t>
       </w:r>
       <w:r>
         <w:rPr>
@@ -14150,7 +15243,25 @@
           <w:sz w:val="21"/>
           <w:lang w:eastAsia="zh-CN"/>
         </w:rPr>
-        <w:t>（史实，教材电磁波谱部分未逐一记名）。</w:t>
+        <w:t>（史实，教材电磁波谱部分</w:t>
+      </w:r>
+      <w:proofErr w:type="gramStart"/>
+      <w:r>
+        <w:rPr>
+          <w:rFonts w:ascii="Times New Roman" w:eastAsia="宋体" w:hAnsi="Times New Roman"/>
+          <w:sz w:val="21"/>
+          <w:lang w:eastAsia="zh-CN"/>
+        </w:rPr>
+        <w:t>未逐一</w:t>
+      </w:r>
+      <w:proofErr w:type="gramEnd"/>
+      <w:r>
+        <w:rPr>
+          <w:rFonts w:ascii="Times New Roman" w:eastAsia="宋体" w:hAnsi="Times New Roman"/>
+          <w:sz w:val="21"/>
+          <w:lang w:eastAsia="zh-CN"/>
+        </w:rPr>
+        <w:t>记名）。</w:t>
       </w:r>
     </w:p>
     <w:p>
@@ -14427,13 +15538,23 @@
         </w:rPr>
         <w:t>思想（选必二</w:t>
       </w:r>
-      <w:r>
-        <w:rPr>
-          <w:rFonts w:ascii="Times New Roman" w:eastAsia="宋体" w:hAnsi="Times New Roman"/>
-          <w:sz w:val="21"/>
-          <w:lang w:eastAsia="zh-CN"/>
-        </w:rPr>
-        <w:t>5.1</w:t>
+      <w:proofErr w:type="gramStart"/>
+      <w:r>
+        <w:rPr>
+          <w:rFonts w:ascii="Times New Roman" w:eastAsia="宋体" w:hAnsi="Times New Roman"/>
+          <w:sz w:val="21"/>
+          <w:lang w:eastAsia="zh-CN"/>
+        </w:rPr>
+        <w:t>5</w:t>
+      </w:r>
+      <w:proofErr w:type="gramEnd"/>
+      <w:r>
+        <w:rPr>
+          <w:rFonts w:ascii="Times New Roman" w:eastAsia="宋体" w:hAnsi="Times New Roman"/>
+          <w:sz w:val="21"/>
+          <w:lang w:eastAsia="zh-CN"/>
+        </w:rPr>
+        <w:t>.1</w:t>
       </w:r>
       <w:r>
         <w:rPr>
@@ -14500,15 +15621,7 @@
           <w:sz w:val="21"/>
           <w:lang w:eastAsia="zh-CN"/>
         </w:rPr>
-        <w:t>」的经典实验思</w:t>
-      </w:r>
-      <w:r>
-        <w:rPr>
-          <w:rFonts w:ascii="Times New Roman" w:eastAsia="宋体" w:hAnsi="Times New Roman"/>
-          <w:sz w:val="21"/>
-          <w:lang w:eastAsia="zh-CN"/>
-        </w:rPr>
-        <w:t>想；游标卡尺、螺旋测微器与它的原理并不完全相同。</w:t>
+        <w:t>」的经典实验思想；游标卡尺、螺旋测微器与它的原理并不完全相同。</w:t>
       </w:r>
     </w:p>
     <w:p>
@@ -14779,13 +15892,23 @@
         </w:rPr>
         <w:t>（选必三</w:t>
       </w:r>
-      <w:r>
-        <w:rPr>
-          <w:rFonts w:ascii="Times New Roman" w:eastAsia="宋体" w:hAnsi="Times New Roman"/>
-          <w:sz w:val="21"/>
-          <w:lang w:eastAsia="zh-CN"/>
-        </w:rPr>
-        <w:t>1.1</w:t>
+      <w:proofErr w:type="gramStart"/>
+      <w:r>
+        <w:rPr>
+          <w:rFonts w:ascii="Times New Roman" w:eastAsia="宋体" w:hAnsi="Times New Roman"/>
+          <w:sz w:val="21"/>
+          <w:lang w:eastAsia="zh-CN"/>
+        </w:rPr>
+        <w:t>1</w:t>
+      </w:r>
+      <w:proofErr w:type="gramEnd"/>
+      <w:r>
+        <w:rPr>
+          <w:rFonts w:ascii="Times New Roman" w:eastAsia="宋体" w:hAnsi="Times New Roman"/>
+          <w:sz w:val="21"/>
+          <w:lang w:eastAsia="zh-CN"/>
+        </w:rPr>
+        <w:t>.1</w:t>
       </w:r>
       <w:r>
         <w:rPr>
@@ -15064,13 +16187,23 @@
         </w:rPr>
         <w:t>制成了早期的温度计（选必三</w:t>
       </w:r>
-      <w:r>
-        <w:rPr>
-          <w:rFonts w:ascii="Times New Roman" w:eastAsia="宋体" w:hAnsi="Times New Roman"/>
-          <w:sz w:val="21"/>
-          <w:lang w:eastAsia="zh-CN"/>
-        </w:rPr>
-        <w:t>2.1</w:t>
+      <w:proofErr w:type="gramStart"/>
+      <w:r>
+        <w:rPr>
+          <w:rFonts w:ascii="Times New Roman" w:eastAsia="宋体" w:hAnsi="Times New Roman"/>
+          <w:sz w:val="21"/>
+          <w:lang w:eastAsia="zh-CN"/>
+        </w:rPr>
+        <w:t>2</w:t>
+      </w:r>
+      <w:proofErr w:type="gramEnd"/>
+      <w:r>
+        <w:rPr>
+          <w:rFonts w:ascii="Times New Roman" w:eastAsia="宋体" w:hAnsi="Times New Roman"/>
+          <w:sz w:val="21"/>
+          <w:lang w:eastAsia="zh-CN"/>
+        </w:rPr>
+        <w:t>.1</w:t>
       </w:r>
       <w:r>
         <w:rPr>
@@ -15094,15 +16227,7 @@
           <w:sz w:val="21"/>
           <w:lang w:eastAsia="zh-CN"/>
         </w:rPr>
-        <w:t>「伽利略的温度计」</w:t>
-      </w:r>
-      <w:r>
-        <w:rPr>
-          <w:rFonts w:ascii="Times New Roman" w:eastAsia="宋体" w:hAnsi="Times New Roman"/>
-          <w:sz w:val="21"/>
-          <w:lang w:eastAsia="zh-CN"/>
-        </w:rPr>
-        <w:t>）。</w:t>
+        <w:t>「伽利略的温度计」）。</w:t>
       </w:r>
     </w:p>
     <w:p>
@@ -15233,59 +16358,7 @@
             <w:u w:val="thick"/>
             <w:lang w:eastAsia="zh-CN"/>
           </w:rPr>
-          <m:t>T</m:t>
-        </m:r>
-        <m:r>
-          <m:rPr>
-            <m:sty m:val="bi"/>
-          </m:rPr>
-          <w:rPr>
-            <w:rFonts w:ascii="Cambria Math" w:hAnsi="Cambria Math"/>
-            <w:sz w:val="21"/>
-            <w:szCs w:val="21"/>
-            <w:u w:val="thick"/>
-            <w:lang w:eastAsia="zh-CN"/>
-          </w:rPr>
-          <m:t>=</m:t>
-        </m:r>
-        <m:r>
-          <m:rPr>
-            <m:sty m:val="bi"/>
-          </m:rPr>
-          <w:rPr>
-            <w:rFonts w:ascii="Cambria Math" w:hAnsi="Cambria Math"/>
-            <w:sz w:val="21"/>
-            <w:szCs w:val="21"/>
-            <w:u w:val="thick"/>
-            <w:lang w:eastAsia="zh-CN"/>
-          </w:rPr>
-          <m:t>t</m:t>
-        </m:r>
-        <m:r>
-          <m:rPr>
-            <m:sty m:val="bi"/>
-          </m:rPr>
-          <w:rPr>
-            <w:rFonts w:ascii="Cambria Math" w:hAnsi="Cambria Math"/>
-            <w:sz w:val="21"/>
-            <w:szCs w:val="21"/>
-            <w:u w:val="thick"/>
-            <w:lang w:eastAsia="zh-CN"/>
-          </w:rPr>
-          <m:t xml:space="preserve">+273.15 </m:t>
-        </m:r>
-        <m:r>
-          <m:rPr>
-            <m:sty m:val="bi"/>
-          </m:rPr>
-          <w:rPr>
-            <w:rFonts w:ascii="Cambria Math" w:hAnsi="Cambria Math"/>
-            <w:sz w:val="21"/>
-            <w:szCs w:val="21"/>
-            <w:u w:val="thick"/>
-            <w:lang w:eastAsia="zh-CN"/>
-          </w:rPr>
-          <m:t>K</m:t>
+          <m:t>T=t+273.15 K</m:t>
         </m:r>
       </m:oMath>
       <w:r>
@@ -15330,13 +16403,23 @@
         </w:rPr>
         <w:t>（选必三</w:t>
       </w:r>
-      <w:r>
-        <w:rPr>
-          <w:rFonts w:ascii="Times New Roman" w:eastAsia="宋体" w:hAnsi="Times New Roman"/>
-          <w:sz w:val="21"/>
-          <w:lang w:eastAsia="zh-CN"/>
-        </w:rPr>
-        <w:t>2.1</w:t>
+      <w:proofErr w:type="gramStart"/>
+      <w:r>
+        <w:rPr>
+          <w:rFonts w:ascii="Times New Roman" w:eastAsia="宋体" w:hAnsi="Times New Roman"/>
+          <w:sz w:val="21"/>
+          <w:lang w:eastAsia="zh-CN"/>
+        </w:rPr>
+        <w:t>2</w:t>
+      </w:r>
+      <w:proofErr w:type="gramEnd"/>
+      <w:r>
+        <w:rPr>
+          <w:rFonts w:ascii="Times New Roman" w:eastAsia="宋体" w:hAnsi="Times New Roman"/>
+          <w:sz w:val="21"/>
+          <w:lang w:eastAsia="zh-CN"/>
+        </w:rPr>
+        <w:t>.1</w:t>
       </w:r>
       <w:r>
         <w:rPr>
@@ -15540,15 +16623,25 @@
           <w:sz w:val="21"/>
           <w:lang w:eastAsia="zh-CN"/>
         </w:rPr>
-        <w:t>历史主线｜焦耳实验确立功热等价；第一定律管「数量」，第二定律</w:t>
-      </w:r>
-      <w:r>
-        <w:rPr>
-          <w:rFonts w:ascii="Times New Roman" w:eastAsia="宋体" w:hAnsi="Times New Roman"/>
-          <w:sz w:val="21"/>
-          <w:lang w:eastAsia="zh-CN"/>
-        </w:rPr>
-        <w:t>管「方向」。</w:t>
+        <w:t>历史主线｜焦耳实验</w:t>
+      </w:r>
+      <w:proofErr w:type="gramStart"/>
+      <w:r>
+        <w:rPr>
+          <w:rFonts w:ascii="Times New Roman" w:eastAsia="宋体" w:hAnsi="Times New Roman"/>
+          <w:sz w:val="21"/>
+          <w:lang w:eastAsia="zh-CN"/>
+        </w:rPr>
+        <w:t>确立功热等价</w:t>
+      </w:r>
+      <w:proofErr w:type="gramEnd"/>
+      <w:r>
+        <w:rPr>
+          <w:rFonts w:ascii="Times New Roman" w:eastAsia="宋体" w:hAnsi="Times New Roman"/>
+          <w:sz w:val="21"/>
+          <w:lang w:eastAsia="zh-CN"/>
+        </w:rPr>
+        <w:t>；第一定律管「数量」，第二定律管「方向」。</w:t>
       </w:r>
     </w:p>
     <w:p>
@@ -15619,6 +16712,7 @@
         </w:rPr>
         <w:t>开始，英国物理学家</w:t>
       </w:r>
+      <w:proofErr w:type="gramStart"/>
       <w:r>
         <w:rPr>
           <w:rFonts w:ascii="Times New Roman" w:eastAsia="宋体" w:hAnsi="Times New Roman"/>
@@ -15635,7 +16729,16 @@
           <w:sz w:val="21"/>
           <w:lang w:eastAsia="zh-CN"/>
         </w:rPr>
-        <w:t>进行了多种多样的实验，精确测定外界对系统做功和传热的等效关系</w:t>
+        <w:t>进行</w:t>
+      </w:r>
+      <w:proofErr w:type="gramEnd"/>
+      <w:r>
+        <w:rPr>
+          <w:rFonts w:ascii="Times New Roman" w:eastAsia="宋体" w:hAnsi="Times New Roman"/>
+          <w:sz w:val="21"/>
+          <w:lang w:eastAsia="zh-CN"/>
+        </w:rPr>
+        <w:t>了多种多样的实验，精确测定外界对系统做功和传热的等效关系</w:t>
       </w:r>
       <w:r>
         <w:rPr>
@@ -15681,13 +16784,23 @@
         </w:rPr>
         <w:t>和能量守恒定律的建立奠定坚实的实验基础（选必三</w:t>
       </w:r>
-      <w:r>
-        <w:rPr>
-          <w:rFonts w:ascii="Times New Roman" w:eastAsia="宋体" w:hAnsi="Times New Roman"/>
-          <w:sz w:val="21"/>
-          <w:lang w:eastAsia="zh-CN"/>
-        </w:rPr>
-        <w:t>3.1</w:t>
+      <w:proofErr w:type="gramStart"/>
+      <w:r>
+        <w:rPr>
+          <w:rFonts w:ascii="Times New Roman" w:eastAsia="宋体" w:hAnsi="Times New Roman"/>
+          <w:sz w:val="21"/>
+          <w:lang w:eastAsia="zh-CN"/>
+        </w:rPr>
+        <w:t>3</w:t>
+      </w:r>
+      <w:proofErr w:type="gramEnd"/>
+      <w:r>
+        <w:rPr>
+          <w:rFonts w:ascii="Times New Roman" w:eastAsia="宋体" w:hAnsi="Times New Roman"/>
+          <w:sz w:val="21"/>
+          <w:lang w:eastAsia="zh-CN"/>
+        </w:rPr>
+        <w:t>.1</w:t>
       </w:r>
       <w:r>
         <w:rPr>
@@ -15858,13 +16971,23 @@
         </w:rPr>
         <w:t>；两种表述是等价的（选必三</w:t>
       </w:r>
-      <w:r>
-        <w:rPr>
-          <w:rFonts w:ascii="Times New Roman" w:eastAsia="宋体" w:hAnsi="Times New Roman"/>
-          <w:sz w:val="21"/>
-          <w:lang w:eastAsia="zh-CN"/>
-        </w:rPr>
-        <w:t>3.4</w:t>
+      <w:proofErr w:type="gramStart"/>
+      <w:r>
+        <w:rPr>
+          <w:rFonts w:ascii="Times New Roman" w:eastAsia="宋体" w:hAnsi="Times New Roman"/>
+          <w:sz w:val="21"/>
+          <w:lang w:eastAsia="zh-CN"/>
+        </w:rPr>
+        <w:t>3</w:t>
+      </w:r>
+      <w:proofErr w:type="gramEnd"/>
+      <w:r>
+        <w:rPr>
+          <w:rFonts w:ascii="Times New Roman" w:eastAsia="宋体" w:hAnsi="Times New Roman"/>
+          <w:sz w:val="21"/>
+          <w:lang w:eastAsia="zh-CN"/>
+        </w:rPr>
+        <w:t>.4</w:t>
       </w:r>
       <w:r>
         <w:rPr>
@@ -15983,13 +17106,23 @@
         </w:rPr>
         <w:t>的概念（选必三</w:t>
       </w:r>
-      <w:r>
-        <w:rPr>
-          <w:rFonts w:ascii="Times New Roman" w:eastAsia="宋体" w:hAnsi="Times New Roman"/>
-          <w:sz w:val="21"/>
-          <w:lang w:eastAsia="zh-CN"/>
-        </w:rPr>
-        <w:t>3.4</w:t>
+      <w:proofErr w:type="gramStart"/>
+      <w:r>
+        <w:rPr>
+          <w:rFonts w:ascii="Times New Roman" w:eastAsia="宋体" w:hAnsi="Times New Roman"/>
+          <w:sz w:val="21"/>
+          <w:lang w:eastAsia="zh-CN"/>
+        </w:rPr>
+        <w:t>3</w:t>
+      </w:r>
+      <w:proofErr w:type="gramEnd"/>
+      <w:r>
+        <w:rPr>
+          <w:rFonts w:ascii="Times New Roman" w:eastAsia="宋体" w:hAnsi="Times New Roman"/>
+          <w:sz w:val="21"/>
+          <w:lang w:eastAsia="zh-CN"/>
+        </w:rPr>
+        <w:t>.4</w:t>
       </w:r>
       <w:r>
         <w:rPr>
@@ -16162,7 +17295,25 @@
           <w:sz w:val="21"/>
           <w:lang w:eastAsia="zh-CN"/>
         </w:rPr>
-        <w:t>氢原子光谱和玻尔的原子模型；</w:t>
+        <w:t>氢原子光谱和</w:t>
+      </w:r>
+      <w:proofErr w:type="gramStart"/>
+      <w:r>
+        <w:rPr>
+          <w:rFonts w:ascii="Times New Roman" w:eastAsia="宋体" w:hAnsi="Times New Roman"/>
+          <w:sz w:val="21"/>
+          <w:lang w:eastAsia="zh-CN"/>
+        </w:rPr>
+        <w:t>玻</w:t>
+      </w:r>
+      <w:proofErr w:type="gramEnd"/>
+      <w:r>
+        <w:rPr>
+          <w:rFonts w:ascii="Times New Roman" w:eastAsia="宋体" w:hAnsi="Times New Roman"/>
+          <w:sz w:val="21"/>
+          <w:lang w:eastAsia="zh-CN"/>
+        </w:rPr>
+        <w:t>尔的原子模型；</w:t>
       </w:r>
       <w:r>
         <w:rPr>
@@ -16409,33 +17560,7 @@
             <w:u w:val="thick"/>
             <w:lang w:eastAsia="zh-CN"/>
           </w:rPr>
-          <m:t>=h</m:t>
-        </m:r>
-        <m:r>
-          <m:rPr>
-            <m:sty m:val="bi"/>
-          </m:rPr>
-          <w:rPr>
-            <w:rFonts w:ascii="Cambria Math" w:hAnsi="Cambria Math"/>
-            <w:sz w:val="21"/>
-            <w:szCs w:val="21"/>
-            <w:u w:val="thick"/>
-            <w:lang w:eastAsia="zh-CN"/>
-          </w:rPr>
-          <m:t>ν</m:t>
-        </m:r>
-        <m:r>
-          <m:rPr>
-            <m:sty m:val="bi"/>
-          </m:rPr>
-          <w:rPr>
-            <w:rFonts w:ascii="Cambria Math" w:hAnsi="Cambria Math"/>
-            <w:sz w:val="21"/>
-            <w:szCs w:val="21"/>
-            <w:u w:val="thick"/>
-            <w:lang w:eastAsia="zh-CN"/>
-          </w:rPr>
-          <m:t>-</m:t>
+          <m:t>=hν-</m:t>
         </m:r>
         <m:sSub>
           <m:sSubPr>
@@ -16517,13 +17642,23 @@
         </w:rPr>
         <w:t>诺贝尔物理学奖（选必三</w:t>
       </w:r>
-      <w:r>
-        <w:rPr>
-          <w:rFonts w:ascii="Times New Roman" w:eastAsia="宋体" w:hAnsi="Times New Roman"/>
-          <w:sz w:val="21"/>
-          <w:lang w:eastAsia="zh-CN"/>
-        </w:rPr>
-        <w:t>4.1</w:t>
+      <w:proofErr w:type="gramStart"/>
+      <w:r>
+        <w:rPr>
+          <w:rFonts w:ascii="Times New Roman" w:eastAsia="宋体" w:hAnsi="Times New Roman"/>
+          <w:sz w:val="21"/>
+          <w:lang w:eastAsia="zh-CN"/>
+        </w:rPr>
+        <w:t>4</w:t>
+      </w:r>
+      <w:proofErr w:type="gramEnd"/>
+      <w:r>
+        <w:rPr>
+          <w:rFonts w:ascii="Times New Roman" w:eastAsia="宋体" w:hAnsi="Times New Roman"/>
+          <w:sz w:val="21"/>
+          <w:lang w:eastAsia="zh-CN"/>
+        </w:rPr>
+        <w:t>.1</w:t>
       </w:r>
       <w:r>
         <w:rPr>
@@ -16626,15 +17761,7 @@
           <w:sz w:val="21"/>
           <w:lang w:eastAsia="zh-CN"/>
         </w:rPr>
-        <w:t>在研究电磁波的实验中偶尔发现：接收电路的间隙受到光照时更容易产</w:t>
-      </w:r>
-      <w:r>
-        <w:rPr>
-          <w:rFonts w:ascii="Times New Roman" w:eastAsia="宋体" w:hAnsi="Times New Roman"/>
-          <w:sz w:val="21"/>
-          <w:lang w:eastAsia="zh-CN"/>
-        </w:rPr>
-        <w:t>生电火花</w:t>
+        <w:t>在研究电磁波的实验中偶尔发现：接收电路的间隙受到光照时更容易产生电火花</w:t>
       </w:r>
       <w:r>
         <w:rPr>
@@ -16670,13 +17797,23 @@
         </w:rPr>
         <w:t>（选必三</w:t>
       </w:r>
-      <w:r>
-        <w:rPr>
-          <w:rFonts w:ascii="Times New Roman" w:eastAsia="宋体" w:hAnsi="Times New Roman"/>
-          <w:sz w:val="21"/>
-          <w:lang w:eastAsia="zh-CN"/>
-        </w:rPr>
-        <w:t>4.2</w:t>
+      <w:proofErr w:type="gramStart"/>
+      <w:r>
+        <w:rPr>
+          <w:rFonts w:ascii="Times New Roman" w:eastAsia="宋体" w:hAnsi="Times New Roman"/>
+          <w:sz w:val="21"/>
+          <w:lang w:eastAsia="zh-CN"/>
+        </w:rPr>
+        <w:t>4</w:t>
+      </w:r>
+      <w:proofErr w:type="gramEnd"/>
+      <w:r>
+        <w:rPr>
+          <w:rFonts w:ascii="Times New Roman" w:eastAsia="宋体" w:hAnsi="Times New Roman"/>
+          <w:sz w:val="21"/>
+          <w:lang w:eastAsia="zh-CN"/>
+        </w:rPr>
+        <w:t>.2</w:t>
       </w:r>
       <w:r>
         <w:rPr>
@@ -16765,33 +17902,73 @@
           <w:u w:val="thick"/>
           <w:lang w:eastAsia="zh-CN"/>
         </w:rPr>
-        <w:t>汤姆孙</w:t>
-      </w:r>
-      <w:r>
-        <w:rPr>
-          <w:rFonts w:ascii="Times New Roman" w:eastAsia="宋体" w:hAnsi="Times New Roman"/>
-          <w:sz w:val="21"/>
-          <w:lang w:eastAsia="zh-CN"/>
-        </w:rPr>
-        <w:t>根据阴极射线在电场和磁场中的偏转断定其本质是</w:t>
-      </w:r>
-      <w:r>
-        <w:rPr>
-          <w:rFonts w:ascii="Times New Roman" w:eastAsia="宋体" w:hAnsi="Times New Roman"/>
-          <w:b/>
-          <w:sz w:val="21"/>
-          <w:u w:val="thick"/>
-          <w:lang w:eastAsia="zh-CN"/>
-        </w:rPr>
-        <w:t>带负电的粒子流</w:t>
-      </w:r>
-      <w:r>
-        <w:rPr>
-          <w:rFonts w:ascii="Times New Roman" w:eastAsia="宋体" w:hAnsi="Times New Roman"/>
-          <w:sz w:val="21"/>
-          <w:lang w:eastAsia="zh-CN"/>
-        </w:rPr>
-        <w:t>并求出比荷</w:t>
+        <w:t>汤姆</w:t>
+      </w:r>
+      <w:proofErr w:type="gramStart"/>
+      <w:r>
+        <w:rPr>
+          <w:rFonts w:ascii="Times New Roman" w:eastAsia="宋体" w:hAnsi="Times New Roman"/>
+          <w:b/>
+          <w:sz w:val="21"/>
+          <w:u w:val="thick"/>
+          <w:lang w:eastAsia="zh-CN"/>
+        </w:rPr>
+        <w:t>孙</w:t>
+      </w:r>
+      <w:r>
+        <w:rPr>
+          <w:rFonts w:ascii="Times New Roman" w:eastAsia="宋体" w:hAnsi="Times New Roman"/>
+          <w:sz w:val="21"/>
+          <w:lang w:eastAsia="zh-CN"/>
+        </w:rPr>
+        <w:t>根据</w:t>
+      </w:r>
+      <w:proofErr w:type="gramEnd"/>
+      <w:r>
+        <w:rPr>
+          <w:rFonts w:ascii="Times New Roman" w:eastAsia="宋体" w:hAnsi="Times New Roman"/>
+          <w:sz w:val="21"/>
+          <w:lang w:eastAsia="zh-CN"/>
+        </w:rPr>
+        <w:t>阴极射线在电场和磁场中的偏转断定其本质是</w:t>
+      </w:r>
+      <w:r>
+        <w:rPr>
+          <w:rFonts w:ascii="Times New Roman" w:eastAsia="宋体" w:hAnsi="Times New Roman"/>
+          <w:b/>
+          <w:sz w:val="21"/>
+          <w:u w:val="thick"/>
+          <w:lang w:eastAsia="zh-CN"/>
+        </w:rPr>
+        <w:t>带负电的</w:t>
+      </w:r>
+      <w:proofErr w:type="gramStart"/>
+      <w:r>
+        <w:rPr>
+          <w:rFonts w:ascii="Times New Roman" w:eastAsia="宋体" w:hAnsi="Times New Roman"/>
+          <w:b/>
+          <w:sz w:val="21"/>
+          <w:u w:val="thick"/>
+          <w:lang w:eastAsia="zh-CN"/>
+        </w:rPr>
+        <w:t>粒子流</w:t>
+      </w:r>
+      <w:r>
+        <w:rPr>
+          <w:rFonts w:ascii="Times New Roman" w:eastAsia="宋体" w:hAnsi="Times New Roman"/>
+          <w:sz w:val="21"/>
+          <w:lang w:eastAsia="zh-CN"/>
+        </w:rPr>
+        <w:t>并求出</w:t>
+      </w:r>
+      <w:proofErr w:type="gramEnd"/>
+      <w:r>
+        <w:rPr>
+          <w:rFonts w:ascii="Times New Roman" w:eastAsia="宋体" w:hAnsi="Times New Roman"/>
+          <w:sz w:val="21"/>
+          <w:lang w:eastAsia="zh-CN"/>
+        </w:rPr>
+        <w:t>比荷</w:t>
       </w:r>
       <w:r>
         <w:rPr>
@@ -16861,13 +18038,23 @@
         </w:rPr>
         <w:t>年诺贝尔物理学奖，并提出「西瓜模型（枣糕模型）」（选必三</w:t>
       </w:r>
-      <w:r>
-        <w:rPr>
-          <w:rFonts w:ascii="Times New Roman" w:eastAsia="宋体" w:hAnsi="Times New Roman"/>
-          <w:sz w:val="21"/>
-          <w:lang w:eastAsia="zh-CN"/>
-        </w:rPr>
-        <w:t>4.3</w:t>
+      <w:proofErr w:type="gramStart"/>
+      <w:r>
+        <w:rPr>
+          <w:rFonts w:ascii="Times New Roman" w:eastAsia="宋体" w:hAnsi="Times New Roman"/>
+          <w:sz w:val="21"/>
+          <w:lang w:eastAsia="zh-CN"/>
+        </w:rPr>
+        <w:t>4</w:t>
+      </w:r>
+      <w:proofErr w:type="gramEnd"/>
+      <w:r>
+        <w:rPr>
+          <w:rFonts w:ascii="Times New Roman" w:eastAsia="宋体" w:hAnsi="Times New Roman"/>
+          <w:sz w:val="21"/>
+          <w:lang w:eastAsia="zh-CN"/>
+        </w:rPr>
+        <w:t>.3</w:t>
       </w:r>
       <w:r>
         <w:rPr>
@@ -17017,13 +18204,23 @@
         </w:rPr>
         <w:t>（选必三</w:t>
       </w:r>
-      <w:r>
-        <w:rPr>
-          <w:rFonts w:ascii="Times New Roman" w:eastAsia="宋体" w:hAnsi="Times New Roman"/>
-          <w:sz w:val="21"/>
-          <w:lang w:eastAsia="zh-CN"/>
-        </w:rPr>
-        <w:t>4.3</w:t>
+      <w:proofErr w:type="gramStart"/>
+      <w:r>
+        <w:rPr>
+          <w:rFonts w:ascii="Times New Roman" w:eastAsia="宋体" w:hAnsi="Times New Roman"/>
+          <w:sz w:val="21"/>
+          <w:lang w:eastAsia="zh-CN"/>
+        </w:rPr>
+        <w:t>4</w:t>
+      </w:r>
+      <w:proofErr w:type="gramEnd"/>
+      <w:r>
+        <w:rPr>
+          <w:rFonts w:ascii="Times New Roman" w:eastAsia="宋体" w:hAnsi="Times New Roman"/>
+          <w:sz w:val="21"/>
+          <w:lang w:eastAsia="zh-CN"/>
+        </w:rPr>
+        <w:t>.3</w:t>
       </w:r>
       <w:r>
         <w:rPr>
@@ -17102,15 +18299,35 @@
           <w:u w:val="thick"/>
           <w:lang w:eastAsia="zh-CN"/>
         </w:rPr>
-        <w:t>巴耳末</w:t>
-      </w:r>
-      <w:r>
-        <w:rPr>
-          <w:rFonts w:ascii="Times New Roman" w:eastAsia="宋体" w:hAnsi="Times New Roman"/>
-          <w:sz w:val="21"/>
-          <w:lang w:eastAsia="zh-CN"/>
-        </w:rPr>
-        <w:t>分析氢原子可见光区的四条谱线，得到巴耳末公式；</w:t>
+        <w:t>巴耳</w:t>
+      </w:r>
+      <w:proofErr w:type="gramStart"/>
+      <w:r>
+        <w:rPr>
+          <w:rFonts w:ascii="Times New Roman" w:eastAsia="宋体" w:hAnsi="Times New Roman"/>
+          <w:b/>
+          <w:sz w:val="21"/>
+          <w:u w:val="thick"/>
+          <w:lang w:eastAsia="zh-CN"/>
+        </w:rPr>
+        <w:t>末</w:t>
+      </w:r>
+      <w:r>
+        <w:rPr>
+          <w:rFonts w:ascii="Times New Roman" w:eastAsia="宋体" w:hAnsi="Times New Roman"/>
+          <w:sz w:val="21"/>
+          <w:lang w:eastAsia="zh-CN"/>
+        </w:rPr>
+        <w:t>分析</w:t>
+      </w:r>
+      <w:proofErr w:type="gramEnd"/>
+      <w:r>
+        <w:rPr>
+          <w:rFonts w:ascii="Times New Roman" w:eastAsia="宋体" w:hAnsi="Times New Roman"/>
+          <w:sz w:val="21"/>
+          <w:lang w:eastAsia="zh-CN"/>
+        </w:rPr>
+        <w:t>氢原子可见光区的四条谱线，得到巴耳末公式；</w:t>
       </w:r>
       <w:r>
         <w:rPr>
@@ -17194,13 +18411,23 @@
         </w:rPr>
         <w:t>的主要规律（选必三</w:t>
       </w:r>
-      <w:r>
-        <w:rPr>
-          <w:rFonts w:ascii="Times New Roman" w:eastAsia="宋体" w:hAnsi="Times New Roman"/>
-          <w:sz w:val="21"/>
-          <w:lang w:eastAsia="zh-CN"/>
-        </w:rPr>
-        <w:t>4.4</w:t>
+      <w:proofErr w:type="gramStart"/>
+      <w:r>
+        <w:rPr>
+          <w:rFonts w:ascii="Times New Roman" w:eastAsia="宋体" w:hAnsi="Times New Roman"/>
+          <w:sz w:val="21"/>
+          <w:lang w:eastAsia="zh-CN"/>
+        </w:rPr>
+        <w:t>4</w:t>
+      </w:r>
+      <w:proofErr w:type="gramEnd"/>
+      <w:r>
+        <w:rPr>
+          <w:rFonts w:ascii="Times New Roman" w:eastAsia="宋体" w:hAnsi="Times New Roman"/>
+          <w:sz w:val="21"/>
+          <w:lang w:eastAsia="zh-CN"/>
+        </w:rPr>
+        <w:t>.4</w:t>
       </w:r>
       <w:r>
         <w:rPr>
@@ -17475,20 +18702,7 @@
             <w:u w:val="thick"/>
             <w:lang w:eastAsia="zh-CN"/>
           </w:rPr>
-          <m:t>λ</m:t>
-        </m:r>
-        <m:r>
-          <m:rPr>
-            <m:sty m:val="bi"/>
-          </m:rPr>
-          <w:rPr>
-            <w:rFonts w:ascii="Cambria Math" w:hAnsi="Cambria Math"/>
-            <w:sz w:val="21"/>
-            <w:szCs w:val="21"/>
-            <w:u w:val="thick"/>
-            <w:lang w:eastAsia="zh-CN"/>
-          </w:rPr>
-          <m:t>=</m:t>
+          <m:t>λ=</m:t>
         </m:r>
         <m:f>
           <m:fPr>
@@ -17542,13 +18756,23 @@
         </w:rPr>
         <w:t>（选必三</w:t>
       </w:r>
-      <w:r>
-        <w:rPr>
-          <w:rFonts w:ascii="Times New Roman" w:eastAsia="宋体" w:hAnsi="Times New Roman"/>
-          <w:sz w:val="21"/>
-          <w:lang w:eastAsia="zh-CN"/>
-        </w:rPr>
-        <w:t>4.3</w:t>
+      <w:proofErr w:type="gramStart"/>
+      <w:r>
+        <w:rPr>
+          <w:rFonts w:ascii="Times New Roman" w:eastAsia="宋体" w:hAnsi="Times New Roman"/>
+          <w:sz w:val="21"/>
+          <w:lang w:eastAsia="zh-CN"/>
+        </w:rPr>
+        <w:t>4</w:t>
+      </w:r>
+      <w:proofErr w:type="gramEnd"/>
+      <w:r>
+        <w:rPr>
+          <w:rFonts w:ascii="Times New Roman" w:eastAsia="宋体" w:hAnsi="Times New Roman"/>
+          <w:sz w:val="21"/>
+          <w:lang w:eastAsia="zh-CN"/>
+        </w:rPr>
+        <w:t>.3</w:t>
       </w:r>
       <w:r>
         <w:rPr>
@@ -17663,15 +18887,35 @@
           <w:u w:val="thick"/>
           <w:lang w:eastAsia="zh-CN"/>
         </w:rPr>
-        <w:t>汤姆孙</w:t>
-      </w:r>
-      <w:r>
-        <w:rPr>
-          <w:rFonts w:ascii="Times New Roman" w:eastAsia="宋体" w:hAnsi="Times New Roman"/>
-          <w:sz w:val="21"/>
-          <w:lang w:eastAsia="zh-CN"/>
-        </w:rPr>
-        <w:t>分别用单晶和多晶晶体做了</w:t>
+        <w:t>汤姆</w:t>
+      </w:r>
+      <w:proofErr w:type="gramStart"/>
+      <w:r>
+        <w:rPr>
+          <w:rFonts w:ascii="Times New Roman" w:eastAsia="宋体" w:hAnsi="Times New Roman"/>
+          <w:b/>
+          <w:sz w:val="21"/>
+          <w:u w:val="thick"/>
+          <w:lang w:eastAsia="zh-CN"/>
+        </w:rPr>
+        <w:t>孙</w:t>
+      </w:r>
+      <w:r>
+        <w:rPr>
+          <w:rFonts w:ascii="Times New Roman" w:eastAsia="宋体" w:hAnsi="Times New Roman"/>
+          <w:sz w:val="21"/>
+          <w:lang w:eastAsia="zh-CN"/>
+        </w:rPr>
+        <w:t>分别用单晶和</w:t>
+      </w:r>
+      <w:proofErr w:type="gramEnd"/>
+      <w:r>
+        <w:rPr>
+          <w:rFonts w:ascii="Times New Roman" w:eastAsia="宋体" w:hAnsi="Times New Roman"/>
+          <w:sz w:val="21"/>
+          <w:lang w:eastAsia="zh-CN"/>
+        </w:rPr>
+        <w:t>多晶晶体做了</w:t>
       </w:r>
       <w:r>
         <w:rPr>
@@ -17707,13 +18951,23 @@
         </w:rPr>
         <w:t>年诺贝尔物理学奖）（选必三</w:t>
       </w:r>
-      <w:r>
-        <w:rPr>
-          <w:rFonts w:ascii="Times New Roman" w:eastAsia="宋体" w:hAnsi="Times New Roman"/>
-          <w:sz w:val="21"/>
-          <w:lang w:eastAsia="zh-CN"/>
-        </w:rPr>
-        <w:t>4.5</w:t>
+      <w:proofErr w:type="gramStart"/>
+      <w:r>
+        <w:rPr>
+          <w:rFonts w:ascii="Times New Roman" w:eastAsia="宋体" w:hAnsi="Times New Roman"/>
+          <w:sz w:val="21"/>
+          <w:lang w:eastAsia="zh-CN"/>
+        </w:rPr>
+        <w:t>4</w:t>
+      </w:r>
+      <w:proofErr w:type="gramEnd"/>
+      <w:r>
+        <w:rPr>
+          <w:rFonts w:ascii="Times New Roman" w:eastAsia="宋体" w:hAnsi="Times New Roman"/>
+          <w:sz w:val="21"/>
+          <w:lang w:eastAsia="zh-CN"/>
+        </w:rPr>
+        <w:t>.5</w:t>
       </w:r>
       <w:r>
         <w:rPr>
@@ -17931,13 +19185,23 @@
         </w:rPr>
         <w:t>方法（选必三</w:t>
       </w:r>
-      <w:r>
-        <w:rPr>
-          <w:rFonts w:ascii="Times New Roman" w:eastAsia="宋体" w:hAnsi="Times New Roman"/>
-          <w:sz w:val="21"/>
-          <w:lang w:eastAsia="zh-CN"/>
-        </w:rPr>
-        <w:t>4.4</w:t>
+      <w:proofErr w:type="gramStart"/>
+      <w:r>
+        <w:rPr>
+          <w:rFonts w:ascii="Times New Roman" w:eastAsia="宋体" w:hAnsi="Times New Roman"/>
+          <w:sz w:val="21"/>
+          <w:lang w:eastAsia="zh-CN"/>
+        </w:rPr>
+        <w:t>4</w:t>
+      </w:r>
+      <w:proofErr w:type="gramEnd"/>
+      <w:r>
+        <w:rPr>
+          <w:rFonts w:ascii="Times New Roman" w:eastAsia="宋体" w:hAnsi="Times New Roman"/>
+          <w:sz w:val="21"/>
+          <w:lang w:eastAsia="zh-CN"/>
+        </w:rPr>
+        <w:t>.4</w:t>
       </w:r>
       <w:r>
         <w:rPr>
@@ -17970,16 +19234,7 @@
           <w:sz w:val="21"/>
           <w:lang w:eastAsia="zh-CN"/>
         </w:rPr>
-        <w:t>第五章　原</w:t>
-      </w:r>
-      <w:r>
-        <w:rPr>
-          <w:rFonts w:ascii="Times New Roman" w:eastAsia="宋体" w:hAnsi="Times New Roman"/>
-          <w:b/>
-          <w:sz w:val="21"/>
-          <w:lang w:eastAsia="zh-CN"/>
-        </w:rPr>
-        <w:t>子核</w:t>
+        <w:t>第五章　原子核</w:t>
       </w:r>
     </w:p>
     <w:p>
@@ -18208,13 +19463,23 @@
         </w:rPr>
         <w:t>（选必三</w:t>
       </w:r>
-      <w:r>
-        <w:rPr>
-          <w:rFonts w:ascii="Times New Roman" w:eastAsia="宋体" w:hAnsi="Times New Roman"/>
-          <w:sz w:val="21"/>
-          <w:lang w:eastAsia="zh-CN"/>
-        </w:rPr>
-        <w:t>5.2</w:t>
+      <w:proofErr w:type="gramStart"/>
+      <w:r>
+        <w:rPr>
+          <w:rFonts w:ascii="Times New Roman" w:eastAsia="宋体" w:hAnsi="Times New Roman"/>
+          <w:sz w:val="21"/>
+          <w:lang w:eastAsia="zh-CN"/>
+        </w:rPr>
+        <w:t>5</w:t>
+      </w:r>
+      <w:proofErr w:type="gramEnd"/>
+      <w:r>
+        <w:rPr>
+          <w:rFonts w:ascii="Times New Roman" w:eastAsia="宋体" w:hAnsi="Times New Roman"/>
+          <w:sz w:val="21"/>
+          <w:lang w:eastAsia="zh-CN"/>
+        </w:rPr>
+        <w:t>.2</w:t>
       </w:r>
       <w:r>
         <w:rPr>
@@ -18367,25 +19632,29 @@
           <w:sz w:val="21"/>
           <w:lang w:eastAsia="zh-CN"/>
         </w:rPr>
-        <w:t>发现了两种新元</w:t>
-      </w:r>
-      <w:r>
-        <w:rPr>
-          <w:rFonts w:ascii="Times New Roman" w:eastAsia="宋体" w:hAnsi="Times New Roman"/>
-          <w:sz w:val="21"/>
-          <w:lang w:eastAsia="zh-CN"/>
-        </w:rPr>
-        <w:t>素</w:t>
-      </w:r>
-      <w:r>
-        <w:rPr>
-          <w:rFonts w:ascii="Times New Roman" w:eastAsia="宋体" w:hAnsi="Times New Roman"/>
-          <w:b/>
-          <w:sz w:val="21"/>
-          <w:u w:val="thick"/>
-          <w:lang w:eastAsia="zh-CN"/>
-        </w:rPr>
-        <w:t>钋（</w:t>
+        <w:t>发现了两种新元素</w:t>
+      </w:r>
+      <w:proofErr w:type="gramStart"/>
+      <w:r>
+        <w:rPr>
+          <w:rFonts w:ascii="Times New Roman" w:eastAsia="宋体" w:hAnsi="Times New Roman"/>
+          <w:b/>
+          <w:sz w:val="21"/>
+          <w:u w:val="thick"/>
+          <w:lang w:eastAsia="zh-CN"/>
+        </w:rPr>
+        <w:t>钋</w:t>
+      </w:r>
+      <w:proofErr w:type="gramEnd"/>
+      <w:r>
+        <w:rPr>
+          <w:rFonts w:ascii="Times New Roman" w:eastAsia="宋体" w:hAnsi="Times New Roman"/>
+          <w:b/>
+          <w:sz w:val="21"/>
+          <w:u w:val="thick"/>
+          <w:lang w:eastAsia="zh-CN"/>
+        </w:rPr>
+        <w:t>（</w:t>
       </w:r>
       <w:r>
         <w:rPr>
@@ -18405,8 +19674,20 @@
           <w:u w:val="thick"/>
           <w:lang w:eastAsia="zh-CN"/>
         </w:rPr>
-        <w:t>）和镭（</w:t>
-      </w:r>
+        <w:t>）和</w:t>
+      </w:r>
+      <w:proofErr w:type="gramStart"/>
+      <w:r>
+        <w:rPr>
+          <w:rFonts w:ascii="Times New Roman" w:eastAsia="宋体" w:hAnsi="Times New Roman"/>
+          <w:b/>
+          <w:sz w:val="21"/>
+          <w:u w:val="thick"/>
+          <w:lang w:eastAsia="zh-CN"/>
+        </w:rPr>
+        <w:t>镭（</w:t>
+      </w:r>
+      <w:proofErr w:type="gramEnd"/>
       <w:r>
         <w:rPr>
           <w:rFonts w:ascii="Times New Roman" w:eastAsia="宋体" w:hAnsi="Times New Roman"/>
@@ -18451,13 +19732,23 @@
         </w:rPr>
         <w:t>年，也不宜写「在贝克勒尔建议下发现」）（选必三</w:t>
       </w:r>
-      <w:r>
-        <w:rPr>
-          <w:rFonts w:ascii="Times New Roman" w:eastAsia="宋体" w:hAnsi="Times New Roman"/>
-          <w:sz w:val="21"/>
-          <w:lang w:eastAsia="zh-CN"/>
-        </w:rPr>
-        <w:t>5.2</w:t>
+      <w:proofErr w:type="gramStart"/>
+      <w:r>
+        <w:rPr>
+          <w:rFonts w:ascii="Times New Roman" w:eastAsia="宋体" w:hAnsi="Times New Roman"/>
+          <w:sz w:val="21"/>
+          <w:lang w:eastAsia="zh-CN"/>
+        </w:rPr>
+        <w:t>5</w:t>
+      </w:r>
+      <w:proofErr w:type="gramEnd"/>
+      <w:r>
+        <w:rPr>
+          <w:rFonts w:ascii="Times New Roman" w:eastAsia="宋体" w:hAnsi="Times New Roman"/>
+          <w:sz w:val="21"/>
+          <w:lang w:eastAsia="zh-CN"/>
+        </w:rPr>
+        <w:t>.2</w:t>
       </w:r>
       <w:r>
         <w:rPr>
@@ -18605,13 +19896,23 @@
         </w:rPr>
         <w:t>的存在（选必三</w:t>
       </w:r>
-      <w:r>
-        <w:rPr>
-          <w:rFonts w:ascii="Times New Roman" w:eastAsia="宋体" w:hAnsi="Times New Roman"/>
-          <w:sz w:val="21"/>
-          <w:lang w:eastAsia="zh-CN"/>
-        </w:rPr>
-        <w:t>5.1</w:t>
+      <w:proofErr w:type="gramStart"/>
+      <w:r>
+        <w:rPr>
+          <w:rFonts w:ascii="Times New Roman" w:eastAsia="宋体" w:hAnsi="Times New Roman"/>
+          <w:sz w:val="21"/>
+          <w:lang w:eastAsia="zh-CN"/>
+        </w:rPr>
+        <w:t>5</w:t>
+      </w:r>
+      <w:proofErr w:type="gramEnd"/>
+      <w:r>
+        <w:rPr>
+          <w:rFonts w:ascii="Times New Roman" w:eastAsia="宋体" w:hAnsi="Times New Roman"/>
+          <w:sz w:val="21"/>
+          <w:lang w:eastAsia="zh-CN"/>
+        </w:rPr>
+        <w:t>.1</w:t>
       </w:r>
       <w:r>
         <w:rPr>
@@ -18715,6 +20016,7 @@
         </w:rPr>
         <w:t>粒子轰击</w:t>
       </w:r>
+      <w:proofErr w:type="gramStart"/>
       <w:r>
         <w:rPr>
           <w:rFonts w:ascii="Times New Roman" w:eastAsia="宋体" w:hAnsi="Times New Roman"/>
@@ -18725,6 +20027,7 @@
         </w:rPr>
         <w:t>铍</w:t>
       </w:r>
+      <w:proofErr w:type="gramEnd"/>
       <w:r>
         <w:rPr>
           <w:rFonts w:ascii="Times New Roman" w:eastAsia="宋体" w:hAnsi="Times New Roman"/>
@@ -18751,13 +20054,23 @@
         </w:rPr>
         <w:t>（选必三</w:t>
       </w:r>
-      <w:r>
-        <w:rPr>
-          <w:rFonts w:ascii="Times New Roman" w:eastAsia="宋体" w:hAnsi="Times New Roman"/>
-          <w:sz w:val="21"/>
-          <w:lang w:eastAsia="zh-CN"/>
-        </w:rPr>
-        <w:t>5.1</w:t>
+      <w:proofErr w:type="gramStart"/>
+      <w:r>
+        <w:rPr>
+          <w:rFonts w:ascii="Times New Roman" w:eastAsia="宋体" w:hAnsi="Times New Roman"/>
+          <w:sz w:val="21"/>
+          <w:lang w:eastAsia="zh-CN"/>
+        </w:rPr>
+        <w:t>5</w:t>
+      </w:r>
+      <w:proofErr w:type="gramEnd"/>
+      <w:r>
+        <w:rPr>
+          <w:rFonts w:ascii="Times New Roman" w:eastAsia="宋体" w:hAnsi="Times New Roman"/>
+          <w:sz w:val="21"/>
+          <w:lang w:eastAsia="zh-CN"/>
+        </w:rPr>
+        <w:t>.1</w:t>
       </w:r>
       <w:r>
         <w:rPr>
@@ -18930,13 +20243,23 @@
         </w:rPr>
         <w:t>（史实，教材未点名）（选必三</w:t>
       </w:r>
-      <w:r>
-        <w:rPr>
-          <w:rFonts w:ascii="Times New Roman" w:eastAsia="宋体" w:hAnsi="Times New Roman"/>
-          <w:sz w:val="21"/>
-          <w:lang w:eastAsia="zh-CN"/>
-        </w:rPr>
-        <w:t>5.5</w:t>
+      <w:proofErr w:type="gramStart"/>
+      <w:r>
+        <w:rPr>
+          <w:rFonts w:ascii="Times New Roman" w:eastAsia="宋体" w:hAnsi="Times New Roman"/>
+          <w:sz w:val="21"/>
+          <w:lang w:eastAsia="zh-CN"/>
+        </w:rPr>
+        <w:t>5</w:t>
+      </w:r>
+      <w:proofErr w:type="gramEnd"/>
+      <w:r>
+        <w:rPr>
+          <w:rFonts w:ascii="Times New Roman" w:eastAsia="宋体" w:hAnsi="Times New Roman"/>
+          <w:sz w:val="21"/>
+          <w:lang w:eastAsia="zh-CN"/>
+        </w:rPr>
+        <w:t>.5</w:t>
       </w:r>
       <w:r>
         <w:rPr>
@@ -19110,33 +20433,7 @@
             <w:u w:val="thick"/>
             <w:lang w:eastAsia="zh-CN"/>
           </w:rPr>
-          <m:t>E</m:t>
-        </m:r>
-        <m:r>
-          <m:rPr>
-            <m:sty m:val="bi"/>
-          </m:rPr>
-          <w:rPr>
-            <w:rFonts w:ascii="Cambria Math" w:hAnsi="Cambria Math"/>
-            <w:sz w:val="21"/>
-            <w:szCs w:val="21"/>
-            <w:u w:val="thick"/>
-            <w:lang w:eastAsia="zh-CN"/>
-          </w:rPr>
-          <m:t>=</m:t>
-        </m:r>
-        <m:r>
-          <m:rPr>
-            <m:sty m:val="bi"/>
-          </m:rPr>
-          <w:rPr>
-            <w:rFonts w:ascii="Cambria Math" w:hAnsi="Cambria Math"/>
-            <w:sz w:val="21"/>
-            <w:szCs w:val="21"/>
-            <w:u w:val="thick"/>
-            <w:lang w:eastAsia="zh-CN"/>
-          </w:rPr>
-          <m:t>m</m:t>
+          <m:t>E=m</m:t>
         </m:r>
         <m:sSup>
           <m:sSupPr>
@@ -19190,13 +20487,23 @@
         </w:rPr>
         <w:t>，裂变时发生质量亏损、释放巨大核能（选必三</w:t>
       </w:r>
-      <w:r>
-        <w:rPr>
-          <w:rFonts w:ascii="Times New Roman" w:eastAsia="宋体" w:hAnsi="Times New Roman"/>
-          <w:sz w:val="21"/>
-          <w:lang w:eastAsia="zh-CN"/>
-        </w:rPr>
-        <w:t>5.4</w:t>
+      <w:proofErr w:type="gramStart"/>
+      <w:r>
+        <w:rPr>
+          <w:rFonts w:ascii="Times New Roman" w:eastAsia="宋体" w:hAnsi="Times New Roman"/>
+          <w:sz w:val="21"/>
+          <w:lang w:eastAsia="zh-CN"/>
+        </w:rPr>
+        <w:t>5</w:t>
+      </w:r>
+      <w:proofErr w:type="gramEnd"/>
+      <w:r>
+        <w:rPr>
+          <w:rFonts w:ascii="Times New Roman" w:eastAsia="宋体" w:hAnsi="Times New Roman"/>
+          <w:sz w:val="21"/>
+          <w:lang w:eastAsia="zh-CN"/>
+        </w:rPr>
+        <w:t>.4</w:t>
       </w:r>
       <w:r>
         <w:rPr>
@@ -19311,17 +20618,7 @@
           <w:u w:val="thick"/>
           <w:lang w:eastAsia="zh-CN"/>
         </w:rPr>
-        <w:t>链</w:t>
-      </w:r>
-      <w:r>
-        <w:rPr>
-          <w:rFonts w:ascii="Times New Roman" w:eastAsia="宋体" w:hAnsi="Times New Roman"/>
-          <w:b/>
-          <w:sz w:val="21"/>
-          <w:u w:val="thick"/>
-          <w:lang w:eastAsia="zh-CN"/>
-        </w:rPr>
-        <w:t>式反应</w:t>
+        <w:t>链式反应</w:t>
       </w:r>
       <w:r>
         <w:rPr>
@@ -19331,13 +20628,23 @@
         </w:rPr>
         <w:t>实现了核能的释放（选必三</w:t>
       </w:r>
-      <w:r>
-        <w:rPr>
-          <w:rFonts w:ascii="Times New Roman" w:eastAsia="宋体" w:hAnsi="Times New Roman"/>
-          <w:sz w:val="21"/>
-          <w:lang w:eastAsia="zh-CN"/>
-        </w:rPr>
-        <w:t>5.4</w:t>
+      <w:proofErr w:type="gramStart"/>
+      <w:r>
+        <w:rPr>
+          <w:rFonts w:ascii="Times New Roman" w:eastAsia="宋体" w:hAnsi="Times New Roman"/>
+          <w:sz w:val="21"/>
+          <w:lang w:eastAsia="zh-CN"/>
+        </w:rPr>
+        <w:t>5</w:t>
+      </w:r>
+      <w:proofErr w:type="gramEnd"/>
+      <w:r>
+        <w:rPr>
+          <w:rFonts w:ascii="Times New Roman" w:eastAsia="宋体" w:hAnsi="Times New Roman"/>
+          <w:sz w:val="21"/>
+          <w:lang w:eastAsia="zh-CN"/>
+        </w:rPr>
+        <w:t>.4</w:t>
       </w:r>
       <w:r>
         <w:rPr>
@@ -19452,13 +20759,23 @@
         </w:rPr>
         <w:t>（三分裂、四分裂）（选必三</w:t>
       </w:r>
-      <w:r>
-        <w:rPr>
-          <w:rFonts w:ascii="Times New Roman" w:eastAsia="宋体" w:hAnsi="Times New Roman"/>
-          <w:sz w:val="21"/>
-          <w:lang w:eastAsia="zh-CN"/>
-        </w:rPr>
-        <w:t>5.4</w:t>
+      <w:proofErr w:type="gramStart"/>
+      <w:r>
+        <w:rPr>
+          <w:rFonts w:ascii="Times New Roman" w:eastAsia="宋体" w:hAnsi="Times New Roman"/>
+          <w:sz w:val="21"/>
+          <w:lang w:eastAsia="zh-CN"/>
+        </w:rPr>
+        <w:t>5</w:t>
+      </w:r>
+      <w:proofErr w:type="gramEnd"/>
+      <w:r>
+        <w:rPr>
+          <w:rFonts w:ascii="Times New Roman" w:eastAsia="宋体" w:hAnsi="Times New Roman"/>
+          <w:sz w:val="21"/>
+          <w:lang w:eastAsia="zh-CN"/>
+        </w:rPr>
+        <w:t>.4</w:t>
       </w:r>
       <w:r>
         <w:rPr>
@@ -19615,13 +20932,23 @@
         </w:rPr>
         <w:t>组成（选必三</w:t>
       </w:r>
-      <w:r>
-        <w:rPr>
-          <w:rFonts w:ascii="Times New Roman" w:eastAsia="宋体" w:hAnsi="Times New Roman"/>
-          <w:sz w:val="21"/>
-          <w:lang w:eastAsia="zh-CN"/>
-        </w:rPr>
-        <w:t>5.2</w:t>
+      <w:proofErr w:type="gramStart"/>
+      <w:r>
+        <w:rPr>
+          <w:rFonts w:ascii="Times New Roman" w:eastAsia="宋体" w:hAnsi="Times New Roman"/>
+          <w:sz w:val="21"/>
+          <w:lang w:eastAsia="zh-CN"/>
+        </w:rPr>
+        <w:t>5</w:t>
+      </w:r>
+      <w:proofErr w:type="gramEnd"/>
+      <w:r>
+        <w:rPr>
+          <w:rFonts w:ascii="Times New Roman" w:eastAsia="宋体" w:hAnsi="Times New Roman"/>
+          <w:sz w:val="21"/>
+          <w:lang w:eastAsia="zh-CN"/>
+        </w:rPr>
+        <w:t>.2</w:t>
       </w:r>
       <w:r>
         <w:rPr>
@@ -19745,7 +21072,7 @@
 </file>
 
 <file path=word/endnotes.xml><?xml version="1.0" encoding="utf-8"?>
-<w:endnotes xmlns:wpc="http://schemas.microsoft.com/office/word/2010/wordprocessingCanvas" xmlns:cx="http://schemas.microsoft.com/office/drawing/2014/chartex" xmlns:cx1="http://schemas.microsoft.com/office/drawing/2015/9/8/chartex" xmlns:cx2="http://schemas.microsoft.com/office/drawing/2015/10/21/chartex" xmlns:cx3="http://schemas.microsoft.com/office/drawing/2016/5/9/chartex" xmlns:cx4="http://schemas.microsoft.com/office/drawing/2016/5/10/chartex" xmlns:cx5="http://schemas.microsoft.com/office/drawing/2016/5/11/chartex" xmlns:cx6="http://schemas.microsoft.com/office/drawing/2016/5/12/chartex" xmlns:cx7="http://schemas.microsoft.com/office/drawing/2016/5/13/chartex" xmlns:cx8="http://schemas.microsoft.com/office/drawing/2016/5/14/chartex" xmlns:mc="http://schemas.openxmlformats.org/markup-compatibility/2006" xmlns:aink="http://schemas.microsoft.com/office/drawing/2016/ink" xmlns:am3d="http://schemas.microsoft.com/office/drawing/2017/model3d" xmlns:o="urn:schemas-microsoft-com:office:office" xmlns:r="http://schemas.openxmlformats.org/officeDocument/2006/relationships" xmlns:m="http://schemas.openxmlformats.org/officeDocument/2006/math" xmlns:v="urn:schemas-microsoft-com:vml" xmlns:wp14="http://schemas.microsoft.com/office/word/2010/wordprocessingDrawing" xmlns:wp="http://schemas.openxmlformats.org/drawingml/2006/wordprocessingDrawing" xmlns:w10="urn:schemas-microsoft-com:office:word" xmlns:w="http://schemas.openxmlformats.org/wordprocessingml/2006/main" xmlns:w14="http://schemas.microsoft.com/office/word/2010/wordml" xmlns:w15="http://schemas.microsoft.com/office/word/2012/wordml" xmlns:w16cex="http://schemas.microsoft.com/office/word/2018/wordml/cex" xmlns:w16cid="http://schemas.microsoft.com/office/word/2016/wordml/cid" xmlns:w16="http://schemas.microsoft.com/office/word/2018/wordml" xmlns:w16sdtdh="http://schemas.microsoft.com/office/word/2020/wordml/sdtdatahash" xmlns:w16se="http://schemas.microsoft.com/office/word/2015/wordml/symex" xmlns:wpg="http://schemas.microsoft.com/office/word/2010/wordprocessingGroup" xmlns:wpi="http://schemas.microsoft.com/office/word/2010/wordprocessingInk" xmlns:wne="http://schemas.microsoft.com/office/word/2006/wordml" xmlns:wps="http://schemas.microsoft.com/office/word/2010/wordprocessingShape" mc:Ignorable="w14 w15 w16se w16cid w16 w16cex w16sdtdh wp14">
+<w:endnotes xmlns:wpc="http://schemas.microsoft.com/office/word/2010/wordprocessingCanvas" xmlns:cx="http://schemas.microsoft.com/office/drawing/2014/chartex" xmlns:cx1="http://schemas.microsoft.com/office/drawing/2015/9/8/chartex" xmlns:cx2="http://schemas.microsoft.com/office/drawing/2015/10/21/chartex" xmlns:cx3="http://schemas.microsoft.com/office/drawing/2016/5/9/chartex" xmlns:cx4="http://schemas.microsoft.com/office/drawing/2016/5/10/chartex" xmlns:cx5="http://schemas.microsoft.com/office/drawing/2016/5/11/chartex" xmlns:cx6="http://schemas.microsoft.com/office/drawing/2016/5/12/chartex" xmlns:cx7="http://schemas.microsoft.com/office/drawing/2016/5/13/chartex" xmlns:cx8="http://schemas.microsoft.com/office/drawing/2016/5/14/chartex" xmlns:mc="http://schemas.openxmlformats.org/markup-compatibility/2006" xmlns:aink="http://schemas.microsoft.com/office/drawing/2016/ink" xmlns:am3d="http://schemas.microsoft.com/office/drawing/2017/model3d" xmlns:o="urn:schemas-microsoft-com:office:office" xmlns:oel="http://schemas.microsoft.com/office/2019/extlst" xmlns:r="http://schemas.openxmlformats.org/officeDocument/2006/relationships" xmlns:m="http://schemas.openxmlformats.org/officeDocument/2006/math" xmlns:v="urn:schemas-microsoft-com:vml" xmlns:wp14="http://schemas.microsoft.com/office/word/2010/wordprocessingDrawing" xmlns:wp="http://schemas.openxmlformats.org/drawingml/2006/wordprocessingDrawing" xmlns:w10="urn:schemas-microsoft-com:office:word" xmlns:w="http://schemas.openxmlformats.org/wordprocessingml/2006/main" xmlns:w14="http://schemas.microsoft.com/office/word/2010/wordml" xmlns:w15="http://schemas.microsoft.com/office/word/2012/wordml" xmlns:w16cex="http://schemas.microsoft.com/office/word/2018/wordml/cex" xmlns:w16cid="http://schemas.microsoft.com/office/word/2016/wordml/cid" xmlns:w16="http://schemas.microsoft.com/office/word/2018/wordml" xmlns:w16sdtdh="http://schemas.microsoft.com/office/word/2020/wordml/sdtdatahash" xmlns:w16se="http://schemas.microsoft.com/office/word/2015/wordml/symex" xmlns:wpg="http://schemas.microsoft.com/office/word/2010/wordprocessingGroup" xmlns:wpi="http://schemas.microsoft.com/office/word/2010/wordprocessingInk" xmlns:wne="http://schemas.microsoft.com/office/word/2006/wordml" xmlns:wps="http://schemas.microsoft.com/office/word/2010/wordprocessingShape" mc:Ignorable="w14 w15 w16se w16cid w16 w16cex w16sdtdh wp14">
   <w:endnote w:type="separator" w:id="-1">
     <w:p>
       <w:pPr>
@@ -19770,7 +21097,7 @@
 </file>
 
 <file path=word/footer1.xml><?xml version="1.0" encoding="utf-8"?>
-<w:ftr xmlns:wpc="http://schemas.microsoft.com/office/word/2010/wordprocessingCanvas" xmlns:cx="http://schemas.microsoft.com/office/drawing/2014/chartex" xmlns:cx1="http://schemas.microsoft.com/office/drawing/2015/9/8/chartex" xmlns:cx2="http://schemas.microsoft.com/office/drawing/2015/10/21/chartex" xmlns:cx3="http://schemas.microsoft.com/office/drawing/2016/5/9/chartex" xmlns:cx4="http://schemas.microsoft.com/office/drawing/2016/5/10/chartex" xmlns:cx5="http://schemas.microsoft.com/office/drawing/2016/5/11/chartex" xmlns:cx6="http://schemas.microsoft.com/office/drawing/2016/5/12/chartex" xmlns:cx7="http://schemas.microsoft.com/office/drawing/2016/5/13/chartex" xmlns:cx8="http://schemas.microsoft.com/office/drawing/2016/5/14/chartex" xmlns:mc="http://schemas.openxmlformats.org/markup-compatibility/2006" xmlns:aink="http://schemas.microsoft.com/office/drawing/2016/ink" xmlns:am3d="http://schemas.microsoft.com/office/drawing/2017/model3d" xmlns:o="urn:schemas-microsoft-com:office:office" xmlns:r="http://schemas.openxmlformats.org/officeDocument/2006/relationships" xmlns:m="http://schemas.openxmlformats.org/officeDocument/2006/math" xmlns:v="urn:schemas-microsoft-com:vml" xmlns:wp14="http://schemas.microsoft.com/office/word/2010/wordprocessingDrawing" xmlns:wp="http://schemas.openxmlformats.org/drawingml/2006/wordprocessingDrawing" xmlns:w10="urn:schemas-microsoft-com:office:word" xmlns:w="http://schemas.openxmlformats.org/wordprocessingml/2006/main" xmlns:w14="http://schemas.microsoft.com/office/word/2010/wordml" xmlns:w15="http://schemas.microsoft.com/office/word/2012/wordml" xmlns:w16cex="http://schemas.microsoft.com/office/word/2018/wordml/cex" xmlns:w16cid="http://schemas.microsoft.com/office/word/2016/wordml/cid" xmlns:w16="http://schemas.microsoft.com/office/word/2018/wordml" xmlns:w16sdtdh="http://schemas.microsoft.com/office/word/2020/wordml/sdtdatahash" xmlns:w16se="http://schemas.microsoft.com/office/word/2015/wordml/symex" xmlns:wpg="http://schemas.microsoft.com/office/word/2010/wordprocessingGroup" xmlns:wpi="http://schemas.microsoft.com/office/word/2010/wordprocessingInk" xmlns:wne="http://schemas.microsoft.com/office/word/2006/wordml" xmlns:wps="http://schemas.microsoft.com/office/word/2010/wordprocessingShape" mc:Ignorable="w14 w15 w16se w16cid w16 w16cex w16sdtdh wp14">
+<w:ftr xmlns:wpc="http://schemas.microsoft.com/office/word/2010/wordprocessingCanvas" xmlns:cx="http://schemas.microsoft.com/office/drawing/2014/chartex" xmlns:cx1="http://schemas.microsoft.com/office/drawing/2015/9/8/chartex" xmlns:cx2="http://schemas.microsoft.com/office/drawing/2015/10/21/chartex" xmlns:cx3="http://schemas.microsoft.com/office/drawing/2016/5/9/chartex" xmlns:cx4="http://schemas.microsoft.com/office/drawing/2016/5/10/chartex" xmlns:cx5="http://schemas.microsoft.com/office/drawing/2016/5/11/chartex" xmlns:cx6="http://schemas.microsoft.com/office/drawing/2016/5/12/chartex" xmlns:cx7="http://schemas.microsoft.com/office/drawing/2016/5/13/chartex" xmlns:cx8="http://schemas.microsoft.com/office/drawing/2016/5/14/chartex" xmlns:mc="http://schemas.openxmlformats.org/markup-compatibility/2006" xmlns:aink="http://schemas.microsoft.com/office/drawing/2016/ink" xmlns:am3d="http://schemas.microsoft.com/office/drawing/2017/model3d" xmlns:o="urn:schemas-microsoft-com:office:office" xmlns:oel="http://schemas.microsoft.com/office/2019/extlst" xmlns:r="http://schemas.openxmlformats.org/officeDocument/2006/relationships" xmlns:m="http://schemas.openxmlformats.org/officeDocument/2006/math" xmlns:v="urn:schemas-microsoft-com:vml" xmlns:wp14="http://schemas.microsoft.com/office/word/2010/wordprocessingDrawing" xmlns:wp="http://schemas.openxmlformats.org/drawingml/2006/wordprocessingDrawing" xmlns:w10="urn:schemas-microsoft-com:office:word" xmlns:w="http://schemas.openxmlformats.org/wordprocessingml/2006/main" xmlns:w14="http://schemas.microsoft.com/office/word/2010/wordml" xmlns:w15="http://schemas.microsoft.com/office/word/2012/wordml" xmlns:w16cex="http://schemas.microsoft.com/office/word/2018/wordml/cex" xmlns:w16cid="http://schemas.microsoft.com/office/word/2016/wordml/cid" xmlns:w16="http://schemas.microsoft.com/office/word/2018/wordml" xmlns:w16sdtdh="http://schemas.microsoft.com/office/word/2020/wordml/sdtdatahash" xmlns:w16se="http://schemas.microsoft.com/office/word/2015/wordml/symex" xmlns:wpg="http://schemas.microsoft.com/office/word/2010/wordprocessingGroup" xmlns:wpi="http://schemas.microsoft.com/office/word/2010/wordprocessingInk" xmlns:wne="http://schemas.microsoft.com/office/word/2006/wordml" xmlns:wps="http://schemas.microsoft.com/office/word/2010/wordprocessingShape" mc:Ignorable="w14 w15 w16se w16cid w16 w16cex w16sdtdh wp14">
   <w:p>
     <w:pPr>
       <w:pStyle w:val="a7"/>
@@ -19874,7 +21201,7 @@
 </file>
 
 <file path=word/footnotes.xml><?xml version="1.0" encoding="utf-8"?>
-<w:footnotes xmlns:wpc="http://schemas.microsoft.com/office/word/2010/wordprocessingCanvas" xmlns:cx="http://schemas.microsoft.com/office/drawing/2014/chartex" xmlns:cx1="http://schemas.microsoft.com/office/drawing/2015/9/8/chartex" xmlns:cx2="http://schemas.microsoft.com/office/drawing/2015/10/21/chartex" xmlns:cx3="http://schemas.microsoft.com/office/drawing/2016/5/9/chartex" xmlns:cx4="http://schemas.microsoft.com/office/drawing/2016/5/10/chartex" xmlns:cx5="http://schemas.microsoft.com/office/drawing/2016/5/11/chartex" xmlns:cx6="http://schemas.microsoft.com/office/drawing/2016/5/12/chartex" xmlns:cx7="http://schemas.microsoft.com/office/drawing/2016/5/13/chartex" xmlns:cx8="http://schemas.microsoft.com/office/drawing/2016/5/14/chartex" xmlns:mc="http://schemas.openxmlformats.org/markup-compatibility/2006" xmlns:aink="http://schemas.microsoft.com/office/drawing/2016/ink" xmlns:am3d="http://schemas.microsoft.com/office/drawing/2017/model3d" xmlns:o="urn:schemas-microsoft-com:office:office" xmlns:r="http://schemas.openxmlformats.org/officeDocument/2006/relationships" xmlns:m="http://schemas.openxmlformats.org/officeDocument/2006/math" xmlns:v="urn:schemas-microsoft-com:vml" xmlns:wp14="http://schemas.microsoft.com/office/word/2010/wordprocessingDrawing" xmlns:wp="http://schemas.openxmlformats.org/drawingml/2006/wordprocessingDrawing" xmlns:w10="urn:schemas-microsoft-com:office:word" xmlns:w="http://schemas.openxmlformats.org/wordprocessingml/2006/main" xmlns:w14="http://schemas.microsoft.com/office/word/2010/wordml" xmlns:w15="http://schemas.microsoft.com/office/word/2012/wordml" xmlns:w16cex="http://schemas.microsoft.com/office/word/2018/wordml/cex" xmlns:w16cid="http://schemas.microsoft.com/office/word/2016/wordml/cid" xmlns:w16="http://schemas.microsoft.com/office/word/2018/wordml" xmlns:w16sdtdh="http://schemas.microsoft.com/office/word/2020/wordml/sdtdatahash" xmlns:w16se="http://schemas.microsoft.com/office/word/2015/wordml/symex" xmlns:wpg="http://schemas.microsoft.com/office/word/2010/wordprocessingGroup" xmlns:wpi="http://schemas.microsoft.com/office/word/2010/wordprocessingInk" xmlns:wne="http://schemas.microsoft.com/office/word/2006/wordml" xmlns:wps="http://schemas.microsoft.com/office/word/2010/wordprocessingShape" mc:Ignorable="w14 w15 w16se w16cid w16 w16cex w16sdtdh wp14">
+<w:footnotes xmlns:wpc="http://schemas.microsoft.com/office/word/2010/wordprocessingCanvas" xmlns:cx="http://schemas.microsoft.com/office/drawing/2014/chartex" xmlns:cx1="http://schemas.microsoft.com/office/drawing/2015/9/8/chartex" xmlns:cx2="http://schemas.microsoft.com/office/drawing/2015/10/21/chartex" xmlns:cx3="http://schemas.microsoft.com/office/drawing/2016/5/9/chartex" xmlns:cx4="http://schemas.microsoft.com/office/drawing/2016/5/10/chartex" xmlns:cx5="http://schemas.microsoft.com/office/drawing/2016/5/11/chartex" xmlns:cx6="http://schemas.microsoft.com/office/drawing/2016/5/12/chartex" xmlns:cx7="http://schemas.microsoft.com/office/drawing/2016/5/13/chartex" xmlns:cx8="http://schemas.microsoft.com/office/drawing/2016/5/14/chartex" xmlns:mc="http://schemas.openxmlformats.org/markup-compatibility/2006" xmlns:aink="http://schemas.microsoft.com/office/drawing/2016/ink" xmlns:am3d="http://schemas.microsoft.com/office/drawing/2017/model3d" xmlns:o="urn:schemas-microsoft-com:office:office" xmlns:oel="http://schemas.microsoft.com/office/2019/extlst" xmlns:r="http://schemas.openxmlformats.org/officeDocument/2006/relationships" xmlns:m="http://schemas.openxmlformats.org/officeDocument/2006/math" xmlns:v="urn:schemas-microsoft-com:vml" xmlns:wp14="http://schemas.microsoft.com/office/word/2010/wordprocessingDrawing" xmlns:wp="http://schemas.openxmlformats.org/drawingml/2006/wordprocessingDrawing" xmlns:w10="urn:schemas-microsoft-com:office:word" xmlns:w="http://schemas.openxmlformats.org/wordprocessingml/2006/main" xmlns:w14="http://schemas.microsoft.com/office/word/2010/wordml" xmlns:w15="http://schemas.microsoft.com/office/word/2012/wordml" xmlns:w16cex="http://schemas.microsoft.com/office/word/2018/wordml/cex" xmlns:w16cid="http://schemas.microsoft.com/office/word/2016/wordml/cid" xmlns:w16="http://schemas.microsoft.com/office/word/2018/wordml" xmlns:w16sdtdh="http://schemas.microsoft.com/office/word/2020/wordml/sdtdatahash" xmlns:w16se="http://schemas.microsoft.com/office/word/2015/wordml/symex" xmlns:wpg="http://schemas.microsoft.com/office/word/2010/wordprocessingGroup" xmlns:wpi="http://schemas.microsoft.com/office/word/2010/wordprocessingInk" xmlns:wne="http://schemas.microsoft.com/office/word/2006/wordml" xmlns:wps="http://schemas.microsoft.com/office/word/2010/wordprocessingShape" mc:Ignorable="w14 w15 w16se w16cid w16 w16cex w16sdtdh wp14">
   <w:footnote w:type="separator" w:id="-1">
     <w:p>
       <w:pPr>
@@ -19899,7 +21226,7 @@
 </file>
 
 <file path=word/numbering.xml><?xml version="1.0" encoding="utf-8"?>
-<w:numbering xmlns:wpc="http://schemas.microsoft.com/office/word/2010/wordprocessingCanvas" xmlns:cx="http://schemas.microsoft.com/office/drawing/2014/chartex" xmlns:cx1="http://schemas.microsoft.com/office/drawing/2015/9/8/chartex" xmlns:cx2="http://schemas.microsoft.com/office/drawing/2015/10/21/chartex" xmlns:cx3="http://schemas.microsoft.com/office/drawing/2016/5/9/chartex" xmlns:cx4="http://schemas.microsoft.com/office/drawing/2016/5/10/chartex" xmlns:cx5="http://schemas.microsoft.com/office/drawing/2016/5/11/chartex" xmlns:cx6="http://schemas.microsoft.com/office/drawing/2016/5/12/chartex" xmlns:cx7="http://schemas.microsoft.com/office/drawing/2016/5/13/chartex" xmlns:cx8="http://schemas.microsoft.com/office/drawing/2016/5/14/chartex" xmlns:mc="http://schemas.openxmlformats.org/markup-compatibility/2006" xmlns:aink="http://schemas.microsoft.com/office/drawing/2016/ink" xmlns:am3d="http://schemas.microsoft.com/office/drawing/2017/model3d" xmlns:o="urn:schemas-microsoft-com:office:office" xmlns:r="http://schemas.openxmlformats.org/officeDocument/2006/relationships" xmlns:m="http://schemas.openxmlformats.org/officeDocument/2006/math" xmlns:v="urn:schemas-microsoft-com:vml" xmlns:wp14="http://schemas.microsoft.com/office/word/2010/wordprocessingDrawing" xmlns:wp="http://schemas.openxmlformats.org/drawingml/2006/wordprocessingDrawing" xmlns:w10="urn:schemas-microsoft-com:office:word" xmlns:w="http://schemas.openxmlformats.org/wordprocessingml/2006/main" xmlns:w14="http://schemas.microsoft.com/office/word/2010/wordml" xmlns:w15="http://schemas.microsoft.com/office/word/2012/wordml" xmlns:w16cex="http://schemas.microsoft.com/office/word/2018/wordml/cex" xmlns:w16cid="http://schemas.microsoft.com/office/word/2016/wordml/cid" xmlns:w16="http://schemas.microsoft.com/office/word/2018/wordml" xmlns:w16sdtdh="http://schemas.microsoft.com/office/word/2020/wordml/sdtdatahash" xmlns:w16se="http://schemas.microsoft.com/office/word/2015/wordml/symex" xmlns:wpg="http://schemas.microsoft.com/office/word/2010/wordprocessingGroup" xmlns:wpi="http://schemas.microsoft.com/office/word/2010/wordprocessingInk" xmlns:wne="http://schemas.microsoft.com/office/word/2006/wordml" xmlns:wps="http://schemas.microsoft.com/office/word/2010/wordprocessingShape" mc:Ignorable="w14 w15 w16se w16cid w16 w16cex w16sdtdh wp14">
+<w:numbering xmlns:wpc="http://schemas.microsoft.com/office/word/2010/wordprocessingCanvas" xmlns:cx="http://schemas.microsoft.com/office/drawing/2014/chartex" xmlns:cx1="http://schemas.microsoft.com/office/drawing/2015/9/8/chartex" xmlns:cx2="http://schemas.microsoft.com/office/drawing/2015/10/21/chartex" xmlns:cx3="http://schemas.microsoft.com/office/drawing/2016/5/9/chartex" xmlns:cx4="http://schemas.microsoft.com/office/drawing/2016/5/10/chartex" xmlns:cx5="http://schemas.microsoft.com/office/drawing/2016/5/11/chartex" xmlns:cx6="http://schemas.microsoft.com/office/drawing/2016/5/12/chartex" xmlns:cx7="http://schemas.microsoft.com/office/drawing/2016/5/13/chartex" xmlns:cx8="http://schemas.microsoft.com/office/drawing/2016/5/14/chartex" xmlns:mc="http://schemas.openxmlformats.org/markup-compatibility/2006" xmlns:aink="http://schemas.microsoft.com/office/drawing/2016/ink" xmlns:am3d="http://schemas.microsoft.com/office/drawing/2017/model3d" xmlns:o="urn:schemas-microsoft-com:office:office" xmlns:oel="http://schemas.microsoft.com/office/2019/extlst" xmlns:r="http://schemas.openxmlformats.org/officeDocument/2006/relationships" xmlns:m="http://schemas.openxmlformats.org/officeDocument/2006/math" xmlns:v="urn:schemas-microsoft-com:vml" xmlns:wp14="http://schemas.microsoft.com/office/word/2010/wordprocessingDrawing" xmlns:wp="http://schemas.openxmlformats.org/drawingml/2006/wordprocessingDrawing" xmlns:w10="urn:schemas-microsoft-com:office:word" xmlns:w="http://schemas.openxmlformats.org/wordprocessingml/2006/main" xmlns:w14="http://schemas.microsoft.com/office/word/2010/wordml" xmlns:w15="http://schemas.microsoft.com/office/word/2012/wordml" xmlns:w16cex="http://schemas.microsoft.com/office/word/2018/wordml/cex" xmlns:w16cid="http://schemas.microsoft.com/office/word/2016/wordml/cid" xmlns:w16="http://schemas.microsoft.com/office/word/2018/wordml" xmlns:w16sdtdh="http://schemas.microsoft.com/office/word/2020/wordml/sdtdatahash" xmlns:w16se="http://schemas.microsoft.com/office/word/2015/wordml/symex" xmlns:wpg="http://schemas.microsoft.com/office/word/2010/wordprocessingGroup" xmlns:wpi="http://schemas.microsoft.com/office/word/2010/wordprocessingInk" xmlns:wne="http://schemas.microsoft.com/office/word/2006/wordml" xmlns:wps="http://schemas.microsoft.com/office/word/2010/wordprocessingShape" mc:Ignorable="w14 w15 w16se w16cid w16 w16cex w16sdtdh wp14">
   <w:abstractNum w:abstractNumId="0" w15:restartNumberingAfterBreak="0">
     <w:nsid w:val="FFFFFF7C"/>
     <w:multiLevelType w:val="singleLevel"/>
@@ -20071,31 +21398,31 @@
       </w:rPr>
     </w:lvl>
   </w:abstractNum>
-  <w:num w:numId="1">
+  <w:num w:numId="1" w16cid:durableId="1611164264">
     <w:abstractNumId w:val="8"/>
   </w:num>
-  <w:num w:numId="2">
+  <w:num w:numId="2" w16cid:durableId="300038104">
     <w:abstractNumId w:val="6"/>
   </w:num>
-  <w:num w:numId="3">
+  <w:num w:numId="3" w16cid:durableId="1199275989">
     <w:abstractNumId w:val="5"/>
   </w:num>
-  <w:num w:numId="4">
+  <w:num w:numId="4" w16cid:durableId="1033313351">
     <w:abstractNumId w:val="4"/>
   </w:num>
-  <w:num w:numId="5">
+  <w:num w:numId="5" w16cid:durableId="1958367053">
     <w:abstractNumId w:val="7"/>
   </w:num>
-  <w:num w:numId="6">
+  <w:num w:numId="6" w16cid:durableId="1205404801">
     <w:abstractNumId w:val="3"/>
   </w:num>
-  <w:num w:numId="7">
+  <w:num w:numId="7" w16cid:durableId="96172926">
     <w:abstractNumId w:val="2"/>
   </w:num>
-  <w:num w:numId="8">
+  <w:num w:numId="8" w16cid:durableId="1758475108">
     <w:abstractNumId w:val="1"/>
   </w:num>
-  <w:num w:numId="9">
+  <w:num w:numId="9" w16cid:durableId="1535969118">
     <w:abstractNumId w:val="0"/>
   </w:num>
 </w:numbering>
@@ -20386,11 +21713,6 @@
     <w:lsdException w:name="Book Title" w:uiPriority="33" w:qFormat="1"/>
     <w:lsdException w:name="Bibliography" w:semiHidden="1" w:uiPriority="37" w:unhideWhenUsed="1"/>
     <w:lsdException w:name="TOC Heading" w:semiHidden="1" w:uiPriority="39" w:unhideWhenUsed="1" w:qFormat="1"/>
-    <w:lsdException w:name="Plain Table 5" w:semiHidden="1" w:unhideWhenUsed="1"/>
-    <w:lsdException w:name="Grid Table Light" w:semiHidden="1" w:unhideWhenUsed="1"/>
-    <w:lsdException w:name="Grid Table 1 Light" w:semiHidden="1" w:unhideWhenUsed="1"/>
-    <w:lsdException w:name="Grid Table 2" w:semiHidden="1" w:unhideWhenUsed="1"/>
-    <w:lsdException w:name="Grid Table 3" w:semiHidden="1" w:unhideWhenUsed="1"/>
     <w:lsdException w:name="Grid Table 4" w:uiPriority="49"/>
     <w:lsdException w:name="Grid Table 5 Dark" w:uiPriority="50"/>
     <w:lsdException w:name="Grid Table 6 Colorful" w:uiPriority="51"/>

--- a/高中物理/高中物理同步/物理学史清单.docx
+++ b/高中物理/高中物理同步/物理学史清单.docx
@@ -1609,9 +1609,8 @@
       <w:r>
         <w:rPr>
           <w:rFonts w:ascii="Times New Roman" w:eastAsia="宋体" w:hAnsi="Times New Roman"/>
-          <w:b/>
-          <w:sz w:val="21"/>
-          <w:u w:val="thick"/>
+          <w:sz w:val="21"/>
+          <w:bdr w:val="single" w:sz="8" w:space="0" w:color="auto"/>
           <w:lang w:eastAsia="zh-CN"/>
         </w:rPr>
         <w:t>伽利略</w:t>
@@ -1627,9 +1626,8 @@
       <w:r>
         <w:rPr>
           <w:rFonts w:ascii="Times New Roman" w:eastAsia="宋体" w:hAnsi="Times New Roman"/>
-          <w:b/>
-          <w:sz w:val="21"/>
-          <w:u w:val="thick"/>
+          <w:sz w:val="21"/>
+          <w:bdr w:val="single" w:sz="8" w:space="0" w:color="auto"/>
           <w:lang w:eastAsia="zh-CN"/>
         </w:rPr>
         <w:t>实验、数学描述和理想化模型</w:t>
@@ -1645,9 +1643,8 @@
       <w:r>
         <w:rPr>
           <w:rFonts w:ascii="Times New Roman" w:eastAsia="宋体" w:hAnsi="Times New Roman"/>
-          <w:b/>
-          <w:sz w:val="21"/>
-          <w:u w:val="thick"/>
+          <w:sz w:val="21"/>
+          <w:bdr w:val="single" w:sz="8" w:space="0" w:color="auto"/>
           <w:lang w:eastAsia="zh-CN"/>
         </w:rPr>
         <w:t>定量科学</w:t>
@@ -1748,9 +1745,8 @@
       <w:r>
         <w:rPr>
           <w:rFonts w:ascii="Times New Roman" w:eastAsia="宋体" w:hAnsi="Times New Roman"/>
-          <w:b/>
-          <w:sz w:val="21"/>
-          <w:u w:val="thick"/>
+          <w:sz w:val="21"/>
+          <w:bdr w:val="single" w:sz="8" w:space="0" w:color="auto"/>
           <w:lang w:eastAsia="zh-CN"/>
         </w:rPr>
         <w:t>参考系</w:t>
@@ -1766,9 +1762,8 @@
       <w:r>
         <w:rPr>
           <w:rFonts w:ascii="Times New Roman" w:eastAsia="宋体" w:hAnsi="Times New Roman"/>
-          <w:b/>
-          <w:sz w:val="21"/>
-          <w:u w:val="thick"/>
+          <w:sz w:val="21"/>
+          <w:bdr w:val="single" w:sz="8" w:space="0" w:color="auto"/>
           <w:lang w:eastAsia="zh-CN"/>
         </w:rPr>
         <w:t>爱因斯坦相对论</w:t>
@@ -1938,9 +1933,8 @@
       <w:r>
         <w:rPr>
           <w:rFonts w:ascii="Times New Roman" w:eastAsia="宋体" w:hAnsi="Times New Roman"/>
-          <w:b/>
-          <w:sz w:val="21"/>
-          <w:u w:val="thick"/>
+          <w:sz w:val="21"/>
+          <w:bdr w:val="single" w:sz="8" w:space="0" w:color="auto"/>
           <w:lang w:eastAsia="zh-CN"/>
         </w:rPr>
         <w:t>亚里士多德</w:t>
@@ -1956,9 +1950,8 @@
       <w:r>
         <w:rPr>
           <w:rFonts w:ascii="Times New Roman" w:eastAsia="宋体" w:hAnsi="Times New Roman"/>
-          <w:b/>
-          <w:sz w:val="21"/>
-          <w:u w:val="thick"/>
+          <w:sz w:val="21"/>
+          <w:bdr w:val="single" w:sz="8" w:space="0" w:color="auto"/>
           <w:lang w:eastAsia="zh-CN"/>
         </w:rPr>
         <w:t>重的物体下落得快</w:t>
@@ -1974,9 +1967,8 @@
       <w:r>
         <w:rPr>
           <w:rFonts w:ascii="Times New Roman" w:eastAsia="宋体" w:hAnsi="Times New Roman"/>
-          <w:b/>
-          <w:sz w:val="21"/>
-          <w:u w:val="thick"/>
+          <w:sz w:val="21"/>
+          <w:bdr w:val="single" w:sz="8" w:space="0" w:color="auto"/>
           <w:lang w:eastAsia="zh-CN"/>
         </w:rPr>
         <w:t>伽利略</w:t>
@@ -1992,9 +1984,8 @@
       <w:r>
         <w:rPr>
           <w:rFonts w:ascii="Times New Roman" w:eastAsia="宋体" w:hAnsi="Times New Roman"/>
-          <w:b/>
-          <w:sz w:val="21"/>
-          <w:u w:val="thick"/>
+          <w:sz w:val="21"/>
+          <w:bdr w:val="single" w:sz="8" w:space="0" w:color="auto"/>
           <w:lang w:eastAsia="zh-CN"/>
         </w:rPr>
         <w:t>逻辑推理、斜面实验和理想化外推</w:t>
@@ -2010,9 +2001,8 @@
       <w:r>
         <w:rPr>
           <w:rFonts w:ascii="Times New Roman" w:eastAsia="宋体" w:hAnsi="Times New Roman"/>
-          <w:b/>
-          <w:sz w:val="21"/>
-          <w:u w:val="thick"/>
+          <w:sz w:val="21"/>
+          <w:bdr w:val="single" w:sz="8" w:space="0" w:color="auto"/>
           <w:lang w:eastAsia="zh-CN"/>
         </w:rPr>
         <w:t>加速度相同</w:t>
@@ -2087,9 +2077,8 @@
       <w:r>
         <w:rPr>
           <w:rFonts w:ascii="Times New Roman" w:eastAsia="宋体" w:hAnsi="Times New Roman"/>
-          <w:b/>
-          <w:sz w:val="21"/>
-          <w:u w:val="thick"/>
+          <w:sz w:val="21"/>
+          <w:bdr w:val="single" w:sz="8" w:space="0" w:color="auto"/>
           <w:lang w:eastAsia="zh-CN"/>
         </w:rPr>
         <w:t>1638</w:t>
@@ -2097,9 +2086,8 @@
       <w:r>
         <w:rPr>
           <w:rFonts w:ascii="Times New Roman" w:eastAsia="宋体" w:hAnsi="Times New Roman"/>
-          <w:b/>
-          <w:sz w:val="21"/>
-          <w:u w:val="thick"/>
+          <w:sz w:val="21"/>
+          <w:bdr w:val="single" w:sz="8" w:space="0" w:color="auto"/>
           <w:lang w:eastAsia="zh-CN"/>
         </w:rPr>
         <w:t>年</w:t>
@@ -2115,9 +2103,8 @@
       <w:r>
         <w:rPr>
           <w:rFonts w:ascii="Times New Roman" w:eastAsia="宋体" w:hAnsi="Times New Roman"/>
-          <w:b/>
-          <w:sz w:val="21"/>
-          <w:u w:val="thick"/>
+          <w:sz w:val="21"/>
+          <w:bdr w:val="single" w:sz="8" w:space="0" w:color="auto"/>
           <w:lang w:eastAsia="zh-CN"/>
         </w:rPr>
         <w:t>《两种新科学的对话》</w:t>
@@ -2133,9 +2120,8 @@
       <w:r>
         <w:rPr>
           <w:rFonts w:ascii="Times New Roman" w:eastAsia="宋体" w:hAnsi="Times New Roman"/>
-          <w:b/>
-          <w:sz w:val="21"/>
-          <w:u w:val="thick"/>
+          <w:sz w:val="21"/>
+          <w:bdr w:val="single" w:sz="8" w:space="0" w:color="auto"/>
           <w:lang w:eastAsia="zh-CN"/>
         </w:rPr>
         <w:t>近代力学创始人</w:t>
@@ -2228,9 +2214,8 @@
       <w:r>
         <w:rPr>
           <w:rFonts w:ascii="Times New Roman" w:eastAsia="宋体" w:hAnsi="Times New Roman"/>
-          <w:b/>
-          <w:sz w:val="21"/>
-          <w:u w:val="thick"/>
+          <w:sz w:val="21"/>
+          <w:bdr w:val="single" w:sz="8" w:space="0" w:color="auto"/>
           <w:lang w:eastAsia="zh-CN"/>
         </w:rPr>
         <w:t>科学推理、斜面实验</w:t>
@@ -2436,9 +2421,8 @@
       <w:r>
         <w:rPr>
           <w:rFonts w:ascii="Times New Roman" w:eastAsia="宋体" w:hAnsi="Times New Roman"/>
-          <w:b/>
-          <w:sz w:val="21"/>
-          <w:u w:val="thick"/>
+          <w:sz w:val="21"/>
+          <w:bdr w:val="single" w:sz="8" w:space="0" w:color="auto"/>
           <w:lang w:eastAsia="zh-CN"/>
         </w:rPr>
         <w:t>胡克</w:t>
@@ -2454,9 +2438,8 @@
       <w:r>
         <w:rPr>
           <w:rFonts w:ascii="Times New Roman" w:eastAsia="宋体" w:hAnsi="Times New Roman"/>
-          <w:b/>
-          <w:sz w:val="21"/>
-          <w:u w:val="thick"/>
+          <w:sz w:val="21"/>
+          <w:bdr w:val="single" w:sz="8" w:space="0" w:color="auto"/>
           <w:lang w:eastAsia="zh-CN"/>
         </w:rPr>
         <w:t>弹性限度内</w:t>
@@ -2496,9 +2479,8 @@
       <w:r>
         <w:rPr>
           <w:rFonts w:ascii="Times New Roman" w:eastAsia="宋体" w:hAnsi="Times New Roman"/>
-          <w:b/>
-          <w:sz w:val="21"/>
-          <w:u w:val="thick"/>
+          <w:sz w:val="21"/>
+          <w:bdr w:val="single" w:sz="8" w:space="0" w:color="auto"/>
           <w:lang w:eastAsia="zh-CN"/>
         </w:rPr>
         <w:t>成正比</w:t>
@@ -2514,13 +2496,13 @@
       <m:oMath>
         <m:r>
           <m:rPr>
-            <m:sty m:val="bi"/>
+            <m:sty m:val="i"/>
           </m:rPr>
           <w:rPr>
             <w:rFonts w:ascii="Cambria Math" w:hAnsi="Cambria Math"/>
             <w:sz w:val="21"/>
             <w:szCs w:val="21"/>
-            <w:u w:val="thick"/>
+            <w:bdr w:val="single" w:sz="8" w:space="0" w:color="auto"/>
             <w:lang w:eastAsia="zh-CN"/>
           </w:rPr>
           <m:t>F=kx</m:t>
@@ -2547,9 +2529,8 @@
       <w:r>
         <w:rPr>
           <w:rFonts w:ascii="Times New Roman" w:eastAsia="宋体" w:hAnsi="Times New Roman"/>
-          <w:b/>
-          <w:sz w:val="21"/>
-          <w:u w:val="thick"/>
+          <w:sz w:val="21"/>
+          <w:bdr w:val="single" w:sz="8" w:space="0" w:color="auto"/>
           <w:lang w:eastAsia="zh-CN"/>
         </w:rPr>
         <w:t>胡克定律</w:t>
@@ -2624,9 +2605,8 @@
       <w:r>
         <w:rPr>
           <w:rFonts w:ascii="Times New Roman" w:eastAsia="宋体" w:hAnsi="Times New Roman"/>
-          <w:b/>
-          <w:sz w:val="21"/>
-          <w:u w:val="thick"/>
+          <w:sz w:val="21"/>
+          <w:bdr w:val="single" w:sz="8" w:space="0" w:color="auto"/>
           <w:lang w:eastAsia="zh-CN"/>
         </w:rPr>
         <w:t>牛顿</w:t>
@@ -2642,9 +2622,8 @@
       <w:r>
         <w:rPr>
           <w:rFonts w:ascii="Times New Roman" w:eastAsia="宋体" w:hAnsi="Times New Roman"/>
-          <w:b/>
-          <w:sz w:val="21"/>
-          <w:u w:val="thick"/>
+          <w:sz w:val="21"/>
+          <w:bdr w:val="single" w:sz="8" w:space="0" w:color="auto"/>
           <w:lang w:eastAsia="zh-CN"/>
         </w:rPr>
         <w:t>作用力与反作用力</w:t>
@@ -2660,9 +2639,8 @@
       <w:r>
         <w:rPr>
           <w:rFonts w:ascii="Times New Roman" w:eastAsia="宋体" w:hAnsi="Times New Roman"/>
-          <w:b/>
-          <w:sz w:val="21"/>
-          <w:u w:val="thick"/>
+          <w:sz w:val="21"/>
+          <w:bdr w:val="single" w:sz="8" w:space="0" w:color="auto"/>
           <w:lang w:eastAsia="zh-CN"/>
         </w:rPr>
         <w:t>牛顿第三定律</w:t>
@@ -2745,9 +2723,8 @@
       <w:r>
         <w:rPr>
           <w:rFonts w:ascii="Times New Roman" w:eastAsia="宋体" w:hAnsi="Times New Roman"/>
-          <w:b/>
-          <w:sz w:val="21"/>
-          <w:u w:val="thick"/>
+          <w:sz w:val="21"/>
+          <w:bdr w:val="single" w:sz="8" w:space="0" w:color="auto"/>
           <w:lang w:eastAsia="zh-CN"/>
         </w:rPr>
         <w:t>运动定律</w:t>
@@ -2949,9 +2926,8 @@
       <w:r>
         <w:rPr>
           <w:rFonts w:ascii="Times New Roman" w:eastAsia="宋体" w:hAnsi="Times New Roman"/>
-          <w:b/>
-          <w:sz w:val="21"/>
-          <w:u w:val="thick"/>
+          <w:sz w:val="21"/>
+          <w:bdr w:val="single" w:sz="8" w:space="0" w:color="auto"/>
           <w:lang w:eastAsia="zh-CN"/>
         </w:rPr>
         <w:t>伽利略</w:t>
@@ -2967,9 +2943,8 @@
       <w:r>
         <w:rPr>
           <w:rFonts w:ascii="Times New Roman" w:eastAsia="宋体" w:hAnsi="Times New Roman"/>
-          <w:b/>
-          <w:sz w:val="21"/>
-          <w:u w:val="thick"/>
+          <w:sz w:val="21"/>
+          <w:bdr w:val="single" w:sz="8" w:space="0" w:color="auto"/>
           <w:lang w:eastAsia="zh-CN"/>
         </w:rPr>
         <w:t>理想斜面实验</w:t>
@@ -2985,9 +2960,8 @@
       <w:r>
         <w:rPr>
           <w:rFonts w:ascii="Times New Roman" w:eastAsia="宋体" w:hAnsi="Times New Roman"/>
-          <w:b/>
-          <w:sz w:val="21"/>
-          <w:u w:val="thick"/>
+          <w:sz w:val="21"/>
+          <w:bdr w:val="single" w:sz="8" w:space="0" w:color="auto"/>
           <w:lang w:eastAsia="zh-CN"/>
         </w:rPr>
         <w:t>不需要力来维持</w:t>
@@ -3003,9 +2977,8 @@
       <w:r>
         <w:rPr>
           <w:rFonts w:ascii="Times New Roman" w:eastAsia="宋体" w:hAnsi="Times New Roman"/>
-          <w:b/>
-          <w:sz w:val="21"/>
-          <w:u w:val="thick"/>
+          <w:sz w:val="21"/>
+          <w:bdr w:val="single" w:sz="8" w:space="0" w:color="auto"/>
           <w:lang w:eastAsia="zh-CN"/>
         </w:rPr>
         <w:t>改变物体运动状态</w:t>
@@ -3088,9 +3061,8 @@
       <w:r>
         <w:rPr>
           <w:rFonts w:ascii="Times New Roman" w:eastAsia="宋体" w:hAnsi="Times New Roman"/>
-          <w:b/>
-          <w:sz w:val="21"/>
-          <w:u w:val="thick"/>
+          <w:sz w:val="21"/>
+          <w:bdr w:val="single" w:sz="8" w:space="0" w:color="auto"/>
           <w:lang w:eastAsia="zh-CN"/>
         </w:rPr>
         <w:t>笛卡儿</w:t>
@@ -3106,9 +3078,8 @@
       <w:r>
         <w:rPr>
           <w:rFonts w:ascii="Times New Roman" w:eastAsia="宋体" w:hAnsi="Times New Roman"/>
-          <w:b/>
-          <w:sz w:val="21"/>
-          <w:u w:val="thick"/>
+          <w:sz w:val="21"/>
+          <w:bdr w:val="single" w:sz="8" w:space="0" w:color="auto"/>
           <w:lang w:eastAsia="zh-CN"/>
         </w:rPr>
         <w:t>以同一速度沿同一直线运动</w:t>
@@ -3201,9 +3172,8 @@
       <w:r>
         <w:rPr>
           <w:rFonts w:ascii="Times New Roman" w:eastAsia="宋体" w:hAnsi="Times New Roman"/>
-          <w:b/>
-          <w:sz w:val="21"/>
-          <w:u w:val="thick"/>
+          <w:sz w:val="21"/>
+          <w:bdr w:val="single" w:sz="8" w:space="0" w:color="auto"/>
           <w:lang w:eastAsia="zh-CN"/>
         </w:rPr>
         <w:t>1687</w:t>
@@ -3211,9 +3181,8 @@
       <w:r>
         <w:rPr>
           <w:rFonts w:ascii="Times New Roman" w:eastAsia="宋体" w:hAnsi="Times New Roman"/>
-          <w:b/>
-          <w:sz w:val="21"/>
-          <w:u w:val="thick"/>
+          <w:sz w:val="21"/>
+          <w:bdr w:val="single" w:sz="8" w:space="0" w:color="auto"/>
           <w:lang w:eastAsia="zh-CN"/>
         </w:rPr>
         <w:t>年</w:t>
@@ -3229,9 +3198,8 @@
       <w:r>
         <w:rPr>
           <w:rFonts w:ascii="Times New Roman" w:eastAsia="宋体" w:hAnsi="Times New Roman"/>
-          <w:b/>
-          <w:sz w:val="21"/>
-          <w:u w:val="thick"/>
+          <w:sz w:val="21"/>
+          <w:bdr w:val="single" w:sz="8" w:space="0" w:color="auto"/>
           <w:lang w:eastAsia="zh-CN"/>
         </w:rPr>
         <w:t>《自然哲学的数学原理》</w:t>
@@ -3247,9 +3215,8 @@
       <w:r>
         <w:rPr>
           <w:rFonts w:ascii="Times New Roman" w:eastAsia="宋体" w:hAnsi="Times New Roman"/>
-          <w:b/>
-          <w:sz w:val="21"/>
-          <w:u w:val="thick"/>
+          <w:sz w:val="21"/>
+          <w:bdr w:val="single" w:sz="8" w:space="0" w:color="auto"/>
           <w:lang w:eastAsia="zh-CN"/>
         </w:rPr>
         <w:t>三条运动定律</w:t>
@@ -3324,9 +3291,8 @@
       <w:r>
         <w:rPr>
           <w:rFonts w:ascii="Times New Roman" w:eastAsia="宋体" w:hAnsi="Times New Roman"/>
-          <w:b/>
-          <w:sz w:val="21"/>
-          <w:u w:val="thick"/>
+          <w:sz w:val="21"/>
+          <w:bdr w:val="single" w:sz="8" w:space="0" w:color="auto"/>
           <w:lang w:eastAsia="zh-CN"/>
         </w:rPr>
         <w:t>宏观、低速、弱引力</w:t>
@@ -3342,9 +3308,8 @@
       <w:r>
         <w:rPr>
           <w:rFonts w:ascii="Times New Roman" w:eastAsia="宋体" w:hAnsi="Times New Roman"/>
-          <w:b/>
-          <w:sz w:val="21"/>
-          <w:u w:val="thick"/>
+          <w:sz w:val="21"/>
+          <w:bdr w:val="single" w:sz="8" w:space="0" w:color="auto"/>
           <w:lang w:eastAsia="zh-CN"/>
         </w:rPr>
         <w:t>量子理论</w:t>
@@ -3360,9 +3325,8 @@
       <w:r>
         <w:rPr>
           <w:rFonts w:ascii="Times New Roman" w:eastAsia="宋体" w:hAnsi="Times New Roman"/>
-          <w:b/>
-          <w:sz w:val="21"/>
-          <w:u w:val="thick"/>
+          <w:sz w:val="21"/>
+          <w:bdr w:val="single" w:sz="8" w:space="0" w:color="auto"/>
           <w:lang w:eastAsia="zh-CN"/>
         </w:rPr>
         <w:t>相对论</w:t>
@@ -3584,9 +3548,8 @@
       <w:r>
         <w:rPr>
           <w:rFonts w:ascii="Times New Roman" w:eastAsia="宋体" w:hAnsi="Times New Roman"/>
-          <w:b/>
-          <w:sz w:val="21"/>
-          <w:u w:val="thick"/>
+          <w:sz w:val="21"/>
+          <w:bdr w:val="single" w:sz="8" w:space="0" w:color="auto"/>
           <w:lang w:eastAsia="zh-CN"/>
         </w:rPr>
         <w:t>伽利略</w:t>
@@ -3602,9 +3565,8 @@
       <w:r>
         <w:rPr>
           <w:rFonts w:ascii="Times New Roman" w:eastAsia="宋体" w:hAnsi="Times New Roman"/>
-          <w:b/>
-          <w:sz w:val="21"/>
-          <w:u w:val="thick"/>
+          <w:sz w:val="21"/>
+          <w:bdr w:val="single" w:sz="8" w:space="0" w:color="auto"/>
           <w:lang w:eastAsia="zh-CN"/>
         </w:rPr>
         <w:t>水平方向的匀速直线运动</w:t>
@@ -3620,9 +3582,8 @@
       <w:r>
         <w:rPr>
           <w:rFonts w:ascii="Times New Roman" w:eastAsia="宋体" w:hAnsi="Times New Roman"/>
-          <w:b/>
-          <w:sz w:val="21"/>
-          <w:u w:val="thick"/>
+          <w:sz w:val="21"/>
+          <w:bdr w:val="single" w:sz="8" w:space="0" w:color="auto"/>
           <w:lang w:eastAsia="zh-CN"/>
         </w:rPr>
         <w:t>竖直方向的自由落体运动</w:t>
@@ -3638,9 +3599,8 @@
       <w:r>
         <w:rPr>
           <w:rFonts w:ascii="Times New Roman" w:eastAsia="宋体" w:hAnsi="Times New Roman"/>
-          <w:b/>
-          <w:sz w:val="21"/>
-          <w:u w:val="thick"/>
+          <w:sz w:val="21"/>
+          <w:bdr w:val="single" w:sz="8" w:space="0" w:color="auto"/>
           <w:lang w:eastAsia="zh-CN"/>
         </w:rPr>
         <w:t>抛物线</w:t>
@@ -3723,9 +3683,8 @@
       <w:r>
         <w:rPr>
           <w:rFonts w:ascii="Times New Roman" w:eastAsia="宋体" w:hAnsi="Times New Roman"/>
-          <w:b/>
-          <w:sz w:val="21"/>
-          <w:u w:val="thick"/>
+          <w:sz w:val="21"/>
+          <w:bdr w:val="single" w:sz="8" w:space="0" w:color="auto"/>
           <w:lang w:eastAsia="zh-CN"/>
         </w:rPr>
         <w:t>等效替代</w:t>
@@ -3741,9 +3700,8 @@
       <w:r>
         <w:rPr>
           <w:rFonts w:ascii="Times New Roman" w:eastAsia="宋体" w:hAnsi="Times New Roman"/>
-          <w:b/>
-          <w:sz w:val="21"/>
-          <w:u w:val="thick"/>
+          <w:sz w:val="21"/>
+          <w:bdr w:val="single" w:sz="8" w:space="0" w:color="auto"/>
           <w:lang w:eastAsia="zh-CN"/>
         </w:rPr>
         <w:t>蜡块</w:t>
@@ -3777,9 +3735,8 @@
       <w:r>
         <w:rPr>
           <w:rFonts w:ascii="Times New Roman" w:eastAsia="宋体" w:hAnsi="Times New Roman"/>
-          <w:b/>
-          <w:sz w:val="21"/>
-          <w:u w:val="thick"/>
+          <w:sz w:val="21"/>
+          <w:bdr w:val="single" w:sz="8" w:space="0" w:color="auto"/>
           <w:lang w:eastAsia="zh-CN"/>
         </w:rPr>
         <w:t>等时性</w:t>
@@ -3975,9 +3932,8 @@
       <w:r>
         <w:rPr>
           <w:rFonts w:ascii="Times New Roman" w:eastAsia="宋体" w:hAnsi="Times New Roman"/>
-          <w:b/>
-          <w:sz w:val="21"/>
-          <w:u w:val="thick"/>
+          <w:sz w:val="21"/>
+          <w:bdr w:val="single" w:sz="8" w:space="0" w:color="auto"/>
           <w:lang w:eastAsia="zh-CN"/>
         </w:rPr>
         <w:t>惠更斯</w:t>
@@ -3993,9 +3949,8 @@
       <w:r>
         <w:rPr>
           <w:rFonts w:ascii="Times New Roman" w:eastAsia="宋体" w:hAnsi="Times New Roman"/>
-          <w:b/>
-          <w:sz w:val="21"/>
-          <w:u w:val="thick"/>
+          <w:sz w:val="21"/>
+          <w:bdr w:val="single" w:sz="8" w:space="0" w:color="auto"/>
           <w:lang w:eastAsia="zh-CN"/>
         </w:rPr>
         <w:t>牛顿</w:t>
@@ -4052,9 +4007,8 @@
       <w:r>
         <w:rPr>
           <w:rFonts w:ascii="Times New Roman" w:eastAsia="宋体" w:hAnsi="Times New Roman"/>
-          <w:b/>
-          <w:sz w:val="21"/>
-          <w:u w:val="thick"/>
+          <w:sz w:val="21"/>
+          <w:bdr w:val="single" w:sz="8" w:space="0" w:color="auto"/>
           <w:lang w:eastAsia="zh-CN"/>
         </w:rPr>
         <w:t>按效果命名</w:t>
@@ -4236,9 +4190,8 @@
       <w:r>
         <w:rPr>
           <w:rFonts w:ascii="Times New Roman" w:eastAsia="宋体" w:hAnsi="Times New Roman"/>
-          <w:b/>
-          <w:sz w:val="21"/>
-          <w:u w:val="thick"/>
+          <w:sz w:val="21"/>
+          <w:bdr w:val="single" w:sz="8" w:space="0" w:color="auto"/>
           <w:lang w:eastAsia="zh-CN"/>
         </w:rPr>
         <w:t>托</w:t>
@@ -4247,9 +4200,8 @@
       <w:r>
         <w:rPr>
           <w:rFonts w:ascii="Times New Roman" w:eastAsia="宋体" w:hAnsi="Times New Roman"/>
-          <w:b/>
-          <w:sz w:val="21"/>
-          <w:u w:val="thick"/>
+          <w:sz w:val="21"/>
+          <w:bdr w:val="single" w:sz="8" w:space="0" w:color="auto"/>
           <w:lang w:eastAsia="zh-CN"/>
         </w:rPr>
         <w:t>勒密</w:t>
@@ -4290,9 +4242,8 @@
       <w:r>
         <w:rPr>
           <w:rFonts w:ascii="Times New Roman" w:eastAsia="宋体" w:hAnsi="Times New Roman"/>
-          <w:b/>
-          <w:sz w:val="21"/>
-          <w:u w:val="thick"/>
+          <w:sz w:val="21"/>
+          <w:bdr w:val="single" w:sz="8" w:space="0" w:color="auto"/>
           <w:lang w:eastAsia="zh-CN"/>
         </w:rPr>
         <w:t>1543</w:t>
@@ -4300,9 +4251,8 @@
       <w:r>
         <w:rPr>
           <w:rFonts w:ascii="Times New Roman" w:eastAsia="宋体" w:hAnsi="Times New Roman"/>
-          <w:b/>
-          <w:sz w:val="21"/>
-          <w:u w:val="thick"/>
+          <w:sz w:val="21"/>
+          <w:bdr w:val="single" w:sz="8" w:space="0" w:color="auto"/>
           <w:lang w:eastAsia="zh-CN"/>
         </w:rPr>
         <w:t>年哥白尼</w:t>
@@ -4318,9 +4268,8 @@
       <w:r>
         <w:rPr>
           <w:rFonts w:ascii="Times New Roman" w:eastAsia="宋体" w:hAnsi="Times New Roman"/>
-          <w:b/>
-          <w:sz w:val="21"/>
-          <w:u w:val="thick"/>
+          <w:sz w:val="21"/>
+          <w:bdr w:val="single" w:sz="8" w:space="0" w:color="auto"/>
           <w:lang w:eastAsia="zh-CN"/>
         </w:rPr>
         <w:t>《天体运行论》</w:t>
@@ -4336,9 +4285,8 @@
       <w:r>
         <w:rPr>
           <w:rFonts w:ascii="Times New Roman" w:eastAsia="宋体" w:hAnsi="Times New Roman"/>
-          <w:b/>
-          <w:sz w:val="21"/>
-          <w:u w:val="thick"/>
+          <w:sz w:val="21"/>
+          <w:bdr w:val="single" w:sz="8" w:space="0" w:color="auto"/>
           <w:lang w:eastAsia="zh-CN"/>
         </w:rPr>
         <w:t>日心体系</w:t>
@@ -4355,9 +4303,8 @@
       <w:r>
         <w:rPr>
           <w:rFonts w:ascii="Times New Roman" w:eastAsia="宋体" w:hAnsi="Times New Roman"/>
-          <w:b/>
-          <w:sz w:val="21"/>
-          <w:u w:val="thick"/>
+          <w:sz w:val="21"/>
+          <w:bdr w:val="single" w:sz="8" w:space="0" w:color="auto"/>
           <w:lang w:eastAsia="zh-CN"/>
         </w:rPr>
         <w:t>第谷</w:t>
@@ -4481,9 +4428,8 @@
       <w:r>
         <w:rPr>
           <w:rFonts w:ascii="Times New Roman" w:eastAsia="宋体" w:hAnsi="Times New Roman"/>
-          <w:b/>
-          <w:sz w:val="21"/>
-          <w:u w:val="thick"/>
+          <w:sz w:val="21"/>
+          <w:bdr w:val="single" w:sz="8" w:space="0" w:color="auto"/>
           <w:lang w:eastAsia="zh-CN"/>
         </w:rPr>
         <w:t>开</w:t>
@@ -4492,9 +4438,8 @@
       <w:r>
         <w:rPr>
           <w:rFonts w:ascii="Times New Roman" w:eastAsia="宋体" w:hAnsi="Times New Roman"/>
-          <w:b/>
-          <w:sz w:val="21"/>
-          <w:u w:val="thick"/>
+          <w:sz w:val="21"/>
+          <w:bdr w:val="single" w:sz="8" w:space="0" w:color="auto"/>
           <w:lang w:eastAsia="zh-CN"/>
         </w:rPr>
         <w:t>普勒</w:t>
@@ -4535,9 +4480,8 @@
       <w:r>
         <w:rPr>
           <w:rFonts w:ascii="Times New Roman" w:eastAsia="宋体" w:hAnsi="Times New Roman"/>
-          <w:b/>
-          <w:sz w:val="21"/>
-          <w:u w:val="thick"/>
+          <w:sz w:val="21"/>
+          <w:bdr w:val="single" w:sz="8" w:space="0" w:color="auto"/>
           <w:lang w:eastAsia="zh-CN"/>
         </w:rPr>
         <w:t>1609</w:t>
@@ -4545,9 +4489,8 @@
       <w:r>
         <w:rPr>
           <w:rFonts w:ascii="Times New Roman" w:eastAsia="宋体" w:hAnsi="Times New Roman"/>
-          <w:b/>
-          <w:sz w:val="21"/>
-          <w:u w:val="thick"/>
+          <w:sz w:val="21"/>
+          <w:bdr w:val="single" w:sz="8" w:space="0" w:color="auto"/>
           <w:lang w:eastAsia="zh-CN"/>
         </w:rPr>
         <w:t>年和</w:t>
@@ -4555,9 +4498,8 @@
       <w:r>
         <w:rPr>
           <w:rFonts w:ascii="Times New Roman" w:eastAsia="宋体" w:hAnsi="Times New Roman"/>
-          <w:b/>
-          <w:sz w:val="21"/>
-          <w:u w:val="thick"/>
+          <w:sz w:val="21"/>
+          <w:bdr w:val="single" w:sz="8" w:space="0" w:color="auto"/>
           <w:lang w:eastAsia="zh-CN"/>
         </w:rPr>
         <w:t>1619</w:t>
@@ -4565,9 +4507,8 @@
       <w:r>
         <w:rPr>
           <w:rFonts w:ascii="Times New Roman" w:eastAsia="宋体" w:hAnsi="Times New Roman"/>
-          <w:b/>
-          <w:sz w:val="21"/>
-          <w:u w:val="thick"/>
+          <w:sz w:val="21"/>
+          <w:bdr w:val="single" w:sz="8" w:space="0" w:color="auto"/>
           <w:lang w:eastAsia="zh-CN"/>
         </w:rPr>
         <w:t>年</w:t>
@@ -4583,9 +4524,8 @@
       <w:r>
         <w:rPr>
           <w:rFonts w:ascii="Times New Roman" w:eastAsia="宋体" w:hAnsi="Times New Roman"/>
-          <w:b/>
-          <w:sz w:val="21"/>
-          <w:u w:val="thick"/>
+          <w:sz w:val="21"/>
+          <w:bdr w:val="single" w:sz="8" w:space="0" w:color="auto"/>
           <w:lang w:eastAsia="zh-CN"/>
         </w:rPr>
         <w:t>行星运动三定律</w:t>
@@ -4604,23 +4544,21 @@
             <m:ctrlPr>
               <w:rPr>
                 <w:rFonts w:ascii="Cambria Math" w:hAnsi="Cambria Math"/>
-                <w:b/>
                 <w:sz w:val="21"/>
                 <w:szCs w:val="21"/>
-                <w:u w:val="thick"/>
+                <w:bdr w:val="single" w:sz="8" w:space="0" w:color="auto"/>
               </w:rPr>
             </m:ctrlPr>
           </m:sSupPr>
           <m:e>
             <m:r>
               <m:rPr>
-                <m:sty m:val="bi"/>
+                <m:sty m:val="i"/>
               </m:rPr>
               <w:rPr>
                 <w:rFonts w:ascii="Cambria Math" w:hAnsi="Cambria Math"/>
                 <w:sz w:val="21"/>
                 <w:szCs w:val="21"/>
-                <w:u w:val="thick"/>
                 <w:lang w:eastAsia="zh-CN"/>
               </w:rPr>
               <m:t>a</m:t>
@@ -4629,13 +4567,12 @@
           <m:sup>
             <m:r>
               <m:rPr>
-                <m:sty m:val="bi"/>
+                <m:sty m:val="i"/>
               </m:rPr>
               <w:rPr>
                 <w:rFonts w:ascii="Cambria Math" w:hAnsi="Cambria Math"/>
                 <w:sz w:val="21"/>
                 <w:szCs w:val="21"/>
-                <w:u w:val="thick"/>
                 <w:lang w:eastAsia="zh-CN"/>
               </w:rPr>
               <m:t>3</m:t>
@@ -4644,13 +4581,13 @@
         </m:sSup>
         <m:r>
           <m:rPr>
-            <m:sty m:val="bi"/>
+            <m:sty m:val="i"/>
           </m:rPr>
           <w:rPr>
             <w:rFonts w:ascii="Cambria Math" w:hAnsi="Cambria Math"/>
             <w:sz w:val="21"/>
             <w:szCs w:val="21"/>
-            <w:u w:val="thick"/>
+            <w:bdr w:val="single" w:sz="8" w:space="0" w:color="auto"/>
             <w:lang w:eastAsia="zh-CN"/>
           </w:rPr>
           <m:t>/</m:t>
@@ -4660,23 +4597,21 @@
             <m:ctrlPr>
               <w:rPr>
                 <w:rFonts w:ascii="Cambria Math" w:hAnsi="Cambria Math"/>
-                <w:b/>
                 <w:sz w:val="21"/>
                 <w:szCs w:val="21"/>
-                <w:u w:val="thick"/>
+                <w:bdr w:val="single" w:sz="8" w:space="0" w:color="auto"/>
               </w:rPr>
             </m:ctrlPr>
           </m:sSupPr>
           <m:e>
             <m:r>
               <m:rPr>
-                <m:sty m:val="bi"/>
+                <m:sty m:val="i"/>
               </m:rPr>
               <w:rPr>
                 <w:rFonts w:ascii="Cambria Math" w:hAnsi="Cambria Math"/>
                 <w:sz w:val="21"/>
                 <w:szCs w:val="21"/>
-                <w:u w:val="thick"/>
                 <w:lang w:eastAsia="zh-CN"/>
               </w:rPr>
               <m:t>T</m:t>
@@ -4685,13 +4620,12 @@
           <m:sup>
             <m:r>
               <m:rPr>
-                <m:sty m:val="bi"/>
+                <m:sty m:val="i"/>
               </m:rPr>
               <w:rPr>
                 <w:rFonts w:ascii="Cambria Math" w:hAnsi="Cambria Math"/>
                 <w:sz w:val="21"/>
                 <w:szCs w:val="21"/>
-                <w:u w:val="thick"/>
                 <w:lang w:eastAsia="zh-CN"/>
               </w:rPr>
               <m:t>2</m:t>
@@ -4700,13 +4634,13 @@
         </m:sSup>
         <m:r>
           <m:rPr>
-            <m:sty m:val="bi"/>
+            <m:sty m:val="i"/>
           </m:rPr>
           <w:rPr>
             <w:rFonts w:ascii="Cambria Math" w:hAnsi="Cambria Math"/>
             <w:sz w:val="21"/>
             <w:szCs w:val="21"/>
-            <w:u w:val="thick"/>
+            <w:bdr w:val="single" w:sz="8" w:space="0" w:color="auto"/>
             <w:lang w:eastAsia="zh-CN"/>
           </w:rPr>
           <m:t>=k</m:t>
@@ -4798,9 +4732,8 @@
       <w:r>
         <w:rPr>
           <w:rFonts w:ascii="Times New Roman" w:eastAsia="宋体" w:hAnsi="Times New Roman"/>
-          <w:b/>
-          <w:sz w:val="21"/>
-          <w:u w:val="thick"/>
+          <w:sz w:val="21"/>
+          <w:bdr w:val="single" w:sz="8" w:space="0" w:color="auto"/>
           <w:lang w:eastAsia="zh-CN"/>
         </w:rPr>
         <w:t>牛顿</w:t>
@@ -4816,9 +4749,8 @@
       <w:r>
         <w:rPr>
           <w:rFonts w:ascii="Times New Roman" w:eastAsia="宋体" w:hAnsi="Times New Roman"/>
-          <w:b/>
-          <w:sz w:val="21"/>
-          <w:u w:val="thick"/>
+          <w:sz w:val="21"/>
+          <w:bdr w:val="single" w:sz="8" w:space="0" w:color="auto"/>
           <w:lang w:eastAsia="zh-CN"/>
         </w:rPr>
         <w:t>万有引力定律</w:t>
@@ -4826,13 +4758,13 @@
       <m:oMath>
         <m:r>
           <m:rPr>
-            <m:sty m:val="bi"/>
+            <m:sty m:val="i"/>
           </m:rPr>
           <w:rPr>
             <w:rFonts w:ascii="Cambria Math" w:hAnsi="Cambria Math"/>
             <w:sz w:val="21"/>
             <w:szCs w:val="21"/>
-            <w:u w:val="thick"/>
+            <w:bdr w:val="single" w:sz="8" w:space="0" w:color="auto"/>
             <w:lang w:eastAsia="zh-CN"/>
           </w:rPr>
           <m:t>F=G</m:t>
@@ -4842,23 +4774,21 @@
             <m:ctrlPr>
               <w:rPr>
                 <w:rFonts w:ascii="Cambria Math" w:hAnsi="Cambria Math"/>
-                <w:b/>
                 <w:sz w:val="21"/>
                 <w:szCs w:val="21"/>
-                <w:u w:val="thick"/>
+                <w:bdr w:val="single" w:sz="8" w:space="0" w:color="auto"/>
               </w:rPr>
             </m:ctrlPr>
           </m:sSubPr>
           <m:e>
             <m:r>
               <m:rPr>
-                <m:sty m:val="bi"/>
+                <m:sty m:val="i"/>
               </m:rPr>
               <w:rPr>
                 <w:rFonts w:ascii="Cambria Math" w:hAnsi="Cambria Math"/>
                 <w:sz w:val="21"/>
                 <w:szCs w:val="21"/>
-                <w:u w:val="thick"/>
                 <w:lang w:eastAsia="zh-CN"/>
               </w:rPr>
               <m:t>m</m:t>
@@ -4867,13 +4797,12 @@
           <m:sub>
             <m:r>
               <m:rPr>
-                <m:sty m:val="bi"/>
+                <m:sty m:val="i"/>
               </m:rPr>
               <w:rPr>
                 <w:rFonts w:ascii="Cambria Math" w:hAnsi="Cambria Math"/>
                 <w:sz w:val="21"/>
                 <w:szCs w:val="21"/>
-                <w:u w:val="thick"/>
                 <w:lang w:eastAsia="zh-CN"/>
               </w:rPr>
               <m:t>1</m:t>
@@ -4885,23 +4814,21 @@
             <m:ctrlPr>
               <w:rPr>
                 <w:rFonts w:ascii="Cambria Math" w:hAnsi="Cambria Math"/>
-                <w:b/>
                 <w:sz w:val="21"/>
                 <w:szCs w:val="21"/>
-                <w:u w:val="thick"/>
+                <w:bdr w:val="single" w:sz="8" w:space="0" w:color="auto"/>
               </w:rPr>
             </m:ctrlPr>
           </m:sSubPr>
           <m:e>
             <m:r>
               <m:rPr>
-                <m:sty m:val="bi"/>
+                <m:sty m:val="i"/>
               </m:rPr>
               <w:rPr>
                 <w:rFonts w:ascii="Cambria Math" w:hAnsi="Cambria Math"/>
                 <w:sz w:val="21"/>
                 <w:szCs w:val="21"/>
-                <w:u w:val="thick"/>
                 <w:lang w:eastAsia="zh-CN"/>
               </w:rPr>
               <m:t>m</m:t>
@@ -4910,13 +4837,12 @@
           <m:sub>
             <m:r>
               <m:rPr>
-                <m:sty m:val="bi"/>
+                <m:sty m:val="i"/>
               </m:rPr>
               <w:rPr>
                 <w:rFonts w:ascii="Cambria Math" w:hAnsi="Cambria Math"/>
                 <w:sz w:val="21"/>
                 <w:szCs w:val="21"/>
-                <w:u w:val="thick"/>
                 <w:lang w:eastAsia="zh-CN"/>
               </w:rPr>
               <m:t>2</m:t>
@@ -4925,13 +4851,13 @@
         </m:sSub>
         <m:r>
           <m:rPr>
-            <m:sty m:val="bi"/>
+            <m:sty m:val="i"/>
           </m:rPr>
           <w:rPr>
             <w:rFonts w:ascii="Cambria Math" w:hAnsi="Cambria Math"/>
             <w:sz w:val="21"/>
             <w:szCs w:val="21"/>
-            <w:u w:val="thick"/>
+            <w:bdr w:val="single" w:sz="8" w:space="0" w:color="auto"/>
             <w:lang w:eastAsia="zh-CN"/>
           </w:rPr>
           <m:t>/</m:t>
@@ -4941,23 +4867,21 @@
             <m:ctrlPr>
               <w:rPr>
                 <w:rFonts w:ascii="Cambria Math" w:hAnsi="Cambria Math"/>
-                <w:b/>
                 <w:sz w:val="21"/>
                 <w:szCs w:val="21"/>
-                <w:u w:val="thick"/>
+                <w:bdr w:val="single" w:sz="8" w:space="0" w:color="auto"/>
               </w:rPr>
             </m:ctrlPr>
           </m:sSupPr>
           <m:e>
             <m:r>
               <m:rPr>
-                <m:sty m:val="bi"/>
+                <m:sty m:val="i"/>
               </m:rPr>
               <w:rPr>
                 <w:rFonts w:ascii="Cambria Math" w:hAnsi="Cambria Math"/>
                 <w:sz w:val="21"/>
                 <w:szCs w:val="21"/>
-                <w:u w:val="thick"/>
                 <w:lang w:eastAsia="zh-CN"/>
               </w:rPr>
               <m:t>r</m:t>
@@ -4966,13 +4890,12 @@
           <m:sup>
             <m:r>
               <m:rPr>
-                <m:sty m:val="bi"/>
+                <m:sty m:val="i"/>
               </m:rPr>
               <w:rPr>
                 <w:rFonts w:ascii="Cambria Math" w:hAnsi="Cambria Math"/>
                 <w:sz w:val="21"/>
                 <w:szCs w:val="21"/>
-                <w:u w:val="thick"/>
                 <w:lang w:eastAsia="zh-CN"/>
               </w:rPr>
               <m:t>2</m:t>
@@ -5007,9 +4930,8 @@
       <w:r>
         <w:rPr>
           <w:rFonts w:ascii="Times New Roman" w:eastAsia="宋体" w:hAnsi="Times New Roman"/>
-          <w:b/>
-          <w:sz w:val="21"/>
-          <w:u w:val="thick"/>
+          <w:sz w:val="21"/>
+          <w:bdr w:val="single" w:sz="8" w:space="0" w:color="auto"/>
           <w:lang w:eastAsia="zh-CN"/>
         </w:rPr>
         <w:t>「月</w:t>
@@ -5017,9 +4939,8 @@
       <w:r>
         <w:rPr>
           <w:rFonts w:ascii="Times New Roman" w:eastAsia="宋体" w:hAnsi="Times New Roman"/>
-          <w:b/>
-          <w:sz w:val="21"/>
-          <w:u w:val="thick"/>
+          <w:sz w:val="21"/>
+          <w:bdr w:val="single" w:sz="8" w:space="0" w:color="auto"/>
           <w:lang w:eastAsia="zh-CN"/>
         </w:rPr>
         <w:t>—</w:t>
@@ -5027,9 +4948,8 @@
       <w:r>
         <w:rPr>
           <w:rFonts w:ascii="Times New Roman" w:eastAsia="宋体" w:hAnsi="Times New Roman"/>
-          <w:b/>
-          <w:sz w:val="21"/>
-          <w:u w:val="thick"/>
+          <w:sz w:val="21"/>
+          <w:bdr w:val="single" w:sz="8" w:space="0" w:color="auto"/>
           <w:lang w:eastAsia="zh-CN"/>
         </w:rPr>
         <w:t>地检验」</w:t>
@@ -5104,9 +5024,8 @@
       <w:r>
         <w:rPr>
           <w:rFonts w:ascii="Times New Roman" w:eastAsia="宋体" w:hAnsi="Times New Roman"/>
-          <w:b/>
-          <w:sz w:val="21"/>
-          <w:u w:val="thick"/>
+          <w:sz w:val="21"/>
+          <w:bdr w:val="single" w:sz="8" w:space="0" w:color="auto"/>
           <w:lang w:eastAsia="zh-CN"/>
         </w:rPr>
         <w:t>1798</w:t>
@@ -5114,9 +5033,8 @@
       <w:r>
         <w:rPr>
           <w:rFonts w:ascii="Times New Roman" w:eastAsia="宋体" w:hAnsi="Times New Roman"/>
-          <w:b/>
-          <w:sz w:val="21"/>
-          <w:u w:val="thick"/>
+          <w:sz w:val="21"/>
+          <w:bdr w:val="single" w:sz="8" w:space="0" w:color="auto"/>
           <w:lang w:eastAsia="zh-CN"/>
         </w:rPr>
         <w:t>年</w:t>
@@ -5132,9 +5050,8 @@
       <w:r>
         <w:rPr>
           <w:rFonts w:ascii="Times New Roman" w:eastAsia="宋体" w:hAnsi="Times New Roman"/>
-          <w:b/>
-          <w:sz w:val="21"/>
-          <w:u w:val="thick"/>
+          <w:sz w:val="21"/>
+          <w:bdr w:val="single" w:sz="8" w:space="0" w:color="auto"/>
           <w:lang w:eastAsia="zh-CN"/>
         </w:rPr>
         <w:t>卡文迪什</w:t>
@@ -5150,9 +5067,8 @@
       <w:r>
         <w:rPr>
           <w:rFonts w:ascii="Times New Roman" w:eastAsia="宋体" w:hAnsi="Times New Roman"/>
-          <w:b/>
-          <w:sz w:val="21"/>
-          <w:u w:val="thick"/>
+          <w:sz w:val="21"/>
+          <w:bdr w:val="single" w:sz="8" w:space="0" w:color="auto"/>
           <w:lang w:eastAsia="zh-CN"/>
         </w:rPr>
         <w:t>扭秤装置</w:t>
@@ -5168,9 +5084,8 @@
       <w:r>
         <w:rPr>
           <w:rFonts w:ascii="Times New Roman" w:eastAsia="宋体" w:hAnsi="Times New Roman"/>
-          <w:b/>
-          <w:sz w:val="21"/>
-          <w:u w:val="thick"/>
+          <w:sz w:val="21"/>
+          <w:bdr w:val="single" w:sz="8" w:space="0" w:color="auto"/>
           <w:lang w:eastAsia="zh-CN"/>
         </w:rPr>
         <w:t>引力常量</w:t>
@@ -5178,9 +5093,8 @@
       <w:r>
         <w:rPr>
           <w:rFonts w:ascii="Times New Roman" w:eastAsia="宋体" w:hAnsi="Times New Roman"/>
-          <w:b/>
-          <w:sz w:val="21"/>
-          <w:u w:val="thick"/>
+          <w:sz w:val="21"/>
+          <w:bdr w:val="single" w:sz="8" w:space="0" w:color="auto"/>
           <w:lang w:eastAsia="zh-CN"/>
         </w:rPr>
         <w:t>G</w:t>
@@ -5263,9 +5177,8 @@
       <w:r>
         <w:rPr>
           <w:rFonts w:ascii="Times New Roman" w:eastAsia="宋体" w:hAnsi="Times New Roman"/>
-          <w:b/>
-          <w:sz w:val="21"/>
-          <w:u w:val="thick"/>
+          <w:sz w:val="21"/>
+          <w:bdr w:val="single" w:sz="8" w:space="0" w:color="auto"/>
           <w:lang w:eastAsia="zh-CN"/>
         </w:rPr>
         <w:t>亚当斯</w:t>
@@ -5281,9 +5194,8 @@
       <w:r>
         <w:rPr>
           <w:rFonts w:ascii="Times New Roman" w:eastAsia="宋体" w:hAnsi="Times New Roman"/>
-          <w:b/>
-          <w:sz w:val="21"/>
-          <w:u w:val="thick"/>
+          <w:sz w:val="21"/>
+          <w:bdr w:val="single" w:sz="8" w:space="0" w:color="auto"/>
           <w:lang w:eastAsia="zh-CN"/>
         </w:rPr>
         <w:t>勒维耶</w:t>
@@ -5299,9 +5211,8 @@
       <w:r>
         <w:rPr>
           <w:rFonts w:ascii="Times New Roman" w:eastAsia="宋体" w:hAnsi="Times New Roman"/>
-          <w:b/>
-          <w:sz w:val="21"/>
-          <w:u w:val="thick"/>
+          <w:sz w:val="21"/>
+          <w:bdr w:val="single" w:sz="8" w:space="0" w:color="auto"/>
           <w:lang w:eastAsia="zh-CN"/>
         </w:rPr>
         <w:t>各自独立</w:t>
@@ -5317,9 +5228,8 @@
       <w:r>
         <w:rPr>
           <w:rFonts w:ascii="Times New Roman" w:eastAsia="宋体" w:hAnsi="Times New Roman"/>
-          <w:b/>
-          <w:sz w:val="21"/>
-          <w:u w:val="thick"/>
+          <w:sz w:val="21"/>
+          <w:bdr w:val="single" w:sz="8" w:space="0" w:color="auto"/>
           <w:lang w:eastAsia="zh-CN"/>
         </w:rPr>
         <w:t>1846</w:t>
@@ -5327,9 +5237,8 @@
       <w:r>
         <w:rPr>
           <w:rFonts w:ascii="Times New Roman" w:eastAsia="宋体" w:hAnsi="Times New Roman"/>
-          <w:b/>
-          <w:sz w:val="21"/>
-          <w:u w:val="thick"/>
+          <w:sz w:val="21"/>
+          <w:bdr w:val="single" w:sz="8" w:space="0" w:color="auto"/>
           <w:lang w:eastAsia="zh-CN"/>
         </w:rPr>
         <w:t>年</w:t>
@@ -5337,9 +5246,8 @@
       <w:r>
         <w:rPr>
           <w:rFonts w:ascii="Times New Roman" w:eastAsia="宋体" w:hAnsi="Times New Roman"/>
-          <w:b/>
-          <w:sz w:val="21"/>
-          <w:u w:val="thick"/>
+          <w:sz w:val="21"/>
+          <w:bdr w:val="single" w:sz="8" w:space="0" w:color="auto"/>
           <w:lang w:eastAsia="zh-CN"/>
         </w:rPr>
         <w:t>9</w:t>
@@ -5347,9 +5255,8 @@
       <w:r>
         <w:rPr>
           <w:rFonts w:ascii="Times New Roman" w:eastAsia="宋体" w:hAnsi="Times New Roman"/>
-          <w:b/>
-          <w:sz w:val="21"/>
-          <w:u w:val="thick"/>
+          <w:sz w:val="21"/>
+          <w:bdr w:val="single" w:sz="8" w:space="0" w:color="auto"/>
           <w:lang w:eastAsia="zh-CN"/>
         </w:rPr>
         <w:t>月</w:t>
@@ -5357,9 +5264,8 @@
       <w:r>
         <w:rPr>
           <w:rFonts w:ascii="Times New Roman" w:eastAsia="宋体" w:hAnsi="Times New Roman"/>
-          <w:b/>
-          <w:sz w:val="21"/>
-          <w:u w:val="thick"/>
+          <w:sz w:val="21"/>
+          <w:bdr w:val="single" w:sz="8" w:space="0" w:color="auto"/>
           <w:lang w:eastAsia="zh-CN"/>
         </w:rPr>
         <w:t>23</w:t>
@@ -5367,9 +5273,8 @@
       <w:r>
         <w:rPr>
           <w:rFonts w:ascii="Times New Roman" w:eastAsia="宋体" w:hAnsi="Times New Roman"/>
-          <w:b/>
-          <w:sz w:val="21"/>
-          <w:u w:val="thick"/>
+          <w:sz w:val="21"/>
+          <w:bdr w:val="single" w:sz="8" w:space="0" w:color="auto"/>
           <w:lang w:eastAsia="zh-CN"/>
         </w:rPr>
         <w:t>日晚</w:t>
@@ -5394,9 +5299,8 @@
       <w:r>
         <w:rPr>
           <w:rFonts w:ascii="Times New Roman" w:eastAsia="宋体" w:hAnsi="Times New Roman"/>
-          <w:b/>
-          <w:sz w:val="21"/>
-          <w:u w:val="thick"/>
+          <w:sz w:val="21"/>
+          <w:bdr w:val="single" w:sz="8" w:space="0" w:color="auto"/>
           <w:lang w:eastAsia="zh-CN"/>
         </w:rPr>
         <w:t>伽勒</w:t>
@@ -5421,9 +5325,8 @@
       <w:r>
         <w:rPr>
           <w:rFonts w:ascii="Times New Roman" w:eastAsia="宋体" w:hAnsi="Times New Roman"/>
-          <w:b/>
-          <w:sz w:val="21"/>
-          <w:u w:val="thick"/>
+          <w:sz w:val="21"/>
+          <w:bdr w:val="single" w:sz="8" w:space="0" w:color="auto"/>
           <w:lang w:eastAsia="zh-CN"/>
         </w:rPr>
         <w:t>海王星</w:t>
@@ -5506,9 +5409,8 @@
       <w:r>
         <w:rPr>
           <w:rFonts w:ascii="Times New Roman" w:eastAsia="宋体" w:hAnsi="Times New Roman"/>
-          <w:b/>
-          <w:sz w:val="21"/>
-          <w:u w:val="thick"/>
+          <w:sz w:val="21"/>
+          <w:bdr w:val="single" w:sz="8" w:space="0" w:color="auto"/>
           <w:lang w:eastAsia="zh-CN"/>
         </w:rPr>
         <w:t>1970</w:t>
@@ -5516,9 +5418,8 @@
       <w:r>
         <w:rPr>
           <w:rFonts w:ascii="Times New Roman" w:eastAsia="宋体" w:hAnsi="Times New Roman"/>
-          <w:b/>
-          <w:sz w:val="21"/>
-          <w:u w:val="thick"/>
+          <w:sz w:val="21"/>
+          <w:bdr w:val="single" w:sz="8" w:space="0" w:color="auto"/>
           <w:lang w:eastAsia="zh-CN"/>
         </w:rPr>
         <w:t>年</w:t>
@@ -5526,9 +5427,8 @@
       <w:r>
         <w:rPr>
           <w:rFonts w:ascii="Times New Roman" w:eastAsia="宋体" w:hAnsi="Times New Roman"/>
-          <w:b/>
-          <w:sz w:val="21"/>
-          <w:u w:val="thick"/>
+          <w:sz w:val="21"/>
+          <w:bdr w:val="single" w:sz="8" w:space="0" w:color="auto"/>
           <w:lang w:eastAsia="zh-CN"/>
         </w:rPr>
         <w:t>4</w:t>
@@ -5536,9 +5436,8 @@
       <w:r>
         <w:rPr>
           <w:rFonts w:ascii="Times New Roman" w:eastAsia="宋体" w:hAnsi="Times New Roman"/>
-          <w:b/>
-          <w:sz w:val="21"/>
-          <w:u w:val="thick"/>
+          <w:sz w:val="21"/>
+          <w:bdr w:val="single" w:sz="8" w:space="0" w:color="auto"/>
           <w:lang w:eastAsia="zh-CN"/>
         </w:rPr>
         <w:t>月</w:t>
@@ -5546,9 +5445,8 @@
       <w:r>
         <w:rPr>
           <w:rFonts w:ascii="Times New Roman" w:eastAsia="宋体" w:hAnsi="Times New Roman"/>
-          <w:b/>
-          <w:sz w:val="21"/>
-          <w:u w:val="thick"/>
+          <w:sz w:val="21"/>
+          <w:bdr w:val="single" w:sz="8" w:space="0" w:color="auto"/>
           <w:lang w:eastAsia="zh-CN"/>
         </w:rPr>
         <w:t>24</w:t>
@@ -5556,9 +5454,8 @@
       <w:r>
         <w:rPr>
           <w:rFonts w:ascii="Times New Roman" w:eastAsia="宋体" w:hAnsi="Times New Roman"/>
-          <w:b/>
-          <w:sz w:val="21"/>
-          <w:u w:val="thick"/>
+          <w:sz w:val="21"/>
+          <w:bdr w:val="single" w:sz="8" w:space="0" w:color="auto"/>
           <w:lang w:eastAsia="zh-CN"/>
         </w:rPr>
         <w:t>日</w:t>
@@ -5574,9 +5471,8 @@
       <w:r>
         <w:rPr>
           <w:rFonts w:ascii="Times New Roman" w:eastAsia="宋体" w:hAnsi="Times New Roman"/>
-          <w:b/>
-          <w:sz w:val="21"/>
-          <w:u w:val="thick"/>
+          <w:sz w:val="21"/>
+          <w:bdr w:val="single" w:sz="8" w:space="0" w:color="auto"/>
           <w:lang w:eastAsia="zh-CN"/>
         </w:rPr>
         <w:t>「东方红一号」</w:t>
@@ -5610,9 +5506,8 @@
       <w:r>
         <w:rPr>
           <w:rFonts w:ascii="Times New Roman" w:eastAsia="宋体" w:hAnsi="Times New Roman"/>
-          <w:b/>
-          <w:sz w:val="21"/>
-          <w:u w:val="thick"/>
+          <w:sz w:val="21"/>
+          <w:bdr w:val="single" w:sz="8" w:space="0" w:color="auto"/>
           <w:lang w:eastAsia="zh-CN"/>
         </w:rPr>
         <w:t>钱学森</w:t>
@@ -5628,9 +5523,8 @@
       <w:r>
         <w:rPr>
           <w:rFonts w:ascii="Times New Roman" w:eastAsia="宋体" w:hAnsi="Times New Roman"/>
-          <w:b/>
-          <w:sz w:val="21"/>
-          <w:u w:val="thick"/>
+          <w:sz w:val="21"/>
+          <w:bdr w:val="single" w:sz="8" w:space="0" w:color="auto"/>
           <w:lang w:eastAsia="zh-CN"/>
         </w:rPr>
         <w:t>「中国航天之父」</w:t>
@@ -5753,9 +5647,8 @@
       <w:r>
         <w:rPr>
           <w:rFonts w:ascii="Times New Roman" w:eastAsia="宋体" w:hAnsi="Times New Roman"/>
-          <w:b/>
-          <w:sz w:val="21"/>
-          <w:u w:val="thick"/>
+          <w:sz w:val="21"/>
+          <w:bdr w:val="single" w:sz="8" w:space="0" w:color="auto"/>
           <w:lang w:eastAsia="zh-CN"/>
         </w:rPr>
         <w:t>爱因斯坦</w:t>
@@ -5771,9 +5664,8 @@
       <w:r>
         <w:rPr>
           <w:rFonts w:ascii="Times New Roman" w:eastAsia="宋体" w:hAnsi="Times New Roman"/>
-          <w:b/>
-          <w:sz w:val="21"/>
-          <w:u w:val="thick"/>
+          <w:sz w:val="21"/>
+          <w:bdr w:val="single" w:sz="8" w:space="0" w:color="auto"/>
           <w:lang w:eastAsia="zh-CN"/>
         </w:rPr>
         <w:t>相对论时空观</w:t>
@@ -5789,9 +5681,8 @@
       <w:r>
         <w:rPr>
           <w:rFonts w:ascii="Times New Roman" w:eastAsia="宋体" w:hAnsi="Times New Roman"/>
-          <w:b/>
-          <w:sz w:val="21"/>
-          <w:u w:val="thick"/>
+          <w:sz w:val="21"/>
+          <w:bdr w:val="single" w:sz="8" w:space="0" w:color="auto"/>
           <w:lang w:eastAsia="zh-CN"/>
         </w:rPr>
         <w:t>惯性参考系</w:t>
@@ -5807,9 +5698,8 @@
       <w:r>
         <w:rPr>
           <w:rFonts w:ascii="Times New Roman" w:eastAsia="宋体" w:hAnsi="Times New Roman"/>
-          <w:b/>
-          <w:sz w:val="21"/>
-          <w:u w:val="thick"/>
+          <w:sz w:val="21"/>
+          <w:bdr w:val="single" w:sz="8" w:space="0" w:color="auto"/>
           <w:lang w:eastAsia="zh-CN"/>
         </w:rPr>
         <w:t>真空中的光速</w:t>
@@ -5825,9 +5715,8 @@
       <w:r>
         <w:rPr>
           <w:rFonts w:ascii="Times New Roman" w:eastAsia="宋体" w:hAnsi="Times New Roman"/>
-          <w:b/>
-          <w:sz w:val="21"/>
-          <w:u w:val="thick"/>
+          <w:sz w:val="21"/>
+          <w:bdr w:val="single" w:sz="8" w:space="0" w:color="auto"/>
           <w:lang w:eastAsia="zh-CN"/>
         </w:rPr>
         <w:t>牛顿力学</w:t>
@@ -5910,9 +5799,8 @@
       <w:r>
         <w:rPr>
           <w:rFonts w:ascii="Times New Roman" w:eastAsia="宋体" w:hAnsi="Times New Roman"/>
-          <w:b/>
-          <w:sz w:val="21"/>
-          <w:u w:val="thick"/>
+          <w:sz w:val="21"/>
+          <w:bdr w:val="single" w:sz="8" w:space="0" w:color="auto"/>
           <w:lang w:eastAsia="zh-CN"/>
         </w:rPr>
         <w:t>胡克、哈雷</w:t>
@@ -5928,9 +5816,8 @@
       <w:r>
         <w:rPr>
           <w:rFonts w:ascii="Times New Roman" w:eastAsia="宋体" w:hAnsi="Times New Roman"/>
-          <w:b/>
-          <w:sz w:val="21"/>
-          <w:u w:val="thick"/>
+          <w:sz w:val="21"/>
+          <w:bdr w:val="single" w:sz="8" w:space="0" w:color="auto"/>
           <w:lang w:eastAsia="zh-CN"/>
         </w:rPr>
         <w:t>二次方成反比</w:t>
@@ -6013,9 +5900,8 @@
       <w:r>
         <w:rPr>
           <w:rFonts w:ascii="Times New Roman" w:eastAsia="宋体" w:hAnsi="Times New Roman"/>
-          <w:b/>
-          <w:sz w:val="21"/>
-          <w:u w:val="thick"/>
+          <w:sz w:val="21"/>
+          <w:bdr w:val="single" w:sz="8" w:space="0" w:color="auto"/>
           <w:lang w:eastAsia="zh-CN"/>
         </w:rPr>
         <w:t>哈雷</w:t>
@@ -6031,9 +5917,8 @@
       <w:r>
         <w:rPr>
           <w:rFonts w:ascii="Times New Roman" w:eastAsia="宋体" w:hAnsi="Times New Roman"/>
-          <w:b/>
-          <w:sz w:val="21"/>
-          <w:u w:val="thick"/>
+          <w:sz w:val="21"/>
+          <w:bdr w:val="single" w:sz="8" w:space="0" w:color="auto"/>
           <w:lang w:eastAsia="zh-CN"/>
         </w:rPr>
         <w:t>预言哈雷彗星的回归</w:t>
@@ -6149,9 +6034,8 @@
       <w:r>
         <w:rPr>
           <w:rFonts w:ascii="Times New Roman" w:eastAsia="宋体" w:hAnsi="Times New Roman"/>
-          <w:b/>
-          <w:sz w:val="21"/>
-          <w:u w:val="thick"/>
+          <w:sz w:val="21"/>
+          <w:bdr w:val="single" w:sz="8" w:space="0" w:color="auto"/>
           <w:lang w:eastAsia="zh-CN"/>
         </w:rPr>
         <w:t>华中科技大学</w:t>
@@ -6185,9 +6069,8 @@
       <w:r>
         <w:rPr>
           <w:rFonts w:ascii="Times New Roman" w:eastAsia="宋体" w:hAnsi="Times New Roman"/>
-          <w:b/>
-          <w:sz w:val="21"/>
-          <w:u w:val="thick"/>
+          <w:sz w:val="21"/>
+          <w:bdr w:val="single" w:sz="8" w:space="0" w:color="auto"/>
           <w:lang w:eastAsia="zh-CN"/>
         </w:rPr>
         <w:t>2018</w:t>
@@ -6195,9 +6078,8 @@
       <w:r>
         <w:rPr>
           <w:rFonts w:ascii="Times New Roman" w:eastAsia="宋体" w:hAnsi="Times New Roman"/>
-          <w:b/>
-          <w:sz w:val="21"/>
-          <w:u w:val="thick"/>
+          <w:sz w:val="21"/>
+          <w:bdr w:val="single" w:sz="8" w:space="0" w:color="auto"/>
           <w:lang w:eastAsia="zh-CN"/>
         </w:rPr>
         <w:t>年</w:t>
@@ -6288,9 +6170,8 @@
       <w:r>
         <w:rPr>
           <w:rFonts w:ascii="Times New Roman" w:eastAsia="宋体" w:hAnsi="Times New Roman"/>
-          <w:b/>
-          <w:sz w:val="21"/>
-          <w:u w:val="thick"/>
+          <w:sz w:val="21"/>
+          <w:bdr w:val="single" w:sz="8" w:space="0" w:color="auto"/>
           <w:lang w:eastAsia="zh-CN"/>
         </w:rPr>
         <w:t>1916</w:t>
@@ -6298,9 +6179,8 @@
       <w:r>
         <w:rPr>
           <w:rFonts w:ascii="Times New Roman" w:eastAsia="宋体" w:hAnsi="Times New Roman"/>
-          <w:b/>
-          <w:sz w:val="21"/>
-          <w:u w:val="thick"/>
+          <w:sz w:val="21"/>
+          <w:bdr w:val="single" w:sz="8" w:space="0" w:color="auto"/>
           <w:lang w:eastAsia="zh-CN"/>
         </w:rPr>
         <w:t>年爱因斯坦创立广义相对论</w:t>
@@ -6619,9 +6499,8 @@
       <w:r>
         <w:rPr>
           <w:rFonts w:ascii="Times New Roman" w:eastAsia="宋体" w:hAnsi="Times New Roman"/>
-          <w:b/>
-          <w:sz w:val="21"/>
-          <w:u w:val="thick"/>
+          <w:sz w:val="21"/>
+          <w:bdr w:val="single" w:sz="8" w:space="0" w:color="auto"/>
           <w:lang w:eastAsia="zh-CN"/>
         </w:rPr>
         <w:t>德国医生迈尔</w:t>
@@ -6637,9 +6516,8 @@
       <w:r>
         <w:rPr>
           <w:rFonts w:ascii="Times New Roman" w:eastAsia="宋体" w:hAnsi="Times New Roman"/>
-          <w:b/>
-          <w:sz w:val="21"/>
-          <w:u w:val="thick"/>
+          <w:sz w:val="21"/>
+          <w:bdr w:val="single" w:sz="8" w:space="0" w:color="auto"/>
           <w:lang w:eastAsia="zh-CN"/>
         </w:rPr>
         <w:t>第一个提出能量守恒思想</w:t>
@@ -6687,9 +6565,8 @@
       <w:r>
         <w:rPr>
           <w:rFonts w:ascii="Times New Roman" w:eastAsia="宋体" w:hAnsi="Times New Roman"/>
-          <w:b/>
-          <w:sz w:val="21"/>
-          <w:u w:val="thick"/>
+          <w:sz w:val="21"/>
+          <w:bdr w:val="single" w:sz="8" w:space="0" w:color="auto"/>
           <w:lang w:eastAsia="zh-CN"/>
         </w:rPr>
         <w:t>1840</w:t>
@@ -6697,9 +6574,8 @@
       <w:r>
         <w:rPr>
           <w:rFonts w:ascii="Times New Roman" w:eastAsia="宋体" w:hAnsi="Times New Roman"/>
-          <w:b/>
-          <w:sz w:val="21"/>
-          <w:u w:val="thick"/>
+          <w:sz w:val="21"/>
+          <w:bdr w:val="single" w:sz="8" w:space="0" w:color="auto"/>
           <w:lang w:eastAsia="zh-CN"/>
         </w:rPr>
         <w:t>年</w:t>
@@ -6715,9 +6591,8 @@
       <w:r>
         <w:rPr>
           <w:rFonts w:ascii="Times New Roman" w:eastAsia="宋体" w:hAnsi="Times New Roman"/>
-          <w:b/>
-          <w:sz w:val="21"/>
-          <w:u w:val="thick"/>
+          <w:sz w:val="21"/>
+          <w:bdr w:val="single" w:sz="8" w:space="0" w:color="auto"/>
           <w:lang w:eastAsia="zh-CN"/>
         </w:rPr>
         <w:t>英国物理学家</w:t>
@@ -6726,9 +6601,8 @@
       <w:r>
         <w:rPr>
           <w:rFonts w:ascii="Times New Roman" w:eastAsia="宋体" w:hAnsi="Times New Roman"/>
-          <w:b/>
-          <w:sz w:val="21"/>
-          <w:u w:val="thick"/>
+          <w:sz w:val="21"/>
+          <w:bdr w:val="single" w:sz="8" w:space="0" w:color="auto"/>
           <w:lang w:eastAsia="zh-CN"/>
         </w:rPr>
         <w:t>焦耳</w:t>
@@ -6753,9 +6627,8 @@
       <w:r>
         <w:rPr>
           <w:rFonts w:ascii="Times New Roman" w:eastAsia="宋体" w:hAnsi="Times New Roman"/>
-          <w:b/>
-          <w:sz w:val="21"/>
-          <w:u w:val="thick"/>
+          <w:sz w:val="21"/>
+          <w:bdr w:val="single" w:sz="8" w:space="0" w:color="auto"/>
           <w:lang w:eastAsia="zh-CN"/>
         </w:rPr>
         <w:t>实验基础</w:t>
@@ -6771,9 +6644,8 @@
       <w:r>
         <w:rPr>
           <w:rFonts w:ascii="Times New Roman" w:eastAsia="宋体" w:hAnsi="Times New Roman"/>
-          <w:b/>
-          <w:sz w:val="21"/>
-          <w:u w:val="thick"/>
+          <w:sz w:val="21"/>
+          <w:bdr w:val="single" w:sz="8" w:space="0" w:color="auto"/>
           <w:lang w:eastAsia="zh-CN"/>
         </w:rPr>
         <w:t>1847</w:t>
@@ -6781,9 +6653,8 @@
       <w:r>
         <w:rPr>
           <w:rFonts w:ascii="Times New Roman" w:eastAsia="宋体" w:hAnsi="Times New Roman"/>
-          <w:b/>
-          <w:sz w:val="21"/>
-          <w:u w:val="thick"/>
+          <w:sz w:val="21"/>
+          <w:bdr w:val="single" w:sz="8" w:space="0" w:color="auto"/>
           <w:lang w:eastAsia="zh-CN"/>
         </w:rPr>
         <w:t>年</w:t>
@@ -6799,9 +6670,8 @@
       <w:r>
         <w:rPr>
           <w:rFonts w:ascii="Times New Roman" w:eastAsia="宋体" w:hAnsi="Times New Roman"/>
-          <w:b/>
-          <w:sz w:val="21"/>
-          <w:u w:val="thick"/>
+          <w:sz w:val="21"/>
+          <w:bdr w:val="single" w:sz="8" w:space="0" w:color="auto"/>
           <w:lang w:eastAsia="zh-CN"/>
         </w:rPr>
         <w:t>德国科学家</w:t>
@@ -6810,9 +6680,8 @@
       <w:r>
         <w:rPr>
           <w:rFonts w:ascii="Times New Roman" w:eastAsia="宋体" w:hAnsi="Times New Roman"/>
-          <w:b/>
-          <w:sz w:val="21"/>
-          <w:u w:val="thick"/>
+          <w:sz w:val="21"/>
+          <w:bdr w:val="single" w:sz="8" w:space="0" w:color="auto"/>
           <w:lang w:eastAsia="zh-CN"/>
         </w:rPr>
         <w:t>亥姆霍兹</w:t>
@@ -6829,9 +6698,8 @@
       <w:r>
         <w:rPr>
           <w:rFonts w:ascii="Times New Roman" w:eastAsia="宋体" w:hAnsi="Times New Roman"/>
-          <w:b/>
-          <w:sz w:val="21"/>
-          <w:u w:val="thick"/>
+          <w:sz w:val="21"/>
+          <w:bdr w:val="single" w:sz="8" w:space="0" w:color="auto"/>
           <w:lang w:eastAsia="zh-CN"/>
         </w:rPr>
         <w:t>概括和总结</w:t>
@@ -6925,9 +6793,8 @@
       <w:r>
         <w:rPr>
           <w:rFonts w:ascii="Times New Roman" w:eastAsia="宋体" w:hAnsi="Times New Roman"/>
-          <w:b/>
-          <w:sz w:val="21"/>
-          <w:u w:val="thick"/>
+          <w:sz w:val="21"/>
+          <w:bdr w:val="single" w:sz="8" w:space="0" w:color="auto"/>
           <w:lang w:eastAsia="zh-CN"/>
         </w:rPr>
         <w:t>焦耳</w:t>
@@ -6952,9 +6819,8 @@
       <w:r>
         <w:rPr>
           <w:rFonts w:ascii="Times New Roman" w:eastAsia="宋体" w:hAnsi="Times New Roman"/>
-          <w:b/>
-          <w:sz w:val="21"/>
-          <w:u w:val="thick"/>
+          <w:sz w:val="21"/>
+          <w:bdr w:val="single" w:sz="8" w:space="0" w:color="auto"/>
           <w:lang w:eastAsia="zh-CN"/>
         </w:rPr>
         <w:t>电流的热效应</w:t>
@@ -6970,9 +6836,8 @@
       <w:r>
         <w:rPr>
           <w:rFonts w:ascii="Times New Roman" w:eastAsia="宋体" w:hAnsi="Times New Roman"/>
-          <w:b/>
-          <w:sz w:val="21"/>
-          <w:u w:val="thick"/>
+          <w:sz w:val="21"/>
+          <w:bdr w:val="single" w:sz="8" w:space="0" w:color="auto"/>
           <w:lang w:eastAsia="zh-CN"/>
         </w:rPr>
         <w:t>热功当量</w:t>
@@ -7073,9 +6938,8 @@
       <w:r>
         <w:rPr>
           <w:rFonts w:ascii="Times New Roman" w:eastAsia="宋体" w:hAnsi="Times New Roman"/>
-          <w:b/>
-          <w:sz w:val="21"/>
-          <w:u w:val="thick"/>
+          <w:sz w:val="21"/>
+          <w:bdr w:val="single" w:sz="8" w:space="0" w:color="auto"/>
           <w:lang w:eastAsia="zh-CN"/>
         </w:rPr>
         <w:t>机械能守恒</w:t>
@@ -7091,9 +6955,8 @@
       <w:r>
         <w:rPr>
           <w:rFonts w:ascii="Times New Roman" w:eastAsia="宋体" w:hAnsi="Times New Roman"/>
-          <w:b/>
-          <w:sz w:val="21"/>
-          <w:u w:val="thick"/>
+          <w:sz w:val="21"/>
+          <w:bdr w:val="single" w:sz="8" w:space="0" w:color="auto"/>
           <w:lang w:eastAsia="zh-CN"/>
         </w:rPr>
         <w:t>能量守恒</w:t>
@@ -7296,9 +7159,8 @@
       <w:r>
         <w:rPr>
           <w:rFonts w:ascii="Times New Roman" w:eastAsia="宋体" w:hAnsi="Times New Roman"/>
-          <w:b/>
-          <w:sz w:val="21"/>
-          <w:u w:val="thick"/>
+          <w:sz w:val="21"/>
+          <w:bdr w:val="single" w:sz="8" w:space="0" w:color="auto"/>
           <w:lang w:eastAsia="zh-CN"/>
         </w:rPr>
         <w:t>富兰克林</w:t>
@@ -7314,9 +7176,8 @@
       <w:r>
         <w:rPr>
           <w:rFonts w:ascii="Times New Roman" w:eastAsia="宋体" w:hAnsi="Times New Roman"/>
-          <w:b/>
-          <w:sz w:val="21"/>
-          <w:u w:val="thick"/>
+          <w:sz w:val="21"/>
+          <w:bdr w:val="single" w:sz="8" w:space="0" w:color="auto"/>
           <w:lang w:eastAsia="zh-CN"/>
         </w:rPr>
         <w:t>雷电</w:t>
@@ -7332,9 +7193,8 @@
       <w:r>
         <w:rPr>
           <w:rFonts w:ascii="Times New Roman" w:eastAsia="宋体" w:hAnsi="Times New Roman"/>
-          <w:b/>
-          <w:sz w:val="21"/>
-          <w:u w:val="thick"/>
+          <w:sz w:val="21"/>
+          <w:bdr w:val="single" w:sz="8" w:space="0" w:color="auto"/>
           <w:lang w:eastAsia="zh-CN"/>
         </w:rPr>
         <w:t>命名了正电荷和负电荷</w:t>
@@ -7425,9 +7285,8 @@
       <w:r>
         <w:rPr>
           <w:rFonts w:ascii="Times New Roman" w:eastAsia="宋体" w:hAnsi="Times New Roman"/>
-          <w:b/>
-          <w:sz w:val="21"/>
-          <w:u w:val="thick"/>
+          <w:sz w:val="21"/>
+          <w:bdr w:val="single" w:sz="8" w:space="0" w:color="auto"/>
           <w:lang w:eastAsia="zh-CN"/>
         </w:rPr>
         <w:t>1785</w:t>
@@ -7435,9 +7294,8 @@
       <w:r>
         <w:rPr>
           <w:rFonts w:ascii="Times New Roman" w:eastAsia="宋体" w:hAnsi="Times New Roman"/>
-          <w:b/>
-          <w:sz w:val="21"/>
-          <w:u w:val="thick"/>
+          <w:sz w:val="21"/>
+          <w:bdr w:val="single" w:sz="8" w:space="0" w:color="auto"/>
           <w:lang w:eastAsia="zh-CN"/>
         </w:rPr>
         <w:t>年</w:t>
@@ -7453,9 +7311,8 @@
       <w:r>
         <w:rPr>
           <w:rFonts w:ascii="Times New Roman" w:eastAsia="宋体" w:hAnsi="Times New Roman"/>
-          <w:b/>
-          <w:sz w:val="21"/>
-          <w:u w:val="thick"/>
+          <w:sz w:val="21"/>
+          <w:bdr w:val="single" w:sz="8" w:space="0" w:color="auto"/>
           <w:lang w:eastAsia="zh-CN"/>
         </w:rPr>
         <w:t>库仑</w:t>
@@ -7471,9 +7328,8 @@
       <w:r>
         <w:rPr>
           <w:rFonts w:ascii="Times New Roman" w:eastAsia="宋体" w:hAnsi="Times New Roman"/>
-          <w:b/>
-          <w:sz w:val="21"/>
-          <w:u w:val="thick"/>
+          <w:sz w:val="21"/>
+          <w:bdr w:val="single" w:sz="8" w:space="0" w:color="auto"/>
           <w:lang w:eastAsia="zh-CN"/>
         </w:rPr>
         <w:t>扭秤实验</w:t>
@@ -7489,9 +7345,8 @@
       <w:r>
         <w:rPr>
           <w:rFonts w:ascii="Times New Roman" w:eastAsia="宋体" w:hAnsi="Times New Roman"/>
-          <w:b/>
-          <w:sz w:val="21"/>
-          <w:u w:val="thick"/>
+          <w:sz w:val="21"/>
+          <w:bdr w:val="single" w:sz="8" w:space="0" w:color="auto"/>
           <w:lang w:eastAsia="zh-CN"/>
         </w:rPr>
         <w:t>库仑定律</w:t>
@@ -7590,9 +7445,8 @@
       <w:r>
         <w:rPr>
           <w:rFonts w:ascii="Times New Roman" w:eastAsia="宋体" w:hAnsi="Times New Roman"/>
-          <w:b/>
-          <w:sz w:val="21"/>
-          <w:u w:val="thick"/>
+          <w:sz w:val="21"/>
+          <w:bdr w:val="single" w:sz="8" w:space="0" w:color="auto"/>
           <w:lang w:eastAsia="zh-CN"/>
         </w:rPr>
         <w:t>密立根</w:t>
@@ -7608,9 +7462,8 @@
       <w:r>
         <w:rPr>
           <w:rFonts w:ascii="Times New Roman" w:eastAsia="宋体" w:hAnsi="Times New Roman"/>
-          <w:b/>
-          <w:sz w:val="21"/>
-          <w:u w:val="thick"/>
+          <w:sz w:val="21"/>
+          <w:bdr w:val="single" w:sz="8" w:space="0" w:color="auto"/>
           <w:lang w:eastAsia="zh-CN"/>
         </w:rPr>
         <w:t>测得</w:t>
@@ -7626,9 +7479,8 @@
       <w:r>
         <w:rPr>
           <w:rFonts w:ascii="Times New Roman" w:eastAsia="宋体" w:hAnsi="Times New Roman"/>
-          <w:b/>
-          <w:sz w:val="21"/>
-          <w:u w:val="thick"/>
+          <w:sz w:val="21"/>
+          <w:bdr w:val="single" w:sz="8" w:space="0" w:color="auto"/>
           <w:lang w:eastAsia="zh-CN"/>
         </w:rPr>
         <w:t>诺贝尔物理学奖</w:t>
@@ -7752,9 +7604,8 @@
       <w:r>
         <w:rPr>
           <w:rFonts w:ascii="Times New Roman" w:eastAsia="宋体" w:hAnsi="Times New Roman"/>
-          <w:b/>
-          <w:sz w:val="21"/>
-          <w:u w:val="thick"/>
+          <w:sz w:val="21"/>
+          <w:bdr w:val="single" w:sz="8" w:space="0" w:color="auto"/>
           <w:lang w:eastAsia="zh-CN"/>
         </w:rPr>
         <w:t>杜菲</w:t>
@@ -7836,9 +7687,8 @@
       <w:r>
         <w:rPr>
           <w:rFonts w:ascii="Times New Roman" w:eastAsia="宋体" w:hAnsi="Times New Roman"/>
-          <w:b/>
-          <w:sz w:val="21"/>
-          <w:u w:val="thick"/>
+          <w:sz w:val="21"/>
+          <w:bdr w:val="single" w:sz="8" w:space="0" w:color="auto"/>
           <w:lang w:eastAsia="zh-CN"/>
         </w:rPr>
         <w:t>命名正负电荷</w:t>
@@ -7888,9 +7738,8 @@
       <w:r>
         <w:rPr>
           <w:rFonts w:ascii="Times New Roman" w:eastAsia="宋体" w:hAnsi="Times New Roman"/>
-          <w:b/>
-          <w:sz w:val="21"/>
-          <w:u w:val="thick"/>
+          <w:sz w:val="21"/>
+          <w:bdr w:val="single" w:sz="8" w:space="0" w:color="auto"/>
           <w:lang w:eastAsia="zh-CN"/>
         </w:rPr>
         <w:t>库仑扭秤实验和库仑定律</w:t>
@@ -8124,9 +7973,8 @@
       <w:r>
         <w:rPr>
           <w:rFonts w:ascii="Times New Roman" w:eastAsia="宋体" w:hAnsi="Times New Roman"/>
-          <w:b/>
-          <w:sz w:val="21"/>
-          <w:u w:val="thick"/>
+          <w:sz w:val="21"/>
+          <w:bdr w:val="single" w:sz="8" w:space="0" w:color="auto"/>
           <w:lang w:eastAsia="zh-CN"/>
         </w:rPr>
         <w:t>法拉</w:t>
@@ -8135,9 +7983,8 @@
       <w:r>
         <w:rPr>
           <w:rFonts w:ascii="Times New Roman" w:eastAsia="宋体" w:hAnsi="Times New Roman"/>
-          <w:b/>
-          <w:sz w:val="21"/>
-          <w:u w:val="thick"/>
+          <w:sz w:val="21"/>
+          <w:bdr w:val="single" w:sz="8" w:space="0" w:color="auto"/>
           <w:lang w:eastAsia="zh-CN"/>
         </w:rPr>
         <w:t>第</w:t>
@@ -8162,9 +8009,8 @@
       <w:r>
         <w:rPr>
           <w:rFonts w:ascii="Times New Roman" w:eastAsia="宋体" w:hAnsi="Times New Roman"/>
-          <w:b/>
-          <w:sz w:val="21"/>
-          <w:u w:val="thick"/>
+          <w:sz w:val="21"/>
+          <w:bdr w:val="single" w:sz="8" w:space="0" w:color="auto"/>
           <w:lang w:eastAsia="zh-CN"/>
         </w:rPr>
         <w:t>电场</w:t>
@@ -8180,9 +8026,8 @@
       <w:r>
         <w:rPr>
           <w:rFonts w:ascii="Times New Roman" w:eastAsia="宋体" w:hAnsi="Times New Roman"/>
-          <w:b/>
-          <w:sz w:val="21"/>
-          <w:u w:val="thick"/>
+          <w:sz w:val="21"/>
+          <w:bdr w:val="single" w:sz="8" w:space="0" w:color="auto"/>
           <w:lang w:eastAsia="zh-CN"/>
         </w:rPr>
         <w:t>电场线</w:t>
@@ -8198,9 +8043,8 @@
       <w:r>
         <w:rPr>
           <w:rFonts w:ascii="Times New Roman" w:eastAsia="宋体" w:hAnsi="Times New Roman"/>
-          <w:b/>
-          <w:sz w:val="21"/>
-          <w:u w:val="thick"/>
+          <w:sz w:val="21"/>
+          <w:bdr w:val="single" w:sz="8" w:space="0" w:color="auto"/>
           <w:lang w:eastAsia="zh-CN"/>
         </w:rPr>
         <w:t>麦克斯韦</w:t>
@@ -8284,9 +8128,8 @@
       <w:r>
         <w:rPr>
           <w:rFonts w:ascii="Times New Roman" w:eastAsia="宋体" w:hAnsi="Times New Roman"/>
-          <w:b/>
-          <w:sz w:val="21"/>
-          <w:u w:val="thick"/>
+          <w:sz w:val="21"/>
+          <w:bdr w:val="single" w:sz="8" w:space="0" w:color="auto"/>
           <w:lang w:eastAsia="zh-CN"/>
         </w:rPr>
         <w:t>模型</w:t>
@@ -8472,9 +8315,8 @@
       <w:r>
         <w:rPr>
           <w:rFonts w:ascii="Times New Roman" w:eastAsia="宋体" w:hAnsi="Times New Roman"/>
-          <w:b/>
-          <w:sz w:val="21"/>
-          <w:u w:val="thick"/>
+          <w:sz w:val="21"/>
+          <w:bdr w:val="single" w:sz="8" w:space="0" w:color="auto"/>
           <w:lang w:eastAsia="zh-CN"/>
         </w:rPr>
         <w:t>欧姆</w:t>
@@ -8490,9 +8332,8 @@
       <w:r>
         <w:rPr>
           <w:rFonts w:ascii="Times New Roman" w:eastAsia="宋体" w:hAnsi="Times New Roman"/>
-          <w:b/>
-          <w:sz w:val="21"/>
-          <w:u w:val="thick"/>
+          <w:sz w:val="21"/>
+          <w:bdr w:val="single" w:sz="8" w:space="0" w:color="auto"/>
           <w:lang w:eastAsia="zh-CN"/>
         </w:rPr>
         <w:t>欧姆定律</w:t>
@@ -8567,9 +8408,8 @@
       <w:r>
         <w:rPr>
           <w:rFonts w:ascii="Times New Roman" w:eastAsia="宋体" w:hAnsi="Times New Roman"/>
-          <w:b/>
-          <w:sz w:val="21"/>
-          <w:u w:val="thick"/>
+          <w:sz w:val="21"/>
+          <w:bdr w:val="single" w:sz="8" w:space="0" w:color="auto"/>
           <w:lang w:eastAsia="zh-CN"/>
         </w:rPr>
         <w:t>1911</w:t>
@@ -8577,9 +8417,8 @@
       <w:r>
         <w:rPr>
           <w:rFonts w:ascii="Times New Roman" w:eastAsia="宋体" w:hAnsi="Times New Roman"/>
-          <w:b/>
-          <w:sz w:val="21"/>
-          <w:u w:val="thick"/>
+          <w:sz w:val="21"/>
+          <w:bdr w:val="single" w:sz="8" w:space="0" w:color="auto"/>
           <w:lang w:eastAsia="zh-CN"/>
         </w:rPr>
         <w:t>年</w:t>
@@ -8595,9 +8434,8 @@
       <w:r>
         <w:rPr>
           <w:rFonts w:ascii="Times New Roman" w:eastAsia="宋体" w:hAnsi="Times New Roman"/>
-          <w:b/>
-          <w:sz w:val="21"/>
-          <w:u w:val="thick"/>
+          <w:sz w:val="21"/>
+          <w:bdr w:val="single" w:sz="8" w:space="0" w:color="auto"/>
           <w:lang w:eastAsia="zh-CN"/>
         </w:rPr>
         <w:t>昂内斯</w:t>
@@ -8637,9 +8475,8 @@
       <w:r>
         <w:rPr>
           <w:rFonts w:ascii="Times New Roman" w:eastAsia="宋体" w:hAnsi="Times New Roman"/>
-          <w:b/>
-          <w:sz w:val="21"/>
-          <w:u w:val="thick"/>
+          <w:sz w:val="21"/>
+          <w:bdr w:val="single" w:sz="8" w:space="0" w:color="auto"/>
           <w:lang w:eastAsia="zh-CN"/>
         </w:rPr>
         <w:t>超导现象</w:t>
@@ -8730,9 +8567,8 @@
       <w:r>
         <w:rPr>
           <w:rFonts w:ascii="Times New Roman" w:eastAsia="宋体" w:hAnsi="Times New Roman"/>
-          <w:b/>
-          <w:sz w:val="21"/>
-          <w:u w:val="thick"/>
+          <w:sz w:val="21"/>
+          <w:bdr w:val="single" w:sz="8" w:space="0" w:color="auto"/>
           <w:lang w:eastAsia="zh-CN"/>
         </w:rPr>
         <w:t>朱经武</w:t>
@@ -8748,9 +8584,8 @@
       <w:r>
         <w:rPr>
           <w:rFonts w:ascii="Times New Roman" w:eastAsia="宋体" w:hAnsi="Times New Roman"/>
-          <w:b/>
-          <w:sz w:val="21"/>
-          <w:u w:val="thick"/>
+          <w:sz w:val="21"/>
+          <w:bdr w:val="single" w:sz="8" w:space="0" w:color="auto"/>
           <w:lang w:eastAsia="zh-CN"/>
         </w:rPr>
         <w:t>赵忠贤</w:t>
@@ -8834,9 +8669,8 @@
       <w:r>
         <w:rPr>
           <w:rFonts w:ascii="Times New Roman" w:eastAsia="宋体" w:hAnsi="Times New Roman"/>
-          <w:b/>
-          <w:sz w:val="21"/>
-          <w:u w:val="thick"/>
+          <w:sz w:val="21"/>
+          <w:bdr w:val="single" w:sz="8" w:space="0" w:color="auto"/>
           <w:lang w:eastAsia="zh-CN"/>
         </w:rPr>
         <w:t>90 K</w:t>
@@ -9048,9 +8882,8 @@
       <w:r>
         <w:rPr>
           <w:rFonts w:ascii="Times New Roman" w:eastAsia="宋体" w:hAnsi="Times New Roman"/>
-          <w:b/>
-          <w:sz w:val="21"/>
-          <w:u w:val="thick"/>
+          <w:sz w:val="21"/>
+          <w:bdr w:val="single" w:sz="8" w:space="0" w:color="auto"/>
           <w:lang w:eastAsia="zh-CN"/>
         </w:rPr>
         <w:t>焦耳定律</w:t>
@@ -9066,13 +8899,13 @@
       <m:oMath>
         <m:r>
           <m:rPr>
-            <m:sty m:val="bi"/>
+            <m:sty m:val="i"/>
           </m:rPr>
           <w:rPr>
             <w:rFonts w:ascii="Cambria Math" w:hAnsi="Cambria Math"/>
             <w:sz w:val="21"/>
             <w:szCs w:val="21"/>
-            <w:u w:val="thick"/>
+            <w:bdr w:val="single" w:sz="8" w:space="0" w:color="auto"/>
             <w:lang w:eastAsia="zh-CN"/>
           </w:rPr>
           <m:t>Q=</m:t>
@@ -9082,23 +8915,21 @@
             <m:ctrlPr>
               <w:rPr>
                 <w:rFonts w:ascii="Cambria Math" w:hAnsi="Cambria Math"/>
-                <w:b/>
                 <w:sz w:val="21"/>
                 <w:szCs w:val="21"/>
-                <w:u w:val="thick"/>
+                <w:bdr w:val="single" w:sz="8" w:space="0" w:color="auto"/>
               </w:rPr>
             </m:ctrlPr>
           </m:sSupPr>
           <m:e>
             <m:r>
               <m:rPr>
-                <m:sty m:val="bi"/>
+                <m:sty m:val="i"/>
               </m:rPr>
               <w:rPr>
                 <w:rFonts w:ascii="Cambria Math" w:hAnsi="Cambria Math"/>
                 <w:sz w:val="21"/>
                 <w:szCs w:val="21"/>
-                <w:u w:val="thick"/>
                 <w:lang w:eastAsia="zh-CN"/>
               </w:rPr>
               <m:t>I</m:t>
@@ -9107,13 +8938,12 @@
           <m:sup>
             <m:r>
               <m:rPr>
-                <m:sty m:val="bi"/>
+                <m:sty m:val="i"/>
               </m:rPr>
               <w:rPr>
                 <w:rFonts w:ascii="Cambria Math" w:hAnsi="Cambria Math"/>
                 <w:sz w:val="21"/>
                 <w:szCs w:val="21"/>
-                <w:u w:val="thick"/>
                 <w:lang w:eastAsia="zh-CN"/>
               </w:rPr>
               <m:t>2</m:t>
@@ -9122,13 +8952,13 @@
         </m:sSup>
         <m:r>
           <m:rPr>
-            <m:sty m:val="bi"/>
+            <m:sty m:val="i"/>
           </m:rPr>
           <w:rPr>
             <w:rFonts w:ascii="Cambria Math" w:hAnsi="Cambria Math"/>
             <w:sz w:val="21"/>
             <w:szCs w:val="21"/>
-            <w:u w:val="thick"/>
+            <w:bdr w:val="single" w:sz="8" w:space="0" w:color="auto"/>
             <w:lang w:eastAsia="zh-CN"/>
           </w:rPr>
           <m:t>Rt</m:t>
@@ -9145,9 +8975,8 @@
       <w:r>
         <w:rPr>
           <w:rFonts w:ascii="Times New Roman" w:eastAsia="宋体" w:hAnsi="Times New Roman"/>
-          <w:b/>
-          <w:sz w:val="21"/>
-          <w:u w:val="thick"/>
+          <w:sz w:val="21"/>
+          <w:bdr w:val="single" w:sz="8" w:space="0" w:color="auto"/>
           <w:lang w:eastAsia="zh-CN"/>
         </w:rPr>
         <w:t>焦耳</w:t>
@@ -9222,9 +9051,8 @@
       <w:r>
         <w:rPr>
           <w:rFonts w:ascii="Times New Roman" w:eastAsia="宋体" w:hAnsi="Times New Roman"/>
-          <w:b/>
-          <w:sz w:val="21"/>
-          <w:u w:val="thick"/>
+          <w:sz w:val="21"/>
+          <w:bdr w:val="single" w:sz="8" w:space="0" w:color="auto"/>
           <w:lang w:eastAsia="zh-CN"/>
         </w:rPr>
         <w:t>焦耳</w:t>
@@ -9240,9 +9068,8 @@
       <w:r>
         <w:rPr>
           <w:rFonts w:ascii="Times New Roman" w:eastAsia="宋体" w:hAnsi="Times New Roman"/>
-          <w:b/>
-          <w:sz w:val="21"/>
-          <w:u w:val="thick"/>
+          <w:sz w:val="21"/>
+          <w:bdr w:val="single" w:sz="8" w:space="0" w:color="auto"/>
           <w:lang w:eastAsia="zh-CN"/>
         </w:rPr>
         <w:t>能量守恒</w:t>
@@ -9498,9 +9325,8 @@
       <w:r>
         <w:rPr>
           <w:rFonts w:ascii="Times New Roman" w:eastAsia="宋体" w:hAnsi="Times New Roman"/>
-          <w:b/>
-          <w:sz w:val="21"/>
-          <w:u w:val="thick"/>
+          <w:sz w:val="21"/>
+          <w:bdr w:val="single" w:sz="8" w:space="0" w:color="auto"/>
           <w:lang w:eastAsia="zh-CN"/>
         </w:rPr>
         <w:t>磁石</w:t>
@@ -9516,9 +9342,8 @@
       <w:r>
         <w:rPr>
           <w:rFonts w:ascii="Times New Roman" w:eastAsia="宋体" w:hAnsi="Times New Roman"/>
-          <w:b/>
-          <w:sz w:val="21"/>
-          <w:u w:val="thick"/>
+          <w:sz w:val="21"/>
+          <w:bdr w:val="single" w:sz="8" w:space="0" w:color="auto"/>
           <w:lang w:eastAsia="zh-CN"/>
         </w:rPr>
         <w:t>指南针</w:t>
@@ -9593,9 +9418,8 @@
       <w:r>
         <w:rPr>
           <w:rFonts w:ascii="Times New Roman" w:eastAsia="宋体" w:hAnsi="Times New Roman"/>
-          <w:b/>
-          <w:sz w:val="21"/>
-          <w:u w:val="thick"/>
+          <w:sz w:val="21"/>
+          <w:bdr w:val="single" w:sz="8" w:space="0" w:color="auto"/>
           <w:lang w:eastAsia="zh-CN"/>
         </w:rPr>
         <w:t>1820</w:t>
@@ -9603,9 +9427,8 @@
       <w:r>
         <w:rPr>
           <w:rFonts w:ascii="Times New Roman" w:eastAsia="宋体" w:hAnsi="Times New Roman"/>
-          <w:b/>
-          <w:sz w:val="21"/>
-          <w:u w:val="thick"/>
+          <w:sz w:val="21"/>
+          <w:bdr w:val="single" w:sz="8" w:space="0" w:color="auto"/>
           <w:lang w:eastAsia="zh-CN"/>
         </w:rPr>
         <w:t>年</w:t>
@@ -9621,9 +9444,8 @@
       <w:r>
         <w:rPr>
           <w:rFonts w:ascii="Times New Roman" w:eastAsia="宋体" w:hAnsi="Times New Roman"/>
-          <w:b/>
-          <w:sz w:val="21"/>
-          <w:u w:val="thick"/>
+          <w:sz w:val="21"/>
+          <w:bdr w:val="single" w:sz="8" w:space="0" w:color="auto"/>
           <w:lang w:eastAsia="zh-CN"/>
         </w:rPr>
         <w:t>奥斯特</w:t>
@@ -9639,9 +9461,8 @@
       <w:r>
         <w:rPr>
           <w:rFonts w:ascii="Times New Roman" w:eastAsia="宋体" w:hAnsi="Times New Roman"/>
-          <w:b/>
-          <w:sz w:val="21"/>
-          <w:u w:val="thick"/>
+          <w:sz w:val="21"/>
+          <w:bdr w:val="single" w:sz="8" w:space="0" w:color="auto"/>
           <w:lang w:eastAsia="zh-CN"/>
         </w:rPr>
         <w:t>电流的磁效应</w:t>
@@ -9741,9 +9562,8 @@
       <w:r>
         <w:rPr>
           <w:rFonts w:ascii="Times New Roman" w:eastAsia="宋体" w:hAnsi="Times New Roman"/>
-          <w:b/>
-          <w:sz w:val="21"/>
-          <w:u w:val="thick"/>
+          <w:sz w:val="21"/>
+          <w:bdr w:val="single" w:sz="8" w:space="0" w:color="auto"/>
           <w:lang w:eastAsia="zh-CN"/>
         </w:rPr>
         <w:t>安培</w:t>
@@ -9768,9 +9588,8 @@
       <w:r>
         <w:rPr>
           <w:rFonts w:ascii="Times New Roman" w:eastAsia="宋体" w:hAnsi="Times New Roman"/>
-          <w:b/>
-          <w:sz w:val="21"/>
-          <w:u w:val="thick"/>
+          <w:sz w:val="21"/>
+          <w:bdr w:val="single" w:sz="8" w:space="0" w:color="auto"/>
           <w:lang w:eastAsia="zh-CN"/>
         </w:rPr>
         <w:t>「分子电流」假说</w:t>
@@ -9786,9 +9605,8 @@
       <w:r>
         <w:rPr>
           <w:rFonts w:ascii="Times New Roman" w:eastAsia="宋体" w:hAnsi="Times New Roman"/>
-          <w:b/>
-          <w:sz w:val="21"/>
-          <w:u w:val="thick"/>
+          <w:sz w:val="21"/>
+          <w:bdr w:val="single" w:sz="8" w:space="0" w:color="auto"/>
           <w:lang w:eastAsia="zh-CN"/>
         </w:rPr>
         <w:t>安培定则</w:t>
@@ -9863,9 +9681,8 @@
       <w:r>
         <w:rPr>
           <w:rFonts w:ascii="Times New Roman" w:eastAsia="宋体" w:hAnsi="Times New Roman"/>
-          <w:b/>
-          <w:sz w:val="21"/>
-          <w:u w:val="thick"/>
+          <w:sz w:val="21"/>
+          <w:bdr w:val="single" w:sz="8" w:space="0" w:color="auto"/>
           <w:lang w:eastAsia="zh-CN"/>
         </w:rPr>
         <w:t>法拉第</w:t>
@@ -9931,9 +9748,8 @@
       <w:r>
         <w:rPr>
           <w:rFonts w:ascii="Times New Roman" w:eastAsia="宋体" w:hAnsi="Times New Roman"/>
-          <w:b/>
-          <w:sz w:val="21"/>
-          <w:u w:val="thick"/>
+          <w:sz w:val="21"/>
+          <w:bdr w:val="single" w:sz="8" w:space="0" w:color="auto"/>
           <w:lang w:eastAsia="zh-CN"/>
         </w:rPr>
         <w:t>1831</w:t>
@@ -9941,9 +9757,8 @@
       <w:r>
         <w:rPr>
           <w:rFonts w:ascii="Times New Roman" w:eastAsia="宋体" w:hAnsi="Times New Roman"/>
-          <w:b/>
-          <w:sz w:val="21"/>
-          <w:u w:val="thick"/>
+          <w:sz w:val="21"/>
+          <w:bdr w:val="single" w:sz="8" w:space="0" w:color="auto"/>
           <w:lang w:eastAsia="zh-CN"/>
         </w:rPr>
         <w:t>年</w:t>
@@ -9951,9 +9766,8 @@
       <w:r>
         <w:rPr>
           <w:rFonts w:ascii="Times New Roman" w:eastAsia="宋体" w:hAnsi="Times New Roman"/>
-          <w:b/>
-          <w:sz w:val="21"/>
-          <w:u w:val="thick"/>
+          <w:sz w:val="21"/>
+          <w:bdr w:val="single" w:sz="8" w:space="0" w:color="auto"/>
           <w:lang w:eastAsia="zh-CN"/>
         </w:rPr>
         <w:t>8</w:t>
@@ -9961,9 +9775,8 @@
       <w:r>
         <w:rPr>
           <w:rFonts w:ascii="Times New Roman" w:eastAsia="宋体" w:hAnsi="Times New Roman"/>
-          <w:b/>
-          <w:sz w:val="21"/>
-          <w:u w:val="thick"/>
+          <w:sz w:val="21"/>
+          <w:bdr w:val="single" w:sz="8" w:space="0" w:color="auto"/>
           <w:lang w:eastAsia="zh-CN"/>
         </w:rPr>
         <w:t>月</w:t>
@@ -9971,9 +9784,8 @@
       <w:r>
         <w:rPr>
           <w:rFonts w:ascii="Times New Roman" w:eastAsia="宋体" w:hAnsi="Times New Roman"/>
-          <w:b/>
-          <w:sz w:val="21"/>
-          <w:u w:val="thick"/>
+          <w:sz w:val="21"/>
+          <w:bdr w:val="single" w:sz="8" w:space="0" w:color="auto"/>
           <w:lang w:eastAsia="zh-CN"/>
         </w:rPr>
         <w:t>29</w:t>
@@ -9981,9 +9793,8 @@
       <w:r>
         <w:rPr>
           <w:rFonts w:ascii="Times New Roman" w:eastAsia="宋体" w:hAnsi="Times New Roman"/>
-          <w:b/>
-          <w:sz w:val="21"/>
-          <w:u w:val="thick"/>
+          <w:sz w:val="21"/>
+          <w:bdr w:val="single" w:sz="8" w:space="0" w:color="auto"/>
           <w:lang w:eastAsia="zh-CN"/>
         </w:rPr>
         <w:t>日</w:t>
@@ -10017,9 +9828,8 @@
       <w:r>
         <w:rPr>
           <w:rFonts w:ascii="Times New Roman" w:eastAsia="宋体" w:hAnsi="Times New Roman"/>
-          <w:b/>
-          <w:sz w:val="21"/>
-          <w:u w:val="thick"/>
+          <w:sz w:val="21"/>
+          <w:bdr w:val="single" w:sz="8" w:space="0" w:color="auto"/>
           <w:lang w:eastAsia="zh-CN"/>
         </w:rPr>
         <w:t>变化、运动的过程</w:t>
@@ -10102,9 +9912,8 @@
       <w:r>
         <w:rPr>
           <w:rFonts w:ascii="Times New Roman" w:eastAsia="宋体" w:hAnsi="Times New Roman"/>
-          <w:b/>
-          <w:sz w:val="21"/>
-          <w:u w:val="thick"/>
+          <w:sz w:val="21"/>
+          <w:bdr w:val="single" w:sz="8" w:space="0" w:color="auto"/>
           <w:lang w:eastAsia="zh-CN"/>
         </w:rPr>
         <w:t>麦克斯韦</w:t>
@@ -10120,9 +9929,8 @@
       <w:r>
         <w:rPr>
           <w:rFonts w:ascii="Times New Roman" w:eastAsia="宋体" w:hAnsi="Times New Roman"/>
-          <w:b/>
-          <w:sz w:val="21"/>
-          <w:u w:val="thick"/>
+          <w:sz w:val="21"/>
+          <w:bdr w:val="single" w:sz="8" w:space="0" w:color="auto"/>
           <w:lang w:eastAsia="zh-CN"/>
         </w:rPr>
         <w:t>经典电磁场理论</w:t>
@@ -10138,9 +9946,8 @@
       <w:r>
         <w:rPr>
           <w:rFonts w:ascii="Times New Roman" w:eastAsia="宋体" w:hAnsi="Times New Roman"/>
-          <w:b/>
-          <w:sz w:val="21"/>
-          <w:u w:val="thick"/>
+          <w:sz w:val="21"/>
+          <w:bdr w:val="single" w:sz="8" w:space="0" w:color="auto"/>
           <w:lang w:eastAsia="zh-CN"/>
         </w:rPr>
         <w:t>电磁波</w:t>
@@ -10156,9 +9963,8 @@
       <w:r>
         <w:rPr>
           <w:rFonts w:ascii="Times New Roman" w:eastAsia="宋体" w:hAnsi="Times New Roman"/>
-          <w:b/>
-          <w:sz w:val="21"/>
-          <w:u w:val="thick"/>
+          <w:sz w:val="21"/>
+          <w:bdr w:val="single" w:sz="8" w:space="0" w:color="auto"/>
           <w:lang w:eastAsia="zh-CN"/>
         </w:rPr>
         <w:t>光是电磁波</w:t>
@@ -10174,9 +9980,8 @@
       <w:r>
         <w:rPr>
           <w:rFonts w:ascii="Times New Roman" w:eastAsia="宋体" w:hAnsi="Times New Roman"/>
-          <w:b/>
-          <w:sz w:val="21"/>
-          <w:u w:val="thick"/>
+          <w:sz w:val="21"/>
+          <w:bdr w:val="single" w:sz="8" w:space="0" w:color="auto"/>
           <w:lang w:eastAsia="zh-CN"/>
         </w:rPr>
         <w:t>1886</w:t>
@@ -10184,9 +9989,8 @@
       <w:r>
         <w:rPr>
           <w:rFonts w:ascii="Times New Roman" w:eastAsia="宋体" w:hAnsi="Times New Roman"/>
-          <w:b/>
-          <w:sz w:val="21"/>
-          <w:u w:val="thick"/>
+          <w:sz w:val="21"/>
+          <w:bdr w:val="single" w:sz="8" w:space="0" w:color="auto"/>
           <w:lang w:eastAsia="zh-CN"/>
         </w:rPr>
         <w:t>年</w:t>
@@ -10202,9 +10006,8 @@
       <w:r>
         <w:rPr>
           <w:rFonts w:ascii="Times New Roman" w:eastAsia="宋体" w:hAnsi="Times New Roman"/>
-          <w:b/>
-          <w:sz w:val="21"/>
-          <w:u w:val="thick"/>
+          <w:sz w:val="21"/>
+          <w:bdr w:val="single" w:sz="8" w:space="0" w:color="auto"/>
           <w:lang w:eastAsia="zh-CN"/>
         </w:rPr>
         <w:t>赫兹</w:t>
@@ -10220,9 +10023,8 @@
       <w:r>
         <w:rPr>
           <w:rFonts w:ascii="Times New Roman" w:eastAsia="宋体" w:hAnsi="Times New Roman"/>
-          <w:b/>
-          <w:sz w:val="21"/>
-          <w:u w:val="thick"/>
+          <w:sz w:val="21"/>
+          <w:bdr w:val="single" w:sz="8" w:space="0" w:color="auto"/>
           <w:lang w:eastAsia="zh-CN"/>
         </w:rPr>
         <w:t>反射、折射、干涉、偏振、衍射</w:t>
@@ -10297,9 +10099,8 @@
       <w:r>
         <w:rPr>
           <w:rFonts w:ascii="Times New Roman" w:eastAsia="宋体" w:hAnsi="Times New Roman"/>
-          <w:b/>
-          <w:sz w:val="21"/>
-          <w:u w:val="thick"/>
+          <w:sz w:val="21"/>
+          <w:bdr w:val="single" w:sz="8" w:space="0" w:color="auto"/>
           <w:lang w:eastAsia="zh-CN"/>
         </w:rPr>
         <w:t>1900</w:t>
@@ -10307,9 +10108,8 @@
       <w:r>
         <w:rPr>
           <w:rFonts w:ascii="Times New Roman" w:eastAsia="宋体" w:hAnsi="Times New Roman"/>
-          <w:b/>
-          <w:sz w:val="21"/>
-          <w:u w:val="thick"/>
+          <w:sz w:val="21"/>
+          <w:bdr w:val="single" w:sz="8" w:space="0" w:color="auto"/>
           <w:lang w:eastAsia="zh-CN"/>
         </w:rPr>
         <w:t>年底</w:t>
@@ -10325,9 +10125,8 @@
       <w:r>
         <w:rPr>
           <w:rFonts w:ascii="Times New Roman" w:eastAsia="宋体" w:hAnsi="Times New Roman"/>
-          <w:b/>
-          <w:sz w:val="21"/>
-          <w:u w:val="thick"/>
+          <w:sz w:val="21"/>
+          <w:bdr w:val="single" w:sz="8" w:space="0" w:color="auto"/>
           <w:lang w:eastAsia="zh-CN"/>
         </w:rPr>
         <w:t>普朗克</w:t>
@@ -10376,9 +10175,8 @@
       <w:r>
         <w:rPr>
           <w:rFonts w:ascii="Times New Roman" w:eastAsia="宋体" w:hAnsi="Times New Roman"/>
-          <w:b/>
-          <w:sz w:val="21"/>
-          <w:u w:val="thick"/>
+          <w:sz w:val="21"/>
+          <w:bdr w:val="single" w:sz="8" w:space="0" w:color="auto"/>
           <w:lang w:eastAsia="zh-CN"/>
         </w:rPr>
         <w:t>能量子</w:t>
@@ -10386,13 +10184,13 @@
       <m:oMath>
         <m:r>
           <m:rPr>
-            <m:sty m:val="bi"/>
+            <m:sty m:val="i"/>
           </m:rPr>
           <w:rPr>
             <w:rFonts w:ascii="Cambria Math" w:hAnsi="Cambria Math"/>
             <w:sz w:val="21"/>
             <w:szCs w:val="21"/>
-            <w:u w:val="thick"/>
+            <w:bdr w:val="single" w:sz="8" w:space="0" w:color="auto"/>
             <w:lang w:eastAsia="zh-CN"/>
           </w:rPr>
           <m:t>ε=hν</m:t>
@@ -10503,9 +10301,8 @@
       <w:r>
         <w:rPr>
           <w:rFonts w:ascii="Times New Roman" w:eastAsia="宋体" w:hAnsi="Times New Roman"/>
-          <w:b/>
-          <w:sz w:val="21"/>
-          <w:u w:val="thick"/>
+          <w:sz w:val="21"/>
+          <w:bdr w:val="single" w:sz="8" w:space="0" w:color="auto"/>
           <w:lang w:eastAsia="zh-CN"/>
         </w:rPr>
         <w:t>弗莱</w:t>
@@ -10514,9 +10311,8 @@
       <w:r>
         <w:rPr>
           <w:rFonts w:ascii="Times New Roman" w:eastAsia="宋体" w:hAnsi="Times New Roman"/>
-          <w:b/>
-          <w:sz w:val="21"/>
-          <w:u w:val="thick"/>
+          <w:sz w:val="21"/>
+          <w:bdr w:val="single" w:sz="8" w:space="0" w:color="auto"/>
           <w:lang w:eastAsia="zh-CN"/>
         </w:rPr>
         <w:t>明左手定则</w:t>
@@ -10573,9 +10369,8 @@
       <w:r>
         <w:rPr>
           <w:rFonts w:ascii="Times New Roman" w:eastAsia="宋体" w:hAnsi="Times New Roman"/>
-          <w:b/>
-          <w:sz w:val="21"/>
-          <w:u w:val="thick"/>
+          <w:sz w:val="21"/>
+          <w:bdr w:val="single" w:sz="8" w:space="0" w:color="auto"/>
           <w:lang w:eastAsia="zh-CN"/>
         </w:rPr>
         <w:t>「天眼之父」的南仁东</w:t>
@@ -10607,9 +10402,8 @@
       <w:r>
         <w:rPr>
           <w:rFonts w:ascii="Times New Roman" w:eastAsia="宋体" w:hAnsi="Times New Roman"/>
-          <w:b/>
-          <w:sz w:val="21"/>
-          <w:u w:val="thick"/>
+          <w:sz w:val="21"/>
+          <w:bdr w:val="single" w:sz="8" w:space="0" w:color="auto"/>
           <w:lang w:eastAsia="zh-CN"/>
         </w:rPr>
         <w:t>FAST</w:t>
@@ -10871,9 +10665,8 @@
       <w:r>
         <w:rPr>
           <w:rFonts w:ascii="Times New Roman" w:eastAsia="宋体" w:hAnsi="Times New Roman"/>
-          <w:b/>
-          <w:sz w:val="21"/>
-          <w:u w:val="thick"/>
+          <w:sz w:val="21"/>
+          <w:bdr w:val="single" w:sz="8" w:space="0" w:color="auto"/>
           <w:lang w:eastAsia="zh-CN"/>
         </w:rPr>
         <w:t>笛卡</w:t>
@@ -10882,9 +10675,8 @@
       <w:r>
         <w:rPr>
           <w:rFonts w:ascii="Times New Roman" w:eastAsia="宋体" w:hAnsi="Times New Roman"/>
-          <w:b/>
-          <w:sz w:val="21"/>
-          <w:u w:val="thick"/>
+          <w:sz w:val="21"/>
+          <w:bdr w:val="single" w:sz="8" w:space="0" w:color="auto"/>
           <w:lang w:eastAsia="zh-CN"/>
         </w:rPr>
         <w:t>儿</w:t>
@@ -10933,9 +10725,8 @@
       <w:r>
         <w:rPr>
           <w:rFonts w:ascii="Times New Roman" w:eastAsia="宋体" w:hAnsi="Times New Roman"/>
-          <w:b/>
-          <w:sz w:val="21"/>
-          <w:u w:val="thick"/>
+          <w:sz w:val="21"/>
+          <w:bdr w:val="single" w:sz="8" w:space="0" w:color="auto"/>
           <w:lang w:eastAsia="zh-CN"/>
         </w:rPr>
         <w:t>动量守恒定律的雏形</w:t>
@@ -10951,9 +10742,8 @@
       <w:r>
         <w:rPr>
           <w:rFonts w:ascii="Times New Roman" w:eastAsia="宋体" w:hAnsi="Times New Roman"/>
-          <w:b/>
-          <w:sz w:val="21"/>
-          <w:u w:val="thick"/>
+          <w:sz w:val="21"/>
+          <w:bdr w:val="single" w:sz="8" w:space="0" w:color="auto"/>
           <w:lang w:eastAsia="zh-CN"/>
         </w:rPr>
         <w:t>莱布尼兹</w:t>
@@ -10985,9 +10775,8 @@
       <w:r>
         <w:rPr>
           <w:rFonts w:ascii="Times New Roman" w:eastAsia="宋体" w:hAnsi="Times New Roman"/>
-          <w:b/>
-          <w:sz w:val="21"/>
-          <w:u w:val="thick"/>
+          <w:sz w:val="21"/>
+          <w:bdr w:val="single" w:sz="8" w:space="0" w:color="auto"/>
           <w:lang w:eastAsia="zh-CN"/>
         </w:rPr>
         <w:t>达兰贝尔</w:t>
@@ -11062,9 +10851,8 @@
       <w:r>
         <w:rPr>
           <w:rFonts w:ascii="Times New Roman" w:eastAsia="宋体" w:hAnsi="Times New Roman"/>
-          <w:b/>
-          <w:sz w:val="21"/>
-          <w:u w:val="thick"/>
+          <w:sz w:val="21"/>
+          <w:bdr w:val="single" w:sz="8" w:space="0" w:color="auto"/>
           <w:lang w:eastAsia="zh-CN"/>
         </w:rPr>
         <w:t>惠更斯</w:t>
@@ -11113,9 +10901,8 @@
       <w:r>
         <w:rPr>
           <w:rFonts w:ascii="Times New Roman" w:eastAsia="宋体" w:hAnsi="Times New Roman"/>
-          <w:b/>
-          <w:sz w:val="21"/>
-          <w:u w:val="thick"/>
+          <w:sz w:val="21"/>
+          <w:bdr w:val="single" w:sz="8" w:space="0" w:color="auto"/>
           <w:lang w:eastAsia="zh-CN"/>
         </w:rPr>
         <w:t>查德威克</w:t>
@@ -11139,9 +10926,8 @@
       <w:r>
         <w:rPr>
           <w:rFonts w:ascii="Times New Roman" w:eastAsia="宋体" w:hAnsi="Times New Roman"/>
-          <w:b/>
-          <w:sz w:val="21"/>
-          <w:u w:val="thick"/>
+          <w:sz w:val="21"/>
+          <w:bdr w:val="single" w:sz="8" w:space="0" w:color="auto"/>
           <w:lang w:eastAsia="zh-CN"/>
         </w:rPr>
         <w:t>动量守恒</w:t>
@@ -11369,9 +11155,8 @@
       <w:r>
         <w:rPr>
           <w:rFonts w:ascii="Times New Roman" w:eastAsia="宋体" w:hAnsi="Times New Roman"/>
-          <w:b/>
-          <w:sz w:val="21"/>
-          <w:u w:val="thick"/>
+          <w:sz w:val="21"/>
+          <w:bdr w:val="single" w:sz="8" w:space="0" w:color="auto"/>
           <w:lang w:eastAsia="zh-CN"/>
         </w:rPr>
         <w:t>伽利略</w:t>
@@ -11387,9 +11172,8 @@
       <w:r>
         <w:rPr>
           <w:rFonts w:ascii="Times New Roman" w:eastAsia="宋体" w:hAnsi="Times New Roman"/>
-          <w:b/>
-          <w:sz w:val="21"/>
-          <w:u w:val="thick"/>
+          <w:sz w:val="21"/>
+          <w:bdr w:val="single" w:sz="8" w:space="0" w:color="auto"/>
           <w:lang w:eastAsia="zh-CN"/>
         </w:rPr>
         <w:t>小振幅条件下的近似等时性</w:t>
@@ -11446,9 +11230,8 @@
       <w:r>
         <w:rPr>
           <w:rFonts w:ascii="Times New Roman" w:eastAsia="宋体" w:hAnsi="Times New Roman"/>
-          <w:b/>
-          <w:sz w:val="21"/>
-          <w:u w:val="thick"/>
+          <w:sz w:val="21"/>
+          <w:bdr w:val="single" w:sz="8" w:space="0" w:color="auto"/>
           <w:lang w:eastAsia="zh-CN"/>
         </w:rPr>
         <w:t>惠更斯</w:t>
@@ -11464,26 +11247,26 @@
       <m:oMath>
         <m:r>
           <m:rPr>
-            <m:sty m:val="bi"/>
+            <m:sty m:val="i"/>
           </m:rPr>
           <w:rPr>
             <w:rFonts w:ascii="Cambria Math" w:hAnsi="Cambria Math"/>
             <w:sz w:val="21"/>
             <w:szCs w:val="21"/>
-            <w:u w:val="thick"/>
+            <w:bdr w:val="single" w:sz="8" w:space="0" w:color="auto"/>
             <w:lang w:eastAsia="zh-CN"/>
           </w:rPr>
           <m:t>T=2</m:t>
         </m:r>
         <m:r>
           <m:rPr>
-            <m:sty m:val="bi"/>
+            <m:sty m:val="i"/>
           </m:rPr>
           <w:rPr>
             <w:rFonts w:ascii="Cambria Math" w:hAnsi="Cambria Math"/>
             <w:sz w:val="21"/>
             <w:szCs w:val="21"/>
-            <w:u w:val="thick"/>
+            <w:bdr w:val="single" w:sz="8" w:space="0" w:color="auto"/>
             <w:lang w:eastAsia="zh-CN"/>
           </w:rPr>
           <m:t>π</m:t>
@@ -11494,10 +11277,9 @@
             <m:ctrlPr>
               <w:rPr>
                 <w:rFonts w:ascii="Cambria Math" w:hAnsi="Cambria Math"/>
-                <w:b/>
                 <w:sz w:val="21"/>
                 <w:szCs w:val="21"/>
-                <w:u w:val="thick"/>
+                <w:bdr w:val="single" w:sz="8" w:space="0" w:color="auto"/>
               </w:rPr>
             </m:ctrlPr>
           </m:radPr>
@@ -11505,13 +11287,12 @@
           <m:e>
             <m:r>
               <m:rPr>
-                <m:sty m:val="bi"/>
+                <m:sty m:val="i"/>
               </m:rPr>
               <w:rPr>
                 <w:rFonts w:ascii="Cambria Math" w:hAnsi="Cambria Math"/>
                 <w:sz w:val="21"/>
                 <w:szCs w:val="21"/>
-                <w:u w:val="thick"/>
                 <w:lang w:eastAsia="zh-CN"/>
               </w:rPr>
               <m:t>l/g</m:t>
@@ -11546,9 +11327,8 @@
       <w:r>
         <w:rPr>
           <w:rFonts w:ascii="Times New Roman" w:eastAsia="宋体" w:hAnsi="Times New Roman"/>
-          <w:b/>
-          <w:sz w:val="21"/>
-          <w:u w:val="thick"/>
+          <w:sz w:val="21"/>
+          <w:bdr w:val="single" w:sz="8" w:space="0" w:color="auto"/>
           <w:lang w:eastAsia="zh-CN"/>
         </w:rPr>
         <w:t>摆钟</w:t>
@@ -11631,9 +11411,8 @@
       <w:r>
         <w:rPr>
           <w:rFonts w:ascii="Times New Roman" w:eastAsia="宋体" w:hAnsi="Times New Roman"/>
-          <w:b/>
-          <w:sz w:val="21"/>
-          <w:u w:val="thick"/>
+          <w:sz w:val="21"/>
+          <w:bdr w:val="single" w:sz="8" w:space="0" w:color="auto"/>
           <w:lang w:eastAsia="zh-CN"/>
         </w:rPr>
         <w:t>小振幅（小偏角）近似</w:t>
@@ -11819,9 +11598,8 @@
       <w:r>
         <w:rPr>
           <w:rFonts w:ascii="Times New Roman" w:eastAsia="宋体" w:hAnsi="Times New Roman"/>
-          <w:b/>
-          <w:sz w:val="21"/>
-          <w:u w:val="thick"/>
+          <w:sz w:val="21"/>
+          <w:bdr w:val="single" w:sz="8" w:space="0" w:color="auto"/>
           <w:lang w:eastAsia="zh-CN"/>
         </w:rPr>
         <w:t>1842</w:t>
@@ -11829,9 +11607,8 @@
       <w:r>
         <w:rPr>
           <w:rFonts w:ascii="Times New Roman" w:eastAsia="宋体" w:hAnsi="Times New Roman"/>
-          <w:b/>
-          <w:sz w:val="21"/>
-          <w:u w:val="thick"/>
+          <w:sz w:val="21"/>
+          <w:bdr w:val="single" w:sz="8" w:space="0" w:color="auto"/>
           <w:lang w:eastAsia="zh-CN"/>
         </w:rPr>
         <w:t>年</w:t>
@@ -11847,9 +11624,8 @@
       <w:r>
         <w:rPr>
           <w:rFonts w:ascii="Times New Roman" w:eastAsia="宋体" w:hAnsi="Times New Roman"/>
-          <w:b/>
-          <w:sz w:val="21"/>
-          <w:u w:val="thick"/>
+          <w:sz w:val="21"/>
+          <w:bdr w:val="single" w:sz="8" w:space="0" w:color="auto"/>
           <w:lang w:eastAsia="zh-CN"/>
         </w:rPr>
         <w:t>多普勒</w:t>
@@ -11865,9 +11641,8 @@
       <w:r>
         <w:rPr>
           <w:rFonts w:ascii="Times New Roman" w:eastAsia="宋体" w:hAnsi="Times New Roman"/>
-          <w:b/>
-          <w:sz w:val="21"/>
-          <w:u w:val="thick"/>
+          <w:sz w:val="21"/>
+          <w:bdr w:val="single" w:sz="8" w:space="0" w:color="auto"/>
           <w:lang w:eastAsia="zh-CN"/>
         </w:rPr>
         <w:t>接收到的波的频率</w:t>
@@ -11891,9 +11666,8 @@
       <w:r>
         <w:rPr>
           <w:rFonts w:ascii="Times New Roman" w:eastAsia="宋体" w:hAnsi="Times New Roman"/>
-          <w:b/>
-          <w:sz w:val="21"/>
-          <w:u w:val="thick"/>
+          <w:sz w:val="21"/>
+          <w:bdr w:val="single" w:sz="8" w:space="0" w:color="auto"/>
           <w:lang w:eastAsia="zh-CN"/>
         </w:rPr>
         <w:t>多普勒效应</w:t>
@@ -11968,9 +11742,8 @@
       <w:r>
         <w:rPr>
           <w:rFonts w:ascii="Times New Roman" w:eastAsia="宋体" w:hAnsi="Times New Roman"/>
-          <w:b/>
-          <w:sz w:val="21"/>
-          <w:u w:val="thick"/>
+          <w:sz w:val="21"/>
+          <w:bdr w:val="single" w:sz="8" w:space="0" w:color="auto"/>
           <w:lang w:eastAsia="zh-CN"/>
         </w:rPr>
         <w:t>惠更斯原理</w:t>
@@ -12260,9 +12033,8 @@
       <w:r>
         <w:rPr>
           <w:rFonts w:ascii="Times New Roman" w:eastAsia="宋体" w:hAnsi="Times New Roman"/>
-          <w:b/>
-          <w:sz w:val="21"/>
-          <w:u w:val="thick"/>
+          <w:sz w:val="21"/>
+          <w:bdr w:val="single" w:sz="8" w:space="0" w:color="auto"/>
           <w:lang w:eastAsia="zh-CN"/>
         </w:rPr>
         <w:t>牛顿支持微粒说</w:t>
@@ -12278,9 +12050,8 @@
       <w:r>
         <w:rPr>
           <w:rFonts w:ascii="Times New Roman" w:eastAsia="宋体" w:hAnsi="Times New Roman"/>
-          <w:b/>
-          <w:sz w:val="21"/>
-          <w:u w:val="thick"/>
+          <w:sz w:val="21"/>
+          <w:bdr w:val="single" w:sz="8" w:space="0" w:color="auto"/>
           <w:lang w:eastAsia="zh-CN"/>
         </w:rPr>
         <w:t>惠更斯首先提出波动说</w:t>
@@ -12312,9 +12083,8 @@
       <w:r>
         <w:rPr>
           <w:rFonts w:ascii="Times New Roman" w:eastAsia="宋体" w:hAnsi="Times New Roman"/>
-          <w:b/>
-          <w:sz w:val="21"/>
-          <w:u w:val="thick"/>
+          <w:sz w:val="21"/>
+          <w:bdr w:val="single" w:sz="8" w:space="0" w:color="auto"/>
           <w:lang w:eastAsia="zh-CN"/>
         </w:rPr>
         <w:t>干涉和衍射</w:t>
@@ -12362,9 +12132,8 @@
       <w:r>
         <w:rPr>
           <w:rFonts w:ascii="Times New Roman" w:eastAsia="宋体" w:hAnsi="Times New Roman"/>
-          <w:b/>
-          <w:sz w:val="21"/>
-          <w:u w:val="thick"/>
+          <w:sz w:val="21"/>
+          <w:bdr w:val="single" w:sz="8" w:space="0" w:color="auto"/>
           <w:lang w:eastAsia="zh-CN"/>
         </w:rPr>
         <w:t>麦克斯韦</w:t>
@@ -12380,9 +12149,8 @@
       <w:r>
         <w:rPr>
           <w:rFonts w:ascii="Times New Roman" w:eastAsia="宋体" w:hAnsi="Times New Roman"/>
-          <w:b/>
-          <w:sz w:val="21"/>
-          <w:u w:val="thick"/>
+          <w:sz w:val="21"/>
+          <w:bdr w:val="single" w:sz="8" w:space="0" w:color="auto"/>
           <w:lang w:eastAsia="zh-CN"/>
         </w:rPr>
         <w:t>光也是一种电磁波</w:t>
@@ -12457,9 +12225,8 @@
       <w:r>
         <w:rPr>
           <w:rFonts w:ascii="Times New Roman" w:eastAsia="宋体" w:hAnsi="Times New Roman"/>
-          <w:b/>
-          <w:sz w:val="21"/>
-          <w:u w:val="thick"/>
+          <w:sz w:val="21"/>
+          <w:bdr w:val="single" w:sz="8" w:space="0" w:color="auto"/>
           <w:lang w:eastAsia="zh-CN"/>
         </w:rPr>
         <w:t>1621</w:t>
@@ -12467,9 +12234,8 @@
       <w:r>
         <w:rPr>
           <w:rFonts w:ascii="Times New Roman" w:eastAsia="宋体" w:hAnsi="Times New Roman"/>
-          <w:b/>
-          <w:sz w:val="21"/>
-          <w:u w:val="thick"/>
+          <w:sz w:val="21"/>
+          <w:bdr w:val="single" w:sz="8" w:space="0" w:color="auto"/>
           <w:lang w:eastAsia="zh-CN"/>
         </w:rPr>
         <w:t>年</w:t>
@@ -12485,9 +12251,8 @@
       <w:r>
         <w:rPr>
           <w:rFonts w:ascii="Times New Roman" w:eastAsia="宋体" w:hAnsi="Times New Roman"/>
-          <w:b/>
-          <w:sz w:val="21"/>
-          <w:u w:val="thick"/>
+          <w:sz w:val="21"/>
+          <w:bdr w:val="single" w:sz="8" w:space="0" w:color="auto"/>
           <w:lang w:eastAsia="zh-CN"/>
         </w:rPr>
         <w:t>斯涅耳</w:t>
@@ -12503,9 +12268,8 @@
       <w:r>
         <w:rPr>
           <w:rFonts w:ascii="Times New Roman" w:eastAsia="宋体" w:hAnsi="Times New Roman"/>
-          <w:b/>
-          <w:sz w:val="21"/>
-          <w:u w:val="thick"/>
+          <w:sz w:val="21"/>
+          <w:bdr w:val="single" w:sz="8" w:space="0" w:color="auto"/>
           <w:lang w:eastAsia="zh-CN"/>
         </w:rPr>
         <w:t>光的折射定律</w:t>
@@ -12580,9 +12344,8 @@
       <w:r>
         <w:rPr>
           <w:rFonts w:ascii="Times New Roman" w:eastAsia="宋体" w:hAnsi="Times New Roman"/>
-          <w:b/>
-          <w:sz w:val="21"/>
-          <w:u w:val="thick"/>
+          <w:sz w:val="21"/>
+          <w:bdr w:val="single" w:sz="8" w:space="0" w:color="auto"/>
           <w:lang w:eastAsia="zh-CN"/>
         </w:rPr>
         <w:t>1801</w:t>
@@ -12590,9 +12353,8 @@
       <w:r>
         <w:rPr>
           <w:rFonts w:ascii="Times New Roman" w:eastAsia="宋体" w:hAnsi="Times New Roman"/>
-          <w:b/>
-          <w:sz w:val="21"/>
-          <w:u w:val="thick"/>
+          <w:sz w:val="21"/>
+          <w:bdr w:val="single" w:sz="8" w:space="0" w:color="auto"/>
           <w:lang w:eastAsia="zh-CN"/>
         </w:rPr>
         <w:t>年</w:t>
@@ -12608,9 +12370,8 @@
       <w:r>
         <w:rPr>
           <w:rFonts w:ascii="Times New Roman" w:eastAsia="宋体" w:hAnsi="Times New Roman"/>
-          <w:b/>
-          <w:sz w:val="21"/>
-          <w:u w:val="thick"/>
+          <w:sz w:val="21"/>
+          <w:bdr w:val="single" w:sz="8" w:space="0" w:color="auto"/>
           <w:lang w:eastAsia="zh-CN"/>
         </w:rPr>
         <w:t>托马斯</w:t>
@@ -12618,9 +12379,8 @@
       <w:r>
         <w:rPr>
           <w:rFonts w:ascii="Times New Roman" w:eastAsia="宋体" w:hAnsi="Times New Roman"/>
-          <w:b/>
-          <w:sz w:val="21"/>
-          <w:u w:val="thick"/>
+          <w:sz w:val="21"/>
+          <w:bdr w:val="single" w:sz="8" w:space="0" w:color="auto"/>
           <w:lang w:eastAsia="zh-CN"/>
         </w:rPr>
         <w:t>·</w:t>
@@ -12628,9 +12388,8 @@
       <w:r>
         <w:rPr>
           <w:rFonts w:ascii="Times New Roman" w:eastAsia="宋体" w:hAnsi="Times New Roman"/>
-          <w:b/>
-          <w:sz w:val="21"/>
-          <w:u w:val="thick"/>
+          <w:sz w:val="21"/>
+          <w:bdr w:val="single" w:sz="8" w:space="0" w:color="auto"/>
           <w:lang w:eastAsia="zh-CN"/>
         </w:rPr>
         <w:t>杨</w:t>
@@ -12646,9 +12405,8 @@
       <w:r>
         <w:rPr>
           <w:rFonts w:ascii="Times New Roman" w:eastAsia="宋体" w:hAnsi="Times New Roman"/>
-          <w:b/>
-          <w:sz w:val="21"/>
-          <w:u w:val="thick"/>
+          <w:sz w:val="21"/>
+          <w:bdr w:val="single" w:sz="8" w:space="0" w:color="auto"/>
           <w:lang w:eastAsia="zh-CN"/>
         </w:rPr>
         <w:t>光的干涉实验</w:t>
@@ -12664,9 +12422,8 @@
       <w:r>
         <w:rPr>
           <w:rFonts w:ascii="Times New Roman" w:eastAsia="宋体" w:hAnsi="Times New Roman"/>
-          <w:b/>
-          <w:sz w:val="21"/>
-          <w:u w:val="thick"/>
+          <w:sz w:val="21"/>
+          <w:bdr w:val="single" w:sz="8" w:space="0" w:color="auto"/>
           <w:lang w:eastAsia="zh-CN"/>
         </w:rPr>
         <w:t>光是一种波</w:t>
@@ -12742,9 +12499,8 @@
       <w:r>
         <w:rPr>
           <w:rFonts w:ascii="Times New Roman" w:eastAsia="宋体" w:hAnsi="Times New Roman"/>
-          <w:b/>
-          <w:sz w:val="21"/>
-          <w:u w:val="thick"/>
+          <w:sz w:val="21"/>
+          <w:bdr w:val="single" w:sz="8" w:space="0" w:color="auto"/>
           <w:lang w:eastAsia="zh-CN"/>
         </w:rPr>
         <w:t>1818</w:t>
@@ -12752,9 +12508,8 @@
       <w:r>
         <w:rPr>
           <w:rFonts w:ascii="Times New Roman" w:eastAsia="宋体" w:hAnsi="Times New Roman"/>
-          <w:b/>
-          <w:sz w:val="21"/>
-          <w:u w:val="thick"/>
+          <w:sz w:val="21"/>
+          <w:bdr w:val="single" w:sz="8" w:space="0" w:color="auto"/>
           <w:lang w:eastAsia="zh-CN"/>
         </w:rPr>
         <w:t>年</w:t>
@@ -12770,9 +12525,8 @@
       <w:r>
         <w:rPr>
           <w:rFonts w:ascii="Times New Roman" w:eastAsia="宋体" w:hAnsi="Times New Roman"/>
-          <w:b/>
-          <w:sz w:val="21"/>
-          <w:u w:val="thick"/>
+          <w:sz w:val="21"/>
+          <w:bdr w:val="single" w:sz="8" w:space="0" w:color="auto"/>
           <w:lang w:eastAsia="zh-CN"/>
         </w:rPr>
         <w:t>菲</w:t>
@@ -12781,9 +12535,8 @@
       <w:r>
         <w:rPr>
           <w:rFonts w:ascii="Times New Roman" w:eastAsia="宋体" w:hAnsi="Times New Roman"/>
-          <w:b/>
-          <w:sz w:val="21"/>
-          <w:u w:val="thick"/>
+          <w:sz w:val="21"/>
+          <w:bdr w:val="single" w:sz="8" w:space="0" w:color="auto"/>
           <w:lang w:eastAsia="zh-CN"/>
         </w:rPr>
         <w:t>涅耳</w:t>
@@ -12808,9 +12561,8 @@
       <w:r>
         <w:rPr>
           <w:rFonts w:ascii="Times New Roman" w:eastAsia="宋体" w:hAnsi="Times New Roman"/>
-          <w:b/>
-          <w:sz w:val="21"/>
-          <w:u w:val="thick"/>
+          <w:sz w:val="21"/>
+          <w:bdr w:val="single" w:sz="8" w:space="0" w:color="auto"/>
           <w:lang w:eastAsia="zh-CN"/>
         </w:rPr>
         <w:t>泊</w:t>
@@ -12819,9 +12571,8 @@
       <w:r>
         <w:rPr>
           <w:rFonts w:ascii="Times New Roman" w:eastAsia="宋体" w:hAnsi="Times New Roman"/>
-          <w:b/>
-          <w:sz w:val="21"/>
-          <w:u w:val="thick"/>
+          <w:sz w:val="21"/>
+          <w:bdr w:val="single" w:sz="8" w:space="0" w:color="auto"/>
           <w:lang w:eastAsia="zh-CN"/>
         </w:rPr>
         <w:t>松</w:t>
@@ -12846,9 +12597,8 @@
       <w:r>
         <w:rPr>
           <w:rFonts w:ascii="Times New Roman" w:eastAsia="宋体" w:hAnsi="Times New Roman"/>
-          <w:b/>
-          <w:sz w:val="21"/>
-          <w:u w:val="thick"/>
+          <w:sz w:val="21"/>
+          <w:bdr w:val="single" w:sz="8" w:space="0" w:color="auto"/>
           <w:lang w:eastAsia="zh-CN"/>
         </w:rPr>
         <w:t>阿拉果</w:t>
@@ -12880,9 +12630,8 @@
       <w:r>
         <w:rPr>
           <w:rFonts w:ascii="Times New Roman" w:eastAsia="宋体" w:hAnsi="Times New Roman"/>
-          <w:b/>
-          <w:sz w:val="21"/>
-          <w:u w:val="thick"/>
+          <w:sz w:val="21"/>
+          <w:bdr w:val="single" w:sz="8" w:space="0" w:color="auto"/>
           <w:lang w:eastAsia="zh-CN"/>
         </w:rPr>
         <w:t>泊松亮斑</w:t>
@@ -13181,9 +12930,8 @@
       <w:r>
         <w:rPr>
           <w:rFonts w:ascii="Times New Roman" w:eastAsia="宋体" w:hAnsi="Times New Roman"/>
-          <w:b/>
-          <w:sz w:val="21"/>
-          <w:u w:val="thick"/>
+          <w:sz w:val="21"/>
+          <w:bdr w:val="single" w:sz="8" w:space="0" w:color="auto"/>
           <w:lang w:eastAsia="zh-CN"/>
         </w:rPr>
         <w:t>安培</w:t>
@@ -13208,9 +12956,8 @@
       <w:r>
         <w:rPr>
           <w:rFonts w:ascii="Times New Roman" w:eastAsia="宋体" w:hAnsi="Times New Roman"/>
-          <w:b/>
-          <w:sz w:val="21"/>
-          <w:u w:val="thick"/>
+          <w:sz w:val="21"/>
+          <w:bdr w:val="single" w:sz="8" w:space="0" w:color="auto"/>
           <w:lang w:eastAsia="zh-CN"/>
         </w:rPr>
         <w:t>安培力</w:t>
@@ -13312,9 +13059,8 @@
       <w:r>
         <w:rPr>
           <w:rFonts w:ascii="Times New Roman" w:eastAsia="宋体" w:hAnsi="Times New Roman"/>
-          <w:b/>
-          <w:sz w:val="21"/>
-          <w:u w:val="thick"/>
+          <w:sz w:val="21"/>
+          <w:bdr w:val="single" w:sz="8" w:space="0" w:color="auto"/>
           <w:lang w:eastAsia="zh-CN"/>
         </w:rPr>
         <w:t>洛</w:t>
@@ -13323,9 +13069,8 @@
       <w:r>
         <w:rPr>
           <w:rFonts w:ascii="Times New Roman" w:eastAsia="宋体" w:hAnsi="Times New Roman"/>
-          <w:b/>
-          <w:sz w:val="21"/>
-          <w:u w:val="thick"/>
+          <w:sz w:val="21"/>
+          <w:bdr w:val="single" w:sz="8" w:space="0" w:color="auto"/>
           <w:lang w:eastAsia="zh-CN"/>
         </w:rPr>
         <w:t>伦</w:t>
@@ -13334,9 +13079,8 @@
       <w:r>
         <w:rPr>
           <w:rFonts w:ascii="Times New Roman" w:eastAsia="宋体" w:hAnsi="Times New Roman"/>
-          <w:b/>
-          <w:sz w:val="21"/>
-          <w:u w:val="thick"/>
+          <w:sz w:val="21"/>
+          <w:bdr w:val="single" w:sz="8" w:space="0" w:color="auto"/>
           <w:lang w:eastAsia="zh-CN"/>
         </w:rPr>
         <w:t>兹</w:t>
@@ -13361,9 +13105,8 @@
       <w:r>
         <w:rPr>
           <w:rFonts w:ascii="Times New Roman" w:eastAsia="宋体" w:hAnsi="Times New Roman"/>
-          <w:b/>
-          <w:sz w:val="21"/>
-          <w:u w:val="thick"/>
+          <w:sz w:val="21"/>
+          <w:bdr w:val="single" w:sz="8" w:space="0" w:color="auto"/>
           <w:lang w:eastAsia="zh-CN"/>
         </w:rPr>
         <w:t>洛伦兹力</w:t>
@@ -13446,9 +13189,8 @@
       <w:r>
         <w:rPr>
           <w:rFonts w:ascii="Times New Roman" w:eastAsia="宋体" w:hAnsi="Times New Roman"/>
-          <w:b/>
-          <w:sz w:val="21"/>
-          <w:u w:val="thick"/>
+          <w:sz w:val="21"/>
+          <w:bdr w:val="single" w:sz="8" w:space="0" w:color="auto"/>
           <w:lang w:eastAsia="zh-CN"/>
         </w:rPr>
         <w:t>阿斯顿</w:t>
@@ -13464,9 +13206,8 @@
       <w:r>
         <w:rPr>
           <w:rFonts w:ascii="Times New Roman" w:eastAsia="宋体" w:hAnsi="Times New Roman"/>
-          <w:b/>
-          <w:sz w:val="21"/>
-          <w:u w:val="thick"/>
+          <w:sz w:val="21"/>
+          <w:bdr w:val="single" w:sz="8" w:space="0" w:color="auto"/>
           <w:lang w:eastAsia="zh-CN"/>
         </w:rPr>
         <w:t>质谱仪</w:t>
@@ -13482,9 +13223,8 @@
       <w:r>
         <w:rPr>
           <w:rFonts w:ascii="Times New Roman" w:eastAsia="宋体" w:hAnsi="Times New Roman"/>
-          <w:b/>
-          <w:sz w:val="21"/>
-          <w:u w:val="thick"/>
+          <w:sz w:val="21"/>
+          <w:bdr w:val="single" w:sz="8" w:space="0" w:color="auto"/>
           <w:lang w:eastAsia="zh-CN"/>
         </w:rPr>
         <w:t>氖</w:t>
@@ -13492,9 +13232,8 @@
       <w:r>
         <w:rPr>
           <w:rFonts w:ascii="Times New Roman" w:eastAsia="宋体" w:hAnsi="Times New Roman"/>
-          <w:b/>
-          <w:sz w:val="21"/>
-          <w:u w:val="thick"/>
+          <w:sz w:val="21"/>
+          <w:bdr w:val="single" w:sz="8" w:space="0" w:color="auto"/>
           <w:lang w:eastAsia="zh-CN"/>
         </w:rPr>
         <w:t>-20</w:t>
@@ -13502,9 +13241,8 @@
       <w:r>
         <w:rPr>
           <w:rFonts w:ascii="Times New Roman" w:eastAsia="宋体" w:hAnsi="Times New Roman"/>
-          <w:b/>
-          <w:sz w:val="21"/>
-          <w:u w:val="thick"/>
+          <w:sz w:val="21"/>
+          <w:bdr w:val="single" w:sz="8" w:space="0" w:color="auto"/>
           <w:lang w:eastAsia="zh-CN"/>
         </w:rPr>
         <w:t>和</w:t>
@@ -13513,9 +13251,8 @@
       <w:r>
         <w:rPr>
           <w:rFonts w:ascii="Times New Roman" w:eastAsia="宋体" w:hAnsi="Times New Roman"/>
-          <w:b/>
-          <w:sz w:val="21"/>
-          <w:u w:val="thick"/>
+          <w:sz w:val="21"/>
+          <w:bdr w:val="single" w:sz="8" w:space="0" w:color="auto"/>
           <w:lang w:eastAsia="zh-CN"/>
         </w:rPr>
         <w:t>氖</w:t>
@@ -13523,9 +13260,8 @@
       <w:r>
         <w:rPr>
           <w:rFonts w:ascii="Times New Roman" w:eastAsia="宋体" w:hAnsi="Times New Roman"/>
-          <w:b/>
-          <w:sz w:val="21"/>
-          <w:u w:val="thick"/>
+          <w:sz w:val="21"/>
+          <w:bdr w:val="single" w:sz="8" w:space="0" w:color="auto"/>
           <w:lang w:eastAsia="zh-CN"/>
         </w:rPr>
         <w:t>-</w:t>
@@ -13534,9 +13270,8 @@
       <w:r>
         <w:rPr>
           <w:rFonts w:ascii="Times New Roman" w:eastAsia="宋体" w:hAnsi="Times New Roman"/>
-          <w:b/>
-          <w:sz w:val="21"/>
-          <w:u w:val="thick"/>
+          <w:sz w:val="21"/>
+          <w:bdr w:val="single" w:sz="8" w:space="0" w:color="auto"/>
           <w:lang w:eastAsia="zh-CN"/>
         </w:rPr>
         <w:t>22</w:t>
@@ -13552,9 +13287,8 @@
       <w:r>
         <w:rPr>
           <w:rFonts w:ascii="Times New Roman" w:eastAsia="宋体" w:hAnsi="Times New Roman"/>
-          <w:b/>
-          <w:sz w:val="21"/>
-          <w:u w:val="thick"/>
+          <w:sz w:val="21"/>
+          <w:bdr w:val="single" w:sz="8" w:space="0" w:color="auto"/>
           <w:lang w:eastAsia="zh-CN"/>
         </w:rPr>
         <w:t>同位素</w:t>
@@ -13637,9 +13371,8 @@
       <w:r>
         <w:rPr>
           <w:rFonts w:ascii="Times New Roman" w:eastAsia="宋体" w:hAnsi="Times New Roman"/>
-          <w:b/>
-          <w:sz w:val="21"/>
-          <w:u w:val="thick"/>
+          <w:sz w:val="21"/>
+          <w:bdr w:val="single" w:sz="8" w:space="0" w:color="auto"/>
           <w:lang w:eastAsia="zh-CN"/>
         </w:rPr>
         <w:t>劳伦斯</w:t>
@@ -13655,9 +13388,8 @@
       <w:r>
         <w:rPr>
           <w:rFonts w:ascii="Times New Roman" w:eastAsia="宋体" w:hAnsi="Times New Roman"/>
-          <w:b/>
-          <w:sz w:val="21"/>
-          <w:u w:val="thick"/>
+          <w:sz w:val="21"/>
+          <w:bdr w:val="single" w:sz="8" w:space="0" w:color="auto"/>
           <w:lang w:eastAsia="zh-CN"/>
         </w:rPr>
         <w:t>回旋加速器</w:t>
@@ -13750,9 +13482,8 @@
       <w:r>
         <w:rPr>
           <w:rFonts w:ascii="Times New Roman" w:eastAsia="宋体" w:hAnsi="Times New Roman"/>
-          <w:b/>
-          <w:sz w:val="21"/>
-          <w:u w:val="thick"/>
+          <w:sz w:val="21"/>
+          <w:bdr w:val="single" w:sz="8" w:space="0" w:color="auto"/>
           <w:lang w:eastAsia="zh-CN"/>
         </w:rPr>
         <w:t>劳伦斯</w:t>
@@ -13785,9 +13516,8 @@
       <w:r>
         <w:rPr>
           <w:rFonts w:ascii="Times New Roman" w:eastAsia="宋体" w:hAnsi="Times New Roman"/>
-          <w:b/>
-          <w:sz w:val="21"/>
-          <w:u w:val="thick"/>
+          <w:sz w:val="21"/>
+          <w:bdr w:val="single" w:sz="8" w:space="0" w:color="auto"/>
           <w:lang w:eastAsia="zh-CN"/>
         </w:rPr>
         <w:t>洛</w:t>
@@ -13796,9 +13526,8 @@
       <w:r>
         <w:rPr>
           <w:rFonts w:ascii="Times New Roman" w:eastAsia="宋体" w:hAnsi="Times New Roman"/>
-          <w:b/>
-          <w:sz w:val="21"/>
-          <w:u w:val="thick"/>
+          <w:sz w:val="21"/>
+          <w:bdr w:val="single" w:sz="8" w:space="0" w:color="auto"/>
           <w:lang w:eastAsia="zh-CN"/>
         </w:rPr>
         <w:t>伦兹</w:t>
@@ -14002,9 +13731,8 @@
       <w:r>
         <w:rPr>
           <w:rFonts w:ascii="Times New Roman" w:eastAsia="宋体" w:hAnsi="Times New Roman"/>
-          <w:b/>
-          <w:sz w:val="21"/>
-          <w:u w:val="thick"/>
+          <w:sz w:val="21"/>
+          <w:bdr w:val="single" w:sz="8" w:space="0" w:color="auto"/>
           <w:lang w:eastAsia="zh-CN"/>
         </w:rPr>
         <w:t>1834</w:t>
@@ -14012,9 +13740,8 @@
       <w:r>
         <w:rPr>
           <w:rFonts w:ascii="Times New Roman" w:eastAsia="宋体" w:hAnsi="Times New Roman"/>
-          <w:b/>
-          <w:sz w:val="21"/>
-          <w:u w:val="thick"/>
+          <w:sz w:val="21"/>
+          <w:bdr w:val="single" w:sz="8" w:space="0" w:color="auto"/>
           <w:lang w:eastAsia="zh-CN"/>
         </w:rPr>
         <w:t>年</w:t>
@@ -14030,9 +13757,8 @@
       <w:r>
         <w:rPr>
           <w:rFonts w:ascii="Times New Roman" w:eastAsia="宋体" w:hAnsi="Times New Roman"/>
-          <w:b/>
-          <w:sz w:val="21"/>
-          <w:u w:val="thick"/>
+          <w:sz w:val="21"/>
+          <w:bdr w:val="single" w:sz="8" w:space="0" w:color="auto"/>
           <w:lang w:eastAsia="zh-CN"/>
         </w:rPr>
         <w:t>楞次</w:t>
@@ -14056,9 +13782,8 @@
       <w:r>
         <w:rPr>
           <w:rFonts w:ascii="Times New Roman" w:eastAsia="宋体" w:hAnsi="Times New Roman"/>
-          <w:b/>
-          <w:sz w:val="21"/>
-          <w:u w:val="thick"/>
+          <w:sz w:val="21"/>
+          <w:bdr w:val="single" w:sz="8" w:space="0" w:color="auto"/>
           <w:lang w:eastAsia="zh-CN"/>
         </w:rPr>
         <w:t>楞次定律</w:t>
@@ -14133,9 +13858,8 @@
       <w:r>
         <w:rPr>
           <w:rFonts w:ascii="Times New Roman" w:eastAsia="宋体" w:hAnsi="Times New Roman"/>
-          <w:b/>
-          <w:sz w:val="21"/>
-          <w:u w:val="thick"/>
+          <w:sz w:val="21"/>
+          <w:bdr w:val="single" w:sz="8" w:space="0" w:color="auto"/>
           <w:lang w:eastAsia="zh-CN"/>
         </w:rPr>
         <w:t>法拉第</w:t>
@@ -14193,9 +13917,8 @@
       <w:r>
         <w:rPr>
           <w:rFonts w:ascii="Times New Roman" w:eastAsia="宋体" w:hAnsi="Times New Roman"/>
-          <w:b/>
-          <w:sz w:val="21"/>
-          <w:u w:val="thick"/>
+          <w:sz w:val="21"/>
+          <w:bdr w:val="single" w:sz="8" w:space="0" w:color="auto"/>
           <w:lang w:eastAsia="zh-CN"/>
         </w:rPr>
         <w:t>法拉第电磁感应定律</w:t>
@@ -14203,13 +13926,13 @@
       <m:oMath>
         <m:r>
           <m:rPr>
-            <m:sty m:val="bi"/>
+            <m:sty m:val="i"/>
           </m:rPr>
           <w:rPr>
             <w:rFonts w:ascii="Cambria Math" w:hAnsi="Cambria Math"/>
             <w:sz w:val="21"/>
             <w:szCs w:val="21"/>
-            <w:u w:val="thick"/>
+            <w:bdr w:val="single" w:sz="8" w:space="0" w:color="auto"/>
             <w:lang w:eastAsia="zh-CN"/>
           </w:rPr>
           <m:t>E=n</m:t>
@@ -14219,23 +13942,21 @@
             <m:ctrlPr>
               <w:rPr>
                 <w:rFonts w:ascii="Cambria Math" w:hAnsi="Cambria Math"/>
-                <w:b/>
                 <w:sz w:val="21"/>
                 <w:szCs w:val="21"/>
-                <w:u w:val="thick"/>
+                <w:bdr w:val="single" w:sz="8" w:space="0" w:color="auto"/>
               </w:rPr>
             </m:ctrlPr>
           </m:fPr>
           <m:num>
             <m:r>
               <m:rPr>
-                <m:sty m:val="bi"/>
+                <m:sty m:val="i"/>
               </m:rPr>
               <w:rPr>
                 <w:rFonts w:ascii="Cambria Math" w:hAnsi="Cambria Math"/>
                 <w:sz w:val="21"/>
                 <w:szCs w:val="21"/>
-                <w:u w:val="thick"/>
                 <w:lang w:eastAsia="zh-CN"/>
               </w:rPr>
               <m:t>ΔΦ</m:t>
@@ -14244,13 +13965,12 @@
           <m:den>
             <m:r>
               <m:rPr>
-                <m:sty m:val="bi"/>
+                <m:sty m:val="i"/>
               </m:rPr>
               <w:rPr>
                 <w:rFonts w:ascii="Cambria Math" w:hAnsi="Cambria Math"/>
                 <w:sz w:val="21"/>
                 <w:szCs w:val="21"/>
-                <w:u w:val="thick"/>
                 <w:lang w:eastAsia="zh-CN"/>
               </w:rPr>
               <m:t>Δt</m:t>
@@ -14336,9 +14056,8 @@
       <w:r>
         <w:rPr>
           <w:rFonts w:ascii="Times New Roman" w:eastAsia="宋体" w:hAnsi="Times New Roman"/>
-          <w:b/>
-          <w:sz w:val="21"/>
-          <w:u w:val="thick"/>
+          <w:sz w:val="21"/>
+          <w:bdr w:val="single" w:sz="8" w:space="0" w:color="auto"/>
           <w:lang w:eastAsia="zh-CN"/>
         </w:rPr>
         <w:t>约瑟夫</w:t>
@@ -14346,9 +14065,8 @@
       <w:r>
         <w:rPr>
           <w:rFonts w:ascii="Times New Roman" w:eastAsia="宋体" w:hAnsi="Times New Roman"/>
-          <w:b/>
-          <w:sz w:val="21"/>
-          <w:u w:val="thick"/>
+          <w:sz w:val="21"/>
+          <w:bdr w:val="single" w:sz="8" w:space="0" w:color="auto"/>
           <w:lang w:eastAsia="zh-CN"/>
         </w:rPr>
         <w:t>·</w:t>
@@ -14356,9 +14074,8 @@
       <w:r>
         <w:rPr>
           <w:rFonts w:ascii="Times New Roman" w:eastAsia="宋体" w:hAnsi="Times New Roman"/>
-          <w:b/>
-          <w:sz w:val="21"/>
-          <w:u w:val="thick"/>
+          <w:sz w:val="21"/>
+          <w:bdr w:val="single" w:sz="8" w:space="0" w:color="auto"/>
           <w:lang w:eastAsia="zh-CN"/>
         </w:rPr>
         <w:t>亨利</w:t>
@@ -14374,9 +14091,8 @@
       <w:r>
         <w:rPr>
           <w:rFonts w:ascii="Times New Roman" w:eastAsia="宋体" w:hAnsi="Times New Roman"/>
-          <w:b/>
-          <w:sz w:val="21"/>
-          <w:u w:val="thick"/>
+          <w:sz w:val="21"/>
+          <w:bdr w:val="single" w:sz="8" w:space="0" w:color="auto"/>
           <w:lang w:eastAsia="zh-CN"/>
         </w:rPr>
         <w:t>1832</w:t>
@@ -14384,9 +14100,8 @@
       <w:r>
         <w:rPr>
           <w:rFonts w:ascii="Times New Roman" w:eastAsia="宋体" w:hAnsi="Times New Roman"/>
-          <w:b/>
-          <w:sz w:val="21"/>
-          <w:u w:val="thick"/>
+          <w:sz w:val="21"/>
+          <w:bdr w:val="single" w:sz="8" w:space="0" w:color="auto"/>
           <w:lang w:eastAsia="zh-CN"/>
         </w:rPr>
         <w:t>年</w:t>
@@ -14402,9 +14117,8 @@
       <w:r>
         <w:rPr>
           <w:rFonts w:ascii="Times New Roman" w:eastAsia="宋体" w:hAnsi="Times New Roman"/>
-          <w:b/>
-          <w:sz w:val="21"/>
-          <w:u w:val="thick"/>
+          <w:sz w:val="21"/>
+          <w:bdr w:val="single" w:sz="8" w:space="0" w:color="auto"/>
           <w:lang w:eastAsia="zh-CN"/>
         </w:rPr>
         <w:t>自感</w:t>
@@ -14503,9 +14217,8 @@
       <w:r>
         <w:rPr>
           <w:rFonts w:ascii="Times New Roman" w:eastAsia="宋体" w:hAnsi="Times New Roman"/>
-          <w:b/>
-          <w:sz w:val="21"/>
-          <w:u w:val="thick"/>
+          <w:sz w:val="21"/>
+          <w:bdr w:val="single" w:sz="8" w:space="0" w:color="auto"/>
           <w:lang w:eastAsia="zh-CN"/>
         </w:rPr>
         <w:t>1832</w:t>
@@ -14513,9 +14226,8 @@
       <w:r>
         <w:rPr>
           <w:rFonts w:ascii="Times New Roman" w:eastAsia="宋体" w:hAnsi="Times New Roman"/>
-          <w:b/>
-          <w:sz w:val="21"/>
-          <w:u w:val="thick"/>
+          <w:sz w:val="21"/>
+          <w:bdr w:val="single" w:sz="8" w:space="0" w:color="auto"/>
           <w:lang w:eastAsia="zh-CN"/>
         </w:rPr>
         <w:t>年</w:t>
@@ -14685,9 +14397,8 @@
       <w:r>
         <w:rPr>
           <w:rFonts w:ascii="Times New Roman" w:eastAsia="宋体" w:hAnsi="Times New Roman"/>
-          <w:b/>
-          <w:sz w:val="21"/>
-          <w:u w:val="thick"/>
+          <w:sz w:val="21"/>
+          <w:bdr w:val="single" w:sz="8" w:space="0" w:color="auto"/>
           <w:lang w:eastAsia="zh-CN"/>
         </w:rPr>
         <w:t>法拉第</w:t>
@@ -14703,9 +14414,8 @@
       <w:r>
         <w:rPr>
           <w:rFonts w:ascii="Times New Roman" w:eastAsia="宋体" w:hAnsi="Times New Roman"/>
-          <w:b/>
-          <w:sz w:val="21"/>
-          <w:u w:val="thick"/>
+          <w:sz w:val="21"/>
+          <w:bdr w:val="single" w:sz="8" w:space="0" w:color="auto"/>
           <w:lang w:eastAsia="zh-CN"/>
         </w:rPr>
         <w:t>发电机和变压器</w:t>
@@ -14788,9 +14498,8 @@
       <w:r>
         <w:rPr>
           <w:rFonts w:ascii="Times New Roman" w:eastAsia="宋体" w:hAnsi="Times New Roman"/>
-          <w:b/>
-          <w:sz w:val="21"/>
-          <w:u w:val="thick"/>
+          <w:sz w:val="21"/>
+          <w:bdr w:val="single" w:sz="8" w:space="0" w:color="auto"/>
           <w:lang w:eastAsia="zh-CN"/>
         </w:rPr>
         <w:t>特斯拉</w:t>
@@ -14806,9 +14515,8 @@
       <w:r>
         <w:rPr>
           <w:rFonts w:ascii="Times New Roman" w:eastAsia="宋体" w:hAnsi="Times New Roman"/>
-          <w:b/>
-          <w:sz w:val="21"/>
-          <w:u w:val="thick"/>
+          <w:sz w:val="21"/>
+          <w:bdr w:val="single" w:sz="8" w:space="0" w:color="auto"/>
           <w:lang w:eastAsia="zh-CN"/>
         </w:rPr>
         <w:t>威斯汀豪斯</w:t>
@@ -15034,9 +14742,8 @@
       <w:r>
         <w:rPr>
           <w:rFonts w:ascii="Times New Roman" w:eastAsia="宋体" w:hAnsi="Times New Roman"/>
-          <w:b/>
-          <w:sz w:val="21"/>
-          <w:u w:val="thick"/>
+          <w:sz w:val="21"/>
+          <w:bdr w:val="single" w:sz="8" w:space="0" w:color="auto"/>
           <w:lang w:eastAsia="zh-CN"/>
         </w:rPr>
         <w:t>必修三</w:t>
@@ -15045,9 +14752,8 @@
       <w:r>
         <w:rPr>
           <w:rFonts w:ascii="Times New Roman" w:eastAsia="宋体" w:hAnsi="Times New Roman"/>
-          <w:b/>
-          <w:sz w:val="21"/>
-          <w:u w:val="thick"/>
+          <w:sz w:val="21"/>
+          <w:bdr w:val="single" w:sz="8" w:space="0" w:color="auto"/>
           <w:lang w:eastAsia="zh-CN"/>
         </w:rPr>
         <w:t>13</w:t>
@@ -15056,9 +14762,8 @@
       <w:r>
         <w:rPr>
           <w:rFonts w:ascii="Times New Roman" w:eastAsia="宋体" w:hAnsi="Times New Roman"/>
-          <w:b/>
-          <w:sz w:val="21"/>
-          <w:u w:val="thick"/>
+          <w:sz w:val="21"/>
+          <w:bdr w:val="single" w:sz="8" w:space="0" w:color="auto"/>
           <w:lang w:eastAsia="zh-CN"/>
         </w:rPr>
         <w:t>.4</w:t>
@@ -15066,9 +14771,8 @@
       <w:r>
         <w:rPr>
           <w:rFonts w:ascii="Times New Roman" w:eastAsia="宋体" w:hAnsi="Times New Roman"/>
-          <w:b/>
-          <w:sz w:val="21"/>
-          <w:u w:val="thick"/>
+          <w:sz w:val="21"/>
+          <w:bdr w:val="single" w:sz="8" w:space="0" w:color="auto"/>
           <w:lang w:eastAsia="zh-CN"/>
         </w:rPr>
         <w:t>节</w:t>
@@ -15119,9 +14823,8 @@
       <w:r>
         <w:rPr>
           <w:rFonts w:ascii="Times New Roman" w:eastAsia="宋体" w:hAnsi="Times New Roman"/>
-          <w:b/>
-          <w:sz w:val="21"/>
-          <w:u w:val="thick"/>
+          <w:sz w:val="21"/>
+          <w:bdr w:val="single" w:sz="8" w:space="0" w:color="auto"/>
           <w:lang w:eastAsia="zh-CN"/>
         </w:rPr>
         <w:t>赫</w:t>
@@ -15130,9 +14833,8 @@
       <w:r>
         <w:rPr>
           <w:rFonts w:ascii="Times New Roman" w:eastAsia="宋体" w:hAnsi="Times New Roman"/>
-          <w:b/>
-          <w:sz w:val="21"/>
-          <w:u w:val="thick"/>
+          <w:sz w:val="21"/>
+          <w:bdr w:val="single" w:sz="8" w:space="0" w:color="auto"/>
           <w:lang w:eastAsia="zh-CN"/>
         </w:rPr>
         <w:t>歇尔</w:t>
@@ -15148,9 +14850,8 @@
       <w:r>
         <w:rPr>
           <w:rFonts w:ascii="Times New Roman" w:eastAsia="宋体" w:hAnsi="Times New Roman"/>
-          <w:b/>
-          <w:sz w:val="21"/>
-          <w:u w:val="thick"/>
+          <w:sz w:val="21"/>
+          <w:bdr w:val="single" w:sz="8" w:space="0" w:color="auto"/>
           <w:lang w:eastAsia="zh-CN"/>
         </w:rPr>
         <w:t>红外线</w:t>
@@ -15166,9 +14867,8 @@
       <w:r>
         <w:rPr>
           <w:rFonts w:ascii="Times New Roman" w:eastAsia="宋体" w:hAnsi="Times New Roman"/>
-          <w:b/>
-          <w:sz w:val="21"/>
-          <w:u w:val="thick"/>
+          <w:sz w:val="21"/>
+          <w:bdr w:val="single" w:sz="8" w:space="0" w:color="auto"/>
           <w:lang w:eastAsia="zh-CN"/>
         </w:rPr>
         <w:t>里特</w:t>
@@ -15184,9 +14884,8 @@
       <w:r>
         <w:rPr>
           <w:rFonts w:ascii="Times New Roman" w:eastAsia="宋体" w:hAnsi="Times New Roman"/>
-          <w:b/>
-          <w:sz w:val="21"/>
-          <w:u w:val="thick"/>
+          <w:sz w:val="21"/>
+          <w:bdr w:val="single" w:sz="8" w:space="0" w:color="auto"/>
           <w:lang w:eastAsia="zh-CN"/>
         </w:rPr>
         <w:t>紫外线</w:t>
@@ -15202,9 +14901,8 @@
       <w:r>
         <w:rPr>
           <w:rFonts w:ascii="Times New Roman" w:eastAsia="宋体" w:hAnsi="Times New Roman"/>
-          <w:b/>
-          <w:sz w:val="21"/>
-          <w:u w:val="thick"/>
+          <w:sz w:val="21"/>
+          <w:bdr w:val="single" w:sz="8" w:space="0" w:color="auto"/>
           <w:lang w:eastAsia="zh-CN"/>
         </w:rPr>
         <w:t>伦琴</w:t>
@@ -15220,9 +14918,8 @@
       <w:r>
         <w:rPr>
           <w:rFonts w:ascii="Times New Roman" w:eastAsia="宋体" w:hAnsi="Times New Roman"/>
-          <w:b/>
-          <w:sz w:val="21"/>
-          <w:u w:val="thick"/>
+          <w:sz w:val="21"/>
+          <w:bdr w:val="single" w:sz="8" w:space="0" w:color="auto"/>
           <w:lang w:eastAsia="zh-CN"/>
         </w:rPr>
         <w:t>X</w:t>
@@ -15230,9 +14927,8 @@
       <w:r>
         <w:rPr>
           <w:rFonts w:ascii="Times New Roman" w:eastAsia="宋体" w:hAnsi="Times New Roman"/>
-          <w:b/>
-          <w:sz w:val="21"/>
-          <w:u w:val="thick"/>
+          <w:sz w:val="21"/>
+          <w:bdr w:val="single" w:sz="8" w:space="0" w:color="auto"/>
           <w:lang w:eastAsia="zh-CN"/>
         </w:rPr>
         <w:t>射线</w:t>
@@ -15307,9 +15003,8 @@
       <w:r>
         <w:rPr>
           <w:rFonts w:ascii="Times New Roman" w:eastAsia="宋体" w:hAnsi="Times New Roman"/>
-          <w:b/>
-          <w:sz w:val="21"/>
-          <w:u w:val="thick"/>
+          <w:sz w:val="21"/>
+          <w:bdr w:val="single" w:sz="8" w:space="0" w:color="auto"/>
           <w:lang w:eastAsia="zh-CN"/>
         </w:rPr>
         <w:t>戈德斯坦</w:t>
@@ -15487,9 +15182,8 @@
       <w:r>
         <w:rPr>
           <w:rFonts w:ascii="Times New Roman" w:eastAsia="宋体" w:hAnsi="Times New Roman"/>
-          <w:b/>
-          <w:sz w:val="21"/>
-          <w:u w:val="thick"/>
+          <w:sz w:val="21"/>
+          <w:bdr w:val="single" w:sz="8" w:space="0" w:color="auto"/>
           <w:lang w:eastAsia="zh-CN"/>
         </w:rPr>
         <w:t>非电学量</w:t>
@@ -15505,9 +15199,8 @@
       <w:r>
         <w:rPr>
           <w:rFonts w:ascii="Times New Roman" w:eastAsia="宋体" w:hAnsi="Times New Roman"/>
-          <w:b/>
-          <w:sz w:val="21"/>
-          <w:u w:val="thick"/>
+          <w:sz w:val="21"/>
+          <w:bdr w:val="single" w:sz="8" w:space="0" w:color="auto"/>
           <w:lang w:eastAsia="zh-CN"/>
         </w:rPr>
         <w:t>电学量</w:t>
@@ -15523,9 +15216,8 @@
       <w:r>
         <w:rPr>
           <w:rFonts w:ascii="Times New Roman" w:eastAsia="宋体" w:hAnsi="Times New Roman"/>
-          <w:b/>
-          <w:sz w:val="21"/>
-          <w:u w:val="thick"/>
+          <w:sz w:val="21"/>
+          <w:bdr w:val="single" w:sz="8" w:space="0" w:color="auto"/>
           <w:lang w:eastAsia="zh-CN"/>
         </w:rPr>
         <w:t>转换测量</w:t>
@@ -15608,9 +15300,8 @@
       <w:r>
         <w:rPr>
           <w:rFonts w:ascii="Times New Roman" w:eastAsia="宋体" w:hAnsi="Times New Roman"/>
-          <w:b/>
-          <w:sz w:val="21"/>
-          <w:u w:val="thick"/>
+          <w:sz w:val="21"/>
+          <w:bdr w:val="single" w:sz="8" w:space="0" w:color="auto"/>
           <w:lang w:eastAsia="zh-CN"/>
         </w:rPr>
         <w:t>转换并放大微小量</w:t>
@@ -15805,9 +15496,8 @@
       <w:r>
         <w:rPr>
           <w:rFonts w:ascii="Times New Roman" w:eastAsia="宋体" w:hAnsi="Times New Roman"/>
-          <w:b/>
-          <w:sz w:val="21"/>
-          <w:u w:val="thick"/>
+          <w:sz w:val="21"/>
+          <w:bdr w:val="single" w:sz="8" w:space="0" w:color="auto"/>
           <w:lang w:eastAsia="zh-CN"/>
         </w:rPr>
         <w:t>1827</w:t>
@@ -15815,9 +15505,8 @@
       <w:r>
         <w:rPr>
           <w:rFonts w:ascii="Times New Roman" w:eastAsia="宋体" w:hAnsi="Times New Roman"/>
-          <w:b/>
-          <w:sz w:val="21"/>
-          <w:u w:val="thick"/>
+          <w:sz w:val="21"/>
+          <w:bdr w:val="single" w:sz="8" w:space="0" w:color="auto"/>
           <w:lang w:eastAsia="zh-CN"/>
         </w:rPr>
         <w:t>年</w:t>
@@ -15833,9 +15522,8 @@
       <w:r>
         <w:rPr>
           <w:rFonts w:ascii="Times New Roman" w:eastAsia="宋体" w:hAnsi="Times New Roman"/>
-          <w:b/>
-          <w:sz w:val="21"/>
-          <w:u w:val="thick"/>
+          <w:sz w:val="21"/>
+          <w:bdr w:val="single" w:sz="8" w:space="0" w:color="auto"/>
           <w:lang w:eastAsia="zh-CN"/>
         </w:rPr>
         <w:t>布朗</w:t>
@@ -15859,9 +15547,8 @@
       <w:r>
         <w:rPr>
           <w:rFonts w:ascii="Times New Roman" w:eastAsia="宋体" w:hAnsi="Times New Roman"/>
-          <w:b/>
-          <w:sz w:val="21"/>
-          <w:u w:val="thick"/>
+          <w:sz w:val="21"/>
+          <w:bdr w:val="single" w:sz="8" w:space="0" w:color="auto"/>
           <w:lang w:eastAsia="zh-CN"/>
         </w:rPr>
         <w:t>布朗运动</w:t>
@@ -15877,9 +15564,8 @@
       <w:r>
         <w:rPr>
           <w:rFonts w:ascii="Times New Roman" w:eastAsia="宋体" w:hAnsi="Times New Roman"/>
-          <w:b/>
-          <w:sz w:val="21"/>
-          <w:u w:val="thick"/>
+          <w:sz w:val="21"/>
+          <w:bdr w:val="single" w:sz="8" w:space="0" w:color="auto"/>
           <w:lang w:eastAsia="zh-CN"/>
         </w:rPr>
         <w:t>不是分子</w:t>
@@ -15954,9 +15640,8 @@
       <w:r>
         <w:rPr>
           <w:rFonts w:ascii="Times New Roman" w:eastAsia="宋体" w:hAnsi="Times New Roman"/>
-          <w:b/>
-          <w:sz w:val="21"/>
-          <w:u w:val="thick"/>
+          <w:sz w:val="21"/>
+          <w:bdr w:val="single" w:sz="8" w:space="0" w:color="auto"/>
           <w:lang w:eastAsia="zh-CN"/>
         </w:rPr>
         <w:t>爱因斯坦</w:t>
@@ -15988,9 +15673,8 @@
       <w:r>
         <w:rPr>
           <w:rFonts w:ascii="Times New Roman" w:eastAsia="宋体" w:hAnsi="Times New Roman"/>
-          <w:b/>
-          <w:sz w:val="21"/>
-          <w:u w:val="thick"/>
+          <w:sz w:val="21"/>
+          <w:bdr w:val="single" w:sz="8" w:space="0" w:color="auto"/>
           <w:lang w:eastAsia="zh-CN"/>
         </w:rPr>
         <w:t>佩兰</w:t>
@@ -16172,9 +15856,8 @@
       <w:r>
         <w:rPr>
           <w:rFonts w:ascii="Times New Roman" w:eastAsia="宋体" w:hAnsi="Times New Roman"/>
-          <w:b/>
-          <w:sz w:val="21"/>
-          <w:u w:val="thick"/>
+          <w:sz w:val="21"/>
+          <w:bdr w:val="single" w:sz="8" w:space="0" w:color="auto"/>
           <w:lang w:eastAsia="zh-CN"/>
         </w:rPr>
         <w:t>伽利略</w:t>
@@ -16265,9 +15948,8 @@
       <w:r>
         <w:rPr>
           <w:rFonts w:ascii="Times New Roman" w:eastAsia="宋体" w:hAnsi="Times New Roman"/>
-          <w:b/>
-          <w:sz w:val="21"/>
-          <w:u w:val="thick"/>
+          <w:sz w:val="21"/>
+          <w:bdr w:val="single" w:sz="8" w:space="0" w:color="auto"/>
           <w:lang w:eastAsia="zh-CN"/>
         </w:rPr>
         <w:t>开尔文</w:t>
@@ -16299,9 +15981,8 @@
       <w:r>
         <w:rPr>
           <w:rFonts w:ascii="Times New Roman" w:eastAsia="宋体" w:hAnsi="Times New Roman"/>
-          <w:b/>
-          <w:sz w:val="21"/>
-          <w:u w:val="thick"/>
+          <w:sz w:val="21"/>
+          <w:bdr w:val="single" w:sz="8" w:space="0" w:color="auto"/>
           <w:lang w:eastAsia="zh-CN"/>
         </w:rPr>
         <w:t>热力学温标</w:t>
@@ -16349,13 +16030,13 @@
       <m:oMath>
         <m:r>
           <m:rPr>
-            <m:sty m:val="bi"/>
+            <m:sty m:val="i"/>
           </m:rPr>
           <w:rPr>
             <w:rFonts w:ascii="Cambria Math" w:hAnsi="Cambria Math"/>
             <w:sz w:val="21"/>
             <w:szCs w:val="21"/>
-            <w:u w:val="thick"/>
+            <w:bdr w:val="single" w:sz="8" w:space="0" w:color="auto"/>
             <w:lang w:eastAsia="zh-CN"/>
           </w:rPr>
           <m:t>T=t+273.15 K</m:t>
@@ -16388,9 +16069,8 @@
       <w:r>
         <w:rPr>
           <w:rFonts w:ascii="Times New Roman" w:eastAsia="宋体" w:hAnsi="Times New Roman"/>
-          <w:b/>
-          <w:sz w:val="21"/>
-          <w:u w:val="thick"/>
+          <w:sz w:val="21"/>
+          <w:bdr w:val="single" w:sz="8" w:space="0" w:color="auto"/>
           <w:lang w:eastAsia="zh-CN"/>
         </w:rPr>
         <w:t>绝对零度</w:t>
@@ -16489,9 +16169,8 @@
       <w:r>
         <w:rPr>
           <w:rFonts w:ascii="Times New Roman" w:eastAsia="宋体" w:hAnsi="Times New Roman"/>
-          <w:b/>
-          <w:sz w:val="21"/>
-          <w:u w:val="thick"/>
+          <w:sz w:val="21"/>
+          <w:bdr w:val="single" w:sz="8" w:space="0" w:color="auto"/>
           <w:lang w:eastAsia="zh-CN"/>
         </w:rPr>
         <w:t>热力学第三定律</w:t>
@@ -16687,9 +16366,8 @@
       <w:r>
         <w:rPr>
           <w:rFonts w:ascii="Times New Roman" w:eastAsia="宋体" w:hAnsi="Times New Roman"/>
-          <w:b/>
-          <w:sz w:val="21"/>
-          <w:u w:val="thick"/>
+          <w:sz w:val="21"/>
+          <w:bdr w:val="single" w:sz="8" w:space="0" w:color="auto"/>
           <w:lang w:eastAsia="zh-CN"/>
         </w:rPr>
         <w:t>1840</w:t>
@@ -16697,9 +16375,8 @@
       <w:r>
         <w:rPr>
           <w:rFonts w:ascii="Times New Roman" w:eastAsia="宋体" w:hAnsi="Times New Roman"/>
-          <w:b/>
-          <w:sz w:val="21"/>
-          <w:u w:val="thick"/>
+          <w:sz w:val="21"/>
+          <w:bdr w:val="single" w:sz="8" w:space="0" w:color="auto"/>
           <w:lang w:eastAsia="zh-CN"/>
         </w:rPr>
         <w:t>年</w:t>
@@ -16716,9 +16393,8 @@
       <w:r>
         <w:rPr>
           <w:rFonts w:ascii="Times New Roman" w:eastAsia="宋体" w:hAnsi="Times New Roman"/>
-          <w:b/>
-          <w:sz w:val="21"/>
-          <w:u w:val="thick"/>
+          <w:sz w:val="21"/>
+          <w:bdr w:val="single" w:sz="8" w:space="0" w:color="auto"/>
           <w:lang w:eastAsia="zh-CN"/>
         </w:rPr>
         <w:t>焦耳</w:t>
@@ -16751,9 +16427,8 @@
       <w:r>
         <w:rPr>
           <w:rFonts w:ascii="Times New Roman" w:eastAsia="宋体" w:hAnsi="Times New Roman"/>
-          <w:b/>
-          <w:sz w:val="21"/>
-          <w:u w:val="thick"/>
+          <w:sz w:val="21"/>
+          <w:bdr w:val="single" w:sz="8" w:space="0" w:color="auto"/>
           <w:lang w:eastAsia="zh-CN"/>
         </w:rPr>
         <w:t>热功当量</w:t>
@@ -16769,9 +16444,8 @@
       <w:r>
         <w:rPr>
           <w:rFonts w:ascii="Times New Roman" w:eastAsia="宋体" w:hAnsi="Times New Roman"/>
-          <w:b/>
-          <w:sz w:val="21"/>
-          <w:u w:val="thick"/>
+          <w:sz w:val="21"/>
+          <w:bdr w:val="single" w:sz="8" w:space="0" w:color="auto"/>
           <w:lang w:eastAsia="zh-CN"/>
         </w:rPr>
         <w:t>热力学第一定律</w:t>
@@ -16846,9 +16520,8 @@
       <w:r>
         <w:rPr>
           <w:rFonts w:ascii="Times New Roman" w:eastAsia="宋体" w:hAnsi="Times New Roman"/>
-          <w:b/>
-          <w:sz w:val="21"/>
-          <w:u w:val="thick"/>
+          <w:sz w:val="21"/>
+          <w:bdr w:val="single" w:sz="8" w:space="0" w:color="auto"/>
           <w:lang w:eastAsia="zh-CN"/>
         </w:rPr>
         <w:t>1850</w:t>
@@ -16856,9 +16529,8 @@
       <w:r>
         <w:rPr>
           <w:rFonts w:ascii="Times New Roman" w:eastAsia="宋体" w:hAnsi="Times New Roman"/>
-          <w:b/>
-          <w:sz w:val="21"/>
-          <w:u w:val="thick"/>
+          <w:sz w:val="21"/>
+          <w:bdr w:val="single" w:sz="8" w:space="0" w:color="auto"/>
           <w:lang w:eastAsia="zh-CN"/>
         </w:rPr>
         <w:t>年</w:t>
@@ -16874,9 +16546,8 @@
       <w:r>
         <w:rPr>
           <w:rFonts w:ascii="Times New Roman" w:eastAsia="宋体" w:hAnsi="Times New Roman"/>
-          <w:b/>
-          <w:sz w:val="21"/>
-          <w:u w:val="thick"/>
+          <w:sz w:val="21"/>
+          <w:bdr w:val="single" w:sz="8" w:space="0" w:color="auto"/>
           <w:lang w:eastAsia="zh-CN"/>
         </w:rPr>
         <w:t>克劳修斯</w:t>
@@ -16892,9 +16563,8 @@
       <w:r>
         <w:rPr>
           <w:rFonts w:ascii="Times New Roman" w:eastAsia="宋体" w:hAnsi="Times New Roman"/>
-          <w:b/>
-          <w:sz w:val="21"/>
-          <w:u w:val="thick"/>
+          <w:sz w:val="21"/>
+          <w:bdr w:val="single" w:sz="8" w:space="0" w:color="auto"/>
           <w:lang w:eastAsia="zh-CN"/>
         </w:rPr>
         <w:t>热量不能自发地从低温物体传到高温物体</w:t>
@@ -16910,9 +16580,8 @@
       <w:r>
         <w:rPr>
           <w:rFonts w:ascii="Times New Roman" w:eastAsia="宋体" w:hAnsi="Times New Roman"/>
-          <w:b/>
-          <w:sz w:val="21"/>
-          <w:u w:val="thick"/>
+          <w:sz w:val="21"/>
+          <w:bdr w:val="single" w:sz="8" w:space="0" w:color="auto"/>
           <w:lang w:eastAsia="zh-CN"/>
         </w:rPr>
         <w:t>1851</w:t>
@@ -16920,9 +16589,8 @@
       <w:r>
         <w:rPr>
           <w:rFonts w:ascii="Times New Roman" w:eastAsia="宋体" w:hAnsi="Times New Roman"/>
-          <w:b/>
-          <w:sz w:val="21"/>
-          <w:u w:val="thick"/>
+          <w:sz w:val="21"/>
+          <w:bdr w:val="single" w:sz="8" w:space="0" w:color="auto"/>
           <w:lang w:eastAsia="zh-CN"/>
         </w:rPr>
         <w:t>年</w:t>
@@ -16938,9 +16606,8 @@
       <w:r>
         <w:rPr>
           <w:rFonts w:ascii="Times New Roman" w:eastAsia="宋体" w:hAnsi="Times New Roman"/>
-          <w:b/>
-          <w:sz w:val="21"/>
-          <w:u w:val="thick"/>
+          <w:sz w:val="21"/>
+          <w:bdr w:val="single" w:sz="8" w:space="0" w:color="auto"/>
           <w:lang w:eastAsia="zh-CN"/>
         </w:rPr>
         <w:t>开尔文</w:t>
@@ -16956,9 +16623,8 @@
       <w:r>
         <w:rPr>
           <w:rFonts w:ascii="Times New Roman" w:eastAsia="宋体" w:hAnsi="Times New Roman"/>
-          <w:b/>
-          <w:sz w:val="21"/>
-          <w:u w:val="thick"/>
+          <w:sz w:val="21"/>
+          <w:bdr w:val="single" w:sz="8" w:space="0" w:color="auto"/>
           <w:lang w:eastAsia="zh-CN"/>
         </w:rPr>
         <w:t>不可能从单一热库吸收热量，使之完全变成功，而不产生其他影响</w:t>
@@ -17041,9 +16707,8 @@
       <w:r>
         <w:rPr>
           <w:rFonts w:ascii="Times New Roman" w:eastAsia="宋体" w:hAnsi="Times New Roman"/>
-          <w:b/>
-          <w:sz w:val="21"/>
-          <w:u w:val="thick"/>
+          <w:sz w:val="21"/>
+          <w:bdr w:val="single" w:sz="8" w:space="0" w:color="auto"/>
           <w:lang w:eastAsia="zh-CN"/>
         </w:rPr>
         <w:t>能斯特</w:t>
@@ -17091,9 +16756,8 @@
       <w:r>
         <w:rPr>
           <w:rFonts w:ascii="Times New Roman" w:eastAsia="宋体" w:hAnsi="Times New Roman"/>
-          <w:b/>
-          <w:sz w:val="21"/>
-          <w:u w:val="thick"/>
+          <w:sz w:val="21"/>
+          <w:bdr w:val="single" w:sz="8" w:space="0" w:color="auto"/>
           <w:lang w:eastAsia="zh-CN"/>
         </w:rPr>
         <w:t>熵</w:t>
@@ -17176,9 +16840,8 @@
       <w:r>
         <w:rPr>
           <w:rFonts w:ascii="Times New Roman" w:eastAsia="宋体" w:hAnsi="Times New Roman"/>
-          <w:b/>
-          <w:sz w:val="21"/>
-          <w:u w:val="thick"/>
+          <w:sz w:val="21"/>
+          <w:bdr w:val="single" w:sz="8" w:space="0" w:color="auto"/>
           <w:lang w:eastAsia="zh-CN"/>
         </w:rPr>
         <w:t>热力学第三定律</w:t>
@@ -17398,9 +17061,8 @@
       <w:r>
         <w:rPr>
           <w:rFonts w:ascii="Times New Roman" w:eastAsia="宋体" w:hAnsi="Times New Roman"/>
-          <w:b/>
-          <w:sz w:val="21"/>
-          <w:u w:val="thick"/>
+          <w:sz w:val="21"/>
+          <w:bdr w:val="single" w:sz="8" w:space="0" w:color="auto"/>
           <w:lang w:eastAsia="zh-CN"/>
         </w:rPr>
         <w:t>1900</w:t>
@@ -17408,9 +17070,8 @@
       <w:r>
         <w:rPr>
           <w:rFonts w:ascii="Times New Roman" w:eastAsia="宋体" w:hAnsi="Times New Roman"/>
-          <w:b/>
-          <w:sz w:val="21"/>
-          <w:u w:val="thick"/>
+          <w:sz w:val="21"/>
+          <w:bdr w:val="single" w:sz="8" w:space="0" w:color="auto"/>
           <w:lang w:eastAsia="zh-CN"/>
         </w:rPr>
         <w:t>年</w:t>
@@ -17426,9 +17087,8 @@
       <w:r>
         <w:rPr>
           <w:rFonts w:ascii="Times New Roman" w:eastAsia="宋体" w:hAnsi="Times New Roman"/>
-          <w:b/>
-          <w:sz w:val="21"/>
-          <w:u w:val="thick"/>
+          <w:sz w:val="21"/>
+          <w:bdr w:val="single" w:sz="8" w:space="0" w:color="auto"/>
           <w:lang w:eastAsia="zh-CN"/>
         </w:rPr>
         <w:t>能量量子化</w:t>
@@ -17444,9 +17104,8 @@
       <w:r>
         <w:rPr>
           <w:rFonts w:ascii="Times New Roman" w:eastAsia="宋体" w:hAnsi="Times New Roman"/>
-          <w:b/>
-          <w:sz w:val="21"/>
-          <w:u w:val="thick"/>
+          <w:sz w:val="21"/>
+          <w:bdr w:val="single" w:sz="8" w:space="0" w:color="auto"/>
           <w:lang w:eastAsia="zh-CN"/>
         </w:rPr>
         <w:t>1905</w:t>
@@ -17454,9 +17113,8 @@
       <w:r>
         <w:rPr>
           <w:rFonts w:ascii="Times New Roman" w:eastAsia="宋体" w:hAnsi="Times New Roman"/>
-          <w:b/>
-          <w:sz w:val="21"/>
-          <w:u w:val="thick"/>
+          <w:sz w:val="21"/>
+          <w:bdr w:val="single" w:sz="8" w:space="0" w:color="auto"/>
           <w:lang w:eastAsia="zh-CN"/>
         </w:rPr>
         <w:t>年</w:t>
@@ -17472,9 +17130,8 @@
       <w:r>
         <w:rPr>
           <w:rFonts w:ascii="Times New Roman" w:eastAsia="宋体" w:hAnsi="Times New Roman"/>
-          <w:b/>
-          <w:sz w:val="21"/>
-          <w:u w:val="thick"/>
+          <w:sz w:val="21"/>
+          <w:bdr w:val="single" w:sz="8" w:space="0" w:color="auto"/>
           <w:lang w:eastAsia="zh-CN"/>
         </w:rPr>
         <w:t>光量子（光子）</w:t>
@@ -17490,9 +17147,8 @@
       <w:r>
         <w:rPr>
           <w:rFonts w:ascii="Times New Roman" w:eastAsia="宋体" w:hAnsi="Times New Roman"/>
-          <w:b/>
-          <w:sz w:val="21"/>
-          <w:u w:val="thick"/>
+          <w:sz w:val="21"/>
+          <w:bdr w:val="single" w:sz="8" w:space="0" w:color="auto"/>
           <w:lang w:eastAsia="zh-CN"/>
         </w:rPr>
         <w:t>光电效应</w:t>
@@ -17511,23 +17167,21 @@
             <m:ctrlPr>
               <w:rPr>
                 <w:rFonts w:ascii="Cambria Math" w:hAnsi="Cambria Math"/>
-                <w:b/>
                 <w:sz w:val="21"/>
                 <w:szCs w:val="21"/>
-                <w:u w:val="thick"/>
+                <w:bdr w:val="single" w:sz="8" w:space="0" w:color="auto"/>
               </w:rPr>
             </m:ctrlPr>
           </m:sSubPr>
           <m:e>
             <m:r>
               <m:rPr>
-                <m:sty m:val="bi"/>
+                <m:sty m:val="i"/>
               </m:rPr>
               <w:rPr>
                 <w:rFonts w:ascii="Cambria Math" w:hAnsi="Cambria Math"/>
                 <w:sz w:val="21"/>
                 <w:szCs w:val="21"/>
-                <w:u w:val="thick"/>
                 <w:lang w:eastAsia="zh-CN"/>
               </w:rPr>
               <m:t>E</m:t>
@@ -17536,13 +17190,12 @@
           <m:sub>
             <m:r>
               <m:rPr>
-                <m:sty m:val="bi"/>
+                <m:sty m:val="i"/>
               </m:rPr>
               <w:rPr>
                 <w:rFonts w:ascii="Cambria Math" w:hAnsi="Cambria Math"/>
                 <w:sz w:val="21"/>
                 <w:szCs w:val="21"/>
-                <w:u w:val="thick"/>
                 <w:lang w:eastAsia="zh-CN"/>
               </w:rPr>
               <m:t>k</m:t>
@@ -17551,13 +17204,13 @@
         </m:sSub>
         <m:r>
           <m:rPr>
-            <m:sty m:val="bi"/>
+            <m:sty m:val="i"/>
           </m:rPr>
           <w:rPr>
             <w:rFonts w:ascii="Cambria Math" w:hAnsi="Cambria Math"/>
             <w:sz w:val="21"/>
             <w:szCs w:val="21"/>
-            <w:u w:val="thick"/>
+            <w:bdr w:val="single" w:sz="8" w:space="0" w:color="auto"/>
             <w:lang w:eastAsia="zh-CN"/>
           </w:rPr>
           <m:t>=hν-</m:t>
@@ -17567,23 +17220,21 @@
             <m:ctrlPr>
               <w:rPr>
                 <w:rFonts w:ascii="Cambria Math" w:hAnsi="Cambria Math"/>
-                <w:b/>
                 <w:sz w:val="21"/>
                 <w:szCs w:val="21"/>
-                <w:u w:val="thick"/>
+                <w:bdr w:val="single" w:sz="8" w:space="0" w:color="auto"/>
               </w:rPr>
             </m:ctrlPr>
           </m:sSubPr>
           <m:e>
             <m:r>
               <m:rPr>
-                <m:sty m:val="bi"/>
+                <m:sty m:val="i"/>
               </m:rPr>
               <w:rPr>
                 <w:rFonts w:ascii="Cambria Math" w:hAnsi="Cambria Math"/>
                 <w:sz w:val="21"/>
                 <w:szCs w:val="21"/>
-                <w:u w:val="thick"/>
                 <w:lang w:eastAsia="zh-CN"/>
               </w:rPr>
               <m:t>W</m:t>
@@ -17592,13 +17243,12 @@
           <m:sub>
             <m:r>
               <m:rPr>
-                <m:sty m:val="bi"/>
+                <m:sty m:val="i"/>
               </m:rPr>
               <w:rPr>
                 <w:rFonts w:ascii="Cambria Math" w:hAnsi="Cambria Math"/>
                 <w:sz w:val="21"/>
                 <w:szCs w:val="21"/>
-                <w:u w:val="thick"/>
                 <w:lang w:eastAsia="zh-CN"/>
               </w:rPr>
               <m:t>0</m:t>
@@ -17617,9 +17267,8 @@
       <w:r>
         <w:rPr>
           <w:rFonts w:ascii="Times New Roman" w:eastAsia="宋体" w:hAnsi="Times New Roman"/>
-          <w:b/>
-          <w:sz w:val="21"/>
-          <w:u w:val="thick"/>
+          <w:sz w:val="21"/>
+          <w:bdr w:val="single" w:sz="8" w:space="0" w:color="auto"/>
           <w:lang w:eastAsia="zh-CN"/>
         </w:rPr>
         <w:t>1921</w:t>
@@ -17627,9 +17276,8 @@
       <w:r>
         <w:rPr>
           <w:rFonts w:ascii="Times New Roman" w:eastAsia="宋体" w:hAnsi="Times New Roman"/>
-          <w:b/>
-          <w:sz w:val="21"/>
-          <w:u w:val="thick"/>
+          <w:sz w:val="21"/>
+          <w:bdr w:val="single" w:sz="8" w:space="0" w:color="auto"/>
           <w:lang w:eastAsia="zh-CN"/>
         </w:rPr>
         <w:t>年</w:t>
@@ -17720,9 +17368,8 @@
       <w:r>
         <w:rPr>
           <w:rFonts w:ascii="Times New Roman" w:eastAsia="宋体" w:hAnsi="Times New Roman"/>
-          <w:b/>
-          <w:sz w:val="21"/>
-          <w:u w:val="thick"/>
+          <w:sz w:val="21"/>
+          <w:bdr w:val="single" w:sz="8" w:space="0" w:color="auto"/>
           <w:lang w:eastAsia="zh-CN"/>
         </w:rPr>
         <w:t>1887</w:t>
@@ -17730,9 +17377,8 @@
       <w:r>
         <w:rPr>
           <w:rFonts w:ascii="Times New Roman" w:eastAsia="宋体" w:hAnsi="Times New Roman"/>
-          <w:b/>
-          <w:sz w:val="21"/>
-          <w:u w:val="thick"/>
+          <w:sz w:val="21"/>
+          <w:bdr w:val="single" w:sz="8" w:space="0" w:color="auto"/>
           <w:lang w:eastAsia="zh-CN"/>
         </w:rPr>
         <w:t>年</w:t>
@@ -17748,9 +17394,8 @@
       <w:r>
         <w:rPr>
           <w:rFonts w:ascii="Times New Roman" w:eastAsia="宋体" w:hAnsi="Times New Roman"/>
-          <w:b/>
-          <w:sz w:val="21"/>
-          <w:u w:val="thick"/>
+          <w:sz w:val="21"/>
+          <w:bdr w:val="single" w:sz="8" w:space="0" w:color="auto"/>
           <w:lang w:eastAsia="zh-CN"/>
         </w:rPr>
         <w:t>赫兹</w:t>
@@ -17782,9 +17427,8 @@
       <w:r>
         <w:rPr>
           <w:rFonts w:ascii="Times New Roman" w:eastAsia="宋体" w:hAnsi="Times New Roman"/>
-          <w:b/>
-          <w:sz w:val="21"/>
-          <w:u w:val="thick"/>
+          <w:sz w:val="21"/>
+          <w:bdr w:val="single" w:sz="8" w:space="0" w:color="auto"/>
           <w:lang w:eastAsia="zh-CN"/>
         </w:rPr>
         <w:t>最早发现的光电效应</w:t>
@@ -17859,9 +17503,8 @@
       <w:r>
         <w:rPr>
           <w:rFonts w:ascii="Times New Roman" w:eastAsia="宋体" w:hAnsi="Times New Roman"/>
-          <w:b/>
-          <w:sz w:val="21"/>
-          <w:u w:val="thick"/>
+          <w:sz w:val="21"/>
+          <w:bdr w:val="single" w:sz="8" w:space="0" w:color="auto"/>
           <w:lang w:eastAsia="zh-CN"/>
         </w:rPr>
         <w:t>1897</w:t>
@@ -17869,9 +17512,8 @@
       <w:r>
         <w:rPr>
           <w:rFonts w:ascii="Times New Roman" w:eastAsia="宋体" w:hAnsi="Times New Roman"/>
-          <w:b/>
-          <w:sz w:val="21"/>
-          <w:u w:val="thick"/>
+          <w:sz w:val="21"/>
+          <w:bdr w:val="single" w:sz="8" w:space="0" w:color="auto"/>
           <w:lang w:eastAsia="zh-CN"/>
         </w:rPr>
         <w:t>年</w:t>
@@ -17887,9 +17529,8 @@
       <w:r>
         <w:rPr>
           <w:rFonts w:ascii="Times New Roman" w:eastAsia="宋体" w:hAnsi="Times New Roman"/>
-          <w:b/>
-          <w:sz w:val="21"/>
-          <w:u w:val="thick"/>
+          <w:sz w:val="21"/>
+          <w:bdr w:val="single" w:sz="8" w:space="0" w:color="auto"/>
           <w:lang w:eastAsia="zh-CN"/>
         </w:rPr>
         <w:t>J.J.</w:t>
@@ -17897,9 +17538,8 @@
       <w:r>
         <w:rPr>
           <w:rFonts w:ascii="Times New Roman" w:eastAsia="宋体" w:hAnsi="Times New Roman"/>
-          <w:b/>
-          <w:sz w:val="21"/>
-          <w:u w:val="thick"/>
+          <w:sz w:val="21"/>
+          <w:bdr w:val="single" w:sz="8" w:space="0" w:color="auto"/>
           <w:lang w:eastAsia="zh-CN"/>
         </w:rPr>
         <w:t>汤姆</w:t>
@@ -17908,9 +17548,8 @@
       <w:r>
         <w:rPr>
           <w:rFonts w:ascii="Times New Roman" w:eastAsia="宋体" w:hAnsi="Times New Roman"/>
-          <w:b/>
-          <w:sz w:val="21"/>
-          <w:u w:val="thick"/>
+          <w:sz w:val="21"/>
+          <w:bdr w:val="single" w:sz="8" w:space="0" w:color="auto"/>
           <w:lang w:eastAsia="zh-CN"/>
         </w:rPr>
         <w:t>孙</w:t>
@@ -17935,9 +17574,8 @@
       <w:r>
         <w:rPr>
           <w:rFonts w:ascii="Times New Roman" w:eastAsia="宋体" w:hAnsi="Times New Roman"/>
-          <w:b/>
-          <w:sz w:val="21"/>
-          <w:u w:val="thick"/>
+          <w:sz w:val="21"/>
+          <w:bdr w:val="single" w:sz="8" w:space="0" w:color="auto"/>
           <w:lang w:eastAsia="zh-CN"/>
         </w:rPr>
         <w:t>带负电的</w:t>
@@ -17946,9 +17584,8 @@
       <w:r>
         <w:rPr>
           <w:rFonts w:ascii="Times New Roman" w:eastAsia="宋体" w:hAnsi="Times New Roman"/>
-          <w:b/>
-          <w:sz w:val="21"/>
-          <w:u w:val="thick"/>
+          <w:sz w:val="21"/>
+          <w:bdr w:val="single" w:sz="8" w:space="0" w:color="auto"/>
           <w:lang w:eastAsia="zh-CN"/>
         </w:rPr>
         <w:t>粒子流</w:t>
@@ -17989,9 +17626,8 @@
       <w:r>
         <w:rPr>
           <w:rFonts w:ascii="Times New Roman" w:eastAsia="宋体" w:hAnsi="Times New Roman"/>
-          <w:b/>
-          <w:sz w:val="21"/>
-          <w:u w:val="thick"/>
+          <w:sz w:val="21"/>
+          <w:bdr w:val="single" w:sz="8" w:space="0" w:color="auto"/>
           <w:lang w:eastAsia="zh-CN"/>
         </w:rPr>
         <w:t>电子</w:t>
@@ -18007,9 +17643,8 @@
       <w:r>
         <w:rPr>
           <w:rFonts w:ascii="Times New Roman" w:eastAsia="宋体" w:hAnsi="Times New Roman"/>
-          <w:b/>
-          <w:sz w:val="21"/>
-          <w:u w:val="thick"/>
+          <w:sz w:val="21"/>
+          <w:bdr w:val="single" w:sz="8" w:space="0" w:color="auto"/>
           <w:lang w:eastAsia="zh-CN"/>
         </w:rPr>
         <w:t>原子可分</w:t>
@@ -18100,9 +17735,8 @@
       <w:r>
         <w:rPr>
           <w:rFonts w:ascii="Times New Roman" w:eastAsia="宋体" w:hAnsi="Times New Roman"/>
-          <w:b/>
-          <w:sz w:val="21"/>
-          <w:u w:val="thick"/>
+          <w:sz w:val="21"/>
+          <w:bdr w:val="single" w:sz="8" w:space="0" w:color="auto"/>
           <w:lang w:eastAsia="zh-CN"/>
         </w:rPr>
         <w:t>1909</w:t>
@@ -18110,9 +17744,8 @@
       <w:r>
         <w:rPr>
           <w:rFonts w:ascii="Times New Roman" w:eastAsia="宋体" w:hAnsi="Times New Roman"/>
-          <w:b/>
-          <w:sz w:val="21"/>
-          <w:u w:val="thick"/>
+          <w:sz w:val="21"/>
+          <w:bdr w:val="single" w:sz="8" w:space="0" w:color="auto"/>
           <w:lang w:eastAsia="zh-CN"/>
         </w:rPr>
         <w:t>年</w:t>
@@ -18128,9 +17761,8 @@
       <w:r>
         <w:rPr>
           <w:rFonts w:ascii="Times New Roman" w:eastAsia="宋体" w:hAnsi="Times New Roman"/>
-          <w:b/>
-          <w:sz w:val="21"/>
-          <w:u w:val="thick"/>
+          <w:sz w:val="21"/>
+          <w:bdr w:val="single" w:sz="8" w:space="0" w:color="auto"/>
           <w:lang w:eastAsia="zh-CN"/>
         </w:rPr>
         <w:t>盖革和马斯顿</w:t>
@@ -18161,9 +17793,8 @@
       <w:r>
         <w:rPr>
           <w:rFonts w:ascii="Times New Roman" w:eastAsia="宋体" w:hAnsi="Times New Roman"/>
-          <w:b/>
-          <w:sz w:val="21"/>
-          <w:u w:val="thick"/>
+          <w:sz w:val="21"/>
+          <w:bdr w:val="single" w:sz="8" w:space="0" w:color="auto"/>
           <w:lang w:eastAsia="zh-CN"/>
         </w:rPr>
         <w:t>1911</w:t>
@@ -18171,9 +17802,8 @@
       <w:r>
         <w:rPr>
           <w:rFonts w:ascii="Times New Roman" w:eastAsia="宋体" w:hAnsi="Times New Roman"/>
-          <w:b/>
-          <w:sz w:val="21"/>
-          <w:u w:val="thick"/>
+          <w:sz w:val="21"/>
+          <w:bdr w:val="single" w:sz="8" w:space="0" w:color="auto"/>
           <w:lang w:eastAsia="zh-CN"/>
         </w:rPr>
         <w:t>年卢瑟福</w:t>
@@ -18189,9 +17819,8 @@
       <w:r>
         <w:rPr>
           <w:rFonts w:ascii="Times New Roman" w:eastAsia="宋体" w:hAnsi="Times New Roman"/>
-          <w:b/>
-          <w:sz w:val="21"/>
-          <w:u w:val="thick"/>
+          <w:sz w:val="21"/>
+          <w:bdr w:val="single" w:sz="8" w:space="0" w:color="auto"/>
           <w:lang w:eastAsia="zh-CN"/>
         </w:rPr>
         <w:t>原子的核式结构模型</w:t>
@@ -18266,9 +17895,8 @@
       <w:r>
         <w:rPr>
           <w:rFonts w:ascii="Times New Roman" w:eastAsia="宋体" w:hAnsi="Times New Roman"/>
-          <w:b/>
-          <w:sz w:val="21"/>
-          <w:u w:val="thick"/>
+          <w:sz w:val="21"/>
+          <w:bdr w:val="single" w:sz="8" w:space="0" w:color="auto"/>
           <w:lang w:eastAsia="zh-CN"/>
         </w:rPr>
         <w:t>1885</w:t>
@@ -18276,9 +17904,8 @@
       <w:r>
         <w:rPr>
           <w:rFonts w:ascii="Times New Roman" w:eastAsia="宋体" w:hAnsi="Times New Roman"/>
-          <w:b/>
-          <w:sz w:val="21"/>
-          <w:u w:val="thick"/>
+          <w:sz w:val="21"/>
+          <w:bdr w:val="single" w:sz="8" w:space="0" w:color="auto"/>
           <w:lang w:eastAsia="zh-CN"/>
         </w:rPr>
         <w:t>年</w:t>
@@ -18294,9 +17921,8 @@
       <w:r>
         <w:rPr>
           <w:rFonts w:ascii="Times New Roman" w:eastAsia="宋体" w:hAnsi="Times New Roman"/>
-          <w:b/>
-          <w:sz w:val="21"/>
-          <w:u w:val="thick"/>
+          <w:sz w:val="21"/>
+          <w:bdr w:val="single" w:sz="8" w:space="0" w:color="auto"/>
           <w:lang w:eastAsia="zh-CN"/>
         </w:rPr>
         <w:t>巴耳</w:t>
@@ -18305,9 +17931,8 @@
       <w:r>
         <w:rPr>
           <w:rFonts w:ascii="Times New Roman" w:eastAsia="宋体" w:hAnsi="Times New Roman"/>
-          <w:b/>
-          <w:sz w:val="21"/>
-          <w:u w:val="thick"/>
+          <w:sz w:val="21"/>
+          <w:bdr w:val="single" w:sz="8" w:space="0" w:color="auto"/>
           <w:lang w:eastAsia="zh-CN"/>
         </w:rPr>
         <w:t>末</w:t>
@@ -18332,9 +17957,8 @@
       <w:r>
         <w:rPr>
           <w:rFonts w:ascii="Times New Roman" w:eastAsia="宋体" w:hAnsi="Times New Roman"/>
-          <w:b/>
-          <w:sz w:val="21"/>
-          <w:u w:val="thick"/>
+          <w:sz w:val="21"/>
+          <w:bdr w:val="single" w:sz="8" w:space="0" w:color="auto"/>
           <w:lang w:eastAsia="zh-CN"/>
         </w:rPr>
         <w:t>1913</w:t>
@@ -18342,9 +17966,8 @@
       <w:r>
         <w:rPr>
           <w:rFonts w:ascii="Times New Roman" w:eastAsia="宋体" w:hAnsi="Times New Roman"/>
-          <w:b/>
-          <w:sz w:val="21"/>
-          <w:u w:val="thick"/>
+          <w:sz w:val="21"/>
+          <w:bdr w:val="single" w:sz="8" w:space="0" w:color="auto"/>
           <w:lang w:eastAsia="zh-CN"/>
         </w:rPr>
         <w:t>年</w:t>
@@ -18360,9 +17983,8 @@
       <w:r>
         <w:rPr>
           <w:rFonts w:ascii="Times New Roman" w:eastAsia="宋体" w:hAnsi="Times New Roman"/>
-          <w:b/>
-          <w:sz w:val="21"/>
-          <w:u w:val="thick"/>
+          <w:sz w:val="21"/>
+          <w:bdr w:val="single" w:sz="8" w:space="0" w:color="auto"/>
           <w:lang w:eastAsia="zh-CN"/>
         </w:rPr>
         <w:t>玻尔</w:t>
@@ -18378,9 +18000,8 @@
       <w:r>
         <w:rPr>
           <w:rFonts w:ascii="Times New Roman" w:eastAsia="宋体" w:hAnsi="Times New Roman"/>
-          <w:b/>
-          <w:sz w:val="21"/>
-          <w:u w:val="thick"/>
+          <w:sz w:val="21"/>
+          <w:bdr w:val="single" w:sz="8" w:space="0" w:color="auto"/>
           <w:lang w:eastAsia="zh-CN"/>
         </w:rPr>
         <w:t>定态和能级跃迁</w:t>
@@ -18396,9 +18017,8 @@
       <w:r>
         <w:rPr>
           <w:rFonts w:ascii="Times New Roman" w:eastAsia="宋体" w:hAnsi="Times New Roman"/>
-          <w:b/>
-          <w:sz w:val="21"/>
-          <w:u w:val="thick"/>
+          <w:sz w:val="21"/>
+          <w:bdr w:val="single" w:sz="8" w:space="0" w:color="auto"/>
           <w:lang w:eastAsia="zh-CN"/>
         </w:rPr>
         <w:t>氢原子光谱</w:t>
@@ -18473,9 +18093,8 @@
       <w:r>
         <w:rPr>
           <w:rFonts w:ascii="Times New Roman" w:eastAsia="宋体" w:hAnsi="Times New Roman"/>
-          <w:b/>
-          <w:sz w:val="21"/>
-          <w:u w:val="thick"/>
+          <w:sz w:val="21"/>
+          <w:bdr w:val="single" w:sz="8" w:space="0" w:color="auto"/>
           <w:lang w:eastAsia="zh-CN"/>
         </w:rPr>
         <w:t>1918—1922</w:t>
@@ -18483,9 +18102,8 @@
       <w:r>
         <w:rPr>
           <w:rFonts w:ascii="Times New Roman" w:eastAsia="宋体" w:hAnsi="Times New Roman"/>
-          <w:b/>
-          <w:sz w:val="21"/>
-          <w:u w:val="thick"/>
+          <w:sz w:val="21"/>
+          <w:bdr w:val="single" w:sz="8" w:space="0" w:color="auto"/>
           <w:lang w:eastAsia="zh-CN"/>
         </w:rPr>
         <w:t>年</w:t>
@@ -18501,9 +18119,8 @@
       <w:r>
         <w:rPr>
           <w:rFonts w:ascii="Times New Roman" w:eastAsia="宋体" w:hAnsi="Times New Roman"/>
-          <w:b/>
-          <w:sz w:val="21"/>
-          <w:u w:val="thick"/>
+          <w:sz w:val="21"/>
+          <w:bdr w:val="single" w:sz="8" w:space="0" w:color="auto"/>
           <w:lang w:eastAsia="zh-CN"/>
         </w:rPr>
         <w:t>康普顿</w:t>
@@ -18535,9 +18152,8 @@
       <w:r>
         <w:rPr>
           <w:rFonts w:ascii="Times New Roman" w:eastAsia="宋体" w:hAnsi="Times New Roman"/>
-          <w:b/>
-          <w:sz w:val="21"/>
-          <w:u w:val="thick"/>
+          <w:sz w:val="21"/>
+          <w:bdr w:val="single" w:sz="8" w:space="0" w:color="auto"/>
           <w:lang w:eastAsia="zh-CN"/>
         </w:rPr>
         <w:t>康普顿效应</w:t>
@@ -18553,9 +18169,8 @@
       <w:r>
         <w:rPr>
           <w:rFonts w:ascii="Times New Roman" w:eastAsia="宋体" w:hAnsi="Times New Roman"/>
-          <w:b/>
-          <w:sz w:val="21"/>
-          <w:u w:val="thick"/>
+          <w:sz w:val="21"/>
+          <w:bdr w:val="single" w:sz="8" w:space="0" w:color="auto"/>
           <w:lang w:eastAsia="zh-CN"/>
         </w:rPr>
         <w:t>光子的粒子性</w:t>
@@ -18571,9 +18186,8 @@
       <w:r>
         <w:rPr>
           <w:rFonts w:ascii="Times New Roman" w:eastAsia="宋体" w:hAnsi="Times New Roman"/>
-          <w:b/>
-          <w:sz w:val="21"/>
-          <w:u w:val="thick"/>
+          <w:sz w:val="21"/>
+          <w:bdr w:val="single" w:sz="8" w:space="0" w:color="auto"/>
           <w:lang w:eastAsia="zh-CN"/>
         </w:rPr>
         <w:t>吴有训</w:t>
@@ -18621,9 +18235,8 @@
       <w:r>
         <w:rPr>
           <w:rFonts w:ascii="Times New Roman" w:eastAsia="宋体" w:hAnsi="Times New Roman"/>
-          <w:b/>
-          <w:sz w:val="21"/>
-          <w:u w:val="thick"/>
+          <w:sz w:val="21"/>
+          <w:bdr w:val="single" w:sz="8" w:space="0" w:color="auto"/>
           <w:lang w:eastAsia="zh-CN"/>
         </w:rPr>
         <w:t>1924</w:t>
@@ -18631,9 +18244,8 @@
       <w:r>
         <w:rPr>
           <w:rFonts w:ascii="Times New Roman" w:eastAsia="宋体" w:hAnsi="Times New Roman"/>
-          <w:b/>
-          <w:sz w:val="21"/>
-          <w:u w:val="thick"/>
+          <w:sz w:val="21"/>
+          <w:bdr w:val="single" w:sz="8" w:space="0" w:color="auto"/>
           <w:lang w:eastAsia="zh-CN"/>
         </w:rPr>
         <w:t>年</w:t>
@@ -18649,9 +18261,8 @@
       <w:r>
         <w:rPr>
           <w:rFonts w:ascii="Times New Roman" w:eastAsia="宋体" w:hAnsi="Times New Roman"/>
-          <w:b/>
-          <w:sz w:val="21"/>
-          <w:u w:val="thick"/>
+          <w:sz w:val="21"/>
+          <w:bdr w:val="single" w:sz="8" w:space="0" w:color="auto"/>
           <w:lang w:eastAsia="zh-CN"/>
         </w:rPr>
         <w:t>德布罗意</w:t>
@@ -18675,9 +18286,8 @@
       <w:r>
         <w:rPr>
           <w:rFonts w:ascii="Times New Roman" w:eastAsia="宋体" w:hAnsi="Times New Roman"/>
-          <w:b/>
-          <w:sz w:val="21"/>
-          <w:u w:val="thick"/>
+          <w:sz w:val="21"/>
+          <w:bdr w:val="single" w:sz="8" w:space="0" w:color="auto"/>
           <w:lang w:eastAsia="zh-CN"/>
         </w:rPr>
         <w:t>物质波</w:t>
@@ -18693,13 +18303,13 @@
       <m:oMath>
         <m:r>
           <m:rPr>
-            <m:sty m:val="bi"/>
+            <m:sty m:val="i"/>
           </m:rPr>
           <w:rPr>
             <w:rFonts w:ascii="Cambria Math" w:hAnsi="Cambria Math"/>
             <w:sz w:val="21"/>
             <w:szCs w:val="21"/>
-            <w:u w:val="thick"/>
+            <w:bdr w:val="single" w:sz="8" w:space="0" w:color="auto"/>
             <w:lang w:eastAsia="zh-CN"/>
           </w:rPr>
           <m:t>λ=</m:t>
@@ -18709,23 +18319,21 @@
             <m:ctrlPr>
               <w:rPr>
                 <w:rFonts w:ascii="Cambria Math" w:hAnsi="Cambria Math"/>
-                <w:b/>
                 <w:sz w:val="21"/>
                 <w:szCs w:val="21"/>
-                <w:u w:val="thick"/>
+                <w:bdr w:val="single" w:sz="8" w:space="0" w:color="auto"/>
               </w:rPr>
             </m:ctrlPr>
           </m:fPr>
           <m:num>
             <m:r>
               <m:rPr>
-                <m:sty m:val="bi"/>
+                <m:sty m:val="i"/>
               </m:rPr>
               <w:rPr>
                 <w:rFonts w:ascii="Cambria Math" w:hAnsi="Cambria Math"/>
                 <w:sz w:val="21"/>
                 <w:szCs w:val="21"/>
-                <w:u w:val="thick"/>
                 <w:lang w:eastAsia="zh-CN"/>
               </w:rPr>
               <m:t>h</m:t>
@@ -18734,13 +18342,12 @@
           <m:den>
             <m:r>
               <m:rPr>
-                <m:sty m:val="bi"/>
+                <m:sty m:val="i"/>
               </m:rPr>
               <w:rPr>
                 <w:rFonts w:ascii="Cambria Math" w:hAnsi="Cambria Math"/>
                 <w:sz w:val="21"/>
                 <w:szCs w:val="21"/>
-                <w:u w:val="thick"/>
                 <w:lang w:eastAsia="zh-CN"/>
               </w:rPr>
               <m:t>p</m:t>
@@ -18834,9 +18441,8 @@
       <w:r>
         <w:rPr>
           <w:rFonts w:ascii="Times New Roman" w:eastAsia="宋体" w:hAnsi="Times New Roman"/>
-          <w:b/>
-          <w:sz w:val="21"/>
-          <w:u w:val="thick"/>
+          <w:sz w:val="21"/>
+          <w:bdr w:val="single" w:sz="8" w:space="0" w:color="auto"/>
           <w:lang w:eastAsia="zh-CN"/>
         </w:rPr>
         <w:t>1927</w:t>
@@ -18844,9 +18450,8 @@
       <w:r>
         <w:rPr>
           <w:rFonts w:ascii="Times New Roman" w:eastAsia="宋体" w:hAnsi="Times New Roman"/>
-          <w:b/>
-          <w:sz w:val="21"/>
-          <w:u w:val="thick"/>
+          <w:sz w:val="21"/>
+          <w:bdr w:val="single" w:sz="8" w:space="0" w:color="auto"/>
           <w:lang w:eastAsia="zh-CN"/>
         </w:rPr>
         <w:t>年</w:t>
@@ -18862,9 +18467,8 @@
       <w:r>
         <w:rPr>
           <w:rFonts w:ascii="Times New Roman" w:eastAsia="宋体" w:hAnsi="Times New Roman"/>
-          <w:b/>
-          <w:sz w:val="21"/>
-          <w:u w:val="thick"/>
+          <w:sz w:val="21"/>
+          <w:bdr w:val="single" w:sz="8" w:space="0" w:color="auto"/>
           <w:lang w:eastAsia="zh-CN"/>
         </w:rPr>
         <w:t>戴维森和</w:t>
@@ -18872,9 +18476,8 @@
       <w:r>
         <w:rPr>
           <w:rFonts w:ascii="Times New Roman" w:eastAsia="宋体" w:hAnsi="Times New Roman"/>
-          <w:b/>
-          <w:sz w:val="21"/>
-          <w:u w:val="thick"/>
+          <w:sz w:val="21"/>
+          <w:bdr w:val="single" w:sz="8" w:space="0" w:color="auto"/>
           <w:lang w:eastAsia="zh-CN"/>
         </w:rPr>
         <w:t>G.P.</w:t>
@@ -18882,9 +18485,8 @@
       <w:r>
         <w:rPr>
           <w:rFonts w:ascii="Times New Roman" w:eastAsia="宋体" w:hAnsi="Times New Roman"/>
-          <w:b/>
-          <w:sz w:val="21"/>
-          <w:u w:val="thick"/>
+          <w:sz w:val="21"/>
+          <w:bdr w:val="single" w:sz="8" w:space="0" w:color="auto"/>
           <w:lang w:eastAsia="zh-CN"/>
         </w:rPr>
         <w:t>汤姆</w:t>
@@ -18893,9 +18495,8 @@
       <w:r>
         <w:rPr>
           <w:rFonts w:ascii="Times New Roman" w:eastAsia="宋体" w:hAnsi="Times New Roman"/>
-          <w:b/>
-          <w:sz w:val="21"/>
-          <w:u w:val="thick"/>
+          <w:sz w:val="21"/>
+          <w:bdr w:val="single" w:sz="8" w:space="0" w:color="auto"/>
           <w:lang w:eastAsia="zh-CN"/>
         </w:rPr>
         <w:t>孙</w:t>
@@ -18920,9 +18521,8 @@
       <w:r>
         <w:rPr>
           <w:rFonts w:ascii="Times New Roman" w:eastAsia="宋体" w:hAnsi="Times New Roman"/>
-          <w:b/>
-          <w:sz w:val="21"/>
-          <w:u w:val="thick"/>
+          <w:sz w:val="21"/>
+          <w:bdr w:val="single" w:sz="8" w:space="0" w:color="auto"/>
           <w:lang w:eastAsia="zh-CN"/>
         </w:rPr>
         <w:t>电子束衍射</w:t>
@@ -19021,9 +18621,8 @@
       <w:r>
         <w:rPr>
           <w:rFonts w:ascii="Times New Roman" w:eastAsia="宋体" w:hAnsi="Times New Roman"/>
-          <w:b/>
-          <w:sz w:val="21"/>
-          <w:u w:val="thick"/>
+          <w:sz w:val="21"/>
+          <w:bdr w:val="single" w:sz="8" w:space="0" w:color="auto"/>
           <w:lang w:eastAsia="zh-CN"/>
         </w:rPr>
         <w:t>爱因斯坦</w:t>
@@ -19055,9 +18654,8 @@
       <w:r>
         <w:rPr>
           <w:rFonts w:ascii="Times New Roman" w:eastAsia="宋体" w:hAnsi="Times New Roman"/>
-          <w:b/>
-          <w:sz w:val="21"/>
-          <w:u w:val="thick"/>
+          <w:sz w:val="21"/>
+          <w:bdr w:val="single" w:sz="8" w:space="0" w:color="auto"/>
           <w:lang w:eastAsia="zh-CN"/>
         </w:rPr>
         <w:t>量子理论</w:t>
@@ -19106,9 +18704,8 @@
       <w:r>
         <w:rPr>
           <w:rFonts w:ascii="Times New Roman" w:eastAsia="宋体" w:hAnsi="Times New Roman"/>
-          <w:b/>
-          <w:sz w:val="21"/>
-          <w:u w:val="thick"/>
+          <w:sz w:val="21"/>
+          <w:bdr w:val="single" w:sz="8" w:space="0" w:color="auto"/>
           <w:lang w:eastAsia="zh-CN"/>
         </w:rPr>
         <w:t>1859</w:t>
@@ -19116,9 +18713,8 @@
       <w:r>
         <w:rPr>
           <w:rFonts w:ascii="Times New Roman" w:eastAsia="宋体" w:hAnsi="Times New Roman"/>
-          <w:b/>
-          <w:sz w:val="21"/>
-          <w:u w:val="thick"/>
+          <w:sz w:val="21"/>
+          <w:bdr w:val="single" w:sz="8" w:space="0" w:color="auto"/>
           <w:lang w:eastAsia="zh-CN"/>
         </w:rPr>
         <w:t>年</w:t>
@@ -19134,9 +18730,8 @@
       <w:r>
         <w:rPr>
           <w:rFonts w:ascii="Times New Roman" w:eastAsia="宋体" w:hAnsi="Times New Roman"/>
-          <w:b/>
-          <w:sz w:val="21"/>
-          <w:u w:val="thick"/>
+          <w:sz w:val="21"/>
+          <w:bdr w:val="single" w:sz="8" w:space="0" w:color="auto"/>
           <w:lang w:eastAsia="zh-CN"/>
         </w:rPr>
         <w:t>基尔霍夫</w:t>
@@ -19152,9 +18747,8 @@
       <w:r>
         <w:rPr>
           <w:rFonts w:ascii="Times New Roman" w:eastAsia="宋体" w:hAnsi="Times New Roman"/>
-          <w:b/>
-          <w:sz w:val="21"/>
-          <w:u w:val="thick"/>
+          <w:sz w:val="21"/>
+          <w:bdr w:val="single" w:sz="8" w:space="0" w:color="auto"/>
           <w:lang w:eastAsia="zh-CN"/>
         </w:rPr>
         <w:t>本生</w:t>
@@ -19170,9 +18764,8 @@
       <w:r>
         <w:rPr>
           <w:rFonts w:ascii="Times New Roman" w:eastAsia="宋体" w:hAnsi="Times New Roman"/>
-          <w:b/>
-          <w:sz w:val="21"/>
-          <w:u w:val="thick"/>
+          <w:sz w:val="21"/>
+          <w:bdr w:val="single" w:sz="8" w:space="0" w:color="auto"/>
           <w:lang w:eastAsia="zh-CN"/>
         </w:rPr>
         <w:t>光谱分析</w:t>
@@ -19384,9 +18977,8 @@
       <w:r>
         <w:rPr>
           <w:rFonts w:ascii="Times New Roman" w:eastAsia="宋体" w:hAnsi="Times New Roman"/>
-          <w:b/>
-          <w:sz w:val="21"/>
-          <w:u w:val="thick"/>
+          <w:sz w:val="21"/>
+          <w:bdr w:val="single" w:sz="8" w:space="0" w:color="auto"/>
           <w:lang w:eastAsia="zh-CN"/>
         </w:rPr>
         <w:t>1896</w:t>
@@ -19394,9 +18986,8 @@
       <w:r>
         <w:rPr>
           <w:rFonts w:ascii="Times New Roman" w:eastAsia="宋体" w:hAnsi="Times New Roman"/>
-          <w:b/>
-          <w:sz w:val="21"/>
-          <w:u w:val="thick"/>
+          <w:sz w:val="21"/>
+          <w:bdr w:val="single" w:sz="8" w:space="0" w:color="auto"/>
           <w:lang w:eastAsia="zh-CN"/>
         </w:rPr>
         <w:t>年</w:t>
@@ -19412,9 +19003,8 @@
       <w:r>
         <w:rPr>
           <w:rFonts w:ascii="Times New Roman" w:eastAsia="宋体" w:hAnsi="Times New Roman"/>
-          <w:b/>
-          <w:sz w:val="21"/>
-          <w:u w:val="thick"/>
+          <w:sz w:val="21"/>
+          <w:bdr w:val="single" w:sz="8" w:space="0" w:color="auto"/>
           <w:lang w:eastAsia="zh-CN"/>
         </w:rPr>
         <w:t>贝克勒尔</w:t>
@@ -19430,9 +19020,8 @@
       <w:r>
         <w:rPr>
           <w:rFonts w:ascii="Times New Roman" w:eastAsia="宋体" w:hAnsi="Times New Roman"/>
-          <w:b/>
-          <w:sz w:val="21"/>
-          <w:u w:val="thick"/>
+          <w:sz w:val="21"/>
+          <w:bdr w:val="single" w:sz="8" w:space="0" w:color="auto"/>
           <w:lang w:eastAsia="zh-CN"/>
         </w:rPr>
         <w:t>天然放射现象</w:t>
@@ -19448,9 +19037,8 @@
       <w:r>
         <w:rPr>
           <w:rFonts w:ascii="Times New Roman" w:eastAsia="宋体" w:hAnsi="Times New Roman"/>
-          <w:b/>
-          <w:sz w:val="21"/>
-          <w:u w:val="thick"/>
+          <w:sz w:val="21"/>
+          <w:bdr w:val="single" w:sz="8" w:space="0" w:color="auto"/>
           <w:lang w:eastAsia="zh-CN"/>
         </w:rPr>
         <w:t>原子核具有复杂结构</w:t>
@@ -19533,9 +19121,8 @@
       <w:r>
         <w:rPr>
           <w:rFonts w:ascii="Times New Roman" w:eastAsia="宋体" w:hAnsi="Times New Roman"/>
-          <w:b/>
-          <w:sz w:val="21"/>
-          <w:u w:val="thick"/>
+          <w:sz w:val="21"/>
+          <w:bdr w:val="single" w:sz="8" w:space="0" w:color="auto"/>
           <w:lang w:eastAsia="zh-CN"/>
         </w:rPr>
         <w:t>玛丽</w:t>
@@ -19543,9 +19130,8 @@
       <w:r>
         <w:rPr>
           <w:rFonts w:ascii="Times New Roman" w:eastAsia="宋体" w:hAnsi="Times New Roman"/>
-          <w:b/>
-          <w:sz w:val="21"/>
-          <w:u w:val="thick"/>
+          <w:sz w:val="21"/>
+          <w:bdr w:val="single" w:sz="8" w:space="0" w:color="auto"/>
           <w:lang w:eastAsia="zh-CN"/>
         </w:rPr>
         <w:t>·</w:t>
@@ -19553,9 +19139,8 @@
       <w:r>
         <w:rPr>
           <w:rFonts w:ascii="Times New Roman" w:eastAsia="宋体" w:hAnsi="Times New Roman"/>
-          <w:b/>
-          <w:sz w:val="21"/>
-          <w:u w:val="thick"/>
+          <w:sz w:val="21"/>
+          <w:bdr w:val="single" w:sz="8" w:space="0" w:color="auto"/>
           <w:lang w:eastAsia="zh-CN"/>
         </w:rPr>
         <w:t>居里</w:t>
@@ -19571,9 +19156,8 @@
       <w:r>
         <w:rPr>
           <w:rFonts w:ascii="Times New Roman" w:eastAsia="宋体" w:hAnsi="Times New Roman"/>
-          <w:b/>
-          <w:sz w:val="21"/>
-          <w:u w:val="thick"/>
+          <w:sz w:val="21"/>
+          <w:bdr w:val="single" w:sz="8" w:space="0" w:color="auto"/>
           <w:lang w:eastAsia="zh-CN"/>
         </w:rPr>
         <w:t>皮埃尔</w:t>
@@ -19581,9 +19165,8 @@
       <w:r>
         <w:rPr>
           <w:rFonts w:ascii="Times New Roman" w:eastAsia="宋体" w:hAnsi="Times New Roman"/>
-          <w:b/>
-          <w:sz w:val="21"/>
-          <w:u w:val="thick"/>
+          <w:sz w:val="21"/>
+          <w:bdr w:val="single" w:sz="8" w:space="0" w:color="auto"/>
           <w:lang w:eastAsia="zh-CN"/>
         </w:rPr>
         <w:t>·</w:t>
@@ -19591,9 +19174,8 @@
       <w:r>
         <w:rPr>
           <w:rFonts w:ascii="Times New Roman" w:eastAsia="宋体" w:hAnsi="Times New Roman"/>
-          <w:b/>
-          <w:sz w:val="21"/>
-          <w:u w:val="thick"/>
+          <w:sz w:val="21"/>
+          <w:bdr w:val="single" w:sz="8" w:space="0" w:color="auto"/>
           <w:lang w:eastAsia="zh-CN"/>
         </w:rPr>
         <w:t>居里</w:t>
@@ -19609,9 +19191,8 @@
       <w:r>
         <w:rPr>
           <w:rFonts w:ascii="Times New Roman" w:eastAsia="宋体" w:hAnsi="Times New Roman"/>
-          <w:b/>
-          <w:sz w:val="21"/>
-          <w:u w:val="thick"/>
+          <w:sz w:val="21"/>
+          <w:bdr w:val="single" w:sz="8" w:space="0" w:color="auto"/>
           <w:lang w:eastAsia="zh-CN"/>
         </w:rPr>
         <w:t>1898</w:t>
@@ -19619,9 +19200,8 @@
       <w:r>
         <w:rPr>
           <w:rFonts w:ascii="Times New Roman" w:eastAsia="宋体" w:hAnsi="Times New Roman"/>
-          <w:b/>
-          <w:sz w:val="21"/>
-          <w:u w:val="thick"/>
+          <w:sz w:val="21"/>
+          <w:bdr w:val="single" w:sz="8" w:space="0" w:color="auto"/>
           <w:lang w:eastAsia="zh-CN"/>
         </w:rPr>
         <w:t>年</w:t>
@@ -19638,9 +19218,8 @@
       <w:r>
         <w:rPr>
           <w:rFonts w:ascii="Times New Roman" w:eastAsia="宋体" w:hAnsi="Times New Roman"/>
-          <w:b/>
-          <w:sz w:val="21"/>
-          <w:u w:val="thick"/>
+          <w:sz w:val="21"/>
+          <w:bdr w:val="single" w:sz="8" w:space="0" w:color="auto"/>
           <w:lang w:eastAsia="zh-CN"/>
         </w:rPr>
         <w:t>钋</w:t>
@@ -19649,9 +19228,8 @@
       <w:r>
         <w:rPr>
           <w:rFonts w:ascii="Times New Roman" w:eastAsia="宋体" w:hAnsi="Times New Roman"/>
-          <w:b/>
-          <w:sz w:val="21"/>
-          <w:u w:val="thick"/>
+          <w:sz w:val="21"/>
+          <w:bdr w:val="single" w:sz="8" w:space="0" w:color="auto"/>
           <w:lang w:eastAsia="zh-CN"/>
         </w:rPr>
         <w:t>（</w:t>
@@ -19659,9 +19237,8 @@
       <w:r>
         <w:rPr>
           <w:rFonts w:ascii="Times New Roman" w:eastAsia="宋体" w:hAnsi="Times New Roman"/>
-          <w:b/>
-          <w:sz w:val="21"/>
-          <w:u w:val="thick"/>
+          <w:sz w:val="21"/>
+          <w:bdr w:val="single" w:sz="8" w:space="0" w:color="auto"/>
           <w:lang w:eastAsia="zh-CN"/>
         </w:rPr>
         <w:t>Po</w:t>
@@ -19669,9 +19246,8 @@
       <w:r>
         <w:rPr>
           <w:rFonts w:ascii="Times New Roman" w:eastAsia="宋体" w:hAnsi="Times New Roman"/>
-          <w:b/>
-          <w:sz w:val="21"/>
-          <w:u w:val="thick"/>
+          <w:sz w:val="21"/>
+          <w:bdr w:val="single" w:sz="8" w:space="0" w:color="auto"/>
           <w:lang w:eastAsia="zh-CN"/>
         </w:rPr>
         <w:t>）和</w:t>
@@ -19680,9 +19256,8 @@
       <w:r>
         <w:rPr>
           <w:rFonts w:ascii="Times New Roman" w:eastAsia="宋体" w:hAnsi="Times New Roman"/>
-          <w:b/>
-          <w:sz w:val="21"/>
-          <w:u w:val="thick"/>
+          <w:sz w:val="21"/>
+          <w:bdr w:val="single" w:sz="8" w:space="0" w:color="auto"/>
           <w:lang w:eastAsia="zh-CN"/>
         </w:rPr>
         <w:t>镭（</w:t>
@@ -19691,9 +19266,8 @@
       <w:r>
         <w:rPr>
           <w:rFonts w:ascii="Times New Roman" w:eastAsia="宋体" w:hAnsi="Times New Roman"/>
-          <w:b/>
-          <w:sz w:val="21"/>
-          <w:u w:val="thick"/>
+          <w:sz w:val="21"/>
+          <w:bdr w:val="single" w:sz="8" w:space="0" w:color="auto"/>
           <w:lang w:eastAsia="zh-CN"/>
         </w:rPr>
         <w:t>Ra</w:t>
@@ -19701,9 +19275,8 @@
       <w:r>
         <w:rPr>
           <w:rFonts w:ascii="Times New Roman" w:eastAsia="宋体" w:hAnsi="Times New Roman"/>
-          <w:b/>
-          <w:sz w:val="21"/>
-          <w:u w:val="thick"/>
+          <w:sz w:val="21"/>
+          <w:bdr w:val="single" w:sz="8" w:space="0" w:color="auto"/>
           <w:lang w:eastAsia="zh-CN"/>
         </w:rPr>
         <w:t>）</w:t>
@@ -19794,9 +19367,8 @@
       <w:r>
         <w:rPr>
           <w:rFonts w:ascii="Times New Roman" w:eastAsia="宋体" w:hAnsi="Times New Roman"/>
-          <w:b/>
-          <w:sz w:val="21"/>
-          <w:u w:val="thick"/>
+          <w:sz w:val="21"/>
+          <w:bdr w:val="single" w:sz="8" w:space="0" w:color="auto"/>
           <w:lang w:eastAsia="zh-CN"/>
         </w:rPr>
         <w:t>1919</w:t>
@@ -19804,9 +19376,8 @@
       <w:r>
         <w:rPr>
           <w:rFonts w:ascii="Times New Roman" w:eastAsia="宋体" w:hAnsi="Times New Roman"/>
-          <w:b/>
-          <w:sz w:val="21"/>
-          <w:u w:val="thick"/>
+          <w:sz w:val="21"/>
+          <w:bdr w:val="single" w:sz="8" w:space="0" w:color="auto"/>
           <w:lang w:eastAsia="zh-CN"/>
         </w:rPr>
         <w:t>年</w:t>
@@ -19837,9 +19408,8 @@
       <w:r>
         <w:rPr>
           <w:rFonts w:ascii="Times New Roman" w:eastAsia="宋体" w:hAnsi="Times New Roman"/>
-          <w:b/>
-          <w:sz w:val="21"/>
-          <w:u w:val="thick"/>
+          <w:sz w:val="21"/>
+          <w:bdr w:val="single" w:sz="8" w:space="0" w:color="auto"/>
           <w:lang w:eastAsia="zh-CN"/>
         </w:rPr>
         <w:t>轰击氮原子核</w:t>
@@ -19863,9 +19433,8 @@
       <w:r>
         <w:rPr>
           <w:rFonts w:ascii="Times New Roman" w:eastAsia="宋体" w:hAnsi="Times New Roman"/>
-          <w:b/>
-          <w:sz w:val="21"/>
-          <w:u w:val="thick"/>
+          <w:sz w:val="21"/>
+          <w:bdr w:val="single" w:sz="8" w:space="0" w:color="auto"/>
           <w:lang w:eastAsia="zh-CN"/>
         </w:rPr>
         <w:t>质子</w:t>
@@ -19881,9 +19450,8 @@
       <w:r>
         <w:rPr>
           <w:rFonts w:ascii="Times New Roman" w:eastAsia="宋体" w:hAnsi="Times New Roman"/>
-          <w:b/>
-          <w:sz w:val="21"/>
-          <w:u w:val="thick"/>
+          <w:sz w:val="21"/>
+          <w:bdr w:val="single" w:sz="8" w:space="0" w:color="auto"/>
           <w:lang w:eastAsia="zh-CN"/>
         </w:rPr>
         <w:t>预言了中子</w:t>
@@ -19958,9 +19526,8 @@
       <w:r>
         <w:rPr>
           <w:rFonts w:ascii="Times New Roman" w:eastAsia="宋体" w:hAnsi="Times New Roman"/>
-          <w:b/>
-          <w:sz w:val="21"/>
-          <w:u w:val="thick"/>
+          <w:sz w:val="21"/>
+          <w:bdr w:val="single" w:sz="8" w:space="0" w:color="auto"/>
           <w:lang w:eastAsia="zh-CN"/>
         </w:rPr>
         <w:t>1932</w:t>
@@ -19968,9 +19535,8 @@
       <w:r>
         <w:rPr>
           <w:rFonts w:ascii="Times New Roman" w:eastAsia="宋体" w:hAnsi="Times New Roman"/>
-          <w:b/>
-          <w:sz w:val="21"/>
-          <w:u w:val="thick"/>
+          <w:sz w:val="21"/>
+          <w:bdr w:val="single" w:sz="8" w:space="0" w:color="auto"/>
           <w:lang w:eastAsia="zh-CN"/>
         </w:rPr>
         <w:t>年</w:t>
@@ -19986,9 +19552,8 @@
       <w:r>
         <w:rPr>
           <w:rFonts w:ascii="Times New Roman" w:eastAsia="宋体" w:hAnsi="Times New Roman"/>
-          <w:b/>
-          <w:sz w:val="21"/>
-          <w:u w:val="thick"/>
+          <w:sz w:val="21"/>
+          <w:bdr w:val="single" w:sz="8" w:space="0" w:color="auto"/>
           <w:lang w:eastAsia="zh-CN"/>
         </w:rPr>
         <w:t>查德威克</w:t>
@@ -20020,9 +19585,8 @@
       <w:r>
         <w:rPr>
           <w:rFonts w:ascii="Times New Roman" w:eastAsia="宋体" w:hAnsi="Times New Roman"/>
-          <w:b/>
-          <w:sz w:val="21"/>
-          <w:u w:val="thick"/>
+          <w:sz w:val="21"/>
+          <w:bdr w:val="single" w:sz="8" w:space="0" w:color="auto"/>
           <w:lang w:eastAsia="zh-CN"/>
         </w:rPr>
         <w:t>铍</w:t>
@@ -20039,9 +19603,8 @@
       <w:r>
         <w:rPr>
           <w:rFonts w:ascii="Times New Roman" w:eastAsia="宋体" w:hAnsi="Times New Roman"/>
-          <w:b/>
-          <w:sz w:val="21"/>
-          <w:u w:val="thick"/>
+          <w:sz w:val="21"/>
+          <w:bdr w:val="single" w:sz="8" w:space="0" w:color="auto"/>
           <w:lang w:eastAsia="zh-CN"/>
         </w:rPr>
         <w:t>中子</w:t>
@@ -20116,9 +19679,8 @@
       <w:r>
         <w:rPr>
           <w:rFonts w:ascii="Times New Roman" w:eastAsia="宋体" w:hAnsi="Times New Roman"/>
-          <w:b/>
-          <w:sz w:val="21"/>
-          <w:u w:val="thick"/>
+          <w:sz w:val="21"/>
+          <w:bdr w:val="single" w:sz="8" w:space="0" w:color="auto"/>
           <w:lang w:eastAsia="zh-CN"/>
         </w:rPr>
         <w:t>1932</w:t>
@@ -20126,9 +19688,8 @@
       <w:r>
         <w:rPr>
           <w:rFonts w:ascii="Times New Roman" w:eastAsia="宋体" w:hAnsi="Times New Roman"/>
-          <w:b/>
-          <w:sz w:val="21"/>
-          <w:u w:val="thick"/>
+          <w:sz w:val="21"/>
+          <w:bdr w:val="single" w:sz="8" w:space="0" w:color="auto"/>
           <w:lang w:eastAsia="zh-CN"/>
         </w:rPr>
         <w:t>年</w:t>
@@ -20144,9 +19705,8 @@
       <w:r>
         <w:rPr>
           <w:rFonts w:ascii="Times New Roman" w:eastAsia="宋体" w:hAnsi="Times New Roman"/>
-          <w:b/>
-          <w:sz w:val="21"/>
-          <w:u w:val="thick"/>
+          <w:sz w:val="21"/>
+          <w:bdr w:val="single" w:sz="8" w:space="0" w:color="auto"/>
           <w:lang w:eastAsia="zh-CN"/>
         </w:rPr>
         <w:t>正电子</w:t>
@@ -20162,9 +19722,8 @@
       <w:r>
         <w:rPr>
           <w:rFonts w:ascii="Times New Roman" w:eastAsia="宋体" w:hAnsi="Times New Roman"/>
-          <w:b/>
-          <w:sz w:val="21"/>
-          <w:u w:val="thick"/>
+          <w:sz w:val="21"/>
+          <w:bdr w:val="single" w:sz="8" w:space="0" w:color="auto"/>
           <w:lang w:eastAsia="zh-CN"/>
         </w:rPr>
         <w:t>1934</w:t>
@@ -20172,9 +19731,8 @@
       <w:r>
         <w:rPr>
           <w:rFonts w:ascii="Times New Roman" w:eastAsia="宋体" w:hAnsi="Times New Roman"/>
-          <w:b/>
-          <w:sz w:val="21"/>
-          <w:u w:val="thick"/>
+          <w:sz w:val="21"/>
+          <w:bdr w:val="single" w:sz="8" w:space="0" w:color="auto"/>
           <w:lang w:eastAsia="zh-CN"/>
         </w:rPr>
         <w:t>年</w:t>
@@ -20190,9 +19748,8 @@
       <w:r>
         <w:rPr>
           <w:rFonts w:ascii="Times New Roman" w:eastAsia="宋体" w:hAnsi="Times New Roman"/>
-          <w:b/>
-          <w:sz w:val="21"/>
-          <w:u w:val="thick"/>
+          <w:sz w:val="21"/>
+          <w:bdr w:val="single" w:sz="8" w:space="0" w:color="auto"/>
           <w:lang w:eastAsia="zh-CN"/>
         </w:rPr>
         <w:t>约里奥</w:t>
@@ -20200,9 +19757,8 @@
       <w:r>
         <w:rPr>
           <w:rFonts w:ascii="Times New Roman" w:eastAsia="宋体" w:hAnsi="Times New Roman"/>
-          <w:b/>
-          <w:sz w:val="21"/>
-          <w:u w:val="thick"/>
+          <w:sz w:val="21"/>
+          <w:bdr w:val="single" w:sz="8" w:space="0" w:color="auto"/>
           <w:lang w:eastAsia="zh-CN"/>
         </w:rPr>
         <w:t>-</w:t>
@@ -20210,9 +19766,8 @@
       <w:r>
         <w:rPr>
           <w:rFonts w:ascii="Times New Roman" w:eastAsia="宋体" w:hAnsi="Times New Roman"/>
-          <w:b/>
-          <w:sz w:val="21"/>
-          <w:u w:val="thick"/>
+          <w:sz w:val="21"/>
+          <w:bdr w:val="single" w:sz="8" w:space="0" w:color="auto"/>
           <w:lang w:eastAsia="zh-CN"/>
         </w:rPr>
         <w:t>居里夫妇</w:t>
@@ -20228,9 +19783,8 @@
       <w:r>
         <w:rPr>
           <w:rFonts w:ascii="Times New Roman" w:eastAsia="宋体" w:hAnsi="Times New Roman"/>
-          <w:b/>
-          <w:sz w:val="21"/>
-          <w:u w:val="thick"/>
+          <w:sz w:val="21"/>
+          <w:bdr w:val="single" w:sz="8" w:space="0" w:color="auto"/>
           <w:lang w:eastAsia="zh-CN"/>
         </w:rPr>
         <w:t>人工放射性</w:t>
@@ -20306,9 +19860,8 @@
       <w:r>
         <w:rPr>
           <w:rFonts w:ascii="Times New Roman" w:eastAsia="宋体" w:hAnsi="Times New Roman"/>
-          <w:b/>
-          <w:sz w:val="21"/>
-          <w:u w:val="thick"/>
+          <w:sz w:val="21"/>
+          <w:bdr w:val="single" w:sz="8" w:space="0" w:color="auto"/>
           <w:lang w:eastAsia="zh-CN"/>
         </w:rPr>
         <w:t>1938</w:t>
@@ -20316,9 +19869,8 @@
       <w:r>
         <w:rPr>
           <w:rFonts w:ascii="Times New Roman" w:eastAsia="宋体" w:hAnsi="Times New Roman"/>
-          <w:b/>
-          <w:sz w:val="21"/>
-          <w:u w:val="thick"/>
+          <w:sz w:val="21"/>
+          <w:bdr w:val="single" w:sz="8" w:space="0" w:color="auto"/>
           <w:lang w:eastAsia="zh-CN"/>
         </w:rPr>
         <w:t>年年底</w:t>
@@ -20334,9 +19886,8 @@
       <w:r>
         <w:rPr>
           <w:rFonts w:ascii="Times New Roman" w:eastAsia="宋体" w:hAnsi="Times New Roman"/>
-          <w:b/>
-          <w:sz w:val="21"/>
-          <w:u w:val="thick"/>
+          <w:sz w:val="21"/>
+          <w:bdr w:val="single" w:sz="8" w:space="0" w:color="auto"/>
           <w:lang w:eastAsia="zh-CN"/>
         </w:rPr>
         <w:t>哈恩</w:t>
@@ -20352,9 +19903,8 @@
       <w:r>
         <w:rPr>
           <w:rFonts w:ascii="Times New Roman" w:eastAsia="宋体" w:hAnsi="Times New Roman"/>
-          <w:b/>
-          <w:sz w:val="21"/>
-          <w:u w:val="thick"/>
+          <w:sz w:val="21"/>
+          <w:bdr w:val="single" w:sz="8" w:space="0" w:color="auto"/>
           <w:lang w:eastAsia="zh-CN"/>
         </w:rPr>
         <w:t>斯特拉斯曼</w:t>
@@ -20370,9 +19920,8 @@
       <w:r>
         <w:rPr>
           <w:rFonts w:ascii="Times New Roman" w:eastAsia="宋体" w:hAnsi="Times New Roman"/>
-          <w:b/>
-          <w:sz w:val="21"/>
-          <w:u w:val="thick"/>
+          <w:sz w:val="21"/>
+          <w:bdr w:val="single" w:sz="8" w:space="0" w:color="auto"/>
           <w:lang w:eastAsia="zh-CN"/>
         </w:rPr>
         <w:t>迈特纳</w:t>
@@ -20388,9 +19937,8 @@
       <w:r>
         <w:rPr>
           <w:rFonts w:ascii="Times New Roman" w:eastAsia="宋体" w:hAnsi="Times New Roman"/>
-          <w:b/>
-          <w:sz w:val="21"/>
-          <w:u w:val="thick"/>
+          <w:sz w:val="21"/>
+          <w:bdr w:val="single" w:sz="8" w:space="0" w:color="auto"/>
           <w:lang w:eastAsia="zh-CN"/>
         </w:rPr>
         <w:t>弗里施</w:t>
@@ -20406,9 +19954,8 @@
       <w:r>
         <w:rPr>
           <w:rFonts w:ascii="Times New Roman" w:eastAsia="宋体" w:hAnsi="Times New Roman"/>
-          <w:b/>
-          <w:sz w:val="21"/>
-          <w:u w:val="thick"/>
+          <w:sz w:val="21"/>
+          <w:bdr w:val="single" w:sz="8" w:space="0" w:color="auto"/>
           <w:lang w:eastAsia="zh-CN"/>
         </w:rPr>
         <w:t>核裂变</w:t>
@@ -20424,13 +19971,13 @@
       <m:oMath>
         <m:r>
           <m:rPr>
-            <m:sty m:val="bi"/>
+            <m:sty m:val="i"/>
           </m:rPr>
           <w:rPr>
             <w:rFonts w:ascii="Cambria Math" w:hAnsi="Cambria Math"/>
             <w:sz w:val="21"/>
             <w:szCs w:val="21"/>
-            <w:u w:val="thick"/>
+            <w:bdr w:val="single" w:sz="8" w:space="0" w:color="auto"/>
             <w:lang w:eastAsia="zh-CN"/>
           </w:rPr>
           <m:t>E=m</m:t>
@@ -20440,23 +19987,21 @@
             <m:ctrlPr>
               <w:rPr>
                 <w:rFonts w:ascii="Cambria Math" w:hAnsi="Cambria Math"/>
-                <w:b/>
                 <w:sz w:val="21"/>
                 <w:szCs w:val="21"/>
-                <w:u w:val="thick"/>
+                <w:bdr w:val="single" w:sz="8" w:space="0" w:color="auto"/>
               </w:rPr>
             </m:ctrlPr>
           </m:sSupPr>
           <m:e>
             <m:r>
               <m:rPr>
-                <m:sty m:val="bi"/>
+                <m:sty m:val="i"/>
               </m:rPr>
               <w:rPr>
                 <w:rFonts w:ascii="Cambria Math" w:hAnsi="Cambria Math"/>
                 <w:sz w:val="21"/>
                 <w:szCs w:val="21"/>
-                <w:u w:val="thick"/>
                 <w:lang w:eastAsia="zh-CN"/>
               </w:rPr>
               <m:t>c</m:t>
@@ -20465,13 +20010,12 @@
           <m:sup>
             <m:r>
               <m:rPr>
-                <m:sty m:val="bi"/>
+                <m:sty m:val="i"/>
               </m:rPr>
               <w:rPr>
                 <w:rFonts w:ascii="Cambria Math" w:hAnsi="Cambria Math"/>
                 <w:sz w:val="21"/>
                 <w:szCs w:val="21"/>
-                <w:u w:val="thick"/>
                 <w:lang w:eastAsia="zh-CN"/>
               </w:rPr>
               <m:t>2</m:t>
@@ -20549,9 +20093,8 @@
       <w:r>
         <w:rPr>
           <w:rFonts w:ascii="Times New Roman" w:eastAsia="宋体" w:hAnsi="Times New Roman"/>
-          <w:b/>
-          <w:sz w:val="21"/>
-          <w:u w:val="thick"/>
+          <w:sz w:val="21"/>
+          <w:bdr w:val="single" w:sz="8" w:space="0" w:color="auto"/>
           <w:lang w:eastAsia="zh-CN"/>
         </w:rPr>
         <w:t>1942</w:t>
@@ -20559,9 +20102,8 @@
       <w:r>
         <w:rPr>
           <w:rFonts w:ascii="Times New Roman" w:eastAsia="宋体" w:hAnsi="Times New Roman"/>
-          <w:b/>
-          <w:sz w:val="21"/>
-          <w:u w:val="thick"/>
+          <w:sz w:val="21"/>
+          <w:bdr w:val="single" w:sz="8" w:space="0" w:color="auto"/>
           <w:lang w:eastAsia="zh-CN"/>
         </w:rPr>
         <w:t>年</w:t>
@@ -20577,9 +20119,8 @@
       <w:r>
         <w:rPr>
           <w:rFonts w:ascii="Times New Roman" w:eastAsia="宋体" w:hAnsi="Times New Roman"/>
-          <w:b/>
-          <w:sz w:val="21"/>
-          <w:u w:val="thick"/>
+          <w:sz w:val="21"/>
+          <w:bdr w:val="single" w:sz="8" w:space="0" w:color="auto"/>
           <w:lang w:eastAsia="zh-CN"/>
         </w:rPr>
         <w:t>费米</w:t>
@@ -20595,9 +20136,8 @@
       <w:r>
         <w:rPr>
           <w:rFonts w:ascii="Times New Roman" w:eastAsia="宋体" w:hAnsi="Times New Roman"/>
-          <w:b/>
-          <w:sz w:val="21"/>
-          <w:u w:val="thick"/>
+          <w:sz w:val="21"/>
+          <w:bdr w:val="single" w:sz="8" w:space="0" w:color="auto"/>
           <w:lang w:eastAsia="zh-CN"/>
         </w:rPr>
         <w:t>核反应堆</w:t>
@@ -20613,9 +20153,8 @@
       <w:r>
         <w:rPr>
           <w:rFonts w:ascii="Times New Roman" w:eastAsia="宋体" w:hAnsi="Times New Roman"/>
-          <w:b/>
-          <w:sz w:val="21"/>
-          <w:u w:val="thick"/>
+          <w:sz w:val="21"/>
+          <w:bdr w:val="single" w:sz="8" w:space="0" w:color="auto"/>
           <w:lang w:eastAsia="zh-CN"/>
         </w:rPr>
         <w:t>链式反应</w:t>
@@ -20698,9 +20237,8 @@
       <w:r>
         <w:rPr>
           <w:rFonts w:ascii="Times New Roman" w:eastAsia="宋体" w:hAnsi="Times New Roman"/>
-          <w:b/>
-          <w:sz w:val="21"/>
-          <w:u w:val="thick"/>
+          <w:sz w:val="21"/>
+          <w:bdr w:val="single" w:sz="8" w:space="0" w:color="auto"/>
           <w:lang w:eastAsia="zh-CN"/>
         </w:rPr>
         <w:t>钱三强、何泽慧</w:t>
@@ -20716,9 +20254,8 @@
       <w:r>
         <w:rPr>
           <w:rFonts w:ascii="Times New Roman" w:eastAsia="宋体" w:hAnsi="Times New Roman"/>
-          <w:b/>
-          <w:sz w:val="21"/>
-          <w:u w:val="thick"/>
+          <w:sz w:val="21"/>
+          <w:bdr w:val="single" w:sz="8" w:space="0" w:color="auto"/>
           <w:lang w:eastAsia="zh-CN"/>
         </w:rPr>
         <w:t>1947</w:t>
@@ -20726,9 +20263,8 @@
       <w:r>
         <w:rPr>
           <w:rFonts w:ascii="Times New Roman" w:eastAsia="宋体" w:hAnsi="Times New Roman"/>
-          <w:b/>
-          <w:sz w:val="21"/>
-          <w:u w:val="thick"/>
+          <w:sz w:val="21"/>
+          <w:bdr w:val="single" w:sz="8" w:space="0" w:color="auto"/>
           <w:lang w:eastAsia="zh-CN"/>
         </w:rPr>
         <w:t>年</w:t>
@@ -20744,9 +20280,8 @@
       <w:r>
         <w:rPr>
           <w:rFonts w:ascii="Times New Roman" w:eastAsia="宋体" w:hAnsi="Times New Roman"/>
-          <w:b/>
-          <w:sz w:val="21"/>
-          <w:u w:val="thick"/>
+          <w:sz w:val="21"/>
+          <w:bdr w:val="single" w:sz="8" w:space="0" w:color="auto"/>
           <w:lang w:eastAsia="zh-CN"/>
         </w:rPr>
         <w:t>分裂为三部分或四部分</w:t>
@@ -20821,9 +20356,8 @@
       <w:r>
         <w:rPr>
           <w:rFonts w:ascii="Times New Roman" w:eastAsia="宋体" w:hAnsi="Times New Roman"/>
-          <w:b/>
-          <w:sz w:val="21"/>
-          <w:u w:val="thick"/>
+          <w:sz w:val="21"/>
+          <w:bdr w:val="single" w:sz="8" w:space="0" w:color="auto"/>
           <w:lang w:eastAsia="zh-CN"/>
         </w:rPr>
         <w:t>卢瑟福和索迪</w:t>
@@ -20839,9 +20373,8 @@
       <w:r>
         <w:rPr>
           <w:rFonts w:ascii="Times New Roman" w:eastAsia="宋体" w:hAnsi="Times New Roman"/>
-          <w:b/>
-          <w:sz w:val="21"/>
-          <w:u w:val="thick"/>
+          <w:sz w:val="21"/>
+          <w:bdr w:val="single" w:sz="8" w:space="0" w:color="auto"/>
           <w:lang w:eastAsia="zh-CN"/>
         </w:rPr>
         <w:t>半衰期</w:t>
@@ -20873,9 +20406,8 @@
       <w:r>
         <w:rPr>
           <w:rFonts w:ascii="Times New Roman" w:eastAsia="宋体" w:hAnsi="Times New Roman"/>
-          <w:b/>
-          <w:sz w:val="21"/>
-          <w:u w:val="thick"/>
+          <w:sz w:val="21"/>
+          <w:bdr w:val="single" w:sz="8" w:space="0" w:color="auto"/>
           <w:lang w:eastAsia="zh-CN"/>
         </w:rPr>
         <w:t>盖尔曼</w:t>
@@ -20891,9 +20423,8 @@
       <w:r>
         <w:rPr>
           <w:rFonts w:ascii="Times New Roman" w:eastAsia="宋体" w:hAnsi="Times New Roman"/>
-          <w:b/>
-          <w:sz w:val="21"/>
-          <w:u w:val="thick"/>
+          <w:sz w:val="21"/>
+          <w:bdr w:val="single" w:sz="8" w:space="0" w:color="auto"/>
           <w:lang w:eastAsia="zh-CN"/>
         </w:rPr>
         <w:t>夸克模型</w:t>
@@ -20917,9 +20448,8 @@
       <w:r>
         <w:rPr>
           <w:rFonts w:ascii="Times New Roman" w:eastAsia="宋体" w:hAnsi="Times New Roman"/>
-          <w:b/>
-          <w:sz w:val="21"/>
-          <w:u w:val="thick"/>
+          <w:sz w:val="21"/>
+          <w:bdr w:val="single" w:sz="8" w:space="0" w:color="auto"/>
           <w:lang w:eastAsia="zh-CN"/>
         </w:rPr>
         <w:t>夸克</w:t>
@@ -21018,9 +20548,8 @@
       <w:r>
         <w:rPr>
           <w:rFonts w:ascii="Times New Roman" w:eastAsia="宋体" w:hAnsi="Times New Roman"/>
-          <w:b/>
-          <w:sz w:val="21"/>
-          <w:u w:val="thick"/>
+          <w:sz w:val="21"/>
+          <w:bdr w:val="single" w:sz="8" w:space="0" w:color="auto"/>
           <w:lang w:eastAsia="zh-CN"/>
         </w:rPr>
         <w:t>氮核</w:t>
@@ -21036,9 +20565,8 @@
       <w:r>
         <w:rPr>
           <w:rFonts w:ascii="Times New Roman" w:eastAsia="宋体" w:hAnsi="Times New Roman"/>
-          <w:b/>
-          <w:sz w:val="21"/>
-          <w:u w:val="thick"/>
+          <w:sz w:val="21"/>
+          <w:bdr w:val="single" w:sz="8" w:space="0" w:color="auto"/>
           <w:lang w:eastAsia="zh-CN"/>
         </w:rPr>
         <w:t>铍核</w:t>
@@ -21063,7 +20591,8 @@
     <w:sectPr>
       <w:footerReference w:type="default" r:id="rId8"/>
       <w:pgSz w:w="11906" w:h="16838"/>
-      <w:pgMar w:top="720" w:right="720" w:bottom="720" w:left="720" w:header="720" w:footer="720" w:gutter="0"/>
+      <w:pgMar w:top="850" w:right="850" w:bottom="850" w:left="850" w:header="850" w:footer="850" w:gutter="0"/>
+      <w:pgNumType w:start="1"/>
       <w:cols w:space="720"/>
       <w:docGrid w:linePitch="360"/>
     </w:sectPr>
@@ -21097,104 +20626,62 @@
 </file>
 
 <file path=word/footer1.xml><?xml version="1.0" encoding="utf-8"?>
-<w:ftr xmlns:wpc="http://schemas.microsoft.com/office/word/2010/wordprocessingCanvas" xmlns:cx="http://schemas.microsoft.com/office/drawing/2014/chartex" xmlns:cx1="http://schemas.microsoft.com/office/drawing/2015/9/8/chartex" xmlns:cx2="http://schemas.microsoft.com/office/drawing/2015/10/21/chartex" xmlns:cx3="http://schemas.microsoft.com/office/drawing/2016/5/9/chartex" xmlns:cx4="http://schemas.microsoft.com/office/drawing/2016/5/10/chartex" xmlns:cx5="http://schemas.microsoft.com/office/drawing/2016/5/11/chartex" xmlns:cx6="http://schemas.microsoft.com/office/drawing/2016/5/12/chartex" xmlns:cx7="http://schemas.microsoft.com/office/drawing/2016/5/13/chartex" xmlns:cx8="http://schemas.microsoft.com/office/drawing/2016/5/14/chartex" xmlns:mc="http://schemas.openxmlformats.org/markup-compatibility/2006" xmlns:aink="http://schemas.microsoft.com/office/drawing/2016/ink" xmlns:am3d="http://schemas.microsoft.com/office/drawing/2017/model3d" xmlns:o="urn:schemas-microsoft-com:office:office" xmlns:oel="http://schemas.microsoft.com/office/2019/extlst" xmlns:r="http://schemas.openxmlformats.org/officeDocument/2006/relationships" xmlns:m="http://schemas.openxmlformats.org/officeDocument/2006/math" xmlns:v="urn:schemas-microsoft-com:vml" xmlns:wp14="http://schemas.microsoft.com/office/word/2010/wordprocessingDrawing" xmlns:wp="http://schemas.openxmlformats.org/drawingml/2006/wordprocessingDrawing" xmlns:w10="urn:schemas-microsoft-com:office:word" xmlns:w="http://schemas.openxmlformats.org/wordprocessingml/2006/main" xmlns:w14="http://schemas.microsoft.com/office/word/2010/wordml" xmlns:w15="http://schemas.microsoft.com/office/word/2012/wordml" xmlns:w16cex="http://schemas.microsoft.com/office/word/2018/wordml/cex" xmlns:w16cid="http://schemas.microsoft.com/office/word/2016/wordml/cid" xmlns:w16="http://schemas.microsoft.com/office/word/2018/wordml" xmlns:w16sdtdh="http://schemas.microsoft.com/office/word/2020/wordml/sdtdatahash" xmlns:w16se="http://schemas.microsoft.com/office/word/2015/wordml/symex" xmlns:wpg="http://schemas.microsoft.com/office/word/2010/wordprocessingGroup" xmlns:wpi="http://schemas.microsoft.com/office/word/2010/wordprocessingInk" xmlns:wne="http://schemas.microsoft.com/office/word/2006/wordml" xmlns:wps="http://schemas.microsoft.com/office/word/2010/wordprocessingShape" mc:Ignorable="w14 w15 w16se w16cid w16 w16cex w16sdtdh wp14">
+<w:ftr xmlns:w="http://schemas.openxmlformats.org/wordprocessingml/2006/main" xmlns:r="http://schemas.openxmlformats.org/officeDocument/2006/relationships">
   <w:p>
     <w:pPr>
-      <w:pStyle w:val="a7"/>
       <w:jc w:val="center"/>
     </w:pPr>
     <w:r>
       <w:rPr>
-        <w:rFonts w:ascii="Times New Roman" w:eastAsia="宋体" w:hAnsi="Times New Roman"/>
+        <w:rFonts w:ascii="Times New Roman" w:hAnsi="Times New Roman" w:eastAsia="宋体"/>
         <w:sz w:val="21"/>
-      </w:rPr>
-      <w:t>第</w:t>
+        <w:szCs w:val="21"/>
+      </w:rPr>
+      <w:t xml:space="preserve">物理学史　</w:t>
     </w:r>
     <w:r>
       <w:rPr>
-        <w:rFonts w:ascii="Times New Roman" w:eastAsia="宋体" w:hAnsi="Times New Roman"/>
+        <w:rFonts w:ascii="Times New Roman" w:hAnsi="Times New Roman" w:eastAsia="宋体"/>
         <w:sz w:val="21"/>
-      </w:rPr>
-      <w:fldChar w:fldCharType="begin"/>
+        <w:szCs w:val="21"/>
+      </w:rPr>
+      <w:t xml:space="preserve">第</w:t>
     </w:r>
+    <w:fldSimple w:instr=" PAGE ">
+      <w:r>
+        <w:rPr>
+          <w:rFonts w:ascii="Times New Roman" w:hAnsi="Times New Roman" w:eastAsia="宋体"/>
+          <w:sz w:val="21"/>
+          <w:szCs w:val="21"/>
+        </w:rPr>
+        <w:t xml:space="preserve">1</w:t>
+      </w:r>
+    </w:fldSimple>
     <w:r>
       <w:rPr>
-        <w:rFonts w:ascii="Times New Roman" w:eastAsia="宋体" w:hAnsi="Times New Roman"/>
+        <w:rFonts w:ascii="Times New Roman" w:hAnsi="Times New Roman" w:eastAsia="宋体"/>
         <w:sz w:val="21"/>
-      </w:rPr>
-      <w:instrText xml:space="preserve"> PAGE </w:instrText>
+        <w:szCs w:val="21"/>
+      </w:rPr>
+      <w:t xml:space="preserve">页（共</w:t>
     </w:r>
+    <w:fldSimple w:instr=" NUMPAGES ">
+      <w:r>
+        <w:rPr>
+          <w:rFonts w:ascii="Times New Roman" w:hAnsi="Times New Roman" w:eastAsia="宋体"/>
+          <w:sz w:val="21"/>
+          <w:szCs w:val="21"/>
+        </w:rPr>
+        <w:t xml:space="preserve">1</w:t>
+      </w:r>
+    </w:fldSimple>
     <w:r>
       <w:rPr>
-        <w:rFonts w:ascii="Times New Roman" w:eastAsia="宋体" w:hAnsi="Times New Roman"/>
+        <w:rFonts w:ascii="Times New Roman" w:hAnsi="Times New Roman" w:eastAsia="宋体"/>
         <w:sz w:val="21"/>
-      </w:rPr>
-      <w:fldChar w:fldCharType="separate"/>
-    </w:r>
-    <w:r>
-      <w:rPr>
-        <w:rFonts w:ascii="Times New Roman" w:eastAsia="宋体" w:hAnsi="Times New Roman"/>
-        <w:noProof/>
-        <w:sz w:val="21"/>
-      </w:rPr>
-      <w:t>1</w:t>
-    </w:r>
-    <w:r>
-      <w:rPr>
-        <w:rFonts w:ascii="Times New Roman" w:eastAsia="宋体" w:hAnsi="Times New Roman"/>
-        <w:sz w:val="21"/>
-      </w:rPr>
-      <w:fldChar w:fldCharType="end"/>
-    </w:r>
-    <w:r>
-      <w:rPr>
-        <w:rFonts w:ascii="Times New Roman" w:eastAsia="宋体" w:hAnsi="Times New Roman"/>
-        <w:sz w:val="21"/>
-      </w:rPr>
-      <w:t>页（共</w:t>
-    </w:r>
-    <w:r>
-      <w:rPr>
-        <w:rFonts w:ascii="Times New Roman" w:eastAsia="宋体" w:hAnsi="Times New Roman"/>
-        <w:sz w:val="21"/>
-      </w:rPr>
-      <w:fldChar w:fldCharType="begin"/>
-    </w:r>
-    <w:r>
-      <w:rPr>
-        <w:rFonts w:ascii="Times New Roman" w:eastAsia="宋体" w:hAnsi="Times New Roman"/>
-        <w:sz w:val="21"/>
-      </w:rPr>
-      <w:instrText xml:space="preserve"> NUMPAGES </w:instrText>
-    </w:r>
-    <w:r>
-      <w:rPr>
-        <w:rFonts w:ascii="Times New Roman" w:eastAsia="宋体" w:hAnsi="Times New Roman"/>
-        <w:sz w:val="21"/>
-      </w:rPr>
-      <w:fldChar w:fldCharType="separate"/>
-    </w:r>
-    <w:r>
-      <w:rPr>
-        <w:rFonts w:ascii="Times New Roman" w:eastAsia="宋体" w:hAnsi="Times New Roman"/>
-        <w:noProof/>
-        <w:sz w:val="21"/>
-      </w:rPr>
-      <w:t>2</w:t>
-    </w:r>
-    <w:r>
-      <w:rPr>
-        <w:rFonts w:ascii="Times New Roman" w:eastAsia="宋体" w:hAnsi="Times New Roman"/>
-        <w:sz w:val="21"/>
-      </w:rPr>
-      <w:fldChar w:fldCharType="end"/>
-    </w:r>
-    <w:r>
-      <w:rPr>
-        <w:rFonts w:ascii="Times New Roman" w:eastAsia="宋体" w:hAnsi="Times New Roman"/>
-        <w:sz w:val="21"/>
-      </w:rPr>
-      <w:t>页）</w:t>
+        <w:szCs w:val="21"/>
+      </w:rPr>
+      <w:t xml:space="preserve">页）</w:t>
     </w:r>
   </w:p>
 </w:ftr>

--- a/高中物理/高中物理同步/物理学史清单.docx
+++ b/高中物理/高中物理同步/物理学史清单.docx
@@ -4,7 +4,7 @@
   <w:body>
     <w:p>
       <w:pPr>
-        <w:spacing w:after="0" w:line="300" w:lineRule="auto"/>
+        <w:spacing w:after="0" w:line="300" w:lineRule="auto" w:before="0"/>
         <w:rPr>
           <w:lang w:eastAsia="zh-CN"/>
         </w:rPr>
@@ -22,7 +22,7 @@
     </w:p>
     <w:p>
       <w:pPr>
-        <w:spacing w:after="0" w:line="300" w:lineRule="auto"/>
+        <w:spacing w:after="0" w:line="300" w:lineRule="auto" w:before="0"/>
         <w:rPr>
           <w:lang w:eastAsia="zh-CN"/>
         </w:rPr>
@@ -30,7 +30,7 @@
     </w:p>
     <w:p>
       <w:pPr>
-        <w:spacing w:after="0" w:line="300" w:lineRule="auto"/>
+        <w:spacing w:after="0" w:line="300" w:lineRule="auto" w:before="0"/>
         <w:rPr>
           <w:rFonts w:ascii="Times New Roman" w:eastAsia="宋体" w:hAnsi="Times New Roman"/>
           <w:sz w:val="21"/>
@@ -85,7 +85,7 @@
     </w:p>
     <w:p>
       <w:pPr>
-        <w:spacing w:after="0" w:line="300" w:lineRule="auto"/>
+        <w:spacing w:after="0" w:line="300" w:lineRule="auto" w:before="0"/>
         <w:rPr>
           <w:rFonts w:ascii="Times New Roman" w:eastAsia="宋体" w:hAnsi="Times New Roman"/>
           <w:sz w:val="21"/>
@@ -104,7 +104,7 @@
     </w:p>
     <w:p>
       <w:pPr>
-        <w:spacing w:after="0" w:line="300" w:lineRule="auto"/>
+        <w:spacing w:after="0" w:line="300" w:lineRule="auto" w:before="0"/>
         <w:rPr>
           <w:rFonts w:ascii="Times New Roman" w:eastAsia="宋体" w:hAnsi="Times New Roman"/>
           <w:sz w:val="21"/>
@@ -123,7 +123,7 @@
     </w:p>
     <w:p>
       <w:pPr>
-        <w:spacing w:after="0" w:line="300" w:lineRule="auto"/>
+        <w:spacing w:after="0" w:line="300" w:lineRule="auto" w:before="0"/>
         <w:rPr>
           <w:rFonts w:ascii="Times New Roman" w:eastAsia="宋体" w:hAnsi="Times New Roman"/>
           <w:sz w:val="21"/>
@@ -142,7 +142,7 @@
     </w:p>
     <w:p>
       <w:pPr>
-        <w:spacing w:after="0" w:line="300" w:lineRule="auto"/>
+        <w:spacing w:after="0" w:line="300" w:lineRule="auto" w:before="0"/>
         <w:rPr>
           <w:rFonts w:ascii="Times New Roman" w:eastAsia="宋体" w:hAnsi="Times New Roman"/>
           <w:sz w:val="21"/>
@@ -181,7 +181,7 @@
     </w:p>
     <w:p>
       <w:pPr>
-        <w:spacing w:after="0" w:line="300" w:lineRule="auto"/>
+        <w:spacing w:after="0" w:line="300" w:lineRule="auto" w:before="0"/>
         <w:rPr>
           <w:rFonts w:ascii="Times New Roman" w:eastAsia="宋体" w:hAnsi="Times New Roman"/>
           <w:sz w:val="21"/>
@@ -200,7 +200,7 @@
     </w:p>
     <w:p>
       <w:pPr>
-        <w:spacing w:after="0" w:line="300" w:lineRule="auto"/>
+        <w:spacing w:after="0" w:line="300" w:lineRule="auto" w:before="0"/>
         <w:rPr>
           <w:lang w:eastAsia="zh-CN"/>
         </w:rPr>
@@ -217,7 +217,7 @@
     </w:p>
     <w:p>
       <w:pPr>
-        <w:spacing w:after="0" w:line="300" w:lineRule="auto"/>
+        <w:spacing w:after="0" w:line="300" w:lineRule="auto" w:before="0"/>
         <w:rPr>
           <w:lang w:eastAsia="zh-CN"/>
         </w:rPr>
@@ -225,7 +225,7 @@
     </w:p>
     <w:p>
       <w:pPr>
-        <w:spacing w:after="0" w:line="300" w:lineRule="auto"/>
+        <w:spacing w:after="0" w:line="300" w:lineRule="auto" w:before="0"/>
       </w:pPr>
       <w:r>
         <w:rPr>
@@ -271,7 +271,7 @@
           </w:tcPr>
           <w:p>
             <w:pPr>
-              <w:spacing w:after="0" w:line="300" w:lineRule="auto"/>
+              <w:spacing w:after="0" w:line="300" w:lineRule="auto" w:before="0"/>
             </w:pPr>
             <w:r>
               <w:rPr>
@@ -290,7 +290,7 @@
           </w:tcPr>
           <w:p>
             <w:pPr>
-              <w:spacing w:after="0" w:line="300" w:lineRule="auto"/>
+              <w:spacing w:after="0" w:line="300" w:lineRule="auto" w:before="0"/>
             </w:pPr>
             <w:r>
               <w:rPr>
@@ -314,7 +314,7 @@
           </w:tcPr>
           <w:p>
             <w:pPr>
-              <w:spacing w:after="0" w:line="300" w:lineRule="auto"/>
+              <w:spacing w:after="0" w:line="300" w:lineRule="auto" w:before="0"/>
             </w:pPr>
             <w:r>
               <w:rPr>
@@ -333,7 +333,7 @@
           </w:tcPr>
           <w:p>
             <w:pPr>
-              <w:spacing w:after="0" w:line="300" w:lineRule="auto"/>
+              <w:spacing w:after="0" w:line="300" w:lineRule="auto" w:before="0"/>
               <w:rPr>
                 <w:rFonts w:ascii="Times New Roman" w:eastAsia="宋体" w:hAnsi="Times New Roman"/>
                 <w:sz w:val="21"/>
@@ -369,7 +369,7 @@
           </w:p>
           <w:p>
             <w:pPr>
-              <w:spacing w:after="0" w:line="300" w:lineRule="auto"/>
+              <w:spacing w:after="0" w:line="300" w:lineRule="auto" w:before="0"/>
               <w:rPr>
                 <w:rFonts w:ascii="Times New Roman" w:eastAsia="宋体" w:hAnsi="Times New Roman"/>
                 <w:sz w:val="21"/>
@@ -405,7 +405,7 @@
           </w:p>
           <w:p>
             <w:pPr>
-              <w:spacing w:after="0" w:line="300" w:lineRule="auto"/>
+              <w:spacing w:after="0" w:line="300" w:lineRule="auto" w:before="0"/>
               <w:rPr>
                 <w:rFonts w:ascii="Times New Roman" w:eastAsia="宋体" w:hAnsi="Times New Roman"/>
                 <w:sz w:val="21"/>
@@ -459,7 +459,7 @@
           </w:p>
           <w:p>
             <w:pPr>
-              <w:spacing w:after="0" w:line="300" w:lineRule="auto"/>
+              <w:spacing w:after="0" w:line="300" w:lineRule="auto" w:before="0"/>
               <w:rPr>
                 <w:lang w:eastAsia="zh-CN"/>
               </w:rPr>
@@ -503,7 +503,7 @@
           </w:tcPr>
           <w:p>
             <w:pPr>
-              <w:spacing w:after="0" w:line="300" w:lineRule="auto"/>
+              <w:spacing w:after="0" w:line="300" w:lineRule="auto" w:before="0"/>
             </w:pPr>
             <w:r>
               <w:rPr>
@@ -522,7 +522,7 @@
           </w:tcPr>
           <w:p>
             <w:pPr>
-              <w:spacing w:after="0" w:line="300" w:lineRule="auto"/>
+              <w:spacing w:after="0" w:line="300" w:lineRule="auto" w:before="0"/>
               <w:rPr>
                 <w:rFonts w:ascii="Times New Roman" w:eastAsia="宋体" w:hAnsi="Times New Roman"/>
                 <w:sz w:val="21"/>
@@ -558,7 +558,7 @@
           </w:p>
           <w:p>
             <w:pPr>
-              <w:spacing w:after="0" w:line="300" w:lineRule="auto"/>
+              <w:spacing w:after="0" w:line="300" w:lineRule="auto" w:before="0"/>
               <w:rPr>
                 <w:rFonts w:ascii="Times New Roman" w:eastAsia="宋体" w:hAnsi="Times New Roman"/>
                 <w:sz w:val="21"/>
@@ -594,7 +594,7 @@
           </w:p>
           <w:p>
             <w:pPr>
-              <w:spacing w:after="0" w:line="300" w:lineRule="auto"/>
+              <w:spacing w:after="0" w:line="300" w:lineRule="auto" w:before="0"/>
               <w:rPr>
                 <w:rFonts w:ascii="Times New Roman" w:eastAsia="宋体" w:hAnsi="Times New Roman"/>
                 <w:sz w:val="21"/>
@@ -630,7 +630,7 @@
           </w:p>
           <w:p>
             <w:pPr>
-              <w:spacing w:after="0" w:line="300" w:lineRule="auto"/>
+              <w:spacing w:after="0" w:line="300" w:lineRule="auto" w:before="0"/>
               <w:rPr>
                 <w:rFonts w:ascii="Times New Roman" w:eastAsia="宋体" w:hAnsi="Times New Roman"/>
                 <w:sz w:val="21"/>
@@ -676,7 +676,7 @@
           </w:tcPr>
           <w:p>
             <w:pPr>
-              <w:spacing w:after="0" w:line="300" w:lineRule="auto"/>
+              <w:spacing w:after="0" w:line="300" w:lineRule="auto" w:before="0"/>
             </w:pPr>
             <w:r>
               <w:rPr>
@@ -695,7 +695,7 @@
           </w:tcPr>
           <w:p>
             <w:pPr>
-              <w:spacing w:after="0" w:line="300" w:lineRule="auto"/>
+              <w:spacing w:after="0" w:line="300" w:lineRule="auto" w:before="0"/>
               <w:rPr>
                 <w:rFonts w:ascii="Times New Roman" w:eastAsia="宋体" w:hAnsi="Times New Roman"/>
                 <w:sz w:val="21"/>
@@ -731,7 +731,7 @@
           </w:p>
           <w:p>
             <w:pPr>
-              <w:spacing w:after="0" w:line="300" w:lineRule="auto"/>
+              <w:spacing w:after="0" w:line="300" w:lineRule="auto" w:before="0"/>
               <w:rPr>
                 <w:rFonts w:ascii="Times New Roman" w:eastAsia="宋体" w:hAnsi="Times New Roman"/>
                 <w:sz w:val="21"/>
@@ -767,7 +767,7 @@
           </w:p>
           <w:p>
             <w:pPr>
-              <w:spacing w:after="0" w:line="300" w:lineRule="auto"/>
+              <w:spacing w:after="0" w:line="300" w:lineRule="auto" w:before="0"/>
               <w:rPr>
                 <w:rFonts w:ascii="Times New Roman" w:eastAsia="宋体" w:hAnsi="Times New Roman"/>
                 <w:sz w:val="21"/>
@@ -803,7 +803,7 @@
           </w:p>
           <w:p>
             <w:pPr>
-              <w:spacing w:after="0" w:line="300" w:lineRule="auto"/>
+              <w:spacing w:after="0" w:line="300" w:lineRule="auto" w:before="0"/>
               <w:rPr>
                 <w:rFonts w:ascii="Times New Roman" w:eastAsia="宋体" w:hAnsi="Times New Roman"/>
                 <w:sz w:val="21"/>
@@ -856,7 +856,7 @@
           </w:p>
           <w:p>
             <w:pPr>
-              <w:spacing w:after="0" w:line="300" w:lineRule="auto"/>
+              <w:spacing w:after="0" w:line="300" w:lineRule="auto" w:before="0"/>
               <w:rPr>
                 <w:lang w:eastAsia="zh-CN"/>
               </w:rPr>
@@ -900,7 +900,7 @@
           </w:tcPr>
           <w:p>
             <w:pPr>
-              <w:spacing w:after="0" w:line="300" w:lineRule="auto"/>
+              <w:spacing w:after="0" w:line="300" w:lineRule="auto" w:before="0"/>
             </w:pPr>
             <w:r>
               <w:rPr>
@@ -919,7 +919,7 @@
           </w:tcPr>
           <w:p>
             <w:pPr>
-              <w:spacing w:after="0" w:line="300" w:lineRule="auto"/>
+              <w:spacing w:after="0" w:line="300" w:lineRule="auto" w:before="0"/>
               <w:rPr>
                 <w:rFonts w:ascii="Times New Roman" w:eastAsia="宋体" w:hAnsi="Times New Roman"/>
                 <w:sz w:val="21"/>
@@ -955,7 +955,7 @@
           </w:p>
           <w:p>
             <w:pPr>
-              <w:spacing w:after="0" w:line="300" w:lineRule="auto"/>
+              <w:spacing w:after="0" w:line="300" w:lineRule="auto" w:before="0"/>
               <w:rPr>
                 <w:rFonts w:ascii="Times New Roman" w:eastAsia="宋体" w:hAnsi="Times New Roman"/>
                 <w:sz w:val="21"/>
@@ -991,7 +991,7 @@
           </w:p>
           <w:p>
             <w:pPr>
-              <w:spacing w:after="0" w:line="300" w:lineRule="auto"/>
+              <w:spacing w:after="0" w:line="300" w:lineRule="auto" w:before="0"/>
               <w:rPr>
                 <w:rFonts w:ascii="Times New Roman" w:eastAsia="宋体" w:hAnsi="Times New Roman"/>
                 <w:sz w:val="21"/>
@@ -1027,7 +1027,7 @@
           </w:p>
           <w:p>
             <w:pPr>
-              <w:spacing w:after="0" w:line="300" w:lineRule="auto"/>
+              <w:spacing w:after="0" w:line="300" w:lineRule="auto" w:before="0"/>
               <w:rPr>
                 <w:lang w:eastAsia="zh-CN"/>
               </w:rPr>
@@ -1071,7 +1071,7 @@
           </w:tcPr>
           <w:p>
             <w:pPr>
-              <w:spacing w:after="0" w:line="300" w:lineRule="auto"/>
+              <w:spacing w:after="0" w:line="300" w:lineRule="auto" w:before="0"/>
             </w:pPr>
             <w:r>
               <w:rPr>
@@ -1090,7 +1090,7 @@
           </w:tcPr>
           <w:p>
             <w:pPr>
-              <w:spacing w:after="0" w:line="300" w:lineRule="auto"/>
+              <w:spacing w:after="0" w:line="300" w:lineRule="auto" w:before="0"/>
               <w:rPr>
                 <w:rFonts w:ascii="Times New Roman" w:eastAsia="宋体" w:hAnsi="Times New Roman"/>
                 <w:sz w:val="21"/>
@@ -1126,7 +1126,7 @@
           </w:p>
           <w:p>
             <w:pPr>
-              <w:spacing w:after="0" w:line="300" w:lineRule="auto"/>
+              <w:spacing w:after="0" w:line="300" w:lineRule="auto" w:before="0"/>
               <w:rPr>
                 <w:rFonts w:ascii="Times New Roman" w:eastAsia="宋体" w:hAnsi="Times New Roman"/>
                 <w:sz w:val="21"/>
@@ -1162,7 +1162,7 @@
           </w:p>
           <w:p>
             <w:pPr>
-              <w:spacing w:after="0" w:line="300" w:lineRule="auto"/>
+              <w:spacing w:after="0" w:line="300" w:lineRule="auto" w:before="0"/>
               <w:rPr>
                 <w:rFonts w:ascii="Times New Roman" w:eastAsia="宋体" w:hAnsi="Times New Roman"/>
                 <w:sz w:val="21"/>
@@ -1198,7 +1198,7 @@
           </w:p>
           <w:p>
             <w:pPr>
-              <w:spacing w:after="0" w:line="300" w:lineRule="auto"/>
+              <w:spacing w:after="0" w:line="300" w:lineRule="auto" w:before="0"/>
               <w:rPr>
                 <w:rFonts w:ascii="Times New Roman" w:eastAsia="宋体" w:hAnsi="Times New Roman"/>
                 <w:sz w:val="21"/>
@@ -1234,7 +1234,7 @@
           </w:p>
           <w:p>
             <w:pPr>
-              <w:spacing w:after="0" w:line="300" w:lineRule="auto"/>
+              <w:spacing w:after="0" w:line="300" w:lineRule="auto" w:before="0"/>
               <w:rPr>
                 <w:lang w:eastAsia="zh-CN"/>
               </w:rPr>
@@ -1278,7 +1278,7 @@
           </w:tcPr>
           <w:p>
             <w:pPr>
-              <w:spacing w:after="0" w:line="300" w:lineRule="auto"/>
+              <w:spacing w:after="0" w:line="300" w:lineRule="auto" w:before="0"/>
             </w:pPr>
             <w:r>
               <w:rPr>
@@ -1297,7 +1297,7 @@
           </w:tcPr>
           <w:p>
             <w:pPr>
-              <w:spacing w:after="0" w:line="300" w:lineRule="auto"/>
+              <w:spacing w:after="0" w:line="300" w:lineRule="auto" w:before="0"/>
               <w:rPr>
                 <w:rFonts w:ascii="Times New Roman" w:eastAsia="宋体" w:hAnsi="Times New Roman"/>
                 <w:sz w:val="21"/>
@@ -1333,7 +1333,7 @@
           </w:p>
           <w:p>
             <w:pPr>
-              <w:spacing w:after="0" w:line="300" w:lineRule="auto"/>
+              <w:spacing w:after="0" w:line="300" w:lineRule="auto" w:before="0"/>
               <w:rPr>
                 <w:rFonts w:ascii="Times New Roman" w:eastAsia="宋体" w:hAnsi="Times New Roman"/>
                 <w:sz w:val="21"/>
@@ -1369,7 +1369,7 @@
           </w:p>
           <w:p>
             <w:pPr>
-              <w:spacing w:after="0" w:line="300" w:lineRule="auto"/>
+              <w:spacing w:after="0" w:line="300" w:lineRule="auto" w:before="0"/>
               <w:rPr>
                 <w:rFonts w:ascii="Times New Roman" w:eastAsia="宋体" w:hAnsi="Times New Roman"/>
                 <w:sz w:val="21"/>
@@ -1405,7 +1405,7 @@
           </w:p>
           <w:p>
             <w:pPr>
-              <w:spacing w:after="0" w:line="300" w:lineRule="auto"/>
+              <w:spacing w:after="0" w:line="300" w:lineRule="auto" w:before="0"/>
               <w:rPr>
                 <w:rFonts w:ascii="Times New Roman" w:eastAsia="宋体" w:hAnsi="Times New Roman"/>
                 <w:sz w:val="21"/>
@@ -1441,7 +1441,7 @@
           </w:p>
           <w:p>
             <w:pPr>
-              <w:spacing w:after="0" w:line="300" w:lineRule="auto"/>
+              <w:spacing w:after="0" w:line="300" w:lineRule="auto" w:before="0"/>
               <w:rPr>
                 <w:lang w:eastAsia="zh-CN"/>
               </w:rPr>
@@ -1478,7 +1478,7 @@
     </w:tbl>
     <w:p>
       <w:pPr>
-        <w:spacing w:after="0" w:line="300" w:lineRule="auto"/>
+        <w:spacing w:after="0" w:line="300" w:lineRule="auto" w:before="0"/>
         <w:rPr>
           <w:lang w:eastAsia="zh-CN"/>
         </w:rPr>
@@ -1486,7 +1486,7 @@
     </w:p>
     <w:p>
       <w:pPr>
-        <w:spacing w:after="0" w:line="300" w:lineRule="auto"/>
+        <w:spacing w:after="0" w:line="300" w:lineRule="auto" w:before="0"/>
         <w:rPr>
           <w:lang w:eastAsia="zh-CN"/>
         </w:rPr>
@@ -1504,7 +1504,7 @@
     </w:p>
     <w:p>
       <w:pPr>
-        <w:spacing w:after="0" w:line="300" w:lineRule="auto"/>
+        <w:spacing w:after="0" w:line="300" w:lineRule="auto" w:before="0"/>
         <w:rPr>
           <w:lang w:eastAsia="zh-CN"/>
         </w:rPr>
@@ -1512,7 +1512,7 @@
     </w:p>
     <w:p>
       <w:pPr>
-        <w:spacing w:after="0" w:line="300" w:lineRule="auto"/>
+        <w:spacing w:after="0" w:line="300" w:lineRule="auto" w:before="0"/>
         <w:rPr>
           <w:lang w:eastAsia="zh-CN"/>
         </w:rPr>
@@ -1530,7 +1530,7 @@
     </w:p>
     <w:p>
       <w:pPr>
-        <w:spacing w:after="0" w:line="300" w:lineRule="auto"/>
+        <w:spacing w:after="0" w:line="300" w:lineRule="auto" w:before="0"/>
         <w:rPr>
           <w:lang w:eastAsia="zh-CN"/>
         </w:rPr>
@@ -1655,7 +1655,7 @@
     </w:p>
     <w:p>
       <w:pPr>
-        <w:spacing w:after="0" w:line="300" w:lineRule="auto"/>
+        <w:spacing w:after="0" w:line="300" w:lineRule="auto" w:before="0"/>
         <w:rPr>
           <w:lang w:eastAsia="zh-CN"/>
         </w:rPr>
@@ -1672,7 +1672,7 @@
     </w:p>
     <w:p>
       <w:pPr>
-        <w:spacing w:after="0" w:line="300" w:lineRule="auto"/>
+        <w:spacing w:after="0" w:line="300" w:lineRule="auto" w:before="0"/>
         <w:rPr>
           <w:lang w:eastAsia="zh-CN"/>
         </w:rPr>
@@ -1814,7 +1814,7 @@
     </w:p>
     <w:p>
       <w:pPr>
-        <w:spacing w:after="0" w:line="300" w:lineRule="auto"/>
+        <w:spacing w:after="0" w:line="300" w:lineRule="auto" w:before="0"/>
         <w:rPr>
           <w:lang w:eastAsia="zh-CN"/>
         </w:rPr>
@@ -1897,7 +1897,7 @@
     </w:p>
     <w:p>
       <w:pPr>
-        <w:spacing w:after="0" w:line="300" w:lineRule="auto"/>
+        <w:spacing w:after="0" w:line="300" w:lineRule="auto" w:before="0"/>
         <w:rPr>
           <w:lang w:eastAsia="zh-CN"/>
         </w:rPr>
@@ -1905,7 +1905,7 @@
     </w:p>
     <w:p>
       <w:pPr>
-        <w:spacing w:after="0" w:line="300" w:lineRule="auto"/>
+        <w:spacing w:after="0" w:line="300" w:lineRule="auto" w:before="0"/>
         <w:rPr>
           <w:lang w:eastAsia="zh-CN"/>
         </w:rPr>
@@ -1923,7 +1923,7 @@
     </w:p>
     <w:p>
       <w:pPr>
-        <w:spacing w:after="0" w:line="300" w:lineRule="auto"/>
+        <w:spacing w:after="0" w:line="300" w:lineRule="auto" w:before="0"/>
         <w:rPr>
           <w:lang w:eastAsia="zh-CN"/>
         </w:rPr>
@@ -2012,7 +2012,7 @@
     </w:p>
     <w:p>
       <w:pPr>
-        <w:spacing w:after="0" w:line="300" w:lineRule="auto"/>
+        <w:spacing w:after="0" w:line="300" w:lineRule="auto" w:before="0"/>
         <w:rPr>
           <w:lang w:eastAsia="zh-CN"/>
         </w:rPr>
@@ -2029,7 +2029,7 @@
     </w:p>
     <w:p>
       <w:pPr>
-        <w:spacing w:after="0" w:line="300" w:lineRule="auto"/>
+        <w:spacing w:after="0" w:line="300" w:lineRule="auto" w:before="0"/>
         <w:rPr>
           <w:lang w:eastAsia="zh-CN"/>
         </w:rPr>
@@ -2189,7 +2189,7 @@
     </w:p>
     <w:p>
       <w:pPr>
-        <w:spacing w:after="0" w:line="300" w:lineRule="auto"/>
+        <w:spacing w:after="0" w:line="300" w:lineRule="auto" w:before="0"/>
         <w:rPr>
           <w:lang w:eastAsia="zh-CN"/>
         </w:rPr>
@@ -2321,7 +2321,7 @@
     </w:p>
     <w:p>
       <w:pPr>
-        <w:spacing w:after="0" w:line="300" w:lineRule="auto"/>
+        <w:spacing w:after="0" w:line="300" w:lineRule="auto" w:before="0"/>
         <w:rPr>
           <w:lang w:eastAsia="zh-CN"/>
         </w:rPr>
@@ -2396,7 +2396,7 @@
     </w:p>
     <w:p>
       <w:pPr>
-        <w:spacing w:after="0" w:line="300" w:lineRule="auto"/>
+        <w:spacing w:after="0" w:line="300" w:lineRule="auto" w:before="0"/>
         <w:rPr>
           <w:lang w:eastAsia="zh-CN"/>
         </w:rPr>
@@ -2404,7 +2404,7 @@
     </w:p>
     <w:p>
       <w:pPr>
-        <w:spacing w:after="0" w:line="300" w:lineRule="auto"/>
+        <w:spacing w:after="0" w:line="300" w:lineRule="auto" w:before="0"/>
       </w:pPr>
       <w:r>
         <w:rPr>
@@ -2436,7 +2436,7 @@
     </w:p>
     <w:p>
       <w:pPr>
-        <w:spacing w:after="0" w:line="300" w:lineRule="auto"/>
+        <w:spacing w:after="0" w:line="300" w:lineRule="auto" w:before="0"/>
         <w:rPr>
           <w:lang w:eastAsia="zh-CN"/>
         </w:rPr>
@@ -2543,7 +2543,7 @@
     </w:p>
     <w:p>
       <w:pPr>
-        <w:spacing w:after="0" w:line="300" w:lineRule="auto"/>
+        <w:spacing w:after="0" w:line="300" w:lineRule="auto" w:before="0"/>
         <w:rPr>
           <w:lang w:eastAsia="zh-CN"/>
         </w:rPr>
@@ -2560,7 +2560,7 @@
     </w:p>
     <w:p>
       <w:pPr>
-        <w:spacing w:after="0" w:line="300" w:lineRule="auto"/>
+        <w:spacing w:after="0" w:line="300" w:lineRule="auto" w:before="0"/>
         <w:rPr>
           <w:lang w:eastAsia="zh-CN"/>
         </w:rPr>
@@ -2772,7 +2772,7 @@
     </w:p>
     <w:p>
       <w:pPr>
-        <w:spacing w:after="0" w:line="300" w:lineRule="auto"/>
+        <w:spacing w:after="0" w:line="300" w:lineRule="auto" w:before="0"/>
         <w:rPr>
           <w:lang w:eastAsia="zh-CN"/>
         </w:rPr>
@@ -2894,7 +2894,7 @@
     </w:p>
     <w:p>
       <w:pPr>
-        <w:spacing w:after="0" w:line="300" w:lineRule="auto"/>
+        <w:spacing w:after="0" w:line="300" w:lineRule="auto" w:before="0"/>
         <w:rPr>
           <w:lang w:eastAsia="zh-CN"/>
         </w:rPr>
@@ -2958,7 +2958,7 @@
     </w:p>
     <w:p>
       <w:pPr>
-        <w:spacing w:after="0" w:line="300" w:lineRule="auto"/>
+        <w:spacing w:after="0" w:line="300" w:lineRule="auto" w:before="0"/>
         <w:rPr>
           <w:lang w:eastAsia="zh-CN"/>
         </w:rPr>
@@ -2966,7 +2966,7 @@
     </w:p>
     <w:p>
       <w:pPr>
-        <w:spacing w:after="0" w:line="300" w:lineRule="auto"/>
+        <w:spacing w:after="0" w:line="300" w:lineRule="auto" w:before="0"/>
         <w:rPr>
           <w:lang w:eastAsia="zh-CN"/>
         </w:rPr>
@@ -2984,7 +2984,7 @@
     </w:p>
     <w:p>
       <w:pPr>
-        <w:spacing w:after="0" w:line="300" w:lineRule="auto"/>
+        <w:spacing w:after="0" w:line="300" w:lineRule="auto" w:before="0"/>
         <w:rPr>
           <w:lang w:eastAsia="zh-CN"/>
         </w:rPr>
@@ -3109,7 +3109,7 @@
     </w:p>
     <w:p>
       <w:pPr>
-        <w:spacing w:after="0" w:line="300" w:lineRule="auto"/>
+        <w:spacing w:after="0" w:line="300" w:lineRule="auto" w:before="0"/>
         <w:rPr>
           <w:lang w:eastAsia="zh-CN"/>
         </w:rPr>
@@ -3126,7 +3126,7 @@
     </w:p>
     <w:p>
       <w:pPr>
-        <w:spacing w:after="0" w:line="300" w:lineRule="auto"/>
+        <w:spacing w:after="0" w:line="300" w:lineRule="auto" w:before="0"/>
         <w:rPr>
           <w:lang w:eastAsia="zh-CN"/>
         </w:rPr>
@@ -3267,7 +3267,7 @@
     </w:p>
     <w:p>
       <w:pPr>
-        <w:spacing w:after="0" w:line="300" w:lineRule="auto"/>
+        <w:spacing w:after="0" w:line="300" w:lineRule="auto" w:before="0"/>
         <w:rPr>
           <w:lang w:eastAsia="zh-CN"/>
         </w:rPr>
@@ -3399,7 +3399,7 @@
     </w:p>
     <w:p>
       <w:pPr>
-        <w:spacing w:after="0" w:line="300" w:lineRule="auto"/>
+        <w:spacing w:after="0" w:line="300" w:lineRule="auto" w:before="0"/>
         <w:rPr>
           <w:lang w:eastAsia="zh-CN"/>
         </w:rPr>
@@ -3522,7 +3522,7 @@
     </w:p>
     <w:p>
       <w:pPr>
-        <w:spacing w:after="0" w:line="300" w:lineRule="auto"/>
+        <w:spacing w:after="0" w:line="300" w:lineRule="auto" w:before="0"/>
         <w:rPr>
           <w:lang w:eastAsia="zh-CN"/>
         </w:rPr>
@@ -3653,7 +3653,7 @@
     </w:p>
     <w:p>
       <w:pPr>
-        <w:spacing w:after="0" w:line="300" w:lineRule="auto"/>
+        <w:spacing w:after="0" w:line="300" w:lineRule="auto" w:before="0"/>
         <w:rPr>
           <w:lang w:eastAsia="zh-CN"/>
         </w:rPr>
@@ -3661,7 +3661,7 @@
     </w:p>
     <w:p>
       <w:pPr>
-        <w:spacing w:after="0" w:line="300" w:lineRule="auto"/>
+        <w:spacing w:after="0" w:line="300" w:lineRule="auto" w:before="0"/>
         <w:rPr>
           <w:lang w:eastAsia="zh-CN"/>
         </w:rPr>
@@ -3680,7 +3680,7 @@
     </w:p>
     <w:p>
       <w:pPr>
-        <w:spacing w:after="0" w:line="300" w:lineRule="auto"/>
+        <w:spacing w:after="0" w:line="300" w:lineRule="auto" w:before="0"/>
         <w:rPr>
           <w:lang w:eastAsia="zh-CN"/>
         </w:rPr>
@@ -3688,7 +3688,7 @@
     </w:p>
     <w:p>
       <w:pPr>
-        <w:spacing w:after="0" w:line="300" w:lineRule="auto"/>
+        <w:spacing w:after="0" w:line="300" w:lineRule="auto" w:before="0"/>
         <w:rPr>
           <w:lang w:eastAsia="zh-CN"/>
         </w:rPr>
@@ -3706,7 +3706,7 @@
     </w:p>
     <w:p>
       <w:pPr>
-        <w:spacing w:after="0" w:line="300" w:lineRule="auto"/>
+        <w:spacing w:after="0" w:line="300" w:lineRule="auto" w:before="0"/>
         <w:rPr>
           <w:lang w:eastAsia="zh-CN"/>
         </w:rPr>
@@ -3795,7 +3795,7 @@
     </w:p>
     <w:p>
       <w:pPr>
-        <w:spacing w:after="0" w:line="300" w:lineRule="auto"/>
+        <w:spacing w:after="0" w:line="300" w:lineRule="auto" w:before="0"/>
         <w:rPr>
           <w:lang w:eastAsia="zh-CN"/>
         </w:rPr>
@@ -3812,7 +3812,7 @@
     </w:p>
     <w:p>
       <w:pPr>
-        <w:spacing w:after="0" w:line="300" w:lineRule="auto"/>
+        <w:spacing w:after="0" w:line="300" w:lineRule="auto" w:before="0"/>
         <w:rPr>
           <w:lang w:eastAsia="zh-CN"/>
         </w:rPr>
@@ -3953,7 +3953,7 @@
     </w:p>
     <w:p>
       <w:pPr>
-        <w:spacing w:after="0" w:line="300" w:lineRule="auto"/>
+        <w:spacing w:after="0" w:line="300" w:lineRule="auto" w:before="0"/>
         <w:rPr>
           <w:lang w:eastAsia="zh-CN"/>
         </w:rPr>
@@ -4104,7 +4104,7 @@
     </w:p>
     <w:p>
       <w:pPr>
-        <w:spacing w:after="0" w:line="300" w:lineRule="auto"/>
+        <w:spacing w:after="0" w:line="300" w:lineRule="auto" w:before="0"/>
         <w:rPr>
           <w:lang w:eastAsia="zh-CN"/>
         </w:rPr>
@@ -4112,7 +4112,7 @@
     </w:p>
     <w:p>
       <w:pPr>
-        <w:spacing w:after="0" w:line="300" w:lineRule="auto"/>
+        <w:spacing w:after="0" w:line="300" w:lineRule="auto" w:before="0"/>
         <w:rPr>
           <w:lang w:eastAsia="zh-CN"/>
         </w:rPr>
@@ -4130,7 +4130,7 @@
     </w:p>
     <w:p>
       <w:pPr>
-        <w:spacing w:after="0" w:line="300" w:lineRule="auto"/>
+        <w:spacing w:after="0" w:line="300" w:lineRule="auto" w:before="0"/>
         <w:rPr>
           <w:lang w:eastAsia="zh-CN"/>
         </w:rPr>
@@ -4219,7 +4219,7 @@
     </w:p>
     <w:p>
       <w:pPr>
-        <w:spacing w:after="0" w:line="300" w:lineRule="auto"/>
+        <w:spacing w:after="0" w:line="300" w:lineRule="auto" w:before="0"/>
         <w:rPr>
           <w:lang w:eastAsia="zh-CN"/>
         </w:rPr>
@@ -4236,7 +4236,7 @@
     </w:p>
     <w:p>
       <w:pPr>
-        <w:spacing w:after="0" w:line="300" w:lineRule="auto"/>
+        <w:spacing w:after="0" w:line="300" w:lineRule="auto" w:before="0"/>
         <w:rPr>
           <w:lang w:eastAsia="zh-CN"/>
         </w:rPr>
@@ -4310,7 +4310,7 @@
     </w:p>
     <w:p>
       <w:pPr>
-        <w:spacing w:after="0" w:line="300" w:lineRule="auto"/>
+        <w:spacing w:after="0" w:line="300" w:lineRule="auto" w:before="0"/>
         <w:rPr>
           <w:lang w:eastAsia="zh-CN"/>
         </w:rPr>
@@ -4374,7 +4374,7 @@
     </w:p>
     <w:p>
       <w:pPr>
-        <w:spacing w:after="0" w:line="300" w:lineRule="auto"/>
+        <w:spacing w:after="0" w:line="300" w:lineRule="auto" w:before="0"/>
         <w:rPr>
           <w:lang w:eastAsia="zh-CN"/>
         </w:rPr>
@@ -4382,7 +4382,7 @@
     </w:p>
     <w:p>
       <w:pPr>
-        <w:spacing w:after="0" w:line="300" w:lineRule="auto"/>
+        <w:spacing w:after="0" w:line="300" w:lineRule="auto" w:before="0"/>
       </w:pPr>
       <w:r>
         <w:rPr>
@@ -4396,7 +4396,7 @@
     </w:p>
     <w:p>
       <w:pPr>
-        <w:spacing w:after="0" w:line="300" w:lineRule="auto"/>
+        <w:spacing w:after="0" w:line="300" w:lineRule="auto" w:before="0"/>
         <w:rPr>
           <w:lang w:eastAsia="zh-CN"/>
         </w:rPr>
@@ -4503,7 +4503,7 @@
     </w:p>
     <w:p>
       <w:pPr>
-        <w:spacing w:after="0" w:line="300" w:lineRule="auto"/>
+        <w:spacing w:after="0" w:line="300" w:lineRule="auto" w:before="0"/>
         <w:rPr>
           <w:lang w:eastAsia="zh-CN"/>
         </w:rPr>
@@ -4520,7 +4520,7 @@
     </w:p>
     <w:p>
       <w:pPr>
-        <w:spacing w:after="0" w:line="300" w:lineRule="auto"/>
+        <w:spacing w:after="0" w:line="300" w:lineRule="auto" w:before="0"/>
         <w:rPr>
           <w:lang w:eastAsia="zh-CN"/>
         </w:rPr>
@@ -4776,7 +4776,7 @@
     </w:p>
     <w:p>
       <w:pPr>
-        <w:spacing w:after="0" w:line="300" w:lineRule="auto"/>
+        <w:spacing w:after="0" w:line="300" w:lineRule="auto" w:before="0"/>
         <w:rPr>
           <w:lang w:eastAsia="zh-CN"/>
         </w:rPr>
@@ -5111,7 +5111,7 @@
     </w:p>
     <w:p>
       <w:pPr>
-        <w:spacing w:after="0" w:line="300" w:lineRule="auto"/>
+        <w:spacing w:after="0" w:line="300" w:lineRule="auto" w:before="0"/>
         <w:rPr>
           <w:lang w:eastAsia="zh-CN"/>
         </w:rPr>
@@ -5419,7 +5419,7 @@
     </w:p>
     <w:p>
       <w:pPr>
-        <w:spacing w:after="0" w:line="300" w:lineRule="auto"/>
+        <w:spacing w:after="0" w:line="300" w:lineRule="auto" w:before="0"/>
         <w:rPr>
           <w:lang w:eastAsia="zh-CN"/>
         </w:rPr>
@@ -5580,7 +5580,7 @@
     </w:p>
     <w:p>
       <w:pPr>
-        <w:spacing w:after="0" w:line="300" w:lineRule="auto"/>
+        <w:spacing w:after="0" w:line="300" w:lineRule="auto" w:before="0"/>
         <w:rPr>
           <w:lang w:eastAsia="zh-CN"/>
         </w:rPr>
@@ -5847,7 +5847,7 @@
     </w:p>
     <w:p>
       <w:pPr>
-        <w:spacing w:after="0" w:line="300" w:lineRule="auto"/>
+        <w:spacing w:after="0" w:line="300" w:lineRule="auto" w:before="0"/>
         <w:rPr>
           <w:lang w:eastAsia="zh-CN"/>
         </w:rPr>
@@ -6112,7 +6112,7 @@
     </w:p>
     <w:p>
       <w:pPr>
-        <w:spacing w:after="0" w:line="300" w:lineRule="auto"/>
+        <w:spacing w:after="0" w:line="300" w:lineRule="auto" w:before="0"/>
         <w:rPr>
           <w:lang w:eastAsia="zh-CN"/>
         </w:rPr>
@@ -6272,7 +6272,7 @@
     </w:p>
     <w:p>
       <w:pPr>
-        <w:spacing w:after="0" w:line="300" w:lineRule="auto"/>
+        <w:spacing w:after="0" w:line="300" w:lineRule="auto" w:before="0"/>
         <w:rPr>
           <w:lang w:eastAsia="zh-CN"/>
         </w:rPr>
@@ -6384,7 +6384,7 @@
     </w:p>
     <w:p>
       <w:pPr>
-        <w:spacing w:after="0" w:line="300" w:lineRule="auto"/>
+        <w:spacing w:after="0" w:line="300" w:lineRule="auto" w:before="0"/>
         <w:rPr>
           <w:lang w:eastAsia="zh-CN"/>
         </w:rPr>
@@ -6532,7 +6532,7 @@
     </w:p>
     <w:p>
       <w:pPr>
-        <w:spacing w:after="0" w:line="300" w:lineRule="auto"/>
+        <w:spacing w:after="0" w:line="300" w:lineRule="auto" w:before="0"/>
         <w:rPr>
           <w:lang w:eastAsia="zh-CN"/>
         </w:rPr>
@@ -6693,7 +6693,7 @@
     </w:p>
     <w:p>
       <w:pPr>
-        <w:spacing w:after="0" w:line="300" w:lineRule="auto"/>
+        <w:spacing w:after="0" w:line="300" w:lineRule="auto" w:before="0"/>
         <w:rPr>
           <w:lang w:eastAsia="zh-CN"/>
         </w:rPr>
@@ -6787,7 +6787,7 @@
     </w:p>
     <w:p>
       <w:pPr>
-        <w:spacing w:after="0" w:line="300" w:lineRule="auto"/>
+        <w:spacing w:after="0" w:line="300" w:lineRule="auto" w:before="0"/>
         <w:rPr>
           <w:lang w:eastAsia="zh-CN"/>
         </w:rPr>
@@ -6832,7 +6832,7 @@
     </w:p>
     <w:p>
       <w:pPr>
-        <w:spacing w:after="0" w:line="300" w:lineRule="auto"/>
+        <w:spacing w:after="0" w:line="300" w:lineRule="auto" w:before="0"/>
         <w:rPr>
           <w:lang w:eastAsia="zh-CN"/>
         </w:rPr>
@@ -6840,7 +6840,7 @@
     </w:p>
     <w:p>
       <w:pPr>
-        <w:spacing w:after="0" w:line="300" w:lineRule="auto"/>
+        <w:spacing w:after="0" w:line="300" w:lineRule="auto" w:before="0"/>
       </w:pPr>
       <w:r>
         <w:rPr>
@@ -6854,7 +6854,7 @@
     </w:p>
     <w:p>
       <w:pPr>
-        <w:spacing w:after="0" w:line="300" w:lineRule="auto"/>
+        <w:spacing w:after="0" w:line="300" w:lineRule="auto" w:before="0"/>
         <w:rPr>
           <w:lang w:eastAsia="zh-CN"/>
         </w:rPr>
@@ -6961,7 +6961,7 @@
     </w:p>
     <w:p>
       <w:pPr>
-        <w:spacing w:after="0" w:line="300" w:lineRule="auto"/>
+        <w:spacing w:after="0" w:line="300" w:lineRule="auto" w:before="0"/>
         <w:rPr>
           <w:lang w:eastAsia="zh-CN"/>
         </w:rPr>
@@ -7056,7 +7056,7 @@
     </w:p>
     <w:p>
       <w:pPr>
-        <w:spacing w:after="0" w:line="300" w:lineRule="auto"/>
+        <w:spacing w:after="0" w:line="300" w:lineRule="auto" w:before="0"/>
         <w:rPr>
           <w:lang w:eastAsia="zh-CN"/>
         </w:rPr>
@@ -7382,7 +7382,7 @@
     </w:p>
     <w:p>
       <w:pPr>
-        <w:spacing w:after="0" w:line="300" w:lineRule="auto"/>
+        <w:spacing w:after="0" w:line="300" w:lineRule="auto" w:before="0"/>
         <w:rPr>
           <w:lang w:eastAsia="zh-CN"/>
         </w:rPr>
@@ -7544,7 +7544,7 @@
     </w:p>
     <w:p>
       <w:pPr>
-        <w:spacing w:after="0" w:line="300" w:lineRule="auto"/>
+        <w:spacing w:after="0" w:line="300" w:lineRule="auto" w:before="0"/>
         <w:rPr>
           <w:lang w:eastAsia="zh-CN"/>
         </w:rPr>
@@ -7618,7 +7618,7 @@
     </w:p>
     <w:p>
       <w:pPr>
-        <w:spacing w:after="0" w:line="300" w:lineRule="auto"/>
+        <w:spacing w:after="0" w:line="300" w:lineRule="auto" w:before="0"/>
         <w:rPr>
           <w:lang w:eastAsia="zh-CN"/>
         </w:rPr>
@@ -7626,7 +7626,7 @@
     </w:p>
     <w:p>
       <w:pPr>
-        <w:spacing w:after="0" w:line="300" w:lineRule="auto"/>
+        <w:spacing w:after="0" w:line="300" w:lineRule="auto" w:before="0"/>
         <w:rPr>
           <w:lang w:eastAsia="zh-CN"/>
         </w:rPr>
@@ -7644,7 +7644,7 @@
     </w:p>
     <w:p>
       <w:pPr>
-        <w:spacing w:after="0" w:line="300" w:lineRule="auto"/>
+        <w:spacing w:after="0" w:line="300" w:lineRule="auto" w:before="0"/>
         <w:rPr>
           <w:lang w:eastAsia="zh-CN"/>
         </w:rPr>
@@ -7652,7 +7652,7 @@
     </w:p>
     <w:p>
       <w:pPr>
-        <w:spacing w:after="0" w:line="300" w:lineRule="auto"/>
+        <w:spacing w:after="0" w:line="300" w:lineRule="auto" w:before="0"/>
         <w:rPr>
           <w:lang w:eastAsia="zh-CN"/>
         </w:rPr>
@@ -7670,7 +7670,7 @@
     </w:p>
     <w:p>
       <w:pPr>
-        <w:spacing w:after="0" w:line="300" w:lineRule="auto"/>
+        <w:spacing w:after="0" w:line="300" w:lineRule="auto" w:before="0"/>
         <w:rPr>
           <w:lang w:eastAsia="zh-CN"/>
         </w:rPr>
@@ -7759,7 +7759,7 @@
     </w:p>
     <w:p>
       <w:pPr>
-        <w:spacing w:after="0" w:line="300" w:lineRule="auto"/>
+        <w:spacing w:after="0" w:line="300" w:lineRule="auto" w:before="0"/>
         <w:rPr>
           <w:lang w:eastAsia="zh-CN"/>
         </w:rPr>
@@ -7776,7 +7776,7 @@
     </w:p>
     <w:p>
       <w:pPr>
-        <w:spacing w:after="0" w:line="300" w:lineRule="auto"/>
+        <w:spacing w:after="0" w:line="300" w:lineRule="auto" w:before="0"/>
         <w:rPr>
           <w:lang w:eastAsia="zh-CN"/>
         </w:rPr>
@@ -7925,7 +7925,7 @@
     </w:p>
     <w:p>
       <w:pPr>
-        <w:spacing w:after="0" w:line="300" w:lineRule="auto"/>
+        <w:spacing w:after="0" w:line="300" w:lineRule="auto" w:before="0"/>
         <w:rPr>
           <w:lang w:eastAsia="zh-CN"/>
         </w:rPr>
@@ -8076,7 +8076,7 @@
     </w:p>
     <w:p>
       <w:pPr>
-        <w:spacing w:after="0" w:line="300" w:lineRule="auto"/>
+        <w:spacing w:after="0" w:line="300" w:lineRule="auto" w:before="0"/>
         <w:rPr>
           <w:lang w:eastAsia="zh-CN"/>
         </w:rPr>
@@ -8243,7 +8243,7 @@
     </w:p>
     <w:p>
       <w:pPr>
-        <w:spacing w:after="0" w:line="300" w:lineRule="auto"/>
+        <w:spacing w:after="0" w:line="300" w:lineRule="auto" w:before="0"/>
         <w:rPr>
           <w:lang w:eastAsia="zh-CN"/>
         </w:rPr>
@@ -8345,7 +8345,7 @@
     </w:p>
     <w:p>
       <w:pPr>
-        <w:spacing w:after="0" w:line="300" w:lineRule="auto"/>
+        <w:spacing w:after="0" w:line="300" w:lineRule="auto" w:before="0"/>
         <w:rPr>
           <w:lang w:eastAsia="zh-CN"/>
         </w:rPr>
@@ -8484,7 +8484,7 @@
     </w:p>
     <w:p>
       <w:pPr>
-        <w:spacing w:after="0" w:line="300" w:lineRule="auto"/>
+        <w:spacing w:after="0" w:line="300" w:lineRule="auto" w:before="0"/>
         <w:rPr>
           <w:lang w:eastAsia="zh-CN"/>
         </w:rPr>
@@ -8492,7 +8492,7 @@
     </w:p>
     <w:p>
       <w:pPr>
-        <w:spacing w:after="0" w:line="300" w:lineRule="auto"/>
+        <w:spacing w:after="0" w:line="300" w:lineRule="auto" w:before="0"/>
         <w:rPr>
           <w:lang w:eastAsia="zh-CN"/>
         </w:rPr>
@@ -8510,7 +8510,7 @@
     </w:p>
     <w:p>
       <w:pPr>
-        <w:spacing w:after="0" w:line="300" w:lineRule="auto"/>
+        <w:spacing w:after="0" w:line="300" w:lineRule="auto" w:before="0"/>
         <w:rPr>
           <w:lang w:eastAsia="zh-CN"/>
         </w:rPr>
@@ -8617,7 +8617,7 @@
     </w:p>
     <w:p>
       <w:pPr>
-        <w:spacing w:after="0" w:line="300" w:lineRule="auto"/>
+        <w:spacing w:after="0" w:line="300" w:lineRule="auto" w:before="0"/>
         <w:rPr>
           <w:lang w:eastAsia="zh-CN"/>
         </w:rPr>
@@ -8652,7 +8652,7 @@
     </w:p>
     <w:p>
       <w:pPr>
-        <w:spacing w:after="0" w:line="300" w:lineRule="auto"/>
+        <w:spacing w:after="0" w:line="300" w:lineRule="auto" w:before="0"/>
         <w:rPr>
           <w:lang w:eastAsia="zh-CN"/>
         </w:rPr>
@@ -8850,7 +8850,7 @@
     </w:p>
     <w:p>
       <w:pPr>
-        <w:spacing w:after="0" w:line="300" w:lineRule="auto"/>
+        <w:spacing w:after="0" w:line="300" w:lineRule="auto" w:before="0"/>
         <w:rPr>
           <w:lang w:eastAsia="zh-CN"/>
         </w:rPr>
@@ -8915,7 +8915,7 @@
     </w:p>
     <w:p>
       <w:pPr>
-        <w:spacing w:after="0" w:line="300" w:lineRule="auto"/>
+        <w:spacing w:after="0" w:line="300" w:lineRule="auto" w:before="0"/>
         <w:rPr>
           <w:lang w:eastAsia="zh-CN"/>
         </w:rPr>
@@ -8923,7 +8923,7 @@
     </w:p>
     <w:p>
       <w:pPr>
-        <w:spacing w:after="0" w:line="300" w:lineRule="auto"/>
+        <w:spacing w:after="0" w:line="300" w:lineRule="auto" w:before="0"/>
         <w:rPr>
           <w:lang w:eastAsia="zh-CN"/>
         </w:rPr>
@@ -8941,7 +8941,7 @@
     </w:p>
     <w:p>
       <w:pPr>
-        <w:spacing w:after="0" w:line="300" w:lineRule="auto"/>
+        <w:spacing w:after="0" w:line="300" w:lineRule="auto" w:before="0"/>
         <w:rPr>
           <w:lang w:eastAsia="zh-CN"/>
         </w:rPr>
@@ -9048,7 +9048,7 @@
     </w:p>
     <w:p>
       <w:pPr>
-        <w:spacing w:after="0" w:line="300" w:lineRule="auto"/>
+        <w:spacing w:after="0" w:line="300" w:lineRule="auto" w:before="0"/>
         <w:rPr>
           <w:lang w:eastAsia="zh-CN"/>
         </w:rPr>
@@ -9065,7 +9065,7 @@
     </w:p>
     <w:p>
       <w:pPr>
-        <w:spacing w:after="0" w:line="300" w:lineRule="auto"/>
+        <w:spacing w:after="0" w:line="300" w:lineRule="auto" w:before="0"/>
         <w:rPr>
           <w:lang w:eastAsia="zh-CN"/>
         </w:rPr>
@@ -9168,7 +9168,7 @@
     </w:p>
     <w:p>
       <w:pPr>
-        <w:spacing w:after="0" w:line="300" w:lineRule="auto"/>
+        <w:spacing w:after="0" w:line="300" w:lineRule="auto" w:before="0"/>
         <w:rPr>
           <w:lang w:eastAsia="zh-CN"/>
         </w:rPr>
@@ -9327,7 +9327,7 @@
     </w:p>
     <w:p>
       <w:pPr>
-        <w:spacing w:after="0" w:line="300" w:lineRule="auto"/>
+        <w:spacing w:after="0" w:line="300" w:lineRule="auto" w:before="0"/>
         <w:rPr>
           <w:lang w:eastAsia="zh-CN"/>
         </w:rPr>
@@ -9543,7 +9543,7 @@
     </w:p>
     <w:p>
       <w:pPr>
-        <w:spacing w:after="0" w:line="300" w:lineRule="auto"/>
+        <w:spacing w:after="0" w:line="300" w:lineRule="auto" w:before="0"/>
         <w:rPr>
           <w:lang w:eastAsia="zh-CN"/>
         </w:rPr>
@@ -9551,7 +9551,7 @@
     </w:p>
     <w:p>
       <w:pPr>
-        <w:spacing w:after="0" w:line="300" w:lineRule="auto"/>
+        <w:spacing w:after="0" w:line="300" w:lineRule="auto" w:before="0"/>
         <w:rPr>
           <w:lang w:eastAsia="zh-CN"/>
         </w:rPr>
@@ -9569,7 +9569,7 @@
     </w:p>
     <w:p>
       <w:pPr>
-        <w:spacing w:after="0" w:line="300" w:lineRule="auto"/>
+        <w:spacing w:after="0" w:line="300" w:lineRule="auto" w:before="0"/>
         <w:rPr>
           <w:lang w:eastAsia="zh-CN"/>
         </w:rPr>
@@ -9658,7 +9658,7 @@
     </w:p>
     <w:p>
       <w:pPr>
-        <w:spacing w:after="0" w:line="300" w:lineRule="auto"/>
+        <w:spacing w:after="0" w:line="300" w:lineRule="auto" w:before="0"/>
         <w:rPr>
           <w:lang w:eastAsia="zh-CN"/>
         </w:rPr>
@@ -9675,7 +9675,7 @@
     </w:p>
     <w:p>
       <w:pPr>
-        <w:spacing w:after="0" w:line="300" w:lineRule="auto"/>
+        <w:spacing w:after="0" w:line="300" w:lineRule="auto" w:before="0"/>
         <w:rPr>
           <w:lang w:eastAsia="zh-CN"/>
         </w:rPr>
@@ -9873,7 +9873,7 @@
     </w:p>
     <w:p>
       <w:pPr>
-        <w:spacing w:after="0" w:line="300" w:lineRule="auto"/>
+        <w:spacing w:after="0" w:line="300" w:lineRule="auto" w:before="0"/>
         <w:rPr>
           <w:lang w:eastAsia="zh-CN"/>
         </w:rPr>
@@ -9976,7 +9976,7 @@
     </w:p>
     <w:p>
       <w:pPr>
-        <w:spacing w:after="0" w:line="300" w:lineRule="auto"/>
+        <w:spacing w:after="0" w:line="300" w:lineRule="auto" w:before="0"/>
         <w:rPr>
           <w:lang w:eastAsia="zh-CN"/>
         </w:rPr>
@@ -9984,7 +9984,7 @@
     </w:p>
     <w:p>
       <w:pPr>
-        <w:spacing w:after="0" w:line="300" w:lineRule="auto"/>
+        <w:spacing w:after="0" w:line="300" w:lineRule="auto" w:before="0"/>
         <w:rPr>
           <w:lang w:eastAsia="zh-CN"/>
         </w:rPr>
@@ -10002,7 +10002,7 @@
     </w:p>
     <w:p>
       <w:pPr>
-        <w:spacing w:after="0" w:line="300" w:lineRule="auto"/>
+        <w:spacing w:after="0" w:line="300" w:lineRule="auto" w:before="0"/>
         <w:rPr>
           <w:lang w:eastAsia="zh-CN"/>
         </w:rPr>
@@ -10109,7 +10109,7 @@
     </w:p>
     <w:p>
       <w:pPr>
-        <w:spacing w:after="0" w:line="300" w:lineRule="auto"/>
+        <w:spacing w:after="0" w:line="300" w:lineRule="auto" w:before="0"/>
         <w:rPr>
           <w:lang w:eastAsia="zh-CN"/>
         </w:rPr>
@@ -10166,7 +10166,7 @@
     </w:p>
     <w:p>
       <w:pPr>
-        <w:spacing w:after="0" w:line="300" w:lineRule="auto"/>
+        <w:spacing w:after="0" w:line="300" w:lineRule="auto" w:before="0"/>
         <w:rPr>
           <w:lang w:eastAsia="zh-CN"/>
         </w:rPr>
@@ -10278,7 +10278,7 @@
     </w:p>
     <w:p>
       <w:pPr>
-        <w:spacing w:after="0" w:line="300" w:lineRule="auto"/>
+        <w:spacing w:after="0" w:line="300" w:lineRule="auto" w:before="0"/>
         <w:rPr>
           <w:lang w:eastAsia="zh-CN"/>
         </w:rPr>
@@ -10428,7 +10428,7 @@
     </w:p>
     <w:p>
       <w:pPr>
-        <w:spacing w:after="0" w:line="300" w:lineRule="auto"/>
+        <w:spacing w:after="0" w:line="300" w:lineRule="auto" w:before="0"/>
         <w:rPr>
           <w:lang w:eastAsia="zh-CN"/>
         </w:rPr>
@@ -10570,7 +10570,7 @@
     </w:p>
     <w:p>
       <w:pPr>
-        <w:spacing w:after="0" w:line="300" w:lineRule="auto"/>
+        <w:spacing w:after="0" w:line="300" w:lineRule="auto" w:before="0"/>
         <w:rPr>
           <w:lang w:eastAsia="zh-CN"/>
         </w:rPr>
@@ -10818,7 +10818,7 @@
     </w:p>
     <w:p>
       <w:pPr>
-        <w:spacing w:after="0" w:line="300" w:lineRule="auto"/>
+        <w:spacing w:after="0" w:line="300" w:lineRule="auto" w:before="0"/>
         <w:rPr>
           <w:lang w:eastAsia="zh-CN"/>
         </w:rPr>
@@ -11035,7 +11035,7 @@
     </w:p>
     <w:p>
       <w:pPr>
-        <w:spacing w:after="0" w:line="300" w:lineRule="auto"/>
+        <w:spacing w:after="0" w:line="300" w:lineRule="auto" w:before="0"/>
         <w:rPr>
           <w:lang w:eastAsia="zh-CN"/>
         </w:rPr>
@@ -11248,7 +11248,7 @@
     </w:p>
     <w:p>
       <w:pPr>
-        <w:spacing w:after="0" w:line="300" w:lineRule="auto"/>
+        <w:spacing w:after="0" w:line="300" w:lineRule="auto" w:before="0"/>
         <w:rPr>
           <w:lang w:eastAsia="zh-CN"/>
         </w:rPr>
@@ -11324,7 +11324,7 @@
     </w:p>
     <w:p>
       <w:pPr>
-        <w:spacing w:after="0" w:line="300" w:lineRule="auto"/>
+        <w:spacing w:after="0" w:line="300" w:lineRule="auto" w:before="0"/>
         <w:rPr>
           <w:lang w:eastAsia="zh-CN"/>
         </w:rPr>
@@ -11443,7 +11443,7 @@
     </w:p>
     <w:p>
       <w:pPr>
-        <w:spacing w:after="0" w:line="300" w:lineRule="auto"/>
+        <w:spacing w:after="0" w:line="300" w:lineRule="auto" w:before="0"/>
         <w:rPr>
           <w:lang w:eastAsia="zh-CN"/>
         </w:rPr>
@@ -11451,7 +11451,7 @@
     </w:p>
     <w:p>
       <w:pPr>
-        <w:spacing w:after="0" w:line="300" w:lineRule="auto"/>
+        <w:spacing w:after="0" w:line="300" w:lineRule="auto" w:before="0"/>
         <w:rPr>
           <w:lang w:eastAsia="zh-CN"/>
         </w:rPr>
@@ -11470,7 +11470,7 @@
     </w:p>
     <w:p>
       <w:pPr>
-        <w:spacing w:after="0" w:line="300" w:lineRule="auto"/>
+        <w:spacing w:after="0" w:line="300" w:lineRule="auto" w:before="0"/>
         <w:rPr>
           <w:lang w:eastAsia="zh-CN"/>
         </w:rPr>
@@ -11478,7 +11478,7 @@
     </w:p>
     <w:p>
       <w:pPr>
-        <w:spacing w:after="0" w:line="300" w:lineRule="auto"/>
+        <w:spacing w:after="0" w:line="300" w:lineRule="auto" w:before="0"/>
         <w:rPr>
           <w:lang w:eastAsia="zh-CN"/>
         </w:rPr>
@@ -11496,7 +11496,7 @@
     </w:p>
     <w:p>
       <w:pPr>
-        <w:spacing w:after="0" w:line="300" w:lineRule="auto"/>
+        <w:spacing w:after="0" w:line="300" w:lineRule="auto" w:before="0"/>
         <w:rPr>
           <w:lang w:eastAsia="zh-CN"/>
         </w:rPr>
@@ -11621,7 +11621,7 @@
     </w:p>
     <w:p>
       <w:pPr>
-        <w:spacing w:after="0" w:line="300" w:lineRule="auto"/>
+        <w:spacing w:after="0" w:line="300" w:lineRule="auto" w:before="0"/>
         <w:rPr>
           <w:lang w:eastAsia="zh-CN"/>
         </w:rPr>
@@ -11658,7 +11658,7 @@
     </w:p>
     <w:p>
       <w:pPr>
-        <w:spacing w:after="0" w:line="300" w:lineRule="auto"/>
+        <w:spacing w:after="0" w:line="300" w:lineRule="auto" w:before="0"/>
         <w:rPr>
           <w:lang w:eastAsia="zh-CN"/>
         </w:rPr>
@@ -11865,7 +11865,7 @@
     </w:p>
     <w:p>
       <w:pPr>
-        <w:spacing w:after="0" w:line="300" w:lineRule="auto"/>
+        <w:spacing w:after="0" w:line="300" w:lineRule="auto" w:before="0"/>
         <w:rPr>
           <w:lang w:eastAsia="zh-CN"/>
         </w:rPr>
@@ -11920,7 +11920,7 @@
     </w:p>
     <w:p>
       <w:pPr>
-        <w:spacing w:after="0" w:line="300" w:lineRule="auto"/>
+        <w:spacing w:after="0" w:line="300" w:lineRule="auto" w:before="0"/>
         <w:rPr>
           <w:lang w:eastAsia="zh-CN"/>
         </w:rPr>
@@ -12032,7 +12032,7 @@
     </w:p>
     <w:p>
       <w:pPr>
-        <w:spacing w:after="0" w:line="300" w:lineRule="auto"/>
+        <w:spacing w:after="0" w:line="300" w:lineRule="auto" w:before="0"/>
         <w:rPr>
           <w:lang w:eastAsia="zh-CN"/>
         </w:rPr>
@@ -12040,7 +12040,7 @@
     </w:p>
     <w:p>
       <w:pPr>
-        <w:spacing w:after="0" w:line="300" w:lineRule="auto"/>
+        <w:spacing w:after="0" w:line="300" w:lineRule="auto" w:before="0"/>
         <w:rPr>
           <w:lang w:eastAsia="zh-CN"/>
         </w:rPr>
@@ -12058,7 +12058,7 @@
     </w:p>
     <w:p>
       <w:pPr>
-        <w:spacing w:after="0" w:line="300" w:lineRule="auto"/>
+        <w:spacing w:after="0" w:line="300" w:lineRule="auto" w:before="0"/>
         <w:rPr>
           <w:lang w:eastAsia="zh-CN"/>
         </w:rPr>
@@ -12183,7 +12183,7 @@
     </w:p>
     <w:p>
       <w:pPr>
-        <w:spacing w:after="0" w:line="300" w:lineRule="auto"/>
+        <w:spacing w:after="0" w:line="300" w:lineRule="auto" w:before="0"/>
         <w:rPr>
           <w:lang w:eastAsia="zh-CN"/>
         </w:rPr>
@@ -12200,7 +12200,7 @@
     </w:p>
     <w:p>
       <w:pPr>
-        <w:spacing w:after="0" w:line="300" w:lineRule="auto"/>
+        <w:spacing w:after="0" w:line="300" w:lineRule="auto" w:before="0"/>
         <w:rPr>
           <w:lang w:eastAsia="zh-CN"/>
         </w:rPr>
@@ -12274,7 +12274,7 @@
     </w:p>
     <w:p>
       <w:pPr>
-        <w:spacing w:after="0" w:line="300" w:lineRule="auto"/>
+        <w:spacing w:after="0" w:line="300" w:lineRule="auto" w:before="0"/>
         <w:rPr>
           <w:lang w:eastAsia="zh-CN"/>
         </w:rPr>
@@ -12469,7 +12469,7 @@
     </w:p>
     <w:p>
       <w:pPr>
-        <w:spacing w:after="0" w:line="300" w:lineRule="auto"/>
+        <w:spacing w:after="0" w:line="300" w:lineRule="auto" w:before="0"/>
         <w:rPr>
           <w:lang w:eastAsia="zh-CN"/>
         </w:rPr>
@@ -12533,7 +12533,7 @@
     </w:p>
     <w:p>
       <w:pPr>
-        <w:spacing w:after="0" w:line="300" w:lineRule="auto"/>
+        <w:spacing w:after="0" w:line="300" w:lineRule="auto" w:before="0"/>
         <w:rPr>
           <w:lang w:eastAsia="zh-CN"/>
         </w:rPr>
@@ -12541,7 +12541,7 @@
     </w:p>
     <w:p>
       <w:pPr>
-        <w:spacing w:after="0" w:line="300" w:lineRule="auto"/>
+        <w:spacing w:after="0" w:line="300" w:lineRule="auto" w:before="0"/>
         <w:rPr>
           <w:lang w:eastAsia="zh-CN"/>
         </w:rPr>
@@ -12559,7 +12559,7 @@
     </w:p>
     <w:p>
       <w:pPr>
-        <w:spacing w:after="0" w:line="300" w:lineRule="auto"/>
+        <w:spacing w:after="0" w:line="300" w:lineRule="auto" w:before="0"/>
         <w:rPr>
           <w:lang w:eastAsia="zh-CN"/>
         </w:rPr>
@@ -12666,7 +12666,7 @@
     </w:p>
     <w:p>
       <w:pPr>
-        <w:spacing w:after="0" w:line="300" w:lineRule="auto"/>
+        <w:spacing w:after="0" w:line="300" w:lineRule="auto" w:before="0"/>
         <w:rPr>
           <w:lang w:eastAsia="zh-CN"/>
         </w:rPr>
@@ -12683,7 +12683,7 @@
     </w:p>
     <w:p>
       <w:pPr>
-        <w:spacing w:after="0" w:line="300" w:lineRule="auto"/>
+        <w:spacing w:after="0" w:line="300" w:lineRule="auto" w:before="0"/>
         <w:rPr>
           <w:lang w:eastAsia="zh-CN"/>
         </w:rPr>
@@ -12843,7 +12843,7 @@
     </w:p>
     <w:p>
       <w:pPr>
-        <w:spacing w:after="0" w:line="300" w:lineRule="auto"/>
+        <w:spacing w:after="0" w:line="300" w:lineRule="auto" w:before="0"/>
         <w:rPr>
           <w:lang w:eastAsia="zh-CN"/>
         </w:rPr>
@@ -12918,7 +12918,7 @@
     </w:p>
     <w:p>
       <w:pPr>
-        <w:spacing w:after="0" w:line="300" w:lineRule="auto"/>
+        <w:spacing w:after="0" w:line="300" w:lineRule="auto" w:before="0"/>
         <w:rPr>
           <w:lang w:eastAsia="zh-CN"/>
         </w:rPr>
@@ -12926,7 +12926,7 @@
     </w:p>
     <w:p>
       <w:pPr>
-        <w:spacing w:after="0" w:line="300" w:lineRule="auto"/>
+        <w:spacing w:after="0" w:line="300" w:lineRule="auto" w:before="0"/>
         <w:rPr>
           <w:lang w:eastAsia="zh-CN"/>
         </w:rPr>
@@ -12944,7 +12944,7 @@
     </w:p>
     <w:p>
       <w:pPr>
-        <w:spacing w:after="0" w:line="300" w:lineRule="auto"/>
+        <w:spacing w:after="0" w:line="300" w:lineRule="auto" w:before="0"/>
         <w:rPr>
           <w:lang w:eastAsia="zh-CN"/>
         </w:rPr>
@@ -13069,7 +13069,7 @@
     </w:p>
     <w:p>
       <w:pPr>
-        <w:spacing w:after="0" w:line="300" w:lineRule="auto"/>
+        <w:spacing w:after="0" w:line="300" w:lineRule="auto" w:before="0"/>
         <w:rPr>
           <w:lang w:eastAsia="zh-CN"/>
         </w:rPr>
@@ -13146,7 +13146,7 @@
     </w:p>
     <w:p>
       <w:pPr>
-        <w:spacing w:after="0" w:line="300" w:lineRule="auto"/>
+        <w:spacing w:after="0" w:line="300" w:lineRule="auto" w:before="0"/>
         <w:rPr>
           <w:lang w:eastAsia="zh-CN"/>
         </w:rPr>
@@ -13378,7 +13378,7 @@
     </w:p>
     <w:p>
       <w:pPr>
-        <w:spacing w:after="0" w:line="300" w:lineRule="auto"/>
+        <w:spacing w:after="0" w:line="300" w:lineRule="auto" w:before="0"/>
         <w:rPr>
           <w:lang w:eastAsia="zh-CN"/>
         </w:rPr>
@@ -13510,7 +13510,7 @@
     </w:p>
     <w:p>
       <w:pPr>
-        <w:spacing w:after="0" w:line="300" w:lineRule="auto"/>
+        <w:spacing w:after="0" w:line="300" w:lineRule="auto" w:before="0"/>
         <w:rPr>
           <w:lang w:eastAsia="zh-CN"/>
         </w:rPr>
@@ -13681,7 +13681,7 @@
     </w:p>
     <w:p>
       <w:pPr>
-        <w:spacing w:after="0" w:line="300" w:lineRule="auto"/>
+        <w:spacing w:after="0" w:line="300" w:lineRule="auto" w:before="0"/>
         <w:rPr>
           <w:lang w:eastAsia="zh-CN"/>
         </w:rPr>
@@ -13932,7 +13932,7 @@
     </w:p>
     <w:p>
       <w:pPr>
-        <w:spacing w:after="0" w:line="300" w:lineRule="auto"/>
+        <w:spacing w:after="0" w:line="300" w:lineRule="auto" w:before="0"/>
         <w:rPr>
           <w:lang w:eastAsia="zh-CN"/>
         </w:rPr>
@@ -13997,7 +13997,7 @@
     </w:p>
     <w:p>
       <w:pPr>
-        <w:spacing w:after="0" w:line="300" w:lineRule="auto"/>
+        <w:spacing w:after="0" w:line="300" w:lineRule="auto" w:before="0"/>
         <w:rPr>
           <w:lang w:eastAsia="zh-CN"/>
         </w:rPr>
@@ -14005,7 +14005,7 @@
     </w:p>
     <w:p>
       <w:pPr>
-        <w:spacing w:after="0" w:line="300" w:lineRule="auto"/>
+        <w:spacing w:after="0" w:line="300" w:lineRule="auto" w:before="0"/>
         <w:rPr>
           <w:lang w:eastAsia="zh-CN"/>
         </w:rPr>
@@ -14023,7 +14023,7 @@
     </w:p>
     <w:p>
       <w:pPr>
-        <w:spacing w:after="0" w:line="300" w:lineRule="auto"/>
+        <w:spacing w:after="0" w:line="300" w:lineRule="auto" w:before="0"/>
         <w:rPr>
           <w:lang w:eastAsia="zh-CN"/>
         </w:rPr>
@@ -14031,7 +14031,7 @@
     </w:p>
     <w:p>
       <w:pPr>
-        <w:spacing w:after="0" w:line="300" w:lineRule="auto"/>
+        <w:spacing w:after="0" w:line="300" w:lineRule="auto" w:before="0"/>
         <w:rPr>
           <w:lang w:eastAsia="zh-CN"/>
         </w:rPr>
@@ -14049,7 +14049,7 @@
     </w:p>
     <w:p>
       <w:pPr>
-        <w:spacing w:after="0" w:line="300" w:lineRule="auto"/>
+        <w:spacing w:after="0" w:line="300" w:lineRule="auto" w:before="0"/>
         <w:rPr>
           <w:lang w:eastAsia="zh-CN"/>
         </w:rPr>
@@ -14138,7 +14138,7 @@
     </w:p>
     <w:p>
       <w:pPr>
-        <w:spacing w:after="0" w:line="300" w:lineRule="auto"/>
+        <w:spacing w:after="0" w:line="300" w:lineRule="auto" w:before="0"/>
         <w:rPr>
           <w:lang w:eastAsia="zh-CN"/>
         </w:rPr>
@@ -14155,7 +14155,7 @@
     </w:p>
     <w:p>
       <w:pPr>
-        <w:spacing w:after="0" w:line="300" w:lineRule="auto"/>
+        <w:spacing w:after="0" w:line="300" w:lineRule="auto" w:before="0"/>
         <w:rPr>
           <w:lang w:eastAsia="zh-CN"/>
         </w:rPr>
@@ -14298,7 +14298,7 @@
     </w:p>
     <w:p>
       <w:pPr>
-        <w:spacing w:after="0" w:line="300" w:lineRule="auto"/>
+        <w:spacing w:after="0" w:line="300" w:lineRule="auto" w:before="0"/>
         <w:rPr>
           <w:lang w:eastAsia="zh-CN"/>
         </w:rPr>
@@ -14405,7 +14405,7 @@
     </w:p>
     <w:p>
       <w:pPr>
-        <w:spacing w:after="0" w:line="300" w:lineRule="auto"/>
+        <w:spacing w:after="0" w:line="300" w:lineRule="auto" w:before="0"/>
         <w:rPr>
           <w:lang w:eastAsia="zh-CN"/>
         </w:rPr>
@@ -14636,7 +14636,7 @@
     </w:p>
     <w:p>
       <w:pPr>
-        <w:spacing w:after="0" w:line="300" w:lineRule="auto"/>
+        <w:spacing w:after="0" w:line="300" w:lineRule="auto" w:before="0"/>
         <w:rPr>
           <w:lang w:eastAsia="zh-CN"/>
         </w:rPr>
@@ -14768,7 +14768,7 @@
     </w:p>
     <w:p>
       <w:pPr>
-        <w:spacing w:after="0" w:line="300" w:lineRule="auto"/>
+        <w:spacing w:after="0" w:line="300" w:lineRule="auto" w:before="0"/>
         <w:rPr>
           <w:lang w:eastAsia="zh-CN"/>
         </w:rPr>
@@ -14890,7 +14890,7 @@
     </w:p>
     <w:p>
       <w:pPr>
-        <w:spacing w:after="0" w:line="300" w:lineRule="auto"/>
+        <w:spacing w:after="0" w:line="300" w:lineRule="auto" w:before="0"/>
         <w:rPr>
           <w:lang w:eastAsia="zh-CN"/>
         </w:rPr>
@@ -14898,7 +14898,7 @@
     </w:p>
     <w:p>
       <w:pPr>
-        <w:spacing w:after="0" w:line="300" w:lineRule="auto"/>
+        <w:spacing w:after="0" w:line="300" w:lineRule="auto" w:before="0"/>
         <w:rPr>
           <w:lang w:eastAsia="zh-CN"/>
         </w:rPr>
@@ -14916,7 +14916,7 @@
     </w:p>
     <w:p>
       <w:pPr>
-        <w:spacing w:after="0" w:line="300" w:lineRule="auto"/>
+        <w:spacing w:after="0" w:line="300" w:lineRule="auto" w:before="0"/>
         <w:rPr>
           <w:lang w:eastAsia="zh-CN"/>
         </w:rPr>
@@ -15005,7 +15005,7 @@
     </w:p>
     <w:p>
       <w:pPr>
-        <w:spacing w:after="0" w:line="300" w:lineRule="auto"/>
+        <w:spacing w:after="0" w:line="300" w:lineRule="auto" w:before="0"/>
         <w:rPr>
           <w:lang w:eastAsia="zh-CN"/>
         </w:rPr>
@@ -15042,7 +15042,7 @@
     </w:p>
     <w:p>
       <w:pPr>
-        <w:spacing w:after="0" w:line="300" w:lineRule="auto"/>
+        <w:spacing w:after="0" w:line="300" w:lineRule="auto" w:before="0"/>
         <w:rPr>
           <w:lang w:eastAsia="zh-CN"/>
         </w:rPr>
@@ -15183,7 +15183,7 @@
     </w:p>
     <w:p>
       <w:pPr>
-        <w:spacing w:after="0" w:line="300" w:lineRule="auto"/>
+        <w:spacing w:after="0" w:line="300" w:lineRule="auto" w:before="0"/>
         <w:rPr>
           <w:lang w:eastAsia="zh-CN"/>
         </w:rPr>
@@ -15388,7 +15388,7 @@
     </w:p>
     <w:p>
       <w:pPr>
-        <w:spacing w:after="0" w:line="300" w:lineRule="auto"/>
+        <w:spacing w:after="0" w:line="300" w:lineRule="auto" w:before="0"/>
         <w:rPr>
           <w:lang w:eastAsia="zh-CN"/>
         </w:rPr>
@@ -15549,7 +15549,7 @@
     </w:p>
     <w:p>
       <w:pPr>
-        <w:spacing w:after="0" w:line="300" w:lineRule="auto"/>
+        <w:spacing w:after="0" w:line="300" w:lineRule="auto" w:before="0"/>
         <w:rPr>
           <w:lang w:eastAsia="zh-CN"/>
         </w:rPr>
@@ -15641,7 +15641,7 @@
     </w:p>
     <w:p>
       <w:pPr>
-        <w:spacing w:after="0" w:line="300" w:lineRule="auto"/>
+        <w:spacing w:after="0" w:line="300" w:lineRule="auto" w:before="0"/>
         <w:rPr>
           <w:lang w:eastAsia="zh-CN"/>
         </w:rPr>
@@ -15649,7 +15649,7 @@
     </w:p>
     <w:p>
       <w:pPr>
-        <w:spacing w:after="0" w:line="300" w:lineRule="auto"/>
+        <w:spacing w:after="0" w:line="300" w:lineRule="auto" w:before="0"/>
         <w:rPr>
           <w:lang w:eastAsia="zh-CN"/>
         </w:rPr>
@@ -15667,7 +15667,7 @@
     </w:p>
     <w:p>
       <w:pPr>
-        <w:spacing w:after="0" w:line="300" w:lineRule="auto"/>
+        <w:spacing w:after="0" w:line="300" w:lineRule="auto" w:before="0"/>
         <w:rPr>
           <w:lang w:eastAsia="zh-CN"/>
         </w:rPr>
@@ -15756,7 +15756,7 @@
     </w:p>
     <w:p>
       <w:pPr>
-        <w:spacing w:after="0" w:line="300" w:lineRule="auto"/>
+        <w:spacing w:after="0" w:line="300" w:lineRule="auto" w:before="0"/>
         <w:rPr>
           <w:lang w:eastAsia="zh-CN"/>
         </w:rPr>
@@ -15773,7 +15773,7 @@
     </w:p>
     <w:p>
       <w:pPr>
-        <w:spacing w:after="0" w:line="300" w:lineRule="auto"/>
+        <w:spacing w:after="0" w:line="300" w:lineRule="auto" w:before="0"/>
         <w:rPr>
           <w:lang w:eastAsia="zh-CN"/>
         </w:rPr>
@@ -15876,7 +15876,7 @@
     </w:p>
     <w:p>
       <w:pPr>
-        <w:spacing w:after="0" w:line="300" w:lineRule="auto"/>
+        <w:spacing w:after="0" w:line="300" w:lineRule="auto" w:before="0"/>
         <w:rPr>
           <w:lang w:eastAsia="zh-CN"/>
         </w:rPr>
@@ -15959,7 +15959,7 @@
     </w:p>
     <w:p>
       <w:pPr>
-        <w:spacing w:after="0" w:line="300" w:lineRule="auto"/>
+        <w:spacing w:after="0" w:line="300" w:lineRule="auto" w:before="0"/>
         <w:rPr>
           <w:lang w:eastAsia="zh-CN"/>
         </w:rPr>
@@ -15967,7 +15967,7 @@
     </w:p>
     <w:p>
       <w:pPr>
-        <w:spacing w:after="0" w:line="300" w:lineRule="auto"/>
+        <w:spacing w:after="0" w:line="300" w:lineRule="auto" w:before="0"/>
         <w:rPr>
           <w:lang w:eastAsia="zh-CN"/>
         </w:rPr>
@@ -15985,7 +15985,7 @@
     </w:p>
     <w:p>
       <w:pPr>
-        <w:spacing w:after="0" w:line="300" w:lineRule="auto"/>
+        <w:spacing w:after="0" w:line="300" w:lineRule="auto" w:before="0"/>
         <w:rPr>
           <w:lang w:eastAsia="zh-CN"/>
         </w:rPr>
@@ -16074,7 +16074,7 @@
     </w:p>
     <w:p>
       <w:pPr>
-        <w:spacing w:after="0" w:line="300" w:lineRule="auto"/>
+        <w:spacing w:after="0" w:line="300" w:lineRule="auto" w:before="0"/>
         <w:rPr>
           <w:lang w:eastAsia="zh-CN"/>
         </w:rPr>
@@ -16109,7 +16109,7 @@
     </w:p>
     <w:p>
       <w:pPr>
-        <w:spacing w:after="0" w:line="300" w:lineRule="auto"/>
+        <w:spacing w:after="0" w:line="300" w:lineRule="auto" w:before="0"/>
         <w:rPr>
           <w:lang w:eastAsia="zh-CN"/>
         </w:rPr>
@@ -16241,7 +16241,7 @@
     </w:p>
     <w:p>
       <w:pPr>
-        <w:spacing w:after="0" w:line="300" w:lineRule="auto"/>
+        <w:spacing w:after="0" w:line="300" w:lineRule="auto" w:before="0"/>
         <w:rPr>
           <w:lang w:eastAsia="zh-CN"/>
         </w:rPr>
@@ -16434,7 +16434,7 @@
     </w:p>
     <w:p>
       <w:pPr>
-        <w:spacing w:after="0" w:line="300" w:lineRule="auto"/>
+        <w:spacing w:after="0" w:line="300" w:lineRule="auto" w:before="0"/>
         <w:rPr>
           <w:lang w:eastAsia="zh-CN"/>
         </w:rPr>
@@ -16498,7 +16498,7 @@
     </w:p>
     <w:p>
       <w:pPr>
-        <w:spacing w:after="0" w:line="300" w:lineRule="auto"/>
+        <w:spacing w:after="0" w:line="300" w:lineRule="auto" w:before="0"/>
         <w:rPr>
           <w:lang w:eastAsia="zh-CN"/>
         </w:rPr>
@@ -16506,7 +16506,7 @@
     </w:p>
     <w:p>
       <w:pPr>
-        <w:spacing w:after="0" w:line="300" w:lineRule="auto"/>
+        <w:spacing w:after="0" w:line="300" w:lineRule="auto" w:before="0"/>
         <w:rPr>
           <w:lang w:eastAsia="zh-CN"/>
         </w:rPr>
@@ -16524,7 +16524,7 @@
     </w:p>
     <w:p>
       <w:pPr>
-        <w:spacing w:after="0" w:line="300" w:lineRule="auto"/>
+        <w:spacing w:after="0" w:line="300" w:lineRule="auto" w:before="0"/>
         <w:rPr>
           <w:lang w:eastAsia="zh-CN"/>
         </w:rPr>
@@ -16595,7 +16595,7 @@
     </w:p>
     <w:p>
       <w:pPr>
-        <w:spacing w:after="0" w:line="300" w:lineRule="auto"/>
+        <w:spacing w:after="0" w:line="300" w:lineRule="auto" w:before="0"/>
         <w:rPr>
           <w:lang w:eastAsia="zh-CN"/>
         </w:rPr>
@@ -16630,7 +16630,7 @@
     </w:p>
     <w:p>
       <w:pPr>
-        <w:spacing w:after="0" w:line="300" w:lineRule="auto"/>
+        <w:spacing w:after="0" w:line="300" w:lineRule="auto" w:before="0"/>
         <w:rPr>
           <w:lang w:eastAsia="zh-CN"/>
         </w:rPr>
@@ -16761,7 +16761,7 @@
     </w:p>
     <w:p>
       <w:pPr>
-        <w:spacing w:after="0" w:line="300" w:lineRule="auto"/>
+        <w:spacing w:after="0" w:line="300" w:lineRule="auto" w:before="0"/>
         <w:rPr>
           <w:lang w:eastAsia="zh-CN"/>
         </w:rPr>
@@ -16825,7 +16825,7 @@
     </w:p>
     <w:p>
       <w:pPr>
-        <w:spacing w:after="0" w:line="300" w:lineRule="auto"/>
+        <w:spacing w:after="0" w:line="300" w:lineRule="auto" w:before="0"/>
         <w:rPr>
           <w:lang w:eastAsia="zh-CN"/>
         </w:rPr>
@@ -16833,7 +16833,7 @@
     </w:p>
     <w:p>
       <w:pPr>
-        <w:spacing w:after="0" w:line="300" w:lineRule="auto"/>
+        <w:spacing w:after="0" w:line="300" w:lineRule="auto" w:before="0"/>
         <w:rPr>
           <w:lang w:eastAsia="zh-CN"/>
         </w:rPr>
@@ -16851,7 +16851,7 @@
     </w:p>
     <w:p>
       <w:pPr>
-        <w:spacing w:after="0" w:line="300" w:lineRule="auto"/>
+        <w:spacing w:after="0" w:line="300" w:lineRule="auto" w:before="0"/>
         <w:rPr>
           <w:lang w:eastAsia="zh-CN"/>
         </w:rPr>
@@ -16859,7 +16859,7 @@
     </w:p>
     <w:p>
       <w:pPr>
-        <w:spacing w:after="0" w:line="300" w:lineRule="auto"/>
+        <w:spacing w:after="0" w:line="300" w:lineRule="auto" w:before="0"/>
         <w:rPr>
           <w:lang w:eastAsia="zh-CN"/>
         </w:rPr>
@@ -16877,7 +16877,7 @@
     </w:p>
     <w:p>
       <w:pPr>
-        <w:spacing w:after="0" w:line="300" w:lineRule="auto"/>
+        <w:spacing w:after="0" w:line="300" w:lineRule="auto" w:before="0"/>
         <w:rPr>
           <w:lang w:eastAsia="zh-CN"/>
         </w:rPr>
@@ -16966,7 +16966,7 @@
     </w:p>
     <w:p>
       <w:pPr>
-        <w:spacing w:after="0" w:line="300" w:lineRule="auto"/>
+        <w:spacing w:after="0" w:line="300" w:lineRule="auto" w:before="0"/>
         <w:rPr>
           <w:lang w:eastAsia="zh-CN"/>
         </w:rPr>
@@ -16983,7 +16983,7 @@
     </w:p>
     <w:p>
       <w:pPr>
-        <w:spacing w:after="0" w:line="300" w:lineRule="auto"/>
+        <w:spacing w:after="0" w:line="300" w:lineRule="auto" w:before="0"/>
         <w:rPr>
           <w:lang w:eastAsia="zh-CN"/>
         </w:rPr>
@@ -17143,7 +17143,7 @@
     </w:p>
     <w:p>
       <w:pPr>
-        <w:spacing w:after="0" w:line="300" w:lineRule="auto"/>
+        <w:spacing w:after="0" w:line="300" w:lineRule="auto" w:before="0"/>
         <w:rPr>
           <w:lang w:eastAsia="zh-CN"/>
         </w:rPr>
@@ -17235,7 +17235,7 @@
     </w:p>
     <w:p>
       <w:pPr>
-        <w:spacing w:after="0" w:line="300" w:lineRule="auto"/>
+        <w:spacing w:after="0" w:line="300" w:lineRule="auto" w:before="0"/>
         <w:rPr>
           <w:lang w:eastAsia="zh-CN"/>
         </w:rPr>
@@ -17243,7 +17243,7 @@
     </w:p>
     <w:p>
       <w:pPr>
-        <w:spacing w:after="0" w:line="300" w:lineRule="auto"/>
+        <w:spacing w:after="0" w:line="300" w:lineRule="auto" w:before="0"/>
       </w:pPr>
       <w:r>
         <w:rPr>
@@ -17257,7 +17257,7 @@
     </w:p>
     <w:p>
       <w:pPr>
-        <w:spacing w:after="0" w:line="300" w:lineRule="auto"/>
+        <w:spacing w:after="0" w:line="300" w:lineRule="auto" w:before="0"/>
         <w:rPr>
           <w:lang w:eastAsia="zh-CN"/>
         </w:rPr>
@@ -17364,7 +17364,7 @@
     </w:p>
     <w:p>
       <w:pPr>
-        <w:spacing w:after="0" w:line="300" w:lineRule="auto"/>
+        <w:spacing w:after="0" w:line="300" w:lineRule="auto" w:before="0"/>
         <w:rPr>
           <w:lang w:eastAsia="zh-CN"/>
         </w:rPr>
@@ -17381,7 +17381,7 @@
     </w:p>
     <w:p>
       <w:pPr>
-        <w:spacing w:after="0" w:line="300" w:lineRule="auto"/>
+        <w:spacing w:after="0" w:line="300" w:lineRule="auto" w:before="0"/>
         <w:rPr>
           <w:lang w:eastAsia="zh-CN"/>
         </w:rPr>
@@ -17483,7 +17483,7 @@
     </w:p>
     <w:p>
       <w:pPr>
-        <w:spacing w:after="0" w:line="300" w:lineRule="auto"/>
+        <w:spacing w:after="0" w:line="300" w:lineRule="auto" w:before="0"/>
         <w:rPr>
           <w:lang w:eastAsia="zh-CN"/>
         </w:rPr>
@@ -17719,7 +17719,7 @@
     </w:p>
     <w:p>
       <w:pPr>
-        <w:spacing w:after="0" w:line="300" w:lineRule="auto"/>
+        <w:spacing w:after="0" w:line="300" w:lineRule="auto" w:before="0"/>
         <w:rPr>
           <w:lang w:eastAsia="zh-CN"/>
         </w:rPr>
@@ -17783,7 +17783,7 @@
     </w:p>
     <w:p>
       <w:pPr>
-        <w:spacing w:after="0" w:line="300" w:lineRule="auto"/>
+        <w:spacing w:after="0" w:line="300" w:lineRule="auto" w:before="0"/>
         <w:rPr>
           <w:lang w:eastAsia="zh-CN"/>
         </w:rPr>
@@ -17791,7 +17791,7 @@
     </w:p>
     <w:p>
       <w:pPr>
-        <w:spacing w:after="0" w:line="300" w:lineRule="auto"/>
+        <w:spacing w:after="0" w:line="300" w:lineRule="auto" w:before="0"/>
         <w:rPr>
           <w:lang w:eastAsia="zh-CN"/>
         </w:rPr>
@@ -17809,7 +17809,7 @@
     </w:p>
     <w:p>
       <w:pPr>
-        <w:spacing w:after="0" w:line="300" w:lineRule="auto"/>
+        <w:spacing w:after="0" w:line="300" w:lineRule="auto" w:before="0"/>
         <w:rPr>
           <w:lang w:eastAsia="zh-CN"/>
         </w:rPr>
@@ -17898,7 +17898,7 @@
     </w:p>
     <w:p>
       <w:pPr>
-        <w:spacing w:after="0" w:line="300" w:lineRule="auto"/>
+        <w:spacing w:after="0" w:line="300" w:lineRule="auto" w:before="0"/>
         <w:rPr>
           <w:lang w:eastAsia="zh-CN"/>
         </w:rPr>
@@ -17935,7 +17935,7 @@
     </w:p>
     <w:p>
       <w:pPr>
-        <w:spacing w:after="0" w:line="300" w:lineRule="auto"/>
+        <w:spacing w:after="0" w:line="300" w:lineRule="auto" w:before="0"/>
         <w:rPr>
           <w:lang w:eastAsia="zh-CN"/>
         </w:rPr>
@@ -18115,7 +18115,7 @@
     </w:p>
     <w:p>
       <w:pPr>
-        <w:spacing w:after="0" w:line="300" w:lineRule="auto"/>
+        <w:spacing w:after="0" w:line="300" w:lineRule="auto" w:before="0"/>
         <w:rPr>
           <w:lang w:eastAsia="zh-CN"/>
         </w:rPr>
@@ -18314,7 +18314,7 @@
     </w:p>
     <w:p>
       <w:pPr>
-        <w:spacing w:after="0" w:line="300" w:lineRule="auto"/>
+        <w:spacing w:after="0" w:line="300" w:lineRule="auto" w:before="0"/>
         <w:rPr>
           <w:lang w:eastAsia="zh-CN"/>
         </w:rPr>
@@ -18462,7 +18462,7 @@
     </w:p>
     <w:p>
       <w:pPr>
-        <w:spacing w:after="0" w:line="300" w:lineRule="auto"/>
+        <w:spacing w:after="0" w:line="300" w:lineRule="auto" w:before="0"/>
         <w:rPr>
           <w:lang w:eastAsia="zh-CN"/>
         </w:rPr>
@@ -18526,7 +18526,7 @@
     </w:p>
     <w:p>
       <w:pPr>
-        <w:spacing w:after="0" w:line="300" w:lineRule="auto"/>
+        <w:spacing w:after="0" w:line="300" w:lineRule="auto" w:before="0"/>
         <w:rPr>
           <w:lang w:eastAsia="zh-CN"/>
         </w:rPr>
@@ -18534,7 +18534,7 @@
     </w:p>
     <w:p>
       <w:pPr>
-        <w:spacing w:after="0" w:line="300" w:lineRule="auto"/>
+        <w:spacing w:after="0" w:line="300" w:lineRule="auto" w:before="0"/>
         <w:rPr>
           <w:lang w:eastAsia="zh-CN"/>
         </w:rPr>
@@ -18552,7 +18552,7 @@
     </w:p>
     <w:p>
       <w:pPr>
-        <w:spacing w:after="0" w:line="300" w:lineRule="auto"/>
+        <w:spacing w:after="0" w:line="300" w:lineRule="auto" w:before="0"/>
         <w:rPr>
           <w:lang w:eastAsia="zh-CN"/>
         </w:rPr>
@@ -18680,7 +18680,7 @@
     </w:p>
     <w:p>
       <w:pPr>
-        <w:spacing w:after="0" w:line="300" w:lineRule="auto"/>
+        <w:spacing w:after="0" w:line="300" w:lineRule="auto" w:before="0"/>
         <w:rPr>
           <w:lang w:eastAsia="zh-CN"/>
         </w:rPr>
@@ -18714,7 +18714,7 @@
     </w:p>
     <w:p>
       <w:pPr>
-        <w:spacing w:after="0" w:line="300" w:lineRule="auto"/>
+        <w:spacing w:after="0" w:line="300" w:lineRule="auto" w:before="0"/>
         <w:rPr>
           <w:lang w:eastAsia="zh-CN"/>
         </w:rPr>
@@ -19045,7 +19045,7 @@
     </w:p>
     <w:p>
       <w:pPr>
-        <w:spacing w:after="0" w:line="300" w:lineRule="auto"/>
+        <w:spacing w:after="0" w:line="300" w:lineRule="auto" w:before="0"/>
         <w:rPr>
           <w:lang w:eastAsia="zh-CN"/>
         </w:rPr>
@@ -19195,7 +19195,7 @@
     </w:p>
     <w:p>
       <w:pPr>
-        <w:spacing w:after="0" w:line="300" w:lineRule="auto"/>
+        <w:spacing w:after="0" w:line="300" w:lineRule="auto" w:before="0"/>
         <w:rPr>
           <w:lang w:eastAsia="zh-CN"/>
         </w:rPr>
@@ -19453,7 +19453,7 @@
     </w:p>
     <w:p>
       <w:pPr>
-        <w:spacing w:after="0" w:line="300" w:lineRule="auto"/>
+        <w:spacing w:after="0" w:line="300" w:lineRule="auto" w:before="0"/>
         <w:rPr>
           <w:lang w:eastAsia="zh-CN"/>
         </w:rPr>
@@ -19631,7 +19631,7 @@
     </w:p>
     <w:p>
       <w:pPr>
-        <w:spacing w:after="0" w:line="300" w:lineRule="auto"/>
+        <w:spacing w:after="0" w:line="300" w:lineRule="auto" w:before="0"/>
         <w:rPr>
           <w:lang w:eastAsia="zh-CN"/>
         </w:rPr>
@@ -19851,7 +19851,7 @@
     </w:p>
     <w:p>
       <w:pPr>
-        <w:spacing w:after="0" w:line="300" w:lineRule="auto"/>
+        <w:spacing w:after="0" w:line="300" w:lineRule="auto" w:before="0"/>
         <w:rPr>
           <w:lang w:eastAsia="zh-CN"/>
         </w:rPr>
@@ -20233,7 +20233,7 @@
     </w:p>
     <w:p>
       <w:pPr>
-        <w:spacing w:after="0" w:line="300" w:lineRule="auto"/>
+        <w:spacing w:after="0" w:line="300" w:lineRule="auto" w:before="0"/>
         <w:rPr>
           <w:lang w:eastAsia="zh-CN"/>
         </w:rPr>
@@ -20424,7 +20424,7 @@
     </w:p>
     <w:p>
       <w:pPr>
-        <w:spacing w:after="0" w:line="300" w:lineRule="auto"/>
+        <w:spacing w:after="0" w:line="300" w:lineRule="auto" w:before="0"/>
         <w:rPr>
           <w:lang w:eastAsia="zh-CN"/>
         </w:rPr>
@@ -20525,7 +20525,7 @@
     </w:p>
     <w:p>
       <w:pPr>
-        <w:spacing w:after="0" w:line="300" w:lineRule="auto"/>
+        <w:spacing w:after="0" w:line="300" w:lineRule="auto" w:before="0"/>
         <w:rPr>
           <w:lang w:eastAsia="zh-CN"/>
         </w:rPr>
@@ -20676,7 +20676,7 @@
     </w:p>
     <w:p>
       <w:pPr>
-        <w:spacing w:after="0" w:line="300" w:lineRule="auto"/>
+        <w:spacing w:after="0" w:line="300" w:lineRule="auto" w:before="0"/>
         <w:rPr>
           <w:lang w:eastAsia="zh-CN"/>
         </w:rPr>
@@ -20684,7 +20684,7 @@
     </w:p>
     <w:p>
       <w:pPr>
-        <w:spacing w:after="0" w:line="300" w:lineRule="auto"/>
+        <w:spacing w:after="0" w:line="300" w:lineRule="auto" w:before="0"/>
         <w:rPr>
           <w:lang w:eastAsia="zh-CN"/>
         </w:rPr>
@@ -20702,7 +20702,7 @@
     </w:p>
     <w:p>
       <w:pPr>
-        <w:spacing w:after="0" w:line="300" w:lineRule="auto"/>
+        <w:spacing w:after="0" w:line="300" w:lineRule="auto" w:before="0"/>
         <w:rPr>
           <w:lang w:eastAsia="zh-CN"/>
         </w:rPr>
@@ -20809,7 +20809,7 @@
     </w:p>
     <w:p>
       <w:pPr>
-        <w:spacing w:after="0" w:line="300" w:lineRule="auto"/>
+        <w:spacing w:after="0" w:line="300" w:lineRule="auto" w:before="0"/>
         <w:rPr>
           <w:lang w:eastAsia="zh-CN"/>
         </w:rPr>
@@ -20826,7 +20826,7 @@
     </w:p>
     <w:p>
       <w:pPr>
-        <w:spacing w:after="0" w:line="300" w:lineRule="auto"/>
+        <w:spacing w:after="0" w:line="300" w:lineRule="auto" w:before="0"/>
         <w:rPr>
           <w:lang w:eastAsia="zh-CN"/>
         </w:rPr>
@@ -20977,7 +20977,7 @@
     </w:p>
     <w:p>
       <w:pPr>
-        <w:spacing w:after="0" w:line="300" w:lineRule="auto"/>
+        <w:spacing w:after="0" w:line="300" w:lineRule="auto" w:before="0"/>
         <w:rPr>
           <w:lang w:eastAsia="zh-CN"/>
         </w:rPr>
@@ -21259,7 +21259,7 @@
     </w:p>
     <w:p>
       <w:pPr>
-        <w:spacing w:after="0" w:line="300" w:lineRule="auto"/>
+        <w:spacing w:after="0" w:line="300" w:lineRule="auto" w:before="0"/>
         <w:rPr>
           <w:lang w:eastAsia="zh-CN"/>
         </w:rPr>
@@ -21436,7 +21436,7 @@
     </w:p>
     <w:p>
       <w:pPr>
-        <w:spacing w:after="0" w:line="300" w:lineRule="auto"/>
+        <w:spacing w:after="0" w:line="300" w:lineRule="auto" w:before="0"/>
         <w:rPr>
           <w:lang w:eastAsia="zh-CN"/>
         </w:rPr>
@@ -21606,7 +21606,7 @@
     </w:p>
     <w:p>
       <w:pPr>
-        <w:spacing w:after="0" w:line="300" w:lineRule="auto"/>
+        <w:spacing w:after="0" w:line="300" w:lineRule="auto" w:before="0"/>
         <w:rPr>
           <w:lang w:eastAsia="zh-CN"/>
         </w:rPr>
@@ -21806,7 +21806,7 @@
     </w:p>
     <w:p>
       <w:pPr>
-        <w:spacing w:after="0" w:line="300" w:lineRule="auto"/>
+        <w:spacing w:after="0" w:line="300" w:lineRule="auto" w:before="0"/>
         <w:rPr>
           <w:lang w:eastAsia="zh-CN"/>
         </w:rPr>
@@ -22060,7 +22060,7 @@
     </w:p>
     <w:p>
       <w:pPr>
-        <w:spacing w:after="0" w:line="300" w:lineRule="auto"/>
+        <w:spacing w:after="0" w:line="300" w:lineRule="auto" w:before="0"/>
         <w:rPr>
           <w:lang w:eastAsia="zh-CN"/>
         </w:rPr>
@@ -22211,7 +22211,7 @@
     </w:p>
     <w:p>
       <w:pPr>
-        <w:spacing w:after="0" w:line="300" w:lineRule="auto"/>
+        <w:spacing w:after="0" w:line="300" w:lineRule="auto" w:before="0"/>
         <w:rPr>
           <w:lang w:eastAsia="zh-CN"/>
         </w:rPr>
@@ -22352,7 +22352,7 @@
     </w:p>
     <w:p>
       <w:pPr>
-        <w:spacing w:after="0" w:line="300" w:lineRule="auto"/>
+        <w:spacing w:after="0" w:line="300" w:lineRule="auto" w:before="0"/>
         <w:rPr>
           <w:lang w:eastAsia="zh-CN"/>
         </w:rPr>
@@ -22557,7 +22557,7 @@
     </w:p>
     <w:p>
       <w:pPr>
-        <w:spacing w:after="0" w:line="300" w:lineRule="auto"/>
+        <w:spacing w:after="0" w:line="300" w:lineRule="auto" w:before="0"/>
         <w:rPr>
           <w:lang w:eastAsia="zh-CN"/>
         </w:rPr>
@@ -22640,7 +22640,7 @@
     </w:p>
     <w:p>
       <w:pPr>
-        <w:spacing w:after="0" w:line="300" w:lineRule="auto"/>
+        <w:spacing w:after="0" w:line="300" w:lineRule="auto" w:before="0"/>
         <w:rPr>
           <w:lang w:eastAsia="zh-CN"/>
         </w:rPr>
@@ -22684,14 +22684,14 @@
 </file>
 
 <file path=word/footer1.xml><?xml version="1.0" encoding="utf-8"?>
-<w:ftr xmlns:w="http://schemas.openxmlformats.org/wordprocessingml/2006/main" xmlns:r="http://schemas.openxmlformats.org/officeDocument/2006/relationships">
-  <w:p>
+<w:ftr xmlns:w="http://schemas.openxmlformats.org/wordprocessingml/2006/main">
+  <w:p xmlns:w="http://schemas.openxmlformats.org/wordprocessingml/2006/main">
     <w:pPr>
       <w:jc w:val="center"/>
     </w:pPr>
     <w:r>
       <w:rPr>
-        <w:rFonts w:ascii="Times New Roman" w:hAnsi="Times New Roman" w:eastAsia="宋体"/>
+        <w:rFonts w:ascii="Times New Roman" w:hAnsi="Times New Roman" w:eastAsia="宋体" w:cs="Times New Roman"/>
         <w:sz w:val="21"/>
         <w:szCs w:val="21"/>
       </w:rPr>
@@ -22699,47 +22699,107 @@
     </w:r>
     <w:r>
       <w:rPr>
-        <w:rFonts w:ascii="Times New Roman" w:hAnsi="Times New Roman" w:eastAsia="宋体"/>
+        <w:rFonts w:ascii="Times New Roman" w:hAnsi="Times New Roman" w:eastAsia="宋体" w:cs="Times New Roman"/>
         <w:sz w:val="21"/>
         <w:szCs w:val="21"/>
       </w:rPr>
-      <w:t xml:space="preserve">第</w:t>
+      <w:t>第</w:t>
     </w:r>
-    <w:fldSimple w:instr=" PAGE ">
-      <w:r>
-        <w:rPr>
-          <w:rFonts w:ascii="Times New Roman" w:hAnsi="Times New Roman" w:eastAsia="宋体"/>
-          <w:sz w:val="21"/>
-          <w:szCs w:val="21"/>
-        </w:rPr>
-        <w:t xml:space="preserve">1</w:t>
-      </w:r>
-    </w:fldSimple>
     <w:r>
       <w:rPr>
-        <w:rFonts w:ascii="Times New Roman" w:hAnsi="Times New Roman" w:eastAsia="宋体"/>
+        <w:rFonts w:ascii="Times New Roman" w:hAnsi="Times New Roman" w:eastAsia="宋体" w:cs="Times New Roman"/>
         <w:sz w:val="21"/>
         <w:szCs w:val="21"/>
       </w:rPr>
-      <w:t xml:space="preserve">页（共</w:t>
+      <w:fldChar w:fldCharType="begin"/>
     </w:r>
-    <w:fldSimple w:instr=" NUMPAGES ">
-      <w:r>
-        <w:rPr>
-          <w:rFonts w:ascii="Times New Roman" w:hAnsi="Times New Roman" w:eastAsia="宋体"/>
-          <w:sz w:val="21"/>
-          <w:szCs w:val="21"/>
-        </w:rPr>
-        <w:t xml:space="preserve">1</w:t>
-      </w:r>
-    </w:fldSimple>
     <w:r>
       <w:rPr>
-        <w:rFonts w:ascii="Times New Roman" w:hAnsi="Times New Roman" w:eastAsia="宋体"/>
+        <w:rFonts w:ascii="Times New Roman" w:hAnsi="Times New Roman" w:eastAsia="宋体" w:cs="Times New Roman"/>
         <w:sz w:val="21"/>
         <w:szCs w:val="21"/>
       </w:rPr>
-      <w:t xml:space="preserve">页）</w:t>
+      <w:instrText xml:space="preserve"> PAGE </w:instrText>
+    </w:r>
+    <w:r>
+      <w:rPr>
+        <w:rFonts w:ascii="Times New Roman" w:hAnsi="Times New Roman" w:eastAsia="宋体" w:cs="Times New Roman"/>
+        <w:sz w:val="21"/>
+        <w:szCs w:val="21"/>
+      </w:rPr>
+      <w:fldChar w:fldCharType="separate"/>
+    </w:r>
+    <w:r>
+      <w:rPr>
+        <w:rFonts w:ascii="Times New Roman" w:hAnsi="Times New Roman" w:eastAsia="宋体" w:cs="Times New Roman"/>
+        <w:sz w:val="21"/>
+        <w:szCs w:val="21"/>
+      </w:rPr>
+      <w:t>1</w:t>
+    </w:r>
+    <w:r>
+      <w:rPr>
+        <w:rFonts w:ascii="Times New Roman" w:hAnsi="Times New Roman" w:eastAsia="宋体" w:cs="Times New Roman"/>
+        <w:sz w:val="21"/>
+        <w:szCs w:val="21"/>
+      </w:rPr>
+      <w:fldChar w:fldCharType="end"/>
+    </w:r>
+    <w:r>
+      <w:rPr>
+        <w:rFonts w:ascii="Times New Roman" w:hAnsi="Times New Roman" w:eastAsia="宋体" w:cs="Times New Roman"/>
+        <w:sz w:val="21"/>
+        <w:szCs w:val="21"/>
+      </w:rPr>
+      <w:t>页（共</w:t>
+    </w:r>
+    <w:r>
+      <w:rPr>
+        <w:rFonts w:ascii="Times New Roman" w:hAnsi="Times New Roman" w:eastAsia="宋体" w:cs="Times New Roman"/>
+        <w:sz w:val="21"/>
+        <w:szCs w:val="21"/>
+      </w:rPr>
+      <w:fldChar w:fldCharType="begin"/>
+    </w:r>
+    <w:r>
+      <w:rPr>
+        <w:rFonts w:ascii="Times New Roman" w:hAnsi="Times New Roman" w:eastAsia="宋体" w:cs="Times New Roman"/>
+        <w:sz w:val="21"/>
+        <w:szCs w:val="21"/>
+      </w:rPr>
+      <w:instrText xml:space="preserve"> NUMPAGES </w:instrText>
+    </w:r>
+    <w:r>
+      <w:rPr>
+        <w:rFonts w:ascii="Times New Roman" w:hAnsi="Times New Roman" w:eastAsia="宋体" w:cs="Times New Roman"/>
+        <w:sz w:val="21"/>
+        <w:szCs w:val="21"/>
+      </w:rPr>
+      <w:fldChar w:fldCharType="separate"/>
+    </w:r>
+    <w:r>
+      <w:rPr>
+        <w:rFonts w:ascii="Times New Roman" w:hAnsi="Times New Roman" w:eastAsia="宋体" w:cs="Times New Roman"/>
+        <w:sz w:val="21"/>
+        <w:szCs w:val="21"/>
+      </w:rPr>
+      <w:t>11</w:t>
+    </w:r>
+    <w:r>
+      <w:rPr>
+        <w:rFonts w:ascii="Times New Roman" w:hAnsi="Times New Roman" w:eastAsia="宋体" w:cs="Times New Roman"/>
+        <w:sz w:val="21"/>
+        <w:szCs w:val="21"/>
+      </w:rPr>
+      <w:fldChar w:fldCharType="end"/>
+    </w:r>
+    <w:r>
+      <w:rPr>
+        <w:rFonts w:ascii="Times New Roman" w:hAnsi="Times New Roman" w:eastAsia="宋体" w:cs="Times New Roman"/>
+        <w:sz w:val="21"/>
+        <w:szCs w:val="21"/>
+      </w:rPr>
+      <w:t>页）</w:t>
     </w:r>
   </w:p>
 </w:ftr>
@@ -22978,15 +23038,14 @@
   <w:docDefaults>
     <w:rPrDefault>
       <w:rPr>
-        <w:rFonts w:cstheme="minorBidi" w:ascii="Times New Roman" w:hAnsi="Times New Roman" w:eastAsia="宋体" w:cs="Times New Roman"/>
+        <w:rFonts w:ascii="Times New Roman" w:hAnsi="Times New Roman" w:eastAsia="宋体" w:cs="Times New Roman"/>
         <w:sz w:val="21"/>
         <w:szCs w:val="21"/>
-        <w:lang w:val="en-US" w:eastAsia="en-US" w:bidi="ar-SA"/>
       </w:rPr>
     </w:rPrDefault>
     <w:pPrDefault>
       <w:pPr>
-        <w:spacing w:after="200" w:line="276" w:lineRule="auto"/>
+        <w:spacing w:before="0" w:after="0" w:line="300" w:lineRule="auto"/>
       </w:pPr>
     </w:pPrDefault>
   </w:docDefaults>

--- a/高中物理/高中物理同步/物理学史清单.docx
+++ b/高中物理/高中物理同步/物理学史清单.docx
@@ -1710,7 +1710,7 @@
           <w:rFonts w:ascii="Times New Roman" w:eastAsia="宋体" w:hAnsi="Times New Roman"/>
           <w:sz w:val="21"/>
           <w:szCs w:val="21"/>
-          <w:bdr w:val="single" w:sz="8" w:space="0" w:color="auto"/>
+          <w:shd w:val="clear" w:color="auto" w:fill="D9D9D9"/>
           <w:lang w:eastAsia="zh-CN"/>
         </w:rPr>
         <w:t>伽利略</w:t>
@@ -1729,7 +1729,7 @@
           <w:rFonts w:ascii="Times New Roman" w:eastAsia="宋体" w:hAnsi="Times New Roman"/>
           <w:sz w:val="21"/>
           <w:szCs w:val="21"/>
-          <w:bdr w:val="single" w:sz="8" w:space="0" w:color="auto"/>
+          <w:shd w:val="clear" w:color="auto" w:fill="D9D9D9"/>
           <w:lang w:eastAsia="zh-CN"/>
         </w:rPr>
         <w:t>实验、数学描述和理想化模型</w:t>
@@ -1748,7 +1748,7 @@
           <w:rFonts w:ascii="Times New Roman" w:eastAsia="宋体" w:hAnsi="Times New Roman"/>
           <w:sz w:val="21"/>
           <w:szCs w:val="21"/>
-          <w:bdr w:val="single" w:sz="8" w:space="0" w:color="auto"/>
+          <w:shd w:val="clear" w:color="auto" w:fill="D9D9D9"/>
           <w:lang w:eastAsia="zh-CN"/>
         </w:rPr>
         <w:t>定量科学</w:t>
@@ -1861,7 +1861,7 @@
           <w:rFonts w:ascii="Times New Roman" w:eastAsia="宋体" w:hAnsi="Times New Roman"/>
           <w:sz w:val="21"/>
           <w:szCs w:val="21"/>
-          <w:bdr w:val="single" w:sz="8" w:space="0" w:color="auto"/>
+          <w:shd w:val="clear" w:color="auto" w:fill="D9D9D9"/>
           <w:lang w:eastAsia="zh-CN"/>
         </w:rPr>
         <w:t>参考系</w:t>
@@ -1880,7 +1880,7 @@
           <w:rFonts w:ascii="Times New Roman" w:eastAsia="宋体" w:hAnsi="Times New Roman"/>
           <w:sz w:val="21"/>
           <w:szCs w:val="21"/>
-          <w:bdr w:val="single" w:sz="8" w:space="0" w:color="auto"/>
+          <w:shd w:val="clear" w:color="auto" w:fill="D9D9D9"/>
           <w:lang w:eastAsia="zh-CN"/>
         </w:rPr>
         <w:t>爱因斯坦相对论</w:t>
@@ -2067,7 +2067,7 @@
           <w:rFonts w:ascii="Times New Roman" w:eastAsia="宋体" w:hAnsi="Times New Roman"/>
           <w:sz w:val="21"/>
           <w:szCs w:val="21"/>
-          <w:bdr w:val="single" w:sz="8" w:space="0" w:color="auto"/>
+          <w:shd w:val="clear" w:color="auto" w:fill="D9D9D9"/>
           <w:lang w:eastAsia="zh-CN"/>
         </w:rPr>
         <w:t>亚里士多德</w:t>
@@ -2086,7 +2086,7 @@
           <w:rFonts w:ascii="Times New Roman" w:eastAsia="宋体" w:hAnsi="Times New Roman"/>
           <w:sz w:val="21"/>
           <w:szCs w:val="21"/>
-          <w:bdr w:val="single" w:sz="8" w:space="0" w:color="auto"/>
+          <w:shd w:val="clear" w:color="auto" w:fill="D9D9D9"/>
           <w:lang w:eastAsia="zh-CN"/>
         </w:rPr>
         <w:t>重的物体下落得快</w:t>
@@ -2105,7 +2105,7 @@
           <w:rFonts w:ascii="Times New Roman" w:eastAsia="宋体" w:hAnsi="Times New Roman"/>
           <w:sz w:val="21"/>
           <w:szCs w:val="21"/>
-          <w:bdr w:val="single" w:sz="8" w:space="0" w:color="auto"/>
+          <w:shd w:val="clear" w:color="auto" w:fill="D9D9D9"/>
           <w:lang w:eastAsia="zh-CN"/>
         </w:rPr>
         <w:t>伽利略</w:t>
@@ -2124,7 +2124,7 @@
           <w:rFonts w:ascii="Times New Roman" w:eastAsia="宋体" w:hAnsi="Times New Roman"/>
           <w:sz w:val="21"/>
           <w:szCs w:val="21"/>
-          <w:bdr w:val="single" w:sz="8" w:space="0" w:color="auto"/>
+          <w:shd w:val="clear" w:color="auto" w:fill="D9D9D9"/>
           <w:lang w:eastAsia="zh-CN"/>
         </w:rPr>
         <w:t>逻辑推理、斜面实验和理想化外推</w:t>
@@ -2143,7 +2143,7 @@
           <w:rFonts w:ascii="Times New Roman" w:eastAsia="宋体" w:hAnsi="Times New Roman"/>
           <w:sz w:val="21"/>
           <w:szCs w:val="21"/>
-          <w:bdr w:val="single" w:sz="8" w:space="0" w:color="auto"/>
+          <w:shd w:val="clear" w:color="auto" w:fill="D9D9D9"/>
           <w:lang w:eastAsia="zh-CN"/>
         </w:rPr>
         <w:t>加速度相同</w:t>
@@ -2227,7 +2227,7 @@
           <w:rFonts w:ascii="Times New Roman" w:eastAsia="宋体" w:hAnsi="Times New Roman"/>
           <w:sz w:val="21"/>
           <w:szCs w:val="21"/>
-          <w:bdr w:val="single" w:sz="8" w:space="0" w:color="auto"/>
+          <w:shd w:val="clear" w:color="auto" w:fill="D9D9D9"/>
           <w:lang w:eastAsia="zh-CN"/>
         </w:rPr>
         <w:t>1638</w:t>
@@ -2237,7 +2237,7 @@
           <w:rFonts w:ascii="Times New Roman" w:eastAsia="宋体" w:hAnsi="Times New Roman"/>
           <w:sz w:val="21"/>
           <w:szCs w:val="21"/>
-          <w:bdr w:val="single" w:sz="8" w:space="0" w:color="auto"/>
+          <w:shd w:val="clear" w:color="auto" w:fill="D9D9D9"/>
           <w:lang w:eastAsia="zh-CN"/>
         </w:rPr>
         <w:t>年</w:t>
@@ -2256,7 +2256,7 @@
           <w:rFonts w:ascii="Times New Roman" w:eastAsia="宋体" w:hAnsi="Times New Roman"/>
           <w:sz w:val="21"/>
           <w:szCs w:val="21"/>
-          <w:bdr w:val="single" w:sz="8" w:space="0" w:color="auto"/>
+          <w:shd w:val="clear" w:color="auto" w:fill="D9D9D9"/>
           <w:lang w:eastAsia="zh-CN"/>
         </w:rPr>
         <w:t>《两种新科学的对话》</w:t>
@@ -2275,7 +2275,7 @@
           <w:rFonts w:ascii="Times New Roman" w:eastAsia="宋体" w:hAnsi="Times New Roman"/>
           <w:sz w:val="21"/>
           <w:szCs w:val="21"/>
-          <w:bdr w:val="single" w:sz="8" w:space="0" w:color="auto"/>
+          <w:shd w:val="clear" w:color="auto" w:fill="D9D9D9"/>
           <w:lang w:eastAsia="zh-CN"/>
         </w:rPr>
         <w:t>近代力学创始人</w:t>
@@ -2379,7 +2379,7 @@
           <w:rFonts w:ascii="Times New Roman" w:eastAsia="宋体" w:hAnsi="Times New Roman"/>
           <w:sz w:val="21"/>
           <w:szCs w:val="21"/>
-          <w:bdr w:val="single" w:sz="8" w:space="0" w:color="auto"/>
+          <w:shd w:val="clear" w:color="auto" w:fill="D9D9D9"/>
           <w:lang w:eastAsia="zh-CN"/>
         </w:rPr>
         <w:t>科学推理、斜面实验</w:t>
@@ -2607,7 +2607,7 @@
           <w:rFonts w:ascii="Times New Roman" w:eastAsia="宋体" w:hAnsi="Times New Roman"/>
           <w:sz w:val="21"/>
           <w:szCs w:val="21"/>
-          <w:bdr w:val="single" w:sz="8" w:space="0" w:color="auto"/>
+          <w:shd w:val="clear" w:color="auto" w:fill="D9D9D9"/>
           <w:lang w:eastAsia="zh-CN"/>
         </w:rPr>
         <w:t>胡克</w:t>
@@ -2626,7 +2626,7 @@
           <w:rFonts w:ascii="Times New Roman" w:eastAsia="宋体" w:hAnsi="Times New Roman"/>
           <w:sz w:val="21"/>
           <w:szCs w:val="21"/>
-          <w:bdr w:val="single" w:sz="8" w:space="0" w:color="auto"/>
+          <w:shd w:val="clear" w:color="auto" w:fill="D9D9D9"/>
           <w:lang w:eastAsia="zh-CN"/>
         </w:rPr>
         <w:t>弹性限度内</w:t>
@@ -2672,7 +2672,7 @@
           <w:rFonts w:ascii="Times New Roman" w:eastAsia="宋体" w:hAnsi="Times New Roman"/>
           <w:sz w:val="21"/>
           <w:szCs w:val="21"/>
-          <w:bdr w:val="single" w:sz="8" w:space="0" w:color="auto"/>
+          <w:shd w:val="clear" w:color="auto" w:fill="D9D9D9"/>
           <w:lang w:eastAsia="zh-CN"/>
         </w:rPr>
         <w:t>成正比</w:t>
@@ -2695,7 +2695,7 @@
             <w:rFonts w:ascii="Cambria Math" w:hAnsi="Cambria Math"/>
             <w:sz w:val="21"/>
             <w:szCs w:val="21"/>
-            <w:bdr w:val="single" w:sz="8" w:space="0" w:color="auto"/>
+            <w:shd w:val="clear" w:color="auto" w:fill="D9D9D9"/>
             <w:lang w:eastAsia="zh-CN"/>
           </w:rPr>
           <m:t>F=kx</m:t>
@@ -2726,7 +2726,7 @@
           <w:rFonts w:ascii="Times New Roman" w:eastAsia="宋体" w:hAnsi="Times New Roman"/>
           <w:sz w:val="21"/>
           <w:szCs w:val="21"/>
-          <w:bdr w:val="single" w:sz="8" w:space="0" w:color="auto"/>
+          <w:shd w:val="clear" w:color="auto" w:fill="D9D9D9"/>
           <w:lang w:eastAsia="zh-CN"/>
         </w:rPr>
         <w:t>胡克定律</w:t>
@@ -2810,7 +2810,7 @@
           <w:rFonts w:ascii="Times New Roman" w:eastAsia="宋体" w:hAnsi="Times New Roman"/>
           <w:sz w:val="21"/>
           <w:szCs w:val="21"/>
-          <w:bdr w:val="single" w:sz="8" w:space="0" w:color="auto"/>
+          <w:shd w:val="clear" w:color="auto" w:fill="D9D9D9"/>
           <w:lang w:eastAsia="zh-CN"/>
         </w:rPr>
         <w:t>牛顿</w:t>
@@ -2829,7 +2829,7 @@
           <w:rFonts w:ascii="Times New Roman" w:eastAsia="宋体" w:hAnsi="Times New Roman"/>
           <w:sz w:val="21"/>
           <w:szCs w:val="21"/>
-          <w:bdr w:val="single" w:sz="8" w:space="0" w:color="auto"/>
+          <w:shd w:val="clear" w:color="auto" w:fill="D9D9D9"/>
           <w:lang w:eastAsia="zh-CN"/>
         </w:rPr>
         <w:t>作用力与反作用力</w:t>
@@ -2848,7 +2848,7 @@
           <w:rFonts w:ascii="Times New Roman" w:eastAsia="宋体" w:hAnsi="Times New Roman"/>
           <w:sz w:val="21"/>
           <w:szCs w:val="21"/>
-          <w:bdr w:val="single" w:sz="8" w:space="0" w:color="auto"/>
+          <w:shd w:val="clear" w:color="auto" w:fill="D9D9D9"/>
           <w:lang w:eastAsia="zh-CN"/>
         </w:rPr>
         <w:t>牛顿第三定律</w:t>
@@ -2941,7 +2941,7 @@
           <w:rFonts w:ascii="Times New Roman" w:eastAsia="宋体" w:hAnsi="Times New Roman"/>
           <w:sz w:val="21"/>
           <w:szCs w:val="21"/>
-          <w:bdr w:val="single" w:sz="8" w:space="0" w:color="auto"/>
+          <w:shd w:val="clear" w:color="auto" w:fill="D9D9D9"/>
           <w:lang w:eastAsia="zh-CN"/>
         </w:rPr>
         <w:t>运动定律</w:t>
@@ -3164,7 +3164,7 @@
           <w:rFonts w:ascii="Times New Roman" w:eastAsia="宋体" w:hAnsi="Times New Roman"/>
           <w:sz w:val="21"/>
           <w:szCs w:val="21"/>
-          <w:bdr w:val="single" w:sz="8" w:space="0" w:color="auto"/>
+          <w:shd w:val="clear" w:color="auto" w:fill="D9D9D9"/>
           <w:lang w:eastAsia="zh-CN"/>
         </w:rPr>
         <w:t>伽利略</w:t>
@@ -3183,7 +3183,7 @@
           <w:rFonts w:ascii="Times New Roman" w:eastAsia="宋体" w:hAnsi="Times New Roman"/>
           <w:sz w:val="21"/>
           <w:szCs w:val="21"/>
-          <w:bdr w:val="single" w:sz="8" w:space="0" w:color="auto"/>
+          <w:shd w:val="clear" w:color="auto" w:fill="D9D9D9"/>
           <w:lang w:eastAsia="zh-CN"/>
         </w:rPr>
         <w:t>理想斜面实验</w:t>
@@ -3202,7 +3202,7 @@
           <w:rFonts w:ascii="Times New Roman" w:eastAsia="宋体" w:hAnsi="Times New Roman"/>
           <w:sz w:val="21"/>
           <w:szCs w:val="21"/>
-          <w:bdr w:val="single" w:sz="8" w:space="0" w:color="auto"/>
+          <w:shd w:val="clear" w:color="auto" w:fill="D9D9D9"/>
           <w:lang w:eastAsia="zh-CN"/>
         </w:rPr>
         <w:t>不需要力来维持</w:t>
@@ -3221,7 +3221,7 @@
           <w:rFonts w:ascii="Times New Roman" w:eastAsia="宋体" w:hAnsi="Times New Roman"/>
           <w:sz w:val="21"/>
           <w:szCs w:val="21"/>
-          <w:bdr w:val="single" w:sz="8" w:space="0" w:color="auto"/>
+          <w:shd w:val="clear" w:color="auto" w:fill="D9D9D9"/>
           <w:lang w:eastAsia="zh-CN"/>
         </w:rPr>
         <w:t>改变物体运动状态</w:t>
@@ -3314,7 +3314,7 @@
           <w:rFonts w:ascii="Times New Roman" w:eastAsia="宋体" w:hAnsi="Times New Roman"/>
           <w:sz w:val="21"/>
           <w:szCs w:val="21"/>
-          <w:bdr w:val="single" w:sz="8" w:space="0" w:color="auto"/>
+          <w:shd w:val="clear" w:color="auto" w:fill="D9D9D9"/>
           <w:lang w:eastAsia="zh-CN"/>
         </w:rPr>
         <w:t>笛卡儿</w:t>
@@ -3333,7 +3333,7 @@
           <w:rFonts w:ascii="Times New Roman" w:eastAsia="宋体" w:hAnsi="Times New Roman"/>
           <w:sz w:val="21"/>
           <w:szCs w:val="21"/>
-          <w:bdr w:val="single" w:sz="8" w:space="0" w:color="auto"/>
+          <w:shd w:val="clear" w:color="auto" w:fill="D9D9D9"/>
           <w:lang w:eastAsia="zh-CN"/>
         </w:rPr>
         <w:t>以同一速度沿同一直线运动</w:t>
@@ -3437,7 +3437,7 @@
           <w:rFonts w:ascii="Times New Roman" w:eastAsia="宋体" w:hAnsi="Times New Roman"/>
           <w:sz w:val="21"/>
           <w:szCs w:val="21"/>
-          <w:bdr w:val="single" w:sz="8" w:space="0" w:color="auto"/>
+          <w:shd w:val="clear" w:color="auto" w:fill="D9D9D9"/>
           <w:lang w:eastAsia="zh-CN"/>
         </w:rPr>
         <w:t>1687</w:t>
@@ -3447,7 +3447,7 @@
           <w:rFonts w:ascii="Times New Roman" w:eastAsia="宋体" w:hAnsi="Times New Roman"/>
           <w:sz w:val="21"/>
           <w:szCs w:val="21"/>
-          <w:bdr w:val="single" w:sz="8" w:space="0" w:color="auto"/>
+          <w:shd w:val="clear" w:color="auto" w:fill="D9D9D9"/>
           <w:lang w:eastAsia="zh-CN"/>
         </w:rPr>
         <w:t>年</w:t>
@@ -3466,7 +3466,7 @@
           <w:rFonts w:ascii="Times New Roman" w:eastAsia="宋体" w:hAnsi="Times New Roman"/>
           <w:sz w:val="21"/>
           <w:szCs w:val="21"/>
-          <w:bdr w:val="single" w:sz="8" w:space="0" w:color="auto"/>
+          <w:shd w:val="clear" w:color="auto" w:fill="D9D9D9"/>
           <w:lang w:eastAsia="zh-CN"/>
         </w:rPr>
         <w:t>《自然哲学的数学原理》</w:t>
@@ -3485,7 +3485,7 @@
           <w:rFonts w:ascii="Times New Roman" w:eastAsia="宋体" w:hAnsi="Times New Roman"/>
           <w:sz w:val="21"/>
           <w:szCs w:val="21"/>
-          <w:bdr w:val="single" w:sz="8" w:space="0" w:color="auto"/>
+          <w:shd w:val="clear" w:color="auto" w:fill="D9D9D9"/>
           <w:lang w:eastAsia="zh-CN"/>
         </w:rPr>
         <w:t>三条运动定律</w:t>
@@ -3569,7 +3569,7 @@
           <w:rFonts w:ascii="Times New Roman" w:eastAsia="宋体" w:hAnsi="Times New Roman"/>
           <w:sz w:val="21"/>
           <w:szCs w:val="21"/>
-          <w:bdr w:val="single" w:sz="8" w:space="0" w:color="auto"/>
+          <w:shd w:val="clear" w:color="auto" w:fill="D9D9D9"/>
           <w:lang w:eastAsia="zh-CN"/>
         </w:rPr>
         <w:t>宏观、低速、弱引力</w:t>
@@ -3588,7 +3588,7 @@
           <w:rFonts w:ascii="Times New Roman" w:eastAsia="宋体" w:hAnsi="Times New Roman"/>
           <w:sz w:val="21"/>
           <w:szCs w:val="21"/>
-          <w:bdr w:val="single" w:sz="8" w:space="0" w:color="auto"/>
+          <w:shd w:val="clear" w:color="auto" w:fill="D9D9D9"/>
           <w:lang w:eastAsia="zh-CN"/>
         </w:rPr>
         <w:t>量子理论</w:t>
@@ -3607,7 +3607,7 @@
           <w:rFonts w:ascii="Times New Roman" w:eastAsia="宋体" w:hAnsi="Times New Roman"/>
           <w:sz w:val="21"/>
           <w:szCs w:val="21"/>
-          <w:bdr w:val="single" w:sz="8" w:space="0" w:color="auto"/>
+          <w:shd w:val="clear" w:color="auto" w:fill="D9D9D9"/>
           <w:lang w:eastAsia="zh-CN"/>
         </w:rPr>
         <w:t>相对论</w:t>
@@ -3850,7 +3850,7 @@
           <w:rFonts w:ascii="Times New Roman" w:eastAsia="宋体" w:hAnsi="Times New Roman"/>
           <w:sz w:val="21"/>
           <w:szCs w:val="21"/>
-          <w:bdr w:val="single" w:sz="8" w:space="0" w:color="auto"/>
+          <w:shd w:val="clear" w:color="auto" w:fill="D9D9D9"/>
           <w:lang w:eastAsia="zh-CN"/>
         </w:rPr>
         <w:t>伽利略</w:t>
@@ -3869,7 +3869,7 @@
           <w:rFonts w:ascii="Times New Roman" w:eastAsia="宋体" w:hAnsi="Times New Roman"/>
           <w:sz w:val="21"/>
           <w:szCs w:val="21"/>
-          <w:bdr w:val="single" w:sz="8" w:space="0" w:color="auto"/>
+          <w:shd w:val="clear" w:color="auto" w:fill="D9D9D9"/>
           <w:lang w:eastAsia="zh-CN"/>
         </w:rPr>
         <w:t>水平方向的匀速直线运动</w:t>
@@ -3888,7 +3888,7 @@
           <w:rFonts w:ascii="Times New Roman" w:eastAsia="宋体" w:hAnsi="Times New Roman"/>
           <w:sz w:val="21"/>
           <w:szCs w:val="21"/>
-          <w:bdr w:val="single" w:sz="8" w:space="0" w:color="auto"/>
+          <w:shd w:val="clear" w:color="auto" w:fill="D9D9D9"/>
           <w:lang w:eastAsia="zh-CN"/>
         </w:rPr>
         <w:t>竖直方向的自由落体运动</w:t>
@@ -3907,7 +3907,7 @@
           <w:rFonts w:ascii="Times New Roman" w:eastAsia="宋体" w:hAnsi="Times New Roman"/>
           <w:sz w:val="21"/>
           <w:szCs w:val="21"/>
-          <w:bdr w:val="single" w:sz="8" w:space="0" w:color="auto"/>
+          <w:shd w:val="clear" w:color="auto" w:fill="D9D9D9"/>
           <w:lang w:eastAsia="zh-CN"/>
         </w:rPr>
         <w:t>抛物线</w:t>
@@ -4000,7 +4000,7 @@
           <w:rFonts w:ascii="Times New Roman" w:eastAsia="宋体" w:hAnsi="Times New Roman"/>
           <w:sz w:val="21"/>
           <w:szCs w:val="21"/>
-          <w:bdr w:val="single" w:sz="8" w:space="0" w:color="auto"/>
+          <w:shd w:val="clear" w:color="auto" w:fill="D9D9D9"/>
           <w:lang w:eastAsia="zh-CN"/>
         </w:rPr>
         <w:t>等效替代</w:t>
@@ -4019,7 +4019,7 @@
           <w:rFonts w:ascii="Times New Roman" w:eastAsia="宋体" w:hAnsi="Times New Roman"/>
           <w:sz w:val="21"/>
           <w:szCs w:val="21"/>
-          <w:bdr w:val="single" w:sz="8" w:space="0" w:color="auto"/>
+          <w:shd w:val="clear" w:color="auto" w:fill="D9D9D9"/>
           <w:lang w:eastAsia="zh-CN"/>
         </w:rPr>
         <w:t>蜡块</w:t>
@@ -4058,7 +4058,7 @@
           <w:rFonts w:ascii="Times New Roman" w:eastAsia="宋体" w:hAnsi="Times New Roman"/>
           <w:sz w:val="21"/>
           <w:szCs w:val="21"/>
-          <w:bdr w:val="single" w:sz="8" w:space="0" w:color="auto"/>
+          <w:shd w:val="clear" w:color="auto" w:fill="D9D9D9"/>
           <w:lang w:eastAsia="zh-CN"/>
         </w:rPr>
         <w:t>等时性</w:t>
@@ -4274,7 +4274,7 @@
           <w:rFonts w:ascii="Times New Roman" w:eastAsia="宋体" w:hAnsi="Times New Roman"/>
           <w:sz w:val="21"/>
           <w:szCs w:val="21"/>
-          <w:bdr w:val="single" w:sz="8" w:space="0" w:color="auto"/>
+          <w:shd w:val="clear" w:color="auto" w:fill="D9D9D9"/>
           <w:lang w:eastAsia="zh-CN"/>
         </w:rPr>
         <w:t>惠更斯</w:t>
@@ -4293,7 +4293,7 @@
           <w:rFonts w:ascii="Times New Roman" w:eastAsia="宋体" w:hAnsi="Times New Roman"/>
           <w:sz w:val="21"/>
           <w:szCs w:val="21"/>
-          <w:bdr w:val="single" w:sz="8" w:space="0" w:color="auto"/>
+          <w:shd w:val="clear" w:color="auto" w:fill="D9D9D9"/>
           <w:lang w:eastAsia="zh-CN"/>
         </w:rPr>
         <w:t>牛顿</w:t>
@@ -4357,7 +4357,7 @@
           <w:rFonts w:ascii="Times New Roman" w:eastAsia="宋体" w:hAnsi="Times New Roman"/>
           <w:sz w:val="21"/>
           <w:szCs w:val="21"/>
-          <w:bdr w:val="single" w:sz="8" w:space="0" w:color="auto"/>
+          <w:shd w:val="clear" w:color="auto" w:fill="D9D9D9"/>
           <w:lang w:eastAsia="zh-CN"/>
         </w:rPr>
         <w:t>按效果命名</w:t>
@@ -4558,7 +4558,7 @@
           <w:rFonts w:ascii="Times New Roman" w:eastAsia="宋体" w:hAnsi="Times New Roman"/>
           <w:sz w:val="21"/>
           <w:szCs w:val="21"/>
-          <w:bdr w:val="single" w:sz="8" w:space="0" w:color="auto"/>
+          <w:shd w:val="clear" w:color="auto" w:fill="D9D9D9"/>
           <w:lang w:eastAsia="zh-CN"/>
         </w:rPr>
         <w:t>托</w:t>
@@ -4569,7 +4569,7 @@
           <w:rFonts w:ascii="Times New Roman" w:eastAsia="宋体" w:hAnsi="Times New Roman"/>
           <w:sz w:val="21"/>
           <w:szCs w:val="21"/>
-          <w:bdr w:val="single" w:sz="8" w:space="0" w:color="auto"/>
+          <w:shd w:val="clear" w:color="auto" w:fill="D9D9D9"/>
           <w:lang w:eastAsia="zh-CN"/>
         </w:rPr>
         <w:t>勒密</w:t>
@@ -4616,7 +4616,7 @@
           <w:rFonts w:ascii="Times New Roman" w:eastAsia="宋体" w:hAnsi="Times New Roman"/>
           <w:sz w:val="21"/>
           <w:szCs w:val="21"/>
-          <w:bdr w:val="single" w:sz="8" w:space="0" w:color="auto"/>
+          <w:shd w:val="clear" w:color="auto" w:fill="D9D9D9"/>
           <w:lang w:eastAsia="zh-CN"/>
         </w:rPr>
         <w:t>1543</w:t>
@@ -4626,7 +4626,7 @@
           <w:rFonts w:ascii="Times New Roman" w:eastAsia="宋体" w:hAnsi="Times New Roman"/>
           <w:sz w:val="21"/>
           <w:szCs w:val="21"/>
-          <w:bdr w:val="single" w:sz="8" w:space="0" w:color="auto"/>
+          <w:shd w:val="clear" w:color="auto" w:fill="D9D9D9"/>
           <w:lang w:eastAsia="zh-CN"/>
         </w:rPr>
         <w:t>年哥白尼</w:t>
@@ -4645,7 +4645,7 @@
           <w:rFonts w:ascii="Times New Roman" w:eastAsia="宋体" w:hAnsi="Times New Roman"/>
           <w:sz w:val="21"/>
           <w:szCs w:val="21"/>
-          <w:bdr w:val="single" w:sz="8" w:space="0" w:color="auto"/>
+          <w:shd w:val="clear" w:color="auto" w:fill="D9D9D9"/>
           <w:lang w:eastAsia="zh-CN"/>
         </w:rPr>
         <w:t>《天体运行论》</w:t>
@@ -4664,7 +4664,7 @@
           <w:rFonts w:ascii="Times New Roman" w:eastAsia="宋体" w:hAnsi="Times New Roman"/>
           <w:sz w:val="21"/>
           <w:szCs w:val="21"/>
-          <w:bdr w:val="single" w:sz="8" w:space="0" w:color="auto"/>
+          <w:shd w:val="clear" w:color="auto" w:fill="D9D9D9"/>
           <w:lang w:eastAsia="zh-CN"/>
         </w:rPr>
         <w:t>日心体系</w:t>
@@ -4684,7 +4684,7 @@
           <w:rFonts w:ascii="Times New Roman" w:eastAsia="宋体" w:hAnsi="Times New Roman"/>
           <w:sz w:val="21"/>
           <w:szCs w:val="21"/>
-          <w:bdr w:val="single" w:sz="8" w:space="0" w:color="auto"/>
+          <w:shd w:val="clear" w:color="auto" w:fill="D9D9D9"/>
           <w:lang w:eastAsia="zh-CN"/>
         </w:rPr>
         <w:t>第谷</w:t>
@@ -4823,7 +4823,7 @@
           <w:rFonts w:ascii="Times New Roman" w:eastAsia="宋体" w:hAnsi="Times New Roman"/>
           <w:sz w:val="21"/>
           <w:szCs w:val="21"/>
-          <w:bdr w:val="single" w:sz="8" w:space="0" w:color="auto"/>
+          <w:shd w:val="clear" w:color="auto" w:fill="D9D9D9"/>
           <w:lang w:eastAsia="zh-CN"/>
         </w:rPr>
         <w:t>开</w:t>
@@ -4834,7 +4834,7 @@
           <w:rFonts w:ascii="Times New Roman" w:eastAsia="宋体" w:hAnsi="Times New Roman"/>
           <w:sz w:val="21"/>
           <w:szCs w:val="21"/>
-          <w:bdr w:val="single" w:sz="8" w:space="0" w:color="auto"/>
+          <w:shd w:val="clear" w:color="auto" w:fill="D9D9D9"/>
           <w:lang w:eastAsia="zh-CN"/>
         </w:rPr>
         <w:t>普勒</w:t>
@@ -4881,7 +4881,7 @@
           <w:rFonts w:ascii="Times New Roman" w:eastAsia="宋体" w:hAnsi="Times New Roman"/>
           <w:sz w:val="21"/>
           <w:szCs w:val="21"/>
-          <w:bdr w:val="single" w:sz="8" w:space="0" w:color="auto"/>
+          <w:shd w:val="clear" w:color="auto" w:fill="D9D9D9"/>
           <w:lang w:eastAsia="zh-CN"/>
         </w:rPr>
         <w:t>1609</w:t>
@@ -4891,7 +4891,7 @@
           <w:rFonts w:ascii="Times New Roman" w:eastAsia="宋体" w:hAnsi="Times New Roman"/>
           <w:sz w:val="21"/>
           <w:szCs w:val="21"/>
-          <w:bdr w:val="single" w:sz="8" w:space="0" w:color="auto"/>
+          <w:shd w:val="clear" w:color="auto" w:fill="D9D9D9"/>
           <w:lang w:eastAsia="zh-CN"/>
         </w:rPr>
         <w:t>年和</w:t>
@@ -4901,7 +4901,7 @@
           <w:rFonts w:ascii="Times New Roman" w:eastAsia="宋体" w:hAnsi="Times New Roman"/>
           <w:sz w:val="21"/>
           <w:szCs w:val="21"/>
-          <w:bdr w:val="single" w:sz="8" w:space="0" w:color="auto"/>
+          <w:shd w:val="clear" w:color="auto" w:fill="D9D9D9"/>
           <w:lang w:eastAsia="zh-CN"/>
         </w:rPr>
         <w:t>1619</w:t>
@@ -4911,7 +4911,7 @@
           <w:rFonts w:ascii="Times New Roman" w:eastAsia="宋体" w:hAnsi="Times New Roman"/>
           <w:sz w:val="21"/>
           <w:szCs w:val="21"/>
-          <w:bdr w:val="single" w:sz="8" w:space="0" w:color="auto"/>
+          <w:shd w:val="clear" w:color="auto" w:fill="D9D9D9"/>
           <w:lang w:eastAsia="zh-CN"/>
         </w:rPr>
         <w:t>年</w:t>
@@ -4930,7 +4930,7 @@
           <w:rFonts w:ascii="Times New Roman" w:eastAsia="宋体" w:hAnsi="Times New Roman"/>
           <w:sz w:val="21"/>
           <w:szCs w:val="21"/>
-          <w:bdr w:val="single" w:sz="8" w:space="0" w:color="auto"/>
+          <w:shd w:val="clear" w:color="auto" w:fill="D9D9D9"/>
           <w:lang w:eastAsia="zh-CN"/>
         </w:rPr>
         <w:t>行星运动三定律</w:t>
@@ -4952,7 +4952,7 @@
                 <w:rFonts w:ascii="Cambria Math" w:hAnsi="Cambria Math"/>
                 <w:sz w:val="21"/>
                 <w:szCs w:val="21"/>
-                <w:bdr w:val="single" w:sz="8" w:space="0" w:color="auto"/>
+                <w:shd w:val="clear" w:color="auto" w:fill="D9D9D9"/>
               </w:rPr>
             </m:ctrlPr>
           </m:sSupPr>
@@ -4993,7 +4993,7 @@
             <w:rFonts w:ascii="Cambria Math" w:hAnsi="Cambria Math"/>
             <w:sz w:val="21"/>
             <w:szCs w:val="21"/>
-            <w:bdr w:val="single" w:sz="8" w:space="0" w:color="auto"/>
+            <w:shd w:val="clear" w:color="auto" w:fill="D9D9D9"/>
             <w:lang w:eastAsia="zh-CN"/>
           </w:rPr>
           <m:t>/</m:t>
@@ -5005,7 +5005,7 @@
                 <w:rFonts w:ascii="Cambria Math" w:hAnsi="Cambria Math"/>
                 <w:sz w:val="21"/>
                 <w:szCs w:val="21"/>
-                <w:bdr w:val="single" w:sz="8" w:space="0" w:color="auto"/>
+                <w:shd w:val="clear" w:color="auto" w:fill="D9D9D9"/>
               </w:rPr>
             </m:ctrlPr>
           </m:sSupPr>
@@ -5046,7 +5046,7 @@
             <w:rFonts w:ascii="Cambria Math" w:hAnsi="Cambria Math"/>
             <w:sz w:val="21"/>
             <w:szCs w:val="21"/>
-            <w:bdr w:val="single" w:sz="8" w:space="0" w:color="auto"/>
+            <w:shd w:val="clear" w:color="auto" w:fill="D9D9D9"/>
             <w:lang w:eastAsia="zh-CN"/>
           </w:rPr>
           <m:t>=k</m:t>
@@ -5149,7 +5149,7 @@
           <w:rFonts w:ascii="Times New Roman" w:eastAsia="宋体" w:hAnsi="Times New Roman"/>
           <w:sz w:val="21"/>
           <w:szCs w:val="21"/>
-          <w:bdr w:val="single" w:sz="8" w:space="0" w:color="auto"/>
+          <w:shd w:val="clear" w:color="auto" w:fill="D9D9D9"/>
           <w:lang w:eastAsia="zh-CN"/>
         </w:rPr>
         <w:t>牛顿</w:t>
@@ -5168,7 +5168,7 @@
           <w:rFonts w:ascii="Times New Roman" w:eastAsia="宋体" w:hAnsi="Times New Roman"/>
           <w:sz w:val="21"/>
           <w:szCs w:val="21"/>
-          <w:bdr w:val="single" w:sz="8" w:space="0" w:color="auto"/>
+          <w:shd w:val="clear" w:color="auto" w:fill="D9D9D9"/>
           <w:lang w:eastAsia="zh-CN"/>
         </w:rPr>
         <w:t>万有引力定律</w:t>
@@ -5182,7 +5182,7 @@
             <w:rFonts w:ascii="Cambria Math" w:hAnsi="Cambria Math"/>
             <w:sz w:val="21"/>
             <w:szCs w:val="21"/>
-            <w:bdr w:val="single" w:sz="8" w:space="0" w:color="auto"/>
+            <w:shd w:val="clear" w:color="auto" w:fill="D9D9D9"/>
             <w:lang w:eastAsia="zh-CN"/>
           </w:rPr>
           <m:t>F=G</m:t>
@@ -5194,7 +5194,7 @@
                 <w:rFonts w:ascii="Cambria Math" w:hAnsi="Cambria Math"/>
                 <w:sz w:val="21"/>
                 <w:szCs w:val="21"/>
-                <w:bdr w:val="single" w:sz="8" w:space="0" w:color="auto"/>
+                <w:shd w:val="clear" w:color="auto" w:fill="D9D9D9"/>
               </w:rPr>
             </m:ctrlPr>
           </m:sSubPr>
@@ -5234,7 +5234,7 @@
                 <w:rFonts w:ascii="Cambria Math" w:hAnsi="Cambria Math"/>
                 <w:sz w:val="21"/>
                 <w:szCs w:val="21"/>
-                <w:bdr w:val="single" w:sz="8" w:space="0" w:color="auto"/>
+                <w:shd w:val="clear" w:color="auto" w:fill="D9D9D9"/>
               </w:rPr>
             </m:ctrlPr>
           </m:sSubPr>
@@ -5275,7 +5275,7 @@
             <w:rFonts w:ascii="Cambria Math" w:hAnsi="Cambria Math"/>
             <w:sz w:val="21"/>
             <w:szCs w:val="21"/>
-            <w:bdr w:val="single" w:sz="8" w:space="0" w:color="auto"/>
+            <w:shd w:val="clear" w:color="auto" w:fill="D9D9D9"/>
             <w:lang w:eastAsia="zh-CN"/>
           </w:rPr>
           <m:t>/</m:t>
@@ -5287,7 +5287,7 @@
                 <w:rFonts w:ascii="Cambria Math" w:hAnsi="Cambria Math"/>
                 <w:sz w:val="21"/>
                 <w:szCs w:val="21"/>
-                <w:bdr w:val="single" w:sz="8" w:space="0" w:color="auto"/>
+                <w:shd w:val="clear" w:color="auto" w:fill="D9D9D9"/>
               </w:rPr>
             </m:ctrlPr>
           </m:sSupPr>
@@ -5353,7 +5353,7 @@
           <w:rFonts w:ascii="Times New Roman" w:eastAsia="宋体" w:hAnsi="Times New Roman"/>
           <w:sz w:val="21"/>
           <w:szCs w:val="21"/>
-          <w:bdr w:val="single" w:sz="8" w:space="0" w:color="auto"/>
+          <w:shd w:val="clear" w:color="auto" w:fill="D9D9D9"/>
           <w:lang w:eastAsia="zh-CN"/>
         </w:rPr>
         <w:t>「月</w:t>
@@ -5363,7 +5363,7 @@
           <w:rFonts w:ascii="Times New Roman" w:eastAsia="宋体" w:hAnsi="Times New Roman"/>
           <w:sz w:val="21"/>
           <w:szCs w:val="21"/>
-          <w:bdr w:val="single" w:sz="8" w:space="0" w:color="auto"/>
+          <w:shd w:val="clear" w:color="auto" w:fill="D9D9D9"/>
           <w:lang w:eastAsia="zh-CN"/>
         </w:rPr>
         <w:t>—</w:t>
@@ -5373,7 +5373,7 @@
           <w:rFonts w:ascii="Times New Roman" w:eastAsia="宋体" w:hAnsi="Times New Roman"/>
           <w:sz w:val="21"/>
           <w:szCs w:val="21"/>
-          <w:bdr w:val="single" w:sz="8" w:space="0" w:color="auto"/>
+          <w:shd w:val="clear" w:color="auto" w:fill="D9D9D9"/>
           <w:lang w:eastAsia="zh-CN"/>
         </w:rPr>
         <w:t>地检验」</w:t>
@@ -5457,7 +5457,7 @@
           <w:rFonts w:ascii="Times New Roman" w:eastAsia="宋体" w:hAnsi="Times New Roman"/>
           <w:sz w:val="21"/>
           <w:szCs w:val="21"/>
-          <w:bdr w:val="single" w:sz="8" w:space="0" w:color="auto"/>
+          <w:shd w:val="clear" w:color="auto" w:fill="D9D9D9"/>
           <w:lang w:eastAsia="zh-CN"/>
         </w:rPr>
         <w:t>1798</w:t>
@@ -5467,7 +5467,7 @@
           <w:rFonts w:ascii="Times New Roman" w:eastAsia="宋体" w:hAnsi="Times New Roman"/>
           <w:sz w:val="21"/>
           <w:szCs w:val="21"/>
-          <w:bdr w:val="single" w:sz="8" w:space="0" w:color="auto"/>
+          <w:shd w:val="clear" w:color="auto" w:fill="D9D9D9"/>
           <w:lang w:eastAsia="zh-CN"/>
         </w:rPr>
         <w:t>年</w:t>
@@ -5486,7 +5486,7 @@
           <w:rFonts w:ascii="Times New Roman" w:eastAsia="宋体" w:hAnsi="Times New Roman"/>
           <w:sz w:val="21"/>
           <w:szCs w:val="21"/>
-          <w:bdr w:val="single" w:sz="8" w:space="0" w:color="auto"/>
+          <w:shd w:val="clear" w:color="auto" w:fill="D9D9D9"/>
           <w:lang w:eastAsia="zh-CN"/>
         </w:rPr>
         <w:t>卡文迪什</w:t>
@@ -5505,7 +5505,7 @@
           <w:rFonts w:ascii="Times New Roman" w:eastAsia="宋体" w:hAnsi="Times New Roman"/>
           <w:sz w:val="21"/>
           <w:szCs w:val="21"/>
-          <w:bdr w:val="single" w:sz="8" w:space="0" w:color="auto"/>
+          <w:shd w:val="clear" w:color="auto" w:fill="D9D9D9"/>
           <w:lang w:eastAsia="zh-CN"/>
         </w:rPr>
         <w:t>扭秤装置</w:t>
@@ -5524,7 +5524,7 @@
           <w:rFonts w:ascii="Times New Roman" w:eastAsia="宋体" w:hAnsi="Times New Roman"/>
           <w:sz w:val="21"/>
           <w:szCs w:val="21"/>
-          <w:bdr w:val="single" w:sz="8" w:space="0" w:color="auto"/>
+          <w:shd w:val="clear" w:color="auto" w:fill="D9D9D9"/>
           <w:lang w:eastAsia="zh-CN"/>
         </w:rPr>
         <w:t>引力常量</w:t>
@@ -5534,7 +5534,7 @@
           <w:rFonts w:ascii="Times New Roman" w:eastAsia="宋体" w:hAnsi="Times New Roman"/>
           <w:sz w:val="21"/>
           <w:szCs w:val="21"/>
-          <w:bdr w:val="single" w:sz="8" w:space="0" w:color="auto"/>
+          <w:shd w:val="clear" w:color="auto" w:fill="D9D9D9"/>
           <w:lang w:eastAsia="zh-CN"/>
         </w:rPr>
         <w:t>G</w:t>
@@ -5627,7 +5627,7 @@
           <w:rFonts w:ascii="Times New Roman" w:eastAsia="宋体" w:hAnsi="Times New Roman"/>
           <w:sz w:val="21"/>
           <w:szCs w:val="21"/>
-          <w:bdr w:val="single" w:sz="8" w:space="0" w:color="auto"/>
+          <w:shd w:val="clear" w:color="auto" w:fill="D9D9D9"/>
           <w:lang w:eastAsia="zh-CN"/>
         </w:rPr>
         <w:t>亚当斯</w:t>
@@ -5646,7 +5646,7 @@
           <w:rFonts w:ascii="Times New Roman" w:eastAsia="宋体" w:hAnsi="Times New Roman"/>
           <w:sz w:val="21"/>
           <w:szCs w:val="21"/>
-          <w:bdr w:val="single" w:sz="8" w:space="0" w:color="auto"/>
+          <w:shd w:val="clear" w:color="auto" w:fill="D9D9D9"/>
           <w:lang w:eastAsia="zh-CN"/>
         </w:rPr>
         <w:t>勒维耶</w:t>
@@ -5665,7 +5665,7 @@
           <w:rFonts w:ascii="Times New Roman" w:eastAsia="宋体" w:hAnsi="Times New Roman"/>
           <w:sz w:val="21"/>
           <w:szCs w:val="21"/>
-          <w:bdr w:val="single" w:sz="8" w:space="0" w:color="auto"/>
+          <w:shd w:val="clear" w:color="auto" w:fill="D9D9D9"/>
           <w:lang w:eastAsia="zh-CN"/>
         </w:rPr>
         <w:t>各自独立</w:t>
@@ -5684,7 +5684,7 @@
           <w:rFonts w:ascii="Times New Roman" w:eastAsia="宋体" w:hAnsi="Times New Roman"/>
           <w:sz w:val="21"/>
           <w:szCs w:val="21"/>
-          <w:bdr w:val="single" w:sz="8" w:space="0" w:color="auto"/>
+          <w:shd w:val="clear" w:color="auto" w:fill="D9D9D9"/>
           <w:lang w:eastAsia="zh-CN"/>
         </w:rPr>
         <w:t>1846</w:t>
@@ -5694,7 +5694,7 @@
           <w:rFonts w:ascii="Times New Roman" w:eastAsia="宋体" w:hAnsi="Times New Roman"/>
           <w:sz w:val="21"/>
           <w:szCs w:val="21"/>
-          <w:bdr w:val="single" w:sz="8" w:space="0" w:color="auto"/>
+          <w:shd w:val="clear" w:color="auto" w:fill="D9D9D9"/>
           <w:lang w:eastAsia="zh-CN"/>
         </w:rPr>
         <w:t>年</w:t>
@@ -5704,7 +5704,7 @@
           <w:rFonts w:ascii="Times New Roman" w:eastAsia="宋体" w:hAnsi="Times New Roman"/>
           <w:sz w:val="21"/>
           <w:szCs w:val="21"/>
-          <w:bdr w:val="single" w:sz="8" w:space="0" w:color="auto"/>
+          <w:shd w:val="clear" w:color="auto" w:fill="D9D9D9"/>
           <w:lang w:eastAsia="zh-CN"/>
         </w:rPr>
         <w:t>9</w:t>
@@ -5714,7 +5714,7 @@
           <w:rFonts w:ascii="Times New Roman" w:eastAsia="宋体" w:hAnsi="Times New Roman"/>
           <w:sz w:val="21"/>
           <w:szCs w:val="21"/>
-          <w:bdr w:val="single" w:sz="8" w:space="0" w:color="auto"/>
+          <w:shd w:val="clear" w:color="auto" w:fill="D9D9D9"/>
           <w:lang w:eastAsia="zh-CN"/>
         </w:rPr>
         <w:t>月</w:t>
@@ -5724,7 +5724,7 @@
           <w:rFonts w:ascii="Times New Roman" w:eastAsia="宋体" w:hAnsi="Times New Roman"/>
           <w:sz w:val="21"/>
           <w:szCs w:val="21"/>
-          <w:bdr w:val="single" w:sz="8" w:space="0" w:color="auto"/>
+          <w:shd w:val="clear" w:color="auto" w:fill="D9D9D9"/>
           <w:lang w:eastAsia="zh-CN"/>
         </w:rPr>
         <w:t>23</w:t>
@@ -5734,7 +5734,7 @@
           <w:rFonts w:ascii="Times New Roman" w:eastAsia="宋体" w:hAnsi="Times New Roman"/>
           <w:sz w:val="21"/>
           <w:szCs w:val="21"/>
-          <w:bdr w:val="single" w:sz="8" w:space="0" w:color="auto"/>
+          <w:shd w:val="clear" w:color="auto" w:fill="D9D9D9"/>
           <w:lang w:eastAsia="zh-CN"/>
         </w:rPr>
         <w:t>日晚</w:t>
@@ -5763,7 +5763,7 @@
           <w:rFonts w:ascii="Times New Roman" w:eastAsia="宋体" w:hAnsi="Times New Roman"/>
           <w:sz w:val="21"/>
           <w:szCs w:val="21"/>
-          <w:bdr w:val="single" w:sz="8" w:space="0" w:color="auto"/>
+          <w:shd w:val="clear" w:color="auto" w:fill="D9D9D9"/>
           <w:lang w:eastAsia="zh-CN"/>
         </w:rPr>
         <w:t>伽勒</w:t>
@@ -5792,7 +5792,7 @@
           <w:rFonts w:ascii="Times New Roman" w:eastAsia="宋体" w:hAnsi="Times New Roman"/>
           <w:sz w:val="21"/>
           <w:szCs w:val="21"/>
-          <w:bdr w:val="single" w:sz="8" w:space="0" w:color="auto"/>
+          <w:shd w:val="clear" w:color="auto" w:fill="D9D9D9"/>
           <w:lang w:eastAsia="zh-CN"/>
         </w:rPr>
         <w:t>海王星</w:t>
@@ -5885,7 +5885,7 @@
           <w:rFonts w:ascii="Times New Roman" w:eastAsia="宋体" w:hAnsi="Times New Roman"/>
           <w:sz w:val="21"/>
           <w:szCs w:val="21"/>
-          <w:bdr w:val="single" w:sz="8" w:space="0" w:color="auto"/>
+          <w:shd w:val="clear" w:color="auto" w:fill="D9D9D9"/>
           <w:lang w:eastAsia="zh-CN"/>
         </w:rPr>
         <w:t>1970</w:t>
@@ -5895,7 +5895,7 @@
           <w:rFonts w:ascii="Times New Roman" w:eastAsia="宋体" w:hAnsi="Times New Roman"/>
           <w:sz w:val="21"/>
           <w:szCs w:val="21"/>
-          <w:bdr w:val="single" w:sz="8" w:space="0" w:color="auto"/>
+          <w:shd w:val="clear" w:color="auto" w:fill="D9D9D9"/>
           <w:lang w:eastAsia="zh-CN"/>
         </w:rPr>
         <w:t>年</w:t>
@@ -5905,7 +5905,7 @@
           <w:rFonts w:ascii="Times New Roman" w:eastAsia="宋体" w:hAnsi="Times New Roman"/>
           <w:sz w:val="21"/>
           <w:szCs w:val="21"/>
-          <w:bdr w:val="single" w:sz="8" w:space="0" w:color="auto"/>
+          <w:shd w:val="clear" w:color="auto" w:fill="D9D9D9"/>
           <w:lang w:eastAsia="zh-CN"/>
         </w:rPr>
         <w:t>4</w:t>
@@ -5915,7 +5915,7 @@
           <w:rFonts w:ascii="Times New Roman" w:eastAsia="宋体" w:hAnsi="Times New Roman"/>
           <w:sz w:val="21"/>
           <w:szCs w:val="21"/>
-          <w:bdr w:val="single" w:sz="8" w:space="0" w:color="auto"/>
+          <w:shd w:val="clear" w:color="auto" w:fill="D9D9D9"/>
           <w:lang w:eastAsia="zh-CN"/>
         </w:rPr>
         <w:t>月</w:t>
@@ -5925,7 +5925,7 @@
           <w:rFonts w:ascii="Times New Roman" w:eastAsia="宋体" w:hAnsi="Times New Roman"/>
           <w:sz w:val="21"/>
           <w:szCs w:val="21"/>
-          <w:bdr w:val="single" w:sz="8" w:space="0" w:color="auto"/>
+          <w:shd w:val="clear" w:color="auto" w:fill="D9D9D9"/>
           <w:lang w:eastAsia="zh-CN"/>
         </w:rPr>
         <w:t>24</w:t>
@@ -5935,7 +5935,7 @@
           <w:rFonts w:ascii="Times New Roman" w:eastAsia="宋体" w:hAnsi="Times New Roman"/>
           <w:sz w:val="21"/>
           <w:szCs w:val="21"/>
-          <w:bdr w:val="single" w:sz="8" w:space="0" w:color="auto"/>
+          <w:shd w:val="clear" w:color="auto" w:fill="D9D9D9"/>
           <w:lang w:eastAsia="zh-CN"/>
         </w:rPr>
         <w:t>日</w:t>
@@ -5954,7 +5954,7 @@
           <w:rFonts w:ascii="Times New Roman" w:eastAsia="宋体" w:hAnsi="Times New Roman"/>
           <w:sz w:val="21"/>
           <w:szCs w:val="21"/>
-          <w:bdr w:val="single" w:sz="8" w:space="0" w:color="auto"/>
+          <w:shd w:val="clear" w:color="auto" w:fill="D9D9D9"/>
           <w:lang w:eastAsia="zh-CN"/>
         </w:rPr>
         <w:t>「东方红一号」</w:t>
@@ -5993,7 +5993,7 @@
           <w:rFonts w:ascii="Times New Roman" w:eastAsia="宋体" w:hAnsi="Times New Roman"/>
           <w:sz w:val="21"/>
           <w:szCs w:val="21"/>
-          <w:bdr w:val="single" w:sz="8" w:space="0" w:color="auto"/>
+          <w:shd w:val="clear" w:color="auto" w:fill="D9D9D9"/>
           <w:lang w:eastAsia="zh-CN"/>
         </w:rPr>
         <w:t>钱学森</w:t>
@@ -6012,7 +6012,7 @@
           <w:rFonts w:ascii="Times New Roman" w:eastAsia="宋体" w:hAnsi="Times New Roman"/>
           <w:sz w:val="21"/>
           <w:szCs w:val="21"/>
-          <w:bdr w:val="single" w:sz="8" w:space="0" w:color="auto"/>
+          <w:shd w:val="clear" w:color="auto" w:fill="D9D9D9"/>
           <w:lang w:eastAsia="zh-CN"/>
         </w:rPr>
         <w:t>「中国航天之父」</w:t>
@@ -6150,7 +6150,7 @@
           <w:rFonts w:ascii="Times New Roman" w:eastAsia="宋体" w:hAnsi="Times New Roman"/>
           <w:sz w:val="21"/>
           <w:szCs w:val="21"/>
-          <w:bdr w:val="single" w:sz="8" w:space="0" w:color="auto"/>
+          <w:shd w:val="clear" w:color="auto" w:fill="D9D9D9"/>
           <w:lang w:eastAsia="zh-CN"/>
         </w:rPr>
         <w:t>爱因斯坦</w:t>
@@ -6169,7 +6169,7 @@
           <w:rFonts w:ascii="Times New Roman" w:eastAsia="宋体" w:hAnsi="Times New Roman"/>
           <w:sz w:val="21"/>
           <w:szCs w:val="21"/>
-          <w:bdr w:val="single" w:sz="8" w:space="0" w:color="auto"/>
+          <w:shd w:val="clear" w:color="auto" w:fill="D9D9D9"/>
           <w:lang w:eastAsia="zh-CN"/>
         </w:rPr>
         <w:t>相对论时空观</w:t>
@@ -6188,7 +6188,7 @@
           <w:rFonts w:ascii="Times New Roman" w:eastAsia="宋体" w:hAnsi="Times New Roman"/>
           <w:sz w:val="21"/>
           <w:szCs w:val="21"/>
-          <w:bdr w:val="single" w:sz="8" w:space="0" w:color="auto"/>
+          <w:shd w:val="clear" w:color="auto" w:fill="D9D9D9"/>
           <w:lang w:eastAsia="zh-CN"/>
         </w:rPr>
         <w:t>惯性参考系</w:t>
@@ -6207,7 +6207,7 @@
           <w:rFonts w:ascii="Times New Roman" w:eastAsia="宋体" w:hAnsi="Times New Roman"/>
           <w:sz w:val="21"/>
           <w:szCs w:val="21"/>
-          <w:bdr w:val="single" w:sz="8" w:space="0" w:color="auto"/>
+          <w:shd w:val="clear" w:color="auto" w:fill="D9D9D9"/>
           <w:lang w:eastAsia="zh-CN"/>
         </w:rPr>
         <w:t>真空中的光速</w:t>
@@ -6226,7 +6226,7 @@
           <w:rFonts w:ascii="Times New Roman" w:eastAsia="宋体" w:hAnsi="Times New Roman"/>
           <w:sz w:val="21"/>
           <w:szCs w:val="21"/>
-          <w:bdr w:val="single" w:sz="8" w:space="0" w:color="auto"/>
+          <w:shd w:val="clear" w:color="auto" w:fill="D9D9D9"/>
           <w:lang w:eastAsia="zh-CN"/>
         </w:rPr>
         <w:t>牛顿力学</w:t>
@@ -6319,7 +6319,7 @@
           <w:rFonts w:ascii="Times New Roman" w:eastAsia="宋体" w:hAnsi="Times New Roman"/>
           <w:sz w:val="21"/>
           <w:szCs w:val="21"/>
-          <w:bdr w:val="single" w:sz="8" w:space="0" w:color="auto"/>
+          <w:shd w:val="clear" w:color="auto" w:fill="D9D9D9"/>
           <w:lang w:eastAsia="zh-CN"/>
         </w:rPr>
         <w:t>胡克、哈雷</w:t>
@@ -6338,7 +6338,7 @@
           <w:rFonts w:ascii="Times New Roman" w:eastAsia="宋体" w:hAnsi="Times New Roman"/>
           <w:sz w:val="21"/>
           <w:szCs w:val="21"/>
-          <w:bdr w:val="single" w:sz="8" w:space="0" w:color="auto"/>
+          <w:shd w:val="clear" w:color="auto" w:fill="D9D9D9"/>
           <w:lang w:eastAsia="zh-CN"/>
         </w:rPr>
         <w:t>二次方成反比</w:t>
@@ -6431,7 +6431,7 @@
           <w:rFonts w:ascii="Times New Roman" w:eastAsia="宋体" w:hAnsi="Times New Roman"/>
           <w:sz w:val="21"/>
           <w:szCs w:val="21"/>
-          <w:bdr w:val="single" w:sz="8" w:space="0" w:color="auto"/>
+          <w:shd w:val="clear" w:color="auto" w:fill="D9D9D9"/>
           <w:lang w:eastAsia="zh-CN"/>
         </w:rPr>
         <w:t>哈雷</w:t>
@@ -6450,7 +6450,7 @@
           <w:rFonts w:ascii="Times New Roman" w:eastAsia="宋体" w:hAnsi="Times New Roman"/>
           <w:sz w:val="21"/>
           <w:szCs w:val="21"/>
-          <w:bdr w:val="single" w:sz="8" w:space="0" w:color="auto"/>
+          <w:shd w:val="clear" w:color="auto" w:fill="D9D9D9"/>
           <w:lang w:eastAsia="zh-CN"/>
         </w:rPr>
         <w:t>预言哈雷彗星的回归</w:t>
@@ -6580,7 +6580,7 @@
           <w:rFonts w:ascii="Times New Roman" w:eastAsia="宋体" w:hAnsi="Times New Roman"/>
           <w:sz w:val="21"/>
           <w:szCs w:val="21"/>
-          <w:bdr w:val="single" w:sz="8" w:space="0" w:color="auto"/>
+          <w:shd w:val="clear" w:color="auto" w:fill="D9D9D9"/>
           <w:lang w:eastAsia="zh-CN"/>
         </w:rPr>
         <w:t>华中科技大学</w:t>
@@ -6619,7 +6619,7 @@
           <w:rFonts w:ascii="Times New Roman" w:eastAsia="宋体" w:hAnsi="Times New Roman"/>
           <w:sz w:val="21"/>
           <w:szCs w:val="21"/>
-          <w:bdr w:val="single" w:sz="8" w:space="0" w:color="auto"/>
+          <w:shd w:val="clear" w:color="auto" w:fill="D9D9D9"/>
           <w:lang w:eastAsia="zh-CN"/>
         </w:rPr>
         <w:t>2018</w:t>
@@ -6629,7 +6629,7 @@
           <w:rFonts w:ascii="Times New Roman" w:eastAsia="宋体" w:hAnsi="Times New Roman"/>
           <w:sz w:val="21"/>
           <w:szCs w:val="21"/>
-          <w:bdr w:val="single" w:sz="8" w:space="0" w:color="auto"/>
+          <w:shd w:val="clear" w:color="auto" w:fill="D9D9D9"/>
           <w:lang w:eastAsia="zh-CN"/>
         </w:rPr>
         <w:t>年</w:t>
@@ -6731,7 +6731,7 @@
           <w:rFonts w:ascii="Times New Roman" w:eastAsia="宋体" w:hAnsi="Times New Roman"/>
           <w:sz w:val="21"/>
           <w:szCs w:val="21"/>
-          <w:bdr w:val="single" w:sz="8" w:space="0" w:color="auto"/>
+          <w:shd w:val="clear" w:color="auto" w:fill="D9D9D9"/>
           <w:lang w:eastAsia="zh-CN"/>
         </w:rPr>
         <w:t>1916</w:t>
@@ -6741,7 +6741,7 @@
           <w:rFonts w:ascii="Times New Roman" w:eastAsia="宋体" w:hAnsi="Times New Roman"/>
           <w:sz w:val="21"/>
           <w:szCs w:val="21"/>
-          <w:bdr w:val="single" w:sz="8" w:space="0" w:color="auto"/>
+          <w:shd w:val="clear" w:color="auto" w:fill="D9D9D9"/>
           <w:lang w:eastAsia="zh-CN"/>
         </w:rPr>
         <w:t>年爱因斯坦创立广义相对论</w:t>
@@ -7094,7 +7094,7 @@
           <w:rFonts w:ascii="Times New Roman" w:eastAsia="宋体" w:hAnsi="Times New Roman"/>
           <w:sz w:val="21"/>
           <w:szCs w:val="21"/>
-          <w:bdr w:val="single" w:sz="8" w:space="0" w:color="auto"/>
+          <w:shd w:val="clear" w:color="auto" w:fill="D9D9D9"/>
           <w:lang w:eastAsia="zh-CN"/>
         </w:rPr>
         <w:t>德国医生迈尔</w:t>
@@ -7113,7 +7113,7 @@
           <w:rFonts w:ascii="Times New Roman" w:eastAsia="宋体" w:hAnsi="Times New Roman"/>
           <w:sz w:val="21"/>
           <w:szCs w:val="21"/>
-          <w:bdr w:val="single" w:sz="8" w:space="0" w:color="auto"/>
+          <w:shd w:val="clear" w:color="auto" w:fill="D9D9D9"/>
           <w:lang w:eastAsia="zh-CN"/>
         </w:rPr>
         <w:t>第一个提出能量守恒思想</w:t>
@@ -7168,7 +7168,7 @@
           <w:rFonts w:ascii="Times New Roman" w:eastAsia="宋体" w:hAnsi="Times New Roman"/>
           <w:sz w:val="21"/>
           <w:szCs w:val="21"/>
-          <w:bdr w:val="single" w:sz="8" w:space="0" w:color="auto"/>
+          <w:shd w:val="clear" w:color="auto" w:fill="D9D9D9"/>
           <w:lang w:eastAsia="zh-CN"/>
         </w:rPr>
         <w:t>1840</w:t>
@@ -7178,7 +7178,7 @@
           <w:rFonts w:ascii="Times New Roman" w:eastAsia="宋体" w:hAnsi="Times New Roman"/>
           <w:sz w:val="21"/>
           <w:szCs w:val="21"/>
-          <w:bdr w:val="single" w:sz="8" w:space="0" w:color="auto"/>
+          <w:shd w:val="clear" w:color="auto" w:fill="D9D9D9"/>
           <w:lang w:eastAsia="zh-CN"/>
         </w:rPr>
         <w:t>年</w:t>
@@ -7197,7 +7197,7 @@
           <w:rFonts w:ascii="Times New Roman" w:eastAsia="宋体" w:hAnsi="Times New Roman"/>
           <w:sz w:val="21"/>
           <w:szCs w:val="21"/>
-          <w:bdr w:val="single" w:sz="8" w:space="0" w:color="auto"/>
+          <w:shd w:val="clear" w:color="auto" w:fill="D9D9D9"/>
           <w:lang w:eastAsia="zh-CN"/>
         </w:rPr>
         <w:t>英国物理学家</w:t>
@@ -7208,7 +7208,7 @@
           <w:rFonts w:ascii="Times New Roman" w:eastAsia="宋体" w:hAnsi="Times New Roman"/>
           <w:sz w:val="21"/>
           <w:szCs w:val="21"/>
-          <w:bdr w:val="single" w:sz="8" w:space="0" w:color="auto"/>
+          <w:shd w:val="clear" w:color="auto" w:fill="D9D9D9"/>
           <w:lang w:eastAsia="zh-CN"/>
         </w:rPr>
         <w:t>焦耳</w:t>
@@ -7237,7 +7237,7 @@
           <w:rFonts w:ascii="Times New Roman" w:eastAsia="宋体" w:hAnsi="Times New Roman"/>
           <w:sz w:val="21"/>
           <w:szCs w:val="21"/>
-          <w:bdr w:val="single" w:sz="8" w:space="0" w:color="auto"/>
+          <w:shd w:val="clear" w:color="auto" w:fill="D9D9D9"/>
           <w:lang w:eastAsia="zh-CN"/>
         </w:rPr>
         <w:t>实验基础</w:t>
@@ -7256,7 +7256,7 @@
           <w:rFonts w:ascii="Times New Roman" w:eastAsia="宋体" w:hAnsi="Times New Roman"/>
           <w:sz w:val="21"/>
           <w:szCs w:val="21"/>
-          <w:bdr w:val="single" w:sz="8" w:space="0" w:color="auto"/>
+          <w:shd w:val="clear" w:color="auto" w:fill="D9D9D9"/>
           <w:lang w:eastAsia="zh-CN"/>
         </w:rPr>
         <w:t>1847</w:t>
@@ -7266,7 +7266,7 @@
           <w:rFonts w:ascii="Times New Roman" w:eastAsia="宋体" w:hAnsi="Times New Roman"/>
           <w:sz w:val="21"/>
           <w:szCs w:val="21"/>
-          <w:bdr w:val="single" w:sz="8" w:space="0" w:color="auto"/>
+          <w:shd w:val="clear" w:color="auto" w:fill="D9D9D9"/>
           <w:lang w:eastAsia="zh-CN"/>
         </w:rPr>
         <w:t>年</w:t>
@@ -7285,7 +7285,7 @@
           <w:rFonts w:ascii="Times New Roman" w:eastAsia="宋体" w:hAnsi="Times New Roman"/>
           <w:sz w:val="21"/>
           <w:szCs w:val="21"/>
-          <w:bdr w:val="single" w:sz="8" w:space="0" w:color="auto"/>
+          <w:shd w:val="clear" w:color="auto" w:fill="D9D9D9"/>
           <w:lang w:eastAsia="zh-CN"/>
         </w:rPr>
         <w:t>德国科学家</w:t>
@@ -7296,7 +7296,7 @@
           <w:rFonts w:ascii="Times New Roman" w:eastAsia="宋体" w:hAnsi="Times New Roman"/>
           <w:sz w:val="21"/>
           <w:szCs w:val="21"/>
-          <w:bdr w:val="single" w:sz="8" w:space="0" w:color="auto"/>
+          <w:shd w:val="clear" w:color="auto" w:fill="D9D9D9"/>
           <w:lang w:eastAsia="zh-CN"/>
         </w:rPr>
         <w:t>亥姆霍兹</w:t>
@@ -7316,7 +7316,7 @@
           <w:rFonts w:ascii="Times New Roman" w:eastAsia="宋体" w:hAnsi="Times New Roman"/>
           <w:sz w:val="21"/>
           <w:szCs w:val="21"/>
-          <w:bdr w:val="single" w:sz="8" w:space="0" w:color="auto"/>
+          <w:shd w:val="clear" w:color="auto" w:fill="D9D9D9"/>
           <w:lang w:eastAsia="zh-CN"/>
         </w:rPr>
         <w:t>概括和总结</w:t>
@@ -7421,7 +7421,7 @@
           <w:rFonts w:ascii="Times New Roman" w:eastAsia="宋体" w:hAnsi="Times New Roman"/>
           <w:sz w:val="21"/>
           <w:szCs w:val="21"/>
-          <w:bdr w:val="single" w:sz="8" w:space="0" w:color="auto"/>
+          <w:shd w:val="clear" w:color="auto" w:fill="D9D9D9"/>
           <w:lang w:eastAsia="zh-CN"/>
         </w:rPr>
         <w:t>焦耳</w:t>
@@ -7450,7 +7450,7 @@
           <w:rFonts w:ascii="Times New Roman" w:eastAsia="宋体" w:hAnsi="Times New Roman"/>
           <w:sz w:val="21"/>
           <w:szCs w:val="21"/>
-          <w:bdr w:val="single" w:sz="8" w:space="0" w:color="auto"/>
+          <w:shd w:val="clear" w:color="auto" w:fill="D9D9D9"/>
           <w:lang w:eastAsia="zh-CN"/>
         </w:rPr>
         <w:t>电流的热效应</w:t>
@@ -7469,7 +7469,7 @@
           <w:rFonts w:ascii="Times New Roman" w:eastAsia="宋体" w:hAnsi="Times New Roman"/>
           <w:sz w:val="21"/>
           <w:szCs w:val="21"/>
-          <w:bdr w:val="single" w:sz="8" w:space="0" w:color="auto"/>
+          <w:shd w:val="clear" w:color="auto" w:fill="D9D9D9"/>
           <w:lang w:eastAsia="zh-CN"/>
         </w:rPr>
         <w:t>热功当量</w:t>
@@ -7582,7 +7582,7 @@
           <w:rFonts w:ascii="Times New Roman" w:eastAsia="宋体" w:hAnsi="Times New Roman"/>
           <w:sz w:val="21"/>
           <w:szCs w:val="21"/>
-          <w:bdr w:val="single" w:sz="8" w:space="0" w:color="auto"/>
+          <w:shd w:val="clear" w:color="auto" w:fill="D9D9D9"/>
           <w:lang w:eastAsia="zh-CN"/>
         </w:rPr>
         <w:t>机械能守恒</w:t>
@@ -7601,7 +7601,7 @@
           <w:rFonts w:ascii="Times New Roman" w:eastAsia="宋体" w:hAnsi="Times New Roman"/>
           <w:sz w:val="21"/>
           <w:szCs w:val="21"/>
-          <w:bdr w:val="single" w:sz="8" w:space="0" w:color="auto"/>
+          <w:shd w:val="clear" w:color="auto" w:fill="D9D9D9"/>
           <w:lang w:eastAsia="zh-CN"/>
         </w:rPr>
         <w:t>能量守恒</w:t>
@@ -7823,7 +7823,7 @@
           <w:rFonts w:ascii="Times New Roman" w:eastAsia="宋体" w:hAnsi="Times New Roman"/>
           <w:sz w:val="21"/>
           <w:szCs w:val="21"/>
-          <w:bdr w:val="single" w:sz="8" w:space="0" w:color="auto"/>
+          <w:shd w:val="clear" w:color="auto" w:fill="D9D9D9"/>
           <w:lang w:eastAsia="zh-CN"/>
         </w:rPr>
         <w:t>富兰克林</w:t>
@@ -7842,7 +7842,7 @@
           <w:rFonts w:ascii="Times New Roman" w:eastAsia="宋体" w:hAnsi="Times New Roman"/>
           <w:sz w:val="21"/>
           <w:szCs w:val="21"/>
-          <w:bdr w:val="single" w:sz="8" w:space="0" w:color="auto"/>
+          <w:shd w:val="clear" w:color="auto" w:fill="D9D9D9"/>
           <w:lang w:eastAsia="zh-CN"/>
         </w:rPr>
         <w:t>雷电</w:t>
@@ -7861,7 +7861,7 @@
           <w:rFonts w:ascii="Times New Roman" w:eastAsia="宋体" w:hAnsi="Times New Roman"/>
           <w:sz w:val="21"/>
           <w:szCs w:val="21"/>
-          <w:bdr w:val="single" w:sz="8" w:space="0" w:color="auto"/>
+          <w:shd w:val="clear" w:color="auto" w:fill="D9D9D9"/>
           <w:lang w:eastAsia="zh-CN"/>
         </w:rPr>
         <w:t>命名了正电荷和负电荷</w:t>
@@ -7963,7 +7963,7 @@
           <w:rFonts w:ascii="Times New Roman" w:eastAsia="宋体" w:hAnsi="Times New Roman"/>
           <w:sz w:val="21"/>
           <w:szCs w:val="21"/>
-          <w:bdr w:val="single" w:sz="8" w:space="0" w:color="auto"/>
+          <w:shd w:val="clear" w:color="auto" w:fill="D9D9D9"/>
           <w:lang w:eastAsia="zh-CN"/>
         </w:rPr>
         <w:t>1785</w:t>
@@ -7973,7 +7973,7 @@
           <w:rFonts w:ascii="Times New Roman" w:eastAsia="宋体" w:hAnsi="Times New Roman"/>
           <w:sz w:val="21"/>
           <w:szCs w:val="21"/>
-          <w:bdr w:val="single" w:sz="8" w:space="0" w:color="auto"/>
+          <w:shd w:val="clear" w:color="auto" w:fill="D9D9D9"/>
           <w:lang w:eastAsia="zh-CN"/>
         </w:rPr>
         <w:t>年</w:t>
@@ -7992,7 +7992,7 @@
           <w:rFonts w:ascii="Times New Roman" w:eastAsia="宋体" w:hAnsi="Times New Roman"/>
           <w:sz w:val="21"/>
           <w:szCs w:val="21"/>
-          <w:bdr w:val="single" w:sz="8" w:space="0" w:color="auto"/>
+          <w:shd w:val="clear" w:color="auto" w:fill="D9D9D9"/>
           <w:lang w:eastAsia="zh-CN"/>
         </w:rPr>
         <w:t>库仑</w:t>
@@ -8011,7 +8011,7 @@
           <w:rFonts w:ascii="Times New Roman" w:eastAsia="宋体" w:hAnsi="Times New Roman"/>
           <w:sz w:val="21"/>
           <w:szCs w:val="21"/>
-          <w:bdr w:val="single" w:sz="8" w:space="0" w:color="auto"/>
+          <w:shd w:val="clear" w:color="auto" w:fill="D9D9D9"/>
           <w:lang w:eastAsia="zh-CN"/>
         </w:rPr>
         <w:t>扭秤实验</w:t>
@@ -8030,7 +8030,7 @@
           <w:rFonts w:ascii="Times New Roman" w:eastAsia="宋体" w:hAnsi="Times New Roman"/>
           <w:sz w:val="21"/>
           <w:szCs w:val="21"/>
-          <w:bdr w:val="single" w:sz="8" w:space="0" w:color="auto"/>
+          <w:shd w:val="clear" w:color="auto" w:fill="D9D9D9"/>
           <w:lang w:eastAsia="zh-CN"/>
         </w:rPr>
         <w:t>库仑定律</w:t>
@@ -8141,7 +8141,7 @@
           <w:rFonts w:ascii="Times New Roman" w:eastAsia="宋体" w:hAnsi="Times New Roman"/>
           <w:sz w:val="21"/>
           <w:szCs w:val="21"/>
-          <w:bdr w:val="single" w:sz="8" w:space="0" w:color="auto"/>
+          <w:shd w:val="clear" w:color="auto" w:fill="D9D9D9"/>
           <w:lang w:eastAsia="zh-CN"/>
         </w:rPr>
         <w:t>密立根</w:t>
@@ -8160,7 +8160,7 @@
           <w:rFonts w:ascii="Times New Roman" w:eastAsia="宋体" w:hAnsi="Times New Roman"/>
           <w:sz w:val="21"/>
           <w:szCs w:val="21"/>
-          <w:bdr w:val="single" w:sz="8" w:space="0" w:color="auto"/>
+          <w:shd w:val="clear" w:color="auto" w:fill="D9D9D9"/>
           <w:lang w:eastAsia="zh-CN"/>
         </w:rPr>
         <w:t>测得</w:t>
@@ -8179,7 +8179,7 @@
           <w:rFonts w:ascii="Times New Roman" w:eastAsia="宋体" w:hAnsi="Times New Roman"/>
           <w:sz w:val="21"/>
           <w:szCs w:val="21"/>
-          <w:bdr w:val="single" w:sz="8" w:space="0" w:color="auto"/>
+          <w:shd w:val="clear" w:color="auto" w:fill="D9D9D9"/>
           <w:lang w:eastAsia="zh-CN"/>
         </w:rPr>
         <w:t>诺贝尔物理学奖</w:t>
@@ -8318,7 +8318,7 @@
           <w:rFonts w:ascii="Times New Roman" w:eastAsia="宋体" w:hAnsi="Times New Roman"/>
           <w:sz w:val="21"/>
           <w:szCs w:val="21"/>
-          <w:bdr w:val="single" w:sz="8" w:space="0" w:color="auto"/>
+          <w:shd w:val="clear" w:color="auto" w:fill="D9D9D9"/>
           <w:lang w:eastAsia="zh-CN"/>
         </w:rPr>
         <w:t>杜菲</w:t>
@@ -8410,7 +8410,7 @@
           <w:rFonts w:ascii="Times New Roman" w:eastAsia="宋体" w:hAnsi="Times New Roman"/>
           <w:sz w:val="21"/>
           <w:szCs w:val="21"/>
-          <w:bdr w:val="single" w:sz="8" w:space="0" w:color="auto"/>
+          <w:shd w:val="clear" w:color="auto" w:fill="D9D9D9"/>
           <w:lang w:eastAsia="zh-CN"/>
         </w:rPr>
         <w:t>命名正负电荷</w:t>
@@ -8467,7 +8467,7 @@
           <w:rFonts w:ascii="Times New Roman" w:eastAsia="宋体" w:hAnsi="Times New Roman"/>
           <w:sz w:val="21"/>
           <w:szCs w:val="21"/>
-          <w:bdr w:val="single" w:sz="8" w:space="0" w:color="auto"/>
+          <w:shd w:val="clear" w:color="auto" w:fill="D9D9D9"/>
           <w:lang w:eastAsia="zh-CN"/>
         </w:rPr>
         <w:t>库仑扭秤实验和库仑定律</w:t>
@@ -8726,7 +8726,7 @@
           <w:rFonts w:ascii="Times New Roman" w:eastAsia="宋体" w:hAnsi="Times New Roman"/>
           <w:sz w:val="21"/>
           <w:szCs w:val="21"/>
-          <w:bdr w:val="single" w:sz="8" w:space="0" w:color="auto"/>
+          <w:shd w:val="clear" w:color="auto" w:fill="D9D9D9"/>
           <w:lang w:eastAsia="zh-CN"/>
         </w:rPr>
         <w:t>法拉</w:t>
@@ -8737,7 +8737,7 @@
           <w:rFonts w:ascii="Times New Roman" w:eastAsia="宋体" w:hAnsi="Times New Roman"/>
           <w:sz w:val="21"/>
           <w:szCs w:val="21"/>
-          <w:bdr w:val="single" w:sz="8" w:space="0" w:color="auto"/>
+          <w:shd w:val="clear" w:color="auto" w:fill="D9D9D9"/>
           <w:lang w:eastAsia="zh-CN"/>
         </w:rPr>
         <w:t>第</w:t>
@@ -8766,7 +8766,7 @@
           <w:rFonts w:ascii="Times New Roman" w:eastAsia="宋体" w:hAnsi="Times New Roman"/>
           <w:sz w:val="21"/>
           <w:szCs w:val="21"/>
-          <w:bdr w:val="single" w:sz="8" w:space="0" w:color="auto"/>
+          <w:shd w:val="clear" w:color="auto" w:fill="D9D9D9"/>
           <w:lang w:eastAsia="zh-CN"/>
         </w:rPr>
         <w:t>电场</w:t>
@@ -8785,7 +8785,7 @@
           <w:rFonts w:ascii="Times New Roman" w:eastAsia="宋体" w:hAnsi="Times New Roman"/>
           <w:sz w:val="21"/>
           <w:szCs w:val="21"/>
-          <w:bdr w:val="single" w:sz="8" w:space="0" w:color="auto"/>
+          <w:shd w:val="clear" w:color="auto" w:fill="D9D9D9"/>
           <w:lang w:eastAsia="zh-CN"/>
         </w:rPr>
         <w:t>电场线</w:t>
@@ -8804,7 +8804,7 @@
           <w:rFonts w:ascii="Times New Roman" w:eastAsia="宋体" w:hAnsi="Times New Roman"/>
           <w:sz w:val="21"/>
           <w:szCs w:val="21"/>
-          <w:bdr w:val="single" w:sz="8" w:space="0" w:color="auto"/>
+          <w:shd w:val="clear" w:color="auto" w:fill="D9D9D9"/>
           <w:lang w:eastAsia="zh-CN"/>
         </w:rPr>
         <w:t>麦克斯韦</w:t>
@@ -8898,7 +8898,7 @@
           <w:rFonts w:ascii="Times New Roman" w:eastAsia="宋体" w:hAnsi="Times New Roman"/>
           <w:sz w:val="21"/>
           <w:szCs w:val="21"/>
-          <w:bdr w:val="single" w:sz="8" w:space="0" w:color="auto"/>
+          <w:shd w:val="clear" w:color="auto" w:fill="D9D9D9"/>
           <w:lang w:eastAsia="zh-CN"/>
         </w:rPr>
         <w:t>模型</w:t>
@@ -9103,7 +9103,7 @@
           <w:rFonts w:ascii="Times New Roman" w:eastAsia="宋体" w:hAnsi="Times New Roman"/>
           <w:sz w:val="21"/>
           <w:szCs w:val="21"/>
-          <w:bdr w:val="single" w:sz="8" w:space="0" w:color="auto"/>
+          <w:shd w:val="clear" w:color="auto" w:fill="D9D9D9"/>
           <w:lang w:eastAsia="zh-CN"/>
         </w:rPr>
         <w:t>欧姆</w:t>
@@ -9122,7 +9122,7 @@
           <w:rFonts w:ascii="Times New Roman" w:eastAsia="宋体" w:hAnsi="Times New Roman"/>
           <w:sz w:val="21"/>
           <w:szCs w:val="21"/>
-          <w:bdr w:val="single" w:sz="8" w:space="0" w:color="auto"/>
+          <w:shd w:val="clear" w:color="auto" w:fill="D9D9D9"/>
           <w:lang w:eastAsia="zh-CN"/>
         </w:rPr>
         <w:t>欧姆定律</w:t>
@@ -9206,7 +9206,7 @@
           <w:rFonts w:ascii="Times New Roman" w:eastAsia="宋体" w:hAnsi="Times New Roman"/>
           <w:sz w:val="21"/>
           <w:szCs w:val="21"/>
-          <w:bdr w:val="single" w:sz="8" w:space="0" w:color="auto"/>
+          <w:shd w:val="clear" w:color="auto" w:fill="D9D9D9"/>
           <w:lang w:eastAsia="zh-CN"/>
         </w:rPr>
         <w:t>1911</w:t>
@@ -9216,7 +9216,7 @@
           <w:rFonts w:ascii="Times New Roman" w:eastAsia="宋体" w:hAnsi="Times New Roman"/>
           <w:sz w:val="21"/>
           <w:szCs w:val="21"/>
-          <w:bdr w:val="single" w:sz="8" w:space="0" w:color="auto"/>
+          <w:shd w:val="clear" w:color="auto" w:fill="D9D9D9"/>
           <w:lang w:eastAsia="zh-CN"/>
         </w:rPr>
         <w:t>年</w:t>
@@ -9235,7 +9235,7 @@
           <w:rFonts w:ascii="Times New Roman" w:eastAsia="宋体" w:hAnsi="Times New Roman"/>
           <w:sz w:val="21"/>
           <w:szCs w:val="21"/>
-          <w:bdr w:val="single" w:sz="8" w:space="0" w:color="auto"/>
+          <w:shd w:val="clear" w:color="auto" w:fill="D9D9D9"/>
           <w:lang w:eastAsia="zh-CN"/>
         </w:rPr>
         <w:t>昂内斯</w:t>
@@ -9281,7 +9281,7 @@
           <w:rFonts w:ascii="Times New Roman" w:eastAsia="宋体" w:hAnsi="Times New Roman"/>
           <w:sz w:val="21"/>
           <w:szCs w:val="21"/>
-          <w:bdr w:val="single" w:sz="8" w:space="0" w:color="auto"/>
+          <w:shd w:val="clear" w:color="auto" w:fill="D9D9D9"/>
           <w:lang w:eastAsia="zh-CN"/>
         </w:rPr>
         <w:t>超导现象</w:t>
@@ -9383,7 +9383,7 @@
           <w:rFonts w:ascii="Times New Roman" w:eastAsia="宋体" w:hAnsi="Times New Roman"/>
           <w:sz w:val="21"/>
           <w:szCs w:val="21"/>
-          <w:bdr w:val="single" w:sz="8" w:space="0" w:color="auto"/>
+          <w:shd w:val="clear" w:color="auto" w:fill="D9D9D9"/>
           <w:lang w:eastAsia="zh-CN"/>
         </w:rPr>
         <w:t>朱经武</w:t>
@@ -9402,7 +9402,7 @@
           <w:rFonts w:ascii="Times New Roman" w:eastAsia="宋体" w:hAnsi="Times New Roman"/>
           <w:sz w:val="21"/>
           <w:szCs w:val="21"/>
-          <w:bdr w:val="single" w:sz="8" w:space="0" w:color="auto"/>
+          <w:shd w:val="clear" w:color="auto" w:fill="D9D9D9"/>
           <w:lang w:eastAsia="zh-CN"/>
         </w:rPr>
         <w:t>赵忠贤</w:t>
@@ -9497,7 +9497,7 @@
           <w:rFonts w:ascii="Times New Roman" w:eastAsia="宋体" w:hAnsi="Times New Roman"/>
           <w:sz w:val="21"/>
           <w:szCs w:val="21"/>
-          <w:bdr w:val="single" w:sz="8" w:space="0" w:color="auto"/>
+          <w:shd w:val="clear" w:color="auto" w:fill="D9D9D9"/>
           <w:lang w:eastAsia="zh-CN"/>
         </w:rPr>
         <w:t>90 K</w:t>
@@ -9731,7 +9731,7 @@
           <w:rFonts w:ascii="Times New Roman" w:eastAsia="宋体" w:hAnsi="Times New Roman"/>
           <w:sz w:val="21"/>
           <w:szCs w:val="21"/>
-          <w:bdr w:val="single" w:sz="8" w:space="0" w:color="auto"/>
+          <w:shd w:val="clear" w:color="auto" w:fill="D9D9D9"/>
           <w:lang w:eastAsia="zh-CN"/>
         </w:rPr>
         <w:t>焦耳定律</w:t>
@@ -9754,7 +9754,7 @@
             <w:rFonts w:ascii="Cambria Math" w:hAnsi="Cambria Math"/>
             <w:sz w:val="21"/>
             <w:szCs w:val="21"/>
-            <w:bdr w:val="single" w:sz="8" w:space="0" w:color="auto"/>
+            <w:shd w:val="clear" w:color="auto" w:fill="D9D9D9"/>
             <w:lang w:eastAsia="zh-CN"/>
           </w:rPr>
           <m:t>Q=</m:t>
@@ -9766,7 +9766,7 @@
                 <w:rFonts w:ascii="Cambria Math" w:hAnsi="Cambria Math"/>
                 <w:sz w:val="21"/>
                 <w:szCs w:val="21"/>
-                <w:bdr w:val="single" w:sz="8" w:space="0" w:color="auto"/>
+                <w:shd w:val="clear" w:color="auto" w:fill="D9D9D9"/>
               </w:rPr>
             </m:ctrlPr>
           </m:sSupPr>
@@ -9807,7 +9807,7 @@
             <w:rFonts w:ascii="Cambria Math" w:hAnsi="Cambria Math"/>
             <w:sz w:val="21"/>
             <w:szCs w:val="21"/>
-            <w:bdr w:val="single" w:sz="8" w:space="0" w:color="auto"/>
+            <w:shd w:val="clear" w:color="auto" w:fill="D9D9D9"/>
             <w:lang w:eastAsia="zh-CN"/>
           </w:rPr>
           <m:t>Rt</m:t>
@@ -9827,7 +9827,7 @@
           <w:rFonts w:ascii="Times New Roman" w:eastAsia="宋体" w:hAnsi="Times New Roman"/>
           <w:sz w:val="21"/>
           <w:szCs w:val="21"/>
-          <w:bdr w:val="single" w:sz="8" w:space="0" w:color="auto"/>
+          <w:shd w:val="clear" w:color="auto" w:fill="D9D9D9"/>
           <w:lang w:eastAsia="zh-CN"/>
         </w:rPr>
         <w:t>焦耳</w:t>
@@ -9911,7 +9911,7 @@
           <w:rFonts w:ascii="Times New Roman" w:eastAsia="宋体" w:hAnsi="Times New Roman"/>
           <w:sz w:val="21"/>
           <w:szCs w:val="21"/>
-          <w:bdr w:val="single" w:sz="8" w:space="0" w:color="auto"/>
+          <w:shd w:val="clear" w:color="auto" w:fill="D9D9D9"/>
           <w:lang w:eastAsia="zh-CN"/>
         </w:rPr>
         <w:t>焦耳</w:t>
@@ -9930,7 +9930,7 @@
           <w:rFonts w:ascii="Times New Roman" w:eastAsia="宋体" w:hAnsi="Times New Roman"/>
           <w:sz w:val="21"/>
           <w:szCs w:val="21"/>
-          <w:bdr w:val="single" w:sz="8" w:space="0" w:color="auto"/>
+          <w:shd w:val="clear" w:color="auto" w:fill="D9D9D9"/>
           <w:lang w:eastAsia="zh-CN"/>
         </w:rPr>
         <w:t>能量守恒</w:t>
@@ -10213,7 +10213,7 @@
           <w:rFonts w:ascii="Times New Roman" w:eastAsia="宋体" w:hAnsi="Times New Roman"/>
           <w:sz w:val="21"/>
           <w:szCs w:val="21"/>
-          <w:bdr w:val="single" w:sz="8" w:space="0" w:color="auto"/>
+          <w:shd w:val="clear" w:color="auto" w:fill="D9D9D9"/>
           <w:lang w:eastAsia="zh-CN"/>
         </w:rPr>
         <w:t>磁石</w:t>
@@ -10232,7 +10232,7 @@
           <w:rFonts w:ascii="Times New Roman" w:eastAsia="宋体" w:hAnsi="Times New Roman"/>
           <w:sz w:val="21"/>
           <w:szCs w:val="21"/>
-          <w:bdr w:val="single" w:sz="8" w:space="0" w:color="auto"/>
+          <w:shd w:val="clear" w:color="auto" w:fill="D9D9D9"/>
           <w:lang w:eastAsia="zh-CN"/>
         </w:rPr>
         <w:t>指南针</w:t>
@@ -10316,7 +10316,7 @@
           <w:rFonts w:ascii="Times New Roman" w:eastAsia="宋体" w:hAnsi="Times New Roman"/>
           <w:sz w:val="21"/>
           <w:szCs w:val="21"/>
-          <w:bdr w:val="single" w:sz="8" w:space="0" w:color="auto"/>
+          <w:shd w:val="clear" w:color="auto" w:fill="D9D9D9"/>
           <w:lang w:eastAsia="zh-CN"/>
         </w:rPr>
         <w:t>1820</w:t>
@@ -10326,7 +10326,7 @@
           <w:rFonts w:ascii="Times New Roman" w:eastAsia="宋体" w:hAnsi="Times New Roman"/>
           <w:sz w:val="21"/>
           <w:szCs w:val="21"/>
-          <w:bdr w:val="single" w:sz="8" w:space="0" w:color="auto"/>
+          <w:shd w:val="clear" w:color="auto" w:fill="D9D9D9"/>
           <w:lang w:eastAsia="zh-CN"/>
         </w:rPr>
         <w:t>年</w:t>
@@ -10345,7 +10345,7 @@
           <w:rFonts w:ascii="Times New Roman" w:eastAsia="宋体" w:hAnsi="Times New Roman"/>
           <w:sz w:val="21"/>
           <w:szCs w:val="21"/>
-          <w:bdr w:val="single" w:sz="8" w:space="0" w:color="auto"/>
+          <w:shd w:val="clear" w:color="auto" w:fill="D9D9D9"/>
           <w:lang w:eastAsia="zh-CN"/>
         </w:rPr>
         <w:t>奥斯特</w:t>
@@ -10364,7 +10364,7 @@
           <w:rFonts w:ascii="Times New Roman" w:eastAsia="宋体" w:hAnsi="Times New Roman"/>
           <w:sz w:val="21"/>
           <w:szCs w:val="21"/>
-          <w:bdr w:val="single" w:sz="8" w:space="0" w:color="auto"/>
+          <w:shd w:val="clear" w:color="auto" w:fill="D9D9D9"/>
           <w:lang w:eastAsia="zh-CN"/>
         </w:rPr>
         <w:t>电流的磁效应</w:t>
@@ -10476,7 +10476,7 @@
           <w:rFonts w:ascii="Times New Roman" w:eastAsia="宋体" w:hAnsi="Times New Roman"/>
           <w:sz w:val="21"/>
           <w:szCs w:val="21"/>
-          <w:bdr w:val="single" w:sz="8" w:space="0" w:color="auto"/>
+          <w:shd w:val="clear" w:color="auto" w:fill="D9D9D9"/>
           <w:lang w:eastAsia="zh-CN"/>
         </w:rPr>
         <w:t>安培</w:t>
@@ -10505,7 +10505,7 @@
           <w:rFonts w:ascii="Times New Roman" w:eastAsia="宋体" w:hAnsi="Times New Roman"/>
           <w:sz w:val="21"/>
           <w:szCs w:val="21"/>
-          <w:bdr w:val="single" w:sz="8" w:space="0" w:color="auto"/>
+          <w:shd w:val="clear" w:color="auto" w:fill="D9D9D9"/>
           <w:lang w:eastAsia="zh-CN"/>
         </w:rPr>
         <w:t>「分子电流」假说</w:t>
@@ -10524,7 +10524,7 @@
           <w:rFonts w:ascii="Times New Roman" w:eastAsia="宋体" w:hAnsi="Times New Roman"/>
           <w:sz w:val="21"/>
           <w:szCs w:val="21"/>
-          <w:bdr w:val="single" w:sz="8" w:space="0" w:color="auto"/>
+          <w:shd w:val="clear" w:color="auto" w:fill="D9D9D9"/>
           <w:lang w:eastAsia="zh-CN"/>
         </w:rPr>
         <w:t>安培定则</w:t>
@@ -10608,7 +10608,7 @@
           <w:rFonts w:ascii="Times New Roman" w:eastAsia="宋体" w:hAnsi="Times New Roman"/>
           <w:sz w:val="21"/>
           <w:szCs w:val="21"/>
-          <w:bdr w:val="single" w:sz="8" w:space="0" w:color="auto"/>
+          <w:shd w:val="clear" w:color="auto" w:fill="D9D9D9"/>
           <w:lang w:eastAsia="zh-CN"/>
         </w:rPr>
         <w:t>法拉第</w:t>
@@ -10683,7 +10683,7 @@
           <w:rFonts w:ascii="Times New Roman" w:eastAsia="宋体" w:hAnsi="Times New Roman"/>
           <w:sz w:val="21"/>
           <w:szCs w:val="21"/>
-          <w:bdr w:val="single" w:sz="8" w:space="0" w:color="auto"/>
+          <w:shd w:val="clear" w:color="auto" w:fill="D9D9D9"/>
           <w:lang w:eastAsia="zh-CN"/>
         </w:rPr>
         <w:t>1831</w:t>
@@ -10693,7 +10693,7 @@
           <w:rFonts w:ascii="Times New Roman" w:eastAsia="宋体" w:hAnsi="Times New Roman"/>
           <w:sz w:val="21"/>
           <w:szCs w:val="21"/>
-          <w:bdr w:val="single" w:sz="8" w:space="0" w:color="auto"/>
+          <w:shd w:val="clear" w:color="auto" w:fill="D9D9D9"/>
           <w:lang w:eastAsia="zh-CN"/>
         </w:rPr>
         <w:t>年</w:t>
@@ -10703,7 +10703,7 @@
           <w:rFonts w:ascii="Times New Roman" w:eastAsia="宋体" w:hAnsi="Times New Roman"/>
           <w:sz w:val="21"/>
           <w:szCs w:val="21"/>
-          <w:bdr w:val="single" w:sz="8" w:space="0" w:color="auto"/>
+          <w:shd w:val="clear" w:color="auto" w:fill="D9D9D9"/>
           <w:lang w:eastAsia="zh-CN"/>
         </w:rPr>
         <w:t>8</w:t>
@@ -10713,7 +10713,7 @@
           <w:rFonts w:ascii="Times New Roman" w:eastAsia="宋体" w:hAnsi="Times New Roman"/>
           <w:sz w:val="21"/>
           <w:szCs w:val="21"/>
-          <w:bdr w:val="single" w:sz="8" w:space="0" w:color="auto"/>
+          <w:shd w:val="clear" w:color="auto" w:fill="D9D9D9"/>
           <w:lang w:eastAsia="zh-CN"/>
         </w:rPr>
         <w:t>月</w:t>
@@ -10723,7 +10723,7 @@
           <w:rFonts w:ascii="Times New Roman" w:eastAsia="宋体" w:hAnsi="Times New Roman"/>
           <w:sz w:val="21"/>
           <w:szCs w:val="21"/>
-          <w:bdr w:val="single" w:sz="8" w:space="0" w:color="auto"/>
+          <w:shd w:val="clear" w:color="auto" w:fill="D9D9D9"/>
           <w:lang w:eastAsia="zh-CN"/>
         </w:rPr>
         <w:t>29</w:t>
@@ -10733,7 +10733,7 @@
           <w:rFonts w:ascii="Times New Roman" w:eastAsia="宋体" w:hAnsi="Times New Roman"/>
           <w:sz w:val="21"/>
           <w:szCs w:val="21"/>
-          <w:bdr w:val="single" w:sz="8" w:space="0" w:color="auto"/>
+          <w:shd w:val="clear" w:color="auto" w:fill="D9D9D9"/>
           <w:lang w:eastAsia="zh-CN"/>
         </w:rPr>
         <w:t>日</w:t>
@@ -10772,7 +10772,7 @@
           <w:rFonts w:ascii="Times New Roman" w:eastAsia="宋体" w:hAnsi="Times New Roman"/>
           <w:sz w:val="21"/>
           <w:szCs w:val="21"/>
-          <w:bdr w:val="single" w:sz="8" w:space="0" w:color="auto"/>
+          <w:shd w:val="clear" w:color="auto" w:fill="D9D9D9"/>
           <w:lang w:eastAsia="zh-CN"/>
         </w:rPr>
         <w:t>变化、运动的过程</w:t>
@@ -10865,7 +10865,7 @@
           <w:rFonts w:ascii="Times New Roman" w:eastAsia="宋体" w:hAnsi="Times New Roman"/>
           <w:sz w:val="21"/>
           <w:szCs w:val="21"/>
-          <w:bdr w:val="single" w:sz="8" w:space="0" w:color="auto"/>
+          <w:shd w:val="clear" w:color="auto" w:fill="D9D9D9"/>
           <w:lang w:eastAsia="zh-CN"/>
         </w:rPr>
         <w:t>麦克斯韦</w:t>
@@ -10884,7 +10884,7 @@
           <w:rFonts w:ascii="Times New Roman" w:eastAsia="宋体" w:hAnsi="Times New Roman"/>
           <w:sz w:val="21"/>
           <w:szCs w:val="21"/>
-          <w:bdr w:val="single" w:sz="8" w:space="0" w:color="auto"/>
+          <w:shd w:val="clear" w:color="auto" w:fill="D9D9D9"/>
           <w:lang w:eastAsia="zh-CN"/>
         </w:rPr>
         <w:t>经典电磁场理论</w:t>
@@ -10903,7 +10903,7 @@
           <w:rFonts w:ascii="Times New Roman" w:eastAsia="宋体" w:hAnsi="Times New Roman"/>
           <w:sz w:val="21"/>
           <w:szCs w:val="21"/>
-          <w:bdr w:val="single" w:sz="8" w:space="0" w:color="auto"/>
+          <w:shd w:val="clear" w:color="auto" w:fill="D9D9D9"/>
           <w:lang w:eastAsia="zh-CN"/>
         </w:rPr>
         <w:t>电磁波</w:t>
@@ -10922,7 +10922,7 @@
           <w:rFonts w:ascii="Times New Roman" w:eastAsia="宋体" w:hAnsi="Times New Roman"/>
           <w:sz w:val="21"/>
           <w:szCs w:val="21"/>
-          <w:bdr w:val="single" w:sz="8" w:space="0" w:color="auto"/>
+          <w:shd w:val="clear" w:color="auto" w:fill="D9D9D9"/>
           <w:lang w:eastAsia="zh-CN"/>
         </w:rPr>
         <w:t>光是电磁波</w:t>
@@ -10941,7 +10941,7 @@
           <w:rFonts w:ascii="Times New Roman" w:eastAsia="宋体" w:hAnsi="Times New Roman"/>
           <w:sz w:val="21"/>
           <w:szCs w:val="21"/>
-          <w:bdr w:val="single" w:sz="8" w:space="0" w:color="auto"/>
+          <w:shd w:val="clear" w:color="auto" w:fill="D9D9D9"/>
           <w:lang w:eastAsia="zh-CN"/>
         </w:rPr>
         <w:t>1886</w:t>
@@ -10951,7 +10951,7 @@
           <w:rFonts w:ascii="Times New Roman" w:eastAsia="宋体" w:hAnsi="Times New Roman"/>
           <w:sz w:val="21"/>
           <w:szCs w:val="21"/>
-          <w:bdr w:val="single" w:sz="8" w:space="0" w:color="auto"/>
+          <w:shd w:val="clear" w:color="auto" w:fill="D9D9D9"/>
           <w:lang w:eastAsia="zh-CN"/>
         </w:rPr>
         <w:t>年</w:t>
@@ -10970,7 +10970,7 @@
           <w:rFonts w:ascii="Times New Roman" w:eastAsia="宋体" w:hAnsi="Times New Roman"/>
           <w:sz w:val="21"/>
           <w:szCs w:val="21"/>
-          <w:bdr w:val="single" w:sz="8" w:space="0" w:color="auto"/>
+          <w:shd w:val="clear" w:color="auto" w:fill="D9D9D9"/>
           <w:lang w:eastAsia="zh-CN"/>
         </w:rPr>
         <w:t>赫兹</w:t>
@@ -10989,7 +10989,7 @@
           <w:rFonts w:ascii="Times New Roman" w:eastAsia="宋体" w:hAnsi="Times New Roman"/>
           <w:sz w:val="21"/>
           <w:szCs w:val="21"/>
-          <w:bdr w:val="single" w:sz="8" w:space="0" w:color="auto"/>
+          <w:shd w:val="clear" w:color="auto" w:fill="D9D9D9"/>
           <w:lang w:eastAsia="zh-CN"/>
         </w:rPr>
         <w:t>反射、折射、干涉、偏振、衍射</w:t>
@@ -11073,7 +11073,7 @@
           <w:rFonts w:ascii="Times New Roman" w:eastAsia="宋体" w:hAnsi="Times New Roman"/>
           <w:sz w:val="21"/>
           <w:szCs w:val="21"/>
-          <w:bdr w:val="single" w:sz="8" w:space="0" w:color="auto"/>
+          <w:shd w:val="clear" w:color="auto" w:fill="D9D9D9"/>
           <w:lang w:eastAsia="zh-CN"/>
         </w:rPr>
         <w:t>1900</w:t>
@@ -11083,7 +11083,7 @@
           <w:rFonts w:ascii="Times New Roman" w:eastAsia="宋体" w:hAnsi="Times New Roman"/>
           <w:sz w:val="21"/>
           <w:szCs w:val="21"/>
-          <w:bdr w:val="single" w:sz="8" w:space="0" w:color="auto"/>
+          <w:shd w:val="clear" w:color="auto" w:fill="D9D9D9"/>
           <w:lang w:eastAsia="zh-CN"/>
         </w:rPr>
         <w:t>年底</w:t>
@@ -11102,7 +11102,7 @@
           <w:rFonts w:ascii="Times New Roman" w:eastAsia="宋体" w:hAnsi="Times New Roman"/>
           <w:sz w:val="21"/>
           <w:szCs w:val="21"/>
-          <w:bdr w:val="single" w:sz="8" w:space="0" w:color="auto"/>
+          <w:shd w:val="clear" w:color="auto" w:fill="D9D9D9"/>
           <w:lang w:eastAsia="zh-CN"/>
         </w:rPr>
         <w:t>普朗克</w:t>
@@ -11158,7 +11158,7 @@
           <w:rFonts w:ascii="Times New Roman" w:eastAsia="宋体" w:hAnsi="Times New Roman"/>
           <w:sz w:val="21"/>
           <w:szCs w:val="21"/>
-          <w:bdr w:val="single" w:sz="8" w:space="0" w:color="auto"/>
+          <w:shd w:val="clear" w:color="auto" w:fill="D9D9D9"/>
           <w:lang w:eastAsia="zh-CN"/>
         </w:rPr>
         <w:t>能量子</w:t>
@@ -11172,7 +11172,7 @@
             <w:rFonts w:ascii="Cambria Math" w:hAnsi="Cambria Math"/>
             <w:sz w:val="21"/>
             <w:szCs w:val="21"/>
-            <w:bdr w:val="single" w:sz="8" w:space="0" w:color="auto"/>
+            <w:shd w:val="clear" w:color="auto" w:fill="D9D9D9"/>
             <w:lang w:eastAsia="zh-CN"/>
           </w:rPr>
           <m:t>ε=hν</m:t>
@@ -11296,7 +11296,7 @@
           <w:rFonts w:ascii="Times New Roman" w:eastAsia="宋体" w:hAnsi="Times New Roman"/>
           <w:sz w:val="21"/>
           <w:szCs w:val="21"/>
-          <w:bdr w:val="single" w:sz="8" w:space="0" w:color="auto"/>
+          <w:shd w:val="clear" w:color="auto" w:fill="D9D9D9"/>
           <w:lang w:eastAsia="zh-CN"/>
         </w:rPr>
         <w:t>弗莱</w:t>
@@ -11307,7 +11307,7 @@
           <w:rFonts w:ascii="Times New Roman" w:eastAsia="宋体" w:hAnsi="Times New Roman"/>
           <w:sz w:val="21"/>
           <w:szCs w:val="21"/>
-          <w:bdr w:val="single" w:sz="8" w:space="0" w:color="auto"/>
+          <w:shd w:val="clear" w:color="auto" w:fill="D9D9D9"/>
           <w:lang w:eastAsia="zh-CN"/>
         </w:rPr>
         <w:t>明左手定则</w:t>
@@ -11371,7 +11371,7 @@
           <w:rFonts w:ascii="Times New Roman" w:eastAsia="宋体" w:hAnsi="Times New Roman"/>
           <w:sz w:val="21"/>
           <w:szCs w:val="21"/>
-          <w:bdr w:val="single" w:sz="8" w:space="0" w:color="auto"/>
+          <w:shd w:val="clear" w:color="auto" w:fill="D9D9D9"/>
           <w:lang w:eastAsia="zh-CN"/>
         </w:rPr>
         <w:t>「天眼之父」的南仁东</w:t>
@@ -11408,7 +11408,7 @@
           <w:rFonts w:ascii="Times New Roman" w:eastAsia="宋体" w:hAnsi="Times New Roman"/>
           <w:sz w:val="21"/>
           <w:szCs w:val="21"/>
-          <w:bdr w:val="single" w:sz="8" w:space="0" w:color="auto"/>
+          <w:shd w:val="clear" w:color="auto" w:fill="D9D9D9"/>
           <w:lang w:eastAsia="zh-CN"/>
         </w:rPr>
         <w:t>FAST</w:t>
@@ -11696,7 +11696,7 @@
           <w:rFonts w:ascii="Times New Roman" w:eastAsia="宋体" w:hAnsi="Times New Roman"/>
           <w:sz w:val="21"/>
           <w:szCs w:val="21"/>
-          <w:bdr w:val="single" w:sz="8" w:space="0" w:color="auto"/>
+          <w:shd w:val="clear" w:color="auto" w:fill="D9D9D9"/>
           <w:lang w:eastAsia="zh-CN"/>
         </w:rPr>
         <w:t>笛卡</w:t>
@@ -11707,7 +11707,7 @@
           <w:rFonts w:ascii="Times New Roman" w:eastAsia="宋体" w:hAnsi="Times New Roman"/>
           <w:sz w:val="21"/>
           <w:szCs w:val="21"/>
-          <w:bdr w:val="single" w:sz="8" w:space="0" w:color="auto"/>
+          <w:shd w:val="clear" w:color="auto" w:fill="D9D9D9"/>
           <w:lang w:eastAsia="zh-CN"/>
         </w:rPr>
         <w:t>儿</w:t>
@@ -11763,7 +11763,7 @@
           <w:rFonts w:ascii="Times New Roman" w:eastAsia="宋体" w:hAnsi="Times New Roman"/>
           <w:sz w:val="21"/>
           <w:szCs w:val="21"/>
-          <w:bdr w:val="single" w:sz="8" w:space="0" w:color="auto"/>
+          <w:shd w:val="clear" w:color="auto" w:fill="D9D9D9"/>
           <w:lang w:eastAsia="zh-CN"/>
         </w:rPr>
         <w:t>动量守恒定律的雏形</w:t>
@@ -11782,7 +11782,7 @@
           <w:rFonts w:ascii="Times New Roman" w:eastAsia="宋体" w:hAnsi="Times New Roman"/>
           <w:sz w:val="21"/>
           <w:szCs w:val="21"/>
-          <w:bdr w:val="single" w:sz="8" w:space="0" w:color="auto"/>
+          <w:shd w:val="clear" w:color="auto" w:fill="D9D9D9"/>
           <w:lang w:eastAsia="zh-CN"/>
         </w:rPr>
         <w:t>莱布尼兹</w:t>
@@ -11819,7 +11819,7 @@
           <w:rFonts w:ascii="Times New Roman" w:eastAsia="宋体" w:hAnsi="Times New Roman"/>
           <w:sz w:val="21"/>
           <w:szCs w:val="21"/>
-          <w:bdr w:val="single" w:sz="8" w:space="0" w:color="auto"/>
+          <w:shd w:val="clear" w:color="auto" w:fill="D9D9D9"/>
           <w:lang w:eastAsia="zh-CN"/>
         </w:rPr>
         <w:t>达兰贝尔</w:t>
@@ -11903,7 +11903,7 @@
           <w:rFonts w:ascii="Times New Roman" w:eastAsia="宋体" w:hAnsi="Times New Roman"/>
           <w:sz w:val="21"/>
           <w:szCs w:val="21"/>
-          <w:bdr w:val="single" w:sz="8" w:space="0" w:color="auto"/>
+          <w:shd w:val="clear" w:color="auto" w:fill="D9D9D9"/>
           <w:lang w:eastAsia="zh-CN"/>
         </w:rPr>
         <w:t>惠更斯</w:t>
@@ -11958,7 +11958,7 @@
           <w:rFonts w:ascii="Times New Roman" w:eastAsia="宋体" w:hAnsi="Times New Roman"/>
           <w:sz w:val="21"/>
           <w:szCs w:val="21"/>
-          <w:bdr w:val="single" w:sz="8" w:space="0" w:color="auto"/>
+          <w:shd w:val="clear" w:color="auto" w:fill="D9D9D9"/>
           <w:lang w:eastAsia="zh-CN"/>
         </w:rPr>
         <w:t>查德威克</w:t>
@@ -11986,7 +11986,7 @@
           <w:rFonts w:ascii="Times New Roman" w:eastAsia="宋体" w:hAnsi="Times New Roman"/>
           <w:sz w:val="21"/>
           <w:szCs w:val="21"/>
-          <w:bdr w:val="single" w:sz="8" w:space="0" w:color="auto"/>
+          <w:shd w:val="clear" w:color="auto" w:fill="D9D9D9"/>
           <w:lang w:eastAsia="zh-CN"/>
         </w:rPr>
         <w:t>动量守恒</w:t>
@@ -12238,7 +12238,7 @@
           <w:rFonts w:ascii="Times New Roman" w:eastAsia="宋体" w:hAnsi="Times New Roman"/>
           <w:sz w:val="21"/>
           <w:szCs w:val="21"/>
-          <w:bdr w:val="single" w:sz="8" w:space="0" w:color="auto"/>
+          <w:shd w:val="clear" w:color="auto" w:fill="D9D9D9"/>
           <w:lang w:eastAsia="zh-CN"/>
         </w:rPr>
         <w:t>伽利略</w:t>
@@ -12257,7 +12257,7 @@
           <w:rFonts w:ascii="Times New Roman" w:eastAsia="宋体" w:hAnsi="Times New Roman"/>
           <w:sz w:val="21"/>
           <w:szCs w:val="21"/>
-          <w:bdr w:val="single" w:sz="8" w:space="0" w:color="auto"/>
+          <w:shd w:val="clear" w:color="auto" w:fill="D9D9D9"/>
           <w:lang w:eastAsia="zh-CN"/>
         </w:rPr>
         <w:t>小振幅条件下的近似等时性</w:t>
@@ -12321,7 +12321,7 @@
           <w:rFonts w:ascii="Times New Roman" w:eastAsia="宋体" w:hAnsi="Times New Roman"/>
           <w:sz w:val="21"/>
           <w:szCs w:val="21"/>
-          <w:bdr w:val="single" w:sz="8" w:space="0" w:color="auto"/>
+          <w:shd w:val="clear" w:color="auto" w:fill="D9D9D9"/>
           <w:lang w:eastAsia="zh-CN"/>
         </w:rPr>
         <w:t>惠更斯</w:t>
@@ -12344,7 +12344,7 @@
             <w:rFonts w:ascii="Cambria Math" w:hAnsi="Cambria Math"/>
             <w:sz w:val="21"/>
             <w:szCs w:val="21"/>
-            <w:bdr w:val="single" w:sz="8" w:space="0" w:color="auto"/>
+            <w:shd w:val="clear" w:color="auto" w:fill="D9D9D9"/>
             <w:lang w:eastAsia="zh-CN"/>
           </w:rPr>
           <m:t>T=2</m:t>
@@ -12357,7 +12357,7 @@
             <w:rFonts w:ascii="Cambria Math" w:hAnsi="Cambria Math"/>
             <w:sz w:val="21"/>
             <w:szCs w:val="21"/>
-            <w:bdr w:val="single" w:sz="8" w:space="0" w:color="auto"/>
+            <w:shd w:val="clear" w:color="auto" w:fill="D9D9D9"/>
             <w:lang w:eastAsia="zh-CN"/>
           </w:rPr>
           <m:t>π</m:t>
@@ -12370,7 +12370,7 @@
                 <w:rFonts w:ascii="Cambria Math" w:hAnsi="Cambria Math"/>
                 <w:sz w:val="21"/>
                 <w:szCs w:val="21"/>
-                <w:bdr w:val="single" w:sz="8" w:space="0" w:color="auto"/>
+                <w:shd w:val="clear" w:color="auto" w:fill="D9D9D9"/>
               </w:rPr>
             </m:ctrlPr>
           </m:radPr>
@@ -12423,7 +12423,7 @@
           <w:rFonts w:ascii="Times New Roman" w:eastAsia="宋体" w:hAnsi="Times New Roman"/>
           <w:sz w:val="21"/>
           <w:szCs w:val="21"/>
-          <w:bdr w:val="single" w:sz="8" w:space="0" w:color="auto"/>
+          <w:shd w:val="clear" w:color="auto" w:fill="D9D9D9"/>
           <w:lang w:eastAsia="zh-CN"/>
         </w:rPr>
         <w:t>摆钟</w:t>
@@ -12516,7 +12516,7 @@
           <w:rFonts w:ascii="Times New Roman" w:eastAsia="宋体" w:hAnsi="Times New Roman"/>
           <w:sz w:val="21"/>
           <w:szCs w:val="21"/>
-          <w:bdr w:val="single" w:sz="8" w:space="0" w:color="auto"/>
+          <w:shd w:val="clear" w:color="auto" w:fill="D9D9D9"/>
           <w:lang w:eastAsia="zh-CN"/>
         </w:rPr>
         <w:t>小振幅（小偏角）近似</w:t>
@@ -12721,7 +12721,7 @@
           <w:rFonts w:ascii="Times New Roman" w:eastAsia="宋体" w:hAnsi="Times New Roman"/>
           <w:sz w:val="21"/>
           <w:szCs w:val="21"/>
-          <w:bdr w:val="single" w:sz="8" w:space="0" w:color="auto"/>
+          <w:shd w:val="clear" w:color="auto" w:fill="D9D9D9"/>
           <w:lang w:eastAsia="zh-CN"/>
         </w:rPr>
         <w:t>1842</w:t>
@@ -12731,7 +12731,7 @@
           <w:rFonts w:ascii="Times New Roman" w:eastAsia="宋体" w:hAnsi="Times New Roman"/>
           <w:sz w:val="21"/>
           <w:szCs w:val="21"/>
-          <w:bdr w:val="single" w:sz="8" w:space="0" w:color="auto"/>
+          <w:shd w:val="clear" w:color="auto" w:fill="D9D9D9"/>
           <w:lang w:eastAsia="zh-CN"/>
         </w:rPr>
         <w:t>年</w:t>
@@ -12750,7 +12750,7 @@
           <w:rFonts w:ascii="Times New Roman" w:eastAsia="宋体" w:hAnsi="Times New Roman"/>
           <w:sz w:val="21"/>
           <w:szCs w:val="21"/>
-          <w:bdr w:val="single" w:sz="8" w:space="0" w:color="auto"/>
+          <w:shd w:val="clear" w:color="auto" w:fill="D9D9D9"/>
           <w:lang w:eastAsia="zh-CN"/>
         </w:rPr>
         <w:t>多普勒</w:t>
@@ -12769,7 +12769,7 @@
           <w:rFonts w:ascii="Times New Roman" w:eastAsia="宋体" w:hAnsi="Times New Roman"/>
           <w:sz w:val="21"/>
           <w:szCs w:val="21"/>
-          <w:bdr w:val="single" w:sz="8" w:space="0" w:color="auto"/>
+          <w:shd w:val="clear" w:color="auto" w:fill="D9D9D9"/>
           <w:lang w:eastAsia="zh-CN"/>
         </w:rPr>
         <w:t>接收到的波的频率</w:t>
@@ -12797,7 +12797,7 @@
           <w:rFonts w:ascii="Times New Roman" w:eastAsia="宋体" w:hAnsi="Times New Roman"/>
           <w:sz w:val="21"/>
           <w:szCs w:val="21"/>
-          <w:bdr w:val="single" w:sz="8" w:space="0" w:color="auto"/>
+          <w:shd w:val="clear" w:color="auto" w:fill="D9D9D9"/>
           <w:lang w:eastAsia="zh-CN"/>
         </w:rPr>
         <w:t>多普勒效应</w:t>
@@ -12881,7 +12881,7 @@
           <w:rFonts w:ascii="Times New Roman" w:eastAsia="宋体" w:hAnsi="Times New Roman"/>
           <w:sz w:val="21"/>
           <w:szCs w:val="21"/>
-          <w:bdr w:val="single" w:sz="8" w:space="0" w:color="auto"/>
+          <w:shd w:val="clear" w:color="auto" w:fill="D9D9D9"/>
           <w:lang w:eastAsia="zh-CN"/>
         </w:rPr>
         <w:t>惠更斯原理</w:t>
@@ -13202,7 +13202,7 @@
           <w:rFonts w:ascii="Times New Roman" w:eastAsia="宋体" w:hAnsi="Times New Roman"/>
           <w:sz w:val="21"/>
           <w:szCs w:val="21"/>
-          <w:bdr w:val="single" w:sz="8" w:space="0" w:color="auto"/>
+          <w:shd w:val="clear" w:color="auto" w:fill="D9D9D9"/>
           <w:lang w:eastAsia="zh-CN"/>
         </w:rPr>
         <w:t>牛顿支持微粒说</w:t>
@@ -13221,7 +13221,7 @@
           <w:rFonts w:ascii="Times New Roman" w:eastAsia="宋体" w:hAnsi="Times New Roman"/>
           <w:sz w:val="21"/>
           <w:szCs w:val="21"/>
-          <w:bdr w:val="single" w:sz="8" w:space="0" w:color="auto"/>
+          <w:shd w:val="clear" w:color="auto" w:fill="D9D9D9"/>
           <w:lang w:eastAsia="zh-CN"/>
         </w:rPr>
         <w:t>惠更斯首先提出波动说</w:t>
@@ -13258,7 +13258,7 @@
           <w:rFonts w:ascii="Times New Roman" w:eastAsia="宋体" w:hAnsi="Times New Roman"/>
           <w:sz w:val="21"/>
           <w:szCs w:val="21"/>
-          <w:bdr w:val="single" w:sz="8" w:space="0" w:color="auto"/>
+          <w:shd w:val="clear" w:color="auto" w:fill="D9D9D9"/>
           <w:lang w:eastAsia="zh-CN"/>
         </w:rPr>
         <w:t>干涉和衍射</w:t>
@@ -13313,7 +13313,7 @@
           <w:rFonts w:ascii="Times New Roman" w:eastAsia="宋体" w:hAnsi="Times New Roman"/>
           <w:sz w:val="21"/>
           <w:szCs w:val="21"/>
-          <w:bdr w:val="single" w:sz="8" w:space="0" w:color="auto"/>
+          <w:shd w:val="clear" w:color="auto" w:fill="D9D9D9"/>
           <w:lang w:eastAsia="zh-CN"/>
         </w:rPr>
         <w:t>麦克斯韦</w:t>
@@ -13332,7 +13332,7 @@
           <w:rFonts w:ascii="Times New Roman" w:eastAsia="宋体" w:hAnsi="Times New Roman"/>
           <w:sz w:val="21"/>
           <w:szCs w:val="21"/>
-          <w:bdr w:val="single" w:sz="8" w:space="0" w:color="auto"/>
+          <w:shd w:val="clear" w:color="auto" w:fill="D9D9D9"/>
           <w:lang w:eastAsia="zh-CN"/>
         </w:rPr>
         <w:t>光也是一种电磁波</w:t>
@@ -13416,7 +13416,7 @@
           <w:rFonts w:ascii="Times New Roman" w:eastAsia="宋体" w:hAnsi="Times New Roman"/>
           <w:sz w:val="21"/>
           <w:szCs w:val="21"/>
-          <w:bdr w:val="single" w:sz="8" w:space="0" w:color="auto"/>
+          <w:shd w:val="clear" w:color="auto" w:fill="D9D9D9"/>
           <w:lang w:eastAsia="zh-CN"/>
         </w:rPr>
         <w:t>1621</w:t>
@@ -13426,7 +13426,7 @@
           <w:rFonts w:ascii="Times New Roman" w:eastAsia="宋体" w:hAnsi="Times New Roman"/>
           <w:sz w:val="21"/>
           <w:szCs w:val="21"/>
-          <w:bdr w:val="single" w:sz="8" w:space="0" w:color="auto"/>
+          <w:shd w:val="clear" w:color="auto" w:fill="D9D9D9"/>
           <w:lang w:eastAsia="zh-CN"/>
         </w:rPr>
         <w:t>年</w:t>
@@ -13445,7 +13445,7 @@
           <w:rFonts w:ascii="Times New Roman" w:eastAsia="宋体" w:hAnsi="Times New Roman"/>
           <w:sz w:val="21"/>
           <w:szCs w:val="21"/>
-          <w:bdr w:val="single" w:sz="8" w:space="0" w:color="auto"/>
+          <w:shd w:val="clear" w:color="auto" w:fill="D9D9D9"/>
           <w:lang w:eastAsia="zh-CN"/>
         </w:rPr>
         <w:t>斯涅耳</w:t>
@@ -13464,7 +13464,7 @@
           <w:rFonts w:ascii="Times New Roman" w:eastAsia="宋体" w:hAnsi="Times New Roman"/>
           <w:sz w:val="21"/>
           <w:szCs w:val="21"/>
-          <w:bdr w:val="single" w:sz="8" w:space="0" w:color="auto"/>
+          <w:shd w:val="clear" w:color="auto" w:fill="D9D9D9"/>
           <w:lang w:eastAsia="zh-CN"/>
         </w:rPr>
         <w:t>光的折射定律</w:t>
@@ -13548,7 +13548,7 @@
           <w:rFonts w:ascii="Times New Roman" w:eastAsia="宋体" w:hAnsi="Times New Roman"/>
           <w:sz w:val="21"/>
           <w:szCs w:val="21"/>
-          <w:bdr w:val="single" w:sz="8" w:space="0" w:color="auto"/>
+          <w:shd w:val="clear" w:color="auto" w:fill="D9D9D9"/>
           <w:lang w:eastAsia="zh-CN"/>
         </w:rPr>
         <w:t>1801</w:t>
@@ -13558,7 +13558,7 @@
           <w:rFonts w:ascii="Times New Roman" w:eastAsia="宋体" w:hAnsi="Times New Roman"/>
           <w:sz w:val="21"/>
           <w:szCs w:val="21"/>
-          <w:bdr w:val="single" w:sz="8" w:space="0" w:color="auto"/>
+          <w:shd w:val="clear" w:color="auto" w:fill="D9D9D9"/>
           <w:lang w:eastAsia="zh-CN"/>
         </w:rPr>
         <w:t>年</w:t>
@@ -13577,7 +13577,7 @@
           <w:rFonts w:ascii="Times New Roman" w:eastAsia="宋体" w:hAnsi="Times New Roman"/>
           <w:sz w:val="21"/>
           <w:szCs w:val="21"/>
-          <w:bdr w:val="single" w:sz="8" w:space="0" w:color="auto"/>
+          <w:shd w:val="clear" w:color="auto" w:fill="D9D9D9"/>
           <w:lang w:eastAsia="zh-CN"/>
         </w:rPr>
         <w:t>托马斯</w:t>
@@ -13587,7 +13587,7 @@
           <w:rFonts w:ascii="Times New Roman" w:eastAsia="宋体" w:hAnsi="Times New Roman"/>
           <w:sz w:val="21"/>
           <w:szCs w:val="21"/>
-          <w:bdr w:val="single" w:sz="8" w:space="0" w:color="auto"/>
+          <w:shd w:val="clear" w:color="auto" w:fill="D9D9D9"/>
           <w:lang w:eastAsia="zh-CN"/>
         </w:rPr>
         <w:t>·</w:t>
@@ -13597,7 +13597,7 @@
           <w:rFonts w:ascii="Times New Roman" w:eastAsia="宋体" w:hAnsi="Times New Roman"/>
           <w:sz w:val="21"/>
           <w:szCs w:val="21"/>
-          <w:bdr w:val="single" w:sz="8" w:space="0" w:color="auto"/>
+          <w:shd w:val="clear" w:color="auto" w:fill="D9D9D9"/>
           <w:lang w:eastAsia="zh-CN"/>
         </w:rPr>
         <w:t>杨</w:t>
@@ -13616,7 +13616,7 @@
           <w:rFonts w:ascii="Times New Roman" w:eastAsia="宋体" w:hAnsi="Times New Roman"/>
           <w:sz w:val="21"/>
           <w:szCs w:val="21"/>
-          <w:bdr w:val="single" w:sz="8" w:space="0" w:color="auto"/>
+          <w:shd w:val="clear" w:color="auto" w:fill="D9D9D9"/>
           <w:lang w:eastAsia="zh-CN"/>
         </w:rPr>
         <w:t>光的干涉实验</w:t>
@@ -13635,7 +13635,7 @@
           <w:rFonts w:ascii="Times New Roman" w:eastAsia="宋体" w:hAnsi="Times New Roman"/>
           <w:sz w:val="21"/>
           <w:szCs w:val="21"/>
-          <w:bdr w:val="single" w:sz="8" w:space="0" w:color="auto"/>
+          <w:shd w:val="clear" w:color="auto" w:fill="D9D9D9"/>
           <w:lang w:eastAsia="zh-CN"/>
         </w:rPr>
         <w:t>光是一种波</w:t>
@@ -13720,7 +13720,7 @@
           <w:rFonts w:ascii="Times New Roman" w:eastAsia="宋体" w:hAnsi="Times New Roman"/>
           <w:sz w:val="21"/>
           <w:szCs w:val="21"/>
-          <w:bdr w:val="single" w:sz="8" w:space="0" w:color="auto"/>
+          <w:shd w:val="clear" w:color="auto" w:fill="D9D9D9"/>
           <w:lang w:eastAsia="zh-CN"/>
         </w:rPr>
         <w:t>1818</w:t>
@@ -13730,7 +13730,7 @@
           <w:rFonts w:ascii="Times New Roman" w:eastAsia="宋体" w:hAnsi="Times New Roman"/>
           <w:sz w:val="21"/>
           <w:szCs w:val="21"/>
-          <w:bdr w:val="single" w:sz="8" w:space="0" w:color="auto"/>
+          <w:shd w:val="clear" w:color="auto" w:fill="D9D9D9"/>
           <w:lang w:eastAsia="zh-CN"/>
         </w:rPr>
         <w:t>年</w:t>
@@ -13749,7 +13749,7 @@
           <w:rFonts w:ascii="Times New Roman" w:eastAsia="宋体" w:hAnsi="Times New Roman"/>
           <w:sz w:val="21"/>
           <w:szCs w:val="21"/>
-          <w:bdr w:val="single" w:sz="8" w:space="0" w:color="auto"/>
+          <w:shd w:val="clear" w:color="auto" w:fill="D9D9D9"/>
           <w:lang w:eastAsia="zh-CN"/>
         </w:rPr>
         <w:t>菲</w:t>
@@ -13760,7 +13760,7 @@
           <w:rFonts w:ascii="Times New Roman" w:eastAsia="宋体" w:hAnsi="Times New Roman"/>
           <w:sz w:val="21"/>
           <w:szCs w:val="21"/>
-          <w:bdr w:val="single" w:sz="8" w:space="0" w:color="auto"/>
+          <w:shd w:val="clear" w:color="auto" w:fill="D9D9D9"/>
           <w:lang w:eastAsia="zh-CN"/>
         </w:rPr>
         <w:t>涅耳</w:t>
@@ -13789,7 +13789,7 @@
           <w:rFonts w:ascii="Times New Roman" w:eastAsia="宋体" w:hAnsi="Times New Roman"/>
           <w:sz w:val="21"/>
           <w:szCs w:val="21"/>
-          <w:bdr w:val="single" w:sz="8" w:space="0" w:color="auto"/>
+          <w:shd w:val="clear" w:color="auto" w:fill="D9D9D9"/>
           <w:lang w:eastAsia="zh-CN"/>
         </w:rPr>
         <w:t>泊</w:t>
@@ -13800,7 +13800,7 @@
           <w:rFonts w:ascii="Times New Roman" w:eastAsia="宋体" w:hAnsi="Times New Roman"/>
           <w:sz w:val="21"/>
           <w:szCs w:val="21"/>
-          <w:bdr w:val="single" w:sz="8" w:space="0" w:color="auto"/>
+          <w:shd w:val="clear" w:color="auto" w:fill="D9D9D9"/>
           <w:lang w:eastAsia="zh-CN"/>
         </w:rPr>
         <w:t>松</w:t>
@@ -13829,7 +13829,7 @@
           <w:rFonts w:ascii="Times New Roman" w:eastAsia="宋体" w:hAnsi="Times New Roman"/>
           <w:sz w:val="21"/>
           <w:szCs w:val="21"/>
-          <w:bdr w:val="single" w:sz="8" w:space="0" w:color="auto"/>
+          <w:shd w:val="clear" w:color="auto" w:fill="D9D9D9"/>
           <w:lang w:eastAsia="zh-CN"/>
         </w:rPr>
         <w:t>阿拉果</w:t>
@@ -13866,7 +13866,7 @@
           <w:rFonts w:ascii="Times New Roman" w:eastAsia="宋体" w:hAnsi="Times New Roman"/>
           <w:sz w:val="21"/>
           <w:szCs w:val="21"/>
-          <w:bdr w:val="single" w:sz="8" w:space="0" w:color="auto"/>
+          <w:shd w:val="clear" w:color="auto" w:fill="D9D9D9"/>
           <w:lang w:eastAsia="zh-CN"/>
         </w:rPr>
         <w:t>泊松亮斑</w:t>
@@ -14194,7 +14194,7 @@
           <w:rFonts w:ascii="Times New Roman" w:eastAsia="宋体" w:hAnsi="Times New Roman"/>
           <w:sz w:val="21"/>
           <w:szCs w:val="21"/>
-          <w:bdr w:val="single" w:sz="8" w:space="0" w:color="auto"/>
+          <w:shd w:val="clear" w:color="auto" w:fill="D9D9D9"/>
           <w:lang w:eastAsia="zh-CN"/>
         </w:rPr>
         <w:t>安培</w:t>
@@ -14223,7 +14223,7 @@
           <w:rFonts w:ascii="Times New Roman" w:eastAsia="宋体" w:hAnsi="Times New Roman"/>
           <w:sz w:val="21"/>
           <w:szCs w:val="21"/>
-          <w:bdr w:val="single" w:sz="8" w:space="0" w:color="auto"/>
+          <w:shd w:val="clear" w:color="auto" w:fill="D9D9D9"/>
           <w:lang w:eastAsia="zh-CN"/>
         </w:rPr>
         <w:t>安培力</w:t>
@@ -14337,7 +14337,7 @@
           <w:rFonts w:ascii="Times New Roman" w:eastAsia="宋体" w:hAnsi="Times New Roman"/>
           <w:sz w:val="21"/>
           <w:szCs w:val="21"/>
-          <w:bdr w:val="single" w:sz="8" w:space="0" w:color="auto"/>
+          <w:shd w:val="clear" w:color="auto" w:fill="D9D9D9"/>
           <w:lang w:eastAsia="zh-CN"/>
         </w:rPr>
         <w:t>洛</w:t>
@@ -14348,7 +14348,7 @@
           <w:rFonts w:ascii="Times New Roman" w:eastAsia="宋体" w:hAnsi="Times New Roman"/>
           <w:sz w:val="21"/>
           <w:szCs w:val="21"/>
-          <w:bdr w:val="single" w:sz="8" w:space="0" w:color="auto"/>
+          <w:shd w:val="clear" w:color="auto" w:fill="D9D9D9"/>
           <w:lang w:eastAsia="zh-CN"/>
         </w:rPr>
         <w:t>伦</w:t>
@@ -14359,7 +14359,7 @@
           <w:rFonts w:ascii="Times New Roman" w:eastAsia="宋体" w:hAnsi="Times New Roman"/>
           <w:sz w:val="21"/>
           <w:szCs w:val="21"/>
-          <w:bdr w:val="single" w:sz="8" w:space="0" w:color="auto"/>
+          <w:shd w:val="clear" w:color="auto" w:fill="D9D9D9"/>
           <w:lang w:eastAsia="zh-CN"/>
         </w:rPr>
         <w:t>兹</w:t>
@@ -14388,7 +14388,7 @@
           <w:rFonts w:ascii="Times New Roman" w:eastAsia="宋体" w:hAnsi="Times New Roman"/>
           <w:sz w:val="21"/>
           <w:szCs w:val="21"/>
-          <w:bdr w:val="single" w:sz="8" w:space="0" w:color="auto"/>
+          <w:shd w:val="clear" w:color="auto" w:fill="D9D9D9"/>
           <w:lang w:eastAsia="zh-CN"/>
         </w:rPr>
         <w:t>洛伦兹力</w:t>
@@ -14481,7 +14481,7 @@
           <w:rFonts w:ascii="Times New Roman" w:eastAsia="宋体" w:hAnsi="Times New Roman"/>
           <w:sz w:val="21"/>
           <w:szCs w:val="21"/>
-          <w:bdr w:val="single" w:sz="8" w:space="0" w:color="auto"/>
+          <w:shd w:val="clear" w:color="auto" w:fill="D9D9D9"/>
           <w:lang w:eastAsia="zh-CN"/>
         </w:rPr>
         <w:t>阿斯顿</w:t>
@@ -14500,7 +14500,7 @@
           <w:rFonts w:ascii="Times New Roman" w:eastAsia="宋体" w:hAnsi="Times New Roman"/>
           <w:sz w:val="21"/>
           <w:szCs w:val="21"/>
-          <w:bdr w:val="single" w:sz="8" w:space="0" w:color="auto"/>
+          <w:shd w:val="clear" w:color="auto" w:fill="D9D9D9"/>
           <w:lang w:eastAsia="zh-CN"/>
         </w:rPr>
         <w:t>质谱仪</w:t>
@@ -14519,7 +14519,7 @@
           <w:rFonts w:ascii="Times New Roman" w:eastAsia="宋体" w:hAnsi="Times New Roman"/>
           <w:sz w:val="21"/>
           <w:szCs w:val="21"/>
-          <w:bdr w:val="single" w:sz="8" w:space="0" w:color="auto"/>
+          <w:shd w:val="clear" w:color="auto" w:fill="D9D9D9"/>
           <w:lang w:eastAsia="zh-CN"/>
         </w:rPr>
         <w:t>氖</w:t>
@@ -14529,7 +14529,7 @@
           <w:rFonts w:ascii="Times New Roman" w:eastAsia="宋体" w:hAnsi="Times New Roman"/>
           <w:sz w:val="21"/>
           <w:szCs w:val="21"/>
-          <w:bdr w:val="single" w:sz="8" w:space="0" w:color="auto"/>
+          <w:shd w:val="clear" w:color="auto" w:fill="D9D9D9"/>
           <w:lang w:eastAsia="zh-CN"/>
         </w:rPr>
         <w:t>-20</w:t>
@@ -14539,7 +14539,7 @@
           <w:rFonts w:ascii="Times New Roman" w:eastAsia="宋体" w:hAnsi="Times New Roman"/>
           <w:sz w:val="21"/>
           <w:szCs w:val="21"/>
-          <w:bdr w:val="single" w:sz="8" w:space="0" w:color="auto"/>
+          <w:shd w:val="clear" w:color="auto" w:fill="D9D9D9"/>
           <w:lang w:eastAsia="zh-CN"/>
         </w:rPr>
         <w:t>和</w:t>
@@ -14550,7 +14550,7 @@
           <w:rFonts w:ascii="Times New Roman" w:eastAsia="宋体" w:hAnsi="Times New Roman"/>
           <w:sz w:val="21"/>
           <w:szCs w:val="21"/>
-          <w:bdr w:val="single" w:sz="8" w:space="0" w:color="auto"/>
+          <w:shd w:val="clear" w:color="auto" w:fill="D9D9D9"/>
           <w:lang w:eastAsia="zh-CN"/>
         </w:rPr>
         <w:t>氖</w:t>
@@ -14560,7 +14560,7 @@
           <w:rFonts w:ascii="Times New Roman" w:eastAsia="宋体" w:hAnsi="Times New Roman"/>
           <w:sz w:val="21"/>
           <w:szCs w:val="21"/>
-          <w:bdr w:val="single" w:sz="8" w:space="0" w:color="auto"/>
+          <w:shd w:val="clear" w:color="auto" w:fill="D9D9D9"/>
           <w:lang w:eastAsia="zh-CN"/>
         </w:rPr>
         <w:t>-</w:t>
@@ -14571,7 +14571,7 @@
           <w:rFonts w:ascii="Times New Roman" w:eastAsia="宋体" w:hAnsi="Times New Roman"/>
           <w:sz w:val="21"/>
           <w:szCs w:val="21"/>
-          <w:bdr w:val="single" w:sz="8" w:space="0" w:color="auto"/>
+          <w:shd w:val="clear" w:color="auto" w:fill="D9D9D9"/>
           <w:lang w:eastAsia="zh-CN"/>
         </w:rPr>
         <w:t>22</w:t>
@@ -14590,7 +14590,7 @@
           <w:rFonts w:ascii="Times New Roman" w:eastAsia="宋体" w:hAnsi="Times New Roman"/>
           <w:sz w:val="21"/>
           <w:szCs w:val="21"/>
-          <w:bdr w:val="single" w:sz="8" w:space="0" w:color="auto"/>
+          <w:shd w:val="clear" w:color="auto" w:fill="D9D9D9"/>
           <w:lang w:eastAsia="zh-CN"/>
         </w:rPr>
         <w:t>同位素</w:t>
@@ -14683,7 +14683,7 @@
           <w:rFonts w:ascii="Times New Roman" w:eastAsia="宋体" w:hAnsi="Times New Roman"/>
           <w:sz w:val="21"/>
           <w:szCs w:val="21"/>
-          <w:bdr w:val="single" w:sz="8" w:space="0" w:color="auto"/>
+          <w:shd w:val="clear" w:color="auto" w:fill="D9D9D9"/>
           <w:lang w:eastAsia="zh-CN"/>
         </w:rPr>
         <w:t>劳伦斯</w:t>
@@ -14702,7 +14702,7 @@
           <w:rFonts w:ascii="Times New Roman" w:eastAsia="宋体" w:hAnsi="Times New Roman"/>
           <w:sz w:val="21"/>
           <w:szCs w:val="21"/>
-          <w:bdr w:val="single" w:sz="8" w:space="0" w:color="auto"/>
+          <w:shd w:val="clear" w:color="auto" w:fill="D9D9D9"/>
           <w:lang w:eastAsia="zh-CN"/>
         </w:rPr>
         <w:t>回旋加速器</w:t>
@@ -14806,7 +14806,7 @@
           <w:rFonts w:ascii="Times New Roman" w:eastAsia="宋体" w:hAnsi="Times New Roman"/>
           <w:sz w:val="21"/>
           <w:szCs w:val="21"/>
-          <w:bdr w:val="single" w:sz="8" w:space="0" w:color="auto"/>
+          <w:shd w:val="clear" w:color="auto" w:fill="D9D9D9"/>
           <w:lang w:eastAsia="zh-CN"/>
         </w:rPr>
         <w:t>劳伦斯</w:t>
@@ -14844,7 +14844,7 @@
           <w:rFonts w:ascii="Times New Roman" w:eastAsia="宋体" w:hAnsi="Times New Roman"/>
           <w:sz w:val="21"/>
           <w:szCs w:val="21"/>
-          <w:bdr w:val="single" w:sz="8" w:space="0" w:color="auto"/>
+          <w:shd w:val="clear" w:color="auto" w:fill="D9D9D9"/>
           <w:lang w:eastAsia="zh-CN"/>
         </w:rPr>
         <w:t>洛</w:t>
@@ -14855,7 +14855,7 @@
           <w:rFonts w:ascii="Times New Roman" w:eastAsia="宋体" w:hAnsi="Times New Roman"/>
           <w:sz w:val="21"/>
           <w:szCs w:val="21"/>
-          <w:bdr w:val="single" w:sz="8" w:space="0" w:color="auto"/>
+          <w:shd w:val="clear" w:color="auto" w:fill="D9D9D9"/>
           <w:lang w:eastAsia="zh-CN"/>
         </w:rPr>
         <w:t>伦兹</w:t>
@@ -15080,7 +15080,7 @@
           <w:rFonts w:ascii="Times New Roman" w:eastAsia="宋体" w:hAnsi="Times New Roman"/>
           <w:sz w:val="21"/>
           <w:szCs w:val="21"/>
-          <w:bdr w:val="single" w:sz="8" w:space="0" w:color="auto"/>
+          <w:shd w:val="clear" w:color="auto" w:fill="D9D9D9"/>
           <w:lang w:eastAsia="zh-CN"/>
         </w:rPr>
         <w:t>1834</w:t>
@@ -15090,7 +15090,7 @@
           <w:rFonts w:ascii="Times New Roman" w:eastAsia="宋体" w:hAnsi="Times New Roman"/>
           <w:sz w:val="21"/>
           <w:szCs w:val="21"/>
-          <w:bdr w:val="single" w:sz="8" w:space="0" w:color="auto"/>
+          <w:shd w:val="clear" w:color="auto" w:fill="D9D9D9"/>
           <w:lang w:eastAsia="zh-CN"/>
         </w:rPr>
         <w:t>年</w:t>
@@ -15109,7 +15109,7 @@
           <w:rFonts w:ascii="Times New Roman" w:eastAsia="宋体" w:hAnsi="Times New Roman"/>
           <w:sz w:val="21"/>
           <w:szCs w:val="21"/>
-          <w:bdr w:val="single" w:sz="8" w:space="0" w:color="auto"/>
+          <w:shd w:val="clear" w:color="auto" w:fill="D9D9D9"/>
           <w:lang w:eastAsia="zh-CN"/>
         </w:rPr>
         <w:t>楞次</w:t>
@@ -15137,7 +15137,7 @@
           <w:rFonts w:ascii="Times New Roman" w:eastAsia="宋体" w:hAnsi="Times New Roman"/>
           <w:sz w:val="21"/>
           <w:szCs w:val="21"/>
-          <w:bdr w:val="single" w:sz="8" w:space="0" w:color="auto"/>
+          <w:shd w:val="clear" w:color="auto" w:fill="D9D9D9"/>
           <w:lang w:eastAsia="zh-CN"/>
         </w:rPr>
         <w:t>楞次定律</w:t>
@@ -15221,7 +15221,7 @@
           <w:rFonts w:ascii="Times New Roman" w:eastAsia="宋体" w:hAnsi="Times New Roman"/>
           <w:sz w:val="21"/>
           <w:szCs w:val="21"/>
-          <w:bdr w:val="single" w:sz="8" w:space="0" w:color="auto"/>
+          <w:shd w:val="clear" w:color="auto" w:fill="D9D9D9"/>
           <w:lang w:eastAsia="zh-CN"/>
         </w:rPr>
         <w:t>法拉第</w:t>
@@ -15287,7 +15287,7 @@
           <w:rFonts w:ascii="Times New Roman" w:eastAsia="宋体" w:hAnsi="Times New Roman"/>
           <w:sz w:val="21"/>
           <w:szCs w:val="21"/>
-          <w:bdr w:val="single" w:sz="8" w:space="0" w:color="auto"/>
+          <w:shd w:val="clear" w:color="auto" w:fill="D9D9D9"/>
           <w:lang w:eastAsia="zh-CN"/>
         </w:rPr>
         <w:t>法拉第电磁感应定律</w:t>
@@ -15301,7 +15301,7 @@
             <w:rFonts w:ascii="Cambria Math" w:hAnsi="Cambria Math"/>
             <w:sz w:val="21"/>
             <w:szCs w:val="21"/>
-            <w:bdr w:val="single" w:sz="8" w:space="0" w:color="auto"/>
+            <w:shd w:val="clear" w:color="auto" w:fill="D9D9D9"/>
             <w:lang w:eastAsia="zh-CN"/>
           </w:rPr>
           <m:t>E=n</m:t>
@@ -15313,7 +15313,7 @@
                 <w:rFonts w:ascii="Cambria Math" w:hAnsi="Cambria Math"/>
                 <w:sz w:val="21"/>
                 <w:szCs w:val="21"/>
-                <w:bdr w:val="single" w:sz="8" w:space="0" w:color="auto"/>
+                <w:shd w:val="clear" w:color="auto" w:fill="D9D9D9"/>
               </w:rPr>
             </m:ctrlPr>
           </m:fPr>
@@ -15435,7 +15435,7 @@
           <w:rFonts w:ascii="Times New Roman" w:eastAsia="宋体" w:hAnsi="Times New Roman"/>
           <w:sz w:val="21"/>
           <w:szCs w:val="21"/>
-          <w:bdr w:val="single" w:sz="8" w:space="0" w:color="auto"/>
+          <w:shd w:val="clear" w:color="auto" w:fill="D9D9D9"/>
           <w:lang w:eastAsia="zh-CN"/>
         </w:rPr>
         <w:t>约瑟夫</w:t>
@@ -15445,7 +15445,7 @@
           <w:rFonts w:ascii="Times New Roman" w:eastAsia="宋体" w:hAnsi="Times New Roman"/>
           <w:sz w:val="21"/>
           <w:szCs w:val="21"/>
-          <w:bdr w:val="single" w:sz="8" w:space="0" w:color="auto"/>
+          <w:shd w:val="clear" w:color="auto" w:fill="D9D9D9"/>
           <w:lang w:eastAsia="zh-CN"/>
         </w:rPr>
         <w:t>·</w:t>
@@ -15455,7 +15455,7 @@
           <w:rFonts w:ascii="Times New Roman" w:eastAsia="宋体" w:hAnsi="Times New Roman"/>
           <w:sz w:val="21"/>
           <w:szCs w:val="21"/>
-          <w:bdr w:val="single" w:sz="8" w:space="0" w:color="auto"/>
+          <w:shd w:val="clear" w:color="auto" w:fill="D9D9D9"/>
           <w:lang w:eastAsia="zh-CN"/>
         </w:rPr>
         <w:t>亨利</w:t>
@@ -15474,7 +15474,7 @@
           <w:rFonts w:ascii="Times New Roman" w:eastAsia="宋体" w:hAnsi="Times New Roman"/>
           <w:sz w:val="21"/>
           <w:szCs w:val="21"/>
-          <w:bdr w:val="single" w:sz="8" w:space="0" w:color="auto"/>
+          <w:shd w:val="clear" w:color="auto" w:fill="D9D9D9"/>
           <w:lang w:eastAsia="zh-CN"/>
         </w:rPr>
         <w:t>1832</w:t>
@@ -15484,7 +15484,7 @@
           <w:rFonts w:ascii="Times New Roman" w:eastAsia="宋体" w:hAnsi="Times New Roman"/>
           <w:sz w:val="21"/>
           <w:szCs w:val="21"/>
-          <w:bdr w:val="single" w:sz="8" w:space="0" w:color="auto"/>
+          <w:shd w:val="clear" w:color="auto" w:fill="D9D9D9"/>
           <w:lang w:eastAsia="zh-CN"/>
         </w:rPr>
         <w:t>年</w:t>
@@ -15503,7 +15503,7 @@
           <w:rFonts w:ascii="Times New Roman" w:eastAsia="宋体" w:hAnsi="Times New Roman"/>
           <w:sz w:val="21"/>
           <w:szCs w:val="21"/>
-          <w:bdr w:val="single" w:sz="8" w:space="0" w:color="auto"/>
+          <w:shd w:val="clear" w:color="auto" w:fill="D9D9D9"/>
           <w:lang w:eastAsia="zh-CN"/>
         </w:rPr>
         <w:t>自感</w:t>
@@ -15614,7 +15614,7 @@
           <w:rFonts w:ascii="Times New Roman" w:eastAsia="宋体" w:hAnsi="Times New Roman"/>
           <w:sz w:val="21"/>
           <w:szCs w:val="21"/>
-          <w:bdr w:val="single" w:sz="8" w:space="0" w:color="auto"/>
+          <w:shd w:val="clear" w:color="auto" w:fill="D9D9D9"/>
           <w:lang w:eastAsia="zh-CN"/>
         </w:rPr>
         <w:t>1832</w:t>
@@ -15624,7 +15624,7 @@
           <w:rFonts w:ascii="Times New Roman" w:eastAsia="宋体" w:hAnsi="Times New Roman"/>
           <w:sz w:val="21"/>
           <w:szCs w:val="21"/>
-          <w:bdr w:val="single" w:sz="8" w:space="0" w:color="auto"/>
+          <w:shd w:val="clear" w:color="auto" w:fill="D9D9D9"/>
           <w:lang w:eastAsia="zh-CN"/>
         </w:rPr>
         <w:t>年</w:t>
@@ -15811,7 +15811,7 @@
           <w:rFonts w:ascii="Times New Roman" w:eastAsia="宋体" w:hAnsi="Times New Roman"/>
           <w:sz w:val="21"/>
           <w:szCs w:val="21"/>
-          <w:bdr w:val="single" w:sz="8" w:space="0" w:color="auto"/>
+          <w:shd w:val="clear" w:color="auto" w:fill="D9D9D9"/>
           <w:lang w:eastAsia="zh-CN"/>
         </w:rPr>
         <w:t>法拉第</w:t>
@@ -15830,7 +15830,7 @@
           <w:rFonts w:ascii="Times New Roman" w:eastAsia="宋体" w:hAnsi="Times New Roman"/>
           <w:sz w:val="21"/>
           <w:szCs w:val="21"/>
-          <w:bdr w:val="single" w:sz="8" w:space="0" w:color="auto"/>
+          <w:shd w:val="clear" w:color="auto" w:fill="D9D9D9"/>
           <w:lang w:eastAsia="zh-CN"/>
         </w:rPr>
         <w:t>发电机和变压器</w:t>
@@ -15923,7 +15923,7 @@
           <w:rFonts w:ascii="Times New Roman" w:eastAsia="宋体" w:hAnsi="Times New Roman"/>
           <w:sz w:val="21"/>
           <w:szCs w:val="21"/>
-          <w:bdr w:val="single" w:sz="8" w:space="0" w:color="auto"/>
+          <w:shd w:val="clear" w:color="auto" w:fill="D9D9D9"/>
           <w:lang w:eastAsia="zh-CN"/>
         </w:rPr>
         <w:t>特斯拉</w:t>
@@ -15942,7 +15942,7 @@
           <w:rFonts w:ascii="Times New Roman" w:eastAsia="宋体" w:hAnsi="Times New Roman"/>
           <w:sz w:val="21"/>
           <w:szCs w:val="21"/>
-          <w:bdr w:val="single" w:sz="8" w:space="0" w:color="auto"/>
+          <w:shd w:val="clear" w:color="auto" w:fill="D9D9D9"/>
           <w:lang w:eastAsia="zh-CN"/>
         </w:rPr>
         <w:t>威斯汀豪斯</w:t>
@@ -16192,7 +16192,7 @@
           <w:rFonts w:ascii="Times New Roman" w:eastAsia="宋体" w:hAnsi="Times New Roman"/>
           <w:sz w:val="21"/>
           <w:szCs w:val="21"/>
-          <w:bdr w:val="single" w:sz="8" w:space="0" w:color="auto"/>
+          <w:shd w:val="clear" w:color="auto" w:fill="D9D9D9"/>
           <w:lang w:eastAsia="zh-CN"/>
         </w:rPr>
         <w:t>必修三</w:t>
@@ -16203,7 +16203,7 @@
           <w:rFonts w:ascii="Times New Roman" w:eastAsia="宋体" w:hAnsi="Times New Roman"/>
           <w:sz w:val="21"/>
           <w:szCs w:val="21"/>
-          <w:bdr w:val="single" w:sz="8" w:space="0" w:color="auto"/>
+          <w:shd w:val="clear" w:color="auto" w:fill="D9D9D9"/>
           <w:lang w:eastAsia="zh-CN"/>
         </w:rPr>
         <w:t>13</w:t>
@@ -16214,7 +16214,7 @@
           <w:rFonts w:ascii="Times New Roman" w:eastAsia="宋体" w:hAnsi="Times New Roman"/>
           <w:sz w:val="21"/>
           <w:szCs w:val="21"/>
-          <w:bdr w:val="single" w:sz="8" w:space="0" w:color="auto"/>
+          <w:shd w:val="clear" w:color="auto" w:fill="D9D9D9"/>
           <w:lang w:eastAsia="zh-CN"/>
         </w:rPr>
         <w:t>.4</w:t>
@@ -16224,7 +16224,7 @@
           <w:rFonts w:ascii="Times New Roman" w:eastAsia="宋体" w:hAnsi="Times New Roman"/>
           <w:sz w:val="21"/>
           <w:szCs w:val="21"/>
-          <w:bdr w:val="single" w:sz="8" w:space="0" w:color="auto"/>
+          <w:shd w:val="clear" w:color="auto" w:fill="D9D9D9"/>
           <w:lang w:eastAsia="zh-CN"/>
         </w:rPr>
         <w:t>节</w:t>
@@ -16281,7 +16281,7 @@
           <w:rFonts w:ascii="Times New Roman" w:eastAsia="宋体" w:hAnsi="Times New Roman"/>
           <w:sz w:val="21"/>
           <w:szCs w:val="21"/>
-          <w:bdr w:val="single" w:sz="8" w:space="0" w:color="auto"/>
+          <w:shd w:val="clear" w:color="auto" w:fill="D9D9D9"/>
           <w:lang w:eastAsia="zh-CN"/>
         </w:rPr>
         <w:t>赫</w:t>
@@ -16292,7 +16292,7 @@
           <w:rFonts w:ascii="Times New Roman" w:eastAsia="宋体" w:hAnsi="Times New Roman"/>
           <w:sz w:val="21"/>
           <w:szCs w:val="21"/>
-          <w:bdr w:val="single" w:sz="8" w:space="0" w:color="auto"/>
+          <w:shd w:val="clear" w:color="auto" w:fill="D9D9D9"/>
           <w:lang w:eastAsia="zh-CN"/>
         </w:rPr>
         <w:t>歇尔</w:t>
@@ -16311,7 +16311,7 @@
           <w:rFonts w:ascii="Times New Roman" w:eastAsia="宋体" w:hAnsi="Times New Roman"/>
           <w:sz w:val="21"/>
           <w:szCs w:val="21"/>
-          <w:bdr w:val="single" w:sz="8" w:space="0" w:color="auto"/>
+          <w:shd w:val="clear" w:color="auto" w:fill="D9D9D9"/>
           <w:lang w:eastAsia="zh-CN"/>
         </w:rPr>
         <w:t>红外线</w:t>
@@ -16330,7 +16330,7 @@
           <w:rFonts w:ascii="Times New Roman" w:eastAsia="宋体" w:hAnsi="Times New Roman"/>
           <w:sz w:val="21"/>
           <w:szCs w:val="21"/>
-          <w:bdr w:val="single" w:sz="8" w:space="0" w:color="auto"/>
+          <w:shd w:val="clear" w:color="auto" w:fill="D9D9D9"/>
           <w:lang w:eastAsia="zh-CN"/>
         </w:rPr>
         <w:t>里特</w:t>
@@ -16349,7 +16349,7 @@
           <w:rFonts w:ascii="Times New Roman" w:eastAsia="宋体" w:hAnsi="Times New Roman"/>
           <w:sz w:val="21"/>
           <w:szCs w:val="21"/>
-          <w:bdr w:val="single" w:sz="8" w:space="0" w:color="auto"/>
+          <w:shd w:val="clear" w:color="auto" w:fill="D9D9D9"/>
           <w:lang w:eastAsia="zh-CN"/>
         </w:rPr>
         <w:t>紫外线</w:t>
@@ -16368,7 +16368,7 @@
           <w:rFonts w:ascii="Times New Roman" w:eastAsia="宋体" w:hAnsi="Times New Roman"/>
           <w:sz w:val="21"/>
           <w:szCs w:val="21"/>
-          <w:bdr w:val="single" w:sz="8" w:space="0" w:color="auto"/>
+          <w:shd w:val="clear" w:color="auto" w:fill="D9D9D9"/>
           <w:lang w:eastAsia="zh-CN"/>
         </w:rPr>
         <w:t>伦琴</w:t>
@@ -16387,7 +16387,7 @@
           <w:rFonts w:ascii="Times New Roman" w:eastAsia="宋体" w:hAnsi="Times New Roman"/>
           <w:sz w:val="21"/>
           <w:szCs w:val="21"/>
-          <w:bdr w:val="single" w:sz="8" w:space="0" w:color="auto"/>
+          <w:shd w:val="clear" w:color="auto" w:fill="D9D9D9"/>
           <w:lang w:eastAsia="zh-CN"/>
         </w:rPr>
         <w:t>X</w:t>
@@ -16397,7 +16397,7 @@
           <w:rFonts w:ascii="Times New Roman" w:eastAsia="宋体" w:hAnsi="Times New Roman"/>
           <w:sz w:val="21"/>
           <w:szCs w:val="21"/>
-          <w:bdr w:val="single" w:sz="8" w:space="0" w:color="auto"/>
+          <w:shd w:val="clear" w:color="auto" w:fill="D9D9D9"/>
           <w:lang w:eastAsia="zh-CN"/>
         </w:rPr>
         <w:t>射线</w:t>
@@ -16481,7 +16481,7 @@
           <w:rFonts w:ascii="Times New Roman" w:eastAsia="宋体" w:hAnsi="Times New Roman"/>
           <w:sz w:val="21"/>
           <w:szCs w:val="21"/>
-          <w:bdr w:val="single" w:sz="8" w:space="0" w:color="auto"/>
+          <w:shd w:val="clear" w:color="auto" w:fill="D9D9D9"/>
           <w:lang w:eastAsia="zh-CN"/>
         </w:rPr>
         <w:t>戈德斯坦</w:t>
@@ -16677,7 +16677,7 @@
           <w:rFonts w:ascii="Times New Roman" w:eastAsia="宋体" w:hAnsi="Times New Roman"/>
           <w:sz w:val="21"/>
           <w:szCs w:val="21"/>
-          <w:bdr w:val="single" w:sz="8" w:space="0" w:color="auto"/>
+          <w:shd w:val="clear" w:color="auto" w:fill="D9D9D9"/>
           <w:lang w:eastAsia="zh-CN"/>
         </w:rPr>
         <w:t>非电学量</w:t>
@@ -16696,7 +16696,7 @@
           <w:rFonts w:ascii="Times New Roman" w:eastAsia="宋体" w:hAnsi="Times New Roman"/>
           <w:sz w:val="21"/>
           <w:szCs w:val="21"/>
-          <w:bdr w:val="single" w:sz="8" w:space="0" w:color="auto"/>
+          <w:shd w:val="clear" w:color="auto" w:fill="D9D9D9"/>
           <w:lang w:eastAsia="zh-CN"/>
         </w:rPr>
         <w:t>电学量</w:t>
@@ -16715,7 +16715,7 @@
           <w:rFonts w:ascii="Times New Roman" w:eastAsia="宋体" w:hAnsi="Times New Roman"/>
           <w:sz w:val="21"/>
           <w:szCs w:val="21"/>
-          <w:bdr w:val="single" w:sz="8" w:space="0" w:color="auto"/>
+          <w:shd w:val="clear" w:color="auto" w:fill="D9D9D9"/>
           <w:lang w:eastAsia="zh-CN"/>
         </w:rPr>
         <w:t>转换测量</w:t>
@@ -16808,7 +16808,7 @@
           <w:rFonts w:ascii="Times New Roman" w:eastAsia="宋体" w:hAnsi="Times New Roman"/>
           <w:sz w:val="21"/>
           <w:szCs w:val="21"/>
-          <w:bdr w:val="single" w:sz="8" w:space="0" w:color="auto"/>
+          <w:shd w:val="clear" w:color="auto" w:fill="D9D9D9"/>
           <w:lang w:eastAsia="zh-CN"/>
         </w:rPr>
         <w:t>转换并放大微小量</w:t>
@@ -17021,7 +17021,7 @@
           <w:rFonts w:ascii="Times New Roman" w:eastAsia="宋体" w:hAnsi="Times New Roman"/>
           <w:sz w:val="21"/>
           <w:szCs w:val="21"/>
-          <w:bdr w:val="single" w:sz="8" w:space="0" w:color="auto"/>
+          <w:shd w:val="clear" w:color="auto" w:fill="D9D9D9"/>
           <w:lang w:eastAsia="zh-CN"/>
         </w:rPr>
         <w:t>1827</w:t>
@@ -17031,7 +17031,7 @@
           <w:rFonts w:ascii="Times New Roman" w:eastAsia="宋体" w:hAnsi="Times New Roman"/>
           <w:sz w:val="21"/>
           <w:szCs w:val="21"/>
-          <w:bdr w:val="single" w:sz="8" w:space="0" w:color="auto"/>
+          <w:shd w:val="clear" w:color="auto" w:fill="D9D9D9"/>
           <w:lang w:eastAsia="zh-CN"/>
         </w:rPr>
         <w:t>年</w:t>
@@ -17050,7 +17050,7 @@
           <w:rFonts w:ascii="Times New Roman" w:eastAsia="宋体" w:hAnsi="Times New Roman"/>
           <w:sz w:val="21"/>
           <w:szCs w:val="21"/>
-          <w:bdr w:val="single" w:sz="8" w:space="0" w:color="auto"/>
+          <w:shd w:val="clear" w:color="auto" w:fill="D9D9D9"/>
           <w:lang w:eastAsia="zh-CN"/>
         </w:rPr>
         <w:t>布朗</w:t>
@@ -17078,7 +17078,7 @@
           <w:rFonts w:ascii="Times New Roman" w:eastAsia="宋体" w:hAnsi="Times New Roman"/>
           <w:sz w:val="21"/>
           <w:szCs w:val="21"/>
-          <w:bdr w:val="single" w:sz="8" w:space="0" w:color="auto"/>
+          <w:shd w:val="clear" w:color="auto" w:fill="D9D9D9"/>
           <w:lang w:eastAsia="zh-CN"/>
         </w:rPr>
         <w:t>布朗运动</w:t>
@@ -17097,7 +17097,7 @@
           <w:rFonts w:ascii="Times New Roman" w:eastAsia="宋体" w:hAnsi="Times New Roman"/>
           <w:sz w:val="21"/>
           <w:szCs w:val="21"/>
-          <w:bdr w:val="single" w:sz="8" w:space="0" w:color="auto"/>
+          <w:shd w:val="clear" w:color="auto" w:fill="D9D9D9"/>
           <w:lang w:eastAsia="zh-CN"/>
         </w:rPr>
         <w:t>不是分子</w:t>
@@ -17181,7 +17181,7 @@
           <w:rFonts w:ascii="Times New Roman" w:eastAsia="宋体" w:hAnsi="Times New Roman"/>
           <w:sz w:val="21"/>
           <w:szCs w:val="21"/>
-          <w:bdr w:val="single" w:sz="8" w:space="0" w:color="auto"/>
+          <w:shd w:val="clear" w:color="auto" w:fill="D9D9D9"/>
           <w:lang w:eastAsia="zh-CN"/>
         </w:rPr>
         <w:t>爱因斯坦</w:t>
@@ -17218,7 +17218,7 @@
           <w:rFonts w:ascii="Times New Roman" w:eastAsia="宋体" w:hAnsi="Times New Roman"/>
           <w:sz w:val="21"/>
           <w:szCs w:val="21"/>
-          <w:bdr w:val="single" w:sz="8" w:space="0" w:color="auto"/>
+          <w:shd w:val="clear" w:color="auto" w:fill="D9D9D9"/>
           <w:lang w:eastAsia="zh-CN"/>
         </w:rPr>
         <w:t>佩兰</w:t>
@@ -17419,7 +17419,7 @@
           <w:rFonts w:ascii="Times New Roman" w:eastAsia="宋体" w:hAnsi="Times New Roman"/>
           <w:sz w:val="21"/>
           <w:szCs w:val="21"/>
-          <w:bdr w:val="single" w:sz="8" w:space="0" w:color="auto"/>
+          <w:shd w:val="clear" w:color="auto" w:fill="D9D9D9"/>
           <w:lang w:eastAsia="zh-CN"/>
         </w:rPr>
         <w:t>伽利略</w:t>
@@ -17521,7 +17521,7 @@
           <w:rFonts w:ascii="Times New Roman" w:eastAsia="宋体" w:hAnsi="Times New Roman"/>
           <w:sz w:val="21"/>
           <w:szCs w:val="21"/>
-          <w:bdr w:val="single" w:sz="8" w:space="0" w:color="auto"/>
+          <w:shd w:val="clear" w:color="auto" w:fill="D9D9D9"/>
           <w:lang w:eastAsia="zh-CN"/>
         </w:rPr>
         <w:t>开尔文</w:t>
@@ -17558,7 +17558,7 @@
           <w:rFonts w:ascii="Times New Roman" w:eastAsia="宋体" w:hAnsi="Times New Roman"/>
           <w:sz w:val="21"/>
           <w:szCs w:val="21"/>
-          <w:bdr w:val="single" w:sz="8" w:space="0" w:color="auto"/>
+          <w:shd w:val="clear" w:color="auto" w:fill="D9D9D9"/>
           <w:lang w:eastAsia="zh-CN"/>
         </w:rPr>
         <w:t>热力学温标</w:t>
@@ -17617,7 +17617,7 @@
             <w:rFonts w:ascii="Cambria Math" w:hAnsi="Cambria Math"/>
             <w:sz w:val="21"/>
             <w:szCs w:val="21"/>
-            <w:bdr w:val="single" w:sz="8" w:space="0" w:color="auto"/>
+            <w:shd w:val="clear" w:color="auto" w:fill="D9D9D9"/>
             <w:lang w:eastAsia="zh-CN"/>
           </w:rPr>
           <m:t>T=t+273.15 K</m:t>
@@ -17655,7 +17655,7 @@
           <w:rFonts w:ascii="Times New Roman" w:eastAsia="宋体" w:hAnsi="Times New Roman"/>
           <w:sz w:val="21"/>
           <w:szCs w:val="21"/>
-          <w:bdr w:val="single" w:sz="8" w:space="0" w:color="auto"/>
+          <w:shd w:val="clear" w:color="auto" w:fill="D9D9D9"/>
           <w:lang w:eastAsia="zh-CN"/>
         </w:rPr>
         <w:t>绝对零度</w:t>
@@ -17766,7 +17766,7 @@
           <w:rFonts w:ascii="Times New Roman" w:eastAsia="宋体" w:hAnsi="Times New Roman"/>
           <w:sz w:val="21"/>
           <w:szCs w:val="21"/>
-          <w:bdr w:val="single" w:sz="8" w:space="0" w:color="auto"/>
+          <w:shd w:val="clear" w:color="auto" w:fill="D9D9D9"/>
           <w:lang w:eastAsia="zh-CN"/>
         </w:rPr>
         <w:t>热力学第三定律</w:t>
@@ -17982,7 +17982,7 @@
           <w:rFonts w:ascii="Times New Roman" w:eastAsia="宋体" w:hAnsi="Times New Roman"/>
           <w:sz w:val="21"/>
           <w:szCs w:val="21"/>
-          <w:bdr w:val="single" w:sz="8" w:space="0" w:color="auto"/>
+          <w:shd w:val="clear" w:color="auto" w:fill="D9D9D9"/>
           <w:lang w:eastAsia="zh-CN"/>
         </w:rPr>
         <w:t>1840</w:t>
@@ -17992,7 +17992,7 @@
           <w:rFonts w:ascii="Times New Roman" w:eastAsia="宋体" w:hAnsi="Times New Roman"/>
           <w:sz w:val="21"/>
           <w:szCs w:val="21"/>
-          <w:bdr w:val="single" w:sz="8" w:space="0" w:color="auto"/>
+          <w:shd w:val="clear" w:color="auto" w:fill="D9D9D9"/>
           <w:lang w:eastAsia="zh-CN"/>
         </w:rPr>
         <w:t>年</w:t>
@@ -18012,7 +18012,7 @@
           <w:rFonts w:ascii="Times New Roman" w:eastAsia="宋体" w:hAnsi="Times New Roman"/>
           <w:sz w:val="21"/>
           <w:szCs w:val="21"/>
-          <w:bdr w:val="single" w:sz="8" w:space="0" w:color="auto"/>
+          <w:shd w:val="clear" w:color="auto" w:fill="D9D9D9"/>
           <w:lang w:eastAsia="zh-CN"/>
         </w:rPr>
         <w:t>焦耳</w:t>
@@ -18050,7 +18050,7 @@
           <w:rFonts w:ascii="Times New Roman" w:eastAsia="宋体" w:hAnsi="Times New Roman"/>
           <w:sz w:val="21"/>
           <w:szCs w:val="21"/>
-          <w:bdr w:val="single" w:sz="8" w:space="0" w:color="auto"/>
+          <w:shd w:val="clear" w:color="auto" w:fill="D9D9D9"/>
           <w:lang w:eastAsia="zh-CN"/>
         </w:rPr>
         <w:t>热功当量</w:t>
@@ -18069,7 +18069,7 @@
           <w:rFonts w:ascii="Times New Roman" w:eastAsia="宋体" w:hAnsi="Times New Roman"/>
           <w:sz w:val="21"/>
           <w:szCs w:val="21"/>
-          <w:bdr w:val="single" w:sz="8" w:space="0" w:color="auto"/>
+          <w:shd w:val="clear" w:color="auto" w:fill="D9D9D9"/>
           <w:lang w:eastAsia="zh-CN"/>
         </w:rPr>
         <w:t>热力学第一定律</w:t>
@@ -18153,7 +18153,7 @@
           <w:rFonts w:ascii="Times New Roman" w:eastAsia="宋体" w:hAnsi="Times New Roman"/>
           <w:sz w:val="21"/>
           <w:szCs w:val="21"/>
-          <w:bdr w:val="single" w:sz="8" w:space="0" w:color="auto"/>
+          <w:shd w:val="clear" w:color="auto" w:fill="D9D9D9"/>
           <w:lang w:eastAsia="zh-CN"/>
         </w:rPr>
         <w:t>1850</w:t>
@@ -18163,7 +18163,7 @@
           <w:rFonts w:ascii="Times New Roman" w:eastAsia="宋体" w:hAnsi="Times New Roman"/>
           <w:sz w:val="21"/>
           <w:szCs w:val="21"/>
-          <w:bdr w:val="single" w:sz="8" w:space="0" w:color="auto"/>
+          <w:shd w:val="clear" w:color="auto" w:fill="D9D9D9"/>
           <w:lang w:eastAsia="zh-CN"/>
         </w:rPr>
         <w:t>年</w:t>
@@ -18182,7 +18182,7 @@
           <w:rFonts w:ascii="Times New Roman" w:eastAsia="宋体" w:hAnsi="Times New Roman"/>
           <w:sz w:val="21"/>
           <w:szCs w:val="21"/>
-          <w:bdr w:val="single" w:sz="8" w:space="0" w:color="auto"/>
+          <w:shd w:val="clear" w:color="auto" w:fill="D9D9D9"/>
           <w:lang w:eastAsia="zh-CN"/>
         </w:rPr>
         <w:t>克劳修斯</w:t>
@@ -18201,7 +18201,7 @@
           <w:rFonts w:ascii="Times New Roman" w:eastAsia="宋体" w:hAnsi="Times New Roman"/>
           <w:sz w:val="21"/>
           <w:szCs w:val="21"/>
-          <w:bdr w:val="single" w:sz="8" w:space="0" w:color="auto"/>
+          <w:shd w:val="clear" w:color="auto" w:fill="D9D9D9"/>
           <w:lang w:eastAsia="zh-CN"/>
         </w:rPr>
         <w:t>热量不能自发地从低温物体传到高温物体</w:t>
@@ -18220,7 +18220,7 @@
           <w:rFonts w:ascii="Times New Roman" w:eastAsia="宋体" w:hAnsi="Times New Roman"/>
           <w:sz w:val="21"/>
           <w:szCs w:val="21"/>
-          <w:bdr w:val="single" w:sz="8" w:space="0" w:color="auto"/>
+          <w:shd w:val="clear" w:color="auto" w:fill="D9D9D9"/>
           <w:lang w:eastAsia="zh-CN"/>
         </w:rPr>
         <w:t>1851</w:t>
@@ -18230,7 +18230,7 @@
           <w:rFonts w:ascii="Times New Roman" w:eastAsia="宋体" w:hAnsi="Times New Roman"/>
           <w:sz w:val="21"/>
           <w:szCs w:val="21"/>
-          <w:bdr w:val="single" w:sz="8" w:space="0" w:color="auto"/>
+          <w:shd w:val="clear" w:color="auto" w:fill="D9D9D9"/>
           <w:lang w:eastAsia="zh-CN"/>
         </w:rPr>
         <w:t>年</w:t>
@@ -18249,7 +18249,7 @@
           <w:rFonts w:ascii="Times New Roman" w:eastAsia="宋体" w:hAnsi="Times New Roman"/>
           <w:sz w:val="21"/>
           <w:szCs w:val="21"/>
-          <w:bdr w:val="single" w:sz="8" w:space="0" w:color="auto"/>
+          <w:shd w:val="clear" w:color="auto" w:fill="D9D9D9"/>
           <w:lang w:eastAsia="zh-CN"/>
         </w:rPr>
         <w:t>开尔文</w:t>
@@ -18268,7 +18268,7 @@
           <w:rFonts w:ascii="Times New Roman" w:eastAsia="宋体" w:hAnsi="Times New Roman"/>
           <w:sz w:val="21"/>
           <w:szCs w:val="21"/>
-          <w:bdr w:val="single" w:sz="8" w:space="0" w:color="auto"/>
+          <w:shd w:val="clear" w:color="auto" w:fill="D9D9D9"/>
           <w:lang w:eastAsia="zh-CN"/>
         </w:rPr>
         <w:t>不可能从单一热库吸收热量，使之完全变成功，而不产生其他影响</w:t>
@@ -18361,7 +18361,7 @@
           <w:rFonts w:ascii="Times New Roman" w:eastAsia="宋体" w:hAnsi="Times New Roman"/>
           <w:sz w:val="21"/>
           <w:szCs w:val="21"/>
-          <w:bdr w:val="single" w:sz="8" w:space="0" w:color="auto"/>
+          <w:shd w:val="clear" w:color="auto" w:fill="D9D9D9"/>
           <w:lang w:eastAsia="zh-CN"/>
         </w:rPr>
         <w:t>能斯特</w:t>
@@ -18416,7 +18416,7 @@
           <w:rFonts w:ascii="Times New Roman" w:eastAsia="宋体" w:hAnsi="Times New Roman"/>
           <w:sz w:val="21"/>
           <w:szCs w:val="21"/>
-          <w:bdr w:val="single" w:sz="8" w:space="0" w:color="auto"/>
+          <w:shd w:val="clear" w:color="auto" w:fill="D9D9D9"/>
           <w:lang w:eastAsia="zh-CN"/>
         </w:rPr>
         <w:t>熵</w:t>
@@ -18509,7 +18509,7 @@
           <w:rFonts w:ascii="Times New Roman" w:eastAsia="宋体" w:hAnsi="Times New Roman"/>
           <w:sz w:val="21"/>
           <w:szCs w:val="21"/>
-          <w:bdr w:val="single" w:sz="8" w:space="0" w:color="auto"/>
+          <w:shd w:val="clear" w:color="auto" w:fill="D9D9D9"/>
           <w:lang w:eastAsia="zh-CN"/>
         </w:rPr>
         <w:t>热力学第三定律</w:t>
@@ -18752,7 +18752,7 @@
           <w:rFonts w:ascii="Times New Roman" w:eastAsia="宋体" w:hAnsi="Times New Roman"/>
           <w:sz w:val="21"/>
           <w:szCs w:val="21"/>
-          <w:bdr w:val="single" w:sz="8" w:space="0" w:color="auto"/>
+          <w:shd w:val="clear" w:color="auto" w:fill="D9D9D9"/>
           <w:lang w:eastAsia="zh-CN"/>
         </w:rPr>
         <w:t>1900</w:t>
@@ -18762,7 +18762,7 @@
           <w:rFonts w:ascii="Times New Roman" w:eastAsia="宋体" w:hAnsi="Times New Roman"/>
           <w:sz w:val="21"/>
           <w:szCs w:val="21"/>
-          <w:bdr w:val="single" w:sz="8" w:space="0" w:color="auto"/>
+          <w:shd w:val="clear" w:color="auto" w:fill="D9D9D9"/>
           <w:lang w:eastAsia="zh-CN"/>
         </w:rPr>
         <w:t>年</w:t>
@@ -18781,7 +18781,7 @@
           <w:rFonts w:ascii="Times New Roman" w:eastAsia="宋体" w:hAnsi="Times New Roman"/>
           <w:sz w:val="21"/>
           <w:szCs w:val="21"/>
-          <w:bdr w:val="single" w:sz="8" w:space="0" w:color="auto"/>
+          <w:shd w:val="clear" w:color="auto" w:fill="D9D9D9"/>
           <w:lang w:eastAsia="zh-CN"/>
         </w:rPr>
         <w:t>能量量子化</w:t>
@@ -18800,7 +18800,7 @@
           <w:rFonts w:ascii="Times New Roman" w:eastAsia="宋体" w:hAnsi="Times New Roman"/>
           <w:sz w:val="21"/>
           <w:szCs w:val="21"/>
-          <w:bdr w:val="single" w:sz="8" w:space="0" w:color="auto"/>
+          <w:shd w:val="clear" w:color="auto" w:fill="D9D9D9"/>
           <w:lang w:eastAsia="zh-CN"/>
         </w:rPr>
         <w:t>1905</w:t>
@@ -18810,7 +18810,7 @@
           <w:rFonts w:ascii="Times New Roman" w:eastAsia="宋体" w:hAnsi="Times New Roman"/>
           <w:sz w:val="21"/>
           <w:szCs w:val="21"/>
-          <w:bdr w:val="single" w:sz="8" w:space="0" w:color="auto"/>
+          <w:shd w:val="clear" w:color="auto" w:fill="D9D9D9"/>
           <w:lang w:eastAsia="zh-CN"/>
         </w:rPr>
         <w:t>年</w:t>
@@ -18829,7 +18829,7 @@
           <w:rFonts w:ascii="Times New Roman" w:eastAsia="宋体" w:hAnsi="Times New Roman"/>
           <w:sz w:val="21"/>
           <w:szCs w:val="21"/>
-          <w:bdr w:val="single" w:sz="8" w:space="0" w:color="auto"/>
+          <w:shd w:val="clear" w:color="auto" w:fill="D9D9D9"/>
           <w:lang w:eastAsia="zh-CN"/>
         </w:rPr>
         <w:t>光量子（光子）</w:t>
@@ -18848,7 +18848,7 @@
           <w:rFonts w:ascii="Times New Roman" w:eastAsia="宋体" w:hAnsi="Times New Roman"/>
           <w:sz w:val="21"/>
           <w:szCs w:val="21"/>
-          <w:bdr w:val="single" w:sz="8" w:space="0" w:color="auto"/>
+          <w:shd w:val="clear" w:color="auto" w:fill="D9D9D9"/>
           <w:lang w:eastAsia="zh-CN"/>
         </w:rPr>
         <w:t>光电效应</w:t>
@@ -18870,7 +18870,7 @@
                 <w:rFonts w:ascii="Cambria Math" w:hAnsi="Cambria Math"/>
                 <w:sz w:val="21"/>
                 <w:szCs w:val="21"/>
-                <w:bdr w:val="single" w:sz="8" w:space="0" w:color="auto"/>
+                <w:shd w:val="clear" w:color="auto" w:fill="D9D9D9"/>
               </w:rPr>
             </m:ctrlPr>
           </m:sSubPr>
@@ -18911,7 +18911,7 @@
             <w:rFonts w:ascii="Cambria Math" w:hAnsi="Cambria Math"/>
             <w:sz w:val="21"/>
             <w:szCs w:val="21"/>
-            <w:bdr w:val="single" w:sz="8" w:space="0" w:color="auto"/>
+            <w:shd w:val="clear" w:color="auto" w:fill="D9D9D9"/>
             <w:lang w:eastAsia="zh-CN"/>
           </w:rPr>
           <m:t>=hν-</m:t>
@@ -18923,7 +18923,7 @@
                 <w:rFonts w:ascii="Cambria Math" w:hAnsi="Cambria Math"/>
                 <w:sz w:val="21"/>
                 <w:szCs w:val="21"/>
-                <w:bdr w:val="single" w:sz="8" w:space="0" w:color="auto"/>
+                <w:shd w:val="clear" w:color="auto" w:fill="D9D9D9"/>
               </w:rPr>
             </m:ctrlPr>
           </m:sSubPr>
@@ -18971,7 +18971,7 @@
           <w:rFonts w:ascii="Times New Roman" w:eastAsia="宋体" w:hAnsi="Times New Roman"/>
           <w:sz w:val="21"/>
           <w:szCs w:val="21"/>
-          <w:bdr w:val="single" w:sz="8" w:space="0" w:color="auto"/>
+          <w:shd w:val="clear" w:color="auto" w:fill="D9D9D9"/>
           <w:lang w:eastAsia="zh-CN"/>
         </w:rPr>
         <w:t>1921</w:t>
@@ -18981,7 +18981,7 @@
           <w:rFonts w:ascii="Times New Roman" w:eastAsia="宋体" w:hAnsi="Times New Roman"/>
           <w:sz w:val="21"/>
           <w:szCs w:val="21"/>
-          <w:bdr w:val="single" w:sz="8" w:space="0" w:color="auto"/>
+          <w:shd w:val="clear" w:color="auto" w:fill="D9D9D9"/>
           <w:lang w:eastAsia="zh-CN"/>
         </w:rPr>
         <w:t>年</w:t>
@@ -19083,7 +19083,7 @@
           <w:rFonts w:ascii="Times New Roman" w:eastAsia="宋体" w:hAnsi="Times New Roman"/>
           <w:sz w:val="21"/>
           <w:szCs w:val="21"/>
-          <w:bdr w:val="single" w:sz="8" w:space="0" w:color="auto"/>
+          <w:shd w:val="clear" w:color="auto" w:fill="D9D9D9"/>
           <w:lang w:eastAsia="zh-CN"/>
         </w:rPr>
         <w:t>1887</w:t>
@@ -19093,7 +19093,7 @@
           <w:rFonts w:ascii="Times New Roman" w:eastAsia="宋体" w:hAnsi="Times New Roman"/>
           <w:sz w:val="21"/>
           <w:szCs w:val="21"/>
-          <w:bdr w:val="single" w:sz="8" w:space="0" w:color="auto"/>
+          <w:shd w:val="clear" w:color="auto" w:fill="D9D9D9"/>
           <w:lang w:eastAsia="zh-CN"/>
         </w:rPr>
         <w:t>年</w:t>
@@ -19112,7 +19112,7 @@
           <w:rFonts w:ascii="Times New Roman" w:eastAsia="宋体" w:hAnsi="Times New Roman"/>
           <w:sz w:val="21"/>
           <w:szCs w:val="21"/>
-          <w:bdr w:val="single" w:sz="8" w:space="0" w:color="auto"/>
+          <w:shd w:val="clear" w:color="auto" w:fill="D9D9D9"/>
           <w:lang w:eastAsia="zh-CN"/>
         </w:rPr>
         <w:t>赫兹</w:t>
@@ -19149,7 +19149,7 @@
           <w:rFonts w:ascii="Times New Roman" w:eastAsia="宋体" w:hAnsi="Times New Roman"/>
           <w:sz w:val="21"/>
           <w:szCs w:val="21"/>
-          <w:bdr w:val="single" w:sz="8" w:space="0" w:color="auto"/>
+          <w:shd w:val="clear" w:color="auto" w:fill="D9D9D9"/>
           <w:lang w:eastAsia="zh-CN"/>
         </w:rPr>
         <w:t>最早发现的光电效应</w:t>
@@ -19233,7 +19233,7 @@
           <w:rFonts w:ascii="Times New Roman" w:eastAsia="宋体" w:hAnsi="Times New Roman"/>
           <w:sz w:val="21"/>
           <w:szCs w:val="21"/>
-          <w:bdr w:val="single" w:sz="8" w:space="0" w:color="auto"/>
+          <w:shd w:val="clear" w:color="auto" w:fill="D9D9D9"/>
           <w:lang w:eastAsia="zh-CN"/>
         </w:rPr>
         <w:t>1897</w:t>
@@ -19243,7 +19243,7 @@
           <w:rFonts w:ascii="Times New Roman" w:eastAsia="宋体" w:hAnsi="Times New Roman"/>
           <w:sz w:val="21"/>
           <w:szCs w:val="21"/>
-          <w:bdr w:val="single" w:sz="8" w:space="0" w:color="auto"/>
+          <w:shd w:val="clear" w:color="auto" w:fill="D9D9D9"/>
           <w:lang w:eastAsia="zh-CN"/>
         </w:rPr>
         <w:t>年</w:t>
@@ -19262,7 +19262,7 @@
           <w:rFonts w:ascii="Times New Roman" w:eastAsia="宋体" w:hAnsi="Times New Roman"/>
           <w:sz w:val="21"/>
           <w:szCs w:val="21"/>
-          <w:bdr w:val="single" w:sz="8" w:space="0" w:color="auto"/>
+          <w:shd w:val="clear" w:color="auto" w:fill="D9D9D9"/>
           <w:lang w:eastAsia="zh-CN"/>
         </w:rPr>
         <w:t>J.J.</w:t>
@@ -19272,7 +19272,7 @@
           <w:rFonts w:ascii="Times New Roman" w:eastAsia="宋体" w:hAnsi="Times New Roman"/>
           <w:sz w:val="21"/>
           <w:szCs w:val="21"/>
-          <w:bdr w:val="single" w:sz="8" w:space="0" w:color="auto"/>
+          <w:shd w:val="clear" w:color="auto" w:fill="D9D9D9"/>
           <w:lang w:eastAsia="zh-CN"/>
         </w:rPr>
         <w:t>汤姆</w:t>
@@ -19283,7 +19283,7 @@
           <w:rFonts w:ascii="Times New Roman" w:eastAsia="宋体" w:hAnsi="Times New Roman"/>
           <w:sz w:val="21"/>
           <w:szCs w:val="21"/>
-          <w:bdr w:val="single" w:sz="8" w:space="0" w:color="auto"/>
+          <w:shd w:val="clear" w:color="auto" w:fill="D9D9D9"/>
           <w:lang w:eastAsia="zh-CN"/>
         </w:rPr>
         <w:t>孙</w:t>
@@ -19312,7 +19312,7 @@
           <w:rFonts w:ascii="Times New Roman" w:eastAsia="宋体" w:hAnsi="Times New Roman"/>
           <w:sz w:val="21"/>
           <w:szCs w:val="21"/>
-          <w:bdr w:val="single" w:sz="8" w:space="0" w:color="auto"/>
+          <w:shd w:val="clear" w:color="auto" w:fill="D9D9D9"/>
           <w:lang w:eastAsia="zh-CN"/>
         </w:rPr>
         <w:t>带负电的</w:t>
@@ -19323,7 +19323,7 @@
           <w:rFonts w:ascii="Times New Roman" w:eastAsia="宋体" w:hAnsi="Times New Roman"/>
           <w:sz w:val="21"/>
           <w:szCs w:val="21"/>
-          <w:bdr w:val="single" w:sz="8" w:space="0" w:color="auto"/>
+          <w:shd w:val="clear" w:color="auto" w:fill="D9D9D9"/>
           <w:lang w:eastAsia="zh-CN"/>
         </w:rPr>
         <w:t>粒子流</w:t>
@@ -19370,7 +19370,7 @@
           <w:rFonts w:ascii="Times New Roman" w:eastAsia="宋体" w:hAnsi="Times New Roman"/>
           <w:sz w:val="21"/>
           <w:szCs w:val="21"/>
-          <w:bdr w:val="single" w:sz="8" w:space="0" w:color="auto"/>
+          <w:shd w:val="clear" w:color="auto" w:fill="D9D9D9"/>
           <w:lang w:eastAsia="zh-CN"/>
         </w:rPr>
         <w:t>电子</w:t>
@@ -19389,7 +19389,7 @@
           <w:rFonts w:ascii="Times New Roman" w:eastAsia="宋体" w:hAnsi="Times New Roman"/>
           <w:sz w:val="21"/>
           <w:szCs w:val="21"/>
-          <w:bdr w:val="single" w:sz="8" w:space="0" w:color="auto"/>
+          <w:shd w:val="clear" w:color="auto" w:fill="D9D9D9"/>
           <w:lang w:eastAsia="zh-CN"/>
         </w:rPr>
         <w:t>原子可分</w:t>
@@ -19491,7 +19491,7 @@
           <w:rFonts w:ascii="Times New Roman" w:eastAsia="宋体" w:hAnsi="Times New Roman"/>
           <w:sz w:val="21"/>
           <w:szCs w:val="21"/>
-          <w:bdr w:val="single" w:sz="8" w:space="0" w:color="auto"/>
+          <w:shd w:val="clear" w:color="auto" w:fill="D9D9D9"/>
           <w:lang w:eastAsia="zh-CN"/>
         </w:rPr>
         <w:t>1909</w:t>
@@ -19501,7 +19501,7 @@
           <w:rFonts w:ascii="Times New Roman" w:eastAsia="宋体" w:hAnsi="Times New Roman"/>
           <w:sz w:val="21"/>
           <w:szCs w:val="21"/>
-          <w:bdr w:val="single" w:sz="8" w:space="0" w:color="auto"/>
+          <w:shd w:val="clear" w:color="auto" w:fill="D9D9D9"/>
           <w:lang w:eastAsia="zh-CN"/>
         </w:rPr>
         <w:t>年</w:t>
@@ -19520,7 +19520,7 @@
           <w:rFonts w:ascii="Times New Roman" w:eastAsia="宋体" w:hAnsi="Times New Roman"/>
           <w:sz w:val="21"/>
           <w:szCs w:val="21"/>
-          <w:bdr w:val="single" w:sz="8" w:space="0" w:color="auto"/>
+          <w:shd w:val="clear" w:color="auto" w:fill="D9D9D9"/>
           <w:lang w:eastAsia="zh-CN"/>
         </w:rPr>
         <w:t>盖革和马斯顿</w:t>
@@ -19556,7 +19556,7 @@
           <w:rFonts w:ascii="Times New Roman" w:eastAsia="宋体" w:hAnsi="Times New Roman"/>
           <w:sz w:val="21"/>
           <w:szCs w:val="21"/>
-          <w:bdr w:val="single" w:sz="8" w:space="0" w:color="auto"/>
+          <w:shd w:val="clear" w:color="auto" w:fill="D9D9D9"/>
           <w:lang w:eastAsia="zh-CN"/>
         </w:rPr>
         <w:t>1911</w:t>
@@ -19566,7 +19566,7 @@
           <w:rFonts w:ascii="Times New Roman" w:eastAsia="宋体" w:hAnsi="Times New Roman"/>
           <w:sz w:val="21"/>
           <w:szCs w:val="21"/>
-          <w:bdr w:val="single" w:sz="8" w:space="0" w:color="auto"/>
+          <w:shd w:val="clear" w:color="auto" w:fill="D9D9D9"/>
           <w:lang w:eastAsia="zh-CN"/>
         </w:rPr>
         <w:t>年卢瑟福</w:t>
@@ -19585,7 +19585,7 @@
           <w:rFonts w:ascii="Times New Roman" w:eastAsia="宋体" w:hAnsi="Times New Roman"/>
           <w:sz w:val="21"/>
           <w:szCs w:val="21"/>
-          <w:bdr w:val="single" w:sz="8" w:space="0" w:color="auto"/>
+          <w:shd w:val="clear" w:color="auto" w:fill="D9D9D9"/>
           <w:lang w:eastAsia="zh-CN"/>
         </w:rPr>
         <w:t>原子的核式结构模型</w:t>
@@ -19669,7 +19669,7 @@
           <w:rFonts w:ascii="Times New Roman" w:eastAsia="宋体" w:hAnsi="Times New Roman"/>
           <w:sz w:val="21"/>
           <w:szCs w:val="21"/>
-          <w:bdr w:val="single" w:sz="8" w:space="0" w:color="auto"/>
+          <w:shd w:val="clear" w:color="auto" w:fill="D9D9D9"/>
           <w:lang w:eastAsia="zh-CN"/>
         </w:rPr>
         <w:t>1885</w:t>
@@ -19679,7 +19679,7 @@
           <w:rFonts w:ascii="Times New Roman" w:eastAsia="宋体" w:hAnsi="Times New Roman"/>
           <w:sz w:val="21"/>
           <w:szCs w:val="21"/>
-          <w:bdr w:val="single" w:sz="8" w:space="0" w:color="auto"/>
+          <w:shd w:val="clear" w:color="auto" w:fill="D9D9D9"/>
           <w:lang w:eastAsia="zh-CN"/>
         </w:rPr>
         <w:t>年</w:t>
@@ -19698,7 +19698,7 @@
           <w:rFonts w:ascii="Times New Roman" w:eastAsia="宋体" w:hAnsi="Times New Roman"/>
           <w:sz w:val="21"/>
           <w:szCs w:val="21"/>
-          <w:bdr w:val="single" w:sz="8" w:space="0" w:color="auto"/>
+          <w:shd w:val="clear" w:color="auto" w:fill="D9D9D9"/>
           <w:lang w:eastAsia="zh-CN"/>
         </w:rPr>
         <w:t>巴耳</w:t>
@@ -19709,7 +19709,7 @@
           <w:rFonts w:ascii="Times New Roman" w:eastAsia="宋体" w:hAnsi="Times New Roman"/>
           <w:sz w:val="21"/>
           <w:szCs w:val="21"/>
-          <w:bdr w:val="single" w:sz="8" w:space="0" w:color="auto"/>
+          <w:shd w:val="clear" w:color="auto" w:fill="D9D9D9"/>
           <w:lang w:eastAsia="zh-CN"/>
         </w:rPr>
         <w:t>末</w:t>
@@ -19738,7 +19738,7 @@
           <w:rFonts w:ascii="Times New Roman" w:eastAsia="宋体" w:hAnsi="Times New Roman"/>
           <w:sz w:val="21"/>
           <w:szCs w:val="21"/>
-          <w:bdr w:val="single" w:sz="8" w:space="0" w:color="auto"/>
+          <w:shd w:val="clear" w:color="auto" w:fill="D9D9D9"/>
           <w:lang w:eastAsia="zh-CN"/>
         </w:rPr>
         <w:t>1913</w:t>
@@ -19748,7 +19748,7 @@
           <w:rFonts w:ascii="Times New Roman" w:eastAsia="宋体" w:hAnsi="Times New Roman"/>
           <w:sz w:val="21"/>
           <w:szCs w:val="21"/>
-          <w:bdr w:val="single" w:sz="8" w:space="0" w:color="auto"/>
+          <w:shd w:val="clear" w:color="auto" w:fill="D9D9D9"/>
           <w:lang w:eastAsia="zh-CN"/>
         </w:rPr>
         <w:t>年</w:t>
@@ -19767,7 +19767,7 @@
           <w:rFonts w:ascii="Times New Roman" w:eastAsia="宋体" w:hAnsi="Times New Roman"/>
           <w:sz w:val="21"/>
           <w:szCs w:val="21"/>
-          <w:bdr w:val="single" w:sz="8" w:space="0" w:color="auto"/>
+          <w:shd w:val="clear" w:color="auto" w:fill="D9D9D9"/>
           <w:lang w:eastAsia="zh-CN"/>
         </w:rPr>
         <w:t>玻尔</w:t>
@@ -19786,7 +19786,7 @@
           <w:rFonts w:ascii="Times New Roman" w:eastAsia="宋体" w:hAnsi="Times New Roman"/>
           <w:sz w:val="21"/>
           <w:szCs w:val="21"/>
-          <w:bdr w:val="single" w:sz="8" w:space="0" w:color="auto"/>
+          <w:shd w:val="clear" w:color="auto" w:fill="D9D9D9"/>
           <w:lang w:eastAsia="zh-CN"/>
         </w:rPr>
         <w:t>定态和能级跃迁</w:t>
@@ -19805,7 +19805,7 @@
           <w:rFonts w:ascii="Times New Roman" w:eastAsia="宋体" w:hAnsi="Times New Roman"/>
           <w:sz w:val="21"/>
           <w:szCs w:val="21"/>
-          <w:bdr w:val="single" w:sz="8" w:space="0" w:color="auto"/>
+          <w:shd w:val="clear" w:color="auto" w:fill="D9D9D9"/>
           <w:lang w:eastAsia="zh-CN"/>
         </w:rPr>
         <w:t>氢原子光谱</w:t>
@@ -19889,7 +19889,7 @@
           <w:rFonts w:ascii="Times New Roman" w:eastAsia="宋体" w:hAnsi="Times New Roman"/>
           <w:sz w:val="21"/>
           <w:szCs w:val="21"/>
-          <w:bdr w:val="single" w:sz="8" w:space="0" w:color="auto"/>
+          <w:shd w:val="clear" w:color="auto" w:fill="D9D9D9"/>
           <w:lang w:eastAsia="zh-CN"/>
         </w:rPr>
         <w:t>1918—1922</w:t>
@@ -19899,7 +19899,7 @@
           <w:rFonts w:ascii="Times New Roman" w:eastAsia="宋体" w:hAnsi="Times New Roman"/>
           <w:sz w:val="21"/>
           <w:szCs w:val="21"/>
-          <w:bdr w:val="single" w:sz="8" w:space="0" w:color="auto"/>
+          <w:shd w:val="clear" w:color="auto" w:fill="D9D9D9"/>
           <w:lang w:eastAsia="zh-CN"/>
         </w:rPr>
         <w:t>年</w:t>
@@ -19918,7 +19918,7 @@
           <w:rFonts w:ascii="Times New Roman" w:eastAsia="宋体" w:hAnsi="Times New Roman"/>
           <w:sz w:val="21"/>
           <w:szCs w:val="21"/>
-          <w:bdr w:val="single" w:sz="8" w:space="0" w:color="auto"/>
+          <w:shd w:val="clear" w:color="auto" w:fill="D9D9D9"/>
           <w:lang w:eastAsia="zh-CN"/>
         </w:rPr>
         <w:t>康普顿</w:t>
@@ -19955,7 +19955,7 @@
           <w:rFonts w:ascii="Times New Roman" w:eastAsia="宋体" w:hAnsi="Times New Roman"/>
           <w:sz w:val="21"/>
           <w:szCs w:val="21"/>
-          <w:bdr w:val="single" w:sz="8" w:space="0" w:color="auto"/>
+          <w:shd w:val="clear" w:color="auto" w:fill="D9D9D9"/>
           <w:lang w:eastAsia="zh-CN"/>
         </w:rPr>
         <w:t>康普顿效应</w:t>
@@ -19974,7 +19974,7 @@
           <w:rFonts w:ascii="Times New Roman" w:eastAsia="宋体" w:hAnsi="Times New Roman"/>
           <w:sz w:val="21"/>
           <w:szCs w:val="21"/>
-          <w:bdr w:val="single" w:sz="8" w:space="0" w:color="auto"/>
+          <w:shd w:val="clear" w:color="auto" w:fill="D9D9D9"/>
           <w:lang w:eastAsia="zh-CN"/>
         </w:rPr>
         <w:t>光子的粒子性</w:t>
@@ -19993,7 +19993,7 @@
           <w:rFonts w:ascii="Times New Roman" w:eastAsia="宋体" w:hAnsi="Times New Roman"/>
           <w:sz w:val="21"/>
           <w:szCs w:val="21"/>
-          <w:bdr w:val="single" w:sz="8" w:space="0" w:color="auto"/>
+          <w:shd w:val="clear" w:color="auto" w:fill="D9D9D9"/>
           <w:lang w:eastAsia="zh-CN"/>
         </w:rPr>
         <w:t>吴有训</w:t>
@@ -20048,7 +20048,7 @@
           <w:rFonts w:ascii="Times New Roman" w:eastAsia="宋体" w:hAnsi="Times New Roman"/>
           <w:sz w:val="21"/>
           <w:szCs w:val="21"/>
-          <w:bdr w:val="single" w:sz="8" w:space="0" w:color="auto"/>
+          <w:shd w:val="clear" w:color="auto" w:fill="D9D9D9"/>
           <w:lang w:eastAsia="zh-CN"/>
         </w:rPr>
         <w:t>1924</w:t>
@@ -20058,7 +20058,7 @@
           <w:rFonts w:ascii="Times New Roman" w:eastAsia="宋体" w:hAnsi="Times New Roman"/>
           <w:sz w:val="21"/>
           <w:szCs w:val="21"/>
-          <w:bdr w:val="single" w:sz="8" w:space="0" w:color="auto"/>
+          <w:shd w:val="clear" w:color="auto" w:fill="D9D9D9"/>
           <w:lang w:eastAsia="zh-CN"/>
         </w:rPr>
         <w:t>年</w:t>
@@ -20077,7 +20077,7 @@
           <w:rFonts w:ascii="Times New Roman" w:eastAsia="宋体" w:hAnsi="Times New Roman"/>
           <w:sz w:val="21"/>
           <w:szCs w:val="21"/>
-          <w:bdr w:val="single" w:sz="8" w:space="0" w:color="auto"/>
+          <w:shd w:val="clear" w:color="auto" w:fill="D9D9D9"/>
           <w:lang w:eastAsia="zh-CN"/>
         </w:rPr>
         <w:t>德布罗意</w:t>
@@ -20105,7 +20105,7 @@
           <w:rFonts w:ascii="Times New Roman" w:eastAsia="宋体" w:hAnsi="Times New Roman"/>
           <w:sz w:val="21"/>
           <w:szCs w:val="21"/>
-          <w:bdr w:val="single" w:sz="8" w:space="0" w:color="auto"/>
+          <w:shd w:val="clear" w:color="auto" w:fill="D9D9D9"/>
           <w:lang w:eastAsia="zh-CN"/>
         </w:rPr>
         <w:t>物质波</w:t>
@@ -20128,7 +20128,7 @@
             <w:rFonts w:ascii="Cambria Math" w:hAnsi="Cambria Math"/>
             <w:sz w:val="21"/>
             <w:szCs w:val="21"/>
-            <w:bdr w:val="single" w:sz="8" w:space="0" w:color="auto"/>
+            <w:shd w:val="clear" w:color="auto" w:fill="D9D9D9"/>
             <w:lang w:eastAsia="zh-CN"/>
           </w:rPr>
           <m:t>λ=</m:t>
@@ -20140,7 +20140,7 @@
                 <w:rFonts w:ascii="Cambria Math" w:hAnsi="Cambria Math"/>
                 <w:sz w:val="21"/>
                 <w:szCs w:val="21"/>
-                <w:bdr w:val="single" w:sz="8" w:space="0" w:color="auto"/>
+                <w:shd w:val="clear" w:color="auto" w:fill="D9D9D9"/>
               </w:rPr>
             </m:ctrlPr>
           </m:fPr>
@@ -20271,7 +20271,7 @@
           <w:rFonts w:ascii="Times New Roman" w:eastAsia="宋体" w:hAnsi="Times New Roman"/>
           <w:sz w:val="21"/>
           <w:szCs w:val="21"/>
-          <w:bdr w:val="single" w:sz="8" w:space="0" w:color="auto"/>
+          <w:shd w:val="clear" w:color="auto" w:fill="D9D9D9"/>
           <w:lang w:eastAsia="zh-CN"/>
         </w:rPr>
         <w:t>1927</w:t>
@@ -20281,7 +20281,7 @@
           <w:rFonts w:ascii="Times New Roman" w:eastAsia="宋体" w:hAnsi="Times New Roman"/>
           <w:sz w:val="21"/>
           <w:szCs w:val="21"/>
-          <w:bdr w:val="single" w:sz="8" w:space="0" w:color="auto"/>
+          <w:shd w:val="clear" w:color="auto" w:fill="D9D9D9"/>
           <w:lang w:eastAsia="zh-CN"/>
         </w:rPr>
         <w:t>年</w:t>
@@ -20300,7 +20300,7 @@
           <w:rFonts w:ascii="Times New Roman" w:eastAsia="宋体" w:hAnsi="Times New Roman"/>
           <w:sz w:val="21"/>
           <w:szCs w:val="21"/>
-          <w:bdr w:val="single" w:sz="8" w:space="0" w:color="auto"/>
+          <w:shd w:val="clear" w:color="auto" w:fill="D9D9D9"/>
           <w:lang w:eastAsia="zh-CN"/>
         </w:rPr>
         <w:t>戴维森和</w:t>
@@ -20310,7 +20310,7 @@
           <w:rFonts w:ascii="Times New Roman" w:eastAsia="宋体" w:hAnsi="Times New Roman"/>
           <w:sz w:val="21"/>
           <w:szCs w:val="21"/>
-          <w:bdr w:val="single" w:sz="8" w:space="0" w:color="auto"/>
+          <w:shd w:val="clear" w:color="auto" w:fill="D9D9D9"/>
           <w:lang w:eastAsia="zh-CN"/>
         </w:rPr>
         <w:t>G.P.</w:t>
@@ -20320,7 +20320,7 @@
           <w:rFonts w:ascii="Times New Roman" w:eastAsia="宋体" w:hAnsi="Times New Roman"/>
           <w:sz w:val="21"/>
           <w:szCs w:val="21"/>
-          <w:bdr w:val="single" w:sz="8" w:space="0" w:color="auto"/>
+          <w:shd w:val="clear" w:color="auto" w:fill="D9D9D9"/>
           <w:lang w:eastAsia="zh-CN"/>
         </w:rPr>
         <w:t>汤姆</w:t>
@@ -20331,7 +20331,7 @@
           <w:rFonts w:ascii="Times New Roman" w:eastAsia="宋体" w:hAnsi="Times New Roman"/>
           <w:sz w:val="21"/>
           <w:szCs w:val="21"/>
-          <w:bdr w:val="single" w:sz="8" w:space="0" w:color="auto"/>
+          <w:shd w:val="clear" w:color="auto" w:fill="D9D9D9"/>
           <w:lang w:eastAsia="zh-CN"/>
         </w:rPr>
         <w:t>孙</w:t>
@@ -20360,7 +20360,7 @@
           <w:rFonts w:ascii="Times New Roman" w:eastAsia="宋体" w:hAnsi="Times New Roman"/>
           <w:sz w:val="21"/>
           <w:szCs w:val="21"/>
-          <w:bdr w:val="single" w:sz="8" w:space="0" w:color="auto"/>
+          <w:shd w:val="clear" w:color="auto" w:fill="D9D9D9"/>
           <w:lang w:eastAsia="zh-CN"/>
         </w:rPr>
         <w:t>电子束衍射</w:t>
@@ -20471,7 +20471,7 @@
           <w:rFonts w:ascii="Times New Roman" w:eastAsia="宋体" w:hAnsi="Times New Roman"/>
           <w:sz w:val="21"/>
           <w:szCs w:val="21"/>
-          <w:bdr w:val="single" w:sz="8" w:space="0" w:color="auto"/>
+          <w:shd w:val="clear" w:color="auto" w:fill="D9D9D9"/>
           <w:lang w:eastAsia="zh-CN"/>
         </w:rPr>
         <w:t>爱因斯坦</w:t>
@@ -20508,7 +20508,7 @@
           <w:rFonts w:ascii="Times New Roman" w:eastAsia="宋体" w:hAnsi="Times New Roman"/>
           <w:sz w:val="21"/>
           <w:szCs w:val="21"/>
-          <w:bdr w:val="single" w:sz="8" w:space="0" w:color="auto"/>
+          <w:shd w:val="clear" w:color="auto" w:fill="D9D9D9"/>
           <w:lang w:eastAsia="zh-CN"/>
         </w:rPr>
         <w:t>量子理论</w:t>
@@ -20563,7 +20563,7 @@
           <w:rFonts w:ascii="Times New Roman" w:eastAsia="宋体" w:hAnsi="Times New Roman"/>
           <w:sz w:val="21"/>
           <w:szCs w:val="21"/>
-          <w:bdr w:val="single" w:sz="8" w:space="0" w:color="auto"/>
+          <w:shd w:val="clear" w:color="auto" w:fill="D9D9D9"/>
           <w:lang w:eastAsia="zh-CN"/>
         </w:rPr>
         <w:t>1859</w:t>
@@ -20573,7 +20573,7 @@
           <w:rFonts w:ascii="Times New Roman" w:eastAsia="宋体" w:hAnsi="Times New Roman"/>
           <w:sz w:val="21"/>
           <w:szCs w:val="21"/>
-          <w:bdr w:val="single" w:sz="8" w:space="0" w:color="auto"/>
+          <w:shd w:val="clear" w:color="auto" w:fill="D9D9D9"/>
           <w:lang w:eastAsia="zh-CN"/>
         </w:rPr>
         <w:t>年</w:t>
@@ -20592,7 +20592,7 @@
           <w:rFonts w:ascii="Times New Roman" w:eastAsia="宋体" w:hAnsi="Times New Roman"/>
           <w:sz w:val="21"/>
           <w:szCs w:val="21"/>
-          <w:bdr w:val="single" w:sz="8" w:space="0" w:color="auto"/>
+          <w:shd w:val="clear" w:color="auto" w:fill="D9D9D9"/>
           <w:lang w:eastAsia="zh-CN"/>
         </w:rPr>
         <w:t>基尔霍夫</w:t>
@@ -20611,7 +20611,7 @@
           <w:rFonts w:ascii="Times New Roman" w:eastAsia="宋体" w:hAnsi="Times New Roman"/>
           <w:sz w:val="21"/>
           <w:szCs w:val="21"/>
-          <w:bdr w:val="single" w:sz="8" w:space="0" w:color="auto"/>
+          <w:shd w:val="clear" w:color="auto" w:fill="D9D9D9"/>
           <w:lang w:eastAsia="zh-CN"/>
         </w:rPr>
         <w:t>本生</w:t>
@@ -20630,7 +20630,7 @@
           <w:rFonts w:ascii="Times New Roman" w:eastAsia="宋体" w:hAnsi="Times New Roman"/>
           <w:sz w:val="21"/>
           <w:szCs w:val="21"/>
-          <w:bdr w:val="single" w:sz="8" w:space="0" w:color="auto"/>
+          <w:shd w:val="clear" w:color="auto" w:fill="D9D9D9"/>
           <w:lang w:eastAsia="zh-CN"/>
         </w:rPr>
         <w:t>光谱分析</w:t>
@@ -20864,7 +20864,7 @@
           <w:rFonts w:ascii="Times New Roman" w:eastAsia="宋体" w:hAnsi="Times New Roman"/>
           <w:sz w:val="21"/>
           <w:szCs w:val="21"/>
-          <w:bdr w:val="single" w:sz="8" w:space="0" w:color="auto"/>
+          <w:shd w:val="clear" w:color="auto" w:fill="D9D9D9"/>
           <w:lang w:eastAsia="zh-CN"/>
         </w:rPr>
         <w:t>1896</w:t>
@@ -20874,7 +20874,7 @@
           <w:rFonts w:ascii="Times New Roman" w:eastAsia="宋体" w:hAnsi="Times New Roman"/>
           <w:sz w:val="21"/>
           <w:szCs w:val="21"/>
-          <w:bdr w:val="single" w:sz="8" w:space="0" w:color="auto"/>
+          <w:shd w:val="clear" w:color="auto" w:fill="D9D9D9"/>
           <w:lang w:eastAsia="zh-CN"/>
         </w:rPr>
         <w:t>年</w:t>
@@ -20893,7 +20893,7 @@
           <w:rFonts w:ascii="Times New Roman" w:eastAsia="宋体" w:hAnsi="Times New Roman"/>
           <w:sz w:val="21"/>
           <w:szCs w:val="21"/>
-          <w:bdr w:val="single" w:sz="8" w:space="0" w:color="auto"/>
+          <w:shd w:val="clear" w:color="auto" w:fill="D9D9D9"/>
           <w:lang w:eastAsia="zh-CN"/>
         </w:rPr>
         <w:t>贝克勒尔</w:t>
@@ -20912,7 +20912,7 @@
           <w:rFonts w:ascii="Times New Roman" w:eastAsia="宋体" w:hAnsi="Times New Roman"/>
           <w:sz w:val="21"/>
           <w:szCs w:val="21"/>
-          <w:bdr w:val="single" w:sz="8" w:space="0" w:color="auto"/>
+          <w:shd w:val="clear" w:color="auto" w:fill="D9D9D9"/>
           <w:lang w:eastAsia="zh-CN"/>
         </w:rPr>
         <w:t>天然放射现象</w:t>
@@ -20931,7 +20931,7 @@
           <w:rFonts w:ascii="Times New Roman" w:eastAsia="宋体" w:hAnsi="Times New Roman"/>
           <w:sz w:val="21"/>
           <w:szCs w:val="21"/>
-          <w:bdr w:val="single" w:sz="8" w:space="0" w:color="auto"/>
+          <w:shd w:val="clear" w:color="auto" w:fill="D9D9D9"/>
           <w:lang w:eastAsia="zh-CN"/>
         </w:rPr>
         <w:t>原子核具有复杂结构</w:t>
@@ -21024,7 +21024,7 @@
           <w:rFonts w:ascii="Times New Roman" w:eastAsia="宋体" w:hAnsi="Times New Roman"/>
           <w:sz w:val="21"/>
           <w:szCs w:val="21"/>
-          <w:bdr w:val="single" w:sz="8" w:space="0" w:color="auto"/>
+          <w:shd w:val="clear" w:color="auto" w:fill="D9D9D9"/>
           <w:lang w:eastAsia="zh-CN"/>
         </w:rPr>
         <w:t>玛丽</w:t>
@@ -21034,7 +21034,7 @@
           <w:rFonts w:ascii="Times New Roman" w:eastAsia="宋体" w:hAnsi="Times New Roman"/>
           <w:sz w:val="21"/>
           <w:szCs w:val="21"/>
-          <w:bdr w:val="single" w:sz="8" w:space="0" w:color="auto"/>
+          <w:shd w:val="clear" w:color="auto" w:fill="D9D9D9"/>
           <w:lang w:eastAsia="zh-CN"/>
         </w:rPr>
         <w:t>·</w:t>
@@ -21044,7 +21044,7 @@
           <w:rFonts w:ascii="Times New Roman" w:eastAsia="宋体" w:hAnsi="Times New Roman"/>
           <w:sz w:val="21"/>
           <w:szCs w:val="21"/>
-          <w:bdr w:val="single" w:sz="8" w:space="0" w:color="auto"/>
+          <w:shd w:val="clear" w:color="auto" w:fill="D9D9D9"/>
           <w:lang w:eastAsia="zh-CN"/>
         </w:rPr>
         <w:t>居里</w:t>
@@ -21063,7 +21063,7 @@
           <w:rFonts w:ascii="Times New Roman" w:eastAsia="宋体" w:hAnsi="Times New Roman"/>
           <w:sz w:val="21"/>
           <w:szCs w:val="21"/>
-          <w:bdr w:val="single" w:sz="8" w:space="0" w:color="auto"/>
+          <w:shd w:val="clear" w:color="auto" w:fill="D9D9D9"/>
           <w:lang w:eastAsia="zh-CN"/>
         </w:rPr>
         <w:t>皮埃尔</w:t>
@@ -21073,7 +21073,7 @@
           <w:rFonts w:ascii="Times New Roman" w:eastAsia="宋体" w:hAnsi="Times New Roman"/>
           <w:sz w:val="21"/>
           <w:szCs w:val="21"/>
-          <w:bdr w:val="single" w:sz="8" w:space="0" w:color="auto"/>
+          <w:shd w:val="clear" w:color="auto" w:fill="D9D9D9"/>
           <w:lang w:eastAsia="zh-CN"/>
         </w:rPr>
         <w:t>·</w:t>
@@ -21083,7 +21083,7 @@
           <w:rFonts w:ascii="Times New Roman" w:eastAsia="宋体" w:hAnsi="Times New Roman"/>
           <w:sz w:val="21"/>
           <w:szCs w:val="21"/>
-          <w:bdr w:val="single" w:sz="8" w:space="0" w:color="auto"/>
+          <w:shd w:val="clear" w:color="auto" w:fill="D9D9D9"/>
           <w:lang w:eastAsia="zh-CN"/>
         </w:rPr>
         <w:t>居里</w:t>
@@ -21102,7 +21102,7 @@
           <w:rFonts w:ascii="Times New Roman" w:eastAsia="宋体" w:hAnsi="Times New Roman"/>
           <w:sz w:val="21"/>
           <w:szCs w:val="21"/>
-          <w:bdr w:val="single" w:sz="8" w:space="0" w:color="auto"/>
+          <w:shd w:val="clear" w:color="auto" w:fill="D9D9D9"/>
           <w:lang w:eastAsia="zh-CN"/>
         </w:rPr>
         <w:t>1898</w:t>
@@ -21112,7 +21112,7 @@
           <w:rFonts w:ascii="Times New Roman" w:eastAsia="宋体" w:hAnsi="Times New Roman"/>
           <w:sz w:val="21"/>
           <w:szCs w:val="21"/>
-          <w:bdr w:val="single" w:sz="8" w:space="0" w:color="auto"/>
+          <w:shd w:val="clear" w:color="auto" w:fill="D9D9D9"/>
           <w:lang w:eastAsia="zh-CN"/>
         </w:rPr>
         <w:t>年</w:t>
@@ -21132,7 +21132,7 @@
           <w:rFonts w:ascii="Times New Roman" w:eastAsia="宋体" w:hAnsi="Times New Roman"/>
           <w:sz w:val="21"/>
           <w:szCs w:val="21"/>
-          <w:bdr w:val="single" w:sz="8" w:space="0" w:color="auto"/>
+          <w:shd w:val="clear" w:color="auto" w:fill="D9D9D9"/>
           <w:lang w:eastAsia="zh-CN"/>
         </w:rPr>
         <w:t>钋</w:t>
@@ -21143,7 +21143,7 @@
           <w:rFonts w:ascii="Times New Roman" w:eastAsia="宋体" w:hAnsi="Times New Roman"/>
           <w:sz w:val="21"/>
           <w:szCs w:val="21"/>
-          <w:bdr w:val="single" w:sz="8" w:space="0" w:color="auto"/>
+          <w:shd w:val="clear" w:color="auto" w:fill="D9D9D9"/>
           <w:lang w:eastAsia="zh-CN"/>
         </w:rPr>
         <w:t>（</w:t>
@@ -21153,7 +21153,7 @@
           <w:rFonts w:ascii="Times New Roman" w:eastAsia="宋体" w:hAnsi="Times New Roman"/>
           <w:sz w:val="21"/>
           <w:szCs w:val="21"/>
-          <w:bdr w:val="single" w:sz="8" w:space="0" w:color="auto"/>
+          <w:shd w:val="clear" w:color="auto" w:fill="D9D9D9"/>
           <w:lang w:eastAsia="zh-CN"/>
         </w:rPr>
         <w:t>Po</w:t>
@@ -21163,7 +21163,7 @@
           <w:rFonts w:ascii="Times New Roman" w:eastAsia="宋体" w:hAnsi="Times New Roman"/>
           <w:sz w:val="21"/>
           <w:szCs w:val="21"/>
-          <w:bdr w:val="single" w:sz="8" w:space="0" w:color="auto"/>
+          <w:shd w:val="clear" w:color="auto" w:fill="D9D9D9"/>
           <w:lang w:eastAsia="zh-CN"/>
         </w:rPr>
         <w:t>）和</w:t>
@@ -21174,7 +21174,7 @@
           <w:rFonts w:ascii="Times New Roman" w:eastAsia="宋体" w:hAnsi="Times New Roman"/>
           <w:sz w:val="21"/>
           <w:szCs w:val="21"/>
-          <w:bdr w:val="single" w:sz="8" w:space="0" w:color="auto"/>
+          <w:shd w:val="clear" w:color="auto" w:fill="D9D9D9"/>
           <w:lang w:eastAsia="zh-CN"/>
         </w:rPr>
         <w:t>镭（</w:t>
@@ -21185,7 +21185,7 @@
           <w:rFonts w:ascii="Times New Roman" w:eastAsia="宋体" w:hAnsi="Times New Roman"/>
           <w:sz w:val="21"/>
           <w:szCs w:val="21"/>
-          <w:bdr w:val="single" w:sz="8" w:space="0" w:color="auto"/>
+          <w:shd w:val="clear" w:color="auto" w:fill="D9D9D9"/>
           <w:lang w:eastAsia="zh-CN"/>
         </w:rPr>
         <w:t>Ra</w:t>
@@ -21195,7 +21195,7 @@
           <w:rFonts w:ascii="Times New Roman" w:eastAsia="宋体" w:hAnsi="Times New Roman"/>
           <w:sz w:val="21"/>
           <w:szCs w:val="21"/>
-          <w:bdr w:val="single" w:sz="8" w:space="0" w:color="auto"/>
+          <w:shd w:val="clear" w:color="auto" w:fill="D9D9D9"/>
           <w:lang w:eastAsia="zh-CN"/>
         </w:rPr>
         <w:t>）</w:t>
@@ -21297,7 +21297,7 @@
           <w:rFonts w:ascii="Times New Roman" w:eastAsia="宋体" w:hAnsi="Times New Roman"/>
           <w:sz w:val="21"/>
           <w:szCs w:val="21"/>
-          <w:bdr w:val="single" w:sz="8" w:space="0" w:color="auto"/>
+          <w:shd w:val="clear" w:color="auto" w:fill="D9D9D9"/>
           <w:lang w:eastAsia="zh-CN"/>
         </w:rPr>
         <w:t>1919</w:t>
@@ -21307,7 +21307,7 @@
           <w:rFonts w:ascii="Times New Roman" w:eastAsia="宋体" w:hAnsi="Times New Roman"/>
           <w:sz w:val="21"/>
           <w:szCs w:val="21"/>
-          <w:bdr w:val="single" w:sz="8" w:space="0" w:color="auto"/>
+          <w:shd w:val="clear" w:color="auto" w:fill="D9D9D9"/>
           <w:lang w:eastAsia="zh-CN"/>
         </w:rPr>
         <w:t>年</w:t>
@@ -21343,7 +21343,7 @@
           <w:rFonts w:ascii="Times New Roman" w:eastAsia="宋体" w:hAnsi="Times New Roman"/>
           <w:sz w:val="21"/>
           <w:szCs w:val="21"/>
-          <w:bdr w:val="single" w:sz="8" w:space="0" w:color="auto"/>
+          <w:shd w:val="clear" w:color="auto" w:fill="D9D9D9"/>
           <w:lang w:eastAsia="zh-CN"/>
         </w:rPr>
         <w:t>轰击氮原子核</w:t>
@@ -21371,7 +21371,7 @@
           <w:rFonts w:ascii="Times New Roman" w:eastAsia="宋体" w:hAnsi="Times New Roman"/>
           <w:sz w:val="21"/>
           <w:szCs w:val="21"/>
-          <w:bdr w:val="single" w:sz="8" w:space="0" w:color="auto"/>
+          <w:shd w:val="clear" w:color="auto" w:fill="D9D9D9"/>
           <w:lang w:eastAsia="zh-CN"/>
         </w:rPr>
         <w:t>质子</w:t>
@@ -21390,7 +21390,7 @@
           <w:rFonts w:ascii="Times New Roman" w:eastAsia="宋体" w:hAnsi="Times New Roman"/>
           <w:sz w:val="21"/>
           <w:szCs w:val="21"/>
-          <w:bdr w:val="single" w:sz="8" w:space="0" w:color="auto"/>
+          <w:shd w:val="clear" w:color="auto" w:fill="D9D9D9"/>
           <w:lang w:eastAsia="zh-CN"/>
         </w:rPr>
         <w:t>预言了中子</w:t>
@@ -21474,7 +21474,7 @@
           <w:rFonts w:ascii="Times New Roman" w:eastAsia="宋体" w:hAnsi="Times New Roman"/>
           <w:sz w:val="21"/>
           <w:szCs w:val="21"/>
-          <w:bdr w:val="single" w:sz="8" w:space="0" w:color="auto"/>
+          <w:shd w:val="clear" w:color="auto" w:fill="D9D9D9"/>
           <w:lang w:eastAsia="zh-CN"/>
         </w:rPr>
         <w:t>1932</w:t>
@@ -21484,7 +21484,7 @@
           <w:rFonts w:ascii="Times New Roman" w:eastAsia="宋体" w:hAnsi="Times New Roman"/>
           <w:sz w:val="21"/>
           <w:szCs w:val="21"/>
-          <w:bdr w:val="single" w:sz="8" w:space="0" w:color="auto"/>
+          <w:shd w:val="clear" w:color="auto" w:fill="D9D9D9"/>
           <w:lang w:eastAsia="zh-CN"/>
         </w:rPr>
         <w:t>年</w:t>
@@ -21503,7 +21503,7 @@
           <w:rFonts w:ascii="Times New Roman" w:eastAsia="宋体" w:hAnsi="Times New Roman"/>
           <w:sz w:val="21"/>
           <w:szCs w:val="21"/>
-          <w:bdr w:val="single" w:sz="8" w:space="0" w:color="auto"/>
+          <w:shd w:val="clear" w:color="auto" w:fill="D9D9D9"/>
           <w:lang w:eastAsia="zh-CN"/>
         </w:rPr>
         <w:t>查德威克</w:t>
@@ -21540,7 +21540,7 @@
           <w:rFonts w:ascii="Times New Roman" w:eastAsia="宋体" w:hAnsi="Times New Roman"/>
           <w:sz w:val="21"/>
           <w:szCs w:val="21"/>
-          <w:bdr w:val="single" w:sz="8" w:space="0" w:color="auto"/>
+          <w:shd w:val="clear" w:color="auto" w:fill="D9D9D9"/>
           <w:lang w:eastAsia="zh-CN"/>
         </w:rPr>
         <w:t>铍</w:t>
@@ -21560,7 +21560,7 @@
           <w:rFonts w:ascii="Times New Roman" w:eastAsia="宋体" w:hAnsi="Times New Roman"/>
           <w:sz w:val="21"/>
           <w:szCs w:val="21"/>
-          <w:bdr w:val="single" w:sz="8" w:space="0" w:color="auto"/>
+          <w:shd w:val="clear" w:color="auto" w:fill="D9D9D9"/>
           <w:lang w:eastAsia="zh-CN"/>
         </w:rPr>
         <w:t>中子</w:t>
@@ -21644,7 +21644,7 @@
           <w:rFonts w:ascii="Times New Roman" w:eastAsia="宋体" w:hAnsi="Times New Roman"/>
           <w:sz w:val="21"/>
           <w:szCs w:val="21"/>
-          <w:bdr w:val="single" w:sz="8" w:space="0" w:color="auto"/>
+          <w:shd w:val="clear" w:color="auto" w:fill="D9D9D9"/>
           <w:lang w:eastAsia="zh-CN"/>
         </w:rPr>
         <w:t>1932</w:t>
@@ -21654,7 +21654,7 @@
           <w:rFonts w:ascii="Times New Roman" w:eastAsia="宋体" w:hAnsi="Times New Roman"/>
           <w:sz w:val="21"/>
           <w:szCs w:val="21"/>
-          <w:bdr w:val="single" w:sz="8" w:space="0" w:color="auto"/>
+          <w:shd w:val="clear" w:color="auto" w:fill="D9D9D9"/>
           <w:lang w:eastAsia="zh-CN"/>
         </w:rPr>
         <w:t>年</w:t>
@@ -21673,7 +21673,7 @@
           <w:rFonts w:ascii="Times New Roman" w:eastAsia="宋体" w:hAnsi="Times New Roman"/>
           <w:sz w:val="21"/>
           <w:szCs w:val="21"/>
-          <w:bdr w:val="single" w:sz="8" w:space="0" w:color="auto"/>
+          <w:shd w:val="clear" w:color="auto" w:fill="D9D9D9"/>
           <w:lang w:eastAsia="zh-CN"/>
         </w:rPr>
         <w:t>正电子</w:t>
@@ -21692,7 +21692,7 @@
           <w:rFonts w:ascii="Times New Roman" w:eastAsia="宋体" w:hAnsi="Times New Roman"/>
           <w:sz w:val="21"/>
           <w:szCs w:val="21"/>
-          <w:bdr w:val="single" w:sz="8" w:space="0" w:color="auto"/>
+          <w:shd w:val="clear" w:color="auto" w:fill="D9D9D9"/>
           <w:lang w:eastAsia="zh-CN"/>
         </w:rPr>
         <w:t>1934</w:t>
@@ -21702,7 +21702,7 @@
           <w:rFonts w:ascii="Times New Roman" w:eastAsia="宋体" w:hAnsi="Times New Roman"/>
           <w:sz w:val="21"/>
           <w:szCs w:val="21"/>
-          <w:bdr w:val="single" w:sz="8" w:space="0" w:color="auto"/>
+          <w:shd w:val="clear" w:color="auto" w:fill="D9D9D9"/>
           <w:lang w:eastAsia="zh-CN"/>
         </w:rPr>
         <w:t>年</w:t>
@@ -21721,7 +21721,7 @@
           <w:rFonts w:ascii="Times New Roman" w:eastAsia="宋体" w:hAnsi="Times New Roman"/>
           <w:sz w:val="21"/>
           <w:szCs w:val="21"/>
-          <w:bdr w:val="single" w:sz="8" w:space="0" w:color="auto"/>
+          <w:shd w:val="clear" w:color="auto" w:fill="D9D9D9"/>
           <w:lang w:eastAsia="zh-CN"/>
         </w:rPr>
         <w:t>约里奥</w:t>
@@ -21731,7 +21731,7 @@
           <w:rFonts w:ascii="Times New Roman" w:eastAsia="宋体" w:hAnsi="Times New Roman"/>
           <w:sz w:val="21"/>
           <w:szCs w:val="21"/>
-          <w:bdr w:val="single" w:sz="8" w:space="0" w:color="auto"/>
+          <w:shd w:val="clear" w:color="auto" w:fill="D9D9D9"/>
           <w:lang w:eastAsia="zh-CN"/>
         </w:rPr>
         <w:t>-</w:t>
@@ -21741,7 +21741,7 @@
           <w:rFonts w:ascii="Times New Roman" w:eastAsia="宋体" w:hAnsi="Times New Roman"/>
           <w:sz w:val="21"/>
           <w:szCs w:val="21"/>
-          <w:bdr w:val="single" w:sz="8" w:space="0" w:color="auto"/>
+          <w:shd w:val="clear" w:color="auto" w:fill="D9D9D9"/>
           <w:lang w:eastAsia="zh-CN"/>
         </w:rPr>
         <w:t>居里夫妇</w:t>
@@ -21760,7 +21760,7 @@
           <w:rFonts w:ascii="Times New Roman" w:eastAsia="宋体" w:hAnsi="Times New Roman"/>
           <w:sz w:val="21"/>
           <w:szCs w:val="21"/>
-          <w:bdr w:val="single" w:sz="8" w:space="0" w:color="auto"/>
+          <w:shd w:val="clear" w:color="auto" w:fill="D9D9D9"/>
           <w:lang w:eastAsia="zh-CN"/>
         </w:rPr>
         <w:t>人工放射性</w:t>
@@ -21845,7 +21845,7 @@
           <w:rFonts w:ascii="Times New Roman" w:eastAsia="宋体" w:hAnsi="Times New Roman"/>
           <w:sz w:val="21"/>
           <w:szCs w:val="21"/>
-          <w:bdr w:val="single" w:sz="8" w:space="0" w:color="auto"/>
+          <w:shd w:val="clear" w:color="auto" w:fill="D9D9D9"/>
           <w:lang w:eastAsia="zh-CN"/>
         </w:rPr>
         <w:t>1938</w:t>
@@ -21855,7 +21855,7 @@
           <w:rFonts w:ascii="Times New Roman" w:eastAsia="宋体" w:hAnsi="Times New Roman"/>
           <w:sz w:val="21"/>
           <w:szCs w:val="21"/>
-          <w:bdr w:val="single" w:sz="8" w:space="0" w:color="auto"/>
+          <w:shd w:val="clear" w:color="auto" w:fill="D9D9D9"/>
           <w:lang w:eastAsia="zh-CN"/>
         </w:rPr>
         <w:t>年年底</w:t>
@@ -21874,7 +21874,7 @@
           <w:rFonts w:ascii="Times New Roman" w:eastAsia="宋体" w:hAnsi="Times New Roman"/>
           <w:sz w:val="21"/>
           <w:szCs w:val="21"/>
-          <w:bdr w:val="single" w:sz="8" w:space="0" w:color="auto"/>
+          <w:shd w:val="clear" w:color="auto" w:fill="D9D9D9"/>
           <w:lang w:eastAsia="zh-CN"/>
         </w:rPr>
         <w:t>哈恩</w:t>
@@ -21893,7 +21893,7 @@
           <w:rFonts w:ascii="Times New Roman" w:eastAsia="宋体" w:hAnsi="Times New Roman"/>
           <w:sz w:val="21"/>
           <w:szCs w:val="21"/>
-          <w:bdr w:val="single" w:sz="8" w:space="0" w:color="auto"/>
+          <w:shd w:val="clear" w:color="auto" w:fill="D9D9D9"/>
           <w:lang w:eastAsia="zh-CN"/>
         </w:rPr>
         <w:t>斯特拉斯曼</w:t>
@@ -21912,7 +21912,7 @@
           <w:rFonts w:ascii="Times New Roman" w:eastAsia="宋体" w:hAnsi="Times New Roman"/>
           <w:sz w:val="21"/>
           <w:szCs w:val="21"/>
-          <w:bdr w:val="single" w:sz="8" w:space="0" w:color="auto"/>
+          <w:shd w:val="clear" w:color="auto" w:fill="D9D9D9"/>
           <w:lang w:eastAsia="zh-CN"/>
         </w:rPr>
         <w:t>迈特纳</w:t>
@@ -21931,7 +21931,7 @@
           <w:rFonts w:ascii="Times New Roman" w:eastAsia="宋体" w:hAnsi="Times New Roman"/>
           <w:sz w:val="21"/>
           <w:szCs w:val="21"/>
-          <w:bdr w:val="single" w:sz="8" w:space="0" w:color="auto"/>
+          <w:shd w:val="clear" w:color="auto" w:fill="D9D9D9"/>
           <w:lang w:eastAsia="zh-CN"/>
         </w:rPr>
         <w:t>弗里施</w:t>
@@ -21950,7 +21950,7 @@
           <w:rFonts w:ascii="Times New Roman" w:eastAsia="宋体" w:hAnsi="Times New Roman"/>
           <w:sz w:val="21"/>
           <w:szCs w:val="21"/>
-          <w:bdr w:val="single" w:sz="8" w:space="0" w:color="auto"/>
+          <w:shd w:val="clear" w:color="auto" w:fill="D9D9D9"/>
           <w:lang w:eastAsia="zh-CN"/>
         </w:rPr>
         <w:t>核裂变</w:t>
@@ -21973,7 +21973,7 @@
             <w:rFonts w:ascii="Cambria Math" w:hAnsi="Cambria Math"/>
             <w:sz w:val="21"/>
             <w:szCs w:val="21"/>
-            <w:bdr w:val="single" w:sz="8" w:space="0" w:color="auto"/>
+            <w:shd w:val="clear" w:color="auto" w:fill="D9D9D9"/>
             <w:lang w:eastAsia="zh-CN"/>
           </w:rPr>
           <m:t>E=m</m:t>
@@ -21985,7 +21985,7 @@
                 <w:rFonts w:ascii="Cambria Math" w:hAnsi="Cambria Math"/>
                 <w:sz w:val="21"/>
                 <w:szCs w:val="21"/>
-                <w:bdr w:val="single" w:sz="8" w:space="0" w:color="auto"/>
+                <w:shd w:val="clear" w:color="auto" w:fill="D9D9D9"/>
               </w:rPr>
             </m:ctrlPr>
           </m:sSupPr>
@@ -22098,7 +22098,7 @@
           <w:rFonts w:ascii="Times New Roman" w:eastAsia="宋体" w:hAnsi="Times New Roman"/>
           <w:sz w:val="21"/>
           <w:szCs w:val="21"/>
-          <w:bdr w:val="single" w:sz="8" w:space="0" w:color="auto"/>
+          <w:shd w:val="clear" w:color="auto" w:fill="D9D9D9"/>
           <w:lang w:eastAsia="zh-CN"/>
         </w:rPr>
         <w:t>1942</w:t>
@@ -22108,7 +22108,7 @@
           <w:rFonts w:ascii="Times New Roman" w:eastAsia="宋体" w:hAnsi="Times New Roman"/>
           <w:sz w:val="21"/>
           <w:szCs w:val="21"/>
-          <w:bdr w:val="single" w:sz="8" w:space="0" w:color="auto"/>
+          <w:shd w:val="clear" w:color="auto" w:fill="D9D9D9"/>
           <w:lang w:eastAsia="zh-CN"/>
         </w:rPr>
         <w:t>年</w:t>
@@ -22127,7 +22127,7 @@
           <w:rFonts w:ascii="Times New Roman" w:eastAsia="宋体" w:hAnsi="Times New Roman"/>
           <w:sz w:val="21"/>
           <w:szCs w:val="21"/>
-          <w:bdr w:val="single" w:sz="8" w:space="0" w:color="auto"/>
+          <w:shd w:val="clear" w:color="auto" w:fill="D9D9D9"/>
           <w:lang w:eastAsia="zh-CN"/>
         </w:rPr>
         <w:t>费米</w:t>
@@ -22146,7 +22146,7 @@
           <w:rFonts w:ascii="Times New Roman" w:eastAsia="宋体" w:hAnsi="Times New Roman"/>
           <w:sz w:val="21"/>
           <w:szCs w:val="21"/>
-          <w:bdr w:val="single" w:sz="8" w:space="0" w:color="auto"/>
+          <w:shd w:val="clear" w:color="auto" w:fill="D9D9D9"/>
           <w:lang w:eastAsia="zh-CN"/>
         </w:rPr>
         <w:t>核反应堆</w:t>
@@ -22165,7 +22165,7 @@
           <w:rFonts w:ascii="Times New Roman" w:eastAsia="宋体" w:hAnsi="Times New Roman"/>
           <w:sz w:val="21"/>
           <w:szCs w:val="21"/>
-          <w:bdr w:val="single" w:sz="8" w:space="0" w:color="auto"/>
+          <w:shd w:val="clear" w:color="auto" w:fill="D9D9D9"/>
           <w:lang w:eastAsia="zh-CN"/>
         </w:rPr>
         <w:t>链式反应</w:t>
@@ -22258,7 +22258,7 @@
           <w:rFonts w:ascii="Times New Roman" w:eastAsia="宋体" w:hAnsi="Times New Roman"/>
           <w:sz w:val="21"/>
           <w:szCs w:val="21"/>
-          <w:bdr w:val="single" w:sz="8" w:space="0" w:color="auto"/>
+          <w:shd w:val="clear" w:color="auto" w:fill="D9D9D9"/>
           <w:lang w:eastAsia="zh-CN"/>
         </w:rPr>
         <w:t>钱三强、何泽慧</w:t>
@@ -22277,7 +22277,7 @@
           <w:rFonts w:ascii="Times New Roman" w:eastAsia="宋体" w:hAnsi="Times New Roman"/>
           <w:sz w:val="21"/>
           <w:szCs w:val="21"/>
-          <w:bdr w:val="single" w:sz="8" w:space="0" w:color="auto"/>
+          <w:shd w:val="clear" w:color="auto" w:fill="D9D9D9"/>
           <w:lang w:eastAsia="zh-CN"/>
         </w:rPr>
         <w:t>1947</w:t>
@@ -22287,7 +22287,7 @@
           <w:rFonts w:ascii="Times New Roman" w:eastAsia="宋体" w:hAnsi="Times New Roman"/>
           <w:sz w:val="21"/>
           <w:szCs w:val="21"/>
-          <w:bdr w:val="single" w:sz="8" w:space="0" w:color="auto"/>
+          <w:shd w:val="clear" w:color="auto" w:fill="D9D9D9"/>
           <w:lang w:eastAsia="zh-CN"/>
         </w:rPr>
         <w:t>年</w:t>
@@ -22306,7 +22306,7 @@
           <w:rFonts w:ascii="Times New Roman" w:eastAsia="宋体" w:hAnsi="Times New Roman"/>
           <w:sz w:val="21"/>
           <w:szCs w:val="21"/>
-          <w:bdr w:val="single" w:sz="8" w:space="0" w:color="auto"/>
+          <w:shd w:val="clear" w:color="auto" w:fill="D9D9D9"/>
           <w:lang w:eastAsia="zh-CN"/>
         </w:rPr>
         <w:t>分裂为三部分或四部分</w:t>
@@ -22390,7 +22390,7 @@
           <w:rFonts w:ascii="Times New Roman" w:eastAsia="宋体" w:hAnsi="Times New Roman"/>
           <w:sz w:val="21"/>
           <w:szCs w:val="21"/>
-          <w:bdr w:val="single" w:sz="8" w:space="0" w:color="auto"/>
+          <w:shd w:val="clear" w:color="auto" w:fill="D9D9D9"/>
           <w:lang w:eastAsia="zh-CN"/>
         </w:rPr>
         <w:t>卢瑟福和索迪</w:t>
@@ -22409,7 +22409,7 @@
           <w:rFonts w:ascii="Times New Roman" w:eastAsia="宋体" w:hAnsi="Times New Roman"/>
           <w:sz w:val="21"/>
           <w:szCs w:val="21"/>
-          <w:bdr w:val="single" w:sz="8" w:space="0" w:color="auto"/>
+          <w:shd w:val="clear" w:color="auto" w:fill="D9D9D9"/>
           <w:lang w:eastAsia="zh-CN"/>
         </w:rPr>
         <w:t>半衰期</w:t>
@@ -22446,7 +22446,7 @@
           <w:rFonts w:ascii="Times New Roman" w:eastAsia="宋体" w:hAnsi="Times New Roman"/>
           <w:sz w:val="21"/>
           <w:szCs w:val="21"/>
-          <w:bdr w:val="single" w:sz="8" w:space="0" w:color="auto"/>
+          <w:shd w:val="clear" w:color="auto" w:fill="D9D9D9"/>
           <w:lang w:eastAsia="zh-CN"/>
         </w:rPr>
         <w:t>盖尔曼</w:t>
@@ -22465,7 +22465,7 @@
           <w:rFonts w:ascii="Times New Roman" w:eastAsia="宋体" w:hAnsi="Times New Roman"/>
           <w:sz w:val="21"/>
           <w:szCs w:val="21"/>
-          <w:bdr w:val="single" w:sz="8" w:space="0" w:color="auto"/>
+          <w:shd w:val="clear" w:color="auto" w:fill="D9D9D9"/>
           <w:lang w:eastAsia="zh-CN"/>
         </w:rPr>
         <w:t>夸克模型</w:t>
@@ -22493,7 +22493,7 @@
           <w:rFonts w:ascii="Times New Roman" w:eastAsia="宋体" w:hAnsi="Times New Roman"/>
           <w:sz w:val="21"/>
           <w:szCs w:val="21"/>
-          <w:bdr w:val="single" w:sz="8" w:space="0" w:color="auto"/>
+          <w:shd w:val="clear" w:color="auto" w:fill="D9D9D9"/>
           <w:lang w:eastAsia="zh-CN"/>
         </w:rPr>
         <w:t>夸克</w:t>
@@ -22604,7 +22604,7 @@
           <w:rFonts w:ascii="Times New Roman" w:eastAsia="宋体" w:hAnsi="Times New Roman"/>
           <w:sz w:val="21"/>
           <w:szCs w:val="21"/>
-          <w:bdr w:val="single" w:sz="8" w:space="0" w:color="auto"/>
+          <w:shd w:val="clear" w:color="auto" w:fill="D9D9D9"/>
           <w:lang w:eastAsia="zh-CN"/>
         </w:rPr>
         <w:t>氮核</w:t>
@@ -22623,7 +22623,7 @@
           <w:rFonts w:ascii="Times New Roman" w:eastAsia="宋体" w:hAnsi="Times New Roman"/>
           <w:sz w:val="21"/>
           <w:szCs w:val="21"/>
-          <w:bdr w:val="single" w:sz="8" w:space="0" w:color="auto"/>
+          <w:shd w:val="clear" w:color="auto" w:fill="D9D9D9"/>
           <w:lang w:eastAsia="zh-CN"/>
         </w:rPr>
         <w:t>铍核</w:t>
@@ -22783,7 +22783,7 @@
         <w:sz w:val="21"/>
         <w:szCs w:val="21"/>
       </w:rPr>
-      <w:t>11</w:t>
+      <w:t>10</w:t>
     </w:r>
     <w:r>
       <w:rPr>

--- a/高中物理/高中物理同步/物理学史清单.docx
+++ b/高中物理/高中物理同步/物理学史清单.docx
@@ -1710,7 +1710,7 @@
           <w:rFonts w:ascii="Times New Roman" w:eastAsia="宋体" w:hAnsi="Times New Roman"/>
           <w:sz w:val="21"/>
           <w:szCs w:val="21"/>
-          <w:shd w:val="clear" w:color="auto" w:fill="D9D9D9"/>
+          <w:shd w:val="clear" w:color="auto" w:fill="A6A6A6"/>
           <w:lang w:eastAsia="zh-CN"/>
         </w:rPr>
         <w:t>伽利略</w:t>
@@ -1729,7 +1729,7 @@
           <w:rFonts w:ascii="Times New Roman" w:eastAsia="宋体" w:hAnsi="Times New Roman"/>
           <w:sz w:val="21"/>
           <w:szCs w:val="21"/>
-          <w:shd w:val="clear" w:color="auto" w:fill="D9D9D9"/>
+          <w:shd w:val="clear" w:color="auto" w:fill="A6A6A6"/>
           <w:lang w:eastAsia="zh-CN"/>
         </w:rPr>
         <w:t>实验、数学描述和理想化模型</w:t>
@@ -1748,7 +1748,7 @@
           <w:rFonts w:ascii="Times New Roman" w:eastAsia="宋体" w:hAnsi="Times New Roman"/>
           <w:sz w:val="21"/>
           <w:szCs w:val="21"/>
-          <w:shd w:val="clear" w:color="auto" w:fill="D9D9D9"/>
+          <w:shd w:val="clear" w:color="auto" w:fill="A6A6A6"/>
           <w:lang w:eastAsia="zh-CN"/>
         </w:rPr>
         <w:t>定量科学</w:t>
@@ -1861,7 +1861,7 @@
           <w:rFonts w:ascii="Times New Roman" w:eastAsia="宋体" w:hAnsi="Times New Roman"/>
           <w:sz w:val="21"/>
           <w:szCs w:val="21"/>
-          <w:shd w:val="clear" w:color="auto" w:fill="D9D9D9"/>
+          <w:shd w:val="clear" w:color="auto" w:fill="A6A6A6"/>
           <w:lang w:eastAsia="zh-CN"/>
         </w:rPr>
         <w:t>参考系</w:t>
@@ -1880,7 +1880,7 @@
           <w:rFonts w:ascii="Times New Roman" w:eastAsia="宋体" w:hAnsi="Times New Roman"/>
           <w:sz w:val="21"/>
           <w:szCs w:val="21"/>
-          <w:shd w:val="clear" w:color="auto" w:fill="D9D9D9"/>
+          <w:shd w:val="clear" w:color="auto" w:fill="A6A6A6"/>
           <w:lang w:eastAsia="zh-CN"/>
         </w:rPr>
         <w:t>爱因斯坦相对论</w:t>
@@ -2067,7 +2067,7 @@
           <w:rFonts w:ascii="Times New Roman" w:eastAsia="宋体" w:hAnsi="Times New Roman"/>
           <w:sz w:val="21"/>
           <w:szCs w:val="21"/>
-          <w:shd w:val="clear" w:color="auto" w:fill="D9D9D9"/>
+          <w:shd w:val="clear" w:color="auto" w:fill="A6A6A6"/>
           <w:lang w:eastAsia="zh-CN"/>
         </w:rPr>
         <w:t>亚里士多德</w:t>
@@ -2086,7 +2086,7 @@
           <w:rFonts w:ascii="Times New Roman" w:eastAsia="宋体" w:hAnsi="Times New Roman"/>
           <w:sz w:val="21"/>
           <w:szCs w:val="21"/>
-          <w:shd w:val="clear" w:color="auto" w:fill="D9D9D9"/>
+          <w:shd w:val="clear" w:color="auto" w:fill="A6A6A6"/>
           <w:lang w:eastAsia="zh-CN"/>
         </w:rPr>
         <w:t>重的物体下落得快</w:t>
@@ -2105,7 +2105,7 @@
           <w:rFonts w:ascii="Times New Roman" w:eastAsia="宋体" w:hAnsi="Times New Roman"/>
           <w:sz w:val="21"/>
           <w:szCs w:val="21"/>
-          <w:shd w:val="clear" w:color="auto" w:fill="D9D9D9"/>
+          <w:shd w:val="clear" w:color="auto" w:fill="A6A6A6"/>
           <w:lang w:eastAsia="zh-CN"/>
         </w:rPr>
         <w:t>伽利略</w:t>
@@ -2124,7 +2124,7 @@
           <w:rFonts w:ascii="Times New Roman" w:eastAsia="宋体" w:hAnsi="Times New Roman"/>
           <w:sz w:val="21"/>
           <w:szCs w:val="21"/>
-          <w:shd w:val="clear" w:color="auto" w:fill="D9D9D9"/>
+          <w:shd w:val="clear" w:color="auto" w:fill="A6A6A6"/>
           <w:lang w:eastAsia="zh-CN"/>
         </w:rPr>
         <w:t>逻辑推理、斜面实验和理想化外推</w:t>
@@ -2143,7 +2143,7 @@
           <w:rFonts w:ascii="Times New Roman" w:eastAsia="宋体" w:hAnsi="Times New Roman"/>
           <w:sz w:val="21"/>
           <w:szCs w:val="21"/>
-          <w:shd w:val="clear" w:color="auto" w:fill="D9D9D9"/>
+          <w:shd w:val="clear" w:color="auto" w:fill="A6A6A6"/>
           <w:lang w:eastAsia="zh-CN"/>
         </w:rPr>
         <w:t>加速度相同</w:t>
@@ -2227,7 +2227,7 @@
           <w:rFonts w:ascii="Times New Roman" w:eastAsia="宋体" w:hAnsi="Times New Roman"/>
           <w:sz w:val="21"/>
           <w:szCs w:val="21"/>
-          <w:shd w:val="clear" w:color="auto" w:fill="D9D9D9"/>
+          <w:shd w:val="clear" w:color="auto" w:fill="A6A6A6"/>
           <w:lang w:eastAsia="zh-CN"/>
         </w:rPr>
         <w:t>1638</w:t>
@@ -2237,7 +2237,7 @@
           <w:rFonts w:ascii="Times New Roman" w:eastAsia="宋体" w:hAnsi="Times New Roman"/>
           <w:sz w:val="21"/>
           <w:szCs w:val="21"/>
-          <w:shd w:val="clear" w:color="auto" w:fill="D9D9D9"/>
+          <w:shd w:val="clear" w:color="auto" w:fill="A6A6A6"/>
           <w:lang w:eastAsia="zh-CN"/>
         </w:rPr>
         <w:t>年</w:t>
@@ -2256,7 +2256,7 @@
           <w:rFonts w:ascii="Times New Roman" w:eastAsia="宋体" w:hAnsi="Times New Roman"/>
           <w:sz w:val="21"/>
           <w:szCs w:val="21"/>
-          <w:shd w:val="clear" w:color="auto" w:fill="D9D9D9"/>
+          <w:shd w:val="clear" w:color="auto" w:fill="A6A6A6"/>
           <w:lang w:eastAsia="zh-CN"/>
         </w:rPr>
         <w:t>《两种新科学的对话》</w:t>
@@ -2275,7 +2275,7 @@
           <w:rFonts w:ascii="Times New Roman" w:eastAsia="宋体" w:hAnsi="Times New Roman"/>
           <w:sz w:val="21"/>
           <w:szCs w:val="21"/>
-          <w:shd w:val="clear" w:color="auto" w:fill="D9D9D9"/>
+          <w:shd w:val="clear" w:color="auto" w:fill="A6A6A6"/>
           <w:lang w:eastAsia="zh-CN"/>
         </w:rPr>
         <w:t>近代力学创始人</w:t>
@@ -2379,7 +2379,7 @@
           <w:rFonts w:ascii="Times New Roman" w:eastAsia="宋体" w:hAnsi="Times New Roman"/>
           <w:sz w:val="21"/>
           <w:szCs w:val="21"/>
-          <w:shd w:val="clear" w:color="auto" w:fill="D9D9D9"/>
+          <w:shd w:val="clear" w:color="auto" w:fill="A6A6A6"/>
           <w:lang w:eastAsia="zh-CN"/>
         </w:rPr>
         <w:t>科学推理、斜面实验</w:t>
@@ -2607,7 +2607,7 @@
           <w:rFonts w:ascii="Times New Roman" w:eastAsia="宋体" w:hAnsi="Times New Roman"/>
           <w:sz w:val="21"/>
           <w:szCs w:val="21"/>
-          <w:shd w:val="clear" w:color="auto" w:fill="D9D9D9"/>
+          <w:shd w:val="clear" w:color="auto" w:fill="A6A6A6"/>
           <w:lang w:eastAsia="zh-CN"/>
         </w:rPr>
         <w:t>胡克</w:t>
@@ -2626,7 +2626,7 @@
           <w:rFonts w:ascii="Times New Roman" w:eastAsia="宋体" w:hAnsi="Times New Roman"/>
           <w:sz w:val="21"/>
           <w:szCs w:val="21"/>
-          <w:shd w:val="clear" w:color="auto" w:fill="D9D9D9"/>
+          <w:shd w:val="clear" w:color="auto" w:fill="A6A6A6"/>
           <w:lang w:eastAsia="zh-CN"/>
         </w:rPr>
         <w:t>弹性限度内</w:t>
@@ -2672,7 +2672,7 @@
           <w:rFonts w:ascii="Times New Roman" w:eastAsia="宋体" w:hAnsi="Times New Roman"/>
           <w:sz w:val="21"/>
           <w:szCs w:val="21"/>
-          <w:shd w:val="clear" w:color="auto" w:fill="D9D9D9"/>
+          <w:shd w:val="clear" w:color="auto" w:fill="A6A6A6"/>
           <w:lang w:eastAsia="zh-CN"/>
         </w:rPr>
         <w:t>成正比</w:t>
@@ -2695,7 +2695,7 @@
             <w:rFonts w:ascii="Cambria Math" w:hAnsi="Cambria Math"/>
             <w:sz w:val="21"/>
             <w:szCs w:val="21"/>
-            <w:shd w:val="clear" w:color="auto" w:fill="D9D9D9"/>
+            <w:shd w:val="clear" w:color="auto" w:fill="A6A6A6"/>
             <w:lang w:eastAsia="zh-CN"/>
           </w:rPr>
           <m:t>F=kx</m:t>
@@ -2726,7 +2726,7 @@
           <w:rFonts w:ascii="Times New Roman" w:eastAsia="宋体" w:hAnsi="Times New Roman"/>
           <w:sz w:val="21"/>
           <w:szCs w:val="21"/>
-          <w:shd w:val="clear" w:color="auto" w:fill="D9D9D9"/>
+          <w:shd w:val="clear" w:color="auto" w:fill="A6A6A6"/>
           <w:lang w:eastAsia="zh-CN"/>
         </w:rPr>
         <w:t>胡克定律</w:t>
@@ -2810,7 +2810,7 @@
           <w:rFonts w:ascii="Times New Roman" w:eastAsia="宋体" w:hAnsi="Times New Roman"/>
           <w:sz w:val="21"/>
           <w:szCs w:val="21"/>
-          <w:shd w:val="clear" w:color="auto" w:fill="D9D9D9"/>
+          <w:shd w:val="clear" w:color="auto" w:fill="A6A6A6"/>
           <w:lang w:eastAsia="zh-CN"/>
         </w:rPr>
         <w:t>牛顿</w:t>
@@ -2829,7 +2829,7 @@
           <w:rFonts w:ascii="Times New Roman" w:eastAsia="宋体" w:hAnsi="Times New Roman"/>
           <w:sz w:val="21"/>
           <w:szCs w:val="21"/>
-          <w:shd w:val="clear" w:color="auto" w:fill="D9D9D9"/>
+          <w:shd w:val="clear" w:color="auto" w:fill="A6A6A6"/>
           <w:lang w:eastAsia="zh-CN"/>
         </w:rPr>
         <w:t>作用力与反作用力</w:t>
@@ -2848,7 +2848,7 @@
           <w:rFonts w:ascii="Times New Roman" w:eastAsia="宋体" w:hAnsi="Times New Roman"/>
           <w:sz w:val="21"/>
           <w:szCs w:val="21"/>
-          <w:shd w:val="clear" w:color="auto" w:fill="D9D9D9"/>
+          <w:shd w:val="clear" w:color="auto" w:fill="A6A6A6"/>
           <w:lang w:eastAsia="zh-CN"/>
         </w:rPr>
         <w:t>牛顿第三定律</w:t>
@@ -2941,7 +2941,7 @@
           <w:rFonts w:ascii="Times New Roman" w:eastAsia="宋体" w:hAnsi="Times New Roman"/>
           <w:sz w:val="21"/>
           <w:szCs w:val="21"/>
-          <w:shd w:val="clear" w:color="auto" w:fill="D9D9D9"/>
+          <w:shd w:val="clear" w:color="auto" w:fill="A6A6A6"/>
           <w:lang w:eastAsia="zh-CN"/>
         </w:rPr>
         <w:t>运动定律</w:t>
@@ -3164,7 +3164,7 @@
           <w:rFonts w:ascii="Times New Roman" w:eastAsia="宋体" w:hAnsi="Times New Roman"/>
           <w:sz w:val="21"/>
           <w:szCs w:val="21"/>
-          <w:shd w:val="clear" w:color="auto" w:fill="D9D9D9"/>
+          <w:shd w:val="clear" w:color="auto" w:fill="A6A6A6"/>
           <w:lang w:eastAsia="zh-CN"/>
         </w:rPr>
         <w:t>伽利略</w:t>
@@ -3183,7 +3183,7 @@
           <w:rFonts w:ascii="Times New Roman" w:eastAsia="宋体" w:hAnsi="Times New Roman"/>
           <w:sz w:val="21"/>
           <w:szCs w:val="21"/>
-          <w:shd w:val="clear" w:color="auto" w:fill="D9D9D9"/>
+          <w:shd w:val="clear" w:color="auto" w:fill="A6A6A6"/>
           <w:lang w:eastAsia="zh-CN"/>
         </w:rPr>
         <w:t>理想斜面实验</w:t>
@@ -3202,7 +3202,7 @@
           <w:rFonts w:ascii="Times New Roman" w:eastAsia="宋体" w:hAnsi="Times New Roman"/>
           <w:sz w:val="21"/>
           <w:szCs w:val="21"/>
-          <w:shd w:val="clear" w:color="auto" w:fill="D9D9D9"/>
+          <w:shd w:val="clear" w:color="auto" w:fill="A6A6A6"/>
           <w:lang w:eastAsia="zh-CN"/>
         </w:rPr>
         <w:t>不需要力来维持</w:t>
@@ -3221,7 +3221,7 @@
           <w:rFonts w:ascii="Times New Roman" w:eastAsia="宋体" w:hAnsi="Times New Roman"/>
           <w:sz w:val="21"/>
           <w:szCs w:val="21"/>
-          <w:shd w:val="clear" w:color="auto" w:fill="D9D9D9"/>
+          <w:shd w:val="clear" w:color="auto" w:fill="A6A6A6"/>
           <w:lang w:eastAsia="zh-CN"/>
         </w:rPr>
         <w:t>改变物体运动状态</w:t>
@@ -3314,7 +3314,7 @@
           <w:rFonts w:ascii="Times New Roman" w:eastAsia="宋体" w:hAnsi="Times New Roman"/>
           <w:sz w:val="21"/>
           <w:szCs w:val="21"/>
-          <w:shd w:val="clear" w:color="auto" w:fill="D9D9D9"/>
+          <w:shd w:val="clear" w:color="auto" w:fill="A6A6A6"/>
           <w:lang w:eastAsia="zh-CN"/>
         </w:rPr>
         <w:t>笛卡儿</w:t>
@@ -3333,7 +3333,7 @@
           <w:rFonts w:ascii="Times New Roman" w:eastAsia="宋体" w:hAnsi="Times New Roman"/>
           <w:sz w:val="21"/>
           <w:szCs w:val="21"/>
-          <w:shd w:val="clear" w:color="auto" w:fill="D9D9D9"/>
+          <w:shd w:val="clear" w:color="auto" w:fill="A6A6A6"/>
           <w:lang w:eastAsia="zh-CN"/>
         </w:rPr>
         <w:t>以同一速度沿同一直线运动</w:t>
@@ -3437,7 +3437,7 @@
           <w:rFonts w:ascii="Times New Roman" w:eastAsia="宋体" w:hAnsi="Times New Roman"/>
           <w:sz w:val="21"/>
           <w:szCs w:val="21"/>
-          <w:shd w:val="clear" w:color="auto" w:fill="D9D9D9"/>
+          <w:shd w:val="clear" w:color="auto" w:fill="A6A6A6"/>
           <w:lang w:eastAsia="zh-CN"/>
         </w:rPr>
         <w:t>1687</w:t>
@@ -3447,7 +3447,7 @@
           <w:rFonts w:ascii="Times New Roman" w:eastAsia="宋体" w:hAnsi="Times New Roman"/>
           <w:sz w:val="21"/>
           <w:szCs w:val="21"/>
-          <w:shd w:val="clear" w:color="auto" w:fill="D9D9D9"/>
+          <w:shd w:val="clear" w:color="auto" w:fill="A6A6A6"/>
           <w:lang w:eastAsia="zh-CN"/>
         </w:rPr>
         <w:t>年</w:t>
@@ -3466,7 +3466,7 @@
           <w:rFonts w:ascii="Times New Roman" w:eastAsia="宋体" w:hAnsi="Times New Roman"/>
           <w:sz w:val="21"/>
           <w:szCs w:val="21"/>
-          <w:shd w:val="clear" w:color="auto" w:fill="D9D9D9"/>
+          <w:shd w:val="clear" w:color="auto" w:fill="A6A6A6"/>
           <w:lang w:eastAsia="zh-CN"/>
         </w:rPr>
         <w:t>《自然哲学的数学原理》</w:t>
@@ -3485,7 +3485,7 @@
           <w:rFonts w:ascii="Times New Roman" w:eastAsia="宋体" w:hAnsi="Times New Roman"/>
           <w:sz w:val="21"/>
           <w:szCs w:val="21"/>
-          <w:shd w:val="clear" w:color="auto" w:fill="D9D9D9"/>
+          <w:shd w:val="clear" w:color="auto" w:fill="A6A6A6"/>
           <w:lang w:eastAsia="zh-CN"/>
         </w:rPr>
         <w:t>三条运动定律</w:t>
@@ -3569,7 +3569,7 @@
           <w:rFonts w:ascii="Times New Roman" w:eastAsia="宋体" w:hAnsi="Times New Roman"/>
           <w:sz w:val="21"/>
           <w:szCs w:val="21"/>
-          <w:shd w:val="clear" w:color="auto" w:fill="D9D9D9"/>
+          <w:shd w:val="clear" w:color="auto" w:fill="A6A6A6"/>
           <w:lang w:eastAsia="zh-CN"/>
         </w:rPr>
         <w:t>宏观、低速、弱引力</w:t>
@@ -3588,7 +3588,7 @@
           <w:rFonts w:ascii="Times New Roman" w:eastAsia="宋体" w:hAnsi="Times New Roman"/>
           <w:sz w:val="21"/>
           <w:szCs w:val="21"/>
-          <w:shd w:val="clear" w:color="auto" w:fill="D9D9D9"/>
+          <w:shd w:val="clear" w:color="auto" w:fill="A6A6A6"/>
           <w:lang w:eastAsia="zh-CN"/>
         </w:rPr>
         <w:t>量子理论</w:t>
@@ -3607,7 +3607,7 @@
           <w:rFonts w:ascii="Times New Roman" w:eastAsia="宋体" w:hAnsi="Times New Roman"/>
           <w:sz w:val="21"/>
           <w:szCs w:val="21"/>
-          <w:shd w:val="clear" w:color="auto" w:fill="D9D9D9"/>
+          <w:shd w:val="clear" w:color="auto" w:fill="A6A6A6"/>
           <w:lang w:eastAsia="zh-CN"/>
         </w:rPr>
         <w:t>相对论</w:t>
@@ -3850,7 +3850,7 @@
           <w:rFonts w:ascii="Times New Roman" w:eastAsia="宋体" w:hAnsi="Times New Roman"/>
           <w:sz w:val="21"/>
           <w:szCs w:val="21"/>
-          <w:shd w:val="clear" w:color="auto" w:fill="D9D9D9"/>
+          <w:shd w:val="clear" w:color="auto" w:fill="A6A6A6"/>
           <w:lang w:eastAsia="zh-CN"/>
         </w:rPr>
         <w:t>伽利略</w:t>
@@ -3869,7 +3869,7 @@
           <w:rFonts w:ascii="Times New Roman" w:eastAsia="宋体" w:hAnsi="Times New Roman"/>
           <w:sz w:val="21"/>
           <w:szCs w:val="21"/>
-          <w:shd w:val="clear" w:color="auto" w:fill="D9D9D9"/>
+          <w:shd w:val="clear" w:color="auto" w:fill="A6A6A6"/>
           <w:lang w:eastAsia="zh-CN"/>
         </w:rPr>
         <w:t>水平方向的匀速直线运动</w:t>
@@ -3888,7 +3888,7 @@
           <w:rFonts w:ascii="Times New Roman" w:eastAsia="宋体" w:hAnsi="Times New Roman"/>
           <w:sz w:val="21"/>
           <w:szCs w:val="21"/>
-          <w:shd w:val="clear" w:color="auto" w:fill="D9D9D9"/>
+          <w:shd w:val="clear" w:color="auto" w:fill="A6A6A6"/>
           <w:lang w:eastAsia="zh-CN"/>
         </w:rPr>
         <w:t>竖直方向的自由落体运动</w:t>
@@ -3907,7 +3907,7 @@
           <w:rFonts w:ascii="Times New Roman" w:eastAsia="宋体" w:hAnsi="Times New Roman"/>
           <w:sz w:val="21"/>
           <w:szCs w:val="21"/>
-          <w:shd w:val="clear" w:color="auto" w:fill="D9D9D9"/>
+          <w:shd w:val="clear" w:color="auto" w:fill="A6A6A6"/>
           <w:lang w:eastAsia="zh-CN"/>
         </w:rPr>
         <w:t>抛物线</w:t>
@@ -4000,7 +4000,7 @@
           <w:rFonts w:ascii="Times New Roman" w:eastAsia="宋体" w:hAnsi="Times New Roman"/>
           <w:sz w:val="21"/>
           <w:szCs w:val="21"/>
-          <w:shd w:val="clear" w:color="auto" w:fill="D9D9D9"/>
+          <w:shd w:val="clear" w:color="auto" w:fill="A6A6A6"/>
           <w:lang w:eastAsia="zh-CN"/>
         </w:rPr>
         <w:t>等效替代</w:t>
@@ -4019,7 +4019,7 @@
           <w:rFonts w:ascii="Times New Roman" w:eastAsia="宋体" w:hAnsi="Times New Roman"/>
           <w:sz w:val="21"/>
           <w:szCs w:val="21"/>
-          <w:shd w:val="clear" w:color="auto" w:fill="D9D9D9"/>
+          <w:shd w:val="clear" w:color="auto" w:fill="A6A6A6"/>
           <w:lang w:eastAsia="zh-CN"/>
         </w:rPr>
         <w:t>蜡块</w:t>
@@ -4058,7 +4058,7 @@
           <w:rFonts w:ascii="Times New Roman" w:eastAsia="宋体" w:hAnsi="Times New Roman"/>
           <w:sz w:val="21"/>
           <w:szCs w:val="21"/>
-          <w:shd w:val="clear" w:color="auto" w:fill="D9D9D9"/>
+          <w:shd w:val="clear" w:color="auto" w:fill="A6A6A6"/>
           <w:lang w:eastAsia="zh-CN"/>
         </w:rPr>
         <w:t>等时性</w:t>
@@ -4274,7 +4274,7 @@
           <w:rFonts w:ascii="Times New Roman" w:eastAsia="宋体" w:hAnsi="Times New Roman"/>
           <w:sz w:val="21"/>
           <w:szCs w:val="21"/>
-          <w:shd w:val="clear" w:color="auto" w:fill="D9D9D9"/>
+          <w:shd w:val="clear" w:color="auto" w:fill="A6A6A6"/>
           <w:lang w:eastAsia="zh-CN"/>
         </w:rPr>
         <w:t>惠更斯</w:t>
@@ -4293,7 +4293,7 @@
           <w:rFonts w:ascii="Times New Roman" w:eastAsia="宋体" w:hAnsi="Times New Roman"/>
           <w:sz w:val="21"/>
           <w:szCs w:val="21"/>
-          <w:shd w:val="clear" w:color="auto" w:fill="D9D9D9"/>
+          <w:shd w:val="clear" w:color="auto" w:fill="A6A6A6"/>
           <w:lang w:eastAsia="zh-CN"/>
         </w:rPr>
         <w:t>牛顿</w:t>
@@ -4357,7 +4357,7 @@
           <w:rFonts w:ascii="Times New Roman" w:eastAsia="宋体" w:hAnsi="Times New Roman"/>
           <w:sz w:val="21"/>
           <w:szCs w:val="21"/>
-          <w:shd w:val="clear" w:color="auto" w:fill="D9D9D9"/>
+          <w:shd w:val="clear" w:color="auto" w:fill="A6A6A6"/>
           <w:lang w:eastAsia="zh-CN"/>
         </w:rPr>
         <w:t>按效果命名</w:t>
@@ -4558,7 +4558,7 @@
           <w:rFonts w:ascii="Times New Roman" w:eastAsia="宋体" w:hAnsi="Times New Roman"/>
           <w:sz w:val="21"/>
           <w:szCs w:val="21"/>
-          <w:shd w:val="clear" w:color="auto" w:fill="D9D9D9"/>
+          <w:shd w:val="clear" w:color="auto" w:fill="A6A6A6"/>
           <w:lang w:eastAsia="zh-CN"/>
         </w:rPr>
         <w:t>托</w:t>
@@ -4569,7 +4569,7 @@
           <w:rFonts w:ascii="Times New Roman" w:eastAsia="宋体" w:hAnsi="Times New Roman"/>
           <w:sz w:val="21"/>
           <w:szCs w:val="21"/>
-          <w:shd w:val="clear" w:color="auto" w:fill="D9D9D9"/>
+          <w:shd w:val="clear" w:color="auto" w:fill="A6A6A6"/>
           <w:lang w:eastAsia="zh-CN"/>
         </w:rPr>
         <w:t>勒密</w:t>
@@ -4616,7 +4616,7 @@
           <w:rFonts w:ascii="Times New Roman" w:eastAsia="宋体" w:hAnsi="Times New Roman"/>
           <w:sz w:val="21"/>
           <w:szCs w:val="21"/>
-          <w:shd w:val="clear" w:color="auto" w:fill="D9D9D9"/>
+          <w:shd w:val="clear" w:color="auto" w:fill="A6A6A6"/>
           <w:lang w:eastAsia="zh-CN"/>
         </w:rPr>
         <w:t>1543</w:t>
@@ -4626,7 +4626,7 @@
           <w:rFonts w:ascii="Times New Roman" w:eastAsia="宋体" w:hAnsi="Times New Roman"/>
           <w:sz w:val="21"/>
           <w:szCs w:val="21"/>
-          <w:shd w:val="clear" w:color="auto" w:fill="D9D9D9"/>
+          <w:shd w:val="clear" w:color="auto" w:fill="A6A6A6"/>
           <w:lang w:eastAsia="zh-CN"/>
         </w:rPr>
         <w:t>年哥白尼</w:t>
@@ -4645,7 +4645,7 @@
           <w:rFonts w:ascii="Times New Roman" w:eastAsia="宋体" w:hAnsi="Times New Roman"/>
           <w:sz w:val="21"/>
           <w:szCs w:val="21"/>
-          <w:shd w:val="clear" w:color="auto" w:fill="D9D9D9"/>
+          <w:shd w:val="clear" w:color="auto" w:fill="A6A6A6"/>
           <w:lang w:eastAsia="zh-CN"/>
         </w:rPr>
         <w:t>《天体运行论》</w:t>
@@ -4664,7 +4664,7 @@
           <w:rFonts w:ascii="Times New Roman" w:eastAsia="宋体" w:hAnsi="Times New Roman"/>
           <w:sz w:val="21"/>
           <w:szCs w:val="21"/>
-          <w:shd w:val="clear" w:color="auto" w:fill="D9D9D9"/>
+          <w:shd w:val="clear" w:color="auto" w:fill="A6A6A6"/>
           <w:lang w:eastAsia="zh-CN"/>
         </w:rPr>
         <w:t>日心体系</w:t>
@@ -4684,7 +4684,7 @@
           <w:rFonts w:ascii="Times New Roman" w:eastAsia="宋体" w:hAnsi="Times New Roman"/>
           <w:sz w:val="21"/>
           <w:szCs w:val="21"/>
-          <w:shd w:val="clear" w:color="auto" w:fill="D9D9D9"/>
+          <w:shd w:val="clear" w:color="auto" w:fill="A6A6A6"/>
           <w:lang w:eastAsia="zh-CN"/>
         </w:rPr>
         <w:t>第谷</w:t>
@@ -4823,7 +4823,7 @@
           <w:rFonts w:ascii="Times New Roman" w:eastAsia="宋体" w:hAnsi="Times New Roman"/>
           <w:sz w:val="21"/>
           <w:szCs w:val="21"/>
-          <w:shd w:val="clear" w:color="auto" w:fill="D9D9D9"/>
+          <w:shd w:val="clear" w:color="auto" w:fill="A6A6A6"/>
           <w:lang w:eastAsia="zh-CN"/>
         </w:rPr>
         <w:t>开</w:t>
@@ -4834,7 +4834,7 @@
           <w:rFonts w:ascii="Times New Roman" w:eastAsia="宋体" w:hAnsi="Times New Roman"/>
           <w:sz w:val="21"/>
           <w:szCs w:val="21"/>
-          <w:shd w:val="clear" w:color="auto" w:fill="D9D9D9"/>
+          <w:shd w:val="clear" w:color="auto" w:fill="A6A6A6"/>
           <w:lang w:eastAsia="zh-CN"/>
         </w:rPr>
         <w:t>普勒</w:t>
@@ -4881,7 +4881,7 @@
           <w:rFonts w:ascii="Times New Roman" w:eastAsia="宋体" w:hAnsi="Times New Roman"/>
           <w:sz w:val="21"/>
           <w:szCs w:val="21"/>
-          <w:shd w:val="clear" w:color="auto" w:fill="D9D9D9"/>
+          <w:shd w:val="clear" w:color="auto" w:fill="A6A6A6"/>
           <w:lang w:eastAsia="zh-CN"/>
         </w:rPr>
         <w:t>1609</w:t>
@@ -4891,7 +4891,7 @@
           <w:rFonts w:ascii="Times New Roman" w:eastAsia="宋体" w:hAnsi="Times New Roman"/>
           <w:sz w:val="21"/>
           <w:szCs w:val="21"/>
-          <w:shd w:val="clear" w:color="auto" w:fill="D9D9D9"/>
+          <w:shd w:val="clear" w:color="auto" w:fill="A6A6A6"/>
           <w:lang w:eastAsia="zh-CN"/>
         </w:rPr>
         <w:t>年和</w:t>
@@ -4901,7 +4901,7 @@
           <w:rFonts w:ascii="Times New Roman" w:eastAsia="宋体" w:hAnsi="Times New Roman"/>
           <w:sz w:val="21"/>
           <w:szCs w:val="21"/>
-          <w:shd w:val="clear" w:color="auto" w:fill="D9D9D9"/>
+          <w:shd w:val="clear" w:color="auto" w:fill="A6A6A6"/>
           <w:lang w:eastAsia="zh-CN"/>
         </w:rPr>
         <w:t>1619</w:t>
@@ -4911,7 +4911,7 @@
           <w:rFonts w:ascii="Times New Roman" w:eastAsia="宋体" w:hAnsi="Times New Roman"/>
           <w:sz w:val="21"/>
           <w:szCs w:val="21"/>
-          <w:shd w:val="clear" w:color="auto" w:fill="D9D9D9"/>
+          <w:shd w:val="clear" w:color="auto" w:fill="A6A6A6"/>
           <w:lang w:eastAsia="zh-CN"/>
         </w:rPr>
         <w:t>年</w:t>
@@ -4930,7 +4930,7 @@
           <w:rFonts w:ascii="Times New Roman" w:eastAsia="宋体" w:hAnsi="Times New Roman"/>
           <w:sz w:val="21"/>
           <w:szCs w:val="21"/>
-          <w:shd w:val="clear" w:color="auto" w:fill="D9D9D9"/>
+          <w:shd w:val="clear" w:color="auto" w:fill="A6A6A6"/>
           <w:lang w:eastAsia="zh-CN"/>
         </w:rPr>
         <w:t>行星运动三定律</w:t>
@@ -4952,7 +4952,7 @@
                 <w:rFonts w:ascii="Cambria Math" w:hAnsi="Cambria Math"/>
                 <w:sz w:val="21"/>
                 <w:szCs w:val="21"/>
-                <w:shd w:val="clear" w:color="auto" w:fill="D9D9D9"/>
+                <w:shd w:val="clear" w:color="auto" w:fill="A6A6A6"/>
               </w:rPr>
             </m:ctrlPr>
           </m:sSupPr>
@@ -4993,7 +4993,7 @@
             <w:rFonts w:ascii="Cambria Math" w:hAnsi="Cambria Math"/>
             <w:sz w:val="21"/>
             <w:szCs w:val="21"/>
-            <w:shd w:val="clear" w:color="auto" w:fill="D9D9D9"/>
+            <w:shd w:val="clear" w:color="auto" w:fill="A6A6A6"/>
             <w:lang w:eastAsia="zh-CN"/>
           </w:rPr>
           <m:t>/</m:t>
@@ -5005,7 +5005,7 @@
                 <w:rFonts w:ascii="Cambria Math" w:hAnsi="Cambria Math"/>
                 <w:sz w:val="21"/>
                 <w:szCs w:val="21"/>
-                <w:shd w:val="clear" w:color="auto" w:fill="D9D9D9"/>
+                <w:shd w:val="clear" w:color="auto" w:fill="A6A6A6"/>
               </w:rPr>
             </m:ctrlPr>
           </m:sSupPr>
@@ -5046,7 +5046,7 @@
             <w:rFonts w:ascii="Cambria Math" w:hAnsi="Cambria Math"/>
             <w:sz w:val="21"/>
             <w:szCs w:val="21"/>
-            <w:shd w:val="clear" w:color="auto" w:fill="D9D9D9"/>
+            <w:shd w:val="clear" w:color="auto" w:fill="A6A6A6"/>
             <w:lang w:eastAsia="zh-CN"/>
           </w:rPr>
           <m:t>=k</m:t>
@@ -5149,7 +5149,7 @@
           <w:rFonts w:ascii="Times New Roman" w:eastAsia="宋体" w:hAnsi="Times New Roman"/>
           <w:sz w:val="21"/>
           <w:szCs w:val="21"/>
-          <w:shd w:val="clear" w:color="auto" w:fill="D9D9D9"/>
+          <w:shd w:val="clear" w:color="auto" w:fill="A6A6A6"/>
           <w:lang w:eastAsia="zh-CN"/>
         </w:rPr>
         <w:t>牛顿</w:t>
@@ -5168,7 +5168,7 @@
           <w:rFonts w:ascii="Times New Roman" w:eastAsia="宋体" w:hAnsi="Times New Roman"/>
           <w:sz w:val="21"/>
           <w:szCs w:val="21"/>
-          <w:shd w:val="clear" w:color="auto" w:fill="D9D9D9"/>
+          <w:shd w:val="clear" w:color="auto" w:fill="A6A6A6"/>
           <w:lang w:eastAsia="zh-CN"/>
         </w:rPr>
         <w:t>万有引力定律</w:t>
@@ -5182,7 +5182,7 @@
             <w:rFonts w:ascii="Cambria Math" w:hAnsi="Cambria Math"/>
             <w:sz w:val="21"/>
             <w:szCs w:val="21"/>
-            <w:shd w:val="clear" w:color="auto" w:fill="D9D9D9"/>
+            <w:shd w:val="clear" w:color="auto" w:fill="A6A6A6"/>
             <w:lang w:eastAsia="zh-CN"/>
           </w:rPr>
           <m:t>F=G</m:t>
@@ -5194,7 +5194,7 @@
                 <w:rFonts w:ascii="Cambria Math" w:hAnsi="Cambria Math"/>
                 <w:sz w:val="21"/>
                 <w:szCs w:val="21"/>
-                <w:shd w:val="clear" w:color="auto" w:fill="D9D9D9"/>
+                <w:shd w:val="clear" w:color="auto" w:fill="A6A6A6"/>
               </w:rPr>
             </m:ctrlPr>
           </m:sSubPr>
@@ -5234,7 +5234,7 @@
                 <w:rFonts w:ascii="Cambria Math" w:hAnsi="Cambria Math"/>
                 <w:sz w:val="21"/>
                 <w:szCs w:val="21"/>
-                <w:shd w:val="clear" w:color="auto" w:fill="D9D9D9"/>
+                <w:shd w:val="clear" w:color="auto" w:fill="A6A6A6"/>
               </w:rPr>
             </m:ctrlPr>
           </m:sSubPr>
@@ -5275,7 +5275,7 @@
             <w:rFonts w:ascii="Cambria Math" w:hAnsi="Cambria Math"/>
             <w:sz w:val="21"/>
             <w:szCs w:val="21"/>
-            <w:shd w:val="clear" w:color="auto" w:fill="D9D9D9"/>
+            <w:shd w:val="clear" w:color="auto" w:fill="A6A6A6"/>
             <w:lang w:eastAsia="zh-CN"/>
           </w:rPr>
           <m:t>/</m:t>
@@ -5287,7 +5287,7 @@
                 <w:rFonts w:ascii="Cambria Math" w:hAnsi="Cambria Math"/>
                 <w:sz w:val="21"/>
                 <w:szCs w:val="21"/>
-                <w:shd w:val="clear" w:color="auto" w:fill="D9D9D9"/>
+                <w:shd w:val="clear" w:color="auto" w:fill="A6A6A6"/>
               </w:rPr>
             </m:ctrlPr>
           </m:sSupPr>
@@ -5353,7 +5353,7 @@
           <w:rFonts w:ascii="Times New Roman" w:eastAsia="宋体" w:hAnsi="Times New Roman"/>
           <w:sz w:val="21"/>
           <w:szCs w:val="21"/>
-          <w:shd w:val="clear" w:color="auto" w:fill="D9D9D9"/>
+          <w:shd w:val="clear" w:color="auto" w:fill="A6A6A6"/>
           <w:lang w:eastAsia="zh-CN"/>
         </w:rPr>
         <w:t>「月</w:t>
@@ -5363,7 +5363,7 @@
           <w:rFonts w:ascii="Times New Roman" w:eastAsia="宋体" w:hAnsi="Times New Roman"/>
           <w:sz w:val="21"/>
           <w:szCs w:val="21"/>
-          <w:shd w:val="clear" w:color="auto" w:fill="D9D9D9"/>
+          <w:shd w:val="clear" w:color="auto" w:fill="A6A6A6"/>
           <w:lang w:eastAsia="zh-CN"/>
         </w:rPr>
         <w:t>—</w:t>
@@ -5373,7 +5373,7 @@
           <w:rFonts w:ascii="Times New Roman" w:eastAsia="宋体" w:hAnsi="Times New Roman"/>
           <w:sz w:val="21"/>
           <w:szCs w:val="21"/>
-          <w:shd w:val="clear" w:color="auto" w:fill="D9D9D9"/>
+          <w:shd w:val="clear" w:color="auto" w:fill="A6A6A6"/>
           <w:lang w:eastAsia="zh-CN"/>
         </w:rPr>
         <w:t>地检验」</w:t>
@@ -5457,7 +5457,7 @@
           <w:rFonts w:ascii="Times New Roman" w:eastAsia="宋体" w:hAnsi="Times New Roman"/>
           <w:sz w:val="21"/>
           <w:szCs w:val="21"/>
-          <w:shd w:val="clear" w:color="auto" w:fill="D9D9D9"/>
+          <w:shd w:val="clear" w:color="auto" w:fill="A6A6A6"/>
           <w:lang w:eastAsia="zh-CN"/>
         </w:rPr>
         <w:t>1798</w:t>
@@ -5467,7 +5467,7 @@
           <w:rFonts w:ascii="Times New Roman" w:eastAsia="宋体" w:hAnsi="Times New Roman"/>
           <w:sz w:val="21"/>
           <w:szCs w:val="21"/>
-          <w:shd w:val="clear" w:color="auto" w:fill="D9D9D9"/>
+          <w:shd w:val="clear" w:color="auto" w:fill="A6A6A6"/>
           <w:lang w:eastAsia="zh-CN"/>
         </w:rPr>
         <w:t>年</w:t>
@@ -5486,7 +5486,7 @@
           <w:rFonts w:ascii="Times New Roman" w:eastAsia="宋体" w:hAnsi="Times New Roman"/>
           <w:sz w:val="21"/>
           <w:szCs w:val="21"/>
-          <w:shd w:val="clear" w:color="auto" w:fill="D9D9D9"/>
+          <w:shd w:val="clear" w:color="auto" w:fill="A6A6A6"/>
           <w:lang w:eastAsia="zh-CN"/>
         </w:rPr>
         <w:t>卡文迪什</w:t>
@@ -5505,7 +5505,7 @@
           <w:rFonts w:ascii="Times New Roman" w:eastAsia="宋体" w:hAnsi="Times New Roman"/>
           <w:sz w:val="21"/>
           <w:szCs w:val="21"/>
-          <w:shd w:val="clear" w:color="auto" w:fill="D9D9D9"/>
+          <w:shd w:val="clear" w:color="auto" w:fill="A6A6A6"/>
           <w:lang w:eastAsia="zh-CN"/>
         </w:rPr>
         <w:t>扭秤装置</w:t>
@@ -5524,7 +5524,7 @@
           <w:rFonts w:ascii="Times New Roman" w:eastAsia="宋体" w:hAnsi="Times New Roman"/>
           <w:sz w:val="21"/>
           <w:szCs w:val="21"/>
-          <w:shd w:val="clear" w:color="auto" w:fill="D9D9D9"/>
+          <w:shd w:val="clear" w:color="auto" w:fill="A6A6A6"/>
           <w:lang w:eastAsia="zh-CN"/>
         </w:rPr>
         <w:t>引力常量</w:t>
@@ -5534,7 +5534,7 @@
           <w:rFonts w:ascii="Times New Roman" w:eastAsia="宋体" w:hAnsi="Times New Roman"/>
           <w:sz w:val="21"/>
           <w:szCs w:val="21"/>
-          <w:shd w:val="clear" w:color="auto" w:fill="D9D9D9"/>
+          <w:shd w:val="clear" w:color="auto" w:fill="A6A6A6"/>
           <w:lang w:eastAsia="zh-CN"/>
         </w:rPr>
         <w:t>G</w:t>
@@ -5627,7 +5627,7 @@
           <w:rFonts w:ascii="Times New Roman" w:eastAsia="宋体" w:hAnsi="Times New Roman"/>
           <w:sz w:val="21"/>
           <w:szCs w:val="21"/>
-          <w:shd w:val="clear" w:color="auto" w:fill="D9D9D9"/>
+          <w:shd w:val="clear" w:color="auto" w:fill="A6A6A6"/>
           <w:lang w:eastAsia="zh-CN"/>
         </w:rPr>
         <w:t>亚当斯</w:t>
@@ -5646,7 +5646,7 @@
           <w:rFonts w:ascii="Times New Roman" w:eastAsia="宋体" w:hAnsi="Times New Roman"/>
           <w:sz w:val="21"/>
           <w:szCs w:val="21"/>
-          <w:shd w:val="clear" w:color="auto" w:fill="D9D9D9"/>
+          <w:shd w:val="clear" w:color="auto" w:fill="A6A6A6"/>
           <w:lang w:eastAsia="zh-CN"/>
         </w:rPr>
         <w:t>勒维耶</w:t>
@@ -5665,7 +5665,7 @@
           <w:rFonts w:ascii="Times New Roman" w:eastAsia="宋体" w:hAnsi="Times New Roman"/>
           <w:sz w:val="21"/>
           <w:szCs w:val="21"/>
-          <w:shd w:val="clear" w:color="auto" w:fill="D9D9D9"/>
+          <w:shd w:val="clear" w:color="auto" w:fill="A6A6A6"/>
           <w:lang w:eastAsia="zh-CN"/>
         </w:rPr>
         <w:t>各自独立</w:t>
@@ -5684,7 +5684,7 @@
           <w:rFonts w:ascii="Times New Roman" w:eastAsia="宋体" w:hAnsi="Times New Roman"/>
           <w:sz w:val="21"/>
           <w:szCs w:val="21"/>
-          <w:shd w:val="clear" w:color="auto" w:fill="D9D9D9"/>
+          <w:shd w:val="clear" w:color="auto" w:fill="A6A6A6"/>
           <w:lang w:eastAsia="zh-CN"/>
         </w:rPr>
         <w:t>1846</w:t>
@@ -5694,7 +5694,7 @@
           <w:rFonts w:ascii="Times New Roman" w:eastAsia="宋体" w:hAnsi="Times New Roman"/>
           <w:sz w:val="21"/>
           <w:szCs w:val="21"/>
-          <w:shd w:val="clear" w:color="auto" w:fill="D9D9D9"/>
+          <w:shd w:val="clear" w:color="auto" w:fill="A6A6A6"/>
           <w:lang w:eastAsia="zh-CN"/>
         </w:rPr>
         <w:t>年</w:t>
@@ -5704,7 +5704,7 @@
           <w:rFonts w:ascii="Times New Roman" w:eastAsia="宋体" w:hAnsi="Times New Roman"/>
           <w:sz w:val="21"/>
           <w:szCs w:val="21"/>
-          <w:shd w:val="clear" w:color="auto" w:fill="D9D9D9"/>
+          <w:shd w:val="clear" w:color="auto" w:fill="A6A6A6"/>
           <w:lang w:eastAsia="zh-CN"/>
         </w:rPr>
         <w:t>9</w:t>
@@ -5714,7 +5714,7 @@
           <w:rFonts w:ascii="Times New Roman" w:eastAsia="宋体" w:hAnsi="Times New Roman"/>
           <w:sz w:val="21"/>
           <w:szCs w:val="21"/>
-          <w:shd w:val="clear" w:color="auto" w:fill="D9D9D9"/>
+          <w:shd w:val="clear" w:color="auto" w:fill="A6A6A6"/>
           <w:lang w:eastAsia="zh-CN"/>
         </w:rPr>
         <w:t>月</w:t>
@@ -5724,7 +5724,7 @@
           <w:rFonts w:ascii="Times New Roman" w:eastAsia="宋体" w:hAnsi="Times New Roman"/>
           <w:sz w:val="21"/>
           <w:szCs w:val="21"/>
-          <w:shd w:val="clear" w:color="auto" w:fill="D9D9D9"/>
+          <w:shd w:val="clear" w:color="auto" w:fill="A6A6A6"/>
           <w:lang w:eastAsia="zh-CN"/>
         </w:rPr>
         <w:t>23</w:t>
@@ -5734,7 +5734,7 @@
           <w:rFonts w:ascii="Times New Roman" w:eastAsia="宋体" w:hAnsi="Times New Roman"/>
           <w:sz w:val="21"/>
           <w:szCs w:val="21"/>
-          <w:shd w:val="clear" w:color="auto" w:fill="D9D9D9"/>
+          <w:shd w:val="clear" w:color="auto" w:fill="A6A6A6"/>
           <w:lang w:eastAsia="zh-CN"/>
         </w:rPr>
         <w:t>日晚</w:t>
@@ -5763,7 +5763,7 @@
           <w:rFonts w:ascii="Times New Roman" w:eastAsia="宋体" w:hAnsi="Times New Roman"/>
           <w:sz w:val="21"/>
           <w:szCs w:val="21"/>
-          <w:shd w:val="clear" w:color="auto" w:fill="D9D9D9"/>
+          <w:shd w:val="clear" w:color="auto" w:fill="A6A6A6"/>
           <w:lang w:eastAsia="zh-CN"/>
         </w:rPr>
         <w:t>伽勒</w:t>
@@ -5792,7 +5792,7 @@
           <w:rFonts w:ascii="Times New Roman" w:eastAsia="宋体" w:hAnsi="Times New Roman"/>
           <w:sz w:val="21"/>
           <w:szCs w:val="21"/>
-          <w:shd w:val="clear" w:color="auto" w:fill="D9D9D9"/>
+          <w:shd w:val="clear" w:color="auto" w:fill="A6A6A6"/>
           <w:lang w:eastAsia="zh-CN"/>
         </w:rPr>
         <w:t>海王星</w:t>
@@ -5885,7 +5885,7 @@
           <w:rFonts w:ascii="Times New Roman" w:eastAsia="宋体" w:hAnsi="Times New Roman"/>
           <w:sz w:val="21"/>
           <w:szCs w:val="21"/>
-          <w:shd w:val="clear" w:color="auto" w:fill="D9D9D9"/>
+          <w:shd w:val="clear" w:color="auto" w:fill="A6A6A6"/>
           <w:lang w:eastAsia="zh-CN"/>
         </w:rPr>
         <w:t>1970</w:t>
@@ -5895,7 +5895,7 @@
           <w:rFonts w:ascii="Times New Roman" w:eastAsia="宋体" w:hAnsi="Times New Roman"/>
           <w:sz w:val="21"/>
           <w:szCs w:val="21"/>
-          <w:shd w:val="clear" w:color="auto" w:fill="D9D9D9"/>
+          <w:shd w:val="clear" w:color="auto" w:fill="A6A6A6"/>
           <w:lang w:eastAsia="zh-CN"/>
         </w:rPr>
         <w:t>年</w:t>
@@ -5905,7 +5905,7 @@
           <w:rFonts w:ascii="Times New Roman" w:eastAsia="宋体" w:hAnsi="Times New Roman"/>
           <w:sz w:val="21"/>
           <w:szCs w:val="21"/>
-          <w:shd w:val="clear" w:color="auto" w:fill="D9D9D9"/>
+          <w:shd w:val="clear" w:color="auto" w:fill="A6A6A6"/>
           <w:lang w:eastAsia="zh-CN"/>
         </w:rPr>
         <w:t>4</w:t>
@@ -5915,7 +5915,7 @@
           <w:rFonts w:ascii="Times New Roman" w:eastAsia="宋体" w:hAnsi="Times New Roman"/>
           <w:sz w:val="21"/>
           <w:szCs w:val="21"/>
-          <w:shd w:val="clear" w:color="auto" w:fill="D9D9D9"/>
+          <w:shd w:val="clear" w:color="auto" w:fill="A6A6A6"/>
           <w:lang w:eastAsia="zh-CN"/>
         </w:rPr>
         <w:t>月</w:t>
@@ -5925,7 +5925,7 @@
           <w:rFonts w:ascii="Times New Roman" w:eastAsia="宋体" w:hAnsi="Times New Roman"/>
           <w:sz w:val="21"/>
           <w:szCs w:val="21"/>
-          <w:shd w:val="clear" w:color="auto" w:fill="D9D9D9"/>
+          <w:shd w:val="clear" w:color="auto" w:fill="A6A6A6"/>
           <w:lang w:eastAsia="zh-CN"/>
         </w:rPr>
         <w:t>24</w:t>
@@ -5935,7 +5935,7 @@
           <w:rFonts w:ascii="Times New Roman" w:eastAsia="宋体" w:hAnsi="Times New Roman"/>
           <w:sz w:val="21"/>
           <w:szCs w:val="21"/>
-          <w:shd w:val="clear" w:color="auto" w:fill="D9D9D9"/>
+          <w:shd w:val="clear" w:color="auto" w:fill="A6A6A6"/>
           <w:lang w:eastAsia="zh-CN"/>
         </w:rPr>
         <w:t>日</w:t>
@@ -5954,7 +5954,7 @@
           <w:rFonts w:ascii="Times New Roman" w:eastAsia="宋体" w:hAnsi="Times New Roman"/>
           <w:sz w:val="21"/>
           <w:szCs w:val="21"/>
-          <w:shd w:val="clear" w:color="auto" w:fill="D9D9D9"/>
+          <w:shd w:val="clear" w:color="auto" w:fill="A6A6A6"/>
           <w:lang w:eastAsia="zh-CN"/>
         </w:rPr>
         <w:t>「东方红一号」</w:t>
@@ -5993,7 +5993,7 @@
           <w:rFonts w:ascii="Times New Roman" w:eastAsia="宋体" w:hAnsi="Times New Roman"/>
           <w:sz w:val="21"/>
           <w:szCs w:val="21"/>
-          <w:shd w:val="clear" w:color="auto" w:fill="D9D9D9"/>
+          <w:shd w:val="clear" w:color="auto" w:fill="A6A6A6"/>
           <w:lang w:eastAsia="zh-CN"/>
         </w:rPr>
         <w:t>钱学森</w:t>
@@ -6012,7 +6012,7 @@
           <w:rFonts w:ascii="Times New Roman" w:eastAsia="宋体" w:hAnsi="Times New Roman"/>
           <w:sz w:val="21"/>
           <w:szCs w:val="21"/>
-          <w:shd w:val="clear" w:color="auto" w:fill="D9D9D9"/>
+          <w:shd w:val="clear" w:color="auto" w:fill="A6A6A6"/>
           <w:lang w:eastAsia="zh-CN"/>
         </w:rPr>
         <w:t>「中国航天之父」</w:t>
@@ -6150,7 +6150,7 @@
           <w:rFonts w:ascii="Times New Roman" w:eastAsia="宋体" w:hAnsi="Times New Roman"/>
           <w:sz w:val="21"/>
           <w:szCs w:val="21"/>
-          <w:shd w:val="clear" w:color="auto" w:fill="D9D9D9"/>
+          <w:shd w:val="clear" w:color="auto" w:fill="A6A6A6"/>
           <w:lang w:eastAsia="zh-CN"/>
         </w:rPr>
         <w:t>爱因斯坦</w:t>
@@ -6169,7 +6169,7 @@
           <w:rFonts w:ascii="Times New Roman" w:eastAsia="宋体" w:hAnsi="Times New Roman"/>
           <w:sz w:val="21"/>
           <w:szCs w:val="21"/>
-          <w:shd w:val="clear" w:color="auto" w:fill="D9D9D9"/>
+          <w:shd w:val="clear" w:color="auto" w:fill="A6A6A6"/>
           <w:lang w:eastAsia="zh-CN"/>
         </w:rPr>
         <w:t>相对论时空观</w:t>
@@ -6188,7 +6188,7 @@
           <w:rFonts w:ascii="Times New Roman" w:eastAsia="宋体" w:hAnsi="Times New Roman"/>
           <w:sz w:val="21"/>
           <w:szCs w:val="21"/>
-          <w:shd w:val="clear" w:color="auto" w:fill="D9D9D9"/>
+          <w:shd w:val="clear" w:color="auto" w:fill="A6A6A6"/>
           <w:lang w:eastAsia="zh-CN"/>
         </w:rPr>
         <w:t>惯性参考系</w:t>
@@ -6207,7 +6207,7 @@
           <w:rFonts w:ascii="Times New Roman" w:eastAsia="宋体" w:hAnsi="Times New Roman"/>
           <w:sz w:val="21"/>
           <w:szCs w:val="21"/>
-          <w:shd w:val="clear" w:color="auto" w:fill="D9D9D9"/>
+          <w:shd w:val="clear" w:color="auto" w:fill="A6A6A6"/>
           <w:lang w:eastAsia="zh-CN"/>
         </w:rPr>
         <w:t>真空中的光速</w:t>
@@ -6226,7 +6226,7 @@
           <w:rFonts w:ascii="Times New Roman" w:eastAsia="宋体" w:hAnsi="Times New Roman"/>
           <w:sz w:val="21"/>
           <w:szCs w:val="21"/>
-          <w:shd w:val="clear" w:color="auto" w:fill="D9D9D9"/>
+          <w:shd w:val="clear" w:color="auto" w:fill="A6A6A6"/>
           <w:lang w:eastAsia="zh-CN"/>
         </w:rPr>
         <w:t>牛顿力学</w:t>
@@ -6319,7 +6319,7 @@
           <w:rFonts w:ascii="Times New Roman" w:eastAsia="宋体" w:hAnsi="Times New Roman"/>
           <w:sz w:val="21"/>
           <w:szCs w:val="21"/>
-          <w:shd w:val="clear" w:color="auto" w:fill="D9D9D9"/>
+          <w:shd w:val="clear" w:color="auto" w:fill="A6A6A6"/>
           <w:lang w:eastAsia="zh-CN"/>
         </w:rPr>
         <w:t>胡克、哈雷</w:t>
@@ -6338,7 +6338,7 @@
           <w:rFonts w:ascii="Times New Roman" w:eastAsia="宋体" w:hAnsi="Times New Roman"/>
           <w:sz w:val="21"/>
           <w:szCs w:val="21"/>
-          <w:shd w:val="clear" w:color="auto" w:fill="D9D9D9"/>
+          <w:shd w:val="clear" w:color="auto" w:fill="A6A6A6"/>
           <w:lang w:eastAsia="zh-CN"/>
         </w:rPr>
         <w:t>二次方成反比</w:t>
@@ -6431,7 +6431,7 @@
           <w:rFonts w:ascii="Times New Roman" w:eastAsia="宋体" w:hAnsi="Times New Roman"/>
           <w:sz w:val="21"/>
           <w:szCs w:val="21"/>
-          <w:shd w:val="clear" w:color="auto" w:fill="D9D9D9"/>
+          <w:shd w:val="clear" w:color="auto" w:fill="A6A6A6"/>
           <w:lang w:eastAsia="zh-CN"/>
         </w:rPr>
         <w:t>哈雷</w:t>
@@ -6450,7 +6450,7 @@
           <w:rFonts w:ascii="Times New Roman" w:eastAsia="宋体" w:hAnsi="Times New Roman"/>
           <w:sz w:val="21"/>
           <w:szCs w:val="21"/>
-          <w:shd w:val="clear" w:color="auto" w:fill="D9D9D9"/>
+          <w:shd w:val="clear" w:color="auto" w:fill="A6A6A6"/>
           <w:lang w:eastAsia="zh-CN"/>
         </w:rPr>
         <w:t>预言哈雷彗星的回归</w:t>
@@ -6580,7 +6580,7 @@
           <w:rFonts w:ascii="Times New Roman" w:eastAsia="宋体" w:hAnsi="Times New Roman"/>
           <w:sz w:val="21"/>
           <w:szCs w:val="21"/>
-          <w:shd w:val="clear" w:color="auto" w:fill="D9D9D9"/>
+          <w:shd w:val="clear" w:color="auto" w:fill="A6A6A6"/>
           <w:lang w:eastAsia="zh-CN"/>
         </w:rPr>
         <w:t>华中科技大学</w:t>
@@ -6619,7 +6619,7 @@
           <w:rFonts w:ascii="Times New Roman" w:eastAsia="宋体" w:hAnsi="Times New Roman"/>
           <w:sz w:val="21"/>
           <w:szCs w:val="21"/>
-          <w:shd w:val="clear" w:color="auto" w:fill="D9D9D9"/>
+          <w:shd w:val="clear" w:color="auto" w:fill="A6A6A6"/>
           <w:lang w:eastAsia="zh-CN"/>
         </w:rPr>
         <w:t>2018</w:t>
@@ -6629,7 +6629,7 @@
           <w:rFonts w:ascii="Times New Roman" w:eastAsia="宋体" w:hAnsi="Times New Roman"/>
           <w:sz w:val="21"/>
           <w:szCs w:val="21"/>
-          <w:shd w:val="clear" w:color="auto" w:fill="D9D9D9"/>
+          <w:shd w:val="clear" w:color="auto" w:fill="A6A6A6"/>
           <w:lang w:eastAsia="zh-CN"/>
         </w:rPr>
         <w:t>年</w:t>
@@ -6731,7 +6731,7 @@
           <w:rFonts w:ascii="Times New Roman" w:eastAsia="宋体" w:hAnsi="Times New Roman"/>
           <w:sz w:val="21"/>
           <w:szCs w:val="21"/>
-          <w:shd w:val="clear" w:color="auto" w:fill="D9D9D9"/>
+          <w:shd w:val="clear" w:color="auto" w:fill="A6A6A6"/>
           <w:lang w:eastAsia="zh-CN"/>
         </w:rPr>
         <w:t>1916</w:t>
@@ -6741,7 +6741,7 @@
           <w:rFonts w:ascii="Times New Roman" w:eastAsia="宋体" w:hAnsi="Times New Roman"/>
           <w:sz w:val="21"/>
           <w:szCs w:val="21"/>
-          <w:shd w:val="clear" w:color="auto" w:fill="D9D9D9"/>
+          <w:shd w:val="clear" w:color="auto" w:fill="A6A6A6"/>
           <w:lang w:eastAsia="zh-CN"/>
         </w:rPr>
         <w:t>年爱因斯坦创立广义相对论</w:t>
@@ -7094,7 +7094,7 @@
           <w:rFonts w:ascii="Times New Roman" w:eastAsia="宋体" w:hAnsi="Times New Roman"/>
           <w:sz w:val="21"/>
           <w:szCs w:val="21"/>
-          <w:shd w:val="clear" w:color="auto" w:fill="D9D9D9"/>
+          <w:shd w:val="clear" w:color="auto" w:fill="A6A6A6"/>
           <w:lang w:eastAsia="zh-CN"/>
         </w:rPr>
         <w:t>德国医生迈尔</w:t>
@@ -7113,7 +7113,7 @@
           <w:rFonts w:ascii="Times New Roman" w:eastAsia="宋体" w:hAnsi="Times New Roman"/>
           <w:sz w:val="21"/>
           <w:szCs w:val="21"/>
-          <w:shd w:val="clear" w:color="auto" w:fill="D9D9D9"/>
+          <w:shd w:val="clear" w:color="auto" w:fill="A6A6A6"/>
           <w:lang w:eastAsia="zh-CN"/>
         </w:rPr>
         <w:t>第一个提出能量守恒思想</w:t>
@@ -7168,7 +7168,7 @@
           <w:rFonts w:ascii="Times New Roman" w:eastAsia="宋体" w:hAnsi="Times New Roman"/>
           <w:sz w:val="21"/>
           <w:szCs w:val="21"/>
-          <w:shd w:val="clear" w:color="auto" w:fill="D9D9D9"/>
+          <w:shd w:val="clear" w:color="auto" w:fill="A6A6A6"/>
           <w:lang w:eastAsia="zh-CN"/>
         </w:rPr>
         <w:t>1840</w:t>
@@ -7178,7 +7178,7 @@
           <w:rFonts w:ascii="Times New Roman" w:eastAsia="宋体" w:hAnsi="Times New Roman"/>
           <w:sz w:val="21"/>
           <w:szCs w:val="21"/>
-          <w:shd w:val="clear" w:color="auto" w:fill="D9D9D9"/>
+          <w:shd w:val="clear" w:color="auto" w:fill="A6A6A6"/>
           <w:lang w:eastAsia="zh-CN"/>
         </w:rPr>
         <w:t>年</w:t>
@@ -7197,7 +7197,7 @@
           <w:rFonts w:ascii="Times New Roman" w:eastAsia="宋体" w:hAnsi="Times New Roman"/>
           <w:sz w:val="21"/>
           <w:szCs w:val="21"/>
-          <w:shd w:val="clear" w:color="auto" w:fill="D9D9D9"/>
+          <w:shd w:val="clear" w:color="auto" w:fill="A6A6A6"/>
           <w:lang w:eastAsia="zh-CN"/>
         </w:rPr>
         <w:t>英国物理学家</w:t>
@@ -7208,7 +7208,7 @@
           <w:rFonts w:ascii="Times New Roman" w:eastAsia="宋体" w:hAnsi="Times New Roman"/>
           <w:sz w:val="21"/>
           <w:szCs w:val="21"/>
-          <w:shd w:val="clear" w:color="auto" w:fill="D9D9D9"/>
+          <w:shd w:val="clear" w:color="auto" w:fill="A6A6A6"/>
           <w:lang w:eastAsia="zh-CN"/>
         </w:rPr>
         <w:t>焦耳</w:t>
@@ -7237,7 +7237,7 @@
           <w:rFonts w:ascii="Times New Roman" w:eastAsia="宋体" w:hAnsi="Times New Roman"/>
           <w:sz w:val="21"/>
           <w:szCs w:val="21"/>
-          <w:shd w:val="clear" w:color="auto" w:fill="D9D9D9"/>
+          <w:shd w:val="clear" w:color="auto" w:fill="A6A6A6"/>
           <w:lang w:eastAsia="zh-CN"/>
         </w:rPr>
         <w:t>实验基础</w:t>
@@ -7256,7 +7256,7 @@
           <w:rFonts w:ascii="Times New Roman" w:eastAsia="宋体" w:hAnsi="Times New Roman"/>
           <w:sz w:val="21"/>
           <w:szCs w:val="21"/>
-          <w:shd w:val="clear" w:color="auto" w:fill="D9D9D9"/>
+          <w:shd w:val="clear" w:color="auto" w:fill="A6A6A6"/>
           <w:lang w:eastAsia="zh-CN"/>
         </w:rPr>
         <w:t>1847</w:t>
@@ -7266,7 +7266,7 @@
           <w:rFonts w:ascii="Times New Roman" w:eastAsia="宋体" w:hAnsi="Times New Roman"/>
           <w:sz w:val="21"/>
           <w:szCs w:val="21"/>
-          <w:shd w:val="clear" w:color="auto" w:fill="D9D9D9"/>
+          <w:shd w:val="clear" w:color="auto" w:fill="A6A6A6"/>
           <w:lang w:eastAsia="zh-CN"/>
         </w:rPr>
         <w:t>年</w:t>
@@ -7285,7 +7285,7 @@
           <w:rFonts w:ascii="Times New Roman" w:eastAsia="宋体" w:hAnsi="Times New Roman"/>
           <w:sz w:val="21"/>
           <w:szCs w:val="21"/>
-          <w:shd w:val="clear" w:color="auto" w:fill="D9D9D9"/>
+          <w:shd w:val="clear" w:color="auto" w:fill="A6A6A6"/>
           <w:lang w:eastAsia="zh-CN"/>
         </w:rPr>
         <w:t>德国科学家</w:t>
@@ -7296,7 +7296,7 @@
           <w:rFonts w:ascii="Times New Roman" w:eastAsia="宋体" w:hAnsi="Times New Roman"/>
           <w:sz w:val="21"/>
           <w:szCs w:val="21"/>
-          <w:shd w:val="clear" w:color="auto" w:fill="D9D9D9"/>
+          <w:shd w:val="clear" w:color="auto" w:fill="A6A6A6"/>
           <w:lang w:eastAsia="zh-CN"/>
         </w:rPr>
         <w:t>亥姆霍兹</w:t>
@@ -7316,7 +7316,7 @@
           <w:rFonts w:ascii="Times New Roman" w:eastAsia="宋体" w:hAnsi="Times New Roman"/>
           <w:sz w:val="21"/>
           <w:szCs w:val="21"/>
-          <w:shd w:val="clear" w:color="auto" w:fill="D9D9D9"/>
+          <w:shd w:val="clear" w:color="auto" w:fill="A6A6A6"/>
           <w:lang w:eastAsia="zh-CN"/>
         </w:rPr>
         <w:t>概括和总结</w:t>
@@ -7421,7 +7421,7 @@
           <w:rFonts w:ascii="Times New Roman" w:eastAsia="宋体" w:hAnsi="Times New Roman"/>
           <w:sz w:val="21"/>
           <w:szCs w:val="21"/>
-          <w:shd w:val="clear" w:color="auto" w:fill="D9D9D9"/>
+          <w:shd w:val="clear" w:color="auto" w:fill="A6A6A6"/>
           <w:lang w:eastAsia="zh-CN"/>
         </w:rPr>
         <w:t>焦耳</w:t>
@@ -7450,7 +7450,7 @@
           <w:rFonts w:ascii="Times New Roman" w:eastAsia="宋体" w:hAnsi="Times New Roman"/>
           <w:sz w:val="21"/>
           <w:szCs w:val="21"/>
-          <w:shd w:val="clear" w:color="auto" w:fill="D9D9D9"/>
+          <w:shd w:val="clear" w:color="auto" w:fill="A6A6A6"/>
           <w:lang w:eastAsia="zh-CN"/>
         </w:rPr>
         <w:t>电流的热效应</w:t>
@@ -7469,7 +7469,7 @@
           <w:rFonts w:ascii="Times New Roman" w:eastAsia="宋体" w:hAnsi="Times New Roman"/>
           <w:sz w:val="21"/>
           <w:szCs w:val="21"/>
-          <w:shd w:val="clear" w:color="auto" w:fill="D9D9D9"/>
+          <w:shd w:val="clear" w:color="auto" w:fill="A6A6A6"/>
           <w:lang w:eastAsia="zh-CN"/>
         </w:rPr>
         <w:t>热功当量</w:t>
@@ -7582,7 +7582,7 @@
           <w:rFonts w:ascii="Times New Roman" w:eastAsia="宋体" w:hAnsi="Times New Roman"/>
           <w:sz w:val="21"/>
           <w:szCs w:val="21"/>
-          <w:shd w:val="clear" w:color="auto" w:fill="D9D9D9"/>
+          <w:shd w:val="clear" w:color="auto" w:fill="A6A6A6"/>
           <w:lang w:eastAsia="zh-CN"/>
         </w:rPr>
         <w:t>机械能守恒</w:t>
@@ -7601,7 +7601,7 @@
           <w:rFonts w:ascii="Times New Roman" w:eastAsia="宋体" w:hAnsi="Times New Roman"/>
           <w:sz w:val="21"/>
           <w:szCs w:val="21"/>
-          <w:shd w:val="clear" w:color="auto" w:fill="D9D9D9"/>
+          <w:shd w:val="clear" w:color="auto" w:fill="A6A6A6"/>
           <w:lang w:eastAsia="zh-CN"/>
         </w:rPr>
         <w:t>能量守恒</w:t>
@@ -7823,7 +7823,7 @@
           <w:rFonts w:ascii="Times New Roman" w:eastAsia="宋体" w:hAnsi="Times New Roman"/>
           <w:sz w:val="21"/>
           <w:szCs w:val="21"/>
-          <w:shd w:val="clear" w:color="auto" w:fill="D9D9D9"/>
+          <w:shd w:val="clear" w:color="auto" w:fill="A6A6A6"/>
           <w:lang w:eastAsia="zh-CN"/>
         </w:rPr>
         <w:t>富兰克林</w:t>
@@ -7842,7 +7842,7 @@
           <w:rFonts w:ascii="Times New Roman" w:eastAsia="宋体" w:hAnsi="Times New Roman"/>
           <w:sz w:val="21"/>
           <w:szCs w:val="21"/>
-          <w:shd w:val="clear" w:color="auto" w:fill="D9D9D9"/>
+          <w:shd w:val="clear" w:color="auto" w:fill="A6A6A6"/>
           <w:lang w:eastAsia="zh-CN"/>
         </w:rPr>
         <w:t>雷电</w:t>
@@ -7861,7 +7861,7 @@
           <w:rFonts w:ascii="Times New Roman" w:eastAsia="宋体" w:hAnsi="Times New Roman"/>
           <w:sz w:val="21"/>
           <w:szCs w:val="21"/>
-          <w:shd w:val="clear" w:color="auto" w:fill="D9D9D9"/>
+          <w:shd w:val="clear" w:color="auto" w:fill="A6A6A6"/>
           <w:lang w:eastAsia="zh-CN"/>
         </w:rPr>
         <w:t>命名了正电荷和负电荷</w:t>
@@ -7963,7 +7963,7 @@
           <w:rFonts w:ascii="Times New Roman" w:eastAsia="宋体" w:hAnsi="Times New Roman"/>
           <w:sz w:val="21"/>
           <w:szCs w:val="21"/>
-          <w:shd w:val="clear" w:color="auto" w:fill="D9D9D9"/>
+          <w:shd w:val="clear" w:color="auto" w:fill="A6A6A6"/>
           <w:lang w:eastAsia="zh-CN"/>
         </w:rPr>
         <w:t>1785</w:t>
@@ -7973,7 +7973,7 @@
           <w:rFonts w:ascii="Times New Roman" w:eastAsia="宋体" w:hAnsi="Times New Roman"/>
           <w:sz w:val="21"/>
           <w:szCs w:val="21"/>
-          <w:shd w:val="clear" w:color="auto" w:fill="D9D9D9"/>
+          <w:shd w:val="clear" w:color="auto" w:fill="A6A6A6"/>
           <w:lang w:eastAsia="zh-CN"/>
         </w:rPr>
         <w:t>年</w:t>
@@ -7992,7 +7992,7 @@
           <w:rFonts w:ascii="Times New Roman" w:eastAsia="宋体" w:hAnsi="Times New Roman"/>
           <w:sz w:val="21"/>
           <w:szCs w:val="21"/>
-          <w:shd w:val="clear" w:color="auto" w:fill="D9D9D9"/>
+          <w:shd w:val="clear" w:color="auto" w:fill="A6A6A6"/>
           <w:lang w:eastAsia="zh-CN"/>
         </w:rPr>
         <w:t>库仑</w:t>
@@ -8011,7 +8011,7 @@
           <w:rFonts w:ascii="Times New Roman" w:eastAsia="宋体" w:hAnsi="Times New Roman"/>
           <w:sz w:val="21"/>
           <w:szCs w:val="21"/>
-          <w:shd w:val="clear" w:color="auto" w:fill="D9D9D9"/>
+          <w:shd w:val="clear" w:color="auto" w:fill="A6A6A6"/>
           <w:lang w:eastAsia="zh-CN"/>
         </w:rPr>
         <w:t>扭秤实验</w:t>
@@ -8030,7 +8030,7 @@
           <w:rFonts w:ascii="Times New Roman" w:eastAsia="宋体" w:hAnsi="Times New Roman"/>
           <w:sz w:val="21"/>
           <w:szCs w:val="21"/>
-          <w:shd w:val="clear" w:color="auto" w:fill="D9D9D9"/>
+          <w:shd w:val="clear" w:color="auto" w:fill="A6A6A6"/>
           <w:lang w:eastAsia="zh-CN"/>
         </w:rPr>
         <w:t>库仑定律</w:t>
@@ -8141,7 +8141,7 @@
           <w:rFonts w:ascii="Times New Roman" w:eastAsia="宋体" w:hAnsi="Times New Roman"/>
           <w:sz w:val="21"/>
           <w:szCs w:val="21"/>
-          <w:shd w:val="clear" w:color="auto" w:fill="D9D9D9"/>
+          <w:shd w:val="clear" w:color="auto" w:fill="A6A6A6"/>
           <w:lang w:eastAsia="zh-CN"/>
         </w:rPr>
         <w:t>密立根</w:t>
@@ -8160,7 +8160,7 @@
           <w:rFonts w:ascii="Times New Roman" w:eastAsia="宋体" w:hAnsi="Times New Roman"/>
           <w:sz w:val="21"/>
           <w:szCs w:val="21"/>
-          <w:shd w:val="clear" w:color="auto" w:fill="D9D9D9"/>
+          <w:shd w:val="clear" w:color="auto" w:fill="A6A6A6"/>
           <w:lang w:eastAsia="zh-CN"/>
         </w:rPr>
         <w:t>测得</w:t>
@@ -8179,7 +8179,7 @@
           <w:rFonts w:ascii="Times New Roman" w:eastAsia="宋体" w:hAnsi="Times New Roman"/>
           <w:sz w:val="21"/>
           <w:szCs w:val="21"/>
-          <w:shd w:val="clear" w:color="auto" w:fill="D9D9D9"/>
+          <w:shd w:val="clear" w:color="auto" w:fill="A6A6A6"/>
           <w:lang w:eastAsia="zh-CN"/>
         </w:rPr>
         <w:t>诺贝尔物理学奖</w:t>
@@ -8318,7 +8318,7 @@
           <w:rFonts w:ascii="Times New Roman" w:eastAsia="宋体" w:hAnsi="Times New Roman"/>
           <w:sz w:val="21"/>
           <w:szCs w:val="21"/>
-          <w:shd w:val="clear" w:color="auto" w:fill="D9D9D9"/>
+          <w:shd w:val="clear" w:color="auto" w:fill="A6A6A6"/>
           <w:lang w:eastAsia="zh-CN"/>
         </w:rPr>
         <w:t>杜菲</w:t>
@@ -8410,7 +8410,7 @@
           <w:rFonts w:ascii="Times New Roman" w:eastAsia="宋体" w:hAnsi="Times New Roman"/>
           <w:sz w:val="21"/>
           <w:szCs w:val="21"/>
-          <w:shd w:val="clear" w:color="auto" w:fill="D9D9D9"/>
+          <w:shd w:val="clear" w:color="auto" w:fill="A6A6A6"/>
           <w:lang w:eastAsia="zh-CN"/>
         </w:rPr>
         <w:t>命名正负电荷</w:t>
@@ -8467,7 +8467,7 @@
           <w:rFonts w:ascii="Times New Roman" w:eastAsia="宋体" w:hAnsi="Times New Roman"/>
           <w:sz w:val="21"/>
           <w:szCs w:val="21"/>
-          <w:shd w:val="clear" w:color="auto" w:fill="D9D9D9"/>
+          <w:shd w:val="clear" w:color="auto" w:fill="A6A6A6"/>
           <w:lang w:eastAsia="zh-CN"/>
         </w:rPr>
         <w:t>库仑扭秤实验和库仑定律</w:t>
@@ -8726,7 +8726,7 @@
           <w:rFonts w:ascii="Times New Roman" w:eastAsia="宋体" w:hAnsi="Times New Roman"/>
           <w:sz w:val="21"/>
           <w:szCs w:val="21"/>
-          <w:shd w:val="clear" w:color="auto" w:fill="D9D9D9"/>
+          <w:shd w:val="clear" w:color="auto" w:fill="A6A6A6"/>
           <w:lang w:eastAsia="zh-CN"/>
         </w:rPr>
         <w:t>法拉</w:t>
@@ -8737,7 +8737,7 @@
           <w:rFonts w:ascii="Times New Roman" w:eastAsia="宋体" w:hAnsi="Times New Roman"/>
           <w:sz w:val="21"/>
           <w:szCs w:val="21"/>
-          <w:shd w:val="clear" w:color="auto" w:fill="D9D9D9"/>
+          <w:shd w:val="clear" w:color="auto" w:fill="A6A6A6"/>
           <w:lang w:eastAsia="zh-CN"/>
         </w:rPr>
         <w:t>第</w:t>
@@ -8766,7 +8766,7 @@
           <w:rFonts w:ascii="Times New Roman" w:eastAsia="宋体" w:hAnsi="Times New Roman"/>
           <w:sz w:val="21"/>
           <w:szCs w:val="21"/>
-          <w:shd w:val="clear" w:color="auto" w:fill="D9D9D9"/>
+          <w:shd w:val="clear" w:color="auto" w:fill="A6A6A6"/>
           <w:lang w:eastAsia="zh-CN"/>
         </w:rPr>
         <w:t>电场</w:t>
@@ -8785,7 +8785,7 @@
           <w:rFonts w:ascii="Times New Roman" w:eastAsia="宋体" w:hAnsi="Times New Roman"/>
           <w:sz w:val="21"/>
           <w:szCs w:val="21"/>
-          <w:shd w:val="clear" w:color="auto" w:fill="D9D9D9"/>
+          <w:shd w:val="clear" w:color="auto" w:fill="A6A6A6"/>
           <w:lang w:eastAsia="zh-CN"/>
         </w:rPr>
         <w:t>电场线</w:t>
@@ -8804,7 +8804,7 @@
           <w:rFonts w:ascii="Times New Roman" w:eastAsia="宋体" w:hAnsi="Times New Roman"/>
           <w:sz w:val="21"/>
           <w:szCs w:val="21"/>
-          <w:shd w:val="clear" w:color="auto" w:fill="D9D9D9"/>
+          <w:shd w:val="clear" w:color="auto" w:fill="A6A6A6"/>
           <w:lang w:eastAsia="zh-CN"/>
         </w:rPr>
         <w:t>麦克斯韦</w:t>
@@ -8898,7 +8898,7 @@
           <w:rFonts w:ascii="Times New Roman" w:eastAsia="宋体" w:hAnsi="Times New Roman"/>
           <w:sz w:val="21"/>
           <w:szCs w:val="21"/>
-          <w:shd w:val="clear" w:color="auto" w:fill="D9D9D9"/>
+          <w:shd w:val="clear" w:color="auto" w:fill="A6A6A6"/>
           <w:lang w:eastAsia="zh-CN"/>
         </w:rPr>
         <w:t>模型</w:t>
@@ -9103,7 +9103,7 @@
           <w:rFonts w:ascii="Times New Roman" w:eastAsia="宋体" w:hAnsi="Times New Roman"/>
           <w:sz w:val="21"/>
           <w:szCs w:val="21"/>
-          <w:shd w:val="clear" w:color="auto" w:fill="D9D9D9"/>
+          <w:shd w:val="clear" w:color="auto" w:fill="A6A6A6"/>
           <w:lang w:eastAsia="zh-CN"/>
         </w:rPr>
         <w:t>欧姆</w:t>
@@ -9122,7 +9122,7 @@
           <w:rFonts w:ascii="Times New Roman" w:eastAsia="宋体" w:hAnsi="Times New Roman"/>
           <w:sz w:val="21"/>
           <w:szCs w:val="21"/>
-          <w:shd w:val="clear" w:color="auto" w:fill="D9D9D9"/>
+          <w:shd w:val="clear" w:color="auto" w:fill="A6A6A6"/>
           <w:lang w:eastAsia="zh-CN"/>
         </w:rPr>
         <w:t>欧姆定律</w:t>
@@ -9206,7 +9206,7 @@
           <w:rFonts w:ascii="Times New Roman" w:eastAsia="宋体" w:hAnsi="Times New Roman"/>
           <w:sz w:val="21"/>
           <w:szCs w:val="21"/>
-          <w:shd w:val="clear" w:color="auto" w:fill="D9D9D9"/>
+          <w:shd w:val="clear" w:color="auto" w:fill="A6A6A6"/>
           <w:lang w:eastAsia="zh-CN"/>
         </w:rPr>
         <w:t>1911</w:t>
@@ -9216,7 +9216,7 @@
           <w:rFonts w:ascii="Times New Roman" w:eastAsia="宋体" w:hAnsi="Times New Roman"/>
           <w:sz w:val="21"/>
           <w:szCs w:val="21"/>
-          <w:shd w:val="clear" w:color="auto" w:fill="D9D9D9"/>
+          <w:shd w:val="clear" w:color="auto" w:fill="A6A6A6"/>
           <w:lang w:eastAsia="zh-CN"/>
         </w:rPr>
         <w:t>年</w:t>
@@ -9235,7 +9235,7 @@
           <w:rFonts w:ascii="Times New Roman" w:eastAsia="宋体" w:hAnsi="Times New Roman"/>
           <w:sz w:val="21"/>
           <w:szCs w:val="21"/>
-          <w:shd w:val="clear" w:color="auto" w:fill="D9D9D9"/>
+          <w:shd w:val="clear" w:color="auto" w:fill="A6A6A6"/>
           <w:lang w:eastAsia="zh-CN"/>
         </w:rPr>
         <w:t>昂内斯</w:t>
@@ -9281,7 +9281,7 @@
           <w:rFonts w:ascii="Times New Roman" w:eastAsia="宋体" w:hAnsi="Times New Roman"/>
           <w:sz w:val="21"/>
           <w:szCs w:val="21"/>
-          <w:shd w:val="clear" w:color="auto" w:fill="D9D9D9"/>
+          <w:shd w:val="clear" w:color="auto" w:fill="A6A6A6"/>
           <w:lang w:eastAsia="zh-CN"/>
         </w:rPr>
         <w:t>超导现象</w:t>
@@ -9383,7 +9383,7 @@
           <w:rFonts w:ascii="Times New Roman" w:eastAsia="宋体" w:hAnsi="Times New Roman"/>
           <w:sz w:val="21"/>
           <w:szCs w:val="21"/>
-          <w:shd w:val="clear" w:color="auto" w:fill="D9D9D9"/>
+          <w:shd w:val="clear" w:color="auto" w:fill="A6A6A6"/>
           <w:lang w:eastAsia="zh-CN"/>
         </w:rPr>
         <w:t>朱经武</w:t>
@@ -9402,7 +9402,7 @@
           <w:rFonts w:ascii="Times New Roman" w:eastAsia="宋体" w:hAnsi="Times New Roman"/>
           <w:sz w:val="21"/>
           <w:szCs w:val="21"/>
-          <w:shd w:val="clear" w:color="auto" w:fill="D9D9D9"/>
+          <w:shd w:val="clear" w:color="auto" w:fill="A6A6A6"/>
           <w:lang w:eastAsia="zh-CN"/>
         </w:rPr>
         <w:t>赵忠贤</w:t>
@@ -9497,7 +9497,7 @@
           <w:rFonts w:ascii="Times New Roman" w:eastAsia="宋体" w:hAnsi="Times New Roman"/>
           <w:sz w:val="21"/>
           <w:szCs w:val="21"/>
-          <w:shd w:val="clear" w:color="auto" w:fill="D9D9D9"/>
+          <w:shd w:val="clear" w:color="auto" w:fill="A6A6A6"/>
           <w:lang w:eastAsia="zh-CN"/>
         </w:rPr>
         <w:t>90 K</w:t>
@@ -9731,7 +9731,7 @@
           <w:rFonts w:ascii="Times New Roman" w:eastAsia="宋体" w:hAnsi="Times New Roman"/>
           <w:sz w:val="21"/>
           <w:szCs w:val="21"/>
-          <w:shd w:val="clear" w:color="auto" w:fill="D9D9D9"/>
+          <w:shd w:val="clear" w:color="auto" w:fill="A6A6A6"/>
           <w:lang w:eastAsia="zh-CN"/>
         </w:rPr>
         <w:t>焦耳定律</w:t>
@@ -9754,7 +9754,7 @@
             <w:rFonts w:ascii="Cambria Math" w:hAnsi="Cambria Math"/>
             <w:sz w:val="21"/>
             <w:szCs w:val="21"/>
-            <w:shd w:val="clear" w:color="auto" w:fill="D9D9D9"/>
+            <w:shd w:val="clear" w:color="auto" w:fill="A6A6A6"/>
             <w:lang w:eastAsia="zh-CN"/>
           </w:rPr>
           <m:t>Q=</m:t>
@@ -9766,7 +9766,7 @@
                 <w:rFonts w:ascii="Cambria Math" w:hAnsi="Cambria Math"/>
                 <w:sz w:val="21"/>
                 <w:szCs w:val="21"/>
-                <w:shd w:val="clear" w:color="auto" w:fill="D9D9D9"/>
+                <w:shd w:val="clear" w:color="auto" w:fill="A6A6A6"/>
               </w:rPr>
             </m:ctrlPr>
           </m:sSupPr>
@@ -9807,7 +9807,7 @@
             <w:rFonts w:ascii="Cambria Math" w:hAnsi="Cambria Math"/>
             <w:sz w:val="21"/>
             <w:szCs w:val="21"/>
-            <w:shd w:val="clear" w:color="auto" w:fill="D9D9D9"/>
+            <w:shd w:val="clear" w:color="auto" w:fill="A6A6A6"/>
             <w:lang w:eastAsia="zh-CN"/>
           </w:rPr>
           <m:t>Rt</m:t>
@@ -9827,7 +9827,7 @@
           <w:rFonts w:ascii="Times New Roman" w:eastAsia="宋体" w:hAnsi="Times New Roman"/>
           <w:sz w:val="21"/>
           <w:szCs w:val="21"/>
-          <w:shd w:val="clear" w:color="auto" w:fill="D9D9D9"/>
+          <w:shd w:val="clear" w:color="auto" w:fill="A6A6A6"/>
           <w:lang w:eastAsia="zh-CN"/>
         </w:rPr>
         <w:t>焦耳</w:t>
@@ -9911,7 +9911,7 @@
           <w:rFonts w:ascii="Times New Roman" w:eastAsia="宋体" w:hAnsi="Times New Roman"/>
           <w:sz w:val="21"/>
           <w:szCs w:val="21"/>
-          <w:shd w:val="clear" w:color="auto" w:fill="D9D9D9"/>
+          <w:shd w:val="clear" w:color="auto" w:fill="A6A6A6"/>
           <w:lang w:eastAsia="zh-CN"/>
         </w:rPr>
         <w:t>焦耳</w:t>
@@ -9930,7 +9930,7 @@
           <w:rFonts w:ascii="Times New Roman" w:eastAsia="宋体" w:hAnsi="Times New Roman"/>
           <w:sz w:val="21"/>
           <w:szCs w:val="21"/>
-          <w:shd w:val="clear" w:color="auto" w:fill="D9D9D9"/>
+          <w:shd w:val="clear" w:color="auto" w:fill="A6A6A6"/>
           <w:lang w:eastAsia="zh-CN"/>
         </w:rPr>
         <w:t>能量守恒</w:t>
@@ -10213,7 +10213,7 @@
           <w:rFonts w:ascii="Times New Roman" w:eastAsia="宋体" w:hAnsi="Times New Roman"/>
           <w:sz w:val="21"/>
           <w:szCs w:val="21"/>
-          <w:shd w:val="clear" w:color="auto" w:fill="D9D9D9"/>
+          <w:shd w:val="clear" w:color="auto" w:fill="A6A6A6"/>
           <w:lang w:eastAsia="zh-CN"/>
         </w:rPr>
         <w:t>磁石</w:t>
@@ -10232,7 +10232,7 @@
           <w:rFonts w:ascii="Times New Roman" w:eastAsia="宋体" w:hAnsi="Times New Roman"/>
           <w:sz w:val="21"/>
           <w:szCs w:val="21"/>
-          <w:shd w:val="clear" w:color="auto" w:fill="D9D9D9"/>
+          <w:shd w:val="clear" w:color="auto" w:fill="A6A6A6"/>
           <w:lang w:eastAsia="zh-CN"/>
         </w:rPr>
         <w:t>指南针</w:t>
@@ -10316,7 +10316,7 @@
           <w:rFonts w:ascii="Times New Roman" w:eastAsia="宋体" w:hAnsi="Times New Roman"/>
           <w:sz w:val="21"/>
           <w:szCs w:val="21"/>
-          <w:shd w:val="clear" w:color="auto" w:fill="D9D9D9"/>
+          <w:shd w:val="clear" w:color="auto" w:fill="A6A6A6"/>
           <w:lang w:eastAsia="zh-CN"/>
         </w:rPr>
         <w:t>1820</w:t>
@@ -10326,7 +10326,7 @@
           <w:rFonts w:ascii="Times New Roman" w:eastAsia="宋体" w:hAnsi="Times New Roman"/>
           <w:sz w:val="21"/>
           <w:szCs w:val="21"/>
-          <w:shd w:val="clear" w:color="auto" w:fill="D9D9D9"/>
+          <w:shd w:val="clear" w:color="auto" w:fill="A6A6A6"/>
           <w:lang w:eastAsia="zh-CN"/>
         </w:rPr>
         <w:t>年</w:t>
@@ -10345,7 +10345,7 @@
           <w:rFonts w:ascii="Times New Roman" w:eastAsia="宋体" w:hAnsi="Times New Roman"/>
           <w:sz w:val="21"/>
           <w:szCs w:val="21"/>
-          <w:shd w:val="clear" w:color="auto" w:fill="D9D9D9"/>
+          <w:shd w:val="clear" w:color="auto" w:fill="A6A6A6"/>
           <w:lang w:eastAsia="zh-CN"/>
         </w:rPr>
         <w:t>奥斯特</w:t>
@@ -10364,7 +10364,7 @@
           <w:rFonts w:ascii="Times New Roman" w:eastAsia="宋体" w:hAnsi="Times New Roman"/>
           <w:sz w:val="21"/>
           <w:szCs w:val="21"/>
-          <w:shd w:val="clear" w:color="auto" w:fill="D9D9D9"/>
+          <w:shd w:val="clear" w:color="auto" w:fill="A6A6A6"/>
           <w:lang w:eastAsia="zh-CN"/>
         </w:rPr>
         <w:t>电流的磁效应</w:t>
@@ -10476,7 +10476,7 @@
           <w:rFonts w:ascii="Times New Roman" w:eastAsia="宋体" w:hAnsi="Times New Roman"/>
           <w:sz w:val="21"/>
           <w:szCs w:val="21"/>
-          <w:shd w:val="clear" w:color="auto" w:fill="D9D9D9"/>
+          <w:shd w:val="clear" w:color="auto" w:fill="A6A6A6"/>
           <w:lang w:eastAsia="zh-CN"/>
         </w:rPr>
         <w:t>安培</w:t>
@@ -10505,7 +10505,7 @@
           <w:rFonts w:ascii="Times New Roman" w:eastAsia="宋体" w:hAnsi="Times New Roman"/>
           <w:sz w:val="21"/>
           <w:szCs w:val="21"/>
-          <w:shd w:val="clear" w:color="auto" w:fill="D9D9D9"/>
+          <w:shd w:val="clear" w:color="auto" w:fill="A6A6A6"/>
           <w:lang w:eastAsia="zh-CN"/>
         </w:rPr>
         <w:t>「分子电流」假说</w:t>
@@ -10524,7 +10524,7 @@
           <w:rFonts w:ascii="Times New Roman" w:eastAsia="宋体" w:hAnsi="Times New Roman"/>
           <w:sz w:val="21"/>
           <w:szCs w:val="21"/>
-          <w:shd w:val="clear" w:color="auto" w:fill="D9D9D9"/>
+          <w:shd w:val="clear" w:color="auto" w:fill="A6A6A6"/>
           <w:lang w:eastAsia="zh-CN"/>
         </w:rPr>
         <w:t>安培定则</w:t>
@@ -10608,7 +10608,7 @@
           <w:rFonts w:ascii="Times New Roman" w:eastAsia="宋体" w:hAnsi="Times New Roman"/>
           <w:sz w:val="21"/>
           <w:szCs w:val="21"/>
-          <w:shd w:val="clear" w:color="auto" w:fill="D9D9D9"/>
+          <w:shd w:val="clear" w:color="auto" w:fill="A6A6A6"/>
           <w:lang w:eastAsia="zh-CN"/>
         </w:rPr>
         <w:t>法拉第</w:t>
@@ -10683,7 +10683,7 @@
           <w:rFonts w:ascii="Times New Roman" w:eastAsia="宋体" w:hAnsi="Times New Roman"/>
           <w:sz w:val="21"/>
           <w:szCs w:val="21"/>
-          <w:shd w:val="clear" w:color="auto" w:fill="D9D9D9"/>
+          <w:shd w:val="clear" w:color="auto" w:fill="A6A6A6"/>
           <w:lang w:eastAsia="zh-CN"/>
         </w:rPr>
         <w:t>1831</w:t>
@@ -10693,7 +10693,7 @@
           <w:rFonts w:ascii="Times New Roman" w:eastAsia="宋体" w:hAnsi="Times New Roman"/>
           <w:sz w:val="21"/>
           <w:szCs w:val="21"/>
-          <w:shd w:val="clear" w:color="auto" w:fill="D9D9D9"/>
+          <w:shd w:val="clear" w:color="auto" w:fill="A6A6A6"/>
           <w:lang w:eastAsia="zh-CN"/>
         </w:rPr>
         <w:t>年</w:t>
@@ -10703,7 +10703,7 @@
           <w:rFonts w:ascii="Times New Roman" w:eastAsia="宋体" w:hAnsi="Times New Roman"/>
           <w:sz w:val="21"/>
           <w:szCs w:val="21"/>
-          <w:shd w:val="clear" w:color="auto" w:fill="D9D9D9"/>
+          <w:shd w:val="clear" w:color="auto" w:fill="A6A6A6"/>
           <w:lang w:eastAsia="zh-CN"/>
         </w:rPr>
         <w:t>8</w:t>
@@ -10713,7 +10713,7 @@
           <w:rFonts w:ascii="Times New Roman" w:eastAsia="宋体" w:hAnsi="Times New Roman"/>
           <w:sz w:val="21"/>
           <w:szCs w:val="21"/>
-          <w:shd w:val="clear" w:color="auto" w:fill="D9D9D9"/>
+          <w:shd w:val="clear" w:color="auto" w:fill="A6A6A6"/>
           <w:lang w:eastAsia="zh-CN"/>
         </w:rPr>
         <w:t>月</w:t>
@@ -10723,7 +10723,7 @@
           <w:rFonts w:ascii="Times New Roman" w:eastAsia="宋体" w:hAnsi="Times New Roman"/>
           <w:sz w:val="21"/>
           <w:szCs w:val="21"/>
-          <w:shd w:val="clear" w:color="auto" w:fill="D9D9D9"/>
+          <w:shd w:val="clear" w:color="auto" w:fill="A6A6A6"/>
           <w:lang w:eastAsia="zh-CN"/>
         </w:rPr>
         <w:t>29</w:t>
@@ -10733,7 +10733,7 @@
           <w:rFonts w:ascii="Times New Roman" w:eastAsia="宋体" w:hAnsi="Times New Roman"/>
           <w:sz w:val="21"/>
           <w:szCs w:val="21"/>
-          <w:shd w:val="clear" w:color="auto" w:fill="D9D9D9"/>
+          <w:shd w:val="clear" w:color="auto" w:fill="A6A6A6"/>
           <w:lang w:eastAsia="zh-CN"/>
         </w:rPr>
         <w:t>日</w:t>
@@ -10772,7 +10772,7 @@
           <w:rFonts w:ascii="Times New Roman" w:eastAsia="宋体" w:hAnsi="Times New Roman"/>
           <w:sz w:val="21"/>
           <w:szCs w:val="21"/>
-          <w:shd w:val="clear" w:color="auto" w:fill="D9D9D9"/>
+          <w:shd w:val="clear" w:color="auto" w:fill="A6A6A6"/>
           <w:lang w:eastAsia="zh-CN"/>
         </w:rPr>
         <w:t>变化、运动的过程</w:t>
@@ -10865,7 +10865,7 @@
           <w:rFonts w:ascii="Times New Roman" w:eastAsia="宋体" w:hAnsi="Times New Roman"/>
           <w:sz w:val="21"/>
           <w:szCs w:val="21"/>
-          <w:shd w:val="clear" w:color="auto" w:fill="D9D9D9"/>
+          <w:shd w:val="clear" w:color="auto" w:fill="A6A6A6"/>
           <w:lang w:eastAsia="zh-CN"/>
         </w:rPr>
         <w:t>麦克斯韦</w:t>
@@ -10884,7 +10884,7 @@
           <w:rFonts w:ascii="Times New Roman" w:eastAsia="宋体" w:hAnsi="Times New Roman"/>
           <w:sz w:val="21"/>
           <w:szCs w:val="21"/>
-          <w:shd w:val="clear" w:color="auto" w:fill="D9D9D9"/>
+          <w:shd w:val="clear" w:color="auto" w:fill="A6A6A6"/>
           <w:lang w:eastAsia="zh-CN"/>
         </w:rPr>
         <w:t>经典电磁场理论</w:t>
@@ -10903,7 +10903,7 @@
           <w:rFonts w:ascii="Times New Roman" w:eastAsia="宋体" w:hAnsi="Times New Roman"/>
           <w:sz w:val="21"/>
           <w:szCs w:val="21"/>
-          <w:shd w:val="clear" w:color="auto" w:fill="D9D9D9"/>
+          <w:shd w:val="clear" w:color="auto" w:fill="A6A6A6"/>
           <w:lang w:eastAsia="zh-CN"/>
         </w:rPr>
         <w:t>电磁波</w:t>
@@ -10922,7 +10922,7 @@
           <w:rFonts w:ascii="Times New Roman" w:eastAsia="宋体" w:hAnsi="Times New Roman"/>
           <w:sz w:val="21"/>
           <w:szCs w:val="21"/>
-          <w:shd w:val="clear" w:color="auto" w:fill="D9D9D9"/>
+          <w:shd w:val="clear" w:color="auto" w:fill="A6A6A6"/>
           <w:lang w:eastAsia="zh-CN"/>
         </w:rPr>
         <w:t>光是电磁波</w:t>
@@ -10941,7 +10941,7 @@
           <w:rFonts w:ascii="Times New Roman" w:eastAsia="宋体" w:hAnsi="Times New Roman"/>
           <w:sz w:val="21"/>
           <w:szCs w:val="21"/>
-          <w:shd w:val="clear" w:color="auto" w:fill="D9D9D9"/>
+          <w:shd w:val="clear" w:color="auto" w:fill="A6A6A6"/>
           <w:lang w:eastAsia="zh-CN"/>
         </w:rPr>
         <w:t>1886</w:t>
@@ -10951,7 +10951,7 @@
           <w:rFonts w:ascii="Times New Roman" w:eastAsia="宋体" w:hAnsi="Times New Roman"/>
           <w:sz w:val="21"/>
           <w:szCs w:val="21"/>
-          <w:shd w:val="clear" w:color="auto" w:fill="D9D9D9"/>
+          <w:shd w:val="clear" w:color="auto" w:fill="A6A6A6"/>
           <w:lang w:eastAsia="zh-CN"/>
         </w:rPr>
         <w:t>年</w:t>
@@ -10970,7 +10970,7 @@
           <w:rFonts w:ascii="Times New Roman" w:eastAsia="宋体" w:hAnsi="Times New Roman"/>
           <w:sz w:val="21"/>
           <w:szCs w:val="21"/>
-          <w:shd w:val="clear" w:color="auto" w:fill="D9D9D9"/>
+          <w:shd w:val="clear" w:color="auto" w:fill="A6A6A6"/>
           <w:lang w:eastAsia="zh-CN"/>
         </w:rPr>
         <w:t>赫兹</w:t>
@@ -10989,7 +10989,7 @@
           <w:rFonts w:ascii="Times New Roman" w:eastAsia="宋体" w:hAnsi="Times New Roman"/>
           <w:sz w:val="21"/>
           <w:szCs w:val="21"/>
-          <w:shd w:val="clear" w:color="auto" w:fill="D9D9D9"/>
+          <w:shd w:val="clear" w:color="auto" w:fill="A6A6A6"/>
           <w:lang w:eastAsia="zh-CN"/>
         </w:rPr>
         <w:t>反射、折射、干涉、偏振、衍射</w:t>
@@ -11073,7 +11073,7 @@
           <w:rFonts w:ascii="Times New Roman" w:eastAsia="宋体" w:hAnsi="Times New Roman"/>
           <w:sz w:val="21"/>
           <w:szCs w:val="21"/>
-          <w:shd w:val="clear" w:color="auto" w:fill="D9D9D9"/>
+          <w:shd w:val="clear" w:color="auto" w:fill="A6A6A6"/>
           <w:lang w:eastAsia="zh-CN"/>
         </w:rPr>
         <w:t>1900</w:t>
@@ -11083,7 +11083,7 @@
           <w:rFonts w:ascii="Times New Roman" w:eastAsia="宋体" w:hAnsi="Times New Roman"/>
           <w:sz w:val="21"/>
           <w:szCs w:val="21"/>
-          <w:shd w:val="clear" w:color="auto" w:fill="D9D9D9"/>
+          <w:shd w:val="clear" w:color="auto" w:fill="A6A6A6"/>
           <w:lang w:eastAsia="zh-CN"/>
         </w:rPr>
         <w:t>年底</w:t>
@@ -11102,7 +11102,7 @@
           <w:rFonts w:ascii="Times New Roman" w:eastAsia="宋体" w:hAnsi="Times New Roman"/>
           <w:sz w:val="21"/>
           <w:szCs w:val="21"/>
-          <w:shd w:val="clear" w:color="auto" w:fill="D9D9D9"/>
+          <w:shd w:val="clear" w:color="auto" w:fill="A6A6A6"/>
           <w:lang w:eastAsia="zh-CN"/>
         </w:rPr>
         <w:t>普朗克</w:t>
@@ -11158,7 +11158,7 @@
           <w:rFonts w:ascii="Times New Roman" w:eastAsia="宋体" w:hAnsi="Times New Roman"/>
           <w:sz w:val="21"/>
           <w:szCs w:val="21"/>
-          <w:shd w:val="clear" w:color="auto" w:fill="D9D9D9"/>
+          <w:shd w:val="clear" w:color="auto" w:fill="A6A6A6"/>
           <w:lang w:eastAsia="zh-CN"/>
         </w:rPr>
         <w:t>能量子</w:t>
@@ -11172,7 +11172,7 @@
             <w:rFonts w:ascii="Cambria Math" w:hAnsi="Cambria Math"/>
             <w:sz w:val="21"/>
             <w:szCs w:val="21"/>
-            <w:shd w:val="clear" w:color="auto" w:fill="D9D9D9"/>
+            <w:shd w:val="clear" w:color="auto" w:fill="A6A6A6"/>
             <w:lang w:eastAsia="zh-CN"/>
           </w:rPr>
           <m:t>ε=hν</m:t>
@@ -11296,7 +11296,7 @@
           <w:rFonts w:ascii="Times New Roman" w:eastAsia="宋体" w:hAnsi="Times New Roman"/>
           <w:sz w:val="21"/>
           <w:szCs w:val="21"/>
-          <w:shd w:val="clear" w:color="auto" w:fill="D9D9D9"/>
+          <w:shd w:val="clear" w:color="auto" w:fill="A6A6A6"/>
           <w:lang w:eastAsia="zh-CN"/>
         </w:rPr>
         <w:t>弗莱</w:t>
@@ -11307,7 +11307,7 @@
           <w:rFonts w:ascii="Times New Roman" w:eastAsia="宋体" w:hAnsi="Times New Roman"/>
           <w:sz w:val="21"/>
           <w:szCs w:val="21"/>
-          <w:shd w:val="clear" w:color="auto" w:fill="D9D9D9"/>
+          <w:shd w:val="clear" w:color="auto" w:fill="A6A6A6"/>
           <w:lang w:eastAsia="zh-CN"/>
         </w:rPr>
         <w:t>明左手定则</w:t>
@@ -11371,7 +11371,7 @@
           <w:rFonts w:ascii="Times New Roman" w:eastAsia="宋体" w:hAnsi="Times New Roman"/>
           <w:sz w:val="21"/>
           <w:szCs w:val="21"/>
-          <w:shd w:val="clear" w:color="auto" w:fill="D9D9D9"/>
+          <w:shd w:val="clear" w:color="auto" w:fill="A6A6A6"/>
           <w:lang w:eastAsia="zh-CN"/>
         </w:rPr>
         <w:t>「天眼之父」的南仁东</w:t>
@@ -11408,7 +11408,7 @@
           <w:rFonts w:ascii="Times New Roman" w:eastAsia="宋体" w:hAnsi="Times New Roman"/>
           <w:sz w:val="21"/>
           <w:szCs w:val="21"/>
-          <w:shd w:val="clear" w:color="auto" w:fill="D9D9D9"/>
+          <w:shd w:val="clear" w:color="auto" w:fill="A6A6A6"/>
           <w:lang w:eastAsia="zh-CN"/>
         </w:rPr>
         <w:t>FAST</w:t>
@@ -11696,7 +11696,7 @@
           <w:rFonts w:ascii="Times New Roman" w:eastAsia="宋体" w:hAnsi="Times New Roman"/>
           <w:sz w:val="21"/>
           <w:szCs w:val="21"/>
-          <w:shd w:val="clear" w:color="auto" w:fill="D9D9D9"/>
+          <w:shd w:val="clear" w:color="auto" w:fill="A6A6A6"/>
           <w:lang w:eastAsia="zh-CN"/>
         </w:rPr>
         <w:t>笛卡</w:t>
@@ -11707,7 +11707,7 @@
           <w:rFonts w:ascii="Times New Roman" w:eastAsia="宋体" w:hAnsi="Times New Roman"/>
           <w:sz w:val="21"/>
           <w:szCs w:val="21"/>
-          <w:shd w:val="clear" w:color="auto" w:fill="D9D9D9"/>
+          <w:shd w:val="clear" w:color="auto" w:fill="A6A6A6"/>
           <w:lang w:eastAsia="zh-CN"/>
         </w:rPr>
         <w:t>儿</w:t>
@@ -11763,7 +11763,7 @@
           <w:rFonts w:ascii="Times New Roman" w:eastAsia="宋体" w:hAnsi="Times New Roman"/>
           <w:sz w:val="21"/>
           <w:szCs w:val="21"/>
-          <w:shd w:val="clear" w:color="auto" w:fill="D9D9D9"/>
+          <w:shd w:val="clear" w:color="auto" w:fill="A6A6A6"/>
           <w:lang w:eastAsia="zh-CN"/>
         </w:rPr>
         <w:t>动量守恒定律的雏形</w:t>
@@ -11782,7 +11782,7 @@
           <w:rFonts w:ascii="Times New Roman" w:eastAsia="宋体" w:hAnsi="Times New Roman"/>
           <w:sz w:val="21"/>
           <w:szCs w:val="21"/>
-          <w:shd w:val="clear" w:color="auto" w:fill="D9D9D9"/>
+          <w:shd w:val="clear" w:color="auto" w:fill="A6A6A6"/>
           <w:lang w:eastAsia="zh-CN"/>
         </w:rPr>
         <w:t>莱布尼兹</w:t>
@@ -11819,7 +11819,7 @@
           <w:rFonts w:ascii="Times New Roman" w:eastAsia="宋体" w:hAnsi="Times New Roman"/>
           <w:sz w:val="21"/>
           <w:szCs w:val="21"/>
-          <w:shd w:val="clear" w:color="auto" w:fill="D9D9D9"/>
+          <w:shd w:val="clear" w:color="auto" w:fill="A6A6A6"/>
           <w:lang w:eastAsia="zh-CN"/>
         </w:rPr>
         <w:t>达兰贝尔</w:t>
@@ -11903,7 +11903,7 @@
           <w:rFonts w:ascii="Times New Roman" w:eastAsia="宋体" w:hAnsi="Times New Roman"/>
           <w:sz w:val="21"/>
           <w:szCs w:val="21"/>
-          <w:shd w:val="clear" w:color="auto" w:fill="D9D9D9"/>
+          <w:shd w:val="clear" w:color="auto" w:fill="A6A6A6"/>
           <w:lang w:eastAsia="zh-CN"/>
         </w:rPr>
         <w:t>惠更斯</w:t>
@@ -11958,7 +11958,7 @@
           <w:rFonts w:ascii="Times New Roman" w:eastAsia="宋体" w:hAnsi="Times New Roman"/>
           <w:sz w:val="21"/>
           <w:szCs w:val="21"/>
-          <w:shd w:val="clear" w:color="auto" w:fill="D9D9D9"/>
+          <w:shd w:val="clear" w:color="auto" w:fill="A6A6A6"/>
           <w:lang w:eastAsia="zh-CN"/>
         </w:rPr>
         <w:t>查德威克</w:t>
@@ -11986,7 +11986,7 @@
           <w:rFonts w:ascii="Times New Roman" w:eastAsia="宋体" w:hAnsi="Times New Roman"/>
           <w:sz w:val="21"/>
           <w:szCs w:val="21"/>
-          <w:shd w:val="clear" w:color="auto" w:fill="D9D9D9"/>
+          <w:shd w:val="clear" w:color="auto" w:fill="A6A6A6"/>
           <w:lang w:eastAsia="zh-CN"/>
         </w:rPr>
         <w:t>动量守恒</w:t>
@@ -12238,7 +12238,7 @@
           <w:rFonts w:ascii="Times New Roman" w:eastAsia="宋体" w:hAnsi="Times New Roman"/>
           <w:sz w:val="21"/>
           <w:szCs w:val="21"/>
-          <w:shd w:val="clear" w:color="auto" w:fill="D9D9D9"/>
+          <w:shd w:val="clear" w:color="auto" w:fill="A6A6A6"/>
           <w:lang w:eastAsia="zh-CN"/>
         </w:rPr>
         <w:t>伽利略</w:t>
@@ -12257,7 +12257,7 @@
           <w:rFonts w:ascii="Times New Roman" w:eastAsia="宋体" w:hAnsi="Times New Roman"/>
           <w:sz w:val="21"/>
           <w:szCs w:val="21"/>
-          <w:shd w:val="clear" w:color="auto" w:fill="D9D9D9"/>
+          <w:shd w:val="clear" w:color="auto" w:fill="A6A6A6"/>
           <w:lang w:eastAsia="zh-CN"/>
         </w:rPr>
         <w:t>小振幅条件下的近似等时性</w:t>
@@ -12321,7 +12321,7 @@
           <w:rFonts w:ascii="Times New Roman" w:eastAsia="宋体" w:hAnsi="Times New Roman"/>
           <w:sz w:val="21"/>
           <w:szCs w:val="21"/>
-          <w:shd w:val="clear" w:color="auto" w:fill="D9D9D9"/>
+          <w:shd w:val="clear" w:color="auto" w:fill="A6A6A6"/>
           <w:lang w:eastAsia="zh-CN"/>
         </w:rPr>
         <w:t>惠更斯</w:t>
@@ -12344,7 +12344,7 @@
             <w:rFonts w:ascii="Cambria Math" w:hAnsi="Cambria Math"/>
             <w:sz w:val="21"/>
             <w:szCs w:val="21"/>
-            <w:shd w:val="clear" w:color="auto" w:fill="D9D9D9"/>
+            <w:shd w:val="clear" w:color="auto" w:fill="A6A6A6"/>
             <w:lang w:eastAsia="zh-CN"/>
           </w:rPr>
           <m:t>T=2</m:t>
@@ -12357,7 +12357,7 @@
             <w:rFonts w:ascii="Cambria Math" w:hAnsi="Cambria Math"/>
             <w:sz w:val="21"/>
             <w:szCs w:val="21"/>
-            <w:shd w:val="clear" w:color="auto" w:fill="D9D9D9"/>
+            <w:shd w:val="clear" w:color="auto" w:fill="A6A6A6"/>
             <w:lang w:eastAsia="zh-CN"/>
           </w:rPr>
           <m:t>π</m:t>
@@ -12370,7 +12370,7 @@
                 <w:rFonts w:ascii="Cambria Math" w:hAnsi="Cambria Math"/>
                 <w:sz w:val="21"/>
                 <w:szCs w:val="21"/>
-                <w:shd w:val="clear" w:color="auto" w:fill="D9D9D9"/>
+                <w:shd w:val="clear" w:color="auto" w:fill="A6A6A6"/>
               </w:rPr>
             </m:ctrlPr>
           </m:radPr>
@@ -12423,7 +12423,7 @@
           <w:rFonts w:ascii="Times New Roman" w:eastAsia="宋体" w:hAnsi="Times New Roman"/>
           <w:sz w:val="21"/>
           <w:szCs w:val="21"/>
-          <w:shd w:val="clear" w:color="auto" w:fill="D9D9D9"/>
+          <w:shd w:val="clear" w:color="auto" w:fill="A6A6A6"/>
           <w:lang w:eastAsia="zh-CN"/>
         </w:rPr>
         <w:t>摆钟</w:t>
@@ -12516,7 +12516,7 @@
           <w:rFonts w:ascii="Times New Roman" w:eastAsia="宋体" w:hAnsi="Times New Roman"/>
           <w:sz w:val="21"/>
           <w:szCs w:val="21"/>
-          <w:shd w:val="clear" w:color="auto" w:fill="D9D9D9"/>
+          <w:shd w:val="clear" w:color="auto" w:fill="A6A6A6"/>
           <w:lang w:eastAsia="zh-CN"/>
         </w:rPr>
         <w:t>小振幅（小偏角）近似</w:t>
@@ -12721,7 +12721,7 @@
           <w:rFonts w:ascii="Times New Roman" w:eastAsia="宋体" w:hAnsi="Times New Roman"/>
           <w:sz w:val="21"/>
           <w:szCs w:val="21"/>
-          <w:shd w:val="clear" w:color="auto" w:fill="D9D9D9"/>
+          <w:shd w:val="clear" w:color="auto" w:fill="A6A6A6"/>
           <w:lang w:eastAsia="zh-CN"/>
         </w:rPr>
         <w:t>1842</w:t>
@@ -12731,7 +12731,7 @@
           <w:rFonts w:ascii="Times New Roman" w:eastAsia="宋体" w:hAnsi="Times New Roman"/>
           <w:sz w:val="21"/>
           <w:szCs w:val="21"/>
-          <w:shd w:val="clear" w:color="auto" w:fill="D9D9D9"/>
+          <w:shd w:val="clear" w:color="auto" w:fill="A6A6A6"/>
           <w:lang w:eastAsia="zh-CN"/>
         </w:rPr>
         <w:t>年</w:t>
@@ -12750,7 +12750,7 @@
           <w:rFonts w:ascii="Times New Roman" w:eastAsia="宋体" w:hAnsi="Times New Roman"/>
           <w:sz w:val="21"/>
           <w:szCs w:val="21"/>
-          <w:shd w:val="clear" w:color="auto" w:fill="D9D9D9"/>
+          <w:shd w:val="clear" w:color="auto" w:fill="A6A6A6"/>
           <w:lang w:eastAsia="zh-CN"/>
         </w:rPr>
         <w:t>多普勒</w:t>
@@ -12769,7 +12769,7 @@
           <w:rFonts w:ascii="Times New Roman" w:eastAsia="宋体" w:hAnsi="Times New Roman"/>
           <w:sz w:val="21"/>
           <w:szCs w:val="21"/>
-          <w:shd w:val="clear" w:color="auto" w:fill="D9D9D9"/>
+          <w:shd w:val="clear" w:color="auto" w:fill="A6A6A6"/>
           <w:lang w:eastAsia="zh-CN"/>
         </w:rPr>
         <w:t>接收到的波的频率</w:t>
@@ -12797,7 +12797,7 @@
           <w:rFonts w:ascii="Times New Roman" w:eastAsia="宋体" w:hAnsi="Times New Roman"/>
           <w:sz w:val="21"/>
           <w:szCs w:val="21"/>
-          <w:shd w:val="clear" w:color="auto" w:fill="D9D9D9"/>
+          <w:shd w:val="clear" w:color="auto" w:fill="A6A6A6"/>
           <w:lang w:eastAsia="zh-CN"/>
         </w:rPr>
         <w:t>多普勒效应</w:t>
@@ -12881,7 +12881,7 @@
           <w:rFonts w:ascii="Times New Roman" w:eastAsia="宋体" w:hAnsi="Times New Roman"/>
           <w:sz w:val="21"/>
           <w:szCs w:val="21"/>
-          <w:shd w:val="clear" w:color="auto" w:fill="D9D9D9"/>
+          <w:shd w:val="clear" w:color="auto" w:fill="A6A6A6"/>
           <w:lang w:eastAsia="zh-CN"/>
         </w:rPr>
         <w:t>惠更斯原理</w:t>
@@ -13202,7 +13202,7 @@
           <w:rFonts w:ascii="Times New Roman" w:eastAsia="宋体" w:hAnsi="Times New Roman"/>
           <w:sz w:val="21"/>
           <w:szCs w:val="21"/>
-          <w:shd w:val="clear" w:color="auto" w:fill="D9D9D9"/>
+          <w:shd w:val="clear" w:color="auto" w:fill="A6A6A6"/>
           <w:lang w:eastAsia="zh-CN"/>
         </w:rPr>
         <w:t>牛顿支持微粒说</w:t>
@@ -13221,7 +13221,7 @@
           <w:rFonts w:ascii="Times New Roman" w:eastAsia="宋体" w:hAnsi="Times New Roman"/>
           <w:sz w:val="21"/>
           <w:szCs w:val="21"/>
-          <w:shd w:val="clear" w:color="auto" w:fill="D9D9D9"/>
+          <w:shd w:val="clear" w:color="auto" w:fill="A6A6A6"/>
           <w:lang w:eastAsia="zh-CN"/>
         </w:rPr>
         <w:t>惠更斯首先提出波动说</w:t>
@@ -13258,7 +13258,7 @@
           <w:rFonts w:ascii="Times New Roman" w:eastAsia="宋体" w:hAnsi="Times New Roman"/>
           <w:sz w:val="21"/>
           <w:szCs w:val="21"/>
-          <w:shd w:val="clear" w:color="auto" w:fill="D9D9D9"/>
+          <w:shd w:val="clear" w:color="auto" w:fill="A6A6A6"/>
           <w:lang w:eastAsia="zh-CN"/>
         </w:rPr>
         <w:t>干涉和衍射</w:t>
@@ -13313,7 +13313,7 @@
           <w:rFonts w:ascii="Times New Roman" w:eastAsia="宋体" w:hAnsi="Times New Roman"/>
           <w:sz w:val="21"/>
           <w:szCs w:val="21"/>
-          <w:shd w:val="clear" w:color="auto" w:fill="D9D9D9"/>
+          <w:shd w:val="clear" w:color="auto" w:fill="A6A6A6"/>
           <w:lang w:eastAsia="zh-CN"/>
         </w:rPr>
         <w:t>麦克斯韦</w:t>
@@ -13332,7 +13332,7 @@
           <w:rFonts w:ascii="Times New Roman" w:eastAsia="宋体" w:hAnsi="Times New Roman"/>
           <w:sz w:val="21"/>
           <w:szCs w:val="21"/>
-          <w:shd w:val="clear" w:color="auto" w:fill="D9D9D9"/>
+          <w:shd w:val="clear" w:color="auto" w:fill="A6A6A6"/>
           <w:lang w:eastAsia="zh-CN"/>
         </w:rPr>
         <w:t>光也是一种电磁波</w:t>
@@ -13416,7 +13416,7 @@
           <w:rFonts w:ascii="Times New Roman" w:eastAsia="宋体" w:hAnsi="Times New Roman"/>
           <w:sz w:val="21"/>
           <w:szCs w:val="21"/>
-          <w:shd w:val="clear" w:color="auto" w:fill="D9D9D9"/>
+          <w:shd w:val="clear" w:color="auto" w:fill="A6A6A6"/>
           <w:lang w:eastAsia="zh-CN"/>
         </w:rPr>
         <w:t>1621</w:t>
@@ -13426,7 +13426,7 @@
           <w:rFonts w:ascii="Times New Roman" w:eastAsia="宋体" w:hAnsi="Times New Roman"/>
           <w:sz w:val="21"/>
           <w:szCs w:val="21"/>
-          <w:shd w:val="clear" w:color="auto" w:fill="D9D9D9"/>
+          <w:shd w:val="clear" w:color="auto" w:fill="A6A6A6"/>
           <w:lang w:eastAsia="zh-CN"/>
         </w:rPr>
         <w:t>年</w:t>
@@ -13445,7 +13445,7 @@
           <w:rFonts w:ascii="Times New Roman" w:eastAsia="宋体" w:hAnsi="Times New Roman"/>
           <w:sz w:val="21"/>
           <w:szCs w:val="21"/>
-          <w:shd w:val="clear" w:color="auto" w:fill="D9D9D9"/>
+          <w:shd w:val="clear" w:color="auto" w:fill="A6A6A6"/>
           <w:lang w:eastAsia="zh-CN"/>
         </w:rPr>
         <w:t>斯涅耳</w:t>
@@ -13464,7 +13464,7 @@
           <w:rFonts w:ascii="Times New Roman" w:eastAsia="宋体" w:hAnsi="Times New Roman"/>
           <w:sz w:val="21"/>
           <w:szCs w:val="21"/>
-          <w:shd w:val="clear" w:color="auto" w:fill="D9D9D9"/>
+          <w:shd w:val="clear" w:color="auto" w:fill="A6A6A6"/>
           <w:lang w:eastAsia="zh-CN"/>
         </w:rPr>
         <w:t>光的折射定律</w:t>
@@ -13548,7 +13548,7 @@
           <w:rFonts w:ascii="Times New Roman" w:eastAsia="宋体" w:hAnsi="Times New Roman"/>
           <w:sz w:val="21"/>
           <w:szCs w:val="21"/>
-          <w:shd w:val="clear" w:color="auto" w:fill="D9D9D9"/>
+          <w:shd w:val="clear" w:color="auto" w:fill="A6A6A6"/>
           <w:lang w:eastAsia="zh-CN"/>
         </w:rPr>
         <w:t>1801</w:t>
@@ -13558,7 +13558,7 @@
           <w:rFonts w:ascii="Times New Roman" w:eastAsia="宋体" w:hAnsi="Times New Roman"/>
           <w:sz w:val="21"/>
           <w:szCs w:val="21"/>
-          <w:shd w:val="clear" w:color="auto" w:fill="D9D9D9"/>
+          <w:shd w:val="clear" w:color="auto" w:fill="A6A6A6"/>
           <w:lang w:eastAsia="zh-CN"/>
         </w:rPr>
         <w:t>年</w:t>
@@ -13577,7 +13577,7 @@
           <w:rFonts w:ascii="Times New Roman" w:eastAsia="宋体" w:hAnsi="Times New Roman"/>
           <w:sz w:val="21"/>
           <w:szCs w:val="21"/>
-          <w:shd w:val="clear" w:color="auto" w:fill="D9D9D9"/>
+          <w:shd w:val="clear" w:color="auto" w:fill="A6A6A6"/>
           <w:lang w:eastAsia="zh-CN"/>
         </w:rPr>
         <w:t>托马斯</w:t>
@@ -13587,7 +13587,7 @@
           <w:rFonts w:ascii="Times New Roman" w:eastAsia="宋体" w:hAnsi="Times New Roman"/>
           <w:sz w:val="21"/>
           <w:szCs w:val="21"/>
-          <w:shd w:val="clear" w:color="auto" w:fill="D9D9D9"/>
+          <w:shd w:val="clear" w:color="auto" w:fill="A6A6A6"/>
           <w:lang w:eastAsia="zh-CN"/>
         </w:rPr>
         <w:t>·</w:t>
@@ -13597,7 +13597,7 @@
           <w:rFonts w:ascii="Times New Roman" w:eastAsia="宋体" w:hAnsi="Times New Roman"/>
           <w:sz w:val="21"/>
           <w:szCs w:val="21"/>
-          <w:shd w:val="clear" w:color="auto" w:fill="D9D9D9"/>
+          <w:shd w:val="clear" w:color="auto" w:fill="A6A6A6"/>
           <w:lang w:eastAsia="zh-CN"/>
         </w:rPr>
         <w:t>杨</w:t>
@@ -13616,7 +13616,7 @@
           <w:rFonts w:ascii="Times New Roman" w:eastAsia="宋体" w:hAnsi="Times New Roman"/>
           <w:sz w:val="21"/>
           <w:szCs w:val="21"/>
-          <w:shd w:val="clear" w:color="auto" w:fill="D9D9D9"/>
+          <w:shd w:val="clear" w:color="auto" w:fill="A6A6A6"/>
           <w:lang w:eastAsia="zh-CN"/>
         </w:rPr>
         <w:t>光的干涉实验</w:t>
@@ -13635,7 +13635,7 @@
           <w:rFonts w:ascii="Times New Roman" w:eastAsia="宋体" w:hAnsi="Times New Roman"/>
           <w:sz w:val="21"/>
           <w:szCs w:val="21"/>
-          <w:shd w:val="clear" w:color="auto" w:fill="D9D9D9"/>
+          <w:shd w:val="clear" w:color="auto" w:fill="A6A6A6"/>
           <w:lang w:eastAsia="zh-CN"/>
         </w:rPr>
         <w:t>光是一种波</w:t>
@@ -13720,7 +13720,7 @@
           <w:rFonts w:ascii="Times New Roman" w:eastAsia="宋体" w:hAnsi="Times New Roman"/>
           <w:sz w:val="21"/>
           <w:szCs w:val="21"/>
-          <w:shd w:val="clear" w:color="auto" w:fill="D9D9D9"/>
+          <w:shd w:val="clear" w:color="auto" w:fill="A6A6A6"/>
           <w:lang w:eastAsia="zh-CN"/>
         </w:rPr>
         <w:t>1818</w:t>
@@ -13730,7 +13730,7 @@
           <w:rFonts w:ascii="Times New Roman" w:eastAsia="宋体" w:hAnsi="Times New Roman"/>
           <w:sz w:val="21"/>
           <w:szCs w:val="21"/>
-          <w:shd w:val="clear" w:color="auto" w:fill="D9D9D9"/>
+          <w:shd w:val="clear" w:color="auto" w:fill="A6A6A6"/>
           <w:lang w:eastAsia="zh-CN"/>
         </w:rPr>
         <w:t>年</w:t>
@@ -13749,7 +13749,7 @@
           <w:rFonts w:ascii="Times New Roman" w:eastAsia="宋体" w:hAnsi="Times New Roman"/>
           <w:sz w:val="21"/>
           <w:szCs w:val="21"/>
-          <w:shd w:val="clear" w:color="auto" w:fill="D9D9D9"/>
+          <w:shd w:val="clear" w:color="auto" w:fill="A6A6A6"/>
           <w:lang w:eastAsia="zh-CN"/>
         </w:rPr>
         <w:t>菲</w:t>
@@ -13760,7 +13760,7 @@
           <w:rFonts w:ascii="Times New Roman" w:eastAsia="宋体" w:hAnsi="Times New Roman"/>
           <w:sz w:val="21"/>
           <w:szCs w:val="21"/>
-          <w:shd w:val="clear" w:color="auto" w:fill="D9D9D9"/>
+          <w:shd w:val="clear" w:color="auto" w:fill="A6A6A6"/>
           <w:lang w:eastAsia="zh-CN"/>
         </w:rPr>
         <w:t>涅耳</w:t>
@@ -13789,7 +13789,7 @@
           <w:rFonts w:ascii="Times New Roman" w:eastAsia="宋体" w:hAnsi="Times New Roman"/>
           <w:sz w:val="21"/>
           <w:szCs w:val="21"/>
-          <w:shd w:val="clear" w:color="auto" w:fill="D9D9D9"/>
+          <w:shd w:val="clear" w:color="auto" w:fill="A6A6A6"/>
           <w:lang w:eastAsia="zh-CN"/>
         </w:rPr>
         <w:t>泊</w:t>
@@ -13800,7 +13800,7 @@
           <w:rFonts w:ascii="Times New Roman" w:eastAsia="宋体" w:hAnsi="Times New Roman"/>
           <w:sz w:val="21"/>
           <w:szCs w:val="21"/>
-          <w:shd w:val="clear" w:color="auto" w:fill="D9D9D9"/>
+          <w:shd w:val="clear" w:color="auto" w:fill="A6A6A6"/>
           <w:lang w:eastAsia="zh-CN"/>
         </w:rPr>
         <w:t>松</w:t>
@@ -13829,7 +13829,7 @@
           <w:rFonts w:ascii="Times New Roman" w:eastAsia="宋体" w:hAnsi="Times New Roman"/>
           <w:sz w:val="21"/>
           <w:szCs w:val="21"/>
-          <w:shd w:val="clear" w:color="auto" w:fill="D9D9D9"/>
+          <w:shd w:val="clear" w:color="auto" w:fill="A6A6A6"/>
           <w:lang w:eastAsia="zh-CN"/>
         </w:rPr>
         <w:t>阿拉果</w:t>
@@ -13866,7 +13866,7 @@
           <w:rFonts w:ascii="Times New Roman" w:eastAsia="宋体" w:hAnsi="Times New Roman"/>
           <w:sz w:val="21"/>
           <w:szCs w:val="21"/>
-          <w:shd w:val="clear" w:color="auto" w:fill="D9D9D9"/>
+          <w:shd w:val="clear" w:color="auto" w:fill="A6A6A6"/>
           <w:lang w:eastAsia="zh-CN"/>
         </w:rPr>
         <w:t>泊松亮斑</w:t>
@@ -14194,7 +14194,7 @@
           <w:rFonts w:ascii="Times New Roman" w:eastAsia="宋体" w:hAnsi="Times New Roman"/>
           <w:sz w:val="21"/>
           <w:szCs w:val="21"/>
-          <w:shd w:val="clear" w:color="auto" w:fill="D9D9D9"/>
+          <w:shd w:val="clear" w:color="auto" w:fill="A6A6A6"/>
           <w:lang w:eastAsia="zh-CN"/>
         </w:rPr>
         <w:t>安培</w:t>
@@ -14223,7 +14223,7 @@
           <w:rFonts w:ascii="Times New Roman" w:eastAsia="宋体" w:hAnsi="Times New Roman"/>
           <w:sz w:val="21"/>
           <w:szCs w:val="21"/>
-          <w:shd w:val="clear" w:color="auto" w:fill="D9D9D9"/>
+          <w:shd w:val="clear" w:color="auto" w:fill="A6A6A6"/>
           <w:lang w:eastAsia="zh-CN"/>
         </w:rPr>
         <w:t>安培力</w:t>
@@ -14337,7 +14337,7 @@
           <w:rFonts w:ascii="Times New Roman" w:eastAsia="宋体" w:hAnsi="Times New Roman"/>
           <w:sz w:val="21"/>
           <w:szCs w:val="21"/>
-          <w:shd w:val="clear" w:color="auto" w:fill="D9D9D9"/>
+          <w:shd w:val="clear" w:color="auto" w:fill="A6A6A6"/>
           <w:lang w:eastAsia="zh-CN"/>
         </w:rPr>
         <w:t>洛</w:t>
@@ -14348,7 +14348,7 @@
           <w:rFonts w:ascii="Times New Roman" w:eastAsia="宋体" w:hAnsi="Times New Roman"/>
           <w:sz w:val="21"/>
           <w:szCs w:val="21"/>
-          <w:shd w:val="clear" w:color="auto" w:fill="D9D9D9"/>
+          <w:shd w:val="clear" w:color="auto" w:fill="A6A6A6"/>
           <w:lang w:eastAsia="zh-CN"/>
         </w:rPr>
         <w:t>伦</w:t>
@@ -14359,7 +14359,7 @@
           <w:rFonts w:ascii="Times New Roman" w:eastAsia="宋体" w:hAnsi="Times New Roman"/>
           <w:sz w:val="21"/>
           <w:szCs w:val="21"/>
-          <w:shd w:val="clear" w:color="auto" w:fill="D9D9D9"/>
+          <w:shd w:val="clear" w:color="auto" w:fill="A6A6A6"/>
           <w:lang w:eastAsia="zh-CN"/>
         </w:rPr>
         <w:t>兹</w:t>
@@ -14388,7 +14388,7 @@
           <w:rFonts w:ascii="Times New Roman" w:eastAsia="宋体" w:hAnsi="Times New Roman"/>
           <w:sz w:val="21"/>
           <w:szCs w:val="21"/>
-          <w:shd w:val="clear" w:color="auto" w:fill="D9D9D9"/>
+          <w:shd w:val="clear" w:color="auto" w:fill="A6A6A6"/>
           <w:lang w:eastAsia="zh-CN"/>
         </w:rPr>
         <w:t>洛伦兹力</w:t>
@@ -14481,7 +14481,7 @@
           <w:rFonts w:ascii="Times New Roman" w:eastAsia="宋体" w:hAnsi="Times New Roman"/>
           <w:sz w:val="21"/>
           <w:szCs w:val="21"/>
-          <w:shd w:val="clear" w:color="auto" w:fill="D9D9D9"/>
+          <w:shd w:val="clear" w:color="auto" w:fill="A6A6A6"/>
           <w:lang w:eastAsia="zh-CN"/>
         </w:rPr>
         <w:t>阿斯顿</w:t>
@@ -14500,7 +14500,7 @@
           <w:rFonts w:ascii="Times New Roman" w:eastAsia="宋体" w:hAnsi="Times New Roman"/>
           <w:sz w:val="21"/>
           <w:szCs w:val="21"/>
-          <w:shd w:val="clear" w:color="auto" w:fill="D9D9D9"/>
+          <w:shd w:val="clear" w:color="auto" w:fill="A6A6A6"/>
           <w:lang w:eastAsia="zh-CN"/>
         </w:rPr>
         <w:t>质谱仪</w:t>
@@ -14519,7 +14519,7 @@
           <w:rFonts w:ascii="Times New Roman" w:eastAsia="宋体" w:hAnsi="Times New Roman"/>
           <w:sz w:val="21"/>
           <w:szCs w:val="21"/>
-          <w:shd w:val="clear" w:color="auto" w:fill="D9D9D9"/>
+          <w:shd w:val="clear" w:color="auto" w:fill="A6A6A6"/>
           <w:lang w:eastAsia="zh-CN"/>
         </w:rPr>
         <w:t>氖</w:t>
@@ -14529,7 +14529,7 @@
           <w:rFonts w:ascii="Times New Roman" w:eastAsia="宋体" w:hAnsi="Times New Roman"/>
           <w:sz w:val="21"/>
           <w:szCs w:val="21"/>
-          <w:shd w:val="clear" w:color="auto" w:fill="D9D9D9"/>
+          <w:shd w:val="clear" w:color="auto" w:fill="A6A6A6"/>
           <w:lang w:eastAsia="zh-CN"/>
         </w:rPr>
         <w:t>-20</w:t>
@@ -14539,7 +14539,7 @@
           <w:rFonts w:ascii="Times New Roman" w:eastAsia="宋体" w:hAnsi="Times New Roman"/>
           <w:sz w:val="21"/>
           <w:szCs w:val="21"/>
-          <w:shd w:val="clear" w:color="auto" w:fill="D9D9D9"/>
+          <w:shd w:val="clear" w:color="auto" w:fill="A6A6A6"/>
           <w:lang w:eastAsia="zh-CN"/>
         </w:rPr>
         <w:t>和</w:t>
@@ -14550,7 +14550,7 @@
           <w:rFonts w:ascii="Times New Roman" w:eastAsia="宋体" w:hAnsi="Times New Roman"/>
           <w:sz w:val="21"/>
           <w:szCs w:val="21"/>
-          <w:shd w:val="clear" w:color="auto" w:fill="D9D9D9"/>
+          <w:shd w:val="clear" w:color="auto" w:fill="A6A6A6"/>
           <w:lang w:eastAsia="zh-CN"/>
         </w:rPr>
         <w:t>氖</w:t>
@@ -14560,7 +14560,7 @@
           <w:rFonts w:ascii="Times New Roman" w:eastAsia="宋体" w:hAnsi="Times New Roman"/>
           <w:sz w:val="21"/>
           <w:szCs w:val="21"/>
-          <w:shd w:val="clear" w:color="auto" w:fill="D9D9D9"/>
+          <w:shd w:val="clear" w:color="auto" w:fill="A6A6A6"/>
           <w:lang w:eastAsia="zh-CN"/>
         </w:rPr>
         <w:t>-</w:t>
@@ -14571,7 +14571,7 @@
           <w:rFonts w:ascii="Times New Roman" w:eastAsia="宋体" w:hAnsi="Times New Roman"/>
           <w:sz w:val="21"/>
           <w:szCs w:val="21"/>
-          <w:shd w:val="clear" w:color="auto" w:fill="D9D9D9"/>
+          <w:shd w:val="clear" w:color="auto" w:fill="A6A6A6"/>
           <w:lang w:eastAsia="zh-CN"/>
         </w:rPr>
         <w:t>22</w:t>
@@ -14590,7 +14590,7 @@
           <w:rFonts w:ascii="Times New Roman" w:eastAsia="宋体" w:hAnsi="Times New Roman"/>
           <w:sz w:val="21"/>
           <w:szCs w:val="21"/>
-          <w:shd w:val="clear" w:color="auto" w:fill="D9D9D9"/>
+          <w:shd w:val="clear" w:color="auto" w:fill="A6A6A6"/>
           <w:lang w:eastAsia="zh-CN"/>
         </w:rPr>
         <w:t>同位素</w:t>
@@ -14683,7 +14683,7 @@
           <w:rFonts w:ascii="Times New Roman" w:eastAsia="宋体" w:hAnsi="Times New Roman"/>
           <w:sz w:val="21"/>
           <w:szCs w:val="21"/>
-          <w:shd w:val="clear" w:color="auto" w:fill="D9D9D9"/>
+          <w:shd w:val="clear" w:color="auto" w:fill="A6A6A6"/>
           <w:lang w:eastAsia="zh-CN"/>
         </w:rPr>
         <w:t>劳伦斯</w:t>
@@ -14702,7 +14702,7 @@
           <w:rFonts w:ascii="Times New Roman" w:eastAsia="宋体" w:hAnsi="Times New Roman"/>
           <w:sz w:val="21"/>
           <w:szCs w:val="21"/>
-          <w:shd w:val="clear" w:color="auto" w:fill="D9D9D9"/>
+          <w:shd w:val="clear" w:color="auto" w:fill="A6A6A6"/>
           <w:lang w:eastAsia="zh-CN"/>
         </w:rPr>
         <w:t>回旋加速器</w:t>
@@ -14806,7 +14806,7 @@
           <w:rFonts w:ascii="Times New Roman" w:eastAsia="宋体" w:hAnsi="Times New Roman"/>
           <w:sz w:val="21"/>
           <w:szCs w:val="21"/>
-          <w:shd w:val="clear" w:color="auto" w:fill="D9D9D9"/>
+          <w:shd w:val="clear" w:color="auto" w:fill="A6A6A6"/>
           <w:lang w:eastAsia="zh-CN"/>
         </w:rPr>
         <w:t>劳伦斯</w:t>
@@ -14844,7 +14844,7 @@
           <w:rFonts w:ascii="Times New Roman" w:eastAsia="宋体" w:hAnsi="Times New Roman"/>
           <w:sz w:val="21"/>
           <w:szCs w:val="21"/>
-          <w:shd w:val="clear" w:color="auto" w:fill="D9D9D9"/>
+          <w:shd w:val="clear" w:color="auto" w:fill="A6A6A6"/>
           <w:lang w:eastAsia="zh-CN"/>
         </w:rPr>
         <w:t>洛</w:t>
@@ -14855,7 +14855,7 @@
           <w:rFonts w:ascii="Times New Roman" w:eastAsia="宋体" w:hAnsi="Times New Roman"/>
           <w:sz w:val="21"/>
           <w:szCs w:val="21"/>
-          <w:shd w:val="clear" w:color="auto" w:fill="D9D9D9"/>
+          <w:shd w:val="clear" w:color="auto" w:fill="A6A6A6"/>
           <w:lang w:eastAsia="zh-CN"/>
         </w:rPr>
         <w:t>伦兹</w:t>
@@ -15080,7 +15080,7 @@
           <w:rFonts w:ascii="Times New Roman" w:eastAsia="宋体" w:hAnsi="Times New Roman"/>
           <w:sz w:val="21"/>
           <w:szCs w:val="21"/>
-          <w:shd w:val="clear" w:color="auto" w:fill="D9D9D9"/>
+          <w:shd w:val="clear" w:color="auto" w:fill="A6A6A6"/>
           <w:lang w:eastAsia="zh-CN"/>
         </w:rPr>
         <w:t>1834</w:t>
@@ -15090,7 +15090,7 @@
           <w:rFonts w:ascii="Times New Roman" w:eastAsia="宋体" w:hAnsi="Times New Roman"/>
           <w:sz w:val="21"/>
           <w:szCs w:val="21"/>
-          <w:shd w:val="clear" w:color="auto" w:fill="D9D9D9"/>
+          <w:shd w:val="clear" w:color="auto" w:fill="A6A6A6"/>
           <w:lang w:eastAsia="zh-CN"/>
         </w:rPr>
         <w:t>年</w:t>
@@ -15109,7 +15109,7 @@
           <w:rFonts w:ascii="Times New Roman" w:eastAsia="宋体" w:hAnsi="Times New Roman"/>
           <w:sz w:val="21"/>
           <w:szCs w:val="21"/>
-          <w:shd w:val="clear" w:color="auto" w:fill="D9D9D9"/>
+          <w:shd w:val="clear" w:color="auto" w:fill="A6A6A6"/>
           <w:lang w:eastAsia="zh-CN"/>
         </w:rPr>
         <w:t>楞次</w:t>
@@ -15137,7 +15137,7 @@
           <w:rFonts w:ascii="Times New Roman" w:eastAsia="宋体" w:hAnsi="Times New Roman"/>
           <w:sz w:val="21"/>
           <w:szCs w:val="21"/>
-          <w:shd w:val="clear" w:color="auto" w:fill="D9D9D9"/>
+          <w:shd w:val="clear" w:color="auto" w:fill="A6A6A6"/>
           <w:lang w:eastAsia="zh-CN"/>
         </w:rPr>
         <w:t>楞次定律</w:t>
@@ -15221,7 +15221,7 @@
           <w:rFonts w:ascii="Times New Roman" w:eastAsia="宋体" w:hAnsi="Times New Roman"/>
           <w:sz w:val="21"/>
           <w:szCs w:val="21"/>
-          <w:shd w:val="clear" w:color="auto" w:fill="D9D9D9"/>
+          <w:shd w:val="clear" w:color="auto" w:fill="A6A6A6"/>
           <w:lang w:eastAsia="zh-CN"/>
         </w:rPr>
         <w:t>法拉第</w:t>
@@ -15287,7 +15287,7 @@
           <w:rFonts w:ascii="Times New Roman" w:eastAsia="宋体" w:hAnsi="Times New Roman"/>
           <w:sz w:val="21"/>
           <w:szCs w:val="21"/>
-          <w:shd w:val="clear" w:color="auto" w:fill="D9D9D9"/>
+          <w:shd w:val="clear" w:color="auto" w:fill="A6A6A6"/>
           <w:lang w:eastAsia="zh-CN"/>
         </w:rPr>
         <w:t>法拉第电磁感应定律</w:t>
@@ -15301,7 +15301,7 @@
             <w:rFonts w:ascii="Cambria Math" w:hAnsi="Cambria Math"/>
             <w:sz w:val="21"/>
             <w:szCs w:val="21"/>
-            <w:shd w:val="clear" w:color="auto" w:fill="D9D9D9"/>
+            <w:shd w:val="clear" w:color="auto" w:fill="A6A6A6"/>
             <w:lang w:eastAsia="zh-CN"/>
           </w:rPr>
           <m:t>E=n</m:t>
@@ -15313,7 +15313,7 @@
                 <w:rFonts w:ascii="Cambria Math" w:hAnsi="Cambria Math"/>
                 <w:sz w:val="21"/>
                 <w:szCs w:val="21"/>
-                <w:shd w:val="clear" w:color="auto" w:fill="D9D9D9"/>
+                <w:shd w:val="clear" w:color="auto" w:fill="A6A6A6"/>
               </w:rPr>
             </m:ctrlPr>
           </m:fPr>
@@ -15435,7 +15435,7 @@
           <w:rFonts w:ascii="Times New Roman" w:eastAsia="宋体" w:hAnsi="Times New Roman"/>
           <w:sz w:val="21"/>
           <w:szCs w:val="21"/>
-          <w:shd w:val="clear" w:color="auto" w:fill="D9D9D9"/>
+          <w:shd w:val="clear" w:color="auto" w:fill="A6A6A6"/>
           <w:lang w:eastAsia="zh-CN"/>
         </w:rPr>
         <w:t>约瑟夫</w:t>
@@ -15445,7 +15445,7 @@
           <w:rFonts w:ascii="Times New Roman" w:eastAsia="宋体" w:hAnsi="Times New Roman"/>
           <w:sz w:val="21"/>
           <w:szCs w:val="21"/>
-          <w:shd w:val="clear" w:color="auto" w:fill="D9D9D9"/>
+          <w:shd w:val="clear" w:color="auto" w:fill="A6A6A6"/>
           <w:lang w:eastAsia="zh-CN"/>
         </w:rPr>
         <w:t>·</w:t>
@@ -15455,7 +15455,7 @@
           <w:rFonts w:ascii="Times New Roman" w:eastAsia="宋体" w:hAnsi="Times New Roman"/>
           <w:sz w:val="21"/>
           <w:szCs w:val="21"/>
-          <w:shd w:val="clear" w:color="auto" w:fill="D9D9D9"/>
+          <w:shd w:val="clear" w:color="auto" w:fill="A6A6A6"/>
           <w:lang w:eastAsia="zh-CN"/>
         </w:rPr>
         <w:t>亨利</w:t>
@@ -15474,7 +15474,7 @@
           <w:rFonts w:ascii="Times New Roman" w:eastAsia="宋体" w:hAnsi="Times New Roman"/>
           <w:sz w:val="21"/>
           <w:szCs w:val="21"/>
-          <w:shd w:val="clear" w:color="auto" w:fill="D9D9D9"/>
+          <w:shd w:val="clear" w:color="auto" w:fill="A6A6A6"/>
           <w:lang w:eastAsia="zh-CN"/>
         </w:rPr>
         <w:t>1832</w:t>
@@ -15484,7 +15484,7 @@
           <w:rFonts w:ascii="Times New Roman" w:eastAsia="宋体" w:hAnsi="Times New Roman"/>
           <w:sz w:val="21"/>
           <w:szCs w:val="21"/>
-          <w:shd w:val="clear" w:color="auto" w:fill="D9D9D9"/>
+          <w:shd w:val="clear" w:color="auto" w:fill="A6A6A6"/>
           <w:lang w:eastAsia="zh-CN"/>
         </w:rPr>
         <w:t>年</w:t>
@@ -15503,7 +15503,7 @@
           <w:rFonts w:ascii="Times New Roman" w:eastAsia="宋体" w:hAnsi="Times New Roman"/>
           <w:sz w:val="21"/>
           <w:szCs w:val="21"/>
-          <w:shd w:val="clear" w:color="auto" w:fill="D9D9D9"/>
+          <w:shd w:val="clear" w:color="auto" w:fill="A6A6A6"/>
           <w:lang w:eastAsia="zh-CN"/>
         </w:rPr>
         <w:t>自感</w:t>
@@ -15614,7 +15614,7 @@
           <w:rFonts w:ascii="Times New Roman" w:eastAsia="宋体" w:hAnsi="Times New Roman"/>
           <w:sz w:val="21"/>
           <w:szCs w:val="21"/>
-          <w:shd w:val="clear" w:color="auto" w:fill="D9D9D9"/>
+          <w:shd w:val="clear" w:color="auto" w:fill="A6A6A6"/>
           <w:lang w:eastAsia="zh-CN"/>
         </w:rPr>
         <w:t>1832</w:t>
@@ -15624,7 +15624,7 @@
           <w:rFonts w:ascii="Times New Roman" w:eastAsia="宋体" w:hAnsi="Times New Roman"/>
           <w:sz w:val="21"/>
           <w:szCs w:val="21"/>
-          <w:shd w:val="clear" w:color="auto" w:fill="D9D9D9"/>
+          <w:shd w:val="clear" w:color="auto" w:fill="A6A6A6"/>
           <w:lang w:eastAsia="zh-CN"/>
         </w:rPr>
         <w:t>年</w:t>
@@ -15811,7 +15811,7 @@
           <w:rFonts w:ascii="Times New Roman" w:eastAsia="宋体" w:hAnsi="Times New Roman"/>
           <w:sz w:val="21"/>
           <w:szCs w:val="21"/>
-          <w:shd w:val="clear" w:color="auto" w:fill="D9D9D9"/>
+          <w:shd w:val="clear" w:color="auto" w:fill="A6A6A6"/>
           <w:lang w:eastAsia="zh-CN"/>
         </w:rPr>
         <w:t>法拉第</w:t>
@@ -15830,7 +15830,7 @@
           <w:rFonts w:ascii="Times New Roman" w:eastAsia="宋体" w:hAnsi="Times New Roman"/>
           <w:sz w:val="21"/>
           <w:szCs w:val="21"/>
-          <w:shd w:val="clear" w:color="auto" w:fill="D9D9D9"/>
+          <w:shd w:val="clear" w:color="auto" w:fill="A6A6A6"/>
           <w:lang w:eastAsia="zh-CN"/>
         </w:rPr>
         <w:t>发电机和变压器</w:t>
@@ -15923,7 +15923,7 @@
           <w:rFonts w:ascii="Times New Roman" w:eastAsia="宋体" w:hAnsi="Times New Roman"/>
           <w:sz w:val="21"/>
           <w:szCs w:val="21"/>
-          <w:shd w:val="clear" w:color="auto" w:fill="D9D9D9"/>
+          <w:shd w:val="clear" w:color="auto" w:fill="A6A6A6"/>
           <w:lang w:eastAsia="zh-CN"/>
         </w:rPr>
         <w:t>特斯拉</w:t>
@@ -15942,7 +15942,7 @@
           <w:rFonts w:ascii="Times New Roman" w:eastAsia="宋体" w:hAnsi="Times New Roman"/>
           <w:sz w:val="21"/>
           <w:szCs w:val="21"/>
-          <w:shd w:val="clear" w:color="auto" w:fill="D9D9D9"/>
+          <w:shd w:val="clear" w:color="auto" w:fill="A6A6A6"/>
           <w:lang w:eastAsia="zh-CN"/>
         </w:rPr>
         <w:t>威斯汀豪斯</w:t>
@@ -16192,7 +16192,7 @@
           <w:rFonts w:ascii="Times New Roman" w:eastAsia="宋体" w:hAnsi="Times New Roman"/>
           <w:sz w:val="21"/>
           <w:szCs w:val="21"/>
-          <w:shd w:val="clear" w:color="auto" w:fill="D9D9D9"/>
+          <w:shd w:val="clear" w:color="auto" w:fill="A6A6A6"/>
           <w:lang w:eastAsia="zh-CN"/>
         </w:rPr>
         <w:t>必修三</w:t>
@@ -16203,7 +16203,7 @@
           <w:rFonts w:ascii="Times New Roman" w:eastAsia="宋体" w:hAnsi="Times New Roman"/>
           <w:sz w:val="21"/>
           <w:szCs w:val="21"/>
-          <w:shd w:val="clear" w:color="auto" w:fill="D9D9D9"/>
+          <w:shd w:val="clear" w:color="auto" w:fill="A6A6A6"/>
           <w:lang w:eastAsia="zh-CN"/>
         </w:rPr>
         <w:t>13</w:t>
@@ -16214,7 +16214,7 @@
           <w:rFonts w:ascii="Times New Roman" w:eastAsia="宋体" w:hAnsi="Times New Roman"/>
           <w:sz w:val="21"/>
           <w:szCs w:val="21"/>
-          <w:shd w:val="clear" w:color="auto" w:fill="D9D9D9"/>
+          <w:shd w:val="clear" w:color="auto" w:fill="A6A6A6"/>
           <w:lang w:eastAsia="zh-CN"/>
         </w:rPr>
         <w:t>.4</w:t>
@@ -16224,7 +16224,7 @@
           <w:rFonts w:ascii="Times New Roman" w:eastAsia="宋体" w:hAnsi="Times New Roman"/>
           <w:sz w:val="21"/>
           <w:szCs w:val="21"/>
-          <w:shd w:val="clear" w:color="auto" w:fill="D9D9D9"/>
+          <w:shd w:val="clear" w:color="auto" w:fill="A6A6A6"/>
           <w:lang w:eastAsia="zh-CN"/>
         </w:rPr>
         <w:t>节</w:t>
@@ -16281,7 +16281,7 @@
           <w:rFonts w:ascii="Times New Roman" w:eastAsia="宋体" w:hAnsi="Times New Roman"/>
           <w:sz w:val="21"/>
           <w:szCs w:val="21"/>
-          <w:shd w:val="clear" w:color="auto" w:fill="D9D9D9"/>
+          <w:shd w:val="clear" w:color="auto" w:fill="A6A6A6"/>
           <w:lang w:eastAsia="zh-CN"/>
         </w:rPr>
         <w:t>赫</w:t>
@@ -16292,7 +16292,7 @@
           <w:rFonts w:ascii="Times New Roman" w:eastAsia="宋体" w:hAnsi="Times New Roman"/>
           <w:sz w:val="21"/>
           <w:szCs w:val="21"/>
-          <w:shd w:val="clear" w:color="auto" w:fill="D9D9D9"/>
+          <w:shd w:val="clear" w:color="auto" w:fill="A6A6A6"/>
           <w:lang w:eastAsia="zh-CN"/>
         </w:rPr>
         <w:t>歇尔</w:t>
@@ -16311,7 +16311,7 @@
           <w:rFonts w:ascii="Times New Roman" w:eastAsia="宋体" w:hAnsi="Times New Roman"/>
           <w:sz w:val="21"/>
           <w:szCs w:val="21"/>
-          <w:shd w:val="clear" w:color="auto" w:fill="D9D9D9"/>
+          <w:shd w:val="clear" w:color="auto" w:fill="A6A6A6"/>
           <w:lang w:eastAsia="zh-CN"/>
         </w:rPr>
         <w:t>红外线</w:t>
@@ -16330,7 +16330,7 @@
           <w:rFonts w:ascii="Times New Roman" w:eastAsia="宋体" w:hAnsi="Times New Roman"/>
           <w:sz w:val="21"/>
           <w:szCs w:val="21"/>
-          <w:shd w:val="clear" w:color="auto" w:fill="D9D9D9"/>
+          <w:shd w:val="clear" w:color="auto" w:fill="A6A6A6"/>
           <w:lang w:eastAsia="zh-CN"/>
         </w:rPr>
         <w:t>里特</w:t>
@@ -16349,7 +16349,7 @@
           <w:rFonts w:ascii="Times New Roman" w:eastAsia="宋体" w:hAnsi="Times New Roman"/>
           <w:sz w:val="21"/>
           <w:szCs w:val="21"/>
-          <w:shd w:val="clear" w:color="auto" w:fill="D9D9D9"/>
+          <w:shd w:val="clear" w:color="auto" w:fill="A6A6A6"/>
           <w:lang w:eastAsia="zh-CN"/>
         </w:rPr>
         <w:t>紫外线</w:t>
@@ -16368,7 +16368,7 @@
           <w:rFonts w:ascii="Times New Roman" w:eastAsia="宋体" w:hAnsi="Times New Roman"/>
           <w:sz w:val="21"/>
           <w:szCs w:val="21"/>
-          <w:shd w:val="clear" w:color="auto" w:fill="D9D9D9"/>
+          <w:shd w:val="clear" w:color="auto" w:fill="A6A6A6"/>
           <w:lang w:eastAsia="zh-CN"/>
         </w:rPr>
         <w:t>伦琴</w:t>
@@ -16387,7 +16387,7 @@
           <w:rFonts w:ascii="Times New Roman" w:eastAsia="宋体" w:hAnsi="Times New Roman"/>
           <w:sz w:val="21"/>
           <w:szCs w:val="21"/>
-          <w:shd w:val="clear" w:color="auto" w:fill="D9D9D9"/>
+          <w:shd w:val="clear" w:color="auto" w:fill="A6A6A6"/>
           <w:lang w:eastAsia="zh-CN"/>
         </w:rPr>
         <w:t>X</w:t>
@@ -16397,7 +16397,7 @@
           <w:rFonts w:ascii="Times New Roman" w:eastAsia="宋体" w:hAnsi="Times New Roman"/>
           <w:sz w:val="21"/>
           <w:szCs w:val="21"/>
-          <w:shd w:val="clear" w:color="auto" w:fill="D9D9D9"/>
+          <w:shd w:val="clear" w:color="auto" w:fill="A6A6A6"/>
           <w:lang w:eastAsia="zh-CN"/>
         </w:rPr>
         <w:t>射线</w:t>
@@ -16481,7 +16481,7 @@
           <w:rFonts w:ascii="Times New Roman" w:eastAsia="宋体" w:hAnsi="Times New Roman"/>
           <w:sz w:val="21"/>
           <w:szCs w:val="21"/>
-          <w:shd w:val="clear" w:color="auto" w:fill="D9D9D9"/>
+          <w:shd w:val="clear" w:color="auto" w:fill="A6A6A6"/>
           <w:lang w:eastAsia="zh-CN"/>
         </w:rPr>
         <w:t>戈德斯坦</w:t>
@@ -16677,7 +16677,7 @@
           <w:rFonts w:ascii="Times New Roman" w:eastAsia="宋体" w:hAnsi="Times New Roman"/>
           <w:sz w:val="21"/>
           <w:szCs w:val="21"/>
-          <w:shd w:val="clear" w:color="auto" w:fill="D9D9D9"/>
+          <w:shd w:val="clear" w:color="auto" w:fill="A6A6A6"/>
           <w:lang w:eastAsia="zh-CN"/>
         </w:rPr>
         <w:t>非电学量</w:t>
@@ -16696,7 +16696,7 @@
           <w:rFonts w:ascii="Times New Roman" w:eastAsia="宋体" w:hAnsi="Times New Roman"/>
           <w:sz w:val="21"/>
           <w:szCs w:val="21"/>
-          <w:shd w:val="clear" w:color="auto" w:fill="D9D9D9"/>
+          <w:shd w:val="clear" w:color="auto" w:fill="A6A6A6"/>
           <w:lang w:eastAsia="zh-CN"/>
         </w:rPr>
         <w:t>电学量</w:t>
@@ -16715,7 +16715,7 @@
           <w:rFonts w:ascii="Times New Roman" w:eastAsia="宋体" w:hAnsi="Times New Roman"/>
           <w:sz w:val="21"/>
           <w:szCs w:val="21"/>
-          <w:shd w:val="clear" w:color="auto" w:fill="D9D9D9"/>
+          <w:shd w:val="clear" w:color="auto" w:fill="A6A6A6"/>
           <w:lang w:eastAsia="zh-CN"/>
         </w:rPr>
         <w:t>转换测量</w:t>
@@ -16808,7 +16808,7 @@
           <w:rFonts w:ascii="Times New Roman" w:eastAsia="宋体" w:hAnsi="Times New Roman"/>
           <w:sz w:val="21"/>
           <w:szCs w:val="21"/>
-          <w:shd w:val="clear" w:color="auto" w:fill="D9D9D9"/>
+          <w:shd w:val="clear" w:color="auto" w:fill="A6A6A6"/>
           <w:lang w:eastAsia="zh-CN"/>
         </w:rPr>
         <w:t>转换并放大微小量</w:t>
@@ -17021,7 +17021,7 @@
           <w:rFonts w:ascii="Times New Roman" w:eastAsia="宋体" w:hAnsi="Times New Roman"/>
           <w:sz w:val="21"/>
           <w:szCs w:val="21"/>
-          <w:shd w:val="clear" w:color="auto" w:fill="D9D9D9"/>
+          <w:shd w:val="clear" w:color="auto" w:fill="A6A6A6"/>
           <w:lang w:eastAsia="zh-CN"/>
         </w:rPr>
         <w:t>1827</w:t>
@@ -17031,7 +17031,7 @@
           <w:rFonts w:ascii="Times New Roman" w:eastAsia="宋体" w:hAnsi="Times New Roman"/>
           <w:sz w:val="21"/>
           <w:szCs w:val="21"/>
-          <w:shd w:val="clear" w:color="auto" w:fill="D9D9D9"/>
+          <w:shd w:val="clear" w:color="auto" w:fill="A6A6A6"/>
           <w:lang w:eastAsia="zh-CN"/>
         </w:rPr>
         <w:t>年</w:t>
@@ -17050,7 +17050,7 @@
           <w:rFonts w:ascii="Times New Roman" w:eastAsia="宋体" w:hAnsi="Times New Roman"/>
           <w:sz w:val="21"/>
           <w:szCs w:val="21"/>
-          <w:shd w:val="clear" w:color="auto" w:fill="D9D9D9"/>
+          <w:shd w:val="clear" w:color="auto" w:fill="A6A6A6"/>
           <w:lang w:eastAsia="zh-CN"/>
         </w:rPr>
         <w:t>布朗</w:t>
@@ -17078,7 +17078,7 @@
           <w:rFonts w:ascii="Times New Roman" w:eastAsia="宋体" w:hAnsi="Times New Roman"/>
           <w:sz w:val="21"/>
           <w:szCs w:val="21"/>
-          <w:shd w:val="clear" w:color="auto" w:fill="D9D9D9"/>
+          <w:shd w:val="clear" w:color="auto" w:fill="A6A6A6"/>
           <w:lang w:eastAsia="zh-CN"/>
         </w:rPr>
         <w:t>布朗运动</w:t>
@@ -17097,7 +17097,7 @@
           <w:rFonts w:ascii="Times New Roman" w:eastAsia="宋体" w:hAnsi="Times New Roman"/>
           <w:sz w:val="21"/>
           <w:szCs w:val="21"/>
-          <w:shd w:val="clear" w:color="auto" w:fill="D9D9D9"/>
+          <w:shd w:val="clear" w:color="auto" w:fill="A6A6A6"/>
           <w:lang w:eastAsia="zh-CN"/>
         </w:rPr>
         <w:t>不是分子</w:t>
@@ -17181,7 +17181,7 @@
           <w:rFonts w:ascii="Times New Roman" w:eastAsia="宋体" w:hAnsi="Times New Roman"/>
           <w:sz w:val="21"/>
           <w:szCs w:val="21"/>
-          <w:shd w:val="clear" w:color="auto" w:fill="D9D9D9"/>
+          <w:shd w:val="clear" w:color="auto" w:fill="A6A6A6"/>
           <w:lang w:eastAsia="zh-CN"/>
         </w:rPr>
         <w:t>爱因斯坦</w:t>
@@ -17218,7 +17218,7 @@
           <w:rFonts w:ascii="Times New Roman" w:eastAsia="宋体" w:hAnsi="Times New Roman"/>
           <w:sz w:val="21"/>
           <w:szCs w:val="21"/>
-          <w:shd w:val="clear" w:color="auto" w:fill="D9D9D9"/>
+          <w:shd w:val="clear" w:color="auto" w:fill="A6A6A6"/>
           <w:lang w:eastAsia="zh-CN"/>
         </w:rPr>
         <w:t>佩兰</w:t>
@@ -17419,7 +17419,7 @@
           <w:rFonts w:ascii="Times New Roman" w:eastAsia="宋体" w:hAnsi="Times New Roman"/>
           <w:sz w:val="21"/>
           <w:szCs w:val="21"/>
-          <w:shd w:val="clear" w:color="auto" w:fill="D9D9D9"/>
+          <w:shd w:val="clear" w:color="auto" w:fill="A6A6A6"/>
           <w:lang w:eastAsia="zh-CN"/>
         </w:rPr>
         <w:t>伽利略</w:t>
@@ -17521,7 +17521,7 @@
           <w:rFonts w:ascii="Times New Roman" w:eastAsia="宋体" w:hAnsi="Times New Roman"/>
           <w:sz w:val="21"/>
           <w:szCs w:val="21"/>
-          <w:shd w:val="clear" w:color="auto" w:fill="D9D9D9"/>
+          <w:shd w:val="clear" w:color="auto" w:fill="A6A6A6"/>
           <w:lang w:eastAsia="zh-CN"/>
         </w:rPr>
         <w:t>开尔文</w:t>
@@ -17558,7 +17558,7 @@
           <w:rFonts w:ascii="Times New Roman" w:eastAsia="宋体" w:hAnsi="Times New Roman"/>
           <w:sz w:val="21"/>
           <w:szCs w:val="21"/>
-          <w:shd w:val="clear" w:color="auto" w:fill="D9D9D9"/>
+          <w:shd w:val="clear" w:color="auto" w:fill="A6A6A6"/>
           <w:lang w:eastAsia="zh-CN"/>
         </w:rPr>
         <w:t>热力学温标</w:t>
@@ -17617,7 +17617,7 @@
             <w:rFonts w:ascii="Cambria Math" w:hAnsi="Cambria Math"/>
             <w:sz w:val="21"/>
             <w:szCs w:val="21"/>
-            <w:shd w:val="clear" w:color="auto" w:fill="D9D9D9"/>
+            <w:shd w:val="clear" w:color="auto" w:fill="A6A6A6"/>
             <w:lang w:eastAsia="zh-CN"/>
           </w:rPr>
           <m:t>T=t+273.15 K</m:t>
@@ -17655,7 +17655,7 @@
           <w:rFonts w:ascii="Times New Roman" w:eastAsia="宋体" w:hAnsi="Times New Roman"/>
           <w:sz w:val="21"/>
           <w:szCs w:val="21"/>
-          <w:shd w:val="clear" w:color="auto" w:fill="D9D9D9"/>
+          <w:shd w:val="clear" w:color="auto" w:fill="A6A6A6"/>
           <w:lang w:eastAsia="zh-CN"/>
         </w:rPr>
         <w:t>绝对零度</w:t>
@@ -17766,7 +17766,7 @@
           <w:rFonts w:ascii="Times New Roman" w:eastAsia="宋体" w:hAnsi="Times New Roman"/>
           <w:sz w:val="21"/>
           <w:szCs w:val="21"/>
-          <w:shd w:val="clear" w:color="auto" w:fill="D9D9D9"/>
+          <w:shd w:val="clear" w:color="auto" w:fill="A6A6A6"/>
           <w:lang w:eastAsia="zh-CN"/>
         </w:rPr>
         <w:t>热力学第三定律</w:t>
@@ -17982,7 +17982,7 @@
           <w:rFonts w:ascii="Times New Roman" w:eastAsia="宋体" w:hAnsi="Times New Roman"/>
           <w:sz w:val="21"/>
           <w:szCs w:val="21"/>
-          <w:shd w:val="clear" w:color="auto" w:fill="D9D9D9"/>
+          <w:shd w:val="clear" w:color="auto" w:fill="A6A6A6"/>
           <w:lang w:eastAsia="zh-CN"/>
         </w:rPr>
         <w:t>1840</w:t>
@@ -17992,7 +17992,7 @@
           <w:rFonts w:ascii="Times New Roman" w:eastAsia="宋体" w:hAnsi="Times New Roman"/>
           <w:sz w:val="21"/>
           <w:szCs w:val="21"/>
-          <w:shd w:val="clear" w:color="auto" w:fill="D9D9D9"/>
+          <w:shd w:val="clear" w:color="auto" w:fill="A6A6A6"/>
           <w:lang w:eastAsia="zh-CN"/>
         </w:rPr>
         <w:t>年</w:t>
@@ -18012,7 +18012,7 @@
           <w:rFonts w:ascii="Times New Roman" w:eastAsia="宋体" w:hAnsi="Times New Roman"/>
           <w:sz w:val="21"/>
           <w:szCs w:val="21"/>
-          <w:shd w:val="clear" w:color="auto" w:fill="D9D9D9"/>
+          <w:shd w:val="clear" w:color="auto" w:fill="A6A6A6"/>
           <w:lang w:eastAsia="zh-CN"/>
         </w:rPr>
         <w:t>焦耳</w:t>
@@ -18050,7 +18050,7 @@
           <w:rFonts w:ascii="Times New Roman" w:eastAsia="宋体" w:hAnsi="Times New Roman"/>
           <w:sz w:val="21"/>
           <w:szCs w:val="21"/>
-          <w:shd w:val="clear" w:color="auto" w:fill="D9D9D9"/>
+          <w:shd w:val="clear" w:color="auto" w:fill="A6A6A6"/>
           <w:lang w:eastAsia="zh-CN"/>
         </w:rPr>
         <w:t>热功当量</w:t>
@@ -18069,7 +18069,7 @@
           <w:rFonts w:ascii="Times New Roman" w:eastAsia="宋体" w:hAnsi="Times New Roman"/>
           <w:sz w:val="21"/>
           <w:szCs w:val="21"/>
-          <w:shd w:val="clear" w:color="auto" w:fill="D9D9D9"/>
+          <w:shd w:val="clear" w:color="auto" w:fill="A6A6A6"/>
           <w:lang w:eastAsia="zh-CN"/>
         </w:rPr>
         <w:t>热力学第一定律</w:t>
@@ -18153,7 +18153,7 @@
           <w:rFonts w:ascii="Times New Roman" w:eastAsia="宋体" w:hAnsi="Times New Roman"/>
           <w:sz w:val="21"/>
           <w:szCs w:val="21"/>
-          <w:shd w:val="clear" w:color="auto" w:fill="D9D9D9"/>
+          <w:shd w:val="clear" w:color="auto" w:fill="A6A6A6"/>
           <w:lang w:eastAsia="zh-CN"/>
         </w:rPr>
         <w:t>1850</w:t>
@@ -18163,7 +18163,7 @@
           <w:rFonts w:ascii="Times New Roman" w:eastAsia="宋体" w:hAnsi="Times New Roman"/>
           <w:sz w:val="21"/>
           <w:szCs w:val="21"/>
-          <w:shd w:val="clear" w:color="auto" w:fill="D9D9D9"/>
+          <w:shd w:val="clear" w:color="auto" w:fill="A6A6A6"/>
           <w:lang w:eastAsia="zh-CN"/>
         </w:rPr>
         <w:t>年</w:t>
@@ -18182,7 +18182,7 @@
           <w:rFonts w:ascii="Times New Roman" w:eastAsia="宋体" w:hAnsi="Times New Roman"/>
           <w:sz w:val="21"/>
           <w:szCs w:val="21"/>
-          <w:shd w:val="clear" w:color="auto" w:fill="D9D9D9"/>
+          <w:shd w:val="clear" w:color="auto" w:fill="A6A6A6"/>
           <w:lang w:eastAsia="zh-CN"/>
         </w:rPr>
         <w:t>克劳修斯</w:t>
@@ -18201,7 +18201,7 @@
           <w:rFonts w:ascii="Times New Roman" w:eastAsia="宋体" w:hAnsi="Times New Roman"/>
           <w:sz w:val="21"/>
           <w:szCs w:val="21"/>
-          <w:shd w:val="clear" w:color="auto" w:fill="D9D9D9"/>
+          <w:shd w:val="clear" w:color="auto" w:fill="A6A6A6"/>
           <w:lang w:eastAsia="zh-CN"/>
         </w:rPr>
         <w:t>热量不能自发地从低温物体传到高温物体</w:t>
@@ -18220,7 +18220,7 @@
           <w:rFonts w:ascii="Times New Roman" w:eastAsia="宋体" w:hAnsi="Times New Roman"/>
           <w:sz w:val="21"/>
           <w:szCs w:val="21"/>
-          <w:shd w:val="clear" w:color="auto" w:fill="D9D9D9"/>
+          <w:shd w:val="clear" w:color="auto" w:fill="A6A6A6"/>
           <w:lang w:eastAsia="zh-CN"/>
         </w:rPr>
         <w:t>1851</w:t>
@@ -18230,7 +18230,7 @@
           <w:rFonts w:ascii="Times New Roman" w:eastAsia="宋体" w:hAnsi="Times New Roman"/>
           <w:sz w:val="21"/>
           <w:szCs w:val="21"/>
-          <w:shd w:val="clear" w:color="auto" w:fill="D9D9D9"/>
+          <w:shd w:val="clear" w:color="auto" w:fill="A6A6A6"/>
           <w:lang w:eastAsia="zh-CN"/>
         </w:rPr>
         <w:t>年</w:t>
@@ -18249,7 +18249,7 @@
           <w:rFonts w:ascii="Times New Roman" w:eastAsia="宋体" w:hAnsi="Times New Roman"/>
           <w:sz w:val="21"/>
           <w:szCs w:val="21"/>
-          <w:shd w:val="clear" w:color="auto" w:fill="D9D9D9"/>
+          <w:shd w:val="clear" w:color="auto" w:fill="A6A6A6"/>
           <w:lang w:eastAsia="zh-CN"/>
         </w:rPr>
         <w:t>开尔文</w:t>
@@ -18268,7 +18268,7 @@
           <w:rFonts w:ascii="Times New Roman" w:eastAsia="宋体" w:hAnsi="Times New Roman"/>
           <w:sz w:val="21"/>
           <w:szCs w:val="21"/>
-          <w:shd w:val="clear" w:color="auto" w:fill="D9D9D9"/>
+          <w:shd w:val="clear" w:color="auto" w:fill="A6A6A6"/>
           <w:lang w:eastAsia="zh-CN"/>
         </w:rPr>
         <w:t>不可能从单一热库吸收热量，使之完全变成功，而不产生其他影响</w:t>
@@ -18361,7 +18361,7 @@
           <w:rFonts w:ascii="Times New Roman" w:eastAsia="宋体" w:hAnsi="Times New Roman"/>
           <w:sz w:val="21"/>
           <w:szCs w:val="21"/>
-          <w:shd w:val="clear" w:color="auto" w:fill="D9D9D9"/>
+          <w:shd w:val="clear" w:color="auto" w:fill="A6A6A6"/>
           <w:lang w:eastAsia="zh-CN"/>
         </w:rPr>
         <w:t>能斯特</w:t>
@@ -18416,7 +18416,7 @@
           <w:rFonts w:ascii="Times New Roman" w:eastAsia="宋体" w:hAnsi="Times New Roman"/>
           <w:sz w:val="21"/>
           <w:szCs w:val="21"/>
-          <w:shd w:val="clear" w:color="auto" w:fill="D9D9D9"/>
+          <w:shd w:val="clear" w:color="auto" w:fill="A6A6A6"/>
           <w:lang w:eastAsia="zh-CN"/>
         </w:rPr>
         <w:t>熵</w:t>
@@ -18509,7 +18509,7 @@
           <w:rFonts w:ascii="Times New Roman" w:eastAsia="宋体" w:hAnsi="Times New Roman"/>
           <w:sz w:val="21"/>
           <w:szCs w:val="21"/>
-          <w:shd w:val="clear" w:color="auto" w:fill="D9D9D9"/>
+          <w:shd w:val="clear" w:color="auto" w:fill="A6A6A6"/>
           <w:lang w:eastAsia="zh-CN"/>
         </w:rPr>
         <w:t>热力学第三定律</w:t>
@@ -18752,7 +18752,7 @@
           <w:rFonts w:ascii="Times New Roman" w:eastAsia="宋体" w:hAnsi="Times New Roman"/>
           <w:sz w:val="21"/>
           <w:szCs w:val="21"/>
-          <w:shd w:val="clear" w:color="auto" w:fill="D9D9D9"/>
+          <w:shd w:val="clear" w:color="auto" w:fill="A6A6A6"/>
           <w:lang w:eastAsia="zh-CN"/>
         </w:rPr>
         <w:t>1900</w:t>
@@ -18762,7 +18762,7 @@
           <w:rFonts w:ascii="Times New Roman" w:eastAsia="宋体" w:hAnsi="Times New Roman"/>
           <w:sz w:val="21"/>
           <w:szCs w:val="21"/>
-          <w:shd w:val="clear" w:color="auto" w:fill="D9D9D9"/>
+          <w:shd w:val="clear" w:color="auto" w:fill="A6A6A6"/>
           <w:lang w:eastAsia="zh-CN"/>
         </w:rPr>
         <w:t>年</w:t>
@@ -18781,7 +18781,7 @@
           <w:rFonts w:ascii="Times New Roman" w:eastAsia="宋体" w:hAnsi="Times New Roman"/>
           <w:sz w:val="21"/>
           <w:szCs w:val="21"/>
-          <w:shd w:val="clear" w:color="auto" w:fill="D9D9D9"/>
+          <w:shd w:val="clear" w:color="auto" w:fill="A6A6A6"/>
           <w:lang w:eastAsia="zh-CN"/>
         </w:rPr>
         <w:t>能量量子化</w:t>
@@ -18800,7 +18800,7 @@
           <w:rFonts w:ascii="Times New Roman" w:eastAsia="宋体" w:hAnsi="Times New Roman"/>
           <w:sz w:val="21"/>
           <w:szCs w:val="21"/>
-          <w:shd w:val="clear" w:color="auto" w:fill="D9D9D9"/>
+          <w:shd w:val="clear" w:color="auto" w:fill="A6A6A6"/>
           <w:lang w:eastAsia="zh-CN"/>
         </w:rPr>
         <w:t>1905</w:t>
@@ -18810,7 +18810,7 @@
           <w:rFonts w:ascii="Times New Roman" w:eastAsia="宋体" w:hAnsi="Times New Roman"/>
           <w:sz w:val="21"/>
           <w:szCs w:val="21"/>
-          <w:shd w:val="clear" w:color="auto" w:fill="D9D9D9"/>
+          <w:shd w:val="clear" w:color="auto" w:fill="A6A6A6"/>
           <w:lang w:eastAsia="zh-CN"/>
         </w:rPr>
         <w:t>年</w:t>
@@ -18829,7 +18829,7 @@
           <w:rFonts w:ascii="Times New Roman" w:eastAsia="宋体" w:hAnsi="Times New Roman"/>
           <w:sz w:val="21"/>
           <w:szCs w:val="21"/>
-          <w:shd w:val="clear" w:color="auto" w:fill="D9D9D9"/>
+          <w:shd w:val="clear" w:color="auto" w:fill="A6A6A6"/>
           <w:lang w:eastAsia="zh-CN"/>
         </w:rPr>
         <w:t>光量子（光子）</w:t>
@@ -18848,7 +18848,7 @@
           <w:rFonts w:ascii="Times New Roman" w:eastAsia="宋体" w:hAnsi="Times New Roman"/>
           <w:sz w:val="21"/>
           <w:szCs w:val="21"/>
-          <w:shd w:val="clear" w:color="auto" w:fill="D9D9D9"/>
+          <w:shd w:val="clear" w:color="auto" w:fill="A6A6A6"/>
           <w:lang w:eastAsia="zh-CN"/>
         </w:rPr>
         <w:t>光电效应</w:t>
@@ -18870,7 +18870,7 @@
                 <w:rFonts w:ascii="Cambria Math" w:hAnsi="Cambria Math"/>
                 <w:sz w:val="21"/>
                 <w:szCs w:val="21"/>
-                <w:shd w:val="clear" w:color="auto" w:fill="D9D9D9"/>
+                <w:shd w:val="clear" w:color="auto" w:fill="A6A6A6"/>
               </w:rPr>
             </m:ctrlPr>
           </m:sSubPr>
@@ -18911,7 +18911,7 @@
             <w:rFonts w:ascii="Cambria Math" w:hAnsi="Cambria Math"/>
             <w:sz w:val="21"/>
             <w:szCs w:val="21"/>
-            <w:shd w:val="clear" w:color="auto" w:fill="D9D9D9"/>
+            <w:shd w:val="clear" w:color="auto" w:fill="A6A6A6"/>
             <w:lang w:eastAsia="zh-CN"/>
           </w:rPr>
           <m:t>=hν-</m:t>
@@ -18923,7 +18923,7 @@
                 <w:rFonts w:ascii="Cambria Math" w:hAnsi="Cambria Math"/>
                 <w:sz w:val="21"/>
                 <w:szCs w:val="21"/>
-                <w:shd w:val="clear" w:color="auto" w:fill="D9D9D9"/>
+                <w:shd w:val="clear" w:color="auto" w:fill="A6A6A6"/>
               </w:rPr>
             </m:ctrlPr>
           </m:sSubPr>
@@ -18971,7 +18971,7 @@
           <w:rFonts w:ascii="Times New Roman" w:eastAsia="宋体" w:hAnsi="Times New Roman"/>
           <w:sz w:val="21"/>
           <w:szCs w:val="21"/>
-          <w:shd w:val="clear" w:color="auto" w:fill="D9D9D9"/>
+          <w:shd w:val="clear" w:color="auto" w:fill="A6A6A6"/>
           <w:lang w:eastAsia="zh-CN"/>
         </w:rPr>
         <w:t>1921</w:t>
@@ -18981,7 +18981,7 @@
           <w:rFonts w:ascii="Times New Roman" w:eastAsia="宋体" w:hAnsi="Times New Roman"/>
           <w:sz w:val="21"/>
           <w:szCs w:val="21"/>
-          <w:shd w:val="clear" w:color="auto" w:fill="D9D9D9"/>
+          <w:shd w:val="clear" w:color="auto" w:fill="A6A6A6"/>
           <w:lang w:eastAsia="zh-CN"/>
         </w:rPr>
         <w:t>年</w:t>
@@ -19083,7 +19083,7 @@
           <w:rFonts w:ascii="Times New Roman" w:eastAsia="宋体" w:hAnsi="Times New Roman"/>
           <w:sz w:val="21"/>
           <w:szCs w:val="21"/>
-          <w:shd w:val="clear" w:color="auto" w:fill="D9D9D9"/>
+          <w:shd w:val="clear" w:color="auto" w:fill="A6A6A6"/>
           <w:lang w:eastAsia="zh-CN"/>
         </w:rPr>
         <w:t>1887</w:t>
@@ -19093,7 +19093,7 @@
           <w:rFonts w:ascii="Times New Roman" w:eastAsia="宋体" w:hAnsi="Times New Roman"/>
           <w:sz w:val="21"/>
           <w:szCs w:val="21"/>
-          <w:shd w:val="clear" w:color="auto" w:fill="D9D9D9"/>
+          <w:shd w:val="clear" w:color="auto" w:fill="A6A6A6"/>
           <w:lang w:eastAsia="zh-CN"/>
         </w:rPr>
         <w:t>年</w:t>
@@ -19112,7 +19112,7 @@
           <w:rFonts w:ascii="Times New Roman" w:eastAsia="宋体" w:hAnsi="Times New Roman"/>
           <w:sz w:val="21"/>
           <w:szCs w:val="21"/>
-          <w:shd w:val="clear" w:color="auto" w:fill="D9D9D9"/>
+          <w:shd w:val="clear" w:color="auto" w:fill="A6A6A6"/>
           <w:lang w:eastAsia="zh-CN"/>
         </w:rPr>
         <w:t>赫兹</w:t>
@@ -19149,7 +19149,7 @@
           <w:rFonts w:ascii="Times New Roman" w:eastAsia="宋体" w:hAnsi="Times New Roman"/>
           <w:sz w:val="21"/>
           <w:szCs w:val="21"/>
-          <w:shd w:val="clear" w:color="auto" w:fill="D9D9D9"/>
+          <w:shd w:val="clear" w:color="auto" w:fill="A6A6A6"/>
           <w:lang w:eastAsia="zh-CN"/>
         </w:rPr>
         <w:t>最早发现的光电效应</w:t>
@@ -19233,7 +19233,7 @@
           <w:rFonts w:ascii="Times New Roman" w:eastAsia="宋体" w:hAnsi="Times New Roman"/>
           <w:sz w:val="21"/>
           <w:szCs w:val="21"/>
-          <w:shd w:val="clear" w:color="auto" w:fill="D9D9D9"/>
+          <w:shd w:val="clear" w:color="auto" w:fill="A6A6A6"/>
           <w:lang w:eastAsia="zh-CN"/>
         </w:rPr>
         <w:t>1897</w:t>
@@ -19243,7 +19243,7 @@
           <w:rFonts w:ascii="Times New Roman" w:eastAsia="宋体" w:hAnsi="Times New Roman"/>
           <w:sz w:val="21"/>
           <w:szCs w:val="21"/>
-          <w:shd w:val="clear" w:color="auto" w:fill="D9D9D9"/>
+          <w:shd w:val="clear" w:color="auto" w:fill="A6A6A6"/>
           <w:lang w:eastAsia="zh-CN"/>
         </w:rPr>
         <w:t>年</w:t>
@@ -19262,7 +19262,7 @@
           <w:rFonts w:ascii="Times New Roman" w:eastAsia="宋体" w:hAnsi="Times New Roman"/>
           <w:sz w:val="21"/>
           <w:szCs w:val="21"/>
-          <w:shd w:val="clear" w:color="auto" w:fill="D9D9D9"/>
+          <w:shd w:val="clear" w:color="auto" w:fill="A6A6A6"/>
           <w:lang w:eastAsia="zh-CN"/>
         </w:rPr>
         <w:t>J.J.</w:t>
@@ -19272,7 +19272,7 @@
           <w:rFonts w:ascii="Times New Roman" w:eastAsia="宋体" w:hAnsi="Times New Roman"/>
           <w:sz w:val="21"/>
           <w:szCs w:val="21"/>
-          <w:shd w:val="clear" w:color="auto" w:fill="D9D9D9"/>
+          <w:shd w:val="clear" w:color="auto" w:fill="A6A6A6"/>
           <w:lang w:eastAsia="zh-CN"/>
         </w:rPr>
         <w:t>汤姆</w:t>
@@ -19283,7 +19283,7 @@
           <w:rFonts w:ascii="Times New Roman" w:eastAsia="宋体" w:hAnsi="Times New Roman"/>
           <w:sz w:val="21"/>
           <w:szCs w:val="21"/>
-          <w:shd w:val="clear" w:color="auto" w:fill="D9D9D9"/>
+          <w:shd w:val="clear" w:color="auto" w:fill="A6A6A6"/>
           <w:lang w:eastAsia="zh-CN"/>
         </w:rPr>
         <w:t>孙</w:t>
@@ -19312,7 +19312,7 @@
           <w:rFonts w:ascii="Times New Roman" w:eastAsia="宋体" w:hAnsi="Times New Roman"/>
           <w:sz w:val="21"/>
           <w:szCs w:val="21"/>
-          <w:shd w:val="clear" w:color="auto" w:fill="D9D9D9"/>
+          <w:shd w:val="clear" w:color="auto" w:fill="A6A6A6"/>
           <w:lang w:eastAsia="zh-CN"/>
         </w:rPr>
         <w:t>带负电的</w:t>
@@ -19323,7 +19323,7 @@
           <w:rFonts w:ascii="Times New Roman" w:eastAsia="宋体" w:hAnsi="Times New Roman"/>
           <w:sz w:val="21"/>
           <w:szCs w:val="21"/>
-          <w:shd w:val="clear" w:color="auto" w:fill="D9D9D9"/>
+          <w:shd w:val="clear" w:color="auto" w:fill="A6A6A6"/>
           <w:lang w:eastAsia="zh-CN"/>
         </w:rPr>
         <w:t>粒子流</w:t>
@@ -19370,7 +19370,7 @@
           <w:rFonts w:ascii="Times New Roman" w:eastAsia="宋体" w:hAnsi="Times New Roman"/>
           <w:sz w:val="21"/>
           <w:szCs w:val="21"/>
-          <w:shd w:val="clear" w:color="auto" w:fill="D9D9D9"/>
+          <w:shd w:val="clear" w:color="auto" w:fill="A6A6A6"/>
           <w:lang w:eastAsia="zh-CN"/>
         </w:rPr>
         <w:t>电子</w:t>
@@ -19389,7 +19389,7 @@
           <w:rFonts w:ascii="Times New Roman" w:eastAsia="宋体" w:hAnsi="Times New Roman"/>
           <w:sz w:val="21"/>
           <w:szCs w:val="21"/>
-          <w:shd w:val="clear" w:color="auto" w:fill="D9D9D9"/>
+          <w:shd w:val="clear" w:color="auto" w:fill="A6A6A6"/>
           <w:lang w:eastAsia="zh-CN"/>
         </w:rPr>
         <w:t>原子可分</w:t>
@@ -19491,7 +19491,7 @@
           <w:rFonts w:ascii="Times New Roman" w:eastAsia="宋体" w:hAnsi="Times New Roman"/>
           <w:sz w:val="21"/>
           <w:szCs w:val="21"/>
-          <w:shd w:val="clear" w:color="auto" w:fill="D9D9D9"/>
+          <w:shd w:val="clear" w:color="auto" w:fill="A6A6A6"/>
           <w:lang w:eastAsia="zh-CN"/>
         </w:rPr>
         <w:t>1909</w:t>
@@ -19501,7 +19501,7 @@
           <w:rFonts w:ascii="Times New Roman" w:eastAsia="宋体" w:hAnsi="Times New Roman"/>
           <w:sz w:val="21"/>
           <w:szCs w:val="21"/>
-          <w:shd w:val="clear" w:color="auto" w:fill="D9D9D9"/>
+          <w:shd w:val="clear" w:color="auto" w:fill="A6A6A6"/>
           <w:lang w:eastAsia="zh-CN"/>
         </w:rPr>
         <w:t>年</w:t>
@@ -19520,7 +19520,7 @@
           <w:rFonts w:ascii="Times New Roman" w:eastAsia="宋体" w:hAnsi="Times New Roman"/>
           <w:sz w:val="21"/>
           <w:szCs w:val="21"/>
-          <w:shd w:val="clear" w:color="auto" w:fill="D9D9D9"/>
+          <w:shd w:val="clear" w:color="auto" w:fill="A6A6A6"/>
           <w:lang w:eastAsia="zh-CN"/>
         </w:rPr>
         <w:t>盖革和马斯顿</w:t>
@@ -19556,7 +19556,7 @@
           <w:rFonts w:ascii="Times New Roman" w:eastAsia="宋体" w:hAnsi="Times New Roman"/>
           <w:sz w:val="21"/>
           <w:szCs w:val="21"/>
-          <w:shd w:val="clear" w:color="auto" w:fill="D9D9D9"/>
+          <w:shd w:val="clear" w:color="auto" w:fill="A6A6A6"/>
           <w:lang w:eastAsia="zh-CN"/>
         </w:rPr>
         <w:t>1911</w:t>
@@ -19566,7 +19566,7 @@
           <w:rFonts w:ascii="Times New Roman" w:eastAsia="宋体" w:hAnsi="Times New Roman"/>
           <w:sz w:val="21"/>
           <w:szCs w:val="21"/>
-          <w:shd w:val="clear" w:color="auto" w:fill="D9D9D9"/>
+          <w:shd w:val="clear" w:color="auto" w:fill="A6A6A6"/>
           <w:lang w:eastAsia="zh-CN"/>
         </w:rPr>
         <w:t>年卢瑟福</w:t>
@@ -19585,7 +19585,7 @@
           <w:rFonts w:ascii="Times New Roman" w:eastAsia="宋体" w:hAnsi="Times New Roman"/>
           <w:sz w:val="21"/>
           <w:szCs w:val="21"/>
-          <w:shd w:val="clear" w:color="auto" w:fill="D9D9D9"/>
+          <w:shd w:val="clear" w:color="auto" w:fill="A6A6A6"/>
           <w:lang w:eastAsia="zh-CN"/>
         </w:rPr>
         <w:t>原子的核式结构模型</w:t>
@@ -19669,7 +19669,7 @@
           <w:rFonts w:ascii="Times New Roman" w:eastAsia="宋体" w:hAnsi="Times New Roman"/>
           <w:sz w:val="21"/>
           <w:szCs w:val="21"/>
-          <w:shd w:val="clear" w:color="auto" w:fill="D9D9D9"/>
+          <w:shd w:val="clear" w:color="auto" w:fill="A6A6A6"/>
           <w:lang w:eastAsia="zh-CN"/>
         </w:rPr>
         <w:t>1885</w:t>
@@ -19679,7 +19679,7 @@
           <w:rFonts w:ascii="Times New Roman" w:eastAsia="宋体" w:hAnsi="Times New Roman"/>
           <w:sz w:val="21"/>
           <w:szCs w:val="21"/>
-          <w:shd w:val="clear" w:color="auto" w:fill="D9D9D9"/>
+          <w:shd w:val="clear" w:color="auto" w:fill="A6A6A6"/>
           <w:lang w:eastAsia="zh-CN"/>
         </w:rPr>
         <w:t>年</w:t>
@@ -19698,7 +19698,7 @@
           <w:rFonts w:ascii="Times New Roman" w:eastAsia="宋体" w:hAnsi="Times New Roman"/>
           <w:sz w:val="21"/>
           <w:szCs w:val="21"/>
-          <w:shd w:val="clear" w:color="auto" w:fill="D9D9D9"/>
+          <w:shd w:val="clear" w:color="auto" w:fill="A6A6A6"/>
           <w:lang w:eastAsia="zh-CN"/>
         </w:rPr>
         <w:t>巴耳</w:t>
@@ -19709,7 +19709,7 @@
           <w:rFonts w:ascii="Times New Roman" w:eastAsia="宋体" w:hAnsi="Times New Roman"/>
           <w:sz w:val="21"/>
           <w:szCs w:val="21"/>
-          <w:shd w:val="clear" w:color="auto" w:fill="D9D9D9"/>
+          <w:shd w:val="clear" w:color="auto" w:fill="A6A6A6"/>
           <w:lang w:eastAsia="zh-CN"/>
         </w:rPr>
         <w:t>末</w:t>
@@ -19738,7 +19738,7 @@
           <w:rFonts w:ascii="Times New Roman" w:eastAsia="宋体" w:hAnsi="Times New Roman"/>
           <w:sz w:val="21"/>
           <w:szCs w:val="21"/>
-          <w:shd w:val="clear" w:color="auto" w:fill="D9D9D9"/>
+          <w:shd w:val="clear" w:color="auto" w:fill="A6A6A6"/>
           <w:lang w:eastAsia="zh-CN"/>
         </w:rPr>
         <w:t>1913</w:t>
@@ -19748,7 +19748,7 @@
           <w:rFonts w:ascii="Times New Roman" w:eastAsia="宋体" w:hAnsi="Times New Roman"/>
           <w:sz w:val="21"/>
           <w:szCs w:val="21"/>
-          <w:shd w:val="clear" w:color="auto" w:fill="D9D9D9"/>
+          <w:shd w:val="clear" w:color="auto" w:fill="A6A6A6"/>
           <w:lang w:eastAsia="zh-CN"/>
         </w:rPr>
         <w:t>年</w:t>
@@ -19767,7 +19767,7 @@
           <w:rFonts w:ascii="Times New Roman" w:eastAsia="宋体" w:hAnsi="Times New Roman"/>
           <w:sz w:val="21"/>
           <w:szCs w:val="21"/>
-          <w:shd w:val="clear" w:color="auto" w:fill="D9D9D9"/>
+          <w:shd w:val="clear" w:color="auto" w:fill="A6A6A6"/>
           <w:lang w:eastAsia="zh-CN"/>
         </w:rPr>
         <w:t>玻尔</w:t>
@@ -19786,7 +19786,7 @@
           <w:rFonts w:ascii="Times New Roman" w:eastAsia="宋体" w:hAnsi="Times New Roman"/>
           <w:sz w:val="21"/>
           <w:szCs w:val="21"/>
-          <w:shd w:val="clear" w:color="auto" w:fill="D9D9D9"/>
+          <w:shd w:val="clear" w:color="auto" w:fill="A6A6A6"/>
           <w:lang w:eastAsia="zh-CN"/>
         </w:rPr>
         <w:t>定态和能级跃迁</w:t>
@@ -19805,7 +19805,7 @@
           <w:rFonts w:ascii="Times New Roman" w:eastAsia="宋体" w:hAnsi="Times New Roman"/>
           <w:sz w:val="21"/>
           <w:szCs w:val="21"/>
-          <w:shd w:val="clear" w:color="auto" w:fill="D9D9D9"/>
+          <w:shd w:val="clear" w:color="auto" w:fill="A6A6A6"/>
           <w:lang w:eastAsia="zh-CN"/>
         </w:rPr>
         <w:t>氢原子光谱</w:t>
@@ -19889,7 +19889,7 @@
           <w:rFonts w:ascii="Times New Roman" w:eastAsia="宋体" w:hAnsi="Times New Roman"/>
           <w:sz w:val="21"/>
           <w:szCs w:val="21"/>
-          <w:shd w:val="clear" w:color="auto" w:fill="D9D9D9"/>
+          <w:shd w:val="clear" w:color="auto" w:fill="A6A6A6"/>
           <w:lang w:eastAsia="zh-CN"/>
         </w:rPr>
         <w:t>1918—1922</w:t>
@@ -19899,7 +19899,7 @@
           <w:rFonts w:ascii="Times New Roman" w:eastAsia="宋体" w:hAnsi="Times New Roman"/>
           <w:sz w:val="21"/>
           <w:szCs w:val="21"/>
-          <w:shd w:val="clear" w:color="auto" w:fill="D9D9D9"/>
+          <w:shd w:val="clear" w:color="auto" w:fill="A6A6A6"/>
           <w:lang w:eastAsia="zh-CN"/>
         </w:rPr>
         <w:t>年</w:t>
@@ -19918,7 +19918,7 @@
           <w:rFonts w:ascii="Times New Roman" w:eastAsia="宋体" w:hAnsi="Times New Roman"/>
           <w:sz w:val="21"/>
           <w:szCs w:val="21"/>
-          <w:shd w:val="clear" w:color="auto" w:fill="D9D9D9"/>
+          <w:shd w:val="clear" w:color="auto" w:fill="A6A6A6"/>
           <w:lang w:eastAsia="zh-CN"/>
         </w:rPr>
         <w:t>康普顿</w:t>
@@ -19955,7 +19955,7 @@
           <w:rFonts w:ascii="Times New Roman" w:eastAsia="宋体" w:hAnsi="Times New Roman"/>
           <w:sz w:val="21"/>
           <w:szCs w:val="21"/>
-          <w:shd w:val="clear" w:color="auto" w:fill="D9D9D9"/>
+          <w:shd w:val="clear" w:color="auto" w:fill="A6A6A6"/>
           <w:lang w:eastAsia="zh-CN"/>
         </w:rPr>
         <w:t>康普顿效应</w:t>
@@ -19974,7 +19974,7 @@
           <w:rFonts w:ascii="Times New Roman" w:eastAsia="宋体" w:hAnsi="Times New Roman"/>
           <w:sz w:val="21"/>
           <w:szCs w:val="21"/>
-          <w:shd w:val="clear" w:color="auto" w:fill="D9D9D9"/>
+          <w:shd w:val="clear" w:color="auto" w:fill="A6A6A6"/>
           <w:lang w:eastAsia="zh-CN"/>
         </w:rPr>
         <w:t>光子的粒子性</w:t>
@@ -19993,7 +19993,7 @@
           <w:rFonts w:ascii="Times New Roman" w:eastAsia="宋体" w:hAnsi="Times New Roman"/>
           <w:sz w:val="21"/>
           <w:szCs w:val="21"/>
-          <w:shd w:val="clear" w:color="auto" w:fill="D9D9D9"/>
+          <w:shd w:val="clear" w:color="auto" w:fill="A6A6A6"/>
           <w:lang w:eastAsia="zh-CN"/>
         </w:rPr>
         <w:t>吴有训</w:t>
@@ -20048,7 +20048,7 @@
           <w:rFonts w:ascii="Times New Roman" w:eastAsia="宋体" w:hAnsi="Times New Roman"/>
           <w:sz w:val="21"/>
           <w:szCs w:val="21"/>
-          <w:shd w:val="clear" w:color="auto" w:fill="D9D9D9"/>
+          <w:shd w:val="clear" w:color="auto" w:fill="A6A6A6"/>
           <w:lang w:eastAsia="zh-CN"/>
         </w:rPr>
         <w:t>1924</w:t>
@@ -20058,7 +20058,7 @@
           <w:rFonts w:ascii="Times New Roman" w:eastAsia="宋体" w:hAnsi="Times New Roman"/>
           <w:sz w:val="21"/>
           <w:szCs w:val="21"/>
-          <w:shd w:val="clear" w:color="auto" w:fill="D9D9D9"/>
+          <w:shd w:val="clear" w:color="auto" w:fill="A6A6A6"/>
           <w:lang w:eastAsia="zh-CN"/>
         </w:rPr>
         <w:t>年</w:t>
@@ -20077,7 +20077,7 @@
           <w:rFonts w:ascii="Times New Roman" w:eastAsia="宋体" w:hAnsi="Times New Roman"/>
           <w:sz w:val="21"/>
           <w:szCs w:val="21"/>
-          <w:shd w:val="clear" w:color="auto" w:fill="D9D9D9"/>
+          <w:shd w:val="clear" w:color="auto" w:fill="A6A6A6"/>
           <w:lang w:eastAsia="zh-CN"/>
         </w:rPr>
         <w:t>德布罗意</w:t>
@@ -20105,7 +20105,7 @@
           <w:rFonts w:ascii="Times New Roman" w:eastAsia="宋体" w:hAnsi="Times New Roman"/>
           <w:sz w:val="21"/>
           <w:szCs w:val="21"/>
-          <w:shd w:val="clear" w:color="auto" w:fill="D9D9D9"/>
+          <w:shd w:val="clear" w:color="auto" w:fill="A6A6A6"/>
           <w:lang w:eastAsia="zh-CN"/>
         </w:rPr>
         <w:t>物质波</w:t>
@@ -20128,7 +20128,7 @@
             <w:rFonts w:ascii="Cambria Math" w:hAnsi="Cambria Math"/>
             <w:sz w:val="21"/>
             <w:szCs w:val="21"/>
-            <w:shd w:val="clear" w:color="auto" w:fill="D9D9D9"/>
+            <w:shd w:val="clear" w:color="auto" w:fill="A6A6A6"/>
             <w:lang w:eastAsia="zh-CN"/>
           </w:rPr>
           <m:t>λ=</m:t>
@@ -20140,7 +20140,7 @@
                 <w:rFonts w:ascii="Cambria Math" w:hAnsi="Cambria Math"/>
                 <w:sz w:val="21"/>
                 <w:szCs w:val="21"/>
-                <w:shd w:val="clear" w:color="auto" w:fill="D9D9D9"/>
+                <w:shd w:val="clear" w:color="auto" w:fill="A6A6A6"/>
               </w:rPr>
             </m:ctrlPr>
           </m:fPr>
@@ -20271,7 +20271,7 @@
           <w:rFonts w:ascii="Times New Roman" w:eastAsia="宋体" w:hAnsi="Times New Roman"/>
           <w:sz w:val="21"/>
           <w:szCs w:val="21"/>
-          <w:shd w:val="clear" w:color="auto" w:fill="D9D9D9"/>
+          <w:shd w:val="clear" w:color="auto" w:fill="A6A6A6"/>
           <w:lang w:eastAsia="zh-CN"/>
         </w:rPr>
         <w:t>1927</w:t>
@@ -20281,7 +20281,7 @@
           <w:rFonts w:ascii="Times New Roman" w:eastAsia="宋体" w:hAnsi="Times New Roman"/>
           <w:sz w:val="21"/>
           <w:szCs w:val="21"/>
-          <w:shd w:val="clear" w:color="auto" w:fill="D9D9D9"/>
+          <w:shd w:val="clear" w:color="auto" w:fill="A6A6A6"/>
           <w:lang w:eastAsia="zh-CN"/>
         </w:rPr>
         <w:t>年</w:t>
@@ -20300,7 +20300,7 @@
           <w:rFonts w:ascii="Times New Roman" w:eastAsia="宋体" w:hAnsi="Times New Roman"/>
           <w:sz w:val="21"/>
           <w:szCs w:val="21"/>
-          <w:shd w:val="clear" w:color="auto" w:fill="D9D9D9"/>
+          <w:shd w:val="clear" w:color="auto" w:fill="A6A6A6"/>
           <w:lang w:eastAsia="zh-CN"/>
         </w:rPr>
         <w:t>戴维森和</w:t>
@@ -20310,7 +20310,7 @@
           <w:rFonts w:ascii="Times New Roman" w:eastAsia="宋体" w:hAnsi="Times New Roman"/>
           <w:sz w:val="21"/>
           <w:szCs w:val="21"/>
-          <w:shd w:val="clear" w:color="auto" w:fill="D9D9D9"/>
+          <w:shd w:val="clear" w:color="auto" w:fill="A6A6A6"/>
           <w:lang w:eastAsia="zh-CN"/>
         </w:rPr>
         <w:t>G.P.</w:t>
@@ -20320,7 +20320,7 @@
           <w:rFonts w:ascii="Times New Roman" w:eastAsia="宋体" w:hAnsi="Times New Roman"/>
           <w:sz w:val="21"/>
           <w:szCs w:val="21"/>
-          <w:shd w:val="clear" w:color="auto" w:fill="D9D9D9"/>
+          <w:shd w:val="clear" w:color="auto" w:fill="A6A6A6"/>
           <w:lang w:eastAsia="zh-CN"/>
         </w:rPr>
         <w:t>汤姆</w:t>
@@ -20331,7 +20331,7 @@
           <w:rFonts w:ascii="Times New Roman" w:eastAsia="宋体" w:hAnsi="Times New Roman"/>
           <w:sz w:val="21"/>
           <w:szCs w:val="21"/>
-          <w:shd w:val="clear" w:color="auto" w:fill="D9D9D9"/>
+          <w:shd w:val="clear" w:color="auto" w:fill="A6A6A6"/>
           <w:lang w:eastAsia="zh-CN"/>
         </w:rPr>
         <w:t>孙</w:t>
@@ -20360,7 +20360,7 @@
           <w:rFonts w:ascii="Times New Roman" w:eastAsia="宋体" w:hAnsi="Times New Roman"/>
           <w:sz w:val="21"/>
           <w:szCs w:val="21"/>
-          <w:shd w:val="clear" w:color="auto" w:fill="D9D9D9"/>
+          <w:shd w:val="clear" w:color="auto" w:fill="A6A6A6"/>
           <w:lang w:eastAsia="zh-CN"/>
         </w:rPr>
         <w:t>电子束衍射</w:t>
@@ -20471,7 +20471,7 @@
           <w:rFonts w:ascii="Times New Roman" w:eastAsia="宋体" w:hAnsi="Times New Roman"/>
           <w:sz w:val="21"/>
           <w:szCs w:val="21"/>
-          <w:shd w:val="clear" w:color="auto" w:fill="D9D9D9"/>
+          <w:shd w:val="clear" w:color="auto" w:fill="A6A6A6"/>
           <w:lang w:eastAsia="zh-CN"/>
         </w:rPr>
         <w:t>爱因斯坦</w:t>
@@ -20508,7 +20508,7 @@
           <w:rFonts w:ascii="Times New Roman" w:eastAsia="宋体" w:hAnsi="Times New Roman"/>
           <w:sz w:val="21"/>
           <w:szCs w:val="21"/>
-          <w:shd w:val="clear" w:color="auto" w:fill="D9D9D9"/>
+          <w:shd w:val="clear" w:color="auto" w:fill="A6A6A6"/>
           <w:lang w:eastAsia="zh-CN"/>
         </w:rPr>
         <w:t>量子理论</w:t>
@@ -20563,7 +20563,7 @@
           <w:rFonts w:ascii="Times New Roman" w:eastAsia="宋体" w:hAnsi="Times New Roman"/>
           <w:sz w:val="21"/>
           <w:szCs w:val="21"/>
-          <w:shd w:val="clear" w:color="auto" w:fill="D9D9D9"/>
+          <w:shd w:val="clear" w:color="auto" w:fill="A6A6A6"/>
           <w:lang w:eastAsia="zh-CN"/>
         </w:rPr>
         <w:t>1859</w:t>
@@ -20573,7 +20573,7 @@
           <w:rFonts w:ascii="Times New Roman" w:eastAsia="宋体" w:hAnsi="Times New Roman"/>
           <w:sz w:val="21"/>
           <w:szCs w:val="21"/>
-          <w:shd w:val="clear" w:color="auto" w:fill="D9D9D9"/>
+          <w:shd w:val="clear" w:color="auto" w:fill="A6A6A6"/>
           <w:lang w:eastAsia="zh-CN"/>
         </w:rPr>
         <w:t>年</w:t>
@@ -20592,7 +20592,7 @@
           <w:rFonts w:ascii="Times New Roman" w:eastAsia="宋体" w:hAnsi="Times New Roman"/>
           <w:sz w:val="21"/>
           <w:szCs w:val="21"/>
-          <w:shd w:val="clear" w:color="auto" w:fill="D9D9D9"/>
+          <w:shd w:val="clear" w:color="auto" w:fill="A6A6A6"/>
           <w:lang w:eastAsia="zh-CN"/>
         </w:rPr>
         <w:t>基尔霍夫</w:t>
@@ -20611,7 +20611,7 @@
           <w:rFonts w:ascii="Times New Roman" w:eastAsia="宋体" w:hAnsi="Times New Roman"/>
           <w:sz w:val="21"/>
           <w:szCs w:val="21"/>
-          <w:shd w:val="clear" w:color="auto" w:fill="D9D9D9"/>
+          <w:shd w:val="clear" w:color="auto" w:fill="A6A6A6"/>
           <w:lang w:eastAsia="zh-CN"/>
         </w:rPr>
         <w:t>本生</w:t>
@@ -20630,7 +20630,7 @@
           <w:rFonts w:ascii="Times New Roman" w:eastAsia="宋体" w:hAnsi="Times New Roman"/>
           <w:sz w:val="21"/>
           <w:szCs w:val="21"/>
-          <w:shd w:val="clear" w:color="auto" w:fill="D9D9D9"/>
+          <w:shd w:val="clear" w:color="auto" w:fill="A6A6A6"/>
           <w:lang w:eastAsia="zh-CN"/>
         </w:rPr>
         <w:t>光谱分析</w:t>
@@ -20864,7 +20864,7 @@
           <w:rFonts w:ascii="Times New Roman" w:eastAsia="宋体" w:hAnsi="Times New Roman"/>
           <w:sz w:val="21"/>
           <w:szCs w:val="21"/>
-          <w:shd w:val="clear" w:color="auto" w:fill="D9D9D9"/>
+          <w:shd w:val="clear" w:color="auto" w:fill="A6A6A6"/>
           <w:lang w:eastAsia="zh-CN"/>
         </w:rPr>
         <w:t>1896</w:t>
@@ -20874,7 +20874,7 @@
           <w:rFonts w:ascii="Times New Roman" w:eastAsia="宋体" w:hAnsi="Times New Roman"/>
           <w:sz w:val="21"/>
           <w:szCs w:val="21"/>
-          <w:shd w:val="clear" w:color="auto" w:fill="D9D9D9"/>
+          <w:shd w:val="clear" w:color="auto" w:fill="A6A6A6"/>
           <w:lang w:eastAsia="zh-CN"/>
         </w:rPr>
         <w:t>年</w:t>
@@ -20893,7 +20893,7 @@
           <w:rFonts w:ascii="Times New Roman" w:eastAsia="宋体" w:hAnsi="Times New Roman"/>
           <w:sz w:val="21"/>
           <w:szCs w:val="21"/>
-          <w:shd w:val="clear" w:color="auto" w:fill="D9D9D9"/>
+          <w:shd w:val="clear" w:color="auto" w:fill="A6A6A6"/>
           <w:lang w:eastAsia="zh-CN"/>
         </w:rPr>
         <w:t>贝克勒尔</w:t>
@@ -20912,7 +20912,7 @@
           <w:rFonts w:ascii="Times New Roman" w:eastAsia="宋体" w:hAnsi="Times New Roman"/>
           <w:sz w:val="21"/>
           <w:szCs w:val="21"/>
-          <w:shd w:val="clear" w:color="auto" w:fill="D9D9D9"/>
+          <w:shd w:val="clear" w:color="auto" w:fill="A6A6A6"/>
           <w:lang w:eastAsia="zh-CN"/>
         </w:rPr>
         <w:t>天然放射现象</w:t>
@@ -20931,7 +20931,7 @@
           <w:rFonts w:ascii="Times New Roman" w:eastAsia="宋体" w:hAnsi="Times New Roman"/>
           <w:sz w:val="21"/>
           <w:szCs w:val="21"/>
-          <w:shd w:val="clear" w:color="auto" w:fill="D9D9D9"/>
+          <w:shd w:val="clear" w:color="auto" w:fill="A6A6A6"/>
           <w:lang w:eastAsia="zh-CN"/>
         </w:rPr>
         <w:t>原子核具有复杂结构</w:t>
@@ -21024,7 +21024,7 @@
           <w:rFonts w:ascii="Times New Roman" w:eastAsia="宋体" w:hAnsi="Times New Roman"/>
           <w:sz w:val="21"/>
           <w:szCs w:val="21"/>
-          <w:shd w:val="clear" w:color="auto" w:fill="D9D9D9"/>
+          <w:shd w:val="clear" w:color="auto" w:fill="A6A6A6"/>
           <w:lang w:eastAsia="zh-CN"/>
         </w:rPr>
         <w:t>玛丽</w:t>
@@ -21034,7 +21034,7 @@
           <w:rFonts w:ascii="Times New Roman" w:eastAsia="宋体" w:hAnsi="Times New Roman"/>
           <w:sz w:val="21"/>
           <w:szCs w:val="21"/>
-          <w:shd w:val="clear" w:color="auto" w:fill="D9D9D9"/>
+          <w:shd w:val="clear" w:color="auto" w:fill="A6A6A6"/>
           <w:lang w:eastAsia="zh-CN"/>
         </w:rPr>
         <w:t>·</w:t>
@@ -21044,7 +21044,7 @@
           <w:rFonts w:ascii="Times New Roman" w:eastAsia="宋体" w:hAnsi="Times New Roman"/>
           <w:sz w:val="21"/>
           <w:szCs w:val="21"/>
-          <w:shd w:val="clear" w:color="auto" w:fill="D9D9D9"/>
+          <w:shd w:val="clear" w:color="auto" w:fill="A6A6A6"/>
           <w:lang w:eastAsia="zh-CN"/>
         </w:rPr>
         <w:t>居里</w:t>
@@ -21063,7 +21063,7 @@
           <w:rFonts w:ascii="Times New Roman" w:eastAsia="宋体" w:hAnsi="Times New Roman"/>
           <w:sz w:val="21"/>
           <w:szCs w:val="21"/>
-          <w:shd w:val="clear" w:color="auto" w:fill="D9D9D9"/>
+          <w:shd w:val="clear" w:color="auto" w:fill="A6A6A6"/>
           <w:lang w:eastAsia="zh-CN"/>
         </w:rPr>
         <w:t>皮埃尔</w:t>
@@ -21073,7 +21073,7 @@
           <w:rFonts w:ascii="Times New Roman" w:eastAsia="宋体" w:hAnsi="Times New Roman"/>
           <w:sz w:val="21"/>
           <w:szCs w:val="21"/>
-          <w:shd w:val="clear" w:color="auto" w:fill="D9D9D9"/>
+          <w:shd w:val="clear" w:color="auto" w:fill="A6A6A6"/>
           <w:lang w:eastAsia="zh-CN"/>
         </w:rPr>
         <w:t>·</w:t>
@@ -21083,7 +21083,7 @@
           <w:rFonts w:ascii="Times New Roman" w:eastAsia="宋体" w:hAnsi="Times New Roman"/>
           <w:sz w:val="21"/>
           <w:szCs w:val="21"/>
-          <w:shd w:val="clear" w:color="auto" w:fill="D9D9D9"/>
+          <w:shd w:val="clear" w:color="auto" w:fill="A6A6A6"/>
           <w:lang w:eastAsia="zh-CN"/>
         </w:rPr>
         <w:t>居里</w:t>
@@ -21102,7 +21102,7 @@
           <w:rFonts w:ascii="Times New Roman" w:eastAsia="宋体" w:hAnsi="Times New Roman"/>
           <w:sz w:val="21"/>
           <w:szCs w:val="21"/>
-          <w:shd w:val="clear" w:color="auto" w:fill="D9D9D9"/>
+          <w:shd w:val="clear" w:color="auto" w:fill="A6A6A6"/>
           <w:lang w:eastAsia="zh-CN"/>
         </w:rPr>
         <w:t>1898</w:t>
@@ -21112,7 +21112,7 @@
           <w:rFonts w:ascii="Times New Roman" w:eastAsia="宋体" w:hAnsi="Times New Roman"/>
           <w:sz w:val="21"/>
           <w:szCs w:val="21"/>
-          <w:shd w:val="clear" w:color="auto" w:fill="D9D9D9"/>
+          <w:shd w:val="clear" w:color="auto" w:fill="A6A6A6"/>
           <w:lang w:eastAsia="zh-CN"/>
         </w:rPr>
         <w:t>年</w:t>
@@ -21132,7 +21132,7 @@
           <w:rFonts w:ascii="Times New Roman" w:eastAsia="宋体" w:hAnsi="Times New Roman"/>
           <w:sz w:val="21"/>
           <w:szCs w:val="21"/>
-          <w:shd w:val="clear" w:color="auto" w:fill="D9D9D9"/>
+          <w:shd w:val="clear" w:color="auto" w:fill="A6A6A6"/>
           <w:lang w:eastAsia="zh-CN"/>
         </w:rPr>
         <w:t>钋</w:t>
@@ -21143,7 +21143,7 @@
           <w:rFonts w:ascii="Times New Roman" w:eastAsia="宋体" w:hAnsi="Times New Roman"/>
           <w:sz w:val="21"/>
           <w:szCs w:val="21"/>
-          <w:shd w:val="clear" w:color="auto" w:fill="D9D9D9"/>
+          <w:shd w:val="clear" w:color="auto" w:fill="A6A6A6"/>
           <w:lang w:eastAsia="zh-CN"/>
         </w:rPr>
         <w:t>（</w:t>
@@ -21153,7 +21153,7 @@
           <w:rFonts w:ascii="Times New Roman" w:eastAsia="宋体" w:hAnsi="Times New Roman"/>
           <w:sz w:val="21"/>
           <w:szCs w:val="21"/>
-          <w:shd w:val="clear" w:color="auto" w:fill="D9D9D9"/>
+          <w:shd w:val="clear" w:color="auto" w:fill="A6A6A6"/>
           <w:lang w:eastAsia="zh-CN"/>
         </w:rPr>
         <w:t>Po</w:t>
@@ -21163,7 +21163,7 @@
           <w:rFonts w:ascii="Times New Roman" w:eastAsia="宋体" w:hAnsi="Times New Roman"/>
           <w:sz w:val="21"/>
           <w:szCs w:val="21"/>
-          <w:shd w:val="clear" w:color="auto" w:fill="D9D9D9"/>
+          <w:shd w:val="clear" w:color="auto" w:fill="A6A6A6"/>
           <w:lang w:eastAsia="zh-CN"/>
         </w:rPr>
         <w:t>）和</w:t>
@@ -21174,7 +21174,7 @@
           <w:rFonts w:ascii="Times New Roman" w:eastAsia="宋体" w:hAnsi="Times New Roman"/>
           <w:sz w:val="21"/>
           <w:szCs w:val="21"/>
-          <w:shd w:val="clear" w:color="auto" w:fill="D9D9D9"/>
+          <w:shd w:val="clear" w:color="auto" w:fill="A6A6A6"/>
           <w:lang w:eastAsia="zh-CN"/>
         </w:rPr>
         <w:t>镭（</w:t>
@@ -21185,7 +21185,7 @@
           <w:rFonts w:ascii="Times New Roman" w:eastAsia="宋体" w:hAnsi="Times New Roman"/>
           <w:sz w:val="21"/>
           <w:szCs w:val="21"/>
-          <w:shd w:val="clear" w:color="auto" w:fill="D9D9D9"/>
+          <w:shd w:val="clear" w:color="auto" w:fill="A6A6A6"/>
           <w:lang w:eastAsia="zh-CN"/>
         </w:rPr>
         <w:t>Ra</w:t>
@@ -21195,7 +21195,7 @@
           <w:rFonts w:ascii="Times New Roman" w:eastAsia="宋体" w:hAnsi="Times New Roman"/>
           <w:sz w:val="21"/>
           <w:szCs w:val="21"/>
-          <w:shd w:val="clear" w:color="auto" w:fill="D9D9D9"/>
+          <w:shd w:val="clear" w:color="auto" w:fill="A6A6A6"/>
           <w:lang w:eastAsia="zh-CN"/>
         </w:rPr>
         <w:t>）</w:t>
@@ -21297,7 +21297,7 @@
           <w:rFonts w:ascii="Times New Roman" w:eastAsia="宋体" w:hAnsi="Times New Roman"/>
           <w:sz w:val="21"/>
           <w:szCs w:val="21"/>
-          <w:shd w:val="clear" w:color="auto" w:fill="D9D9D9"/>
+          <w:shd w:val="clear" w:color="auto" w:fill="A6A6A6"/>
           <w:lang w:eastAsia="zh-CN"/>
         </w:rPr>
         <w:t>1919</w:t>
@@ -21307,7 +21307,7 @@
           <w:rFonts w:ascii="Times New Roman" w:eastAsia="宋体" w:hAnsi="Times New Roman"/>
           <w:sz w:val="21"/>
           <w:szCs w:val="21"/>
-          <w:shd w:val="clear" w:color="auto" w:fill="D9D9D9"/>
+          <w:shd w:val="clear" w:color="auto" w:fill="A6A6A6"/>
           <w:lang w:eastAsia="zh-CN"/>
         </w:rPr>
         <w:t>年</w:t>
@@ -21343,7 +21343,7 @@
           <w:rFonts w:ascii="Times New Roman" w:eastAsia="宋体" w:hAnsi="Times New Roman"/>
           <w:sz w:val="21"/>
           <w:szCs w:val="21"/>
-          <w:shd w:val="clear" w:color="auto" w:fill="D9D9D9"/>
+          <w:shd w:val="clear" w:color="auto" w:fill="A6A6A6"/>
           <w:lang w:eastAsia="zh-CN"/>
         </w:rPr>
         <w:t>轰击氮原子核</w:t>
@@ -21371,7 +21371,7 @@
           <w:rFonts w:ascii="Times New Roman" w:eastAsia="宋体" w:hAnsi="Times New Roman"/>
           <w:sz w:val="21"/>
           <w:szCs w:val="21"/>
-          <w:shd w:val="clear" w:color="auto" w:fill="D9D9D9"/>
+          <w:shd w:val="clear" w:color="auto" w:fill="A6A6A6"/>
           <w:lang w:eastAsia="zh-CN"/>
         </w:rPr>
         <w:t>质子</w:t>
@@ -21390,7 +21390,7 @@
           <w:rFonts w:ascii="Times New Roman" w:eastAsia="宋体" w:hAnsi="Times New Roman"/>
           <w:sz w:val="21"/>
           <w:szCs w:val="21"/>
-          <w:shd w:val="clear" w:color="auto" w:fill="D9D9D9"/>
+          <w:shd w:val="clear" w:color="auto" w:fill="A6A6A6"/>
           <w:lang w:eastAsia="zh-CN"/>
         </w:rPr>
         <w:t>预言了中子</w:t>
@@ -21474,7 +21474,7 @@
           <w:rFonts w:ascii="Times New Roman" w:eastAsia="宋体" w:hAnsi="Times New Roman"/>
           <w:sz w:val="21"/>
           <w:szCs w:val="21"/>
-          <w:shd w:val="clear" w:color="auto" w:fill="D9D9D9"/>
+          <w:shd w:val="clear" w:color="auto" w:fill="A6A6A6"/>
           <w:lang w:eastAsia="zh-CN"/>
         </w:rPr>
         <w:t>1932</w:t>
@@ -21484,7 +21484,7 @@
           <w:rFonts w:ascii="Times New Roman" w:eastAsia="宋体" w:hAnsi="Times New Roman"/>
           <w:sz w:val="21"/>
           <w:szCs w:val="21"/>
-          <w:shd w:val="clear" w:color="auto" w:fill="D9D9D9"/>
+          <w:shd w:val="clear" w:color="auto" w:fill="A6A6A6"/>
           <w:lang w:eastAsia="zh-CN"/>
         </w:rPr>
         <w:t>年</w:t>
@@ -21503,7 +21503,7 @@
           <w:rFonts w:ascii="Times New Roman" w:eastAsia="宋体" w:hAnsi="Times New Roman"/>
           <w:sz w:val="21"/>
           <w:szCs w:val="21"/>
-          <w:shd w:val="clear" w:color="auto" w:fill="D9D9D9"/>
+          <w:shd w:val="clear" w:color="auto" w:fill="A6A6A6"/>
           <w:lang w:eastAsia="zh-CN"/>
         </w:rPr>
         <w:t>查德威克</w:t>
@@ -21540,7 +21540,7 @@
           <w:rFonts w:ascii="Times New Roman" w:eastAsia="宋体" w:hAnsi="Times New Roman"/>
           <w:sz w:val="21"/>
           <w:szCs w:val="21"/>
-          <w:shd w:val="clear" w:color="auto" w:fill="D9D9D9"/>
+          <w:shd w:val="clear" w:color="auto" w:fill="A6A6A6"/>
           <w:lang w:eastAsia="zh-CN"/>
         </w:rPr>
         <w:t>铍</w:t>
@@ -21560,7 +21560,7 @@
           <w:rFonts w:ascii="Times New Roman" w:eastAsia="宋体" w:hAnsi="Times New Roman"/>
           <w:sz w:val="21"/>
           <w:szCs w:val="21"/>
-          <w:shd w:val="clear" w:color="auto" w:fill="D9D9D9"/>
+          <w:shd w:val="clear" w:color="auto" w:fill="A6A6A6"/>
           <w:lang w:eastAsia="zh-CN"/>
         </w:rPr>
         <w:t>中子</w:t>
@@ -21644,7 +21644,7 @@
           <w:rFonts w:ascii="Times New Roman" w:eastAsia="宋体" w:hAnsi="Times New Roman"/>
           <w:sz w:val="21"/>
           <w:szCs w:val="21"/>
-          <w:shd w:val="clear" w:color="auto" w:fill="D9D9D9"/>
+          <w:shd w:val="clear" w:color="auto" w:fill="A6A6A6"/>
           <w:lang w:eastAsia="zh-CN"/>
         </w:rPr>
         <w:t>1932</w:t>
@@ -21654,7 +21654,7 @@
           <w:rFonts w:ascii="Times New Roman" w:eastAsia="宋体" w:hAnsi="Times New Roman"/>
           <w:sz w:val="21"/>
           <w:szCs w:val="21"/>
-          <w:shd w:val="clear" w:color="auto" w:fill="D9D9D9"/>
+          <w:shd w:val="clear" w:color="auto" w:fill="A6A6A6"/>
           <w:lang w:eastAsia="zh-CN"/>
         </w:rPr>
         <w:t>年</w:t>
@@ -21673,7 +21673,7 @@
           <w:rFonts w:ascii="Times New Roman" w:eastAsia="宋体" w:hAnsi="Times New Roman"/>
           <w:sz w:val="21"/>
           <w:szCs w:val="21"/>
-          <w:shd w:val="clear" w:color="auto" w:fill="D9D9D9"/>
+          <w:shd w:val="clear" w:color="auto" w:fill="A6A6A6"/>
           <w:lang w:eastAsia="zh-CN"/>
         </w:rPr>
         <w:t>正电子</w:t>
@@ -21692,7 +21692,7 @@
           <w:rFonts w:ascii="Times New Roman" w:eastAsia="宋体" w:hAnsi="Times New Roman"/>
           <w:sz w:val="21"/>
           <w:szCs w:val="21"/>
-          <w:shd w:val="clear" w:color="auto" w:fill="D9D9D9"/>
+          <w:shd w:val="clear" w:color="auto" w:fill="A6A6A6"/>
           <w:lang w:eastAsia="zh-CN"/>
         </w:rPr>
         <w:t>1934</w:t>
@@ -21702,7 +21702,7 @@
           <w:rFonts w:ascii="Times New Roman" w:eastAsia="宋体" w:hAnsi="Times New Roman"/>
           <w:sz w:val="21"/>
           <w:szCs w:val="21"/>
-          <w:shd w:val="clear" w:color="auto" w:fill="D9D9D9"/>
+          <w:shd w:val="clear" w:color="auto" w:fill="A6A6A6"/>
           <w:lang w:eastAsia="zh-CN"/>
         </w:rPr>
         <w:t>年</w:t>
@@ -21721,7 +21721,7 @@
           <w:rFonts w:ascii="Times New Roman" w:eastAsia="宋体" w:hAnsi="Times New Roman"/>
           <w:sz w:val="21"/>
           <w:szCs w:val="21"/>
-          <w:shd w:val="clear" w:color="auto" w:fill="D9D9D9"/>
+          <w:shd w:val="clear" w:color="auto" w:fill="A6A6A6"/>
           <w:lang w:eastAsia="zh-CN"/>
         </w:rPr>
         <w:t>约里奥</w:t>
@@ -21731,7 +21731,7 @@
           <w:rFonts w:ascii="Times New Roman" w:eastAsia="宋体" w:hAnsi="Times New Roman"/>
           <w:sz w:val="21"/>
           <w:szCs w:val="21"/>
-          <w:shd w:val="clear" w:color="auto" w:fill="D9D9D9"/>
+          <w:shd w:val="clear" w:color="auto" w:fill="A6A6A6"/>
           <w:lang w:eastAsia="zh-CN"/>
         </w:rPr>
         <w:t>-</w:t>
@@ -21741,7 +21741,7 @@
           <w:rFonts w:ascii="Times New Roman" w:eastAsia="宋体" w:hAnsi="Times New Roman"/>
           <w:sz w:val="21"/>
           <w:szCs w:val="21"/>
-          <w:shd w:val="clear" w:color="auto" w:fill="D9D9D9"/>
+          <w:shd w:val="clear" w:color="auto" w:fill="A6A6A6"/>
           <w:lang w:eastAsia="zh-CN"/>
         </w:rPr>
         <w:t>居里夫妇</w:t>
@@ -21760,7 +21760,7 @@
           <w:rFonts w:ascii="Times New Roman" w:eastAsia="宋体" w:hAnsi="Times New Roman"/>
           <w:sz w:val="21"/>
           <w:szCs w:val="21"/>
-          <w:shd w:val="clear" w:color="auto" w:fill="D9D9D9"/>
+          <w:shd w:val="clear" w:color="auto" w:fill="A6A6A6"/>
           <w:lang w:eastAsia="zh-CN"/>
         </w:rPr>
         <w:t>人工放射性</w:t>
@@ -21845,7 +21845,7 @@
           <w:rFonts w:ascii="Times New Roman" w:eastAsia="宋体" w:hAnsi="Times New Roman"/>
           <w:sz w:val="21"/>
           <w:szCs w:val="21"/>
-          <w:shd w:val="clear" w:color="auto" w:fill="D9D9D9"/>
+          <w:shd w:val="clear" w:color="auto" w:fill="A6A6A6"/>
           <w:lang w:eastAsia="zh-CN"/>
         </w:rPr>
         <w:t>1938</w:t>
@@ -21855,7 +21855,7 @@
           <w:rFonts w:ascii="Times New Roman" w:eastAsia="宋体" w:hAnsi="Times New Roman"/>
           <w:sz w:val="21"/>
           <w:szCs w:val="21"/>
-          <w:shd w:val="clear" w:color="auto" w:fill="D9D9D9"/>
+          <w:shd w:val="clear" w:color="auto" w:fill="A6A6A6"/>
           <w:lang w:eastAsia="zh-CN"/>
         </w:rPr>
         <w:t>年年底</w:t>
@@ -21874,7 +21874,7 @@
           <w:rFonts w:ascii="Times New Roman" w:eastAsia="宋体" w:hAnsi="Times New Roman"/>
           <w:sz w:val="21"/>
           <w:szCs w:val="21"/>
-          <w:shd w:val="clear" w:color="auto" w:fill="D9D9D9"/>
+          <w:shd w:val="clear" w:color="auto" w:fill="A6A6A6"/>
           <w:lang w:eastAsia="zh-CN"/>
         </w:rPr>
         <w:t>哈恩</w:t>
@@ -21893,7 +21893,7 @@
           <w:rFonts w:ascii="Times New Roman" w:eastAsia="宋体" w:hAnsi="Times New Roman"/>
           <w:sz w:val="21"/>
           <w:szCs w:val="21"/>
-          <w:shd w:val="clear" w:color="auto" w:fill="D9D9D9"/>
+          <w:shd w:val="clear" w:color="auto" w:fill="A6A6A6"/>
           <w:lang w:eastAsia="zh-CN"/>
         </w:rPr>
         <w:t>斯特拉斯曼</w:t>
@@ -21912,7 +21912,7 @@
           <w:rFonts w:ascii="Times New Roman" w:eastAsia="宋体" w:hAnsi="Times New Roman"/>
           <w:sz w:val="21"/>
           <w:szCs w:val="21"/>
-          <w:shd w:val="clear" w:color="auto" w:fill="D9D9D9"/>
+          <w:shd w:val="clear" w:color="auto" w:fill="A6A6A6"/>
           <w:lang w:eastAsia="zh-CN"/>
         </w:rPr>
         <w:t>迈特纳</w:t>
@@ -21931,7 +21931,7 @@
           <w:rFonts w:ascii="Times New Roman" w:eastAsia="宋体" w:hAnsi="Times New Roman"/>
           <w:sz w:val="21"/>
           <w:szCs w:val="21"/>
-          <w:shd w:val="clear" w:color="auto" w:fill="D9D9D9"/>
+          <w:shd w:val="clear" w:color="auto" w:fill="A6A6A6"/>
           <w:lang w:eastAsia="zh-CN"/>
         </w:rPr>
         <w:t>弗里施</w:t>
@@ -21950,7 +21950,7 @@
           <w:rFonts w:ascii="Times New Roman" w:eastAsia="宋体" w:hAnsi="Times New Roman"/>
           <w:sz w:val="21"/>
           <w:szCs w:val="21"/>
-          <w:shd w:val="clear" w:color="auto" w:fill="D9D9D9"/>
+          <w:shd w:val="clear" w:color="auto" w:fill="A6A6A6"/>
           <w:lang w:eastAsia="zh-CN"/>
         </w:rPr>
         <w:t>核裂变</w:t>
@@ -21973,7 +21973,7 @@
             <w:rFonts w:ascii="Cambria Math" w:hAnsi="Cambria Math"/>
             <w:sz w:val="21"/>
             <w:szCs w:val="21"/>
-            <w:shd w:val="clear" w:color="auto" w:fill="D9D9D9"/>
+            <w:shd w:val="clear" w:color="auto" w:fill="A6A6A6"/>
             <w:lang w:eastAsia="zh-CN"/>
           </w:rPr>
           <m:t>E=m</m:t>
@@ -21985,7 +21985,7 @@
                 <w:rFonts w:ascii="Cambria Math" w:hAnsi="Cambria Math"/>
                 <w:sz w:val="21"/>
                 <w:szCs w:val="21"/>
-                <w:shd w:val="clear" w:color="auto" w:fill="D9D9D9"/>
+                <w:shd w:val="clear" w:color="auto" w:fill="A6A6A6"/>
               </w:rPr>
             </m:ctrlPr>
           </m:sSupPr>
@@ -22098,7 +22098,7 @@
           <w:rFonts w:ascii="Times New Roman" w:eastAsia="宋体" w:hAnsi="Times New Roman"/>
           <w:sz w:val="21"/>
           <w:szCs w:val="21"/>
-          <w:shd w:val="clear" w:color="auto" w:fill="D9D9D9"/>
+          <w:shd w:val="clear" w:color="auto" w:fill="A6A6A6"/>
           <w:lang w:eastAsia="zh-CN"/>
         </w:rPr>
         <w:t>1942</w:t>
@@ -22108,7 +22108,7 @@
           <w:rFonts w:ascii="Times New Roman" w:eastAsia="宋体" w:hAnsi="Times New Roman"/>
           <w:sz w:val="21"/>
           <w:szCs w:val="21"/>
-          <w:shd w:val="clear" w:color="auto" w:fill="D9D9D9"/>
+          <w:shd w:val="clear" w:color="auto" w:fill="A6A6A6"/>
           <w:lang w:eastAsia="zh-CN"/>
         </w:rPr>
         <w:t>年</w:t>
@@ -22127,7 +22127,7 @@
           <w:rFonts w:ascii="Times New Roman" w:eastAsia="宋体" w:hAnsi="Times New Roman"/>
           <w:sz w:val="21"/>
           <w:szCs w:val="21"/>
-          <w:shd w:val="clear" w:color="auto" w:fill="D9D9D9"/>
+          <w:shd w:val="clear" w:color="auto" w:fill="A6A6A6"/>
           <w:lang w:eastAsia="zh-CN"/>
         </w:rPr>
         <w:t>费米</w:t>
@@ -22146,7 +22146,7 @@
           <w:rFonts w:ascii="Times New Roman" w:eastAsia="宋体" w:hAnsi="Times New Roman"/>
           <w:sz w:val="21"/>
           <w:szCs w:val="21"/>
-          <w:shd w:val="clear" w:color="auto" w:fill="D9D9D9"/>
+          <w:shd w:val="clear" w:color="auto" w:fill="A6A6A6"/>
           <w:lang w:eastAsia="zh-CN"/>
         </w:rPr>
         <w:t>核反应堆</w:t>
@@ -22165,7 +22165,7 @@
           <w:rFonts w:ascii="Times New Roman" w:eastAsia="宋体" w:hAnsi="Times New Roman"/>
           <w:sz w:val="21"/>
           <w:szCs w:val="21"/>
-          <w:shd w:val="clear" w:color="auto" w:fill="D9D9D9"/>
+          <w:shd w:val="clear" w:color="auto" w:fill="A6A6A6"/>
           <w:lang w:eastAsia="zh-CN"/>
         </w:rPr>
         <w:t>链式反应</w:t>
@@ -22258,7 +22258,7 @@
           <w:rFonts w:ascii="Times New Roman" w:eastAsia="宋体" w:hAnsi="Times New Roman"/>
           <w:sz w:val="21"/>
           <w:szCs w:val="21"/>
-          <w:shd w:val="clear" w:color="auto" w:fill="D9D9D9"/>
+          <w:shd w:val="clear" w:color="auto" w:fill="A6A6A6"/>
           <w:lang w:eastAsia="zh-CN"/>
         </w:rPr>
         <w:t>钱三强、何泽慧</w:t>
@@ -22277,7 +22277,7 @@
           <w:rFonts w:ascii="Times New Roman" w:eastAsia="宋体" w:hAnsi="Times New Roman"/>
           <w:sz w:val="21"/>
           <w:szCs w:val="21"/>
-          <w:shd w:val="clear" w:color="auto" w:fill="D9D9D9"/>
+          <w:shd w:val="clear" w:color="auto" w:fill="A6A6A6"/>
           <w:lang w:eastAsia="zh-CN"/>
         </w:rPr>
         <w:t>1947</w:t>
@@ -22287,7 +22287,7 @@
           <w:rFonts w:ascii="Times New Roman" w:eastAsia="宋体" w:hAnsi="Times New Roman"/>
           <w:sz w:val="21"/>
           <w:szCs w:val="21"/>
-          <w:shd w:val="clear" w:color="auto" w:fill="D9D9D9"/>
+          <w:shd w:val="clear" w:color="auto" w:fill="A6A6A6"/>
           <w:lang w:eastAsia="zh-CN"/>
         </w:rPr>
         <w:t>年</w:t>
@@ -22306,7 +22306,7 @@
           <w:rFonts w:ascii="Times New Roman" w:eastAsia="宋体" w:hAnsi="Times New Roman"/>
           <w:sz w:val="21"/>
           <w:szCs w:val="21"/>
-          <w:shd w:val="clear" w:color="auto" w:fill="D9D9D9"/>
+          <w:shd w:val="clear" w:color="auto" w:fill="A6A6A6"/>
           <w:lang w:eastAsia="zh-CN"/>
         </w:rPr>
         <w:t>分裂为三部分或四部分</w:t>
@@ -22390,7 +22390,7 @@
           <w:rFonts w:ascii="Times New Roman" w:eastAsia="宋体" w:hAnsi="Times New Roman"/>
           <w:sz w:val="21"/>
           <w:szCs w:val="21"/>
-          <w:shd w:val="clear" w:color="auto" w:fill="D9D9D9"/>
+          <w:shd w:val="clear" w:color="auto" w:fill="A6A6A6"/>
           <w:lang w:eastAsia="zh-CN"/>
         </w:rPr>
         <w:t>卢瑟福和索迪</w:t>
@@ -22409,7 +22409,7 @@
           <w:rFonts w:ascii="Times New Roman" w:eastAsia="宋体" w:hAnsi="Times New Roman"/>
           <w:sz w:val="21"/>
           <w:szCs w:val="21"/>
-          <w:shd w:val="clear" w:color="auto" w:fill="D9D9D9"/>
+          <w:shd w:val="clear" w:color="auto" w:fill="A6A6A6"/>
           <w:lang w:eastAsia="zh-CN"/>
         </w:rPr>
         <w:t>半衰期</w:t>
@@ -22446,7 +22446,7 @@
           <w:rFonts w:ascii="Times New Roman" w:eastAsia="宋体" w:hAnsi="Times New Roman"/>
           <w:sz w:val="21"/>
           <w:szCs w:val="21"/>
-          <w:shd w:val="clear" w:color="auto" w:fill="D9D9D9"/>
+          <w:shd w:val="clear" w:color="auto" w:fill="A6A6A6"/>
           <w:lang w:eastAsia="zh-CN"/>
         </w:rPr>
         <w:t>盖尔曼</w:t>
@@ -22465,7 +22465,7 @@
           <w:rFonts w:ascii="Times New Roman" w:eastAsia="宋体" w:hAnsi="Times New Roman"/>
           <w:sz w:val="21"/>
           <w:szCs w:val="21"/>
-          <w:shd w:val="clear" w:color="auto" w:fill="D9D9D9"/>
+          <w:shd w:val="clear" w:color="auto" w:fill="A6A6A6"/>
           <w:lang w:eastAsia="zh-CN"/>
         </w:rPr>
         <w:t>夸克模型</w:t>
@@ -22493,7 +22493,7 @@
           <w:rFonts w:ascii="Times New Roman" w:eastAsia="宋体" w:hAnsi="Times New Roman"/>
           <w:sz w:val="21"/>
           <w:szCs w:val="21"/>
-          <w:shd w:val="clear" w:color="auto" w:fill="D9D9D9"/>
+          <w:shd w:val="clear" w:color="auto" w:fill="A6A6A6"/>
           <w:lang w:eastAsia="zh-CN"/>
         </w:rPr>
         <w:t>夸克</w:t>
@@ -22604,7 +22604,7 @@
           <w:rFonts w:ascii="Times New Roman" w:eastAsia="宋体" w:hAnsi="Times New Roman"/>
           <w:sz w:val="21"/>
           <w:szCs w:val="21"/>
-          <w:shd w:val="clear" w:color="auto" w:fill="D9D9D9"/>
+          <w:shd w:val="clear" w:color="auto" w:fill="A6A6A6"/>
           <w:lang w:eastAsia="zh-CN"/>
         </w:rPr>
         <w:t>氮核</w:t>
@@ -22623,7 +22623,7 @@
           <w:rFonts w:ascii="Times New Roman" w:eastAsia="宋体" w:hAnsi="Times New Roman"/>
           <w:sz w:val="21"/>
           <w:szCs w:val="21"/>
-          <w:shd w:val="clear" w:color="auto" w:fill="D9D9D9"/>
+          <w:shd w:val="clear" w:color="auto" w:fill="A6A6A6"/>
           <w:lang w:eastAsia="zh-CN"/>
         </w:rPr>
         <w:t>铍核</w:t>

--- a/高中物理/高中物理同步/物理学史清单.docx
+++ b/高中物理/高中物理同步/物理学史清单.docx
@@ -22687,7 +22687,7 @@
 <w:ftr xmlns:w="http://schemas.openxmlformats.org/wordprocessingml/2006/main">
   <w:p xmlns:w="http://schemas.openxmlformats.org/wordprocessingml/2006/main">
     <w:pPr>
-      <w:jc w:val="center"/>
+      <w:jc w:val="left"/>
     </w:pPr>
     <w:r>
       <w:rPr>

--- a/高中物理/高中物理同步/物理学史清单.docx
+++ b/高中物理/高中物理同步/物理学史清单.docx
@@ -212,7 +212,7 @@
           <w:szCs w:val="21"/>
           <w:lang w:eastAsia="zh-CN"/>
         </w:rPr>
-        <w:t>【关联】与本章知识或其他章的联系。加粗下划线部分为必背内容（人名、年代、关键成就与绑定公式），叙述文字不划线。译名从教材：笛卡儿、卡文迪什、巴耳末等；教材未出现的人名采用通行译名。</w:t>
+        <w:t>【关联】与本章知识或其他章的联系。浅灰底纹部分为必背内容（人名、年代、关键成就与绑定公式），叙述文字不铺灰底。译名从教材：笛卡儿、卡文迪什、巴耳末等；教材未出现的人名采用通行译名。</w:t>
       </w:r>
     </w:p>
     <w:p>

--- a/高中物理/高中物理同步/物理学史清单.docx
+++ b/高中物理/高中物理同步/物理学史清单.docx
@@ -22759,39 +22759,7 @@
         <w:sz w:val="21"/>
         <w:szCs w:val="21"/>
       </w:rPr>
-      <w:fldChar w:fldCharType="begin"/>
-    </w:r>
-    <w:r>
-      <w:rPr>
-        <w:rFonts w:ascii="Times New Roman" w:hAnsi="Times New Roman" w:eastAsia="宋体" w:cs="Times New Roman"/>
-        <w:sz w:val="21"/>
-        <w:szCs w:val="21"/>
-      </w:rPr>
-      <w:instrText xml:space="preserve"> NUMPAGES </w:instrText>
-    </w:r>
-    <w:r>
-      <w:rPr>
-        <w:rFonts w:ascii="Times New Roman" w:hAnsi="Times New Roman" w:eastAsia="宋体" w:cs="Times New Roman"/>
-        <w:sz w:val="21"/>
-        <w:szCs w:val="21"/>
-      </w:rPr>
-      <w:fldChar w:fldCharType="separate"/>
-    </w:r>
-    <w:r>
-      <w:rPr>
-        <w:rFonts w:ascii="Times New Roman" w:hAnsi="Times New Roman" w:eastAsia="宋体" w:cs="Times New Roman"/>
-        <w:sz w:val="21"/>
-        <w:szCs w:val="21"/>
-      </w:rPr>
       <w:t>10</w:t>
-    </w:r>
-    <w:r>
-      <w:rPr>
-        <w:rFonts w:ascii="Times New Roman" w:hAnsi="Times New Roman" w:eastAsia="宋体" w:cs="Times New Roman"/>
-        <w:sz w:val="21"/>
-        <w:szCs w:val="21"/>
-      </w:rPr>
-      <w:fldChar w:fldCharType="end"/>
     </w:r>
     <w:r>
       <w:rPr>

--- a/高中物理/高中物理同步/物理学史清单.docx
+++ b/高中物理/高中物理同步/物理学史清单.docx
@@ -1710,7 +1710,7 @@
           <w:rFonts w:ascii="Times New Roman" w:eastAsia="宋体" w:hAnsi="Times New Roman"/>
           <w:sz w:val="21"/>
           <w:szCs w:val="21"/>
-          <w:shd w:val="clear" w:color="auto" w:fill="A6A6A6"/>
+          <w:shd w:val="clear" w:color="auto" w:fill="C9C9C9"/>
           <w:lang w:eastAsia="zh-CN"/>
         </w:rPr>
         <w:t>伽利略</w:t>
@@ -1729,7 +1729,7 @@
           <w:rFonts w:ascii="Times New Roman" w:eastAsia="宋体" w:hAnsi="Times New Roman"/>
           <w:sz w:val="21"/>
           <w:szCs w:val="21"/>
-          <w:shd w:val="clear" w:color="auto" w:fill="A6A6A6"/>
+          <w:shd w:val="clear" w:color="auto" w:fill="C9C9C9"/>
           <w:lang w:eastAsia="zh-CN"/>
         </w:rPr>
         <w:t>实验、数学描述和理想化模型</w:t>
@@ -1748,7 +1748,7 @@
           <w:rFonts w:ascii="Times New Roman" w:eastAsia="宋体" w:hAnsi="Times New Roman"/>
           <w:sz w:val="21"/>
           <w:szCs w:val="21"/>
-          <w:shd w:val="clear" w:color="auto" w:fill="A6A6A6"/>
+          <w:shd w:val="clear" w:color="auto" w:fill="C9C9C9"/>
           <w:lang w:eastAsia="zh-CN"/>
         </w:rPr>
         <w:t>定量科学</w:t>
@@ -1861,7 +1861,7 @@
           <w:rFonts w:ascii="Times New Roman" w:eastAsia="宋体" w:hAnsi="Times New Roman"/>
           <w:sz w:val="21"/>
           <w:szCs w:val="21"/>
-          <w:shd w:val="clear" w:color="auto" w:fill="A6A6A6"/>
+          <w:shd w:val="clear" w:color="auto" w:fill="C9C9C9"/>
           <w:lang w:eastAsia="zh-CN"/>
         </w:rPr>
         <w:t>参考系</w:t>
@@ -1880,7 +1880,7 @@
           <w:rFonts w:ascii="Times New Roman" w:eastAsia="宋体" w:hAnsi="Times New Roman"/>
           <w:sz w:val="21"/>
           <w:szCs w:val="21"/>
-          <w:shd w:val="clear" w:color="auto" w:fill="A6A6A6"/>
+          <w:shd w:val="clear" w:color="auto" w:fill="C9C9C9"/>
           <w:lang w:eastAsia="zh-CN"/>
         </w:rPr>
         <w:t>爱因斯坦相对论</w:t>
@@ -2067,7 +2067,7 @@
           <w:rFonts w:ascii="Times New Roman" w:eastAsia="宋体" w:hAnsi="Times New Roman"/>
           <w:sz w:val="21"/>
           <w:szCs w:val="21"/>
-          <w:shd w:val="clear" w:color="auto" w:fill="A6A6A6"/>
+          <w:shd w:val="clear" w:color="auto" w:fill="C9C9C9"/>
           <w:lang w:eastAsia="zh-CN"/>
         </w:rPr>
         <w:t>亚里士多德</w:t>
@@ -2086,7 +2086,7 @@
           <w:rFonts w:ascii="Times New Roman" w:eastAsia="宋体" w:hAnsi="Times New Roman"/>
           <w:sz w:val="21"/>
           <w:szCs w:val="21"/>
-          <w:shd w:val="clear" w:color="auto" w:fill="A6A6A6"/>
+          <w:shd w:val="clear" w:color="auto" w:fill="C9C9C9"/>
           <w:lang w:eastAsia="zh-CN"/>
         </w:rPr>
         <w:t>重的物体下落得快</w:t>
@@ -2105,7 +2105,7 @@
           <w:rFonts w:ascii="Times New Roman" w:eastAsia="宋体" w:hAnsi="Times New Roman"/>
           <w:sz w:val="21"/>
           <w:szCs w:val="21"/>
-          <w:shd w:val="clear" w:color="auto" w:fill="A6A6A6"/>
+          <w:shd w:val="clear" w:color="auto" w:fill="C9C9C9"/>
           <w:lang w:eastAsia="zh-CN"/>
         </w:rPr>
         <w:t>伽利略</w:t>
@@ -2124,7 +2124,7 @@
           <w:rFonts w:ascii="Times New Roman" w:eastAsia="宋体" w:hAnsi="Times New Roman"/>
           <w:sz w:val="21"/>
           <w:szCs w:val="21"/>
-          <w:shd w:val="clear" w:color="auto" w:fill="A6A6A6"/>
+          <w:shd w:val="clear" w:color="auto" w:fill="C9C9C9"/>
           <w:lang w:eastAsia="zh-CN"/>
         </w:rPr>
         <w:t>逻辑推理、斜面实验和理想化外推</w:t>
@@ -2143,7 +2143,7 @@
           <w:rFonts w:ascii="Times New Roman" w:eastAsia="宋体" w:hAnsi="Times New Roman"/>
           <w:sz w:val="21"/>
           <w:szCs w:val="21"/>
-          <w:shd w:val="clear" w:color="auto" w:fill="A6A6A6"/>
+          <w:shd w:val="clear" w:color="auto" w:fill="C9C9C9"/>
           <w:lang w:eastAsia="zh-CN"/>
         </w:rPr>
         <w:t>加速度相同</w:t>
@@ -2227,7 +2227,7 @@
           <w:rFonts w:ascii="Times New Roman" w:eastAsia="宋体" w:hAnsi="Times New Roman"/>
           <w:sz w:val="21"/>
           <w:szCs w:val="21"/>
-          <w:shd w:val="clear" w:color="auto" w:fill="A6A6A6"/>
+          <w:shd w:val="clear" w:color="auto" w:fill="C9C9C9"/>
           <w:lang w:eastAsia="zh-CN"/>
         </w:rPr>
         <w:t>1638</w:t>
@@ -2237,7 +2237,7 @@
           <w:rFonts w:ascii="Times New Roman" w:eastAsia="宋体" w:hAnsi="Times New Roman"/>
           <w:sz w:val="21"/>
           <w:szCs w:val="21"/>
-          <w:shd w:val="clear" w:color="auto" w:fill="A6A6A6"/>
+          <w:shd w:val="clear" w:color="auto" w:fill="C9C9C9"/>
           <w:lang w:eastAsia="zh-CN"/>
         </w:rPr>
         <w:t>年</w:t>
@@ -2256,7 +2256,7 @@
           <w:rFonts w:ascii="Times New Roman" w:eastAsia="宋体" w:hAnsi="Times New Roman"/>
           <w:sz w:val="21"/>
           <w:szCs w:val="21"/>
-          <w:shd w:val="clear" w:color="auto" w:fill="A6A6A6"/>
+          <w:shd w:val="clear" w:color="auto" w:fill="C9C9C9"/>
           <w:lang w:eastAsia="zh-CN"/>
         </w:rPr>
         <w:t>《两种新科学的对话》</w:t>
@@ -2275,7 +2275,7 @@
           <w:rFonts w:ascii="Times New Roman" w:eastAsia="宋体" w:hAnsi="Times New Roman"/>
           <w:sz w:val="21"/>
           <w:szCs w:val="21"/>
-          <w:shd w:val="clear" w:color="auto" w:fill="A6A6A6"/>
+          <w:shd w:val="clear" w:color="auto" w:fill="C9C9C9"/>
           <w:lang w:eastAsia="zh-CN"/>
         </w:rPr>
         <w:t>近代力学创始人</w:t>
@@ -2379,7 +2379,7 @@
           <w:rFonts w:ascii="Times New Roman" w:eastAsia="宋体" w:hAnsi="Times New Roman"/>
           <w:sz w:val="21"/>
           <w:szCs w:val="21"/>
-          <w:shd w:val="clear" w:color="auto" w:fill="A6A6A6"/>
+          <w:shd w:val="clear" w:color="auto" w:fill="C9C9C9"/>
           <w:lang w:eastAsia="zh-CN"/>
         </w:rPr>
         <w:t>科学推理、斜面实验</w:t>
@@ -2607,7 +2607,7 @@
           <w:rFonts w:ascii="Times New Roman" w:eastAsia="宋体" w:hAnsi="Times New Roman"/>
           <w:sz w:val="21"/>
           <w:szCs w:val="21"/>
-          <w:shd w:val="clear" w:color="auto" w:fill="A6A6A6"/>
+          <w:shd w:val="clear" w:color="auto" w:fill="C9C9C9"/>
           <w:lang w:eastAsia="zh-CN"/>
         </w:rPr>
         <w:t>胡克</w:t>
@@ -2626,7 +2626,7 @@
           <w:rFonts w:ascii="Times New Roman" w:eastAsia="宋体" w:hAnsi="Times New Roman"/>
           <w:sz w:val="21"/>
           <w:szCs w:val="21"/>
-          <w:shd w:val="clear" w:color="auto" w:fill="A6A6A6"/>
+          <w:shd w:val="clear" w:color="auto" w:fill="C9C9C9"/>
           <w:lang w:eastAsia="zh-CN"/>
         </w:rPr>
         <w:t>弹性限度内</w:t>
@@ -2672,7 +2672,7 @@
           <w:rFonts w:ascii="Times New Roman" w:eastAsia="宋体" w:hAnsi="Times New Roman"/>
           <w:sz w:val="21"/>
           <w:szCs w:val="21"/>
-          <w:shd w:val="clear" w:color="auto" w:fill="A6A6A6"/>
+          <w:shd w:val="clear" w:color="auto" w:fill="C9C9C9"/>
           <w:lang w:eastAsia="zh-CN"/>
         </w:rPr>
         <w:t>成正比</w:t>
@@ -2695,7 +2695,7 @@
             <w:rFonts w:ascii="Cambria Math" w:hAnsi="Cambria Math"/>
             <w:sz w:val="21"/>
             <w:szCs w:val="21"/>
-            <w:shd w:val="clear" w:color="auto" w:fill="A6A6A6"/>
+            <w:shd w:val="clear" w:color="auto" w:fill="C9C9C9"/>
             <w:lang w:eastAsia="zh-CN"/>
           </w:rPr>
           <m:t>F=kx</m:t>
@@ -2726,7 +2726,7 @@
           <w:rFonts w:ascii="Times New Roman" w:eastAsia="宋体" w:hAnsi="Times New Roman"/>
           <w:sz w:val="21"/>
           <w:szCs w:val="21"/>
-          <w:shd w:val="clear" w:color="auto" w:fill="A6A6A6"/>
+          <w:shd w:val="clear" w:color="auto" w:fill="C9C9C9"/>
           <w:lang w:eastAsia="zh-CN"/>
         </w:rPr>
         <w:t>胡克定律</w:t>
@@ -2810,7 +2810,7 @@
           <w:rFonts w:ascii="Times New Roman" w:eastAsia="宋体" w:hAnsi="Times New Roman"/>
           <w:sz w:val="21"/>
           <w:szCs w:val="21"/>
-          <w:shd w:val="clear" w:color="auto" w:fill="A6A6A6"/>
+          <w:shd w:val="clear" w:color="auto" w:fill="C9C9C9"/>
           <w:lang w:eastAsia="zh-CN"/>
         </w:rPr>
         <w:t>牛顿</w:t>
@@ -2829,7 +2829,7 @@
           <w:rFonts w:ascii="Times New Roman" w:eastAsia="宋体" w:hAnsi="Times New Roman"/>
           <w:sz w:val="21"/>
           <w:szCs w:val="21"/>
-          <w:shd w:val="clear" w:color="auto" w:fill="A6A6A6"/>
+          <w:shd w:val="clear" w:color="auto" w:fill="C9C9C9"/>
           <w:lang w:eastAsia="zh-CN"/>
         </w:rPr>
         <w:t>作用力与反作用力</w:t>
@@ -2848,7 +2848,7 @@
           <w:rFonts w:ascii="Times New Roman" w:eastAsia="宋体" w:hAnsi="Times New Roman"/>
           <w:sz w:val="21"/>
           <w:szCs w:val="21"/>
-          <w:shd w:val="clear" w:color="auto" w:fill="A6A6A6"/>
+          <w:shd w:val="clear" w:color="auto" w:fill="C9C9C9"/>
           <w:lang w:eastAsia="zh-CN"/>
         </w:rPr>
         <w:t>牛顿第三定律</w:t>
@@ -2941,7 +2941,7 @@
           <w:rFonts w:ascii="Times New Roman" w:eastAsia="宋体" w:hAnsi="Times New Roman"/>
           <w:sz w:val="21"/>
           <w:szCs w:val="21"/>
-          <w:shd w:val="clear" w:color="auto" w:fill="A6A6A6"/>
+          <w:shd w:val="clear" w:color="auto" w:fill="C9C9C9"/>
           <w:lang w:eastAsia="zh-CN"/>
         </w:rPr>
         <w:t>运动定律</w:t>
@@ -3164,7 +3164,7 @@
           <w:rFonts w:ascii="Times New Roman" w:eastAsia="宋体" w:hAnsi="Times New Roman"/>
           <w:sz w:val="21"/>
           <w:szCs w:val="21"/>
-          <w:shd w:val="clear" w:color="auto" w:fill="A6A6A6"/>
+          <w:shd w:val="clear" w:color="auto" w:fill="C9C9C9"/>
           <w:lang w:eastAsia="zh-CN"/>
         </w:rPr>
         <w:t>伽利略</w:t>
@@ -3183,7 +3183,7 @@
           <w:rFonts w:ascii="Times New Roman" w:eastAsia="宋体" w:hAnsi="Times New Roman"/>
           <w:sz w:val="21"/>
           <w:szCs w:val="21"/>
-          <w:shd w:val="clear" w:color="auto" w:fill="A6A6A6"/>
+          <w:shd w:val="clear" w:color="auto" w:fill="C9C9C9"/>
           <w:lang w:eastAsia="zh-CN"/>
         </w:rPr>
         <w:t>理想斜面实验</w:t>
@@ -3202,7 +3202,7 @@
           <w:rFonts w:ascii="Times New Roman" w:eastAsia="宋体" w:hAnsi="Times New Roman"/>
           <w:sz w:val="21"/>
           <w:szCs w:val="21"/>
-          <w:shd w:val="clear" w:color="auto" w:fill="A6A6A6"/>
+          <w:shd w:val="clear" w:color="auto" w:fill="C9C9C9"/>
           <w:lang w:eastAsia="zh-CN"/>
         </w:rPr>
         <w:t>不需要力来维持</w:t>
@@ -3221,7 +3221,7 @@
           <w:rFonts w:ascii="Times New Roman" w:eastAsia="宋体" w:hAnsi="Times New Roman"/>
           <w:sz w:val="21"/>
           <w:szCs w:val="21"/>
-          <w:shd w:val="clear" w:color="auto" w:fill="A6A6A6"/>
+          <w:shd w:val="clear" w:color="auto" w:fill="C9C9C9"/>
           <w:lang w:eastAsia="zh-CN"/>
         </w:rPr>
         <w:t>改变物体运动状态</w:t>
@@ -3314,7 +3314,7 @@
           <w:rFonts w:ascii="Times New Roman" w:eastAsia="宋体" w:hAnsi="Times New Roman"/>
           <w:sz w:val="21"/>
           <w:szCs w:val="21"/>
-          <w:shd w:val="clear" w:color="auto" w:fill="A6A6A6"/>
+          <w:shd w:val="clear" w:color="auto" w:fill="C9C9C9"/>
           <w:lang w:eastAsia="zh-CN"/>
         </w:rPr>
         <w:t>笛卡儿</w:t>
@@ -3333,7 +3333,7 @@
           <w:rFonts w:ascii="Times New Roman" w:eastAsia="宋体" w:hAnsi="Times New Roman"/>
           <w:sz w:val="21"/>
           <w:szCs w:val="21"/>
-          <w:shd w:val="clear" w:color="auto" w:fill="A6A6A6"/>
+          <w:shd w:val="clear" w:color="auto" w:fill="C9C9C9"/>
           <w:lang w:eastAsia="zh-CN"/>
         </w:rPr>
         <w:t>以同一速度沿同一直线运动</w:t>
@@ -3437,7 +3437,7 @@
           <w:rFonts w:ascii="Times New Roman" w:eastAsia="宋体" w:hAnsi="Times New Roman"/>
           <w:sz w:val="21"/>
           <w:szCs w:val="21"/>
-          <w:shd w:val="clear" w:color="auto" w:fill="A6A6A6"/>
+          <w:shd w:val="clear" w:color="auto" w:fill="C9C9C9"/>
           <w:lang w:eastAsia="zh-CN"/>
         </w:rPr>
         <w:t>1687</w:t>
@@ -3447,7 +3447,7 @@
           <w:rFonts w:ascii="Times New Roman" w:eastAsia="宋体" w:hAnsi="Times New Roman"/>
           <w:sz w:val="21"/>
           <w:szCs w:val="21"/>
-          <w:shd w:val="clear" w:color="auto" w:fill="A6A6A6"/>
+          <w:shd w:val="clear" w:color="auto" w:fill="C9C9C9"/>
           <w:lang w:eastAsia="zh-CN"/>
         </w:rPr>
         <w:t>年</w:t>
@@ -3466,7 +3466,7 @@
           <w:rFonts w:ascii="Times New Roman" w:eastAsia="宋体" w:hAnsi="Times New Roman"/>
           <w:sz w:val="21"/>
           <w:szCs w:val="21"/>
-          <w:shd w:val="clear" w:color="auto" w:fill="A6A6A6"/>
+          <w:shd w:val="clear" w:color="auto" w:fill="C9C9C9"/>
           <w:lang w:eastAsia="zh-CN"/>
         </w:rPr>
         <w:t>《自然哲学的数学原理》</w:t>
@@ -3485,7 +3485,7 @@
           <w:rFonts w:ascii="Times New Roman" w:eastAsia="宋体" w:hAnsi="Times New Roman"/>
           <w:sz w:val="21"/>
           <w:szCs w:val="21"/>
-          <w:shd w:val="clear" w:color="auto" w:fill="A6A6A6"/>
+          <w:shd w:val="clear" w:color="auto" w:fill="C9C9C9"/>
           <w:lang w:eastAsia="zh-CN"/>
         </w:rPr>
         <w:t>三条运动定律</w:t>
@@ -3569,7 +3569,7 @@
           <w:rFonts w:ascii="Times New Roman" w:eastAsia="宋体" w:hAnsi="Times New Roman"/>
           <w:sz w:val="21"/>
           <w:szCs w:val="21"/>
-          <w:shd w:val="clear" w:color="auto" w:fill="A6A6A6"/>
+          <w:shd w:val="clear" w:color="auto" w:fill="C9C9C9"/>
           <w:lang w:eastAsia="zh-CN"/>
         </w:rPr>
         <w:t>宏观、低速、弱引力</w:t>
@@ -3588,7 +3588,7 @@
           <w:rFonts w:ascii="Times New Roman" w:eastAsia="宋体" w:hAnsi="Times New Roman"/>
           <w:sz w:val="21"/>
           <w:szCs w:val="21"/>
-          <w:shd w:val="clear" w:color="auto" w:fill="A6A6A6"/>
+          <w:shd w:val="clear" w:color="auto" w:fill="C9C9C9"/>
           <w:lang w:eastAsia="zh-CN"/>
         </w:rPr>
         <w:t>量子理论</w:t>
@@ -3607,7 +3607,7 @@
           <w:rFonts w:ascii="Times New Roman" w:eastAsia="宋体" w:hAnsi="Times New Roman"/>
           <w:sz w:val="21"/>
           <w:szCs w:val="21"/>
-          <w:shd w:val="clear" w:color="auto" w:fill="A6A6A6"/>
+          <w:shd w:val="clear" w:color="auto" w:fill="C9C9C9"/>
           <w:lang w:eastAsia="zh-CN"/>
         </w:rPr>
         <w:t>相对论</w:t>
@@ -3850,7 +3850,7 @@
           <w:rFonts w:ascii="Times New Roman" w:eastAsia="宋体" w:hAnsi="Times New Roman"/>
           <w:sz w:val="21"/>
           <w:szCs w:val="21"/>
-          <w:shd w:val="clear" w:color="auto" w:fill="A6A6A6"/>
+          <w:shd w:val="clear" w:color="auto" w:fill="C9C9C9"/>
           <w:lang w:eastAsia="zh-CN"/>
         </w:rPr>
         <w:t>伽利略</w:t>
@@ -3869,7 +3869,7 @@
           <w:rFonts w:ascii="Times New Roman" w:eastAsia="宋体" w:hAnsi="Times New Roman"/>
           <w:sz w:val="21"/>
           <w:szCs w:val="21"/>
-          <w:shd w:val="clear" w:color="auto" w:fill="A6A6A6"/>
+          <w:shd w:val="clear" w:color="auto" w:fill="C9C9C9"/>
           <w:lang w:eastAsia="zh-CN"/>
         </w:rPr>
         <w:t>水平方向的匀速直线运动</w:t>
@@ -3888,7 +3888,7 @@
           <w:rFonts w:ascii="Times New Roman" w:eastAsia="宋体" w:hAnsi="Times New Roman"/>
           <w:sz w:val="21"/>
           <w:szCs w:val="21"/>
-          <w:shd w:val="clear" w:color="auto" w:fill="A6A6A6"/>
+          <w:shd w:val="clear" w:color="auto" w:fill="C9C9C9"/>
           <w:lang w:eastAsia="zh-CN"/>
         </w:rPr>
         <w:t>竖直方向的自由落体运动</w:t>
@@ -3907,7 +3907,7 @@
           <w:rFonts w:ascii="Times New Roman" w:eastAsia="宋体" w:hAnsi="Times New Roman"/>
           <w:sz w:val="21"/>
           <w:szCs w:val="21"/>
-          <w:shd w:val="clear" w:color="auto" w:fill="A6A6A6"/>
+          <w:shd w:val="clear" w:color="auto" w:fill="C9C9C9"/>
           <w:lang w:eastAsia="zh-CN"/>
         </w:rPr>
         <w:t>抛物线</w:t>
@@ -4000,7 +4000,7 @@
           <w:rFonts w:ascii="Times New Roman" w:eastAsia="宋体" w:hAnsi="Times New Roman"/>
           <w:sz w:val="21"/>
           <w:szCs w:val="21"/>
-          <w:shd w:val="clear" w:color="auto" w:fill="A6A6A6"/>
+          <w:shd w:val="clear" w:color="auto" w:fill="C9C9C9"/>
           <w:lang w:eastAsia="zh-CN"/>
         </w:rPr>
         <w:t>等效替代</w:t>
@@ -4019,7 +4019,7 @@
           <w:rFonts w:ascii="Times New Roman" w:eastAsia="宋体" w:hAnsi="Times New Roman"/>
           <w:sz w:val="21"/>
           <w:szCs w:val="21"/>
-          <w:shd w:val="clear" w:color="auto" w:fill="A6A6A6"/>
+          <w:shd w:val="clear" w:color="auto" w:fill="C9C9C9"/>
           <w:lang w:eastAsia="zh-CN"/>
         </w:rPr>
         <w:t>蜡块</w:t>
@@ -4058,7 +4058,7 @@
           <w:rFonts w:ascii="Times New Roman" w:eastAsia="宋体" w:hAnsi="Times New Roman"/>
           <w:sz w:val="21"/>
           <w:szCs w:val="21"/>
-          <w:shd w:val="clear" w:color="auto" w:fill="A6A6A6"/>
+          <w:shd w:val="clear" w:color="auto" w:fill="C9C9C9"/>
           <w:lang w:eastAsia="zh-CN"/>
         </w:rPr>
         <w:t>等时性</w:t>
@@ -4274,7 +4274,7 @@
           <w:rFonts w:ascii="Times New Roman" w:eastAsia="宋体" w:hAnsi="Times New Roman"/>
           <w:sz w:val="21"/>
           <w:szCs w:val="21"/>
-          <w:shd w:val="clear" w:color="auto" w:fill="A6A6A6"/>
+          <w:shd w:val="clear" w:color="auto" w:fill="C9C9C9"/>
           <w:lang w:eastAsia="zh-CN"/>
         </w:rPr>
         <w:t>惠更斯</w:t>
@@ -4293,7 +4293,7 @@
           <w:rFonts w:ascii="Times New Roman" w:eastAsia="宋体" w:hAnsi="Times New Roman"/>
           <w:sz w:val="21"/>
           <w:szCs w:val="21"/>
-          <w:shd w:val="clear" w:color="auto" w:fill="A6A6A6"/>
+          <w:shd w:val="clear" w:color="auto" w:fill="C9C9C9"/>
           <w:lang w:eastAsia="zh-CN"/>
         </w:rPr>
         <w:t>牛顿</w:t>
@@ -4357,7 +4357,7 @@
           <w:rFonts w:ascii="Times New Roman" w:eastAsia="宋体" w:hAnsi="Times New Roman"/>
           <w:sz w:val="21"/>
           <w:szCs w:val="21"/>
-          <w:shd w:val="clear" w:color="auto" w:fill="A6A6A6"/>
+          <w:shd w:val="clear" w:color="auto" w:fill="C9C9C9"/>
           <w:lang w:eastAsia="zh-CN"/>
         </w:rPr>
         <w:t>按效果命名</w:t>
@@ -4558,7 +4558,7 @@
           <w:rFonts w:ascii="Times New Roman" w:eastAsia="宋体" w:hAnsi="Times New Roman"/>
           <w:sz w:val="21"/>
           <w:szCs w:val="21"/>
-          <w:shd w:val="clear" w:color="auto" w:fill="A6A6A6"/>
+          <w:shd w:val="clear" w:color="auto" w:fill="C9C9C9"/>
           <w:lang w:eastAsia="zh-CN"/>
         </w:rPr>
         <w:t>托</w:t>
@@ -4569,7 +4569,7 @@
           <w:rFonts w:ascii="Times New Roman" w:eastAsia="宋体" w:hAnsi="Times New Roman"/>
           <w:sz w:val="21"/>
           <w:szCs w:val="21"/>
-          <w:shd w:val="clear" w:color="auto" w:fill="A6A6A6"/>
+          <w:shd w:val="clear" w:color="auto" w:fill="C9C9C9"/>
           <w:lang w:eastAsia="zh-CN"/>
         </w:rPr>
         <w:t>勒密</w:t>
@@ -4616,7 +4616,7 @@
           <w:rFonts w:ascii="Times New Roman" w:eastAsia="宋体" w:hAnsi="Times New Roman"/>
           <w:sz w:val="21"/>
           <w:szCs w:val="21"/>
-          <w:shd w:val="clear" w:color="auto" w:fill="A6A6A6"/>
+          <w:shd w:val="clear" w:color="auto" w:fill="C9C9C9"/>
           <w:lang w:eastAsia="zh-CN"/>
         </w:rPr>
         <w:t>1543</w:t>
@@ -4626,7 +4626,7 @@
           <w:rFonts w:ascii="Times New Roman" w:eastAsia="宋体" w:hAnsi="Times New Roman"/>
           <w:sz w:val="21"/>
           <w:szCs w:val="21"/>
-          <w:shd w:val="clear" w:color="auto" w:fill="A6A6A6"/>
+          <w:shd w:val="clear" w:color="auto" w:fill="C9C9C9"/>
           <w:lang w:eastAsia="zh-CN"/>
         </w:rPr>
         <w:t>年哥白尼</w:t>
@@ -4645,7 +4645,7 @@
           <w:rFonts w:ascii="Times New Roman" w:eastAsia="宋体" w:hAnsi="Times New Roman"/>
           <w:sz w:val="21"/>
           <w:szCs w:val="21"/>
-          <w:shd w:val="clear" w:color="auto" w:fill="A6A6A6"/>
+          <w:shd w:val="clear" w:color="auto" w:fill="C9C9C9"/>
           <w:lang w:eastAsia="zh-CN"/>
         </w:rPr>
         <w:t>《天体运行论》</w:t>
@@ -4664,7 +4664,7 @@
           <w:rFonts w:ascii="Times New Roman" w:eastAsia="宋体" w:hAnsi="Times New Roman"/>
           <w:sz w:val="21"/>
           <w:szCs w:val="21"/>
-          <w:shd w:val="clear" w:color="auto" w:fill="A6A6A6"/>
+          <w:shd w:val="clear" w:color="auto" w:fill="C9C9C9"/>
           <w:lang w:eastAsia="zh-CN"/>
         </w:rPr>
         <w:t>日心体系</w:t>
@@ -4684,7 +4684,7 @@
           <w:rFonts w:ascii="Times New Roman" w:eastAsia="宋体" w:hAnsi="Times New Roman"/>
           <w:sz w:val="21"/>
           <w:szCs w:val="21"/>
-          <w:shd w:val="clear" w:color="auto" w:fill="A6A6A6"/>
+          <w:shd w:val="clear" w:color="auto" w:fill="C9C9C9"/>
           <w:lang w:eastAsia="zh-CN"/>
         </w:rPr>
         <w:t>第谷</w:t>
@@ -4823,7 +4823,7 @@
           <w:rFonts w:ascii="Times New Roman" w:eastAsia="宋体" w:hAnsi="Times New Roman"/>
           <w:sz w:val="21"/>
           <w:szCs w:val="21"/>
-          <w:shd w:val="clear" w:color="auto" w:fill="A6A6A6"/>
+          <w:shd w:val="clear" w:color="auto" w:fill="C9C9C9"/>
           <w:lang w:eastAsia="zh-CN"/>
         </w:rPr>
         <w:t>开</w:t>
@@ -4834,7 +4834,7 @@
           <w:rFonts w:ascii="Times New Roman" w:eastAsia="宋体" w:hAnsi="Times New Roman"/>
           <w:sz w:val="21"/>
           <w:szCs w:val="21"/>
-          <w:shd w:val="clear" w:color="auto" w:fill="A6A6A6"/>
+          <w:shd w:val="clear" w:color="auto" w:fill="C9C9C9"/>
           <w:lang w:eastAsia="zh-CN"/>
         </w:rPr>
         <w:t>普勒</w:t>
@@ -4881,7 +4881,7 @@
           <w:rFonts w:ascii="Times New Roman" w:eastAsia="宋体" w:hAnsi="Times New Roman"/>
           <w:sz w:val="21"/>
           <w:szCs w:val="21"/>
-          <w:shd w:val="clear" w:color="auto" w:fill="A6A6A6"/>
+          <w:shd w:val="clear" w:color="auto" w:fill="C9C9C9"/>
           <w:lang w:eastAsia="zh-CN"/>
         </w:rPr>
         <w:t>1609</w:t>
@@ -4891,7 +4891,7 @@
           <w:rFonts w:ascii="Times New Roman" w:eastAsia="宋体" w:hAnsi="Times New Roman"/>
           <w:sz w:val="21"/>
           <w:szCs w:val="21"/>
-          <w:shd w:val="clear" w:color="auto" w:fill="A6A6A6"/>
+          <w:shd w:val="clear" w:color="auto" w:fill="C9C9C9"/>
           <w:lang w:eastAsia="zh-CN"/>
         </w:rPr>
         <w:t>年和</w:t>
@@ -4901,7 +4901,7 @@
           <w:rFonts w:ascii="Times New Roman" w:eastAsia="宋体" w:hAnsi="Times New Roman"/>
           <w:sz w:val="21"/>
           <w:szCs w:val="21"/>
-          <w:shd w:val="clear" w:color="auto" w:fill="A6A6A6"/>
+          <w:shd w:val="clear" w:color="auto" w:fill="C9C9C9"/>
           <w:lang w:eastAsia="zh-CN"/>
         </w:rPr>
         <w:t>1619</w:t>
@@ -4911,7 +4911,7 @@
           <w:rFonts w:ascii="Times New Roman" w:eastAsia="宋体" w:hAnsi="Times New Roman"/>
           <w:sz w:val="21"/>
           <w:szCs w:val="21"/>
-          <w:shd w:val="clear" w:color="auto" w:fill="A6A6A6"/>
+          <w:shd w:val="clear" w:color="auto" w:fill="C9C9C9"/>
           <w:lang w:eastAsia="zh-CN"/>
         </w:rPr>
         <w:t>年</w:t>
@@ -4930,7 +4930,7 @@
           <w:rFonts w:ascii="Times New Roman" w:eastAsia="宋体" w:hAnsi="Times New Roman"/>
           <w:sz w:val="21"/>
           <w:szCs w:val="21"/>
-          <w:shd w:val="clear" w:color="auto" w:fill="A6A6A6"/>
+          <w:shd w:val="clear" w:color="auto" w:fill="C9C9C9"/>
           <w:lang w:eastAsia="zh-CN"/>
         </w:rPr>
         <w:t>行星运动三定律</w:t>
@@ -4952,7 +4952,7 @@
                 <w:rFonts w:ascii="Cambria Math" w:hAnsi="Cambria Math"/>
                 <w:sz w:val="21"/>
                 <w:szCs w:val="21"/>
-                <w:shd w:val="clear" w:color="auto" w:fill="A6A6A6"/>
+                <w:shd w:val="clear" w:color="auto" w:fill="C9C9C9"/>
               </w:rPr>
             </m:ctrlPr>
           </m:sSupPr>
@@ -4993,7 +4993,7 @@
             <w:rFonts w:ascii="Cambria Math" w:hAnsi="Cambria Math"/>
             <w:sz w:val="21"/>
             <w:szCs w:val="21"/>
-            <w:shd w:val="clear" w:color="auto" w:fill="A6A6A6"/>
+            <w:shd w:val="clear" w:color="auto" w:fill="C9C9C9"/>
             <w:lang w:eastAsia="zh-CN"/>
           </w:rPr>
           <m:t>/</m:t>
@@ -5005,7 +5005,7 @@
                 <w:rFonts w:ascii="Cambria Math" w:hAnsi="Cambria Math"/>
                 <w:sz w:val="21"/>
                 <w:szCs w:val="21"/>
-                <w:shd w:val="clear" w:color="auto" w:fill="A6A6A6"/>
+                <w:shd w:val="clear" w:color="auto" w:fill="C9C9C9"/>
               </w:rPr>
             </m:ctrlPr>
           </m:sSupPr>
@@ -5046,7 +5046,7 @@
             <w:rFonts w:ascii="Cambria Math" w:hAnsi="Cambria Math"/>
             <w:sz w:val="21"/>
             <w:szCs w:val="21"/>
-            <w:shd w:val="clear" w:color="auto" w:fill="A6A6A6"/>
+            <w:shd w:val="clear" w:color="auto" w:fill="C9C9C9"/>
             <w:lang w:eastAsia="zh-CN"/>
           </w:rPr>
           <m:t>=k</m:t>
@@ -5149,7 +5149,7 @@
           <w:rFonts w:ascii="Times New Roman" w:eastAsia="宋体" w:hAnsi="Times New Roman"/>
           <w:sz w:val="21"/>
           <w:szCs w:val="21"/>
-          <w:shd w:val="clear" w:color="auto" w:fill="A6A6A6"/>
+          <w:shd w:val="clear" w:color="auto" w:fill="C9C9C9"/>
           <w:lang w:eastAsia="zh-CN"/>
         </w:rPr>
         <w:t>牛顿</w:t>
@@ -5168,7 +5168,7 @@
           <w:rFonts w:ascii="Times New Roman" w:eastAsia="宋体" w:hAnsi="Times New Roman"/>
           <w:sz w:val="21"/>
           <w:szCs w:val="21"/>
-          <w:shd w:val="clear" w:color="auto" w:fill="A6A6A6"/>
+          <w:shd w:val="clear" w:color="auto" w:fill="C9C9C9"/>
           <w:lang w:eastAsia="zh-CN"/>
         </w:rPr>
         <w:t>万有引力定律</w:t>
@@ -5182,7 +5182,7 @@
             <w:rFonts w:ascii="Cambria Math" w:hAnsi="Cambria Math"/>
             <w:sz w:val="21"/>
             <w:szCs w:val="21"/>
-            <w:shd w:val="clear" w:color="auto" w:fill="A6A6A6"/>
+            <w:shd w:val="clear" w:color="auto" w:fill="C9C9C9"/>
             <w:lang w:eastAsia="zh-CN"/>
           </w:rPr>
           <m:t>F=G</m:t>
@@ -5194,7 +5194,7 @@
                 <w:rFonts w:ascii="Cambria Math" w:hAnsi="Cambria Math"/>
                 <w:sz w:val="21"/>
                 <w:szCs w:val="21"/>
-                <w:shd w:val="clear" w:color="auto" w:fill="A6A6A6"/>
+                <w:shd w:val="clear" w:color="auto" w:fill="C9C9C9"/>
               </w:rPr>
             </m:ctrlPr>
           </m:sSubPr>
@@ -5234,7 +5234,7 @@
                 <w:rFonts w:ascii="Cambria Math" w:hAnsi="Cambria Math"/>
                 <w:sz w:val="21"/>
                 <w:szCs w:val="21"/>
-                <w:shd w:val="clear" w:color="auto" w:fill="A6A6A6"/>
+                <w:shd w:val="clear" w:color="auto" w:fill="C9C9C9"/>
               </w:rPr>
             </m:ctrlPr>
           </m:sSubPr>
@@ -5275,7 +5275,7 @@
             <w:rFonts w:ascii="Cambria Math" w:hAnsi="Cambria Math"/>
             <w:sz w:val="21"/>
             <w:szCs w:val="21"/>
-            <w:shd w:val="clear" w:color="auto" w:fill="A6A6A6"/>
+            <w:shd w:val="clear" w:color="auto" w:fill="C9C9C9"/>
             <w:lang w:eastAsia="zh-CN"/>
           </w:rPr>
           <m:t>/</m:t>
@@ -5287,7 +5287,7 @@
                 <w:rFonts w:ascii="Cambria Math" w:hAnsi="Cambria Math"/>
                 <w:sz w:val="21"/>
                 <w:szCs w:val="21"/>
-                <w:shd w:val="clear" w:color="auto" w:fill="A6A6A6"/>
+                <w:shd w:val="clear" w:color="auto" w:fill="C9C9C9"/>
               </w:rPr>
             </m:ctrlPr>
           </m:sSupPr>
@@ -5353,7 +5353,7 @@
           <w:rFonts w:ascii="Times New Roman" w:eastAsia="宋体" w:hAnsi="Times New Roman"/>
           <w:sz w:val="21"/>
           <w:szCs w:val="21"/>
-          <w:shd w:val="clear" w:color="auto" w:fill="A6A6A6"/>
+          <w:shd w:val="clear" w:color="auto" w:fill="C9C9C9"/>
           <w:lang w:eastAsia="zh-CN"/>
         </w:rPr>
         <w:t>「月</w:t>
@@ -5363,7 +5363,7 @@
           <w:rFonts w:ascii="Times New Roman" w:eastAsia="宋体" w:hAnsi="Times New Roman"/>
           <w:sz w:val="21"/>
           <w:szCs w:val="21"/>
-          <w:shd w:val="clear" w:color="auto" w:fill="A6A6A6"/>
+          <w:shd w:val="clear" w:color="auto" w:fill="C9C9C9"/>
           <w:lang w:eastAsia="zh-CN"/>
         </w:rPr>
         <w:t>—</w:t>
@@ -5373,7 +5373,7 @@
           <w:rFonts w:ascii="Times New Roman" w:eastAsia="宋体" w:hAnsi="Times New Roman"/>
           <w:sz w:val="21"/>
           <w:szCs w:val="21"/>
-          <w:shd w:val="clear" w:color="auto" w:fill="A6A6A6"/>
+          <w:shd w:val="clear" w:color="auto" w:fill="C9C9C9"/>
           <w:lang w:eastAsia="zh-CN"/>
         </w:rPr>
         <w:t>地检验」</w:t>
@@ -5457,7 +5457,7 @@
           <w:rFonts w:ascii="Times New Roman" w:eastAsia="宋体" w:hAnsi="Times New Roman"/>
           <w:sz w:val="21"/>
           <w:szCs w:val="21"/>
-          <w:shd w:val="clear" w:color="auto" w:fill="A6A6A6"/>
+          <w:shd w:val="clear" w:color="auto" w:fill="C9C9C9"/>
           <w:lang w:eastAsia="zh-CN"/>
         </w:rPr>
         <w:t>1798</w:t>
@@ -5467,7 +5467,7 @@
           <w:rFonts w:ascii="Times New Roman" w:eastAsia="宋体" w:hAnsi="Times New Roman"/>
           <w:sz w:val="21"/>
           <w:szCs w:val="21"/>
-          <w:shd w:val="clear" w:color="auto" w:fill="A6A6A6"/>
+          <w:shd w:val="clear" w:color="auto" w:fill="C9C9C9"/>
           <w:lang w:eastAsia="zh-CN"/>
         </w:rPr>
         <w:t>年</w:t>
@@ -5486,7 +5486,7 @@
           <w:rFonts w:ascii="Times New Roman" w:eastAsia="宋体" w:hAnsi="Times New Roman"/>
           <w:sz w:val="21"/>
           <w:szCs w:val="21"/>
-          <w:shd w:val="clear" w:color="auto" w:fill="A6A6A6"/>
+          <w:shd w:val="clear" w:color="auto" w:fill="C9C9C9"/>
           <w:lang w:eastAsia="zh-CN"/>
         </w:rPr>
         <w:t>卡文迪什</w:t>
@@ -5505,7 +5505,7 @@
           <w:rFonts w:ascii="Times New Roman" w:eastAsia="宋体" w:hAnsi="Times New Roman"/>
           <w:sz w:val="21"/>
           <w:szCs w:val="21"/>
-          <w:shd w:val="clear" w:color="auto" w:fill="A6A6A6"/>
+          <w:shd w:val="clear" w:color="auto" w:fill="C9C9C9"/>
           <w:lang w:eastAsia="zh-CN"/>
         </w:rPr>
         <w:t>扭秤装置</w:t>
@@ -5524,7 +5524,7 @@
           <w:rFonts w:ascii="Times New Roman" w:eastAsia="宋体" w:hAnsi="Times New Roman"/>
           <w:sz w:val="21"/>
           <w:szCs w:val="21"/>
-          <w:shd w:val="clear" w:color="auto" w:fill="A6A6A6"/>
+          <w:shd w:val="clear" w:color="auto" w:fill="C9C9C9"/>
           <w:lang w:eastAsia="zh-CN"/>
         </w:rPr>
         <w:t>引力常量</w:t>
@@ -5534,7 +5534,7 @@
           <w:rFonts w:ascii="Times New Roman" w:eastAsia="宋体" w:hAnsi="Times New Roman"/>
           <w:sz w:val="21"/>
           <w:szCs w:val="21"/>
-          <w:shd w:val="clear" w:color="auto" w:fill="A6A6A6"/>
+          <w:shd w:val="clear" w:color="auto" w:fill="C9C9C9"/>
           <w:lang w:eastAsia="zh-CN"/>
         </w:rPr>
         <w:t>G</w:t>
@@ -5627,7 +5627,7 @@
           <w:rFonts w:ascii="Times New Roman" w:eastAsia="宋体" w:hAnsi="Times New Roman"/>
           <w:sz w:val="21"/>
           <w:szCs w:val="21"/>
-          <w:shd w:val="clear" w:color="auto" w:fill="A6A6A6"/>
+          <w:shd w:val="clear" w:color="auto" w:fill="C9C9C9"/>
           <w:lang w:eastAsia="zh-CN"/>
         </w:rPr>
         <w:t>亚当斯</w:t>
@@ -5646,7 +5646,7 @@
           <w:rFonts w:ascii="Times New Roman" w:eastAsia="宋体" w:hAnsi="Times New Roman"/>
           <w:sz w:val="21"/>
           <w:szCs w:val="21"/>
-          <w:shd w:val="clear" w:color="auto" w:fill="A6A6A6"/>
+          <w:shd w:val="clear" w:color="auto" w:fill="C9C9C9"/>
           <w:lang w:eastAsia="zh-CN"/>
         </w:rPr>
         <w:t>勒维耶</w:t>
@@ -5665,7 +5665,7 @@
           <w:rFonts w:ascii="Times New Roman" w:eastAsia="宋体" w:hAnsi="Times New Roman"/>
           <w:sz w:val="21"/>
           <w:szCs w:val="21"/>
-          <w:shd w:val="clear" w:color="auto" w:fill="A6A6A6"/>
+          <w:shd w:val="clear" w:color="auto" w:fill="C9C9C9"/>
           <w:lang w:eastAsia="zh-CN"/>
         </w:rPr>
         <w:t>各自独立</w:t>
@@ -5684,7 +5684,7 @@
           <w:rFonts w:ascii="Times New Roman" w:eastAsia="宋体" w:hAnsi="Times New Roman"/>
           <w:sz w:val="21"/>
           <w:szCs w:val="21"/>
-          <w:shd w:val="clear" w:color="auto" w:fill="A6A6A6"/>
+          <w:shd w:val="clear" w:color="auto" w:fill="C9C9C9"/>
           <w:lang w:eastAsia="zh-CN"/>
         </w:rPr>
         <w:t>1846</w:t>
@@ -5694,7 +5694,7 @@
           <w:rFonts w:ascii="Times New Roman" w:eastAsia="宋体" w:hAnsi="Times New Roman"/>
           <w:sz w:val="21"/>
           <w:szCs w:val="21"/>
-          <w:shd w:val="clear" w:color="auto" w:fill="A6A6A6"/>
+          <w:shd w:val="clear" w:color="auto" w:fill="C9C9C9"/>
           <w:lang w:eastAsia="zh-CN"/>
         </w:rPr>
         <w:t>年</w:t>
@@ -5704,7 +5704,7 @@
           <w:rFonts w:ascii="Times New Roman" w:eastAsia="宋体" w:hAnsi="Times New Roman"/>
           <w:sz w:val="21"/>
           <w:szCs w:val="21"/>
-          <w:shd w:val="clear" w:color="auto" w:fill="A6A6A6"/>
+          <w:shd w:val="clear" w:color="auto" w:fill="C9C9C9"/>
           <w:lang w:eastAsia="zh-CN"/>
         </w:rPr>
         <w:t>9</w:t>
@@ -5714,7 +5714,7 @@
           <w:rFonts w:ascii="Times New Roman" w:eastAsia="宋体" w:hAnsi="Times New Roman"/>
           <w:sz w:val="21"/>
           <w:szCs w:val="21"/>
-          <w:shd w:val="clear" w:color="auto" w:fill="A6A6A6"/>
+          <w:shd w:val="clear" w:color="auto" w:fill="C9C9C9"/>
           <w:lang w:eastAsia="zh-CN"/>
         </w:rPr>
         <w:t>月</w:t>
@@ -5724,7 +5724,7 @@
           <w:rFonts w:ascii="Times New Roman" w:eastAsia="宋体" w:hAnsi="Times New Roman"/>
           <w:sz w:val="21"/>
           <w:szCs w:val="21"/>
-          <w:shd w:val="clear" w:color="auto" w:fill="A6A6A6"/>
+          <w:shd w:val="clear" w:color="auto" w:fill="C9C9C9"/>
           <w:lang w:eastAsia="zh-CN"/>
         </w:rPr>
         <w:t>23</w:t>
@@ -5734,7 +5734,7 @@
           <w:rFonts w:ascii="Times New Roman" w:eastAsia="宋体" w:hAnsi="Times New Roman"/>
           <w:sz w:val="21"/>
           <w:szCs w:val="21"/>
-          <w:shd w:val="clear" w:color="auto" w:fill="A6A6A6"/>
+          <w:shd w:val="clear" w:color="auto" w:fill="C9C9C9"/>
           <w:lang w:eastAsia="zh-CN"/>
         </w:rPr>
         <w:t>日晚</w:t>
@@ -5763,7 +5763,7 @@
           <w:rFonts w:ascii="Times New Roman" w:eastAsia="宋体" w:hAnsi="Times New Roman"/>
           <w:sz w:val="21"/>
           <w:szCs w:val="21"/>
-          <w:shd w:val="clear" w:color="auto" w:fill="A6A6A6"/>
+          <w:shd w:val="clear" w:color="auto" w:fill="C9C9C9"/>
           <w:lang w:eastAsia="zh-CN"/>
         </w:rPr>
         <w:t>伽勒</w:t>
@@ -5792,7 +5792,7 @@
           <w:rFonts w:ascii="Times New Roman" w:eastAsia="宋体" w:hAnsi="Times New Roman"/>
           <w:sz w:val="21"/>
           <w:szCs w:val="21"/>
-          <w:shd w:val="clear" w:color="auto" w:fill="A6A6A6"/>
+          <w:shd w:val="clear" w:color="auto" w:fill="C9C9C9"/>
           <w:lang w:eastAsia="zh-CN"/>
         </w:rPr>
         <w:t>海王星</w:t>
@@ -5885,7 +5885,7 @@
           <w:rFonts w:ascii="Times New Roman" w:eastAsia="宋体" w:hAnsi="Times New Roman"/>
           <w:sz w:val="21"/>
           <w:szCs w:val="21"/>
-          <w:shd w:val="clear" w:color="auto" w:fill="A6A6A6"/>
+          <w:shd w:val="clear" w:color="auto" w:fill="C9C9C9"/>
           <w:lang w:eastAsia="zh-CN"/>
         </w:rPr>
         <w:t>1970</w:t>
@@ -5895,7 +5895,7 @@
           <w:rFonts w:ascii="Times New Roman" w:eastAsia="宋体" w:hAnsi="Times New Roman"/>
           <w:sz w:val="21"/>
           <w:szCs w:val="21"/>
-          <w:shd w:val="clear" w:color="auto" w:fill="A6A6A6"/>
+          <w:shd w:val="clear" w:color="auto" w:fill="C9C9C9"/>
           <w:lang w:eastAsia="zh-CN"/>
         </w:rPr>
         <w:t>年</w:t>
@@ -5905,7 +5905,7 @@
           <w:rFonts w:ascii="Times New Roman" w:eastAsia="宋体" w:hAnsi="Times New Roman"/>
           <w:sz w:val="21"/>
           <w:szCs w:val="21"/>
-          <w:shd w:val="clear" w:color="auto" w:fill="A6A6A6"/>
+          <w:shd w:val="clear" w:color="auto" w:fill="C9C9C9"/>
           <w:lang w:eastAsia="zh-CN"/>
         </w:rPr>
         <w:t>4</w:t>
@@ -5915,7 +5915,7 @@
           <w:rFonts w:ascii="Times New Roman" w:eastAsia="宋体" w:hAnsi="Times New Roman"/>
           <w:sz w:val="21"/>
           <w:szCs w:val="21"/>
-          <w:shd w:val="clear" w:color="auto" w:fill="A6A6A6"/>
+          <w:shd w:val="clear" w:color="auto" w:fill="C9C9C9"/>
           <w:lang w:eastAsia="zh-CN"/>
         </w:rPr>
         <w:t>月</w:t>
@@ -5925,7 +5925,7 @@
           <w:rFonts w:ascii="Times New Roman" w:eastAsia="宋体" w:hAnsi="Times New Roman"/>
           <w:sz w:val="21"/>
           <w:szCs w:val="21"/>
-          <w:shd w:val="clear" w:color="auto" w:fill="A6A6A6"/>
+          <w:shd w:val="clear" w:color="auto" w:fill="C9C9C9"/>
           <w:lang w:eastAsia="zh-CN"/>
         </w:rPr>
         <w:t>24</w:t>
@@ -5935,7 +5935,7 @@
           <w:rFonts w:ascii="Times New Roman" w:eastAsia="宋体" w:hAnsi="Times New Roman"/>
           <w:sz w:val="21"/>
           <w:szCs w:val="21"/>
-          <w:shd w:val="clear" w:color="auto" w:fill="A6A6A6"/>
+          <w:shd w:val="clear" w:color="auto" w:fill="C9C9C9"/>
           <w:lang w:eastAsia="zh-CN"/>
         </w:rPr>
         <w:t>日</w:t>
@@ -5954,7 +5954,7 @@
           <w:rFonts w:ascii="Times New Roman" w:eastAsia="宋体" w:hAnsi="Times New Roman"/>
           <w:sz w:val="21"/>
           <w:szCs w:val="21"/>
-          <w:shd w:val="clear" w:color="auto" w:fill="A6A6A6"/>
+          <w:shd w:val="clear" w:color="auto" w:fill="C9C9C9"/>
           <w:lang w:eastAsia="zh-CN"/>
         </w:rPr>
         <w:t>「东方红一号」</w:t>
@@ -5993,7 +5993,7 @@
           <w:rFonts w:ascii="Times New Roman" w:eastAsia="宋体" w:hAnsi="Times New Roman"/>
           <w:sz w:val="21"/>
           <w:szCs w:val="21"/>
-          <w:shd w:val="clear" w:color="auto" w:fill="A6A6A6"/>
+          <w:shd w:val="clear" w:color="auto" w:fill="C9C9C9"/>
           <w:lang w:eastAsia="zh-CN"/>
         </w:rPr>
         <w:t>钱学森</w:t>
@@ -6012,7 +6012,7 @@
           <w:rFonts w:ascii="Times New Roman" w:eastAsia="宋体" w:hAnsi="Times New Roman"/>
           <w:sz w:val="21"/>
           <w:szCs w:val="21"/>
-          <w:shd w:val="clear" w:color="auto" w:fill="A6A6A6"/>
+          <w:shd w:val="clear" w:color="auto" w:fill="C9C9C9"/>
           <w:lang w:eastAsia="zh-CN"/>
         </w:rPr>
         <w:t>「中国航天之父」</w:t>
@@ -6150,7 +6150,7 @@
           <w:rFonts w:ascii="Times New Roman" w:eastAsia="宋体" w:hAnsi="Times New Roman"/>
           <w:sz w:val="21"/>
           <w:szCs w:val="21"/>
-          <w:shd w:val="clear" w:color="auto" w:fill="A6A6A6"/>
+          <w:shd w:val="clear" w:color="auto" w:fill="C9C9C9"/>
           <w:lang w:eastAsia="zh-CN"/>
         </w:rPr>
         <w:t>爱因斯坦</w:t>
@@ -6169,7 +6169,7 @@
           <w:rFonts w:ascii="Times New Roman" w:eastAsia="宋体" w:hAnsi="Times New Roman"/>
           <w:sz w:val="21"/>
           <w:szCs w:val="21"/>
-          <w:shd w:val="clear" w:color="auto" w:fill="A6A6A6"/>
+          <w:shd w:val="clear" w:color="auto" w:fill="C9C9C9"/>
           <w:lang w:eastAsia="zh-CN"/>
         </w:rPr>
         <w:t>相对论时空观</w:t>
@@ -6188,7 +6188,7 @@
           <w:rFonts w:ascii="Times New Roman" w:eastAsia="宋体" w:hAnsi="Times New Roman"/>
           <w:sz w:val="21"/>
           <w:szCs w:val="21"/>
-          <w:shd w:val="clear" w:color="auto" w:fill="A6A6A6"/>
+          <w:shd w:val="clear" w:color="auto" w:fill="C9C9C9"/>
           <w:lang w:eastAsia="zh-CN"/>
         </w:rPr>
         <w:t>惯性参考系</w:t>
@@ -6207,7 +6207,7 @@
           <w:rFonts w:ascii="Times New Roman" w:eastAsia="宋体" w:hAnsi="Times New Roman"/>
           <w:sz w:val="21"/>
           <w:szCs w:val="21"/>
-          <w:shd w:val="clear" w:color="auto" w:fill="A6A6A6"/>
+          <w:shd w:val="clear" w:color="auto" w:fill="C9C9C9"/>
           <w:lang w:eastAsia="zh-CN"/>
         </w:rPr>
         <w:t>真空中的光速</w:t>
@@ -6226,7 +6226,7 @@
           <w:rFonts w:ascii="Times New Roman" w:eastAsia="宋体" w:hAnsi="Times New Roman"/>
           <w:sz w:val="21"/>
           <w:szCs w:val="21"/>
-          <w:shd w:val="clear" w:color="auto" w:fill="A6A6A6"/>
+          <w:shd w:val="clear" w:color="auto" w:fill="C9C9C9"/>
           <w:lang w:eastAsia="zh-CN"/>
         </w:rPr>
         <w:t>牛顿力学</w:t>
@@ -6319,7 +6319,7 @@
           <w:rFonts w:ascii="Times New Roman" w:eastAsia="宋体" w:hAnsi="Times New Roman"/>
           <w:sz w:val="21"/>
           <w:szCs w:val="21"/>
-          <w:shd w:val="clear" w:color="auto" w:fill="A6A6A6"/>
+          <w:shd w:val="clear" w:color="auto" w:fill="C9C9C9"/>
           <w:lang w:eastAsia="zh-CN"/>
         </w:rPr>
         <w:t>胡克、哈雷</w:t>
@@ -6338,7 +6338,7 @@
           <w:rFonts w:ascii="Times New Roman" w:eastAsia="宋体" w:hAnsi="Times New Roman"/>
           <w:sz w:val="21"/>
           <w:szCs w:val="21"/>
-          <w:shd w:val="clear" w:color="auto" w:fill="A6A6A6"/>
+          <w:shd w:val="clear" w:color="auto" w:fill="C9C9C9"/>
           <w:lang w:eastAsia="zh-CN"/>
         </w:rPr>
         <w:t>二次方成反比</w:t>
@@ -6431,7 +6431,7 @@
           <w:rFonts w:ascii="Times New Roman" w:eastAsia="宋体" w:hAnsi="Times New Roman"/>
           <w:sz w:val="21"/>
           <w:szCs w:val="21"/>
-          <w:shd w:val="clear" w:color="auto" w:fill="A6A6A6"/>
+          <w:shd w:val="clear" w:color="auto" w:fill="C9C9C9"/>
           <w:lang w:eastAsia="zh-CN"/>
         </w:rPr>
         <w:t>哈雷</w:t>
@@ -6450,7 +6450,7 @@
           <w:rFonts w:ascii="Times New Roman" w:eastAsia="宋体" w:hAnsi="Times New Roman"/>
           <w:sz w:val="21"/>
           <w:szCs w:val="21"/>
-          <w:shd w:val="clear" w:color="auto" w:fill="A6A6A6"/>
+          <w:shd w:val="clear" w:color="auto" w:fill="C9C9C9"/>
           <w:lang w:eastAsia="zh-CN"/>
         </w:rPr>
         <w:t>预言哈雷彗星的回归</w:t>
@@ -6580,7 +6580,7 @@
           <w:rFonts w:ascii="Times New Roman" w:eastAsia="宋体" w:hAnsi="Times New Roman"/>
           <w:sz w:val="21"/>
           <w:szCs w:val="21"/>
-          <w:shd w:val="clear" w:color="auto" w:fill="A6A6A6"/>
+          <w:shd w:val="clear" w:color="auto" w:fill="C9C9C9"/>
           <w:lang w:eastAsia="zh-CN"/>
         </w:rPr>
         <w:t>华中科技大学</w:t>
@@ -6619,7 +6619,7 @@
           <w:rFonts w:ascii="Times New Roman" w:eastAsia="宋体" w:hAnsi="Times New Roman"/>
           <w:sz w:val="21"/>
           <w:szCs w:val="21"/>
-          <w:shd w:val="clear" w:color="auto" w:fill="A6A6A6"/>
+          <w:shd w:val="clear" w:color="auto" w:fill="C9C9C9"/>
           <w:lang w:eastAsia="zh-CN"/>
         </w:rPr>
         <w:t>2018</w:t>
@@ -6629,7 +6629,7 @@
           <w:rFonts w:ascii="Times New Roman" w:eastAsia="宋体" w:hAnsi="Times New Roman"/>
           <w:sz w:val="21"/>
           <w:szCs w:val="21"/>
-          <w:shd w:val="clear" w:color="auto" w:fill="A6A6A6"/>
+          <w:shd w:val="clear" w:color="auto" w:fill="C9C9C9"/>
           <w:lang w:eastAsia="zh-CN"/>
         </w:rPr>
         <w:t>年</w:t>
@@ -6731,7 +6731,7 @@
           <w:rFonts w:ascii="Times New Roman" w:eastAsia="宋体" w:hAnsi="Times New Roman"/>
           <w:sz w:val="21"/>
           <w:szCs w:val="21"/>
-          <w:shd w:val="clear" w:color="auto" w:fill="A6A6A6"/>
+          <w:shd w:val="clear" w:color="auto" w:fill="C9C9C9"/>
           <w:lang w:eastAsia="zh-CN"/>
         </w:rPr>
         <w:t>1916</w:t>
@@ -6741,7 +6741,7 @@
           <w:rFonts w:ascii="Times New Roman" w:eastAsia="宋体" w:hAnsi="Times New Roman"/>
           <w:sz w:val="21"/>
           <w:szCs w:val="21"/>
-          <w:shd w:val="clear" w:color="auto" w:fill="A6A6A6"/>
+          <w:shd w:val="clear" w:color="auto" w:fill="C9C9C9"/>
           <w:lang w:eastAsia="zh-CN"/>
         </w:rPr>
         <w:t>年爱因斯坦创立广义相对论</w:t>
@@ -7094,7 +7094,7 @@
           <w:rFonts w:ascii="Times New Roman" w:eastAsia="宋体" w:hAnsi="Times New Roman"/>
           <w:sz w:val="21"/>
           <w:szCs w:val="21"/>
-          <w:shd w:val="clear" w:color="auto" w:fill="A6A6A6"/>
+          <w:shd w:val="clear" w:color="auto" w:fill="C9C9C9"/>
           <w:lang w:eastAsia="zh-CN"/>
         </w:rPr>
         <w:t>德国医生迈尔</w:t>
@@ -7113,7 +7113,7 @@
           <w:rFonts w:ascii="Times New Roman" w:eastAsia="宋体" w:hAnsi="Times New Roman"/>
           <w:sz w:val="21"/>
           <w:szCs w:val="21"/>
-          <w:shd w:val="clear" w:color="auto" w:fill="A6A6A6"/>
+          <w:shd w:val="clear" w:color="auto" w:fill="C9C9C9"/>
           <w:lang w:eastAsia="zh-CN"/>
         </w:rPr>
         <w:t>第一个提出能量守恒思想</w:t>
@@ -7168,7 +7168,7 @@
           <w:rFonts w:ascii="Times New Roman" w:eastAsia="宋体" w:hAnsi="Times New Roman"/>
           <w:sz w:val="21"/>
           <w:szCs w:val="21"/>
-          <w:shd w:val="clear" w:color="auto" w:fill="A6A6A6"/>
+          <w:shd w:val="clear" w:color="auto" w:fill="C9C9C9"/>
           <w:lang w:eastAsia="zh-CN"/>
         </w:rPr>
         <w:t>1840</w:t>
@@ -7178,7 +7178,7 @@
           <w:rFonts w:ascii="Times New Roman" w:eastAsia="宋体" w:hAnsi="Times New Roman"/>
           <w:sz w:val="21"/>
           <w:szCs w:val="21"/>
-          <w:shd w:val="clear" w:color="auto" w:fill="A6A6A6"/>
+          <w:shd w:val="clear" w:color="auto" w:fill="C9C9C9"/>
           <w:lang w:eastAsia="zh-CN"/>
         </w:rPr>
         <w:t>年</w:t>
@@ -7197,7 +7197,7 @@
           <w:rFonts w:ascii="Times New Roman" w:eastAsia="宋体" w:hAnsi="Times New Roman"/>
           <w:sz w:val="21"/>
           <w:szCs w:val="21"/>
-          <w:shd w:val="clear" w:color="auto" w:fill="A6A6A6"/>
+          <w:shd w:val="clear" w:color="auto" w:fill="C9C9C9"/>
           <w:lang w:eastAsia="zh-CN"/>
         </w:rPr>
         <w:t>英国物理学家</w:t>
@@ -7208,7 +7208,7 @@
           <w:rFonts w:ascii="Times New Roman" w:eastAsia="宋体" w:hAnsi="Times New Roman"/>
           <w:sz w:val="21"/>
           <w:szCs w:val="21"/>
-          <w:shd w:val="clear" w:color="auto" w:fill="A6A6A6"/>
+          <w:shd w:val="clear" w:color="auto" w:fill="C9C9C9"/>
           <w:lang w:eastAsia="zh-CN"/>
         </w:rPr>
         <w:t>焦耳</w:t>
@@ -7237,7 +7237,7 @@
           <w:rFonts w:ascii="Times New Roman" w:eastAsia="宋体" w:hAnsi="Times New Roman"/>
           <w:sz w:val="21"/>
           <w:szCs w:val="21"/>
-          <w:shd w:val="clear" w:color="auto" w:fill="A6A6A6"/>
+          <w:shd w:val="clear" w:color="auto" w:fill="C9C9C9"/>
           <w:lang w:eastAsia="zh-CN"/>
         </w:rPr>
         <w:t>实验基础</w:t>
@@ -7256,7 +7256,7 @@
           <w:rFonts w:ascii="Times New Roman" w:eastAsia="宋体" w:hAnsi="Times New Roman"/>
           <w:sz w:val="21"/>
           <w:szCs w:val="21"/>
-          <w:shd w:val="clear" w:color="auto" w:fill="A6A6A6"/>
+          <w:shd w:val="clear" w:color="auto" w:fill="C9C9C9"/>
           <w:lang w:eastAsia="zh-CN"/>
         </w:rPr>
         <w:t>1847</w:t>
@@ -7266,7 +7266,7 @@
           <w:rFonts w:ascii="Times New Roman" w:eastAsia="宋体" w:hAnsi="Times New Roman"/>
           <w:sz w:val="21"/>
           <w:szCs w:val="21"/>
-          <w:shd w:val="clear" w:color="auto" w:fill="A6A6A6"/>
+          <w:shd w:val="clear" w:color="auto" w:fill="C9C9C9"/>
           <w:lang w:eastAsia="zh-CN"/>
         </w:rPr>
         <w:t>年</w:t>
@@ -7285,7 +7285,7 @@
           <w:rFonts w:ascii="Times New Roman" w:eastAsia="宋体" w:hAnsi="Times New Roman"/>
           <w:sz w:val="21"/>
           <w:szCs w:val="21"/>
-          <w:shd w:val="clear" w:color="auto" w:fill="A6A6A6"/>
+          <w:shd w:val="clear" w:color="auto" w:fill="C9C9C9"/>
           <w:lang w:eastAsia="zh-CN"/>
         </w:rPr>
         <w:t>德国科学家</w:t>
@@ -7296,7 +7296,7 @@
           <w:rFonts w:ascii="Times New Roman" w:eastAsia="宋体" w:hAnsi="Times New Roman"/>
           <w:sz w:val="21"/>
           <w:szCs w:val="21"/>
-          <w:shd w:val="clear" w:color="auto" w:fill="A6A6A6"/>
+          <w:shd w:val="clear" w:color="auto" w:fill="C9C9C9"/>
           <w:lang w:eastAsia="zh-CN"/>
         </w:rPr>
         <w:t>亥姆霍兹</w:t>
@@ -7316,7 +7316,7 @@
           <w:rFonts w:ascii="Times New Roman" w:eastAsia="宋体" w:hAnsi="Times New Roman"/>
           <w:sz w:val="21"/>
           <w:szCs w:val="21"/>
-          <w:shd w:val="clear" w:color="auto" w:fill="A6A6A6"/>
+          <w:shd w:val="clear" w:color="auto" w:fill="C9C9C9"/>
           <w:lang w:eastAsia="zh-CN"/>
         </w:rPr>
         <w:t>概括和总结</w:t>
@@ -7421,7 +7421,7 @@
           <w:rFonts w:ascii="Times New Roman" w:eastAsia="宋体" w:hAnsi="Times New Roman"/>
           <w:sz w:val="21"/>
           <w:szCs w:val="21"/>
-          <w:shd w:val="clear" w:color="auto" w:fill="A6A6A6"/>
+          <w:shd w:val="clear" w:color="auto" w:fill="C9C9C9"/>
           <w:lang w:eastAsia="zh-CN"/>
         </w:rPr>
         <w:t>焦耳</w:t>
@@ -7450,7 +7450,7 @@
           <w:rFonts w:ascii="Times New Roman" w:eastAsia="宋体" w:hAnsi="Times New Roman"/>
           <w:sz w:val="21"/>
           <w:szCs w:val="21"/>
-          <w:shd w:val="clear" w:color="auto" w:fill="A6A6A6"/>
+          <w:shd w:val="clear" w:color="auto" w:fill="C9C9C9"/>
           <w:lang w:eastAsia="zh-CN"/>
         </w:rPr>
         <w:t>电流的热效应</w:t>
@@ -7469,7 +7469,7 @@
           <w:rFonts w:ascii="Times New Roman" w:eastAsia="宋体" w:hAnsi="Times New Roman"/>
           <w:sz w:val="21"/>
           <w:szCs w:val="21"/>
-          <w:shd w:val="clear" w:color="auto" w:fill="A6A6A6"/>
+          <w:shd w:val="clear" w:color="auto" w:fill="C9C9C9"/>
           <w:lang w:eastAsia="zh-CN"/>
         </w:rPr>
         <w:t>热功当量</w:t>
@@ -7582,7 +7582,7 @@
           <w:rFonts w:ascii="Times New Roman" w:eastAsia="宋体" w:hAnsi="Times New Roman"/>
           <w:sz w:val="21"/>
           <w:szCs w:val="21"/>
-          <w:shd w:val="clear" w:color="auto" w:fill="A6A6A6"/>
+          <w:shd w:val="clear" w:color="auto" w:fill="C9C9C9"/>
           <w:lang w:eastAsia="zh-CN"/>
         </w:rPr>
         <w:t>机械能守恒</w:t>
@@ -7601,7 +7601,7 @@
           <w:rFonts w:ascii="Times New Roman" w:eastAsia="宋体" w:hAnsi="Times New Roman"/>
           <w:sz w:val="21"/>
           <w:szCs w:val="21"/>
-          <w:shd w:val="clear" w:color="auto" w:fill="A6A6A6"/>
+          <w:shd w:val="clear" w:color="auto" w:fill="C9C9C9"/>
           <w:lang w:eastAsia="zh-CN"/>
         </w:rPr>
         <w:t>能量守恒</w:t>
@@ -7823,7 +7823,7 @@
           <w:rFonts w:ascii="Times New Roman" w:eastAsia="宋体" w:hAnsi="Times New Roman"/>
           <w:sz w:val="21"/>
           <w:szCs w:val="21"/>
-          <w:shd w:val="clear" w:color="auto" w:fill="A6A6A6"/>
+          <w:shd w:val="clear" w:color="auto" w:fill="C9C9C9"/>
           <w:lang w:eastAsia="zh-CN"/>
         </w:rPr>
         <w:t>富兰克林</w:t>
@@ -7842,7 +7842,7 @@
           <w:rFonts w:ascii="Times New Roman" w:eastAsia="宋体" w:hAnsi="Times New Roman"/>
           <w:sz w:val="21"/>
           <w:szCs w:val="21"/>
-          <w:shd w:val="clear" w:color="auto" w:fill="A6A6A6"/>
+          <w:shd w:val="clear" w:color="auto" w:fill="C9C9C9"/>
           <w:lang w:eastAsia="zh-CN"/>
         </w:rPr>
         <w:t>雷电</w:t>
@@ -7861,7 +7861,7 @@
           <w:rFonts w:ascii="Times New Roman" w:eastAsia="宋体" w:hAnsi="Times New Roman"/>
           <w:sz w:val="21"/>
           <w:szCs w:val="21"/>
-          <w:shd w:val="clear" w:color="auto" w:fill="A6A6A6"/>
+          <w:shd w:val="clear" w:color="auto" w:fill="C9C9C9"/>
           <w:lang w:eastAsia="zh-CN"/>
         </w:rPr>
         <w:t>命名了正电荷和负电荷</w:t>
@@ -7963,7 +7963,7 @@
           <w:rFonts w:ascii="Times New Roman" w:eastAsia="宋体" w:hAnsi="Times New Roman"/>
           <w:sz w:val="21"/>
           <w:szCs w:val="21"/>
-          <w:shd w:val="clear" w:color="auto" w:fill="A6A6A6"/>
+          <w:shd w:val="clear" w:color="auto" w:fill="C9C9C9"/>
           <w:lang w:eastAsia="zh-CN"/>
         </w:rPr>
         <w:t>1785</w:t>
@@ -7973,7 +7973,7 @@
           <w:rFonts w:ascii="Times New Roman" w:eastAsia="宋体" w:hAnsi="Times New Roman"/>
           <w:sz w:val="21"/>
           <w:szCs w:val="21"/>
-          <w:shd w:val="clear" w:color="auto" w:fill="A6A6A6"/>
+          <w:shd w:val="clear" w:color="auto" w:fill="C9C9C9"/>
           <w:lang w:eastAsia="zh-CN"/>
         </w:rPr>
         <w:t>年</w:t>
@@ -7992,7 +7992,7 @@
           <w:rFonts w:ascii="Times New Roman" w:eastAsia="宋体" w:hAnsi="Times New Roman"/>
           <w:sz w:val="21"/>
           <w:szCs w:val="21"/>
-          <w:shd w:val="clear" w:color="auto" w:fill="A6A6A6"/>
+          <w:shd w:val="clear" w:color="auto" w:fill="C9C9C9"/>
           <w:lang w:eastAsia="zh-CN"/>
         </w:rPr>
         <w:t>库仑</w:t>
@@ -8011,7 +8011,7 @@
           <w:rFonts w:ascii="Times New Roman" w:eastAsia="宋体" w:hAnsi="Times New Roman"/>
           <w:sz w:val="21"/>
           <w:szCs w:val="21"/>
-          <w:shd w:val="clear" w:color="auto" w:fill="A6A6A6"/>
+          <w:shd w:val="clear" w:color="auto" w:fill="C9C9C9"/>
           <w:lang w:eastAsia="zh-CN"/>
         </w:rPr>
         <w:t>扭秤实验</w:t>
@@ -8030,7 +8030,7 @@
           <w:rFonts w:ascii="Times New Roman" w:eastAsia="宋体" w:hAnsi="Times New Roman"/>
           <w:sz w:val="21"/>
           <w:szCs w:val="21"/>
-          <w:shd w:val="clear" w:color="auto" w:fill="A6A6A6"/>
+          <w:shd w:val="clear" w:color="auto" w:fill="C9C9C9"/>
           <w:lang w:eastAsia="zh-CN"/>
         </w:rPr>
         <w:t>库仑定律</w:t>
@@ -8141,7 +8141,7 @@
           <w:rFonts w:ascii="Times New Roman" w:eastAsia="宋体" w:hAnsi="Times New Roman"/>
           <w:sz w:val="21"/>
           <w:szCs w:val="21"/>
-          <w:shd w:val="clear" w:color="auto" w:fill="A6A6A6"/>
+          <w:shd w:val="clear" w:color="auto" w:fill="C9C9C9"/>
           <w:lang w:eastAsia="zh-CN"/>
         </w:rPr>
         <w:t>密立根</w:t>
@@ -8160,7 +8160,7 @@
           <w:rFonts w:ascii="Times New Roman" w:eastAsia="宋体" w:hAnsi="Times New Roman"/>
           <w:sz w:val="21"/>
           <w:szCs w:val="21"/>
-          <w:shd w:val="clear" w:color="auto" w:fill="A6A6A6"/>
+          <w:shd w:val="clear" w:color="auto" w:fill="C9C9C9"/>
           <w:lang w:eastAsia="zh-CN"/>
         </w:rPr>
         <w:t>测得</w:t>
@@ -8179,7 +8179,7 @@
           <w:rFonts w:ascii="Times New Roman" w:eastAsia="宋体" w:hAnsi="Times New Roman"/>
           <w:sz w:val="21"/>
           <w:szCs w:val="21"/>
-          <w:shd w:val="clear" w:color="auto" w:fill="A6A6A6"/>
+          <w:shd w:val="clear" w:color="auto" w:fill="C9C9C9"/>
           <w:lang w:eastAsia="zh-CN"/>
         </w:rPr>
         <w:t>诺贝尔物理学奖</w:t>
@@ -8318,7 +8318,7 @@
           <w:rFonts w:ascii="Times New Roman" w:eastAsia="宋体" w:hAnsi="Times New Roman"/>
           <w:sz w:val="21"/>
           <w:szCs w:val="21"/>
-          <w:shd w:val="clear" w:color="auto" w:fill="A6A6A6"/>
+          <w:shd w:val="clear" w:color="auto" w:fill="C9C9C9"/>
           <w:lang w:eastAsia="zh-CN"/>
         </w:rPr>
         <w:t>杜菲</w:t>
@@ -8410,7 +8410,7 @@
           <w:rFonts w:ascii="Times New Roman" w:eastAsia="宋体" w:hAnsi="Times New Roman"/>
           <w:sz w:val="21"/>
           <w:szCs w:val="21"/>
-          <w:shd w:val="clear" w:color="auto" w:fill="A6A6A6"/>
+          <w:shd w:val="clear" w:color="auto" w:fill="C9C9C9"/>
           <w:lang w:eastAsia="zh-CN"/>
         </w:rPr>
         <w:t>命名正负电荷</w:t>
@@ -8467,7 +8467,7 @@
           <w:rFonts w:ascii="Times New Roman" w:eastAsia="宋体" w:hAnsi="Times New Roman"/>
           <w:sz w:val="21"/>
           <w:szCs w:val="21"/>
-          <w:shd w:val="clear" w:color="auto" w:fill="A6A6A6"/>
+          <w:shd w:val="clear" w:color="auto" w:fill="C9C9C9"/>
           <w:lang w:eastAsia="zh-CN"/>
         </w:rPr>
         <w:t>库仑扭秤实验和库仑定律</w:t>
@@ -8726,7 +8726,7 @@
           <w:rFonts w:ascii="Times New Roman" w:eastAsia="宋体" w:hAnsi="Times New Roman"/>
           <w:sz w:val="21"/>
           <w:szCs w:val="21"/>
-          <w:shd w:val="clear" w:color="auto" w:fill="A6A6A6"/>
+          <w:shd w:val="clear" w:color="auto" w:fill="C9C9C9"/>
           <w:lang w:eastAsia="zh-CN"/>
         </w:rPr>
         <w:t>法拉</w:t>
@@ -8737,7 +8737,7 @@
           <w:rFonts w:ascii="Times New Roman" w:eastAsia="宋体" w:hAnsi="Times New Roman"/>
           <w:sz w:val="21"/>
           <w:szCs w:val="21"/>
-          <w:shd w:val="clear" w:color="auto" w:fill="A6A6A6"/>
+          <w:shd w:val="clear" w:color="auto" w:fill="C9C9C9"/>
           <w:lang w:eastAsia="zh-CN"/>
         </w:rPr>
         <w:t>第</w:t>
@@ -8766,7 +8766,7 @@
           <w:rFonts w:ascii="Times New Roman" w:eastAsia="宋体" w:hAnsi="Times New Roman"/>
           <w:sz w:val="21"/>
           <w:szCs w:val="21"/>
-          <w:shd w:val="clear" w:color="auto" w:fill="A6A6A6"/>
+          <w:shd w:val="clear" w:color="auto" w:fill="C9C9C9"/>
           <w:lang w:eastAsia="zh-CN"/>
         </w:rPr>
         <w:t>电场</w:t>
@@ -8785,7 +8785,7 @@
           <w:rFonts w:ascii="Times New Roman" w:eastAsia="宋体" w:hAnsi="Times New Roman"/>
           <w:sz w:val="21"/>
           <w:szCs w:val="21"/>
-          <w:shd w:val="clear" w:color="auto" w:fill="A6A6A6"/>
+          <w:shd w:val="clear" w:color="auto" w:fill="C9C9C9"/>
           <w:lang w:eastAsia="zh-CN"/>
         </w:rPr>
         <w:t>电场线</w:t>
@@ -8804,7 +8804,7 @@
           <w:rFonts w:ascii="Times New Roman" w:eastAsia="宋体" w:hAnsi="Times New Roman"/>
           <w:sz w:val="21"/>
           <w:szCs w:val="21"/>
-          <w:shd w:val="clear" w:color="auto" w:fill="A6A6A6"/>
+          <w:shd w:val="clear" w:color="auto" w:fill="C9C9C9"/>
           <w:lang w:eastAsia="zh-CN"/>
         </w:rPr>
         <w:t>麦克斯韦</w:t>
@@ -8898,7 +8898,7 @@
           <w:rFonts w:ascii="Times New Roman" w:eastAsia="宋体" w:hAnsi="Times New Roman"/>
           <w:sz w:val="21"/>
           <w:szCs w:val="21"/>
-          <w:shd w:val="clear" w:color="auto" w:fill="A6A6A6"/>
+          <w:shd w:val="clear" w:color="auto" w:fill="C9C9C9"/>
           <w:lang w:eastAsia="zh-CN"/>
         </w:rPr>
         <w:t>模型</w:t>
@@ -9103,7 +9103,7 @@
           <w:rFonts w:ascii="Times New Roman" w:eastAsia="宋体" w:hAnsi="Times New Roman"/>
           <w:sz w:val="21"/>
           <w:szCs w:val="21"/>
-          <w:shd w:val="clear" w:color="auto" w:fill="A6A6A6"/>
+          <w:shd w:val="clear" w:color="auto" w:fill="C9C9C9"/>
           <w:lang w:eastAsia="zh-CN"/>
         </w:rPr>
         <w:t>欧姆</w:t>
@@ -9122,7 +9122,7 @@
           <w:rFonts w:ascii="Times New Roman" w:eastAsia="宋体" w:hAnsi="Times New Roman"/>
           <w:sz w:val="21"/>
           <w:szCs w:val="21"/>
-          <w:shd w:val="clear" w:color="auto" w:fill="A6A6A6"/>
+          <w:shd w:val="clear" w:color="auto" w:fill="C9C9C9"/>
           <w:lang w:eastAsia="zh-CN"/>
         </w:rPr>
         <w:t>欧姆定律</w:t>
@@ -9206,7 +9206,7 @@
           <w:rFonts w:ascii="Times New Roman" w:eastAsia="宋体" w:hAnsi="Times New Roman"/>
           <w:sz w:val="21"/>
           <w:szCs w:val="21"/>
-          <w:shd w:val="clear" w:color="auto" w:fill="A6A6A6"/>
+          <w:shd w:val="clear" w:color="auto" w:fill="C9C9C9"/>
           <w:lang w:eastAsia="zh-CN"/>
         </w:rPr>
         <w:t>1911</w:t>
@@ -9216,7 +9216,7 @@
           <w:rFonts w:ascii="Times New Roman" w:eastAsia="宋体" w:hAnsi="Times New Roman"/>
           <w:sz w:val="21"/>
           <w:szCs w:val="21"/>
-          <w:shd w:val="clear" w:color="auto" w:fill="A6A6A6"/>
+          <w:shd w:val="clear" w:color="auto" w:fill="C9C9C9"/>
           <w:lang w:eastAsia="zh-CN"/>
         </w:rPr>
         <w:t>年</w:t>
@@ -9235,7 +9235,7 @@
           <w:rFonts w:ascii="Times New Roman" w:eastAsia="宋体" w:hAnsi="Times New Roman"/>
           <w:sz w:val="21"/>
           <w:szCs w:val="21"/>
-          <w:shd w:val="clear" w:color="auto" w:fill="A6A6A6"/>
+          <w:shd w:val="clear" w:color="auto" w:fill="C9C9C9"/>
           <w:lang w:eastAsia="zh-CN"/>
         </w:rPr>
         <w:t>昂内斯</w:t>
@@ -9281,7 +9281,7 @@
           <w:rFonts w:ascii="Times New Roman" w:eastAsia="宋体" w:hAnsi="Times New Roman"/>
           <w:sz w:val="21"/>
           <w:szCs w:val="21"/>
-          <w:shd w:val="clear" w:color="auto" w:fill="A6A6A6"/>
+          <w:shd w:val="clear" w:color="auto" w:fill="C9C9C9"/>
           <w:lang w:eastAsia="zh-CN"/>
         </w:rPr>
         <w:t>超导现象</w:t>
@@ -9383,7 +9383,7 @@
           <w:rFonts w:ascii="Times New Roman" w:eastAsia="宋体" w:hAnsi="Times New Roman"/>
           <w:sz w:val="21"/>
           <w:szCs w:val="21"/>
-          <w:shd w:val="clear" w:color="auto" w:fill="A6A6A6"/>
+          <w:shd w:val="clear" w:color="auto" w:fill="C9C9C9"/>
           <w:lang w:eastAsia="zh-CN"/>
         </w:rPr>
         <w:t>朱经武</w:t>
@@ -9402,7 +9402,7 @@
           <w:rFonts w:ascii="Times New Roman" w:eastAsia="宋体" w:hAnsi="Times New Roman"/>
           <w:sz w:val="21"/>
           <w:szCs w:val="21"/>
-          <w:shd w:val="clear" w:color="auto" w:fill="A6A6A6"/>
+          <w:shd w:val="clear" w:color="auto" w:fill="C9C9C9"/>
           <w:lang w:eastAsia="zh-CN"/>
         </w:rPr>
         <w:t>赵忠贤</w:t>
@@ -9497,7 +9497,7 @@
           <w:rFonts w:ascii="Times New Roman" w:eastAsia="宋体" w:hAnsi="Times New Roman"/>
           <w:sz w:val="21"/>
           <w:szCs w:val="21"/>
-          <w:shd w:val="clear" w:color="auto" w:fill="A6A6A6"/>
+          <w:shd w:val="clear" w:color="auto" w:fill="C9C9C9"/>
           <w:lang w:eastAsia="zh-CN"/>
         </w:rPr>
         <w:t>90 K</w:t>
@@ -9731,7 +9731,7 @@
           <w:rFonts w:ascii="Times New Roman" w:eastAsia="宋体" w:hAnsi="Times New Roman"/>
           <w:sz w:val="21"/>
           <w:szCs w:val="21"/>
-          <w:shd w:val="clear" w:color="auto" w:fill="A6A6A6"/>
+          <w:shd w:val="clear" w:color="auto" w:fill="C9C9C9"/>
           <w:lang w:eastAsia="zh-CN"/>
         </w:rPr>
         <w:t>焦耳定律</w:t>
@@ -9754,7 +9754,7 @@
             <w:rFonts w:ascii="Cambria Math" w:hAnsi="Cambria Math"/>
             <w:sz w:val="21"/>
             <w:szCs w:val="21"/>
-            <w:shd w:val="clear" w:color="auto" w:fill="A6A6A6"/>
+            <w:shd w:val="clear" w:color="auto" w:fill="C9C9C9"/>
             <w:lang w:eastAsia="zh-CN"/>
           </w:rPr>
           <m:t>Q=</m:t>
@@ -9766,7 +9766,7 @@
                 <w:rFonts w:ascii="Cambria Math" w:hAnsi="Cambria Math"/>
                 <w:sz w:val="21"/>
                 <w:szCs w:val="21"/>
-                <w:shd w:val="clear" w:color="auto" w:fill="A6A6A6"/>
+                <w:shd w:val="clear" w:color="auto" w:fill="C9C9C9"/>
               </w:rPr>
             </m:ctrlPr>
           </m:sSupPr>
@@ -9807,7 +9807,7 @@
             <w:rFonts w:ascii="Cambria Math" w:hAnsi="Cambria Math"/>
             <w:sz w:val="21"/>
             <w:szCs w:val="21"/>
-            <w:shd w:val="clear" w:color="auto" w:fill="A6A6A6"/>
+            <w:shd w:val="clear" w:color="auto" w:fill="C9C9C9"/>
             <w:lang w:eastAsia="zh-CN"/>
           </w:rPr>
           <m:t>Rt</m:t>
@@ -9827,7 +9827,7 @@
           <w:rFonts w:ascii="Times New Roman" w:eastAsia="宋体" w:hAnsi="Times New Roman"/>
           <w:sz w:val="21"/>
           <w:szCs w:val="21"/>
-          <w:shd w:val="clear" w:color="auto" w:fill="A6A6A6"/>
+          <w:shd w:val="clear" w:color="auto" w:fill="C9C9C9"/>
           <w:lang w:eastAsia="zh-CN"/>
         </w:rPr>
         <w:t>焦耳</w:t>
@@ -9911,7 +9911,7 @@
           <w:rFonts w:ascii="Times New Roman" w:eastAsia="宋体" w:hAnsi="Times New Roman"/>
           <w:sz w:val="21"/>
           <w:szCs w:val="21"/>
-          <w:shd w:val="clear" w:color="auto" w:fill="A6A6A6"/>
+          <w:shd w:val="clear" w:color="auto" w:fill="C9C9C9"/>
           <w:lang w:eastAsia="zh-CN"/>
         </w:rPr>
         <w:t>焦耳</w:t>
@@ -9930,7 +9930,7 @@
           <w:rFonts w:ascii="Times New Roman" w:eastAsia="宋体" w:hAnsi="Times New Roman"/>
           <w:sz w:val="21"/>
           <w:szCs w:val="21"/>
-          <w:shd w:val="clear" w:color="auto" w:fill="A6A6A6"/>
+          <w:shd w:val="clear" w:color="auto" w:fill="C9C9C9"/>
           <w:lang w:eastAsia="zh-CN"/>
         </w:rPr>
         <w:t>能量守恒</w:t>
@@ -10213,7 +10213,7 @@
           <w:rFonts w:ascii="Times New Roman" w:eastAsia="宋体" w:hAnsi="Times New Roman"/>
           <w:sz w:val="21"/>
           <w:szCs w:val="21"/>
-          <w:shd w:val="clear" w:color="auto" w:fill="A6A6A6"/>
+          <w:shd w:val="clear" w:color="auto" w:fill="C9C9C9"/>
           <w:lang w:eastAsia="zh-CN"/>
         </w:rPr>
         <w:t>磁石</w:t>
@@ -10232,7 +10232,7 @@
           <w:rFonts w:ascii="Times New Roman" w:eastAsia="宋体" w:hAnsi="Times New Roman"/>
           <w:sz w:val="21"/>
           <w:szCs w:val="21"/>
-          <w:shd w:val="clear" w:color="auto" w:fill="A6A6A6"/>
+          <w:shd w:val="clear" w:color="auto" w:fill="C9C9C9"/>
           <w:lang w:eastAsia="zh-CN"/>
         </w:rPr>
         <w:t>指南针</w:t>
@@ -10316,7 +10316,7 @@
           <w:rFonts w:ascii="Times New Roman" w:eastAsia="宋体" w:hAnsi="Times New Roman"/>
           <w:sz w:val="21"/>
           <w:szCs w:val="21"/>
-          <w:shd w:val="clear" w:color="auto" w:fill="A6A6A6"/>
+          <w:shd w:val="clear" w:color="auto" w:fill="C9C9C9"/>
           <w:lang w:eastAsia="zh-CN"/>
         </w:rPr>
         <w:t>1820</w:t>
@@ -10326,7 +10326,7 @@
           <w:rFonts w:ascii="Times New Roman" w:eastAsia="宋体" w:hAnsi="Times New Roman"/>
           <w:sz w:val="21"/>
           <w:szCs w:val="21"/>
-          <w:shd w:val="clear" w:color="auto" w:fill="A6A6A6"/>
+          <w:shd w:val="clear" w:color="auto" w:fill="C9C9C9"/>
           <w:lang w:eastAsia="zh-CN"/>
         </w:rPr>
         <w:t>年</w:t>
@@ -10345,7 +10345,7 @@
           <w:rFonts w:ascii="Times New Roman" w:eastAsia="宋体" w:hAnsi="Times New Roman"/>
           <w:sz w:val="21"/>
           <w:szCs w:val="21"/>
-          <w:shd w:val="clear" w:color="auto" w:fill="A6A6A6"/>
+          <w:shd w:val="clear" w:color="auto" w:fill="C9C9C9"/>
           <w:lang w:eastAsia="zh-CN"/>
         </w:rPr>
         <w:t>奥斯特</w:t>
@@ -10364,7 +10364,7 @@
           <w:rFonts w:ascii="Times New Roman" w:eastAsia="宋体" w:hAnsi="Times New Roman"/>
           <w:sz w:val="21"/>
           <w:szCs w:val="21"/>
-          <w:shd w:val="clear" w:color="auto" w:fill="A6A6A6"/>
+          <w:shd w:val="clear" w:color="auto" w:fill="C9C9C9"/>
           <w:lang w:eastAsia="zh-CN"/>
         </w:rPr>
         <w:t>电流的磁效应</w:t>
@@ -10476,7 +10476,7 @@
           <w:rFonts w:ascii="Times New Roman" w:eastAsia="宋体" w:hAnsi="Times New Roman"/>
           <w:sz w:val="21"/>
           <w:szCs w:val="21"/>
-          <w:shd w:val="clear" w:color="auto" w:fill="A6A6A6"/>
+          <w:shd w:val="clear" w:color="auto" w:fill="C9C9C9"/>
           <w:lang w:eastAsia="zh-CN"/>
         </w:rPr>
         <w:t>安培</w:t>
@@ -10505,7 +10505,7 @@
           <w:rFonts w:ascii="Times New Roman" w:eastAsia="宋体" w:hAnsi="Times New Roman"/>
           <w:sz w:val="21"/>
           <w:szCs w:val="21"/>
-          <w:shd w:val="clear" w:color="auto" w:fill="A6A6A6"/>
+          <w:shd w:val="clear" w:color="auto" w:fill="C9C9C9"/>
           <w:lang w:eastAsia="zh-CN"/>
         </w:rPr>
         <w:t>「分子电流」假说</w:t>
@@ -10524,7 +10524,7 @@
           <w:rFonts w:ascii="Times New Roman" w:eastAsia="宋体" w:hAnsi="Times New Roman"/>
           <w:sz w:val="21"/>
           <w:szCs w:val="21"/>
-          <w:shd w:val="clear" w:color="auto" w:fill="A6A6A6"/>
+          <w:shd w:val="clear" w:color="auto" w:fill="C9C9C9"/>
           <w:lang w:eastAsia="zh-CN"/>
         </w:rPr>
         <w:t>安培定则</w:t>
@@ -10608,7 +10608,7 @@
           <w:rFonts w:ascii="Times New Roman" w:eastAsia="宋体" w:hAnsi="Times New Roman"/>
           <w:sz w:val="21"/>
           <w:szCs w:val="21"/>
-          <w:shd w:val="clear" w:color="auto" w:fill="A6A6A6"/>
+          <w:shd w:val="clear" w:color="auto" w:fill="C9C9C9"/>
           <w:lang w:eastAsia="zh-CN"/>
         </w:rPr>
         <w:t>法拉第</w:t>
@@ -10683,7 +10683,7 @@
           <w:rFonts w:ascii="Times New Roman" w:eastAsia="宋体" w:hAnsi="Times New Roman"/>
           <w:sz w:val="21"/>
           <w:szCs w:val="21"/>
-          <w:shd w:val="clear" w:color="auto" w:fill="A6A6A6"/>
+          <w:shd w:val="clear" w:color="auto" w:fill="C9C9C9"/>
           <w:lang w:eastAsia="zh-CN"/>
         </w:rPr>
         <w:t>1831</w:t>
@@ -10693,7 +10693,7 @@
           <w:rFonts w:ascii="Times New Roman" w:eastAsia="宋体" w:hAnsi="Times New Roman"/>
           <w:sz w:val="21"/>
           <w:szCs w:val="21"/>
-          <w:shd w:val="clear" w:color="auto" w:fill="A6A6A6"/>
+          <w:shd w:val="clear" w:color="auto" w:fill="C9C9C9"/>
           <w:lang w:eastAsia="zh-CN"/>
         </w:rPr>
         <w:t>年</w:t>
@@ -10703,7 +10703,7 @@
           <w:rFonts w:ascii="Times New Roman" w:eastAsia="宋体" w:hAnsi="Times New Roman"/>
           <w:sz w:val="21"/>
           <w:szCs w:val="21"/>
-          <w:shd w:val="clear" w:color="auto" w:fill="A6A6A6"/>
+          <w:shd w:val="clear" w:color="auto" w:fill="C9C9C9"/>
           <w:lang w:eastAsia="zh-CN"/>
         </w:rPr>
         <w:t>8</w:t>
@@ -10713,7 +10713,7 @@
           <w:rFonts w:ascii="Times New Roman" w:eastAsia="宋体" w:hAnsi="Times New Roman"/>
           <w:sz w:val="21"/>
           <w:szCs w:val="21"/>
-          <w:shd w:val="clear" w:color="auto" w:fill="A6A6A6"/>
+          <w:shd w:val="clear" w:color="auto" w:fill="C9C9C9"/>
           <w:lang w:eastAsia="zh-CN"/>
         </w:rPr>
         <w:t>月</w:t>
@@ -10723,7 +10723,7 @@
           <w:rFonts w:ascii="Times New Roman" w:eastAsia="宋体" w:hAnsi="Times New Roman"/>
           <w:sz w:val="21"/>
           <w:szCs w:val="21"/>
-          <w:shd w:val="clear" w:color="auto" w:fill="A6A6A6"/>
+          <w:shd w:val="clear" w:color="auto" w:fill="C9C9C9"/>
           <w:lang w:eastAsia="zh-CN"/>
         </w:rPr>
         <w:t>29</w:t>
@@ -10733,7 +10733,7 @@
           <w:rFonts w:ascii="Times New Roman" w:eastAsia="宋体" w:hAnsi="Times New Roman"/>
           <w:sz w:val="21"/>
           <w:szCs w:val="21"/>
-          <w:shd w:val="clear" w:color="auto" w:fill="A6A6A6"/>
+          <w:shd w:val="clear" w:color="auto" w:fill="C9C9C9"/>
           <w:lang w:eastAsia="zh-CN"/>
         </w:rPr>
         <w:t>日</w:t>
@@ -10772,7 +10772,7 @@
           <w:rFonts w:ascii="Times New Roman" w:eastAsia="宋体" w:hAnsi="Times New Roman"/>
           <w:sz w:val="21"/>
           <w:szCs w:val="21"/>
-          <w:shd w:val="clear" w:color="auto" w:fill="A6A6A6"/>
+          <w:shd w:val="clear" w:color="auto" w:fill="C9C9C9"/>
           <w:lang w:eastAsia="zh-CN"/>
         </w:rPr>
         <w:t>变化、运动的过程</w:t>
@@ -10865,7 +10865,7 @@
           <w:rFonts w:ascii="Times New Roman" w:eastAsia="宋体" w:hAnsi="Times New Roman"/>
           <w:sz w:val="21"/>
           <w:szCs w:val="21"/>
-          <w:shd w:val="clear" w:color="auto" w:fill="A6A6A6"/>
+          <w:shd w:val="clear" w:color="auto" w:fill="C9C9C9"/>
           <w:lang w:eastAsia="zh-CN"/>
         </w:rPr>
         <w:t>麦克斯韦</w:t>
@@ -10884,7 +10884,7 @@
           <w:rFonts w:ascii="Times New Roman" w:eastAsia="宋体" w:hAnsi="Times New Roman"/>
           <w:sz w:val="21"/>
           <w:szCs w:val="21"/>
-          <w:shd w:val="clear" w:color="auto" w:fill="A6A6A6"/>
+          <w:shd w:val="clear" w:color="auto" w:fill="C9C9C9"/>
           <w:lang w:eastAsia="zh-CN"/>
         </w:rPr>
         <w:t>经典电磁场理论</w:t>
@@ -10903,7 +10903,7 @@
           <w:rFonts w:ascii="Times New Roman" w:eastAsia="宋体" w:hAnsi="Times New Roman"/>
           <w:sz w:val="21"/>
           <w:szCs w:val="21"/>
-          <w:shd w:val="clear" w:color="auto" w:fill="A6A6A6"/>
+          <w:shd w:val="clear" w:color="auto" w:fill="C9C9C9"/>
           <w:lang w:eastAsia="zh-CN"/>
         </w:rPr>
         <w:t>电磁波</w:t>
@@ -10922,7 +10922,7 @@
           <w:rFonts w:ascii="Times New Roman" w:eastAsia="宋体" w:hAnsi="Times New Roman"/>
           <w:sz w:val="21"/>
           <w:szCs w:val="21"/>
-          <w:shd w:val="clear" w:color="auto" w:fill="A6A6A6"/>
+          <w:shd w:val="clear" w:color="auto" w:fill="C9C9C9"/>
           <w:lang w:eastAsia="zh-CN"/>
         </w:rPr>
         <w:t>光是电磁波</w:t>
@@ -10941,7 +10941,7 @@
           <w:rFonts w:ascii="Times New Roman" w:eastAsia="宋体" w:hAnsi="Times New Roman"/>
           <w:sz w:val="21"/>
           <w:szCs w:val="21"/>
-          <w:shd w:val="clear" w:color="auto" w:fill="A6A6A6"/>
+          <w:shd w:val="clear" w:color="auto" w:fill="C9C9C9"/>
           <w:lang w:eastAsia="zh-CN"/>
         </w:rPr>
         <w:t>1886</w:t>
@@ -10951,7 +10951,7 @@
           <w:rFonts w:ascii="Times New Roman" w:eastAsia="宋体" w:hAnsi="Times New Roman"/>
           <w:sz w:val="21"/>
           <w:szCs w:val="21"/>
-          <w:shd w:val="clear" w:color="auto" w:fill="A6A6A6"/>
+          <w:shd w:val="clear" w:color="auto" w:fill="C9C9C9"/>
           <w:lang w:eastAsia="zh-CN"/>
         </w:rPr>
         <w:t>年</w:t>
@@ -10970,7 +10970,7 @@
           <w:rFonts w:ascii="Times New Roman" w:eastAsia="宋体" w:hAnsi="Times New Roman"/>
           <w:sz w:val="21"/>
           <w:szCs w:val="21"/>
-          <w:shd w:val="clear" w:color="auto" w:fill="A6A6A6"/>
+          <w:shd w:val="clear" w:color="auto" w:fill="C9C9C9"/>
           <w:lang w:eastAsia="zh-CN"/>
         </w:rPr>
         <w:t>赫兹</w:t>
@@ -10989,7 +10989,7 @@
           <w:rFonts w:ascii="Times New Roman" w:eastAsia="宋体" w:hAnsi="Times New Roman"/>
           <w:sz w:val="21"/>
           <w:szCs w:val="21"/>
-          <w:shd w:val="clear" w:color="auto" w:fill="A6A6A6"/>
+          <w:shd w:val="clear" w:color="auto" w:fill="C9C9C9"/>
           <w:lang w:eastAsia="zh-CN"/>
         </w:rPr>
         <w:t>反射、折射、干涉、偏振、衍射</w:t>
@@ -11073,7 +11073,7 @@
           <w:rFonts w:ascii="Times New Roman" w:eastAsia="宋体" w:hAnsi="Times New Roman"/>
           <w:sz w:val="21"/>
           <w:szCs w:val="21"/>
-          <w:shd w:val="clear" w:color="auto" w:fill="A6A6A6"/>
+          <w:shd w:val="clear" w:color="auto" w:fill="C9C9C9"/>
           <w:lang w:eastAsia="zh-CN"/>
         </w:rPr>
         <w:t>1900</w:t>
@@ -11083,7 +11083,7 @@
           <w:rFonts w:ascii="Times New Roman" w:eastAsia="宋体" w:hAnsi="Times New Roman"/>
           <w:sz w:val="21"/>
           <w:szCs w:val="21"/>
-          <w:shd w:val="clear" w:color="auto" w:fill="A6A6A6"/>
+          <w:shd w:val="clear" w:color="auto" w:fill="C9C9C9"/>
           <w:lang w:eastAsia="zh-CN"/>
         </w:rPr>
         <w:t>年底</w:t>
@@ -11102,7 +11102,7 @@
           <w:rFonts w:ascii="Times New Roman" w:eastAsia="宋体" w:hAnsi="Times New Roman"/>
           <w:sz w:val="21"/>
           <w:szCs w:val="21"/>
-          <w:shd w:val="clear" w:color="auto" w:fill="A6A6A6"/>
+          <w:shd w:val="clear" w:color="auto" w:fill="C9C9C9"/>
           <w:lang w:eastAsia="zh-CN"/>
         </w:rPr>
         <w:t>普朗克</w:t>
@@ -11158,7 +11158,7 @@
           <w:rFonts w:ascii="Times New Roman" w:eastAsia="宋体" w:hAnsi="Times New Roman"/>
           <w:sz w:val="21"/>
           <w:szCs w:val="21"/>
-          <w:shd w:val="clear" w:color="auto" w:fill="A6A6A6"/>
+          <w:shd w:val="clear" w:color="auto" w:fill="C9C9C9"/>
           <w:lang w:eastAsia="zh-CN"/>
         </w:rPr>
         <w:t>能量子</w:t>
@@ -11172,7 +11172,7 @@
             <w:rFonts w:ascii="Cambria Math" w:hAnsi="Cambria Math"/>
             <w:sz w:val="21"/>
             <w:szCs w:val="21"/>
-            <w:shd w:val="clear" w:color="auto" w:fill="A6A6A6"/>
+            <w:shd w:val="clear" w:color="auto" w:fill="C9C9C9"/>
             <w:lang w:eastAsia="zh-CN"/>
           </w:rPr>
           <m:t>ε=hν</m:t>
@@ -11296,7 +11296,7 @@
           <w:rFonts w:ascii="Times New Roman" w:eastAsia="宋体" w:hAnsi="Times New Roman"/>
           <w:sz w:val="21"/>
           <w:szCs w:val="21"/>
-          <w:shd w:val="clear" w:color="auto" w:fill="A6A6A6"/>
+          <w:shd w:val="clear" w:color="auto" w:fill="C9C9C9"/>
           <w:lang w:eastAsia="zh-CN"/>
         </w:rPr>
         <w:t>弗莱</w:t>
@@ -11307,7 +11307,7 @@
           <w:rFonts w:ascii="Times New Roman" w:eastAsia="宋体" w:hAnsi="Times New Roman"/>
           <w:sz w:val="21"/>
           <w:szCs w:val="21"/>
-          <w:shd w:val="clear" w:color="auto" w:fill="A6A6A6"/>
+          <w:shd w:val="clear" w:color="auto" w:fill="C9C9C9"/>
           <w:lang w:eastAsia="zh-CN"/>
         </w:rPr>
         <w:t>明左手定则</w:t>
@@ -11371,7 +11371,7 @@
           <w:rFonts w:ascii="Times New Roman" w:eastAsia="宋体" w:hAnsi="Times New Roman"/>
           <w:sz w:val="21"/>
           <w:szCs w:val="21"/>
-          <w:shd w:val="clear" w:color="auto" w:fill="A6A6A6"/>
+          <w:shd w:val="clear" w:color="auto" w:fill="C9C9C9"/>
           <w:lang w:eastAsia="zh-CN"/>
         </w:rPr>
         <w:t>「天眼之父」的南仁东</w:t>
@@ -11408,7 +11408,7 @@
           <w:rFonts w:ascii="Times New Roman" w:eastAsia="宋体" w:hAnsi="Times New Roman"/>
           <w:sz w:val="21"/>
           <w:szCs w:val="21"/>
-          <w:shd w:val="clear" w:color="auto" w:fill="A6A6A6"/>
+          <w:shd w:val="clear" w:color="auto" w:fill="C9C9C9"/>
           <w:lang w:eastAsia="zh-CN"/>
         </w:rPr>
         <w:t>FAST</w:t>
@@ -11696,7 +11696,7 @@
           <w:rFonts w:ascii="Times New Roman" w:eastAsia="宋体" w:hAnsi="Times New Roman"/>
           <w:sz w:val="21"/>
           <w:szCs w:val="21"/>
-          <w:shd w:val="clear" w:color="auto" w:fill="A6A6A6"/>
+          <w:shd w:val="clear" w:color="auto" w:fill="C9C9C9"/>
           <w:lang w:eastAsia="zh-CN"/>
         </w:rPr>
         <w:t>笛卡</w:t>
@@ -11707,7 +11707,7 @@
           <w:rFonts w:ascii="Times New Roman" w:eastAsia="宋体" w:hAnsi="Times New Roman"/>
           <w:sz w:val="21"/>
           <w:szCs w:val="21"/>
-          <w:shd w:val="clear" w:color="auto" w:fill="A6A6A6"/>
+          <w:shd w:val="clear" w:color="auto" w:fill="C9C9C9"/>
           <w:lang w:eastAsia="zh-CN"/>
         </w:rPr>
         <w:t>儿</w:t>
@@ -11763,7 +11763,7 @@
           <w:rFonts w:ascii="Times New Roman" w:eastAsia="宋体" w:hAnsi="Times New Roman"/>
           <w:sz w:val="21"/>
           <w:szCs w:val="21"/>
-          <w:shd w:val="clear" w:color="auto" w:fill="A6A6A6"/>
+          <w:shd w:val="clear" w:color="auto" w:fill="C9C9C9"/>
           <w:lang w:eastAsia="zh-CN"/>
         </w:rPr>
         <w:t>动量守恒定律的雏形</w:t>
@@ -11782,7 +11782,7 @@
           <w:rFonts w:ascii="Times New Roman" w:eastAsia="宋体" w:hAnsi="Times New Roman"/>
           <w:sz w:val="21"/>
           <w:szCs w:val="21"/>
-          <w:shd w:val="clear" w:color="auto" w:fill="A6A6A6"/>
+          <w:shd w:val="clear" w:color="auto" w:fill="C9C9C9"/>
           <w:lang w:eastAsia="zh-CN"/>
         </w:rPr>
         <w:t>莱布尼兹</w:t>
@@ -11819,7 +11819,7 @@
           <w:rFonts w:ascii="Times New Roman" w:eastAsia="宋体" w:hAnsi="Times New Roman"/>
           <w:sz w:val="21"/>
           <w:szCs w:val="21"/>
-          <w:shd w:val="clear" w:color="auto" w:fill="A6A6A6"/>
+          <w:shd w:val="clear" w:color="auto" w:fill="C9C9C9"/>
           <w:lang w:eastAsia="zh-CN"/>
         </w:rPr>
         <w:t>达兰贝尔</w:t>
@@ -11903,7 +11903,7 @@
           <w:rFonts w:ascii="Times New Roman" w:eastAsia="宋体" w:hAnsi="Times New Roman"/>
           <w:sz w:val="21"/>
           <w:szCs w:val="21"/>
-          <w:shd w:val="clear" w:color="auto" w:fill="A6A6A6"/>
+          <w:shd w:val="clear" w:color="auto" w:fill="C9C9C9"/>
           <w:lang w:eastAsia="zh-CN"/>
         </w:rPr>
         <w:t>惠更斯</w:t>
@@ -11958,7 +11958,7 @@
           <w:rFonts w:ascii="Times New Roman" w:eastAsia="宋体" w:hAnsi="Times New Roman"/>
           <w:sz w:val="21"/>
           <w:szCs w:val="21"/>
-          <w:shd w:val="clear" w:color="auto" w:fill="A6A6A6"/>
+          <w:shd w:val="clear" w:color="auto" w:fill="C9C9C9"/>
           <w:lang w:eastAsia="zh-CN"/>
         </w:rPr>
         <w:t>查德威克</w:t>
@@ -11986,7 +11986,7 @@
           <w:rFonts w:ascii="Times New Roman" w:eastAsia="宋体" w:hAnsi="Times New Roman"/>
           <w:sz w:val="21"/>
           <w:szCs w:val="21"/>
-          <w:shd w:val="clear" w:color="auto" w:fill="A6A6A6"/>
+          <w:shd w:val="clear" w:color="auto" w:fill="C9C9C9"/>
           <w:lang w:eastAsia="zh-CN"/>
         </w:rPr>
         <w:t>动量守恒</w:t>
@@ -12238,7 +12238,7 @@
           <w:rFonts w:ascii="Times New Roman" w:eastAsia="宋体" w:hAnsi="Times New Roman"/>
           <w:sz w:val="21"/>
           <w:szCs w:val="21"/>
-          <w:shd w:val="clear" w:color="auto" w:fill="A6A6A6"/>
+          <w:shd w:val="clear" w:color="auto" w:fill="C9C9C9"/>
           <w:lang w:eastAsia="zh-CN"/>
         </w:rPr>
         <w:t>伽利略</w:t>
@@ -12257,7 +12257,7 @@
           <w:rFonts w:ascii="Times New Roman" w:eastAsia="宋体" w:hAnsi="Times New Roman"/>
           <w:sz w:val="21"/>
           <w:szCs w:val="21"/>
-          <w:shd w:val="clear" w:color="auto" w:fill="A6A6A6"/>
+          <w:shd w:val="clear" w:color="auto" w:fill="C9C9C9"/>
           <w:lang w:eastAsia="zh-CN"/>
         </w:rPr>
         <w:t>小振幅条件下的近似等时性</w:t>
@@ -12321,7 +12321,7 @@
           <w:rFonts w:ascii="Times New Roman" w:eastAsia="宋体" w:hAnsi="Times New Roman"/>
           <w:sz w:val="21"/>
           <w:szCs w:val="21"/>
-          <w:shd w:val="clear" w:color="auto" w:fill="A6A6A6"/>
+          <w:shd w:val="clear" w:color="auto" w:fill="C9C9C9"/>
           <w:lang w:eastAsia="zh-CN"/>
         </w:rPr>
         <w:t>惠更斯</w:t>
@@ -12344,7 +12344,7 @@
             <w:rFonts w:ascii="Cambria Math" w:hAnsi="Cambria Math"/>
             <w:sz w:val="21"/>
             <w:szCs w:val="21"/>
-            <w:shd w:val="clear" w:color="auto" w:fill="A6A6A6"/>
+            <w:shd w:val="clear" w:color="auto" w:fill="C9C9C9"/>
             <w:lang w:eastAsia="zh-CN"/>
           </w:rPr>
           <m:t>T=2</m:t>
@@ -12357,7 +12357,7 @@
             <w:rFonts w:ascii="Cambria Math" w:hAnsi="Cambria Math"/>
             <w:sz w:val="21"/>
             <w:szCs w:val="21"/>
-            <w:shd w:val="clear" w:color="auto" w:fill="A6A6A6"/>
+            <w:shd w:val="clear" w:color="auto" w:fill="C9C9C9"/>
             <w:lang w:eastAsia="zh-CN"/>
           </w:rPr>
           <m:t>π</m:t>
@@ -12370,7 +12370,7 @@
                 <w:rFonts w:ascii="Cambria Math" w:hAnsi="Cambria Math"/>
                 <w:sz w:val="21"/>
                 <w:szCs w:val="21"/>
-                <w:shd w:val="clear" w:color="auto" w:fill="A6A6A6"/>
+                <w:shd w:val="clear" w:color="auto" w:fill="C9C9C9"/>
               </w:rPr>
             </m:ctrlPr>
           </m:radPr>
@@ -12423,7 +12423,7 @@
           <w:rFonts w:ascii="Times New Roman" w:eastAsia="宋体" w:hAnsi="Times New Roman"/>
           <w:sz w:val="21"/>
           <w:szCs w:val="21"/>
-          <w:shd w:val="clear" w:color="auto" w:fill="A6A6A6"/>
+          <w:shd w:val="clear" w:color="auto" w:fill="C9C9C9"/>
           <w:lang w:eastAsia="zh-CN"/>
         </w:rPr>
         <w:t>摆钟</w:t>
@@ -12516,7 +12516,7 @@
           <w:rFonts w:ascii="Times New Roman" w:eastAsia="宋体" w:hAnsi="Times New Roman"/>
           <w:sz w:val="21"/>
           <w:szCs w:val="21"/>
-          <w:shd w:val="clear" w:color="auto" w:fill="A6A6A6"/>
+          <w:shd w:val="clear" w:color="auto" w:fill="C9C9C9"/>
           <w:lang w:eastAsia="zh-CN"/>
         </w:rPr>
         <w:t>小振幅（小偏角）近似</w:t>
@@ -12721,7 +12721,7 @@
           <w:rFonts w:ascii="Times New Roman" w:eastAsia="宋体" w:hAnsi="Times New Roman"/>
           <w:sz w:val="21"/>
           <w:szCs w:val="21"/>
-          <w:shd w:val="clear" w:color="auto" w:fill="A6A6A6"/>
+          <w:shd w:val="clear" w:color="auto" w:fill="C9C9C9"/>
           <w:lang w:eastAsia="zh-CN"/>
         </w:rPr>
         <w:t>1842</w:t>
@@ -12731,7 +12731,7 @@
           <w:rFonts w:ascii="Times New Roman" w:eastAsia="宋体" w:hAnsi="Times New Roman"/>
           <w:sz w:val="21"/>
           <w:szCs w:val="21"/>
-          <w:shd w:val="clear" w:color="auto" w:fill="A6A6A6"/>
+          <w:shd w:val="clear" w:color="auto" w:fill="C9C9C9"/>
           <w:lang w:eastAsia="zh-CN"/>
         </w:rPr>
         <w:t>年</w:t>
@@ -12750,7 +12750,7 @@
           <w:rFonts w:ascii="Times New Roman" w:eastAsia="宋体" w:hAnsi="Times New Roman"/>
           <w:sz w:val="21"/>
           <w:szCs w:val="21"/>
-          <w:shd w:val="clear" w:color="auto" w:fill="A6A6A6"/>
+          <w:shd w:val="clear" w:color="auto" w:fill="C9C9C9"/>
           <w:lang w:eastAsia="zh-CN"/>
         </w:rPr>
         <w:t>多普勒</w:t>
@@ -12769,7 +12769,7 @@
           <w:rFonts w:ascii="Times New Roman" w:eastAsia="宋体" w:hAnsi="Times New Roman"/>
           <w:sz w:val="21"/>
           <w:szCs w:val="21"/>
-          <w:shd w:val="clear" w:color="auto" w:fill="A6A6A6"/>
+          <w:shd w:val="clear" w:color="auto" w:fill="C9C9C9"/>
           <w:lang w:eastAsia="zh-CN"/>
         </w:rPr>
         <w:t>接收到的波的频率</w:t>
@@ -12797,7 +12797,7 @@
           <w:rFonts w:ascii="Times New Roman" w:eastAsia="宋体" w:hAnsi="Times New Roman"/>
           <w:sz w:val="21"/>
           <w:szCs w:val="21"/>
-          <w:shd w:val="clear" w:color="auto" w:fill="A6A6A6"/>
+          <w:shd w:val="clear" w:color="auto" w:fill="C9C9C9"/>
           <w:lang w:eastAsia="zh-CN"/>
         </w:rPr>
         <w:t>多普勒效应</w:t>
@@ -12881,7 +12881,7 @@
           <w:rFonts w:ascii="Times New Roman" w:eastAsia="宋体" w:hAnsi="Times New Roman"/>
           <w:sz w:val="21"/>
           <w:szCs w:val="21"/>
-          <w:shd w:val="clear" w:color="auto" w:fill="A6A6A6"/>
+          <w:shd w:val="clear" w:color="auto" w:fill="C9C9C9"/>
           <w:lang w:eastAsia="zh-CN"/>
         </w:rPr>
         <w:t>惠更斯原理</w:t>
@@ -13202,7 +13202,7 @@
           <w:rFonts w:ascii="Times New Roman" w:eastAsia="宋体" w:hAnsi="Times New Roman"/>
           <w:sz w:val="21"/>
           <w:szCs w:val="21"/>
-          <w:shd w:val="clear" w:color="auto" w:fill="A6A6A6"/>
+          <w:shd w:val="clear" w:color="auto" w:fill="C9C9C9"/>
           <w:lang w:eastAsia="zh-CN"/>
         </w:rPr>
         <w:t>牛顿支持微粒说</w:t>
@@ -13221,7 +13221,7 @@
           <w:rFonts w:ascii="Times New Roman" w:eastAsia="宋体" w:hAnsi="Times New Roman"/>
           <w:sz w:val="21"/>
           <w:szCs w:val="21"/>
-          <w:shd w:val="clear" w:color="auto" w:fill="A6A6A6"/>
+          <w:shd w:val="clear" w:color="auto" w:fill="C9C9C9"/>
           <w:lang w:eastAsia="zh-CN"/>
         </w:rPr>
         <w:t>惠更斯首先提出波动说</w:t>
@@ -13258,7 +13258,7 @@
           <w:rFonts w:ascii="Times New Roman" w:eastAsia="宋体" w:hAnsi="Times New Roman"/>
           <w:sz w:val="21"/>
           <w:szCs w:val="21"/>
-          <w:shd w:val="clear" w:color="auto" w:fill="A6A6A6"/>
+          <w:shd w:val="clear" w:color="auto" w:fill="C9C9C9"/>
           <w:lang w:eastAsia="zh-CN"/>
         </w:rPr>
         <w:t>干涉和衍射</w:t>
@@ -13313,7 +13313,7 @@
           <w:rFonts w:ascii="Times New Roman" w:eastAsia="宋体" w:hAnsi="Times New Roman"/>
           <w:sz w:val="21"/>
           <w:szCs w:val="21"/>
-          <w:shd w:val="clear" w:color="auto" w:fill="A6A6A6"/>
+          <w:shd w:val="clear" w:color="auto" w:fill="C9C9C9"/>
           <w:lang w:eastAsia="zh-CN"/>
         </w:rPr>
         <w:t>麦克斯韦</w:t>
@@ -13332,7 +13332,7 @@
           <w:rFonts w:ascii="Times New Roman" w:eastAsia="宋体" w:hAnsi="Times New Roman"/>
           <w:sz w:val="21"/>
           <w:szCs w:val="21"/>
-          <w:shd w:val="clear" w:color="auto" w:fill="A6A6A6"/>
+          <w:shd w:val="clear" w:color="auto" w:fill="C9C9C9"/>
           <w:lang w:eastAsia="zh-CN"/>
         </w:rPr>
         <w:t>光也是一种电磁波</w:t>
@@ -13416,7 +13416,7 @@
           <w:rFonts w:ascii="Times New Roman" w:eastAsia="宋体" w:hAnsi="Times New Roman"/>
           <w:sz w:val="21"/>
           <w:szCs w:val="21"/>
-          <w:shd w:val="clear" w:color="auto" w:fill="A6A6A6"/>
+          <w:shd w:val="clear" w:color="auto" w:fill="C9C9C9"/>
           <w:lang w:eastAsia="zh-CN"/>
         </w:rPr>
         <w:t>1621</w:t>
@@ -13426,7 +13426,7 @@
           <w:rFonts w:ascii="Times New Roman" w:eastAsia="宋体" w:hAnsi="Times New Roman"/>
           <w:sz w:val="21"/>
           <w:szCs w:val="21"/>
-          <w:shd w:val="clear" w:color="auto" w:fill="A6A6A6"/>
+          <w:shd w:val="clear" w:color="auto" w:fill="C9C9C9"/>
           <w:lang w:eastAsia="zh-CN"/>
         </w:rPr>
         <w:t>年</w:t>
@@ -13445,7 +13445,7 @@
           <w:rFonts w:ascii="Times New Roman" w:eastAsia="宋体" w:hAnsi="Times New Roman"/>
           <w:sz w:val="21"/>
           <w:szCs w:val="21"/>
-          <w:shd w:val="clear" w:color="auto" w:fill="A6A6A6"/>
+          <w:shd w:val="clear" w:color="auto" w:fill="C9C9C9"/>
           <w:lang w:eastAsia="zh-CN"/>
         </w:rPr>
         <w:t>斯涅耳</w:t>
@@ -13464,7 +13464,7 @@
           <w:rFonts w:ascii="Times New Roman" w:eastAsia="宋体" w:hAnsi="Times New Roman"/>
           <w:sz w:val="21"/>
           <w:szCs w:val="21"/>
-          <w:shd w:val="clear" w:color="auto" w:fill="A6A6A6"/>
+          <w:shd w:val="clear" w:color="auto" w:fill="C9C9C9"/>
           <w:lang w:eastAsia="zh-CN"/>
         </w:rPr>
         <w:t>光的折射定律</w:t>
@@ -13548,7 +13548,7 @@
           <w:rFonts w:ascii="Times New Roman" w:eastAsia="宋体" w:hAnsi="Times New Roman"/>
           <w:sz w:val="21"/>
           <w:szCs w:val="21"/>
-          <w:shd w:val="clear" w:color="auto" w:fill="A6A6A6"/>
+          <w:shd w:val="clear" w:color="auto" w:fill="C9C9C9"/>
           <w:lang w:eastAsia="zh-CN"/>
         </w:rPr>
         <w:t>1801</w:t>
@@ -13558,7 +13558,7 @@
           <w:rFonts w:ascii="Times New Roman" w:eastAsia="宋体" w:hAnsi="Times New Roman"/>
           <w:sz w:val="21"/>
           <w:szCs w:val="21"/>
-          <w:shd w:val="clear" w:color="auto" w:fill="A6A6A6"/>
+          <w:shd w:val="clear" w:color="auto" w:fill="C9C9C9"/>
           <w:lang w:eastAsia="zh-CN"/>
         </w:rPr>
         <w:t>年</w:t>
@@ -13577,7 +13577,7 @@
           <w:rFonts w:ascii="Times New Roman" w:eastAsia="宋体" w:hAnsi="Times New Roman"/>
           <w:sz w:val="21"/>
           <w:szCs w:val="21"/>
-          <w:shd w:val="clear" w:color="auto" w:fill="A6A6A6"/>
+          <w:shd w:val="clear" w:color="auto" w:fill="C9C9C9"/>
           <w:lang w:eastAsia="zh-CN"/>
         </w:rPr>
         <w:t>托马斯</w:t>
@@ -13587,7 +13587,7 @@
           <w:rFonts w:ascii="Times New Roman" w:eastAsia="宋体" w:hAnsi="Times New Roman"/>
           <w:sz w:val="21"/>
           <w:szCs w:val="21"/>
-          <w:shd w:val="clear" w:color="auto" w:fill="A6A6A6"/>
+          <w:shd w:val="clear" w:color="auto" w:fill="C9C9C9"/>
           <w:lang w:eastAsia="zh-CN"/>
         </w:rPr>
         <w:t>·</w:t>
@@ -13597,7 +13597,7 @@
           <w:rFonts w:ascii="Times New Roman" w:eastAsia="宋体" w:hAnsi="Times New Roman"/>
           <w:sz w:val="21"/>
           <w:szCs w:val="21"/>
-          <w:shd w:val="clear" w:color="auto" w:fill="A6A6A6"/>
+          <w:shd w:val="clear" w:color="auto" w:fill="C9C9C9"/>
           <w:lang w:eastAsia="zh-CN"/>
         </w:rPr>
         <w:t>杨</w:t>
@@ -13616,7 +13616,7 @@
           <w:rFonts w:ascii="Times New Roman" w:eastAsia="宋体" w:hAnsi="Times New Roman"/>
           <w:sz w:val="21"/>
           <w:szCs w:val="21"/>
-          <w:shd w:val="clear" w:color="auto" w:fill="A6A6A6"/>
+          <w:shd w:val="clear" w:color="auto" w:fill="C9C9C9"/>
           <w:lang w:eastAsia="zh-CN"/>
         </w:rPr>
         <w:t>光的干涉实验</w:t>
@@ -13635,7 +13635,7 @@
           <w:rFonts w:ascii="Times New Roman" w:eastAsia="宋体" w:hAnsi="Times New Roman"/>
           <w:sz w:val="21"/>
           <w:szCs w:val="21"/>
-          <w:shd w:val="clear" w:color="auto" w:fill="A6A6A6"/>
+          <w:shd w:val="clear" w:color="auto" w:fill="C9C9C9"/>
           <w:lang w:eastAsia="zh-CN"/>
         </w:rPr>
         <w:t>光是一种波</w:t>
@@ -13720,7 +13720,7 @@
           <w:rFonts w:ascii="Times New Roman" w:eastAsia="宋体" w:hAnsi="Times New Roman"/>
           <w:sz w:val="21"/>
           <w:szCs w:val="21"/>
-          <w:shd w:val="clear" w:color="auto" w:fill="A6A6A6"/>
+          <w:shd w:val="clear" w:color="auto" w:fill="C9C9C9"/>
           <w:lang w:eastAsia="zh-CN"/>
         </w:rPr>
         <w:t>1818</w:t>
@@ -13730,7 +13730,7 @@
           <w:rFonts w:ascii="Times New Roman" w:eastAsia="宋体" w:hAnsi="Times New Roman"/>
           <w:sz w:val="21"/>
           <w:szCs w:val="21"/>
-          <w:shd w:val="clear" w:color="auto" w:fill="A6A6A6"/>
+          <w:shd w:val="clear" w:color="auto" w:fill="C9C9C9"/>
           <w:lang w:eastAsia="zh-CN"/>
         </w:rPr>
         <w:t>年</w:t>
@@ -13749,7 +13749,7 @@
           <w:rFonts w:ascii="Times New Roman" w:eastAsia="宋体" w:hAnsi="Times New Roman"/>
           <w:sz w:val="21"/>
           <w:szCs w:val="21"/>
-          <w:shd w:val="clear" w:color="auto" w:fill="A6A6A6"/>
+          <w:shd w:val="clear" w:color="auto" w:fill="C9C9C9"/>
           <w:lang w:eastAsia="zh-CN"/>
         </w:rPr>
         <w:t>菲</w:t>
@@ -13760,7 +13760,7 @@
           <w:rFonts w:ascii="Times New Roman" w:eastAsia="宋体" w:hAnsi="Times New Roman"/>
           <w:sz w:val="21"/>
           <w:szCs w:val="21"/>
-          <w:shd w:val="clear" w:color="auto" w:fill="A6A6A6"/>
+          <w:shd w:val="clear" w:color="auto" w:fill="C9C9C9"/>
           <w:lang w:eastAsia="zh-CN"/>
         </w:rPr>
         <w:t>涅耳</w:t>
@@ -13789,7 +13789,7 @@
           <w:rFonts w:ascii="Times New Roman" w:eastAsia="宋体" w:hAnsi="Times New Roman"/>
           <w:sz w:val="21"/>
           <w:szCs w:val="21"/>
-          <w:shd w:val="clear" w:color="auto" w:fill="A6A6A6"/>
+          <w:shd w:val="clear" w:color="auto" w:fill="C9C9C9"/>
           <w:lang w:eastAsia="zh-CN"/>
         </w:rPr>
         <w:t>泊</w:t>
@@ -13800,7 +13800,7 @@
           <w:rFonts w:ascii="Times New Roman" w:eastAsia="宋体" w:hAnsi="Times New Roman"/>
           <w:sz w:val="21"/>
           <w:szCs w:val="21"/>
-          <w:shd w:val="clear" w:color="auto" w:fill="A6A6A6"/>
+          <w:shd w:val="clear" w:color="auto" w:fill="C9C9C9"/>
           <w:lang w:eastAsia="zh-CN"/>
         </w:rPr>
         <w:t>松</w:t>
@@ -13829,7 +13829,7 @@
           <w:rFonts w:ascii="Times New Roman" w:eastAsia="宋体" w:hAnsi="Times New Roman"/>
           <w:sz w:val="21"/>
           <w:szCs w:val="21"/>
-          <w:shd w:val="clear" w:color="auto" w:fill="A6A6A6"/>
+          <w:shd w:val="clear" w:color="auto" w:fill="C9C9C9"/>
           <w:lang w:eastAsia="zh-CN"/>
         </w:rPr>
         <w:t>阿拉果</w:t>
@@ -13866,7 +13866,7 @@
           <w:rFonts w:ascii="Times New Roman" w:eastAsia="宋体" w:hAnsi="Times New Roman"/>
           <w:sz w:val="21"/>
           <w:szCs w:val="21"/>
-          <w:shd w:val="clear" w:color="auto" w:fill="A6A6A6"/>
+          <w:shd w:val="clear" w:color="auto" w:fill="C9C9C9"/>
           <w:lang w:eastAsia="zh-CN"/>
         </w:rPr>
         <w:t>泊松亮斑</w:t>
@@ -14194,7 +14194,7 @@
           <w:rFonts w:ascii="Times New Roman" w:eastAsia="宋体" w:hAnsi="Times New Roman"/>
           <w:sz w:val="21"/>
           <w:szCs w:val="21"/>
-          <w:shd w:val="clear" w:color="auto" w:fill="A6A6A6"/>
+          <w:shd w:val="clear" w:color="auto" w:fill="C9C9C9"/>
           <w:lang w:eastAsia="zh-CN"/>
         </w:rPr>
         <w:t>安培</w:t>
@@ -14223,7 +14223,7 @@
           <w:rFonts w:ascii="Times New Roman" w:eastAsia="宋体" w:hAnsi="Times New Roman"/>
           <w:sz w:val="21"/>
           <w:szCs w:val="21"/>
-          <w:shd w:val="clear" w:color="auto" w:fill="A6A6A6"/>
+          <w:shd w:val="clear" w:color="auto" w:fill="C9C9C9"/>
           <w:lang w:eastAsia="zh-CN"/>
         </w:rPr>
         <w:t>安培力</w:t>
@@ -14337,7 +14337,7 @@
           <w:rFonts w:ascii="Times New Roman" w:eastAsia="宋体" w:hAnsi="Times New Roman"/>
           <w:sz w:val="21"/>
           <w:szCs w:val="21"/>
-          <w:shd w:val="clear" w:color="auto" w:fill="A6A6A6"/>
+          <w:shd w:val="clear" w:color="auto" w:fill="C9C9C9"/>
           <w:lang w:eastAsia="zh-CN"/>
         </w:rPr>
         <w:t>洛</w:t>
@@ -14348,7 +14348,7 @@
           <w:rFonts w:ascii="Times New Roman" w:eastAsia="宋体" w:hAnsi="Times New Roman"/>
           <w:sz w:val="21"/>
           <w:szCs w:val="21"/>
-          <w:shd w:val="clear" w:color="auto" w:fill="A6A6A6"/>
+          <w:shd w:val="clear" w:color="auto" w:fill="C9C9C9"/>
           <w:lang w:eastAsia="zh-CN"/>
         </w:rPr>
         <w:t>伦</w:t>
@@ -14359,7 +14359,7 @@
           <w:rFonts w:ascii="Times New Roman" w:eastAsia="宋体" w:hAnsi="Times New Roman"/>
           <w:sz w:val="21"/>
           <w:szCs w:val="21"/>
-          <w:shd w:val="clear" w:color="auto" w:fill="A6A6A6"/>
+          <w:shd w:val="clear" w:color="auto" w:fill="C9C9C9"/>
           <w:lang w:eastAsia="zh-CN"/>
         </w:rPr>
         <w:t>兹</w:t>
@@ -14388,7 +14388,7 @@
           <w:rFonts w:ascii="Times New Roman" w:eastAsia="宋体" w:hAnsi="Times New Roman"/>
           <w:sz w:val="21"/>
           <w:szCs w:val="21"/>
-          <w:shd w:val="clear" w:color="auto" w:fill="A6A6A6"/>
+          <w:shd w:val="clear" w:color="auto" w:fill="C9C9C9"/>
           <w:lang w:eastAsia="zh-CN"/>
         </w:rPr>
         <w:t>洛伦兹力</w:t>
@@ -14481,7 +14481,7 @@
           <w:rFonts w:ascii="Times New Roman" w:eastAsia="宋体" w:hAnsi="Times New Roman"/>
           <w:sz w:val="21"/>
           <w:szCs w:val="21"/>
-          <w:shd w:val="clear" w:color="auto" w:fill="A6A6A6"/>
+          <w:shd w:val="clear" w:color="auto" w:fill="C9C9C9"/>
           <w:lang w:eastAsia="zh-CN"/>
         </w:rPr>
         <w:t>阿斯顿</w:t>
@@ -14500,7 +14500,7 @@
           <w:rFonts w:ascii="Times New Roman" w:eastAsia="宋体" w:hAnsi="Times New Roman"/>
           <w:sz w:val="21"/>
           <w:szCs w:val="21"/>
-          <w:shd w:val="clear" w:color="auto" w:fill="A6A6A6"/>
+          <w:shd w:val="clear" w:color="auto" w:fill="C9C9C9"/>
           <w:lang w:eastAsia="zh-CN"/>
         </w:rPr>
         <w:t>质谱仪</w:t>
@@ -14519,7 +14519,7 @@
           <w:rFonts w:ascii="Times New Roman" w:eastAsia="宋体" w:hAnsi="Times New Roman"/>
           <w:sz w:val="21"/>
           <w:szCs w:val="21"/>
-          <w:shd w:val="clear" w:color="auto" w:fill="A6A6A6"/>
+          <w:shd w:val="clear" w:color="auto" w:fill="C9C9C9"/>
           <w:lang w:eastAsia="zh-CN"/>
         </w:rPr>
         <w:t>氖</w:t>
@@ -14529,7 +14529,7 @@
           <w:rFonts w:ascii="Times New Roman" w:eastAsia="宋体" w:hAnsi="Times New Roman"/>
           <w:sz w:val="21"/>
           <w:szCs w:val="21"/>
-          <w:shd w:val="clear" w:color="auto" w:fill="A6A6A6"/>
+          <w:shd w:val="clear" w:color="auto" w:fill="C9C9C9"/>
           <w:lang w:eastAsia="zh-CN"/>
         </w:rPr>
         <w:t>-20</w:t>
@@ -14539,7 +14539,7 @@
           <w:rFonts w:ascii="Times New Roman" w:eastAsia="宋体" w:hAnsi="Times New Roman"/>
           <w:sz w:val="21"/>
           <w:szCs w:val="21"/>
-          <w:shd w:val="clear" w:color="auto" w:fill="A6A6A6"/>
+          <w:shd w:val="clear" w:color="auto" w:fill="C9C9C9"/>
           <w:lang w:eastAsia="zh-CN"/>
         </w:rPr>
         <w:t>和</w:t>
@@ -14550,7 +14550,7 @@
           <w:rFonts w:ascii="Times New Roman" w:eastAsia="宋体" w:hAnsi="Times New Roman"/>
           <w:sz w:val="21"/>
           <w:szCs w:val="21"/>
-          <w:shd w:val="clear" w:color="auto" w:fill="A6A6A6"/>
+          <w:shd w:val="clear" w:color="auto" w:fill="C9C9C9"/>
           <w:lang w:eastAsia="zh-CN"/>
         </w:rPr>
         <w:t>氖</w:t>
@@ -14560,7 +14560,7 @@
           <w:rFonts w:ascii="Times New Roman" w:eastAsia="宋体" w:hAnsi="Times New Roman"/>
           <w:sz w:val="21"/>
           <w:szCs w:val="21"/>
-          <w:shd w:val="clear" w:color="auto" w:fill="A6A6A6"/>
+          <w:shd w:val="clear" w:color="auto" w:fill="C9C9C9"/>
           <w:lang w:eastAsia="zh-CN"/>
         </w:rPr>
         <w:t>-</w:t>
@@ -14571,7 +14571,7 @@
           <w:rFonts w:ascii="Times New Roman" w:eastAsia="宋体" w:hAnsi="Times New Roman"/>
           <w:sz w:val="21"/>
           <w:szCs w:val="21"/>
-          <w:shd w:val="clear" w:color="auto" w:fill="A6A6A6"/>
+          <w:shd w:val="clear" w:color="auto" w:fill="C9C9C9"/>
           <w:lang w:eastAsia="zh-CN"/>
         </w:rPr>
         <w:t>22</w:t>
@@ -14590,7 +14590,7 @@
           <w:rFonts w:ascii="Times New Roman" w:eastAsia="宋体" w:hAnsi="Times New Roman"/>
           <w:sz w:val="21"/>
           <w:szCs w:val="21"/>
-          <w:shd w:val="clear" w:color="auto" w:fill="A6A6A6"/>
+          <w:shd w:val="clear" w:color="auto" w:fill="C9C9C9"/>
           <w:lang w:eastAsia="zh-CN"/>
         </w:rPr>
         <w:t>同位素</w:t>
@@ -14683,7 +14683,7 @@
           <w:rFonts w:ascii="Times New Roman" w:eastAsia="宋体" w:hAnsi="Times New Roman"/>
           <w:sz w:val="21"/>
           <w:szCs w:val="21"/>
-          <w:shd w:val="clear" w:color="auto" w:fill="A6A6A6"/>
+          <w:shd w:val="clear" w:color="auto" w:fill="C9C9C9"/>
           <w:lang w:eastAsia="zh-CN"/>
         </w:rPr>
         <w:t>劳伦斯</w:t>
@@ -14702,7 +14702,7 @@
           <w:rFonts w:ascii="Times New Roman" w:eastAsia="宋体" w:hAnsi="Times New Roman"/>
           <w:sz w:val="21"/>
           <w:szCs w:val="21"/>
-          <w:shd w:val="clear" w:color="auto" w:fill="A6A6A6"/>
+          <w:shd w:val="clear" w:color="auto" w:fill="C9C9C9"/>
           <w:lang w:eastAsia="zh-CN"/>
         </w:rPr>
         <w:t>回旋加速器</w:t>
@@ -14806,7 +14806,7 @@
           <w:rFonts w:ascii="Times New Roman" w:eastAsia="宋体" w:hAnsi="Times New Roman"/>
           <w:sz w:val="21"/>
           <w:szCs w:val="21"/>
-          <w:shd w:val="clear" w:color="auto" w:fill="A6A6A6"/>
+          <w:shd w:val="clear" w:color="auto" w:fill="C9C9C9"/>
           <w:lang w:eastAsia="zh-CN"/>
         </w:rPr>
         <w:t>劳伦斯</w:t>
@@ -14844,7 +14844,7 @@
           <w:rFonts w:ascii="Times New Roman" w:eastAsia="宋体" w:hAnsi="Times New Roman"/>
           <w:sz w:val="21"/>
           <w:szCs w:val="21"/>
-          <w:shd w:val="clear" w:color="auto" w:fill="A6A6A6"/>
+          <w:shd w:val="clear" w:color="auto" w:fill="C9C9C9"/>
           <w:lang w:eastAsia="zh-CN"/>
         </w:rPr>
         <w:t>洛</w:t>
@@ -14855,7 +14855,7 @@
           <w:rFonts w:ascii="Times New Roman" w:eastAsia="宋体" w:hAnsi="Times New Roman"/>
           <w:sz w:val="21"/>
           <w:szCs w:val="21"/>
-          <w:shd w:val="clear" w:color="auto" w:fill="A6A6A6"/>
+          <w:shd w:val="clear" w:color="auto" w:fill="C9C9C9"/>
           <w:lang w:eastAsia="zh-CN"/>
         </w:rPr>
         <w:t>伦兹</w:t>
@@ -15080,7 +15080,7 @@
           <w:rFonts w:ascii="Times New Roman" w:eastAsia="宋体" w:hAnsi="Times New Roman"/>
           <w:sz w:val="21"/>
           <w:szCs w:val="21"/>
-          <w:shd w:val="clear" w:color="auto" w:fill="A6A6A6"/>
+          <w:shd w:val="clear" w:color="auto" w:fill="C9C9C9"/>
           <w:lang w:eastAsia="zh-CN"/>
         </w:rPr>
         <w:t>1834</w:t>
@@ -15090,7 +15090,7 @@
           <w:rFonts w:ascii="Times New Roman" w:eastAsia="宋体" w:hAnsi="Times New Roman"/>
           <w:sz w:val="21"/>
           <w:szCs w:val="21"/>
-          <w:shd w:val="clear" w:color="auto" w:fill="A6A6A6"/>
+          <w:shd w:val="clear" w:color="auto" w:fill="C9C9C9"/>
           <w:lang w:eastAsia="zh-CN"/>
         </w:rPr>
         <w:t>年</w:t>
@@ -15109,7 +15109,7 @@
           <w:rFonts w:ascii="Times New Roman" w:eastAsia="宋体" w:hAnsi="Times New Roman"/>
           <w:sz w:val="21"/>
           <w:szCs w:val="21"/>
-          <w:shd w:val="clear" w:color="auto" w:fill="A6A6A6"/>
+          <w:shd w:val="clear" w:color="auto" w:fill="C9C9C9"/>
           <w:lang w:eastAsia="zh-CN"/>
         </w:rPr>
         <w:t>楞次</w:t>
@@ -15137,7 +15137,7 @@
           <w:rFonts w:ascii="Times New Roman" w:eastAsia="宋体" w:hAnsi="Times New Roman"/>
           <w:sz w:val="21"/>
           <w:szCs w:val="21"/>
-          <w:shd w:val="clear" w:color="auto" w:fill="A6A6A6"/>
+          <w:shd w:val="clear" w:color="auto" w:fill="C9C9C9"/>
           <w:lang w:eastAsia="zh-CN"/>
         </w:rPr>
         <w:t>楞次定律</w:t>
@@ -15221,7 +15221,7 @@
           <w:rFonts w:ascii="Times New Roman" w:eastAsia="宋体" w:hAnsi="Times New Roman"/>
           <w:sz w:val="21"/>
           <w:szCs w:val="21"/>
-          <w:shd w:val="clear" w:color="auto" w:fill="A6A6A6"/>
+          <w:shd w:val="clear" w:color="auto" w:fill="C9C9C9"/>
           <w:lang w:eastAsia="zh-CN"/>
         </w:rPr>
         <w:t>法拉第</w:t>
@@ -15287,7 +15287,7 @@
           <w:rFonts w:ascii="Times New Roman" w:eastAsia="宋体" w:hAnsi="Times New Roman"/>
           <w:sz w:val="21"/>
           <w:szCs w:val="21"/>
-          <w:shd w:val="clear" w:color="auto" w:fill="A6A6A6"/>
+          <w:shd w:val="clear" w:color="auto" w:fill="C9C9C9"/>
           <w:lang w:eastAsia="zh-CN"/>
         </w:rPr>
         <w:t>法拉第电磁感应定律</w:t>
@@ -15301,7 +15301,7 @@
             <w:rFonts w:ascii="Cambria Math" w:hAnsi="Cambria Math"/>
             <w:sz w:val="21"/>
             <w:szCs w:val="21"/>
-            <w:shd w:val="clear" w:color="auto" w:fill="A6A6A6"/>
+            <w:shd w:val="clear" w:color="auto" w:fill="C9C9C9"/>
             <w:lang w:eastAsia="zh-CN"/>
           </w:rPr>
           <m:t>E=n</m:t>
@@ -15313,7 +15313,7 @@
                 <w:rFonts w:ascii="Cambria Math" w:hAnsi="Cambria Math"/>
                 <w:sz w:val="21"/>
                 <w:szCs w:val="21"/>
-                <w:shd w:val="clear" w:color="auto" w:fill="A6A6A6"/>
+                <w:shd w:val="clear" w:color="auto" w:fill="C9C9C9"/>
               </w:rPr>
             </m:ctrlPr>
           </m:fPr>
@@ -15435,7 +15435,7 @@
           <w:rFonts w:ascii="Times New Roman" w:eastAsia="宋体" w:hAnsi="Times New Roman"/>
           <w:sz w:val="21"/>
           <w:szCs w:val="21"/>
-          <w:shd w:val="clear" w:color="auto" w:fill="A6A6A6"/>
+          <w:shd w:val="clear" w:color="auto" w:fill="C9C9C9"/>
           <w:lang w:eastAsia="zh-CN"/>
         </w:rPr>
         <w:t>约瑟夫</w:t>
@@ -15445,7 +15445,7 @@
           <w:rFonts w:ascii="Times New Roman" w:eastAsia="宋体" w:hAnsi="Times New Roman"/>
           <w:sz w:val="21"/>
           <w:szCs w:val="21"/>
-          <w:shd w:val="clear" w:color="auto" w:fill="A6A6A6"/>
+          <w:shd w:val="clear" w:color="auto" w:fill="C9C9C9"/>
           <w:lang w:eastAsia="zh-CN"/>
         </w:rPr>
         <w:t>·</w:t>
@@ -15455,7 +15455,7 @@
           <w:rFonts w:ascii="Times New Roman" w:eastAsia="宋体" w:hAnsi="Times New Roman"/>
           <w:sz w:val="21"/>
           <w:szCs w:val="21"/>
-          <w:shd w:val="clear" w:color="auto" w:fill="A6A6A6"/>
+          <w:shd w:val="clear" w:color="auto" w:fill="C9C9C9"/>
           <w:lang w:eastAsia="zh-CN"/>
         </w:rPr>
         <w:t>亨利</w:t>
@@ -15474,7 +15474,7 @@
           <w:rFonts w:ascii="Times New Roman" w:eastAsia="宋体" w:hAnsi="Times New Roman"/>
           <w:sz w:val="21"/>
           <w:szCs w:val="21"/>
-          <w:shd w:val="clear" w:color="auto" w:fill="A6A6A6"/>
+          <w:shd w:val="clear" w:color="auto" w:fill="C9C9C9"/>
           <w:lang w:eastAsia="zh-CN"/>
         </w:rPr>
         <w:t>1832</w:t>
@@ -15484,7 +15484,7 @@
           <w:rFonts w:ascii="Times New Roman" w:eastAsia="宋体" w:hAnsi="Times New Roman"/>
           <w:sz w:val="21"/>
           <w:szCs w:val="21"/>
-          <w:shd w:val="clear" w:color="auto" w:fill="A6A6A6"/>
+          <w:shd w:val="clear" w:color="auto" w:fill="C9C9C9"/>
           <w:lang w:eastAsia="zh-CN"/>
         </w:rPr>
         <w:t>年</w:t>
@@ -15503,7 +15503,7 @@
           <w:rFonts w:ascii="Times New Roman" w:eastAsia="宋体" w:hAnsi="Times New Roman"/>
           <w:sz w:val="21"/>
           <w:szCs w:val="21"/>
-          <w:shd w:val="clear" w:color="auto" w:fill="A6A6A6"/>
+          <w:shd w:val="clear" w:color="auto" w:fill="C9C9C9"/>
           <w:lang w:eastAsia="zh-CN"/>
         </w:rPr>
         <w:t>自感</w:t>
@@ -15614,7 +15614,7 @@
           <w:rFonts w:ascii="Times New Roman" w:eastAsia="宋体" w:hAnsi="Times New Roman"/>
           <w:sz w:val="21"/>
           <w:szCs w:val="21"/>
-          <w:shd w:val="clear" w:color="auto" w:fill="A6A6A6"/>
+          <w:shd w:val="clear" w:color="auto" w:fill="C9C9C9"/>
           <w:lang w:eastAsia="zh-CN"/>
         </w:rPr>
         <w:t>1832</w:t>
@@ -15624,7 +15624,7 @@
           <w:rFonts w:ascii="Times New Roman" w:eastAsia="宋体" w:hAnsi="Times New Roman"/>
           <w:sz w:val="21"/>
           <w:szCs w:val="21"/>
-          <w:shd w:val="clear" w:color="auto" w:fill="A6A6A6"/>
+          <w:shd w:val="clear" w:color="auto" w:fill="C9C9C9"/>
           <w:lang w:eastAsia="zh-CN"/>
         </w:rPr>
         <w:t>年</w:t>
@@ -15811,7 +15811,7 @@
           <w:rFonts w:ascii="Times New Roman" w:eastAsia="宋体" w:hAnsi="Times New Roman"/>
           <w:sz w:val="21"/>
           <w:szCs w:val="21"/>
-          <w:shd w:val="clear" w:color="auto" w:fill="A6A6A6"/>
+          <w:shd w:val="clear" w:color="auto" w:fill="C9C9C9"/>
           <w:lang w:eastAsia="zh-CN"/>
         </w:rPr>
         <w:t>法拉第</w:t>
@@ -15830,7 +15830,7 @@
           <w:rFonts w:ascii="Times New Roman" w:eastAsia="宋体" w:hAnsi="Times New Roman"/>
           <w:sz w:val="21"/>
           <w:szCs w:val="21"/>
-          <w:shd w:val="clear" w:color="auto" w:fill="A6A6A6"/>
+          <w:shd w:val="clear" w:color="auto" w:fill="C9C9C9"/>
           <w:lang w:eastAsia="zh-CN"/>
         </w:rPr>
         <w:t>发电机和变压器</w:t>
@@ -15923,7 +15923,7 @@
           <w:rFonts w:ascii="Times New Roman" w:eastAsia="宋体" w:hAnsi="Times New Roman"/>
           <w:sz w:val="21"/>
           <w:szCs w:val="21"/>
-          <w:shd w:val="clear" w:color="auto" w:fill="A6A6A6"/>
+          <w:shd w:val="clear" w:color="auto" w:fill="C9C9C9"/>
           <w:lang w:eastAsia="zh-CN"/>
         </w:rPr>
         <w:t>特斯拉</w:t>
@@ -15942,7 +15942,7 @@
           <w:rFonts w:ascii="Times New Roman" w:eastAsia="宋体" w:hAnsi="Times New Roman"/>
           <w:sz w:val="21"/>
           <w:szCs w:val="21"/>
-          <w:shd w:val="clear" w:color="auto" w:fill="A6A6A6"/>
+          <w:shd w:val="clear" w:color="auto" w:fill="C9C9C9"/>
           <w:lang w:eastAsia="zh-CN"/>
         </w:rPr>
         <w:t>威斯汀豪斯</w:t>
@@ -16192,7 +16192,7 @@
           <w:rFonts w:ascii="Times New Roman" w:eastAsia="宋体" w:hAnsi="Times New Roman"/>
           <w:sz w:val="21"/>
           <w:szCs w:val="21"/>
-          <w:shd w:val="clear" w:color="auto" w:fill="A6A6A6"/>
+          <w:shd w:val="clear" w:color="auto" w:fill="C9C9C9"/>
           <w:lang w:eastAsia="zh-CN"/>
         </w:rPr>
         <w:t>必修三</w:t>
@@ -16203,7 +16203,7 @@
           <w:rFonts w:ascii="Times New Roman" w:eastAsia="宋体" w:hAnsi="Times New Roman"/>
           <w:sz w:val="21"/>
           <w:szCs w:val="21"/>
-          <w:shd w:val="clear" w:color="auto" w:fill="A6A6A6"/>
+          <w:shd w:val="clear" w:color="auto" w:fill="C9C9C9"/>
           <w:lang w:eastAsia="zh-CN"/>
         </w:rPr>
         <w:t>13</w:t>
@@ -16214,7 +16214,7 @@
           <w:rFonts w:ascii="Times New Roman" w:eastAsia="宋体" w:hAnsi="Times New Roman"/>
           <w:sz w:val="21"/>
           <w:szCs w:val="21"/>
-          <w:shd w:val="clear" w:color="auto" w:fill="A6A6A6"/>
+          <w:shd w:val="clear" w:color="auto" w:fill="C9C9C9"/>
           <w:lang w:eastAsia="zh-CN"/>
         </w:rPr>
         <w:t>.4</w:t>
@@ -16224,7 +16224,7 @@
           <w:rFonts w:ascii="Times New Roman" w:eastAsia="宋体" w:hAnsi="Times New Roman"/>
           <w:sz w:val="21"/>
           <w:szCs w:val="21"/>
-          <w:shd w:val="clear" w:color="auto" w:fill="A6A6A6"/>
+          <w:shd w:val="clear" w:color="auto" w:fill="C9C9C9"/>
           <w:lang w:eastAsia="zh-CN"/>
         </w:rPr>
         <w:t>节</w:t>
@@ -16281,7 +16281,7 @@
           <w:rFonts w:ascii="Times New Roman" w:eastAsia="宋体" w:hAnsi="Times New Roman"/>
           <w:sz w:val="21"/>
           <w:szCs w:val="21"/>
-          <w:shd w:val="clear" w:color="auto" w:fill="A6A6A6"/>
+          <w:shd w:val="clear" w:color="auto" w:fill="C9C9C9"/>
           <w:lang w:eastAsia="zh-CN"/>
         </w:rPr>
         <w:t>赫</w:t>
@@ -16292,7 +16292,7 @@
           <w:rFonts w:ascii="Times New Roman" w:eastAsia="宋体" w:hAnsi="Times New Roman"/>
           <w:sz w:val="21"/>
           <w:szCs w:val="21"/>
-          <w:shd w:val="clear" w:color="auto" w:fill="A6A6A6"/>
+          <w:shd w:val="clear" w:color="auto" w:fill="C9C9C9"/>
           <w:lang w:eastAsia="zh-CN"/>
         </w:rPr>
         <w:t>歇尔</w:t>
@@ -16311,7 +16311,7 @@
           <w:rFonts w:ascii="Times New Roman" w:eastAsia="宋体" w:hAnsi="Times New Roman"/>
           <w:sz w:val="21"/>
           <w:szCs w:val="21"/>
-          <w:shd w:val="clear" w:color="auto" w:fill="A6A6A6"/>
+          <w:shd w:val="clear" w:color="auto" w:fill="C9C9C9"/>
           <w:lang w:eastAsia="zh-CN"/>
         </w:rPr>
         <w:t>红外线</w:t>
@@ -16330,7 +16330,7 @@
           <w:rFonts w:ascii="Times New Roman" w:eastAsia="宋体" w:hAnsi="Times New Roman"/>
           <w:sz w:val="21"/>
           <w:szCs w:val="21"/>
-          <w:shd w:val="clear" w:color="auto" w:fill="A6A6A6"/>
+          <w:shd w:val="clear" w:color="auto" w:fill="C9C9C9"/>
           <w:lang w:eastAsia="zh-CN"/>
         </w:rPr>
         <w:t>里特</w:t>
@@ -16349,7 +16349,7 @@
           <w:rFonts w:ascii="Times New Roman" w:eastAsia="宋体" w:hAnsi="Times New Roman"/>
           <w:sz w:val="21"/>
           <w:szCs w:val="21"/>
-          <w:shd w:val="clear" w:color="auto" w:fill="A6A6A6"/>
+          <w:shd w:val="clear" w:color="auto" w:fill="C9C9C9"/>
           <w:lang w:eastAsia="zh-CN"/>
         </w:rPr>
         <w:t>紫外线</w:t>
@@ -16368,7 +16368,7 @@
           <w:rFonts w:ascii="Times New Roman" w:eastAsia="宋体" w:hAnsi="Times New Roman"/>
           <w:sz w:val="21"/>
           <w:szCs w:val="21"/>
-          <w:shd w:val="clear" w:color="auto" w:fill="A6A6A6"/>
+          <w:shd w:val="clear" w:color="auto" w:fill="C9C9C9"/>
           <w:lang w:eastAsia="zh-CN"/>
         </w:rPr>
         <w:t>伦琴</w:t>
@@ -16387,7 +16387,7 @@
           <w:rFonts w:ascii="Times New Roman" w:eastAsia="宋体" w:hAnsi="Times New Roman"/>
           <w:sz w:val="21"/>
           <w:szCs w:val="21"/>
-          <w:shd w:val="clear" w:color="auto" w:fill="A6A6A6"/>
+          <w:shd w:val="clear" w:color="auto" w:fill="C9C9C9"/>
           <w:lang w:eastAsia="zh-CN"/>
         </w:rPr>
         <w:t>X</w:t>
@@ -16397,7 +16397,7 @@
           <w:rFonts w:ascii="Times New Roman" w:eastAsia="宋体" w:hAnsi="Times New Roman"/>
           <w:sz w:val="21"/>
           <w:szCs w:val="21"/>
-          <w:shd w:val="clear" w:color="auto" w:fill="A6A6A6"/>
+          <w:shd w:val="clear" w:color="auto" w:fill="C9C9C9"/>
           <w:lang w:eastAsia="zh-CN"/>
         </w:rPr>
         <w:t>射线</w:t>
@@ -16481,7 +16481,7 @@
           <w:rFonts w:ascii="Times New Roman" w:eastAsia="宋体" w:hAnsi="Times New Roman"/>
           <w:sz w:val="21"/>
           <w:szCs w:val="21"/>
-          <w:shd w:val="clear" w:color="auto" w:fill="A6A6A6"/>
+          <w:shd w:val="clear" w:color="auto" w:fill="C9C9C9"/>
           <w:lang w:eastAsia="zh-CN"/>
         </w:rPr>
         <w:t>戈德斯坦</w:t>
@@ -16677,7 +16677,7 @@
           <w:rFonts w:ascii="Times New Roman" w:eastAsia="宋体" w:hAnsi="Times New Roman"/>
           <w:sz w:val="21"/>
           <w:szCs w:val="21"/>
-          <w:shd w:val="clear" w:color="auto" w:fill="A6A6A6"/>
+          <w:shd w:val="clear" w:color="auto" w:fill="C9C9C9"/>
           <w:lang w:eastAsia="zh-CN"/>
         </w:rPr>
         <w:t>非电学量</w:t>
@@ -16696,7 +16696,7 @@
           <w:rFonts w:ascii="Times New Roman" w:eastAsia="宋体" w:hAnsi="Times New Roman"/>
           <w:sz w:val="21"/>
           <w:szCs w:val="21"/>
-          <w:shd w:val="clear" w:color="auto" w:fill="A6A6A6"/>
+          <w:shd w:val="clear" w:color="auto" w:fill="C9C9C9"/>
           <w:lang w:eastAsia="zh-CN"/>
         </w:rPr>
         <w:t>电学量</w:t>
@@ -16715,7 +16715,7 @@
           <w:rFonts w:ascii="Times New Roman" w:eastAsia="宋体" w:hAnsi="Times New Roman"/>
           <w:sz w:val="21"/>
           <w:szCs w:val="21"/>
-          <w:shd w:val="clear" w:color="auto" w:fill="A6A6A6"/>
+          <w:shd w:val="clear" w:color="auto" w:fill="C9C9C9"/>
           <w:lang w:eastAsia="zh-CN"/>
         </w:rPr>
         <w:t>转换测量</w:t>
@@ -16808,7 +16808,7 @@
           <w:rFonts w:ascii="Times New Roman" w:eastAsia="宋体" w:hAnsi="Times New Roman"/>
           <w:sz w:val="21"/>
           <w:szCs w:val="21"/>
-          <w:shd w:val="clear" w:color="auto" w:fill="A6A6A6"/>
+          <w:shd w:val="clear" w:color="auto" w:fill="C9C9C9"/>
           <w:lang w:eastAsia="zh-CN"/>
         </w:rPr>
         <w:t>转换并放大微小量</w:t>
@@ -17021,7 +17021,7 @@
           <w:rFonts w:ascii="Times New Roman" w:eastAsia="宋体" w:hAnsi="Times New Roman"/>
           <w:sz w:val="21"/>
           <w:szCs w:val="21"/>
-          <w:shd w:val="clear" w:color="auto" w:fill="A6A6A6"/>
+          <w:shd w:val="clear" w:color="auto" w:fill="C9C9C9"/>
           <w:lang w:eastAsia="zh-CN"/>
         </w:rPr>
         <w:t>1827</w:t>
@@ -17031,7 +17031,7 @@
           <w:rFonts w:ascii="Times New Roman" w:eastAsia="宋体" w:hAnsi="Times New Roman"/>
           <w:sz w:val="21"/>
           <w:szCs w:val="21"/>
-          <w:shd w:val="clear" w:color="auto" w:fill="A6A6A6"/>
+          <w:shd w:val="clear" w:color="auto" w:fill="C9C9C9"/>
           <w:lang w:eastAsia="zh-CN"/>
         </w:rPr>
         <w:t>年</w:t>
@@ -17050,7 +17050,7 @@
           <w:rFonts w:ascii="Times New Roman" w:eastAsia="宋体" w:hAnsi="Times New Roman"/>
           <w:sz w:val="21"/>
           <w:szCs w:val="21"/>
-          <w:shd w:val="clear" w:color="auto" w:fill="A6A6A6"/>
+          <w:shd w:val="clear" w:color="auto" w:fill="C9C9C9"/>
           <w:lang w:eastAsia="zh-CN"/>
         </w:rPr>
         <w:t>布朗</w:t>
@@ -17078,7 +17078,7 @@
           <w:rFonts w:ascii="Times New Roman" w:eastAsia="宋体" w:hAnsi="Times New Roman"/>
           <w:sz w:val="21"/>
           <w:szCs w:val="21"/>
-          <w:shd w:val="clear" w:color="auto" w:fill="A6A6A6"/>
+          <w:shd w:val="clear" w:color="auto" w:fill="C9C9C9"/>
           <w:lang w:eastAsia="zh-CN"/>
         </w:rPr>
         <w:t>布朗运动</w:t>
@@ -17097,7 +17097,7 @@
           <w:rFonts w:ascii="Times New Roman" w:eastAsia="宋体" w:hAnsi="Times New Roman"/>
           <w:sz w:val="21"/>
           <w:szCs w:val="21"/>
-          <w:shd w:val="clear" w:color="auto" w:fill="A6A6A6"/>
+          <w:shd w:val="clear" w:color="auto" w:fill="C9C9C9"/>
           <w:lang w:eastAsia="zh-CN"/>
         </w:rPr>
         <w:t>不是分子</w:t>
@@ -17181,7 +17181,7 @@
           <w:rFonts w:ascii="Times New Roman" w:eastAsia="宋体" w:hAnsi="Times New Roman"/>
           <w:sz w:val="21"/>
           <w:szCs w:val="21"/>
-          <w:shd w:val="clear" w:color="auto" w:fill="A6A6A6"/>
+          <w:shd w:val="clear" w:color="auto" w:fill="C9C9C9"/>
           <w:lang w:eastAsia="zh-CN"/>
         </w:rPr>
         <w:t>爱因斯坦</w:t>
@@ -17218,7 +17218,7 @@
           <w:rFonts w:ascii="Times New Roman" w:eastAsia="宋体" w:hAnsi="Times New Roman"/>
           <w:sz w:val="21"/>
           <w:szCs w:val="21"/>
-          <w:shd w:val="clear" w:color="auto" w:fill="A6A6A6"/>
+          <w:shd w:val="clear" w:color="auto" w:fill="C9C9C9"/>
           <w:lang w:eastAsia="zh-CN"/>
         </w:rPr>
         <w:t>佩兰</w:t>
@@ -17419,7 +17419,7 @@
           <w:rFonts w:ascii="Times New Roman" w:eastAsia="宋体" w:hAnsi="Times New Roman"/>
           <w:sz w:val="21"/>
           <w:szCs w:val="21"/>
-          <w:shd w:val="clear" w:color="auto" w:fill="A6A6A6"/>
+          <w:shd w:val="clear" w:color="auto" w:fill="C9C9C9"/>
           <w:lang w:eastAsia="zh-CN"/>
         </w:rPr>
         <w:t>伽利略</w:t>
@@ -17521,7 +17521,7 @@
           <w:rFonts w:ascii="Times New Roman" w:eastAsia="宋体" w:hAnsi="Times New Roman"/>
           <w:sz w:val="21"/>
           <w:szCs w:val="21"/>
-          <w:shd w:val="clear" w:color="auto" w:fill="A6A6A6"/>
+          <w:shd w:val="clear" w:color="auto" w:fill="C9C9C9"/>
           <w:lang w:eastAsia="zh-CN"/>
         </w:rPr>
         <w:t>开尔文</w:t>
@@ -17558,7 +17558,7 @@
           <w:rFonts w:ascii="Times New Roman" w:eastAsia="宋体" w:hAnsi="Times New Roman"/>
           <w:sz w:val="21"/>
           <w:szCs w:val="21"/>
-          <w:shd w:val="clear" w:color="auto" w:fill="A6A6A6"/>
+          <w:shd w:val="clear" w:color="auto" w:fill="C9C9C9"/>
           <w:lang w:eastAsia="zh-CN"/>
         </w:rPr>
         <w:t>热力学温标</w:t>
@@ -17617,7 +17617,7 @@
             <w:rFonts w:ascii="Cambria Math" w:hAnsi="Cambria Math"/>
             <w:sz w:val="21"/>
             <w:szCs w:val="21"/>
-            <w:shd w:val="clear" w:color="auto" w:fill="A6A6A6"/>
+            <w:shd w:val="clear" w:color="auto" w:fill="C9C9C9"/>
             <w:lang w:eastAsia="zh-CN"/>
           </w:rPr>
           <m:t>T=t+273.15 K</m:t>
@@ -17655,7 +17655,7 @@
           <w:rFonts w:ascii="Times New Roman" w:eastAsia="宋体" w:hAnsi="Times New Roman"/>
           <w:sz w:val="21"/>
           <w:szCs w:val="21"/>
-          <w:shd w:val="clear" w:color="auto" w:fill="A6A6A6"/>
+          <w:shd w:val="clear" w:color="auto" w:fill="C9C9C9"/>
           <w:lang w:eastAsia="zh-CN"/>
         </w:rPr>
         <w:t>绝对零度</w:t>
@@ -17766,7 +17766,7 @@
           <w:rFonts w:ascii="Times New Roman" w:eastAsia="宋体" w:hAnsi="Times New Roman"/>
           <w:sz w:val="21"/>
           <w:szCs w:val="21"/>
-          <w:shd w:val="clear" w:color="auto" w:fill="A6A6A6"/>
+          <w:shd w:val="clear" w:color="auto" w:fill="C9C9C9"/>
           <w:lang w:eastAsia="zh-CN"/>
         </w:rPr>
         <w:t>热力学第三定律</w:t>
@@ -17982,7 +17982,7 @@
           <w:rFonts w:ascii="Times New Roman" w:eastAsia="宋体" w:hAnsi="Times New Roman"/>
           <w:sz w:val="21"/>
           <w:szCs w:val="21"/>
-          <w:shd w:val="clear" w:color="auto" w:fill="A6A6A6"/>
+          <w:shd w:val="clear" w:color="auto" w:fill="C9C9C9"/>
           <w:lang w:eastAsia="zh-CN"/>
         </w:rPr>
         <w:t>1840</w:t>
@@ -17992,7 +17992,7 @@
           <w:rFonts w:ascii="Times New Roman" w:eastAsia="宋体" w:hAnsi="Times New Roman"/>
           <w:sz w:val="21"/>
           <w:szCs w:val="21"/>
-          <w:shd w:val="clear" w:color="auto" w:fill="A6A6A6"/>
+          <w:shd w:val="clear" w:color="auto" w:fill="C9C9C9"/>
           <w:lang w:eastAsia="zh-CN"/>
         </w:rPr>
         <w:t>年</w:t>
@@ -18012,7 +18012,7 @@
           <w:rFonts w:ascii="Times New Roman" w:eastAsia="宋体" w:hAnsi="Times New Roman"/>
           <w:sz w:val="21"/>
           <w:szCs w:val="21"/>
-          <w:shd w:val="clear" w:color="auto" w:fill="A6A6A6"/>
+          <w:shd w:val="clear" w:color="auto" w:fill="C9C9C9"/>
           <w:lang w:eastAsia="zh-CN"/>
         </w:rPr>
         <w:t>焦耳</w:t>
@@ -18050,7 +18050,7 @@
           <w:rFonts w:ascii="Times New Roman" w:eastAsia="宋体" w:hAnsi="Times New Roman"/>
           <w:sz w:val="21"/>
           <w:szCs w:val="21"/>
-          <w:shd w:val="clear" w:color="auto" w:fill="A6A6A6"/>
+          <w:shd w:val="clear" w:color="auto" w:fill="C9C9C9"/>
           <w:lang w:eastAsia="zh-CN"/>
         </w:rPr>
         <w:t>热功当量</w:t>
@@ -18069,7 +18069,7 @@
           <w:rFonts w:ascii="Times New Roman" w:eastAsia="宋体" w:hAnsi="Times New Roman"/>
           <w:sz w:val="21"/>
           <w:szCs w:val="21"/>
-          <w:shd w:val="clear" w:color="auto" w:fill="A6A6A6"/>
+          <w:shd w:val="clear" w:color="auto" w:fill="C9C9C9"/>
           <w:lang w:eastAsia="zh-CN"/>
         </w:rPr>
         <w:t>热力学第一定律</w:t>
@@ -18153,7 +18153,7 @@
           <w:rFonts w:ascii="Times New Roman" w:eastAsia="宋体" w:hAnsi="Times New Roman"/>
           <w:sz w:val="21"/>
           <w:szCs w:val="21"/>
-          <w:shd w:val="clear" w:color="auto" w:fill="A6A6A6"/>
+          <w:shd w:val="clear" w:color="auto" w:fill="C9C9C9"/>
           <w:lang w:eastAsia="zh-CN"/>
         </w:rPr>
         <w:t>1850</w:t>
@@ -18163,7 +18163,7 @@
           <w:rFonts w:ascii="Times New Roman" w:eastAsia="宋体" w:hAnsi="Times New Roman"/>
           <w:sz w:val="21"/>
           <w:szCs w:val="21"/>
-          <w:shd w:val="clear" w:color="auto" w:fill="A6A6A6"/>
+          <w:shd w:val="clear" w:color="auto" w:fill="C9C9C9"/>
           <w:lang w:eastAsia="zh-CN"/>
         </w:rPr>
         <w:t>年</w:t>
@@ -18182,7 +18182,7 @@
           <w:rFonts w:ascii="Times New Roman" w:eastAsia="宋体" w:hAnsi="Times New Roman"/>
           <w:sz w:val="21"/>
           <w:szCs w:val="21"/>
-          <w:shd w:val="clear" w:color="auto" w:fill="A6A6A6"/>
+          <w:shd w:val="clear" w:color="auto" w:fill="C9C9C9"/>
           <w:lang w:eastAsia="zh-CN"/>
         </w:rPr>
         <w:t>克劳修斯</w:t>
@@ -18201,7 +18201,7 @@
           <w:rFonts w:ascii="Times New Roman" w:eastAsia="宋体" w:hAnsi="Times New Roman"/>
           <w:sz w:val="21"/>
           <w:szCs w:val="21"/>
-          <w:shd w:val="clear" w:color="auto" w:fill="A6A6A6"/>
+          <w:shd w:val="clear" w:color="auto" w:fill="C9C9C9"/>
           <w:lang w:eastAsia="zh-CN"/>
         </w:rPr>
         <w:t>热量不能自发地从低温物体传到高温物体</w:t>
@@ -18220,7 +18220,7 @@
           <w:rFonts w:ascii="Times New Roman" w:eastAsia="宋体" w:hAnsi="Times New Roman"/>
           <w:sz w:val="21"/>
           <w:szCs w:val="21"/>
-          <w:shd w:val="clear" w:color="auto" w:fill="A6A6A6"/>
+          <w:shd w:val="clear" w:color="auto" w:fill="C9C9C9"/>
           <w:lang w:eastAsia="zh-CN"/>
         </w:rPr>
         <w:t>1851</w:t>
@@ -18230,7 +18230,7 @@
           <w:rFonts w:ascii="Times New Roman" w:eastAsia="宋体" w:hAnsi="Times New Roman"/>
           <w:sz w:val="21"/>
           <w:szCs w:val="21"/>
-          <w:shd w:val="clear" w:color="auto" w:fill="A6A6A6"/>
+          <w:shd w:val="clear" w:color="auto" w:fill="C9C9C9"/>
           <w:lang w:eastAsia="zh-CN"/>
         </w:rPr>
         <w:t>年</w:t>
@@ -18249,7 +18249,7 @@
           <w:rFonts w:ascii="Times New Roman" w:eastAsia="宋体" w:hAnsi="Times New Roman"/>
           <w:sz w:val="21"/>
           <w:szCs w:val="21"/>
-          <w:shd w:val="clear" w:color="auto" w:fill="A6A6A6"/>
+          <w:shd w:val="clear" w:color="auto" w:fill="C9C9C9"/>
           <w:lang w:eastAsia="zh-CN"/>
         </w:rPr>
         <w:t>开尔文</w:t>
@@ -18268,7 +18268,7 @@
           <w:rFonts w:ascii="Times New Roman" w:eastAsia="宋体" w:hAnsi="Times New Roman"/>
           <w:sz w:val="21"/>
           <w:szCs w:val="21"/>
-          <w:shd w:val="clear" w:color="auto" w:fill="A6A6A6"/>
+          <w:shd w:val="clear" w:color="auto" w:fill="C9C9C9"/>
           <w:lang w:eastAsia="zh-CN"/>
         </w:rPr>
         <w:t>不可能从单一热库吸收热量，使之完全变成功，而不产生其他影响</w:t>
@@ -18361,7 +18361,7 @@
           <w:rFonts w:ascii="Times New Roman" w:eastAsia="宋体" w:hAnsi="Times New Roman"/>
           <w:sz w:val="21"/>
           <w:szCs w:val="21"/>
-          <w:shd w:val="clear" w:color="auto" w:fill="A6A6A6"/>
+          <w:shd w:val="clear" w:color="auto" w:fill="C9C9C9"/>
           <w:lang w:eastAsia="zh-CN"/>
         </w:rPr>
         <w:t>能斯特</w:t>
@@ -18416,7 +18416,7 @@
           <w:rFonts w:ascii="Times New Roman" w:eastAsia="宋体" w:hAnsi="Times New Roman"/>
           <w:sz w:val="21"/>
           <w:szCs w:val="21"/>
-          <w:shd w:val="clear" w:color="auto" w:fill="A6A6A6"/>
+          <w:shd w:val="clear" w:color="auto" w:fill="C9C9C9"/>
           <w:lang w:eastAsia="zh-CN"/>
         </w:rPr>
         <w:t>熵</w:t>
@@ -18509,7 +18509,7 @@
           <w:rFonts w:ascii="Times New Roman" w:eastAsia="宋体" w:hAnsi="Times New Roman"/>
           <w:sz w:val="21"/>
           <w:szCs w:val="21"/>
-          <w:shd w:val="clear" w:color="auto" w:fill="A6A6A6"/>
+          <w:shd w:val="clear" w:color="auto" w:fill="C9C9C9"/>
           <w:lang w:eastAsia="zh-CN"/>
         </w:rPr>
         <w:t>热力学第三定律</w:t>
@@ -18752,7 +18752,7 @@
           <w:rFonts w:ascii="Times New Roman" w:eastAsia="宋体" w:hAnsi="Times New Roman"/>
           <w:sz w:val="21"/>
           <w:szCs w:val="21"/>
-          <w:shd w:val="clear" w:color="auto" w:fill="A6A6A6"/>
+          <w:shd w:val="clear" w:color="auto" w:fill="C9C9C9"/>
           <w:lang w:eastAsia="zh-CN"/>
         </w:rPr>
         <w:t>1900</w:t>
@@ -18762,7 +18762,7 @@
           <w:rFonts w:ascii="Times New Roman" w:eastAsia="宋体" w:hAnsi="Times New Roman"/>
           <w:sz w:val="21"/>
           <w:szCs w:val="21"/>
-          <w:shd w:val="clear" w:color="auto" w:fill="A6A6A6"/>
+          <w:shd w:val="clear" w:color="auto" w:fill="C9C9C9"/>
           <w:lang w:eastAsia="zh-CN"/>
         </w:rPr>
         <w:t>年</w:t>
@@ -18781,7 +18781,7 @@
           <w:rFonts w:ascii="Times New Roman" w:eastAsia="宋体" w:hAnsi="Times New Roman"/>
           <w:sz w:val="21"/>
           <w:szCs w:val="21"/>
-          <w:shd w:val="clear" w:color="auto" w:fill="A6A6A6"/>
+          <w:shd w:val="clear" w:color="auto" w:fill="C9C9C9"/>
           <w:lang w:eastAsia="zh-CN"/>
         </w:rPr>
         <w:t>能量量子化</w:t>
@@ -18800,7 +18800,7 @@
           <w:rFonts w:ascii="Times New Roman" w:eastAsia="宋体" w:hAnsi="Times New Roman"/>
           <w:sz w:val="21"/>
           <w:szCs w:val="21"/>
-          <w:shd w:val="clear" w:color="auto" w:fill="A6A6A6"/>
+          <w:shd w:val="clear" w:color="auto" w:fill="C9C9C9"/>
           <w:lang w:eastAsia="zh-CN"/>
         </w:rPr>
         <w:t>1905</w:t>
@@ -18810,7 +18810,7 @@
           <w:rFonts w:ascii="Times New Roman" w:eastAsia="宋体" w:hAnsi="Times New Roman"/>
           <w:sz w:val="21"/>
           <w:szCs w:val="21"/>
-          <w:shd w:val="clear" w:color="auto" w:fill="A6A6A6"/>
+          <w:shd w:val="clear" w:color="auto" w:fill="C9C9C9"/>
           <w:lang w:eastAsia="zh-CN"/>
         </w:rPr>
         <w:t>年</w:t>
@@ -18829,7 +18829,7 @@
           <w:rFonts w:ascii="Times New Roman" w:eastAsia="宋体" w:hAnsi="Times New Roman"/>
           <w:sz w:val="21"/>
           <w:szCs w:val="21"/>
-          <w:shd w:val="clear" w:color="auto" w:fill="A6A6A6"/>
+          <w:shd w:val="clear" w:color="auto" w:fill="C9C9C9"/>
           <w:lang w:eastAsia="zh-CN"/>
         </w:rPr>
         <w:t>光量子（光子）</w:t>
@@ -18848,7 +18848,7 @@
           <w:rFonts w:ascii="Times New Roman" w:eastAsia="宋体" w:hAnsi="Times New Roman"/>
           <w:sz w:val="21"/>
           <w:szCs w:val="21"/>
-          <w:shd w:val="clear" w:color="auto" w:fill="A6A6A6"/>
+          <w:shd w:val="clear" w:color="auto" w:fill="C9C9C9"/>
           <w:lang w:eastAsia="zh-CN"/>
         </w:rPr>
         <w:t>光电效应</w:t>
@@ -18870,7 +18870,7 @@
                 <w:rFonts w:ascii="Cambria Math" w:hAnsi="Cambria Math"/>
                 <w:sz w:val="21"/>
                 <w:szCs w:val="21"/>
-                <w:shd w:val="clear" w:color="auto" w:fill="A6A6A6"/>
+                <w:shd w:val="clear" w:color="auto" w:fill="C9C9C9"/>
               </w:rPr>
             </m:ctrlPr>
           </m:sSubPr>
@@ -18911,7 +18911,7 @@
             <w:rFonts w:ascii="Cambria Math" w:hAnsi="Cambria Math"/>
             <w:sz w:val="21"/>
             <w:szCs w:val="21"/>
-            <w:shd w:val="clear" w:color="auto" w:fill="A6A6A6"/>
+            <w:shd w:val="clear" w:color="auto" w:fill="C9C9C9"/>
             <w:lang w:eastAsia="zh-CN"/>
           </w:rPr>
           <m:t>=hν-</m:t>
@@ -18923,7 +18923,7 @@
                 <w:rFonts w:ascii="Cambria Math" w:hAnsi="Cambria Math"/>
                 <w:sz w:val="21"/>
                 <w:szCs w:val="21"/>
-                <w:shd w:val="clear" w:color="auto" w:fill="A6A6A6"/>
+                <w:shd w:val="clear" w:color="auto" w:fill="C9C9C9"/>
               </w:rPr>
             </m:ctrlPr>
           </m:sSubPr>
@@ -18971,7 +18971,7 @@
           <w:rFonts w:ascii="Times New Roman" w:eastAsia="宋体" w:hAnsi="Times New Roman"/>
           <w:sz w:val="21"/>
           <w:szCs w:val="21"/>
-          <w:shd w:val="clear" w:color="auto" w:fill="A6A6A6"/>
+          <w:shd w:val="clear" w:color="auto" w:fill="C9C9C9"/>
           <w:lang w:eastAsia="zh-CN"/>
         </w:rPr>
         <w:t>1921</w:t>
@@ -18981,7 +18981,7 @@
           <w:rFonts w:ascii="Times New Roman" w:eastAsia="宋体" w:hAnsi="Times New Roman"/>
           <w:sz w:val="21"/>
           <w:szCs w:val="21"/>
-          <w:shd w:val="clear" w:color="auto" w:fill="A6A6A6"/>
+          <w:shd w:val="clear" w:color="auto" w:fill="C9C9C9"/>
           <w:lang w:eastAsia="zh-CN"/>
         </w:rPr>
         <w:t>年</w:t>
@@ -19083,7 +19083,7 @@
           <w:rFonts w:ascii="Times New Roman" w:eastAsia="宋体" w:hAnsi="Times New Roman"/>
           <w:sz w:val="21"/>
           <w:szCs w:val="21"/>
-          <w:shd w:val="clear" w:color="auto" w:fill="A6A6A6"/>
+          <w:shd w:val="clear" w:color="auto" w:fill="C9C9C9"/>
           <w:lang w:eastAsia="zh-CN"/>
         </w:rPr>
         <w:t>1887</w:t>
@@ -19093,7 +19093,7 @@
           <w:rFonts w:ascii="Times New Roman" w:eastAsia="宋体" w:hAnsi="Times New Roman"/>
           <w:sz w:val="21"/>
           <w:szCs w:val="21"/>
-          <w:shd w:val="clear" w:color="auto" w:fill="A6A6A6"/>
+          <w:shd w:val="clear" w:color="auto" w:fill="C9C9C9"/>
           <w:lang w:eastAsia="zh-CN"/>
         </w:rPr>
         <w:t>年</w:t>
@@ -19112,7 +19112,7 @@
           <w:rFonts w:ascii="Times New Roman" w:eastAsia="宋体" w:hAnsi="Times New Roman"/>
           <w:sz w:val="21"/>
           <w:szCs w:val="21"/>
-          <w:shd w:val="clear" w:color="auto" w:fill="A6A6A6"/>
+          <w:shd w:val="clear" w:color="auto" w:fill="C9C9C9"/>
           <w:lang w:eastAsia="zh-CN"/>
         </w:rPr>
         <w:t>赫兹</w:t>
@@ -19149,7 +19149,7 @@
           <w:rFonts w:ascii="Times New Roman" w:eastAsia="宋体" w:hAnsi="Times New Roman"/>
           <w:sz w:val="21"/>
           <w:szCs w:val="21"/>
-          <w:shd w:val="clear" w:color="auto" w:fill="A6A6A6"/>
+          <w:shd w:val="clear" w:color="auto" w:fill="C9C9C9"/>
           <w:lang w:eastAsia="zh-CN"/>
         </w:rPr>
         <w:t>最早发现的光电效应</w:t>
@@ -19233,7 +19233,7 @@
           <w:rFonts w:ascii="Times New Roman" w:eastAsia="宋体" w:hAnsi="Times New Roman"/>
           <w:sz w:val="21"/>
           <w:szCs w:val="21"/>
-          <w:shd w:val="clear" w:color="auto" w:fill="A6A6A6"/>
+          <w:shd w:val="clear" w:color="auto" w:fill="C9C9C9"/>
           <w:lang w:eastAsia="zh-CN"/>
         </w:rPr>
         <w:t>1897</w:t>
@@ -19243,7 +19243,7 @@
           <w:rFonts w:ascii="Times New Roman" w:eastAsia="宋体" w:hAnsi="Times New Roman"/>
           <w:sz w:val="21"/>
           <w:szCs w:val="21"/>
-          <w:shd w:val="clear" w:color="auto" w:fill="A6A6A6"/>
+          <w:shd w:val="clear" w:color="auto" w:fill="C9C9C9"/>
           <w:lang w:eastAsia="zh-CN"/>
         </w:rPr>
         <w:t>年</w:t>
@@ -19262,7 +19262,7 @@
           <w:rFonts w:ascii="Times New Roman" w:eastAsia="宋体" w:hAnsi="Times New Roman"/>
           <w:sz w:val="21"/>
           <w:szCs w:val="21"/>
-          <w:shd w:val="clear" w:color="auto" w:fill="A6A6A6"/>
+          <w:shd w:val="clear" w:color="auto" w:fill="C9C9C9"/>
           <w:lang w:eastAsia="zh-CN"/>
         </w:rPr>
         <w:t>J.J.</w:t>
@@ -19272,7 +19272,7 @@
           <w:rFonts w:ascii="Times New Roman" w:eastAsia="宋体" w:hAnsi="Times New Roman"/>
           <w:sz w:val="21"/>
           <w:szCs w:val="21"/>
-          <w:shd w:val="clear" w:color="auto" w:fill="A6A6A6"/>
+          <w:shd w:val="clear" w:color="auto" w:fill="C9C9C9"/>
           <w:lang w:eastAsia="zh-CN"/>
         </w:rPr>
         <w:t>汤姆</w:t>
@@ -19283,7 +19283,7 @@
           <w:rFonts w:ascii="Times New Roman" w:eastAsia="宋体" w:hAnsi="Times New Roman"/>
           <w:sz w:val="21"/>
           <w:szCs w:val="21"/>
-          <w:shd w:val="clear" w:color="auto" w:fill="A6A6A6"/>
+          <w:shd w:val="clear" w:color="auto" w:fill="C9C9C9"/>
           <w:lang w:eastAsia="zh-CN"/>
         </w:rPr>
         <w:t>孙</w:t>
@@ -19312,7 +19312,7 @@
           <w:rFonts w:ascii="Times New Roman" w:eastAsia="宋体" w:hAnsi="Times New Roman"/>
           <w:sz w:val="21"/>
           <w:szCs w:val="21"/>
-          <w:shd w:val="clear" w:color="auto" w:fill="A6A6A6"/>
+          <w:shd w:val="clear" w:color="auto" w:fill="C9C9C9"/>
           <w:lang w:eastAsia="zh-CN"/>
         </w:rPr>
         <w:t>带负电的</w:t>
@@ -19323,7 +19323,7 @@
           <w:rFonts w:ascii="Times New Roman" w:eastAsia="宋体" w:hAnsi="Times New Roman"/>
           <w:sz w:val="21"/>
           <w:szCs w:val="21"/>
-          <w:shd w:val="clear" w:color="auto" w:fill="A6A6A6"/>
+          <w:shd w:val="clear" w:color="auto" w:fill="C9C9C9"/>
           <w:lang w:eastAsia="zh-CN"/>
         </w:rPr>
         <w:t>粒子流</w:t>
@@ -19370,7 +19370,7 @@
           <w:rFonts w:ascii="Times New Roman" w:eastAsia="宋体" w:hAnsi="Times New Roman"/>
           <w:sz w:val="21"/>
           <w:szCs w:val="21"/>
-          <w:shd w:val="clear" w:color="auto" w:fill="A6A6A6"/>
+          <w:shd w:val="clear" w:color="auto" w:fill="C9C9C9"/>
           <w:lang w:eastAsia="zh-CN"/>
         </w:rPr>
         <w:t>电子</w:t>
@@ -19389,7 +19389,7 @@
           <w:rFonts w:ascii="Times New Roman" w:eastAsia="宋体" w:hAnsi="Times New Roman"/>
           <w:sz w:val="21"/>
           <w:szCs w:val="21"/>
-          <w:shd w:val="clear" w:color="auto" w:fill="A6A6A6"/>
+          <w:shd w:val="clear" w:color="auto" w:fill="C9C9C9"/>
           <w:lang w:eastAsia="zh-CN"/>
         </w:rPr>
         <w:t>原子可分</w:t>
@@ -19491,7 +19491,7 @@
           <w:rFonts w:ascii="Times New Roman" w:eastAsia="宋体" w:hAnsi="Times New Roman"/>
           <w:sz w:val="21"/>
           <w:szCs w:val="21"/>
-          <w:shd w:val="clear" w:color="auto" w:fill="A6A6A6"/>
+          <w:shd w:val="clear" w:color="auto" w:fill="C9C9C9"/>
           <w:lang w:eastAsia="zh-CN"/>
         </w:rPr>
         <w:t>1909</w:t>
@@ -19501,7 +19501,7 @@
           <w:rFonts w:ascii="Times New Roman" w:eastAsia="宋体" w:hAnsi="Times New Roman"/>
           <w:sz w:val="21"/>
           <w:szCs w:val="21"/>
-          <w:shd w:val="clear" w:color="auto" w:fill="A6A6A6"/>
+          <w:shd w:val="clear" w:color="auto" w:fill="C9C9C9"/>
           <w:lang w:eastAsia="zh-CN"/>
         </w:rPr>
         <w:t>年</w:t>
@@ -19520,7 +19520,7 @@
           <w:rFonts w:ascii="Times New Roman" w:eastAsia="宋体" w:hAnsi="Times New Roman"/>
           <w:sz w:val="21"/>
           <w:szCs w:val="21"/>
-          <w:shd w:val="clear" w:color="auto" w:fill="A6A6A6"/>
+          <w:shd w:val="clear" w:color="auto" w:fill="C9C9C9"/>
           <w:lang w:eastAsia="zh-CN"/>
         </w:rPr>
         <w:t>盖革和马斯顿</w:t>
@@ -19556,7 +19556,7 @@
           <w:rFonts w:ascii="Times New Roman" w:eastAsia="宋体" w:hAnsi="Times New Roman"/>
           <w:sz w:val="21"/>
           <w:szCs w:val="21"/>
-          <w:shd w:val="clear" w:color="auto" w:fill="A6A6A6"/>
+          <w:shd w:val="clear" w:color="auto" w:fill="C9C9C9"/>
           <w:lang w:eastAsia="zh-CN"/>
         </w:rPr>
         <w:t>1911</w:t>
@@ -19566,7 +19566,7 @@
           <w:rFonts w:ascii="Times New Roman" w:eastAsia="宋体" w:hAnsi="Times New Roman"/>
           <w:sz w:val="21"/>
           <w:szCs w:val="21"/>
-          <w:shd w:val="clear" w:color="auto" w:fill="A6A6A6"/>
+          <w:shd w:val="clear" w:color="auto" w:fill="C9C9C9"/>
           <w:lang w:eastAsia="zh-CN"/>
         </w:rPr>
         <w:t>年卢瑟福</w:t>
@@ -19585,7 +19585,7 @@
           <w:rFonts w:ascii="Times New Roman" w:eastAsia="宋体" w:hAnsi="Times New Roman"/>
           <w:sz w:val="21"/>
           <w:szCs w:val="21"/>
-          <w:shd w:val="clear" w:color="auto" w:fill="A6A6A6"/>
+          <w:shd w:val="clear" w:color="auto" w:fill="C9C9C9"/>
           <w:lang w:eastAsia="zh-CN"/>
         </w:rPr>
         <w:t>原子的核式结构模型</w:t>
@@ -19669,7 +19669,7 @@
           <w:rFonts w:ascii="Times New Roman" w:eastAsia="宋体" w:hAnsi="Times New Roman"/>
           <w:sz w:val="21"/>
           <w:szCs w:val="21"/>
-          <w:shd w:val="clear" w:color="auto" w:fill="A6A6A6"/>
+          <w:shd w:val="clear" w:color="auto" w:fill="C9C9C9"/>
           <w:lang w:eastAsia="zh-CN"/>
         </w:rPr>
         <w:t>1885</w:t>
@@ -19679,7 +19679,7 @@
           <w:rFonts w:ascii="Times New Roman" w:eastAsia="宋体" w:hAnsi="Times New Roman"/>
           <w:sz w:val="21"/>
           <w:szCs w:val="21"/>
-          <w:shd w:val="clear" w:color="auto" w:fill="A6A6A6"/>
+          <w:shd w:val="clear" w:color="auto" w:fill="C9C9C9"/>
           <w:lang w:eastAsia="zh-CN"/>
         </w:rPr>
         <w:t>年</w:t>
@@ -19698,7 +19698,7 @@
           <w:rFonts w:ascii="Times New Roman" w:eastAsia="宋体" w:hAnsi="Times New Roman"/>
           <w:sz w:val="21"/>
           <w:szCs w:val="21"/>
-          <w:shd w:val="clear" w:color="auto" w:fill="A6A6A6"/>
+          <w:shd w:val="clear" w:color="auto" w:fill="C9C9C9"/>
           <w:lang w:eastAsia="zh-CN"/>
         </w:rPr>
         <w:t>巴耳</w:t>
@@ -19709,7 +19709,7 @@
           <w:rFonts w:ascii="Times New Roman" w:eastAsia="宋体" w:hAnsi="Times New Roman"/>
           <w:sz w:val="21"/>
           <w:szCs w:val="21"/>
-          <w:shd w:val="clear" w:color="auto" w:fill="A6A6A6"/>
+          <w:shd w:val="clear" w:color="auto" w:fill="C9C9C9"/>
           <w:lang w:eastAsia="zh-CN"/>
         </w:rPr>
         <w:t>末</w:t>
@@ -19738,7 +19738,7 @@
           <w:rFonts w:ascii="Times New Roman" w:eastAsia="宋体" w:hAnsi="Times New Roman"/>
           <w:sz w:val="21"/>
           <w:szCs w:val="21"/>
-          <w:shd w:val="clear" w:color="auto" w:fill="A6A6A6"/>
+          <w:shd w:val="clear" w:color="auto" w:fill="C9C9C9"/>
           <w:lang w:eastAsia="zh-CN"/>
         </w:rPr>
         <w:t>1913</w:t>
@@ -19748,7 +19748,7 @@
           <w:rFonts w:ascii="Times New Roman" w:eastAsia="宋体" w:hAnsi="Times New Roman"/>
           <w:sz w:val="21"/>
           <w:szCs w:val="21"/>
-          <w:shd w:val="clear" w:color="auto" w:fill="A6A6A6"/>
+          <w:shd w:val="clear" w:color="auto" w:fill="C9C9C9"/>
           <w:lang w:eastAsia="zh-CN"/>
         </w:rPr>
         <w:t>年</w:t>
@@ -19767,7 +19767,7 @@
           <w:rFonts w:ascii="Times New Roman" w:eastAsia="宋体" w:hAnsi="Times New Roman"/>
           <w:sz w:val="21"/>
           <w:szCs w:val="21"/>
-          <w:shd w:val="clear" w:color="auto" w:fill="A6A6A6"/>
+          <w:shd w:val="clear" w:color="auto" w:fill="C9C9C9"/>
           <w:lang w:eastAsia="zh-CN"/>
         </w:rPr>
         <w:t>玻尔</w:t>
@@ -19786,7 +19786,7 @@
           <w:rFonts w:ascii="Times New Roman" w:eastAsia="宋体" w:hAnsi="Times New Roman"/>
           <w:sz w:val="21"/>
           <w:szCs w:val="21"/>
-          <w:shd w:val="clear" w:color="auto" w:fill="A6A6A6"/>
+          <w:shd w:val="clear" w:color="auto" w:fill="C9C9C9"/>
           <w:lang w:eastAsia="zh-CN"/>
         </w:rPr>
         <w:t>定态和能级跃迁</w:t>
@@ -19805,7 +19805,7 @@
           <w:rFonts w:ascii="Times New Roman" w:eastAsia="宋体" w:hAnsi="Times New Roman"/>
           <w:sz w:val="21"/>
           <w:szCs w:val="21"/>
-          <w:shd w:val="clear" w:color="auto" w:fill="A6A6A6"/>
+          <w:shd w:val="clear" w:color="auto" w:fill="C9C9C9"/>
           <w:lang w:eastAsia="zh-CN"/>
         </w:rPr>
         <w:t>氢原子光谱</w:t>
@@ -19889,7 +19889,7 @@
           <w:rFonts w:ascii="Times New Roman" w:eastAsia="宋体" w:hAnsi="Times New Roman"/>
           <w:sz w:val="21"/>
           <w:szCs w:val="21"/>
-          <w:shd w:val="clear" w:color="auto" w:fill="A6A6A6"/>
+          <w:shd w:val="clear" w:color="auto" w:fill="C9C9C9"/>
           <w:lang w:eastAsia="zh-CN"/>
         </w:rPr>
         <w:t>1918—1922</w:t>
@@ -19899,7 +19899,7 @@
           <w:rFonts w:ascii="Times New Roman" w:eastAsia="宋体" w:hAnsi="Times New Roman"/>
           <w:sz w:val="21"/>
           <w:szCs w:val="21"/>
-          <w:shd w:val="clear" w:color="auto" w:fill="A6A6A6"/>
+          <w:shd w:val="clear" w:color="auto" w:fill="C9C9C9"/>
           <w:lang w:eastAsia="zh-CN"/>
         </w:rPr>
         <w:t>年</w:t>
@@ -19918,7 +19918,7 @@
           <w:rFonts w:ascii="Times New Roman" w:eastAsia="宋体" w:hAnsi="Times New Roman"/>
           <w:sz w:val="21"/>
           <w:szCs w:val="21"/>
-          <w:shd w:val="clear" w:color="auto" w:fill="A6A6A6"/>
+          <w:shd w:val="clear" w:color="auto" w:fill="C9C9C9"/>
           <w:lang w:eastAsia="zh-CN"/>
         </w:rPr>
         <w:t>康普顿</w:t>
@@ -19955,7 +19955,7 @@
           <w:rFonts w:ascii="Times New Roman" w:eastAsia="宋体" w:hAnsi="Times New Roman"/>
           <w:sz w:val="21"/>
           <w:szCs w:val="21"/>
-          <w:shd w:val="clear" w:color="auto" w:fill="A6A6A6"/>
+          <w:shd w:val="clear" w:color="auto" w:fill="C9C9C9"/>
           <w:lang w:eastAsia="zh-CN"/>
         </w:rPr>
         <w:t>康普顿效应</w:t>
@@ -19974,7 +19974,7 @@
           <w:rFonts w:ascii="Times New Roman" w:eastAsia="宋体" w:hAnsi="Times New Roman"/>
           <w:sz w:val="21"/>
           <w:szCs w:val="21"/>
-          <w:shd w:val="clear" w:color="auto" w:fill="A6A6A6"/>
+          <w:shd w:val="clear" w:color="auto" w:fill="C9C9C9"/>
           <w:lang w:eastAsia="zh-CN"/>
         </w:rPr>
         <w:t>光子的粒子性</w:t>
@@ -19993,7 +19993,7 @@
           <w:rFonts w:ascii="Times New Roman" w:eastAsia="宋体" w:hAnsi="Times New Roman"/>
           <w:sz w:val="21"/>
           <w:szCs w:val="21"/>
-          <w:shd w:val="clear" w:color="auto" w:fill="A6A6A6"/>
+          <w:shd w:val="clear" w:color="auto" w:fill="C9C9C9"/>
           <w:lang w:eastAsia="zh-CN"/>
         </w:rPr>
         <w:t>吴有训</w:t>
@@ -20048,7 +20048,7 @@
           <w:rFonts w:ascii="Times New Roman" w:eastAsia="宋体" w:hAnsi="Times New Roman"/>
           <w:sz w:val="21"/>
           <w:szCs w:val="21"/>
-          <w:shd w:val="clear" w:color="auto" w:fill="A6A6A6"/>
+          <w:shd w:val="clear" w:color="auto" w:fill="C9C9C9"/>
           <w:lang w:eastAsia="zh-CN"/>
         </w:rPr>
         <w:t>1924</w:t>
@@ -20058,7 +20058,7 @@
           <w:rFonts w:ascii="Times New Roman" w:eastAsia="宋体" w:hAnsi="Times New Roman"/>
           <w:sz w:val="21"/>
           <w:szCs w:val="21"/>
-          <w:shd w:val="clear" w:color="auto" w:fill="A6A6A6"/>
+          <w:shd w:val="clear" w:color="auto" w:fill="C9C9C9"/>
           <w:lang w:eastAsia="zh-CN"/>
         </w:rPr>
         <w:t>年</w:t>
@@ -20077,7 +20077,7 @@
           <w:rFonts w:ascii="Times New Roman" w:eastAsia="宋体" w:hAnsi="Times New Roman"/>
           <w:sz w:val="21"/>
           <w:szCs w:val="21"/>
-          <w:shd w:val="clear" w:color="auto" w:fill="A6A6A6"/>
+          <w:shd w:val="clear" w:color="auto" w:fill="C9C9C9"/>
           <w:lang w:eastAsia="zh-CN"/>
         </w:rPr>
         <w:t>德布罗意</w:t>
@@ -20105,7 +20105,7 @@
           <w:rFonts w:ascii="Times New Roman" w:eastAsia="宋体" w:hAnsi="Times New Roman"/>
           <w:sz w:val="21"/>
           <w:szCs w:val="21"/>
-          <w:shd w:val="clear" w:color="auto" w:fill="A6A6A6"/>
+          <w:shd w:val="clear" w:color="auto" w:fill="C9C9C9"/>
           <w:lang w:eastAsia="zh-CN"/>
         </w:rPr>
         <w:t>物质波</w:t>
@@ -20128,7 +20128,7 @@
             <w:rFonts w:ascii="Cambria Math" w:hAnsi="Cambria Math"/>
             <w:sz w:val="21"/>
             <w:szCs w:val="21"/>
-            <w:shd w:val="clear" w:color="auto" w:fill="A6A6A6"/>
+            <w:shd w:val="clear" w:color="auto" w:fill="C9C9C9"/>
             <w:lang w:eastAsia="zh-CN"/>
           </w:rPr>
           <m:t>λ=</m:t>
@@ -20140,7 +20140,7 @@
                 <w:rFonts w:ascii="Cambria Math" w:hAnsi="Cambria Math"/>
                 <w:sz w:val="21"/>
                 <w:szCs w:val="21"/>
-                <w:shd w:val="clear" w:color="auto" w:fill="A6A6A6"/>
+                <w:shd w:val="clear" w:color="auto" w:fill="C9C9C9"/>
               </w:rPr>
             </m:ctrlPr>
           </m:fPr>
@@ -20271,7 +20271,7 @@
           <w:rFonts w:ascii="Times New Roman" w:eastAsia="宋体" w:hAnsi="Times New Roman"/>
           <w:sz w:val="21"/>
           <w:szCs w:val="21"/>
-          <w:shd w:val="clear" w:color="auto" w:fill="A6A6A6"/>
+          <w:shd w:val="clear" w:color="auto" w:fill="C9C9C9"/>
           <w:lang w:eastAsia="zh-CN"/>
         </w:rPr>
         <w:t>1927</w:t>
@@ -20281,7 +20281,7 @@
           <w:rFonts w:ascii="Times New Roman" w:eastAsia="宋体" w:hAnsi="Times New Roman"/>
           <w:sz w:val="21"/>
           <w:szCs w:val="21"/>
-          <w:shd w:val="clear" w:color="auto" w:fill="A6A6A6"/>
+          <w:shd w:val="clear" w:color="auto" w:fill="C9C9C9"/>
           <w:lang w:eastAsia="zh-CN"/>
         </w:rPr>
         <w:t>年</w:t>
@@ -20300,7 +20300,7 @@
           <w:rFonts w:ascii="Times New Roman" w:eastAsia="宋体" w:hAnsi="Times New Roman"/>
           <w:sz w:val="21"/>
           <w:szCs w:val="21"/>
-          <w:shd w:val="clear" w:color="auto" w:fill="A6A6A6"/>
+          <w:shd w:val="clear" w:color="auto" w:fill="C9C9C9"/>
           <w:lang w:eastAsia="zh-CN"/>
         </w:rPr>
         <w:t>戴维森和</w:t>
@@ -20310,7 +20310,7 @@
           <w:rFonts w:ascii="Times New Roman" w:eastAsia="宋体" w:hAnsi="Times New Roman"/>
           <w:sz w:val="21"/>
           <w:szCs w:val="21"/>
-          <w:shd w:val="clear" w:color="auto" w:fill="A6A6A6"/>
+          <w:shd w:val="clear" w:color="auto" w:fill="C9C9C9"/>
           <w:lang w:eastAsia="zh-CN"/>
         </w:rPr>
         <w:t>G.P.</w:t>
@@ -20320,7 +20320,7 @@
           <w:rFonts w:ascii="Times New Roman" w:eastAsia="宋体" w:hAnsi="Times New Roman"/>
           <w:sz w:val="21"/>
           <w:szCs w:val="21"/>
-          <w:shd w:val="clear" w:color="auto" w:fill="A6A6A6"/>
+          <w:shd w:val="clear" w:color="auto" w:fill="C9C9C9"/>
           <w:lang w:eastAsia="zh-CN"/>
         </w:rPr>
         <w:t>汤姆</w:t>
@@ -20331,7 +20331,7 @@
           <w:rFonts w:ascii="Times New Roman" w:eastAsia="宋体" w:hAnsi="Times New Roman"/>
           <w:sz w:val="21"/>
           <w:szCs w:val="21"/>
-          <w:shd w:val="clear" w:color="auto" w:fill="A6A6A6"/>
+          <w:shd w:val="clear" w:color="auto" w:fill="C9C9C9"/>
           <w:lang w:eastAsia="zh-CN"/>
         </w:rPr>
         <w:t>孙</w:t>
@@ -20360,7 +20360,7 @@
           <w:rFonts w:ascii="Times New Roman" w:eastAsia="宋体" w:hAnsi="Times New Roman"/>
           <w:sz w:val="21"/>
           <w:szCs w:val="21"/>
-          <w:shd w:val="clear" w:color="auto" w:fill="A6A6A6"/>
+          <w:shd w:val="clear" w:color="auto" w:fill="C9C9C9"/>
           <w:lang w:eastAsia="zh-CN"/>
         </w:rPr>
         <w:t>电子束衍射</w:t>
@@ -20471,7 +20471,7 @@
           <w:rFonts w:ascii="Times New Roman" w:eastAsia="宋体" w:hAnsi="Times New Roman"/>
           <w:sz w:val="21"/>
           <w:szCs w:val="21"/>
-          <w:shd w:val="clear" w:color="auto" w:fill="A6A6A6"/>
+          <w:shd w:val="clear" w:color="auto" w:fill="C9C9C9"/>
           <w:lang w:eastAsia="zh-CN"/>
         </w:rPr>
         <w:t>爱因斯坦</w:t>
@@ -20508,7 +20508,7 @@
           <w:rFonts w:ascii="Times New Roman" w:eastAsia="宋体" w:hAnsi="Times New Roman"/>
           <w:sz w:val="21"/>
           <w:szCs w:val="21"/>
-          <w:shd w:val="clear" w:color="auto" w:fill="A6A6A6"/>
+          <w:shd w:val="clear" w:color="auto" w:fill="C9C9C9"/>
           <w:lang w:eastAsia="zh-CN"/>
         </w:rPr>
         <w:t>量子理论</w:t>
@@ -20563,7 +20563,7 @@
           <w:rFonts w:ascii="Times New Roman" w:eastAsia="宋体" w:hAnsi="Times New Roman"/>
           <w:sz w:val="21"/>
           <w:szCs w:val="21"/>
-          <w:shd w:val="clear" w:color="auto" w:fill="A6A6A6"/>
+          <w:shd w:val="clear" w:color="auto" w:fill="C9C9C9"/>
           <w:lang w:eastAsia="zh-CN"/>
         </w:rPr>
         <w:t>1859</w:t>
@@ -20573,7 +20573,7 @@
           <w:rFonts w:ascii="Times New Roman" w:eastAsia="宋体" w:hAnsi="Times New Roman"/>
           <w:sz w:val="21"/>
           <w:szCs w:val="21"/>
-          <w:shd w:val="clear" w:color="auto" w:fill="A6A6A6"/>
+          <w:shd w:val="clear" w:color="auto" w:fill="C9C9C9"/>
           <w:lang w:eastAsia="zh-CN"/>
         </w:rPr>
         <w:t>年</w:t>
@@ -20592,7 +20592,7 @@
           <w:rFonts w:ascii="Times New Roman" w:eastAsia="宋体" w:hAnsi="Times New Roman"/>
           <w:sz w:val="21"/>
           <w:szCs w:val="21"/>
-          <w:shd w:val="clear" w:color="auto" w:fill="A6A6A6"/>
+          <w:shd w:val="clear" w:color="auto" w:fill="C9C9C9"/>
           <w:lang w:eastAsia="zh-CN"/>
         </w:rPr>
         <w:t>基尔霍夫</w:t>
@@ -20611,7 +20611,7 @@
           <w:rFonts w:ascii="Times New Roman" w:eastAsia="宋体" w:hAnsi="Times New Roman"/>
           <w:sz w:val="21"/>
           <w:szCs w:val="21"/>
-          <w:shd w:val="clear" w:color="auto" w:fill="A6A6A6"/>
+          <w:shd w:val="clear" w:color="auto" w:fill="C9C9C9"/>
           <w:lang w:eastAsia="zh-CN"/>
         </w:rPr>
         <w:t>本生</w:t>
@@ -20630,7 +20630,7 @@
           <w:rFonts w:ascii="Times New Roman" w:eastAsia="宋体" w:hAnsi="Times New Roman"/>
           <w:sz w:val="21"/>
           <w:szCs w:val="21"/>
-          <w:shd w:val="clear" w:color="auto" w:fill="A6A6A6"/>
+          <w:shd w:val="clear" w:color="auto" w:fill="C9C9C9"/>
           <w:lang w:eastAsia="zh-CN"/>
         </w:rPr>
         <w:t>光谱分析</w:t>
@@ -20864,7 +20864,7 @@
           <w:rFonts w:ascii="Times New Roman" w:eastAsia="宋体" w:hAnsi="Times New Roman"/>
           <w:sz w:val="21"/>
           <w:szCs w:val="21"/>
-          <w:shd w:val="clear" w:color="auto" w:fill="A6A6A6"/>
+          <w:shd w:val="clear" w:color="auto" w:fill="C9C9C9"/>
           <w:lang w:eastAsia="zh-CN"/>
         </w:rPr>
         <w:t>1896</w:t>
@@ -20874,7 +20874,7 @@
           <w:rFonts w:ascii="Times New Roman" w:eastAsia="宋体" w:hAnsi="Times New Roman"/>
           <w:sz w:val="21"/>
           <w:szCs w:val="21"/>
-          <w:shd w:val="clear" w:color="auto" w:fill="A6A6A6"/>
+          <w:shd w:val="clear" w:color="auto" w:fill="C9C9C9"/>
           <w:lang w:eastAsia="zh-CN"/>
         </w:rPr>
         <w:t>年</w:t>
@@ -20893,7 +20893,7 @@
           <w:rFonts w:ascii="Times New Roman" w:eastAsia="宋体" w:hAnsi="Times New Roman"/>
           <w:sz w:val="21"/>
           <w:szCs w:val="21"/>
-          <w:shd w:val="clear" w:color="auto" w:fill="A6A6A6"/>
+          <w:shd w:val="clear" w:color="auto" w:fill="C9C9C9"/>
           <w:lang w:eastAsia="zh-CN"/>
         </w:rPr>
         <w:t>贝克勒尔</w:t>
@@ -20912,7 +20912,7 @@
           <w:rFonts w:ascii="Times New Roman" w:eastAsia="宋体" w:hAnsi="Times New Roman"/>
           <w:sz w:val="21"/>
           <w:szCs w:val="21"/>
-          <w:shd w:val="clear" w:color="auto" w:fill="A6A6A6"/>
+          <w:shd w:val="clear" w:color="auto" w:fill="C9C9C9"/>
           <w:lang w:eastAsia="zh-CN"/>
         </w:rPr>
         <w:t>天然放射现象</w:t>
@@ -20931,7 +20931,7 @@
           <w:rFonts w:ascii="Times New Roman" w:eastAsia="宋体" w:hAnsi="Times New Roman"/>
           <w:sz w:val="21"/>
           <w:szCs w:val="21"/>
-          <w:shd w:val="clear" w:color="auto" w:fill="A6A6A6"/>
+          <w:shd w:val="clear" w:color="auto" w:fill="C9C9C9"/>
           <w:lang w:eastAsia="zh-CN"/>
         </w:rPr>
         <w:t>原子核具有复杂结构</w:t>
@@ -21024,7 +21024,7 @@
           <w:rFonts w:ascii="Times New Roman" w:eastAsia="宋体" w:hAnsi="Times New Roman"/>
           <w:sz w:val="21"/>
           <w:szCs w:val="21"/>
-          <w:shd w:val="clear" w:color="auto" w:fill="A6A6A6"/>
+          <w:shd w:val="clear" w:color="auto" w:fill="C9C9C9"/>
           <w:lang w:eastAsia="zh-CN"/>
         </w:rPr>
         <w:t>玛丽</w:t>
@@ -21034,7 +21034,7 @@
           <w:rFonts w:ascii="Times New Roman" w:eastAsia="宋体" w:hAnsi="Times New Roman"/>
           <w:sz w:val="21"/>
           <w:szCs w:val="21"/>
-          <w:shd w:val="clear" w:color="auto" w:fill="A6A6A6"/>
+          <w:shd w:val="clear" w:color="auto" w:fill="C9C9C9"/>
           <w:lang w:eastAsia="zh-CN"/>
         </w:rPr>
         <w:t>·</w:t>
@@ -21044,7 +21044,7 @@
           <w:rFonts w:ascii="Times New Roman" w:eastAsia="宋体" w:hAnsi="Times New Roman"/>
           <w:sz w:val="21"/>
           <w:szCs w:val="21"/>
-          <w:shd w:val="clear" w:color="auto" w:fill="A6A6A6"/>
+          <w:shd w:val="clear" w:color="auto" w:fill="C9C9C9"/>
           <w:lang w:eastAsia="zh-CN"/>
         </w:rPr>
         <w:t>居里</w:t>
@@ -21063,7 +21063,7 @@
           <w:rFonts w:ascii="Times New Roman" w:eastAsia="宋体" w:hAnsi="Times New Roman"/>
           <w:sz w:val="21"/>
           <w:szCs w:val="21"/>
-          <w:shd w:val="clear" w:color="auto" w:fill="A6A6A6"/>
+          <w:shd w:val="clear" w:color="auto" w:fill="C9C9C9"/>
           <w:lang w:eastAsia="zh-CN"/>
         </w:rPr>
         <w:t>皮埃尔</w:t>
@@ -21073,7 +21073,7 @@
           <w:rFonts w:ascii="Times New Roman" w:eastAsia="宋体" w:hAnsi="Times New Roman"/>
           <w:sz w:val="21"/>
           <w:szCs w:val="21"/>
-          <w:shd w:val="clear" w:color="auto" w:fill="A6A6A6"/>
+          <w:shd w:val="clear" w:color="auto" w:fill="C9C9C9"/>
           <w:lang w:eastAsia="zh-CN"/>
         </w:rPr>
         <w:t>·</w:t>
@@ -21083,7 +21083,7 @@
           <w:rFonts w:ascii="Times New Roman" w:eastAsia="宋体" w:hAnsi="Times New Roman"/>
           <w:sz w:val="21"/>
           <w:szCs w:val="21"/>
-          <w:shd w:val="clear" w:color="auto" w:fill="A6A6A6"/>
+          <w:shd w:val="clear" w:color="auto" w:fill="C9C9C9"/>
           <w:lang w:eastAsia="zh-CN"/>
         </w:rPr>
         <w:t>居里</w:t>
@@ -21102,7 +21102,7 @@
           <w:rFonts w:ascii="Times New Roman" w:eastAsia="宋体" w:hAnsi="Times New Roman"/>
           <w:sz w:val="21"/>
           <w:szCs w:val="21"/>
-          <w:shd w:val="clear" w:color="auto" w:fill="A6A6A6"/>
+          <w:shd w:val="clear" w:color="auto" w:fill="C9C9C9"/>
           <w:lang w:eastAsia="zh-CN"/>
         </w:rPr>
         <w:t>1898</w:t>
@@ -21112,7 +21112,7 @@
           <w:rFonts w:ascii="Times New Roman" w:eastAsia="宋体" w:hAnsi="Times New Roman"/>
           <w:sz w:val="21"/>
           <w:szCs w:val="21"/>
-          <w:shd w:val="clear" w:color="auto" w:fill="A6A6A6"/>
+          <w:shd w:val="clear" w:color="auto" w:fill="C9C9C9"/>
           <w:lang w:eastAsia="zh-CN"/>
         </w:rPr>
         <w:t>年</w:t>
@@ -21132,7 +21132,7 @@
           <w:rFonts w:ascii="Times New Roman" w:eastAsia="宋体" w:hAnsi="Times New Roman"/>
           <w:sz w:val="21"/>
           <w:szCs w:val="21"/>
-          <w:shd w:val="clear" w:color="auto" w:fill="A6A6A6"/>
+          <w:shd w:val="clear" w:color="auto" w:fill="C9C9C9"/>
           <w:lang w:eastAsia="zh-CN"/>
         </w:rPr>
         <w:t>钋</w:t>
@@ -21143,7 +21143,7 @@
           <w:rFonts w:ascii="Times New Roman" w:eastAsia="宋体" w:hAnsi="Times New Roman"/>
           <w:sz w:val="21"/>
           <w:szCs w:val="21"/>
-          <w:shd w:val="clear" w:color="auto" w:fill="A6A6A6"/>
+          <w:shd w:val="clear" w:color="auto" w:fill="C9C9C9"/>
           <w:lang w:eastAsia="zh-CN"/>
         </w:rPr>
         <w:t>（</w:t>
@@ -21153,7 +21153,7 @@
           <w:rFonts w:ascii="Times New Roman" w:eastAsia="宋体" w:hAnsi="Times New Roman"/>
           <w:sz w:val="21"/>
           <w:szCs w:val="21"/>
-          <w:shd w:val="clear" w:color="auto" w:fill="A6A6A6"/>
+          <w:shd w:val="clear" w:color="auto" w:fill="C9C9C9"/>
           <w:lang w:eastAsia="zh-CN"/>
         </w:rPr>
         <w:t>Po</w:t>
@@ -21163,7 +21163,7 @@
           <w:rFonts w:ascii="Times New Roman" w:eastAsia="宋体" w:hAnsi="Times New Roman"/>
           <w:sz w:val="21"/>
           <w:szCs w:val="21"/>
-          <w:shd w:val="clear" w:color="auto" w:fill="A6A6A6"/>
+          <w:shd w:val="clear" w:color="auto" w:fill="C9C9C9"/>
           <w:lang w:eastAsia="zh-CN"/>
         </w:rPr>
         <w:t>）和</w:t>
@@ -21174,7 +21174,7 @@
           <w:rFonts w:ascii="Times New Roman" w:eastAsia="宋体" w:hAnsi="Times New Roman"/>
           <w:sz w:val="21"/>
           <w:szCs w:val="21"/>
-          <w:shd w:val="clear" w:color="auto" w:fill="A6A6A6"/>
+          <w:shd w:val="clear" w:color="auto" w:fill="C9C9C9"/>
           <w:lang w:eastAsia="zh-CN"/>
         </w:rPr>
         <w:t>镭（</w:t>
@@ -21185,7 +21185,7 @@
           <w:rFonts w:ascii="Times New Roman" w:eastAsia="宋体" w:hAnsi="Times New Roman"/>
           <w:sz w:val="21"/>
           <w:szCs w:val="21"/>
-          <w:shd w:val="clear" w:color="auto" w:fill="A6A6A6"/>
+          <w:shd w:val="clear" w:color="auto" w:fill="C9C9C9"/>
           <w:lang w:eastAsia="zh-CN"/>
         </w:rPr>
         <w:t>Ra</w:t>
@@ -21195,7 +21195,7 @@
           <w:rFonts w:ascii="Times New Roman" w:eastAsia="宋体" w:hAnsi="Times New Roman"/>
           <w:sz w:val="21"/>
           <w:szCs w:val="21"/>
-          <w:shd w:val="clear" w:color="auto" w:fill="A6A6A6"/>
+          <w:shd w:val="clear" w:color="auto" w:fill="C9C9C9"/>
           <w:lang w:eastAsia="zh-CN"/>
         </w:rPr>
         <w:t>）</w:t>
@@ -21297,7 +21297,7 @@
           <w:rFonts w:ascii="Times New Roman" w:eastAsia="宋体" w:hAnsi="Times New Roman"/>
           <w:sz w:val="21"/>
           <w:szCs w:val="21"/>
-          <w:shd w:val="clear" w:color="auto" w:fill="A6A6A6"/>
+          <w:shd w:val="clear" w:color="auto" w:fill="C9C9C9"/>
           <w:lang w:eastAsia="zh-CN"/>
         </w:rPr>
         <w:t>1919</w:t>
@@ -21307,7 +21307,7 @@
           <w:rFonts w:ascii="Times New Roman" w:eastAsia="宋体" w:hAnsi="Times New Roman"/>
           <w:sz w:val="21"/>
           <w:szCs w:val="21"/>
-          <w:shd w:val="clear" w:color="auto" w:fill="A6A6A6"/>
+          <w:shd w:val="clear" w:color="auto" w:fill="C9C9C9"/>
           <w:lang w:eastAsia="zh-CN"/>
         </w:rPr>
         <w:t>年</w:t>
@@ -21343,7 +21343,7 @@
           <w:rFonts w:ascii="Times New Roman" w:eastAsia="宋体" w:hAnsi="Times New Roman"/>
           <w:sz w:val="21"/>
           <w:szCs w:val="21"/>
-          <w:shd w:val="clear" w:color="auto" w:fill="A6A6A6"/>
+          <w:shd w:val="clear" w:color="auto" w:fill="C9C9C9"/>
           <w:lang w:eastAsia="zh-CN"/>
         </w:rPr>
         <w:t>轰击氮原子核</w:t>
@@ -21371,7 +21371,7 @@
           <w:rFonts w:ascii="Times New Roman" w:eastAsia="宋体" w:hAnsi="Times New Roman"/>
           <w:sz w:val="21"/>
           <w:szCs w:val="21"/>
-          <w:shd w:val="clear" w:color="auto" w:fill="A6A6A6"/>
+          <w:shd w:val="clear" w:color="auto" w:fill="C9C9C9"/>
           <w:lang w:eastAsia="zh-CN"/>
         </w:rPr>
         <w:t>质子</w:t>
@@ -21390,7 +21390,7 @@
           <w:rFonts w:ascii="Times New Roman" w:eastAsia="宋体" w:hAnsi="Times New Roman"/>
           <w:sz w:val="21"/>
           <w:szCs w:val="21"/>
-          <w:shd w:val="clear" w:color="auto" w:fill="A6A6A6"/>
+          <w:shd w:val="clear" w:color="auto" w:fill="C9C9C9"/>
           <w:lang w:eastAsia="zh-CN"/>
         </w:rPr>
         <w:t>预言了中子</w:t>
@@ -21474,7 +21474,7 @@
           <w:rFonts w:ascii="Times New Roman" w:eastAsia="宋体" w:hAnsi="Times New Roman"/>
           <w:sz w:val="21"/>
           <w:szCs w:val="21"/>
-          <w:shd w:val="clear" w:color="auto" w:fill="A6A6A6"/>
+          <w:shd w:val="clear" w:color="auto" w:fill="C9C9C9"/>
           <w:lang w:eastAsia="zh-CN"/>
         </w:rPr>
         <w:t>1932</w:t>
@@ -21484,7 +21484,7 @@
           <w:rFonts w:ascii="Times New Roman" w:eastAsia="宋体" w:hAnsi="Times New Roman"/>
           <w:sz w:val="21"/>
           <w:szCs w:val="21"/>
-          <w:shd w:val="clear" w:color="auto" w:fill="A6A6A6"/>
+          <w:shd w:val="clear" w:color="auto" w:fill="C9C9C9"/>
           <w:lang w:eastAsia="zh-CN"/>
         </w:rPr>
         <w:t>年</w:t>
@@ -21503,7 +21503,7 @@
           <w:rFonts w:ascii="Times New Roman" w:eastAsia="宋体" w:hAnsi="Times New Roman"/>
           <w:sz w:val="21"/>
           <w:szCs w:val="21"/>
-          <w:shd w:val="clear" w:color="auto" w:fill="A6A6A6"/>
+          <w:shd w:val="clear" w:color="auto" w:fill="C9C9C9"/>
           <w:lang w:eastAsia="zh-CN"/>
         </w:rPr>
         <w:t>查德威克</w:t>
@@ -21540,7 +21540,7 @@
           <w:rFonts w:ascii="Times New Roman" w:eastAsia="宋体" w:hAnsi="Times New Roman"/>
           <w:sz w:val="21"/>
           <w:szCs w:val="21"/>
-          <w:shd w:val="clear" w:color="auto" w:fill="A6A6A6"/>
+          <w:shd w:val="clear" w:color="auto" w:fill="C9C9C9"/>
           <w:lang w:eastAsia="zh-CN"/>
         </w:rPr>
         <w:t>铍</w:t>
@@ -21560,7 +21560,7 @@
           <w:rFonts w:ascii="Times New Roman" w:eastAsia="宋体" w:hAnsi="Times New Roman"/>
           <w:sz w:val="21"/>
           <w:szCs w:val="21"/>
-          <w:shd w:val="clear" w:color="auto" w:fill="A6A6A6"/>
+          <w:shd w:val="clear" w:color="auto" w:fill="C9C9C9"/>
           <w:lang w:eastAsia="zh-CN"/>
         </w:rPr>
         <w:t>中子</w:t>
@@ -21644,7 +21644,7 @@
           <w:rFonts w:ascii="Times New Roman" w:eastAsia="宋体" w:hAnsi="Times New Roman"/>
           <w:sz w:val="21"/>
           <w:szCs w:val="21"/>
-          <w:shd w:val="clear" w:color="auto" w:fill="A6A6A6"/>
+          <w:shd w:val="clear" w:color="auto" w:fill="C9C9C9"/>
           <w:lang w:eastAsia="zh-CN"/>
         </w:rPr>
         <w:t>1932</w:t>
@@ -21654,7 +21654,7 @@
           <w:rFonts w:ascii="Times New Roman" w:eastAsia="宋体" w:hAnsi="Times New Roman"/>
           <w:sz w:val="21"/>
           <w:szCs w:val="21"/>
-          <w:shd w:val="clear" w:color="auto" w:fill="A6A6A6"/>
+          <w:shd w:val="clear" w:color="auto" w:fill="C9C9C9"/>
           <w:lang w:eastAsia="zh-CN"/>
         </w:rPr>
         <w:t>年</w:t>
@@ -21673,7 +21673,7 @@
           <w:rFonts w:ascii="Times New Roman" w:eastAsia="宋体" w:hAnsi="Times New Roman"/>
           <w:sz w:val="21"/>
           <w:szCs w:val="21"/>
-          <w:shd w:val="clear" w:color="auto" w:fill="A6A6A6"/>
+          <w:shd w:val="clear" w:color="auto" w:fill="C9C9C9"/>
           <w:lang w:eastAsia="zh-CN"/>
         </w:rPr>
         <w:t>正电子</w:t>
@@ -21692,7 +21692,7 @@
           <w:rFonts w:ascii="Times New Roman" w:eastAsia="宋体" w:hAnsi="Times New Roman"/>
           <w:sz w:val="21"/>
           <w:szCs w:val="21"/>
-          <w:shd w:val="clear" w:color="auto" w:fill="A6A6A6"/>
+          <w:shd w:val="clear" w:color="auto" w:fill="C9C9C9"/>
           <w:lang w:eastAsia="zh-CN"/>
         </w:rPr>
         <w:t>1934</w:t>
@@ -21702,7 +21702,7 @@
           <w:rFonts w:ascii="Times New Roman" w:eastAsia="宋体" w:hAnsi="Times New Roman"/>
           <w:sz w:val="21"/>
           <w:szCs w:val="21"/>
-          <w:shd w:val="clear" w:color="auto" w:fill="A6A6A6"/>
+          <w:shd w:val="clear" w:color="auto" w:fill="C9C9C9"/>
           <w:lang w:eastAsia="zh-CN"/>
         </w:rPr>
         <w:t>年</w:t>
@@ -21721,7 +21721,7 @@
           <w:rFonts w:ascii="Times New Roman" w:eastAsia="宋体" w:hAnsi="Times New Roman"/>
           <w:sz w:val="21"/>
           <w:szCs w:val="21"/>
-          <w:shd w:val="clear" w:color="auto" w:fill="A6A6A6"/>
+          <w:shd w:val="clear" w:color="auto" w:fill="C9C9C9"/>
           <w:lang w:eastAsia="zh-CN"/>
         </w:rPr>
         <w:t>约里奥</w:t>
@@ -21731,7 +21731,7 @@
           <w:rFonts w:ascii="Times New Roman" w:eastAsia="宋体" w:hAnsi="Times New Roman"/>
           <w:sz w:val="21"/>
           <w:szCs w:val="21"/>
-          <w:shd w:val="clear" w:color="auto" w:fill="A6A6A6"/>
+          <w:shd w:val="clear" w:color="auto" w:fill="C9C9C9"/>
           <w:lang w:eastAsia="zh-CN"/>
         </w:rPr>
         <w:t>-</w:t>
@@ -21741,7 +21741,7 @@
           <w:rFonts w:ascii="Times New Roman" w:eastAsia="宋体" w:hAnsi="Times New Roman"/>
           <w:sz w:val="21"/>
           <w:szCs w:val="21"/>
-          <w:shd w:val="clear" w:color="auto" w:fill="A6A6A6"/>
+          <w:shd w:val="clear" w:color="auto" w:fill="C9C9C9"/>
           <w:lang w:eastAsia="zh-CN"/>
         </w:rPr>
         <w:t>居里夫妇</w:t>
@@ -21760,7 +21760,7 @@
           <w:rFonts w:ascii="Times New Roman" w:eastAsia="宋体" w:hAnsi="Times New Roman"/>
           <w:sz w:val="21"/>
           <w:szCs w:val="21"/>
-          <w:shd w:val="clear" w:color="auto" w:fill="A6A6A6"/>
+          <w:shd w:val="clear" w:color="auto" w:fill="C9C9C9"/>
           <w:lang w:eastAsia="zh-CN"/>
         </w:rPr>
         <w:t>人工放射性</w:t>
@@ -21845,7 +21845,7 @@
           <w:rFonts w:ascii="Times New Roman" w:eastAsia="宋体" w:hAnsi="Times New Roman"/>
           <w:sz w:val="21"/>
           <w:szCs w:val="21"/>
-          <w:shd w:val="clear" w:color="auto" w:fill="A6A6A6"/>
+          <w:shd w:val="clear" w:color="auto" w:fill="C9C9C9"/>
           <w:lang w:eastAsia="zh-CN"/>
         </w:rPr>
         <w:t>1938</w:t>
@@ -21855,7 +21855,7 @@
           <w:rFonts w:ascii="Times New Roman" w:eastAsia="宋体" w:hAnsi="Times New Roman"/>
           <w:sz w:val="21"/>
           <w:szCs w:val="21"/>
-          <w:shd w:val="clear" w:color="auto" w:fill="A6A6A6"/>
+          <w:shd w:val="clear" w:color="auto" w:fill="C9C9C9"/>
           <w:lang w:eastAsia="zh-CN"/>
         </w:rPr>
         <w:t>年年底</w:t>
@@ -21874,7 +21874,7 @@
           <w:rFonts w:ascii="Times New Roman" w:eastAsia="宋体" w:hAnsi="Times New Roman"/>
           <w:sz w:val="21"/>
           <w:szCs w:val="21"/>
-          <w:shd w:val="clear" w:color="auto" w:fill="A6A6A6"/>
+          <w:shd w:val="clear" w:color="auto" w:fill="C9C9C9"/>
           <w:lang w:eastAsia="zh-CN"/>
         </w:rPr>
         <w:t>哈恩</w:t>
@@ -21893,7 +21893,7 @@
           <w:rFonts w:ascii="Times New Roman" w:eastAsia="宋体" w:hAnsi="Times New Roman"/>
           <w:sz w:val="21"/>
           <w:szCs w:val="21"/>
-          <w:shd w:val="clear" w:color="auto" w:fill="A6A6A6"/>
+          <w:shd w:val="clear" w:color="auto" w:fill="C9C9C9"/>
           <w:lang w:eastAsia="zh-CN"/>
         </w:rPr>
         <w:t>斯特拉斯曼</w:t>
@@ -21912,7 +21912,7 @@
           <w:rFonts w:ascii="Times New Roman" w:eastAsia="宋体" w:hAnsi="Times New Roman"/>
           <w:sz w:val="21"/>
           <w:szCs w:val="21"/>
-          <w:shd w:val="clear" w:color="auto" w:fill="A6A6A6"/>
+          <w:shd w:val="clear" w:color="auto" w:fill="C9C9C9"/>
           <w:lang w:eastAsia="zh-CN"/>
         </w:rPr>
         <w:t>迈特纳</w:t>
@@ -21931,7 +21931,7 @@
           <w:rFonts w:ascii="Times New Roman" w:eastAsia="宋体" w:hAnsi="Times New Roman"/>
           <w:sz w:val="21"/>
           <w:szCs w:val="21"/>
-          <w:shd w:val="clear" w:color="auto" w:fill="A6A6A6"/>
+          <w:shd w:val="clear" w:color="auto" w:fill="C9C9C9"/>
           <w:lang w:eastAsia="zh-CN"/>
         </w:rPr>
         <w:t>弗里施</w:t>
@@ -21950,7 +21950,7 @@
           <w:rFonts w:ascii="Times New Roman" w:eastAsia="宋体" w:hAnsi="Times New Roman"/>
           <w:sz w:val="21"/>
           <w:szCs w:val="21"/>
-          <w:shd w:val="clear" w:color="auto" w:fill="A6A6A6"/>
+          <w:shd w:val="clear" w:color="auto" w:fill="C9C9C9"/>
           <w:lang w:eastAsia="zh-CN"/>
         </w:rPr>
         <w:t>核裂变</w:t>
@@ -21973,7 +21973,7 @@
             <w:rFonts w:ascii="Cambria Math" w:hAnsi="Cambria Math"/>
             <w:sz w:val="21"/>
             <w:szCs w:val="21"/>
-            <w:shd w:val="clear" w:color="auto" w:fill="A6A6A6"/>
+            <w:shd w:val="clear" w:color="auto" w:fill="C9C9C9"/>
             <w:lang w:eastAsia="zh-CN"/>
           </w:rPr>
           <m:t>E=m</m:t>
@@ -21985,7 +21985,7 @@
                 <w:rFonts w:ascii="Cambria Math" w:hAnsi="Cambria Math"/>
                 <w:sz w:val="21"/>
                 <w:szCs w:val="21"/>
-                <w:shd w:val="clear" w:color="auto" w:fill="A6A6A6"/>
+                <w:shd w:val="clear" w:color="auto" w:fill="C9C9C9"/>
               </w:rPr>
             </m:ctrlPr>
           </m:sSupPr>
@@ -22098,7 +22098,7 @@
           <w:rFonts w:ascii="Times New Roman" w:eastAsia="宋体" w:hAnsi="Times New Roman"/>
           <w:sz w:val="21"/>
           <w:szCs w:val="21"/>
-          <w:shd w:val="clear" w:color="auto" w:fill="A6A6A6"/>
+          <w:shd w:val="clear" w:color="auto" w:fill="C9C9C9"/>
           <w:lang w:eastAsia="zh-CN"/>
         </w:rPr>
         <w:t>1942</w:t>
@@ -22108,7 +22108,7 @@
           <w:rFonts w:ascii="Times New Roman" w:eastAsia="宋体" w:hAnsi="Times New Roman"/>
           <w:sz w:val="21"/>
           <w:szCs w:val="21"/>
-          <w:shd w:val="clear" w:color="auto" w:fill="A6A6A6"/>
+          <w:shd w:val="clear" w:color="auto" w:fill="C9C9C9"/>
           <w:lang w:eastAsia="zh-CN"/>
         </w:rPr>
         <w:t>年</w:t>
@@ -22127,7 +22127,7 @@
           <w:rFonts w:ascii="Times New Roman" w:eastAsia="宋体" w:hAnsi="Times New Roman"/>
           <w:sz w:val="21"/>
           <w:szCs w:val="21"/>
-          <w:shd w:val="clear" w:color="auto" w:fill="A6A6A6"/>
+          <w:shd w:val="clear" w:color="auto" w:fill="C9C9C9"/>
           <w:lang w:eastAsia="zh-CN"/>
         </w:rPr>
         <w:t>费米</w:t>
@@ -22146,7 +22146,7 @@
           <w:rFonts w:ascii="Times New Roman" w:eastAsia="宋体" w:hAnsi="Times New Roman"/>
           <w:sz w:val="21"/>
           <w:szCs w:val="21"/>
-          <w:shd w:val="clear" w:color="auto" w:fill="A6A6A6"/>
+          <w:shd w:val="clear" w:color="auto" w:fill="C9C9C9"/>
           <w:lang w:eastAsia="zh-CN"/>
         </w:rPr>
         <w:t>核反应堆</w:t>
@@ -22165,7 +22165,7 @@
           <w:rFonts w:ascii="Times New Roman" w:eastAsia="宋体" w:hAnsi="Times New Roman"/>
           <w:sz w:val="21"/>
           <w:szCs w:val="21"/>
-          <w:shd w:val="clear" w:color="auto" w:fill="A6A6A6"/>
+          <w:shd w:val="clear" w:color="auto" w:fill="C9C9C9"/>
           <w:lang w:eastAsia="zh-CN"/>
         </w:rPr>
         <w:t>链式反应</w:t>
@@ -22258,7 +22258,7 @@
           <w:rFonts w:ascii="Times New Roman" w:eastAsia="宋体" w:hAnsi="Times New Roman"/>
           <w:sz w:val="21"/>
           <w:szCs w:val="21"/>
-          <w:shd w:val="clear" w:color="auto" w:fill="A6A6A6"/>
+          <w:shd w:val="clear" w:color="auto" w:fill="C9C9C9"/>
           <w:lang w:eastAsia="zh-CN"/>
         </w:rPr>
         <w:t>钱三强、何泽慧</w:t>
@@ -22277,7 +22277,7 @@
           <w:rFonts w:ascii="Times New Roman" w:eastAsia="宋体" w:hAnsi="Times New Roman"/>
           <w:sz w:val="21"/>
           <w:szCs w:val="21"/>
-          <w:shd w:val="clear" w:color="auto" w:fill="A6A6A6"/>
+          <w:shd w:val="clear" w:color="auto" w:fill="C9C9C9"/>
           <w:lang w:eastAsia="zh-CN"/>
         </w:rPr>
         <w:t>1947</w:t>
@@ -22287,7 +22287,7 @@
           <w:rFonts w:ascii="Times New Roman" w:eastAsia="宋体" w:hAnsi="Times New Roman"/>
           <w:sz w:val="21"/>
           <w:szCs w:val="21"/>
-          <w:shd w:val="clear" w:color="auto" w:fill="A6A6A6"/>
+          <w:shd w:val="clear" w:color="auto" w:fill="C9C9C9"/>
           <w:lang w:eastAsia="zh-CN"/>
         </w:rPr>
         <w:t>年</w:t>
@@ -22306,7 +22306,7 @@
           <w:rFonts w:ascii="Times New Roman" w:eastAsia="宋体" w:hAnsi="Times New Roman"/>
           <w:sz w:val="21"/>
           <w:szCs w:val="21"/>
-          <w:shd w:val="clear" w:color="auto" w:fill="A6A6A6"/>
+          <w:shd w:val="clear" w:color="auto" w:fill="C9C9C9"/>
           <w:lang w:eastAsia="zh-CN"/>
         </w:rPr>
         <w:t>分裂为三部分或四部分</w:t>
@@ -22390,7 +22390,7 @@
           <w:rFonts w:ascii="Times New Roman" w:eastAsia="宋体" w:hAnsi="Times New Roman"/>
           <w:sz w:val="21"/>
           <w:szCs w:val="21"/>
-          <w:shd w:val="clear" w:color="auto" w:fill="A6A6A6"/>
+          <w:shd w:val="clear" w:color="auto" w:fill="C9C9C9"/>
           <w:lang w:eastAsia="zh-CN"/>
         </w:rPr>
         <w:t>卢瑟福和索迪</w:t>
@@ -22409,7 +22409,7 @@
           <w:rFonts w:ascii="Times New Roman" w:eastAsia="宋体" w:hAnsi="Times New Roman"/>
           <w:sz w:val="21"/>
           <w:szCs w:val="21"/>
-          <w:shd w:val="clear" w:color="auto" w:fill="A6A6A6"/>
+          <w:shd w:val="clear" w:color="auto" w:fill="C9C9C9"/>
           <w:lang w:eastAsia="zh-CN"/>
         </w:rPr>
         <w:t>半衰期</w:t>
@@ -22446,7 +22446,7 @@
           <w:rFonts w:ascii="Times New Roman" w:eastAsia="宋体" w:hAnsi="Times New Roman"/>
           <w:sz w:val="21"/>
           <w:szCs w:val="21"/>
-          <w:shd w:val="clear" w:color="auto" w:fill="A6A6A6"/>
+          <w:shd w:val="clear" w:color="auto" w:fill="C9C9C9"/>
           <w:lang w:eastAsia="zh-CN"/>
         </w:rPr>
         <w:t>盖尔曼</w:t>
@@ -22465,7 +22465,7 @@
           <w:rFonts w:ascii="Times New Roman" w:eastAsia="宋体" w:hAnsi="Times New Roman"/>
           <w:sz w:val="21"/>
           <w:szCs w:val="21"/>
-          <w:shd w:val="clear" w:color="auto" w:fill="A6A6A6"/>
+          <w:shd w:val="clear" w:color="auto" w:fill="C9C9C9"/>
           <w:lang w:eastAsia="zh-CN"/>
         </w:rPr>
         <w:t>夸克模型</w:t>
@@ -22493,7 +22493,7 @@
           <w:rFonts w:ascii="Times New Roman" w:eastAsia="宋体" w:hAnsi="Times New Roman"/>
           <w:sz w:val="21"/>
           <w:szCs w:val="21"/>
-          <w:shd w:val="clear" w:color="auto" w:fill="A6A6A6"/>
+          <w:shd w:val="clear" w:color="auto" w:fill="C9C9C9"/>
           <w:lang w:eastAsia="zh-CN"/>
         </w:rPr>
         <w:t>夸克</w:t>
@@ -22604,7 +22604,7 @@
           <w:rFonts w:ascii="Times New Roman" w:eastAsia="宋体" w:hAnsi="Times New Roman"/>
           <w:sz w:val="21"/>
           <w:szCs w:val="21"/>
-          <w:shd w:val="clear" w:color="auto" w:fill="A6A6A6"/>
+          <w:shd w:val="clear" w:color="auto" w:fill="C9C9C9"/>
           <w:lang w:eastAsia="zh-CN"/>
         </w:rPr>
         <w:t>氮核</w:t>
@@ -22623,7 +22623,7 @@
           <w:rFonts w:ascii="Times New Roman" w:eastAsia="宋体" w:hAnsi="Times New Roman"/>
           <w:sz w:val="21"/>
           <w:szCs w:val="21"/>
-          <w:shd w:val="clear" w:color="auto" w:fill="A6A6A6"/>
+          <w:shd w:val="clear" w:color="auto" w:fill="C9C9C9"/>
           <w:lang w:eastAsia="zh-CN"/>
         </w:rPr>
         <w:t>铍核</w:t>
